--- a/pr-preview/pr-551/UCD-SeRG-Lab-Manual.docx
+++ b/pr-preview/pr-551/UCD-SeRG-Lab-Manual.docx
@@ -3572,7 +3572,7 @@
     </w:p>
     <w:bookmarkEnd w:id="60"/>
     <w:bookmarkEnd w:id="61"/>
-    <w:bookmarkStart w:id="71" w:name="sec-code-repositories"/>
+    <w:bookmarkStart w:id="75" w:name="sec-code-repositories"/>
     <w:p>
       <w:pPr>
         <w:pStyle w:val="Heading1"/>
@@ -3672,7 +3672,7 @@
           <w:numId w:val="1026"/>
         </w:numPr>
       </w:pPr>
-      <w:hyperlink r:id="rId63">
+      <w:hyperlink r:id="rId67">
         <w:r>
           <w:rPr>
             <w:rStyle w:val="Hyperlink"/>
@@ -3689,7 +3689,7 @@
           <w:numId w:val="1026"/>
         </w:numPr>
       </w:pPr>
-      <w:hyperlink r:id="rId63">
+      <w:hyperlink r:id="rId68">
         <w:r>
           <w:rPr>
             <w:rStyle w:val="Hyperlink"/>
@@ -3706,7 +3706,7 @@
           <w:numId w:val="1026"/>
         </w:numPr>
       </w:pPr>
-      <w:hyperlink r:id="rId63">
+      <w:hyperlink r:id="rId69">
         <w:r>
           <w:rPr>
             <w:rStyle w:val="VerbatimChar"/>
@@ -3735,7 +3735,7 @@
           <w:numId w:val="1026"/>
         </w:numPr>
       </w:pPr>
-      <w:hyperlink r:id="rId63">
+      <w:hyperlink r:id="rId70">
         <w:r>
           <w:rPr>
             <w:rStyle w:val="Hyperlink"/>
@@ -3776,7 +3776,7 @@
           <w:numId w:val="1026"/>
         </w:numPr>
       </w:pPr>
-      <w:hyperlink r:id="rId67">
+      <w:hyperlink r:id="rId71">
         <w:r>
           <w:rPr>
             <w:rStyle w:val="Hyperlink"/>
@@ -3826,18 +3826,18 @@
                 <wp:inline>
                   <wp:extent cx="152400" cy="152400"/>
                   <wp:effectExtent b="0" l="0" r="0" t="0"/>
-                  <wp:docPr descr="" title="" id="69" name="Picture"/>
+                  <wp:docPr descr="" title="" id="73" name="Picture"/>
                   <a:graphic>
                     <a:graphicData uri="http://schemas.openxmlformats.org/drawingml/2006/picture">
                       <pic:pic>
                         <pic:nvPicPr>
-                          <pic:cNvPr descr="/opt/quarto/share/formats/docx/note.png" id="70" name="Picture"/>
+                          <pic:cNvPr descr="/opt/quarto/share/formats/docx/note.png" id="74" name="Picture"/>
                           <pic:cNvPicPr>
                             <a:picLocks noChangeArrowheads="1" noChangeAspect="1"/>
                           </pic:cNvPicPr>
                         </pic:nvPicPr>
                         <pic:blipFill>
-                          <a:blip r:embed="rId68"/>
+                          <a:blip r:embed="rId72"/>
                           <a:stretch>
                             <a:fillRect/>
                           </a:stretch>
@@ -3894,13 +3894,28 @@
               <w:spacing w:before="16" w:after="16"/>
             </w:pPr>
             <w:r>
-              <w:t xml:space="preserve">This chapter’s old section anchors still resolve on this page,</w:t>
+              <w:t xml:space="preserve">This chapter’s old</w:t>
             </w:r>
             <w:r>
               <w:t xml:space="preserve"> </w:t>
             </w:r>
             <w:r>
-              <w:t xml:space="preserve">so old bookmarks and links won’t 404,</w:t>
+              <w:rPr>
+                <w:rStyle w:val="VerbatimChar"/>
+              </w:rPr>
+              <w:t xml:space="preserve">#sec-</w:t>
+            </w:r>
+            <w:r>
+              <w:t xml:space="preserve"> </w:t>
+            </w:r>
+            <w:r>
+              <w:t xml:space="preserve">anchors still resolve on this page,</w:t>
+            </w:r>
+            <w:r>
+              <w:t xml:space="preserve"> </w:t>
+            </w:r>
+            <w:r>
+              <w:t xml:space="preserve">so old bookmarks and links land here,</w:t>
             </w:r>
             <w:r>
               <w:t xml:space="preserve"> </w:t>
@@ -3942,13 +3957,13 @@
               <w:rPr>
                 <w:rStyle w:val="VerbatimChar"/>
               </w:rPr>
-              <w:t xml:space="preserve">https://morrison-lab.github.io/psc/chapters/code-repositories.html#sec-foo</w:t>
+              <w:t xml:space="preserve">chapters/code-repositories.html#sec-foo</w:t>
             </w:r>
             <w:r>
               <w:t xml:space="preserve"> </w:t>
             </w:r>
             <w:r>
-              <w:t xml:space="preserve">there.</w:t>
+              <w:t xml:space="preserve">on the psc site.</w:t>
             </w:r>
           </w:p>
           <w:p/>
@@ -3960,8 +3975,8 @@
         <w:br w:type="page"/>
       </w:r>
     </w:p>
-    <w:bookmarkEnd w:id="71"/>
-    <w:bookmarkStart w:id="189" w:name="sec-r-coding-practices"/>
+    <w:bookmarkEnd w:id="75"/>
+    <w:bookmarkStart w:id="201" w:name="sec-r-coding-practices"/>
     <w:p>
       <w:pPr>
         <w:pStyle w:val="Heading1"/>
@@ -4002,7 +4017,7 @@
       <w:r>
         <w:t xml:space="preserve"> </w:t>
       </w:r>
-      <w:hyperlink r:id="rId72">
+      <w:hyperlink r:id="rId76">
         <w:r>
           <w:rPr>
             <w:rStyle w:val="Hyperlink"/>
@@ -4037,453 +4052,453 @@
       <w:pPr>
         <w:pStyle w:val="BodyText"/>
       </w:pPr>
-      <w:bookmarkStart w:id="73" w:name="sec-R6"/>
-      <w:bookmarkEnd w:id="73"/>
-      <w:r>
-        <w:t xml:space="preserve"> </w:t>
-      </w:r>
-      <w:bookmarkStart w:id="74" w:name="sec-adr-code-pointers"/>
-      <w:bookmarkEnd w:id="74"/>
-      <w:r>
-        <w:t xml:space="preserve"> </w:t>
-      </w:r>
-      <w:bookmarkStart w:id="75" w:name="sec-adr-format"/>
-      <w:bookmarkEnd w:id="75"/>
-      <w:r>
-        <w:t xml:space="preserve"> </w:t>
-      </w:r>
-      <w:bookmarkStart w:id="76" w:name="sec-adr-storage"/>
-      <w:bookmarkEnd w:id="76"/>
-      <w:r>
-        <w:t xml:space="preserve"> </w:t>
-      </w:r>
-      <w:bookmarkStart w:id="77" w:name="sec-adr-vs-pr"/>
+      <w:bookmarkStart w:id="77" w:name="sec-R6"/>
       <w:bookmarkEnd w:id="77"/>
       <w:r>
         <w:t xml:space="preserve"> </w:t>
       </w:r>
-      <w:bookmarkStart w:id="78" w:name="sec-adr-when"/>
+      <w:bookmarkStart w:id="78" w:name="sec-adr-code-pointers"/>
       <w:bookmarkEnd w:id="78"/>
       <w:r>
         <w:t xml:space="preserve"> </w:t>
       </w:r>
-      <w:bookmarkStart w:id="79" w:name="sec-adrs"/>
+      <w:bookmarkStart w:id="79" w:name="sec-adr-format"/>
       <w:bookmarkEnd w:id="79"/>
       <w:r>
         <w:t xml:space="preserve"> </w:t>
       </w:r>
-      <w:bookmarkStart w:id="80" w:name="sec-auto-styling"/>
+      <w:bookmarkStart w:id="80" w:name="sec-adr-storage"/>
       <w:bookmarkEnd w:id="80"/>
       <w:r>
         <w:t xml:space="preserve"> </w:t>
       </w:r>
-      <w:bookmarkStart w:id="81" w:name="sec-benchmarking"/>
+      <w:bookmarkStart w:id="81" w:name="sec-adr-vs-pr"/>
       <w:bookmarkEnd w:id="81"/>
       <w:r>
         <w:t xml:space="preserve"> </w:t>
       </w:r>
-      <w:bookmarkStart w:id="82" w:name="sec-callr"/>
+      <w:bookmarkStart w:id="82" w:name="sec-adr-when"/>
       <w:bookmarkEnd w:id="82"/>
       <w:r>
         <w:t xml:space="preserve"> </w:t>
       </w:r>
-      <w:bookmarkStart w:id="83" w:name="sec-cli"/>
+      <w:bookmarkStart w:id="83" w:name="sec-adrs"/>
       <w:bookmarkEnd w:id="83"/>
       <w:r>
         <w:t xml:space="preserve"> </w:t>
       </w:r>
-      <w:bookmarkStart w:id="84" w:name="sec-constructive-feedback"/>
+      <w:bookmarkStart w:id="84" w:name="sec-auto-styling"/>
       <w:bookmarkEnd w:id="84"/>
       <w:r>
         <w:t xml:space="preserve"> </w:t>
       </w:r>
-      <w:bookmarkStart w:id="85" w:name="sec-covr"/>
+      <w:bookmarkStart w:id="85" w:name="sec-benchmarking"/>
       <w:bookmarkEnd w:id="85"/>
       <w:r>
         <w:t xml:space="preserve"> </w:t>
       </w:r>
-      <w:bookmarkStart w:id="86" w:name="sec-cpp11"/>
+      <w:bookmarkStart w:id="86" w:name="sec-callr"/>
       <w:bookmarkEnd w:id="86"/>
       <w:r>
         <w:t xml:space="preserve"> </w:t>
       </w:r>
-      <w:bookmarkStart w:id="87" w:name="sec-crayon"/>
+      <w:bookmarkStart w:id="87" w:name="sec-cli"/>
       <w:bookmarkEnd w:id="87"/>
       <w:r>
         <w:t xml:space="preserve"> </w:t>
       </w:r>
-      <w:bookmarkStart w:id="88" w:name="sec-data-io"/>
+      <w:bookmarkStart w:id="88" w:name="sec-constructive-feedback"/>
       <w:bookmarkEnd w:id="88"/>
       <w:r>
         <w:t xml:space="preserve"> </w:t>
       </w:r>
-      <w:bookmarkStart w:id="89" w:name="sec-decompose-qmd-chunks"/>
+      <w:bookmarkStart w:id="89" w:name="sec-covr"/>
       <w:bookmarkEnd w:id="89"/>
       <w:r>
         <w:t xml:space="preserve"> </w:t>
       </w:r>
-      <w:bookmarkStart w:id="90" w:name="sec-decompose-validation"/>
+      <w:bookmarkStart w:id="90" w:name="sec-cpp11"/>
       <w:bookmarkEnd w:id="90"/>
       <w:r>
         <w:t xml:space="preserve"> </w:t>
       </w:r>
-      <w:bookmarkStart w:id="91" w:name="sec-desc"/>
+      <w:bookmarkStart w:id="91" w:name="sec-crayon"/>
       <w:bookmarkEnd w:id="91"/>
       <w:r>
         <w:t xml:space="preserve"> </w:t>
       </w:r>
-      <w:bookmarkStart w:id="92" w:name="sec-devtools"/>
+      <w:bookmarkStart w:id="92" w:name="sec-data-io"/>
       <w:bookmarkEnd w:id="92"/>
       <w:r>
         <w:t xml:space="preserve"> </w:t>
       </w:r>
-      <w:bookmarkStart w:id="93" w:name="sec-documenting-code"/>
+      <w:bookmarkStart w:id="93" w:name="sec-decompose-qmd-chunks"/>
       <w:bookmarkEnd w:id="93"/>
       <w:r>
         <w:t xml:space="preserve"> </w:t>
       </w:r>
-      <w:bookmarkStart w:id="94" w:name="sec-dont-repurpose-tests"/>
+      <w:bookmarkStart w:id="94" w:name="sec-decompose-validation"/>
       <w:bookmarkEnd w:id="94"/>
       <w:r>
         <w:t xml:space="preserve"> </w:t>
       </w:r>
-      <w:bookmarkStart w:id="95" w:name="sec-downlit"/>
+      <w:bookmarkStart w:id="95" w:name="sec-desc"/>
       <w:bookmarkEnd w:id="95"/>
       <w:r>
         <w:t xml:space="preserve"> </w:t>
       </w:r>
-      <w:bookmarkStart w:id="96" w:name="sec-dplyr"/>
+      <w:bookmarkStart w:id="96" w:name="sec-devtools"/>
       <w:bookmarkEnd w:id="96"/>
       <w:r>
         <w:t xml:space="preserve"> </w:t>
       </w:r>
-      <w:bookmarkStart w:id="97" w:name="sec-forcats"/>
+      <w:bookmarkStart w:id="97" w:name="sec-documenting-code"/>
       <w:bookmarkEnd w:id="97"/>
       <w:r>
         <w:t xml:space="preserve"> </w:t>
       </w:r>
-      <w:bookmarkStart w:id="98" w:name="sec-fs"/>
+      <w:bookmarkStart w:id="98" w:name="sec-dont-repurpose-tests"/>
       <w:bookmarkEnd w:id="98"/>
       <w:r>
         <w:t xml:space="preserve"> </w:t>
       </w:r>
-      <w:bookmarkStart w:id="99" w:name="sec-function-decomposition"/>
+      <w:bookmarkStart w:id="99" w:name="sec-downlit"/>
       <w:bookmarkEnd w:id="99"/>
       <w:r>
         <w:t xml:space="preserve"> </w:t>
       </w:r>
-      <w:bookmarkStart w:id="100" w:name="sec-function-length-limits"/>
+      <w:bookmarkStart w:id="100" w:name="sec-dplyr"/>
       <w:bookmarkEnd w:id="100"/>
       <w:r>
         <w:t xml:space="preserve"> </w:t>
       </w:r>
-      <w:bookmarkStart w:id="101" w:name="sec-gargle"/>
+      <w:bookmarkStart w:id="101" w:name="sec-forcats"/>
       <w:bookmarkEnd w:id="101"/>
       <w:r>
         <w:t xml:space="preserve"> </w:t>
       </w:r>
-      <w:bookmarkStart w:id="102" w:name="sec-getting-help-with-code"/>
+      <w:bookmarkStart w:id="102" w:name="sec-fs"/>
       <w:bookmarkEnd w:id="102"/>
       <w:r>
         <w:t xml:space="preserve"> </w:t>
       </w:r>
-      <w:bookmarkStart w:id="103" w:name="sec-ggplot2"/>
+      <w:bookmarkStart w:id="103" w:name="sec-function-decomposition"/>
       <w:bookmarkEnd w:id="103"/>
       <w:r>
         <w:t xml:space="preserve"> </w:t>
       </w:r>
-      <w:bookmarkStart w:id="104" w:name="sec-gh"/>
+      <w:bookmarkStart w:id="104" w:name="sec-function-length-limits"/>
       <w:bookmarkEnd w:id="104"/>
       <w:r>
         <w:t xml:space="preserve"> </w:t>
       </w:r>
-      <w:bookmarkStart w:id="105" w:name="sec-git-branches-and-tags"/>
+      <w:bookmarkStart w:id="105" w:name="sec-gargle"/>
       <w:bookmarkEnd w:id="105"/>
       <w:r>
         <w:t xml:space="preserve"> </w:t>
       </w:r>
-      <w:bookmarkStart w:id="106" w:name="sec-here-package-practices"/>
+      <w:bookmarkStart w:id="106" w:name="sec-getting-help-with-code"/>
       <w:bookmarkEnd w:id="106"/>
       <w:r>
         <w:t xml:space="preserve"> </w:t>
       </w:r>
-      <w:bookmarkStart w:id="107" w:name="sec-here-pkg"/>
+      <w:bookmarkStart w:id="107" w:name="sec-ggplot2"/>
       <w:bookmarkEnd w:id="107"/>
       <w:r>
         <w:t xml:space="preserve"> </w:t>
       </w:r>
-      <w:bookmarkStart w:id="108" w:name="sec-httr"/>
+      <w:bookmarkStart w:id="108" w:name="sec-gh"/>
       <w:bookmarkEnd w:id="108"/>
       <w:r>
         <w:t xml:space="preserve"> </w:t>
       </w:r>
-      <w:bookmarkStart w:id="109" w:name="sec-httr2"/>
+      <w:bookmarkStart w:id="109" w:name="sec-git-branches-and-tags"/>
       <w:bookmarkEnd w:id="109"/>
       <w:r>
         <w:t xml:space="preserve"> </w:t>
       </w:r>
-      <w:bookmarkStart w:id="110" w:name="sec-iteration"/>
+      <w:bookmarkStart w:id="110" w:name="sec-here-package-practices"/>
       <w:bookmarkEnd w:id="110"/>
       <w:r>
         <w:t xml:space="preserve"> </w:t>
       </w:r>
-      <w:bookmarkStart w:id="111" w:name="sec-kiss"/>
+      <w:bookmarkStart w:id="111" w:name="sec-here-pkg"/>
       <w:bookmarkEnd w:id="111"/>
       <w:r>
         <w:t xml:space="preserve"> </w:t>
       </w:r>
-      <w:bookmarkStart w:id="112" w:name="sec-lifecycle"/>
+      <w:bookmarkStart w:id="112" w:name="sec-httr"/>
       <w:bookmarkEnd w:id="112"/>
       <w:r>
         <w:t xml:space="preserve"> </w:t>
       </w:r>
-      <w:bookmarkStart w:id="113" w:name="sec-lintr"/>
+      <w:bookmarkStart w:id="113" w:name="sec-httr2"/>
       <w:bookmarkEnd w:id="113"/>
       <w:r>
         <w:t xml:space="preserve"> </w:t>
       </w:r>
-      <w:bookmarkStart w:id="114" w:name="sec-lobstr"/>
+      <w:bookmarkStart w:id="114" w:name="sec-iteration"/>
       <w:bookmarkEnd w:id="114"/>
       <w:r>
         <w:t xml:space="preserve"> </w:t>
       </w:r>
-      <w:bookmarkStart w:id="115" w:name="sec-lubridate"/>
+      <w:bookmarkStart w:id="115" w:name="sec-kiss"/>
       <w:bookmarkEnd w:id="115"/>
       <w:r>
         <w:t xml:space="preserve"> </w:t>
       </w:r>
-      <w:bookmarkStart w:id="116" w:name="sec-memoise"/>
+      <w:bookmarkStart w:id="116" w:name="sec-lifecycle"/>
       <w:bookmarkEnd w:id="116"/>
       <w:r>
         <w:t xml:space="preserve"> </w:t>
       </w:r>
-      <w:bookmarkStart w:id="117" w:name="sec-one-function-per-file"/>
+      <w:bookmarkStart w:id="117" w:name="sec-lintr"/>
       <w:bookmarkEnd w:id="117"/>
       <w:r>
         <w:t xml:space="preserve"> </w:t>
       </w:r>
-      <w:bookmarkStart w:id="118" w:name="sec-pak"/>
+      <w:bookmarkStart w:id="118" w:name="sec-lobstr"/>
       <w:bookmarkEnd w:id="118"/>
       <w:r>
         <w:t xml:space="preserve"> </w:t>
       </w:r>
-      <w:bookmarkStart w:id="119" w:name="sec-pkgbuild"/>
+      <w:bookmarkStart w:id="119" w:name="sec-lubridate"/>
       <w:bookmarkEnd w:id="119"/>
       <w:r>
         <w:t xml:space="preserve"> </w:t>
       </w:r>
-      <w:bookmarkStart w:id="120" w:name="sec-pkgcache"/>
+      <w:bookmarkStart w:id="120" w:name="sec-memoise"/>
       <w:bookmarkEnd w:id="120"/>
       <w:r>
         <w:t xml:space="preserve"> </w:t>
       </w:r>
-      <w:bookmarkStart w:id="121" w:name="sec-pkgdown"/>
+      <w:bookmarkStart w:id="121" w:name="sec-one-function-per-file"/>
       <w:bookmarkEnd w:id="121"/>
       <w:r>
         <w:t xml:space="preserve"> </w:t>
       </w:r>
-      <w:bookmarkStart w:id="122" w:name="sec-pkgload"/>
+      <w:bookmarkStart w:id="122" w:name="sec-pak"/>
       <w:bookmarkEnd w:id="122"/>
       <w:r>
         <w:t xml:space="preserve"> </w:t>
       </w:r>
-      <w:bookmarkStart w:id="123" w:name="sec-prettyunits"/>
+      <w:bookmarkStart w:id="123" w:name="sec-pkgbuild"/>
       <w:bookmarkEnd w:id="123"/>
       <w:r>
         <w:t xml:space="preserve"> </w:t>
       </w:r>
-      <w:bookmarkStart w:id="124" w:name="sec-processx"/>
+      <w:bookmarkStart w:id="124" w:name="sec-pkgcache"/>
       <w:bookmarkEnd w:id="124"/>
       <w:r>
         <w:t xml:space="preserve"> </w:t>
       </w:r>
-      <w:bookmarkStart w:id="125" w:name="sec-ps"/>
+      <w:bookmarkStart w:id="125" w:name="sec-pkgdown"/>
       <w:bookmarkEnd w:id="125"/>
       <w:r>
         <w:t xml:space="preserve"> </w:t>
       </w:r>
-      <w:bookmarkStart w:id="126" w:name="sec-purrr"/>
+      <w:bookmarkStart w:id="126" w:name="sec-pkgload"/>
       <w:bookmarkEnd w:id="126"/>
       <w:r>
         <w:t xml:space="preserve"> </w:t>
       </w:r>
-      <w:bookmarkStart w:id="127" w:name="sec-r-lib-actions"/>
+      <w:bookmarkStart w:id="127" w:name="sec-prettyunits"/>
       <w:bookmarkEnd w:id="127"/>
       <w:r>
         <w:t xml:space="preserve"> </w:t>
       </w:r>
-      <w:bookmarkStart w:id="128" w:name="sec-r-lib-packages"/>
+      <w:bookmarkStart w:id="128" w:name="sec-processx"/>
       <w:bookmarkEnd w:id="128"/>
       <w:r>
         <w:t xml:space="preserve"> </w:t>
       </w:r>
-      <w:bookmarkStart w:id="129" w:name="sec-r-package-tools"/>
+      <w:bookmarkStart w:id="129" w:name="sec-ps"/>
       <w:bookmarkEnd w:id="129"/>
       <w:r>
         <w:t xml:space="preserve"> </w:t>
       </w:r>
-      <w:bookmarkStart w:id="130" w:name="sec-r-qa-checklist"/>
+      <w:bookmarkStart w:id="130" w:name="sec-purrr"/>
       <w:bookmarkEnd w:id="130"/>
       <w:r>
         <w:t xml:space="preserve"> </w:t>
       </w:r>
-      <w:bookmarkStart w:id="131" w:name="sec-r-resources"/>
+      <w:bookmarkStart w:id="131" w:name="sec-r-lib-actions"/>
       <w:bookmarkEnd w:id="131"/>
       <w:r>
         <w:t xml:space="preserve"> </w:t>
       </w:r>
-      <w:bookmarkStart w:id="132" w:name="sec-r-testing"/>
+      <w:bookmarkStart w:id="132" w:name="sec-r-lib-packages"/>
       <w:bookmarkEnd w:id="132"/>
       <w:r>
         <w:t xml:space="preserve"> </w:t>
       </w:r>
-      <w:bookmarkStart w:id="133" w:name="sec-r-version-control"/>
+      <w:bookmarkStart w:id="133" w:name="sec-r-package-tools"/>
       <w:bookmarkEnd w:id="133"/>
       <w:r>
         <w:t xml:space="preserve"> </w:t>
       </w:r>
-      <w:bookmarkStart w:id="134" w:name="sec-r-workflow"/>
+      <w:bookmarkStart w:id="134" w:name="sec-r-qa-checklist"/>
       <w:bookmarkEnd w:id="134"/>
       <w:r>
         <w:t xml:space="preserve"> </w:t>
       </w:r>
-      <w:bookmarkStart w:id="135" w:name="sec-rcmdcheck"/>
+      <w:bookmarkStart w:id="135" w:name="sec-r-resources"/>
       <w:bookmarkEnd w:id="135"/>
       <w:r>
         <w:t xml:space="preserve"> </w:t>
       </w:r>
-      <w:bookmarkStart w:id="136" w:name="sec-readr"/>
+      <w:bookmarkStart w:id="136" w:name="sec-r-testing"/>
       <w:bookmarkEnd w:id="136"/>
       <w:r>
         <w:t xml:space="preserve"> </w:t>
       </w:r>
-      <w:bookmarkStart w:id="137" w:name="sec-remotes"/>
+      <w:bookmarkStart w:id="137" w:name="sec-r-version-control"/>
       <w:bookmarkEnd w:id="137"/>
       <w:r>
         <w:t xml:space="preserve"> </w:t>
       </w:r>
-      <w:bookmarkStart w:id="138" w:name="sec-revdepcheck"/>
+      <w:bookmarkStart w:id="138" w:name="sec-r-workflow"/>
       <w:bookmarkEnd w:id="138"/>
       <w:r>
         <w:t xml:space="preserve"> </w:t>
       </w:r>
-      <w:bookmarkStart w:id="139" w:name="sec-reviewing-code"/>
+      <w:bookmarkStart w:id="139" w:name="sec-rcmdcheck"/>
       <w:bookmarkEnd w:id="139"/>
       <w:r>
         <w:t xml:space="preserve"> </w:t>
       </w:r>
-      <w:bookmarkStart w:id="140" w:name="sec-rex"/>
+      <w:bookmarkStart w:id="140" w:name="sec-readr"/>
       <w:bookmarkEnd w:id="140"/>
       <w:r>
         <w:t xml:space="preserve"> </w:t>
       </w:r>
-      <w:bookmarkStart w:id="141" w:name="sec-rlang"/>
+      <w:bookmarkStart w:id="141" w:name="sec-remotes"/>
       <w:bookmarkEnd w:id="141"/>
       <w:r>
         <w:t xml:space="preserve"> </w:t>
       </w:r>
-      <w:bookmarkStart w:id="142" w:name="sec-roxygen2"/>
+      <w:bookmarkStart w:id="142" w:name="sec-revdepcheck"/>
       <w:bookmarkEnd w:id="142"/>
       <w:r>
         <w:t xml:space="preserve"> </w:t>
       </w:r>
-      <w:bookmarkStart w:id="143" w:name="sec-scales"/>
+      <w:bookmarkStart w:id="143" w:name="sec-reviewing-code"/>
       <w:bookmarkEnd w:id="143"/>
       <w:r>
         <w:t xml:space="preserve"> </w:t>
       </w:r>
-      <w:bookmarkStart w:id="144" w:name="sec-sessioninfo"/>
+      <w:bookmarkStart w:id="144" w:name="sec-rex"/>
       <w:bookmarkEnd w:id="144"/>
       <w:r>
         <w:t xml:space="preserve"> </w:t>
       </w:r>
-      <w:bookmarkStart w:id="145" w:name="sec-snapshot-vs-explicit"/>
+      <w:bookmarkStart w:id="145" w:name="sec-rlang"/>
       <w:bookmarkEnd w:id="145"/>
       <w:r>
         <w:t xml:space="preserve"> </w:t>
       </w:r>
-      <w:bookmarkStart w:id="146" w:name="sec-stringr"/>
+      <w:bookmarkStart w:id="146" w:name="sec-roxygen2"/>
       <w:bookmarkEnd w:id="146"/>
       <w:r>
         <w:t xml:space="preserve"> </w:t>
       </w:r>
-      <w:bookmarkStart w:id="147" w:name="sec-styler"/>
+      <w:bookmarkStart w:id="147" w:name="sec-scales"/>
       <w:bookmarkEnd w:id="147"/>
       <w:r>
         <w:t xml:space="preserve"> </w:t>
       </w:r>
-      <w:bookmarkStart w:id="148" w:name="sec-tdd"/>
+      <w:bookmarkStart w:id="148" w:name="sec-sessioninfo"/>
       <w:bookmarkEnd w:id="148"/>
       <w:r>
         <w:t xml:space="preserve"> </w:t>
       </w:r>
-      <w:bookmarkStart w:id="149" w:name="sec-testing-best-practices"/>
+      <w:bookmarkStart w:id="149" w:name="sec-snapshot-vs-explicit"/>
       <w:bookmarkEnd w:id="149"/>
       <w:r>
         <w:t xml:space="preserve"> </w:t>
       </w:r>
-      <w:bookmarkStart w:id="150" w:name="sec-testthat"/>
+      <w:bookmarkStart w:id="150" w:name="sec-stringr"/>
       <w:bookmarkEnd w:id="150"/>
       <w:r>
         <w:t xml:space="preserve"> </w:t>
       </w:r>
-      <w:bookmarkStart w:id="151" w:name="sec-tibble"/>
+      <w:bookmarkStart w:id="151" w:name="sec-styler"/>
       <w:bookmarkEnd w:id="151"/>
       <w:r>
         <w:t xml:space="preserve"> </w:t>
       </w:r>
-      <w:bookmarkStart w:id="152" w:name="sec-tidyr"/>
+      <w:bookmarkStart w:id="152" w:name="sec-tdd"/>
       <w:bookmarkEnd w:id="152"/>
       <w:r>
         <w:t xml:space="preserve"> </w:t>
       </w:r>
-      <w:bookmarkStart w:id="153" w:name="sec-tidyverse"/>
+      <w:bookmarkStart w:id="153" w:name="sec-testing-best-practices"/>
       <w:bookmarkEnd w:id="153"/>
       <w:r>
         <w:t xml:space="preserve"> </w:t>
       </w:r>
-      <w:bookmarkStart w:id="154" w:name="sec-tool-building"/>
+      <w:bookmarkStart w:id="154" w:name="sec-testthat"/>
       <w:bookmarkEnd w:id="154"/>
       <w:r>
         <w:t xml:space="preserve"> </w:t>
       </w:r>
-      <w:bookmarkStart w:id="155" w:name="sec-usethis"/>
+      <w:bookmarkStart w:id="155" w:name="sec-tibble"/>
       <w:bookmarkEnd w:id="155"/>
       <w:r>
         <w:t xml:space="preserve"> </w:t>
       </w:r>
-      <w:bookmarkStart w:id="156" w:name="sec-variable-labels"/>
+      <w:bookmarkStart w:id="156" w:name="sec-tidyr"/>
       <w:bookmarkEnd w:id="156"/>
       <w:r>
         <w:t xml:space="preserve"> </w:t>
       </w:r>
-      <w:bookmarkStart w:id="157" w:name="sec-vctrs"/>
+      <w:bookmarkStart w:id="157" w:name="sec-tidyverse"/>
       <w:bookmarkEnd w:id="157"/>
       <w:r>
         <w:t xml:space="preserve"> </w:t>
       </w:r>
-      <w:bookmarkStart w:id="158" w:name="sec-waldo"/>
+      <w:bookmarkStart w:id="158" w:name="sec-tool-building"/>
       <w:bookmarkEnd w:id="158"/>
       <w:r>
         <w:t xml:space="preserve"> </w:t>
       </w:r>
-      <w:bookmarkStart w:id="159" w:name="sec-what-to-look-for"/>
+      <w:bookmarkStart w:id="159" w:name="sec-usethis"/>
       <w:bookmarkEnd w:id="159"/>
       <w:r>
         <w:t xml:space="preserve"> </w:t>
       </w:r>
-      <w:bookmarkStart w:id="160" w:name="sec-when-to-approve"/>
+      <w:bookmarkStart w:id="160" w:name="sec-variable-labels"/>
       <w:bookmarkEnd w:id="160"/>
       <w:r>
         <w:t xml:space="preserve"> </w:t>
       </w:r>
-      <w:bookmarkStart w:id="161" w:name="sec-why-review-code"/>
+      <w:bookmarkStart w:id="161" w:name="sec-vctrs"/>
       <w:bookmarkEnd w:id="161"/>
       <w:r>
         <w:t xml:space="preserve"> </w:t>
       </w:r>
-      <w:bookmarkStart w:id="162" w:name="sec-withr"/>
+      <w:bookmarkStart w:id="162" w:name="sec-waldo"/>
       <w:bookmarkEnd w:id="162"/>
+      <w:r>
+        <w:t xml:space="preserve"> </w:t>
+      </w:r>
+      <w:bookmarkStart w:id="163" w:name="sec-what-to-look-for"/>
+      <w:bookmarkEnd w:id="163"/>
+      <w:r>
+        <w:t xml:space="preserve"> </w:t>
+      </w:r>
+      <w:bookmarkStart w:id="164" w:name="sec-when-to-approve"/>
+      <w:bookmarkEnd w:id="164"/>
+      <w:r>
+        <w:t xml:space="preserve"> </w:t>
+      </w:r>
+      <w:bookmarkStart w:id="165" w:name="sec-why-review-code"/>
+      <w:bookmarkEnd w:id="165"/>
+      <w:r>
+        <w:t xml:space="preserve"> </w:t>
+      </w:r>
+      <w:bookmarkStart w:id="166" w:name="sec-withr"/>
+      <w:bookmarkEnd w:id="166"/>
     </w:p>
     <w:p>
       <w:pPr>
@@ -4501,7 +4516,7 @@
           <w:numId w:val="1027"/>
         </w:numPr>
       </w:pPr>
-      <w:hyperlink r:id="rId72">
+      <w:hyperlink r:id="rId167">
         <w:r>
           <w:rPr>
             <w:rStyle w:val="Hyperlink"/>
@@ -4518,7 +4533,7 @@
           <w:numId w:val="1027"/>
         </w:numPr>
       </w:pPr>
-      <w:hyperlink r:id="rId163">
+      <w:hyperlink r:id="rId168">
         <w:r>
           <w:rPr>
             <w:rStyle w:val="Hyperlink"/>
@@ -4535,7 +4550,7 @@
           <w:numId w:val="1027"/>
         </w:numPr>
       </w:pPr>
-      <w:hyperlink r:id="rId164">
+      <w:hyperlink r:id="rId169">
         <w:r>
           <w:rPr>
             <w:rStyle w:val="Hyperlink"/>
@@ -4552,7 +4567,7 @@
           <w:numId w:val="1027"/>
         </w:numPr>
       </w:pPr>
-      <w:hyperlink r:id="rId165">
+      <w:hyperlink r:id="rId170">
         <w:r>
           <w:rPr>
             <w:rStyle w:val="Hyperlink"/>
@@ -4569,7 +4584,7 @@
           <w:numId w:val="1027"/>
         </w:numPr>
       </w:pPr>
-      <w:hyperlink r:id="rId72">
+      <w:hyperlink r:id="rId171">
         <w:r>
           <w:rPr>
             <w:rStyle w:val="Hyperlink"/>
@@ -4586,7 +4601,7 @@
           <w:numId w:val="1027"/>
         </w:numPr>
       </w:pPr>
-      <w:hyperlink r:id="rId166">
+      <w:hyperlink r:id="rId172">
         <w:r>
           <w:rPr>
             <w:rStyle w:val="Hyperlink"/>
@@ -4603,7 +4618,7 @@
           <w:numId w:val="1027"/>
         </w:numPr>
       </w:pPr>
-      <w:hyperlink r:id="rId167">
+      <w:hyperlink r:id="rId173">
         <w:r>
           <w:rPr>
             <w:rStyle w:val="Hyperlink"/>
@@ -4620,7 +4635,7 @@
           <w:numId w:val="1027"/>
         </w:numPr>
       </w:pPr>
-      <w:hyperlink r:id="rId168">
+      <w:hyperlink r:id="rId174">
         <w:r>
           <w:rPr>
             <w:rStyle w:val="Hyperlink"/>
@@ -4637,7 +4652,7 @@
           <w:numId w:val="1027"/>
         </w:numPr>
       </w:pPr>
-      <w:hyperlink r:id="rId169">
+      <w:hyperlink r:id="rId175">
         <w:r>
           <w:rPr>
             <w:rStyle w:val="Hyperlink"/>
@@ -4654,7 +4669,7 @@
           <w:numId w:val="1027"/>
         </w:numPr>
       </w:pPr>
-      <w:hyperlink r:id="rId170">
+      <w:hyperlink r:id="rId176">
         <w:r>
           <w:rPr>
             <w:rStyle w:val="Hyperlink"/>
@@ -4671,7 +4686,7 @@
           <w:numId w:val="1027"/>
         </w:numPr>
       </w:pPr>
-      <w:hyperlink r:id="rId171">
+      <w:hyperlink r:id="rId177">
         <w:r>
           <w:rPr>
             <w:rStyle w:val="Hyperlink"/>
@@ -4688,7 +4703,7 @@
           <w:numId w:val="1027"/>
         </w:numPr>
       </w:pPr>
-      <w:hyperlink r:id="rId172">
+      <w:hyperlink r:id="rId178">
         <w:r>
           <w:rPr>
             <w:rStyle w:val="Hyperlink"/>
@@ -4705,7 +4720,7 @@
           <w:numId w:val="1027"/>
         </w:numPr>
       </w:pPr>
-      <w:hyperlink r:id="rId173">
+      <w:hyperlink r:id="rId179">
         <w:r>
           <w:rPr>
             <w:rStyle w:val="Hyperlink"/>
@@ -4722,7 +4737,7 @@
           <w:numId w:val="1027"/>
         </w:numPr>
       </w:pPr>
-      <w:hyperlink r:id="rId174">
+      <w:hyperlink r:id="rId180">
         <w:r>
           <w:rPr>
             <w:rStyle w:val="Hyperlink"/>
@@ -4739,7 +4754,7 @@
           <w:numId w:val="1027"/>
         </w:numPr>
       </w:pPr>
-      <w:hyperlink r:id="rId175">
+      <w:hyperlink r:id="rId181">
         <w:r>
           <w:rPr>
             <w:rStyle w:val="Hyperlink"/>
@@ -4756,7 +4771,7 @@
           <w:numId w:val="1027"/>
         </w:numPr>
       </w:pPr>
-      <w:hyperlink r:id="rId72">
+      <w:hyperlink r:id="rId182">
         <w:r>
           <w:rPr>
             <w:rStyle w:val="Hyperlink"/>
@@ -4773,7 +4788,7 @@
           <w:numId w:val="1027"/>
         </w:numPr>
       </w:pPr>
-      <w:hyperlink r:id="rId72">
+      <w:hyperlink r:id="rId183">
         <w:r>
           <w:rPr>
             <w:rStyle w:val="Hyperlink"/>
@@ -4790,7 +4805,7 @@
           <w:numId w:val="1027"/>
         </w:numPr>
       </w:pPr>
-      <w:hyperlink r:id="rId176">
+      <w:hyperlink r:id="rId184">
         <w:r>
           <w:rPr>
             <w:rStyle w:val="Hyperlink"/>
@@ -4807,7 +4822,7 @@
           <w:numId w:val="1027"/>
         </w:numPr>
       </w:pPr>
-      <w:hyperlink r:id="rId177">
+      <w:hyperlink r:id="rId185">
         <w:r>
           <w:rPr>
             <w:rStyle w:val="Hyperlink"/>
@@ -4824,7 +4839,7 @@
           <w:numId w:val="1027"/>
         </w:numPr>
       </w:pPr>
-      <w:hyperlink r:id="rId178">
+      <w:hyperlink r:id="rId186">
         <w:r>
           <w:rPr>
             <w:rStyle w:val="Hyperlink"/>
@@ -4841,7 +4856,7 @@
           <w:numId w:val="1027"/>
         </w:numPr>
       </w:pPr>
-      <w:hyperlink r:id="rId179">
+      <w:hyperlink r:id="rId187">
         <w:r>
           <w:rPr>
             <w:rStyle w:val="Hyperlink"/>
@@ -4858,7 +4873,7 @@
           <w:numId w:val="1027"/>
         </w:numPr>
       </w:pPr>
-      <w:hyperlink r:id="rId180">
+      <w:hyperlink r:id="rId188">
         <w:r>
           <w:rPr>
             <w:rStyle w:val="Hyperlink"/>
@@ -4875,7 +4890,7 @@
           <w:numId w:val="1027"/>
         </w:numPr>
       </w:pPr>
-      <w:hyperlink r:id="rId181">
+      <w:hyperlink r:id="rId189">
         <w:r>
           <w:rPr>
             <w:rStyle w:val="Hyperlink"/>
@@ -4892,7 +4907,7 @@
           <w:numId w:val="1027"/>
         </w:numPr>
       </w:pPr>
-      <w:hyperlink r:id="rId72">
+      <w:hyperlink r:id="rId190">
         <w:r>
           <w:rPr>
             <w:rStyle w:val="Hyperlink"/>
@@ -4909,7 +4924,7 @@
           <w:numId w:val="1027"/>
         </w:numPr>
       </w:pPr>
-      <w:hyperlink r:id="rId72">
+      <w:hyperlink r:id="rId191">
         <w:r>
           <w:rPr>
             <w:rStyle w:val="Hyperlink"/>
@@ -4926,7 +4941,7 @@
           <w:numId w:val="1027"/>
         </w:numPr>
       </w:pPr>
-      <w:hyperlink r:id="rId182">
+      <w:hyperlink r:id="rId192">
         <w:r>
           <w:rPr>
             <w:rStyle w:val="Hyperlink"/>
@@ -4943,7 +4958,7 @@
           <w:numId w:val="1027"/>
         </w:numPr>
       </w:pPr>
-      <w:hyperlink r:id="rId183">
+      <w:hyperlink r:id="rId193">
         <w:r>
           <w:rPr>
             <w:rStyle w:val="Hyperlink"/>
@@ -4960,7 +4975,7 @@
           <w:numId w:val="1027"/>
         </w:numPr>
       </w:pPr>
-      <w:hyperlink r:id="rId72">
+      <w:hyperlink r:id="rId194">
         <w:r>
           <w:rPr>
             <w:rStyle w:val="Hyperlink"/>
@@ -4977,7 +4992,7 @@
           <w:numId w:val="1027"/>
         </w:numPr>
       </w:pPr>
-      <w:hyperlink r:id="rId72">
+      <w:hyperlink r:id="rId195">
         <w:r>
           <w:rPr>
             <w:rStyle w:val="Hyperlink"/>
@@ -4994,7 +5009,7 @@
           <w:numId w:val="1027"/>
         </w:numPr>
       </w:pPr>
-      <w:hyperlink r:id="rId184">
+      <w:hyperlink r:id="rId196">
         <w:r>
           <w:rPr>
             <w:rStyle w:val="Hyperlink"/>
@@ -5011,7 +5026,7 @@
           <w:numId w:val="1027"/>
         </w:numPr>
       </w:pPr>
-      <w:hyperlink r:id="rId185">
+      <w:hyperlink r:id="rId197">
         <w:r>
           <w:rPr>
             <w:rStyle w:val="Hyperlink"/>
@@ -5028,7 +5043,7 @@
           <w:numId w:val="1027"/>
         </w:numPr>
       </w:pPr>
-      <w:hyperlink r:id="rId186">
+      <w:hyperlink r:id="rId198">
         <w:r>
           <w:rPr>
             <w:rStyle w:val="Hyperlink"/>
@@ -5078,18 +5093,18 @@
                 <wp:inline>
                   <wp:extent cx="152400" cy="152400"/>
                   <wp:effectExtent b="0" l="0" r="0" t="0"/>
-                  <wp:docPr descr="" title="" id="187" name="Picture"/>
+                  <wp:docPr descr="" title="" id="199" name="Picture"/>
                   <a:graphic>
                     <a:graphicData uri="http://schemas.openxmlformats.org/drawingml/2006/picture">
                       <pic:pic>
                         <pic:nvPicPr>
-                          <pic:cNvPr descr="/opt/quarto/share/formats/docx/note.png" id="188" name="Picture"/>
+                          <pic:cNvPr descr="/opt/quarto/share/formats/docx/note.png" id="200" name="Picture"/>
                           <pic:cNvPicPr>
                             <a:picLocks noChangeArrowheads="1" noChangeAspect="1"/>
                           </pic:cNvPicPr>
                         </pic:nvPicPr>
                         <pic:blipFill>
-                          <a:blip r:embed="rId68"/>
+                          <a:blip r:embed="rId72"/>
                           <a:stretch>
                             <a:fillRect/>
                           </a:stretch>
@@ -5146,13 +5161,28 @@
               <w:spacing w:before="16" w:after="16"/>
             </w:pPr>
             <w:r>
-              <w:t xml:space="preserve">This chapter’s old section anchors still resolve on this page,</w:t>
+              <w:t xml:space="preserve">This chapter’s old</w:t>
             </w:r>
             <w:r>
               <w:t xml:space="preserve"> </w:t>
             </w:r>
             <w:r>
-              <w:t xml:space="preserve">so old bookmarks and links won’t 404,</w:t>
+              <w:rPr>
+                <w:rStyle w:val="VerbatimChar"/>
+              </w:rPr>
+              <w:t xml:space="preserve">#sec-</w:t>
+            </w:r>
+            <w:r>
+              <w:t xml:space="preserve"> </w:t>
+            </w:r>
+            <w:r>
+              <w:t xml:space="preserve">anchors still resolve on this page,</w:t>
+            </w:r>
+            <w:r>
+              <w:t xml:space="preserve"> </w:t>
+            </w:r>
+            <w:r>
+              <w:t xml:space="preserve">so old bookmarks and links land here,</w:t>
             </w:r>
             <w:r>
               <w:t xml:space="preserve"> </w:t>
@@ -5194,13 +5224,13 @@
               <w:rPr>
                 <w:rStyle w:val="VerbatimChar"/>
               </w:rPr>
-              <w:t xml:space="preserve">https://morrison-lab.github.io/psc/chapters/coding-practices.html#sec-foo</w:t>
+              <w:t xml:space="preserve">chapters/coding-practices.html#sec-foo</w:t>
             </w:r>
             <w:r>
               <w:t xml:space="preserve"> </w:t>
             </w:r>
             <w:r>
-              <w:t xml:space="preserve">there.</w:t>
+              <w:t xml:space="preserve">on the psc site.</w:t>
             </w:r>
           </w:p>
           <w:p/>
@@ -5212,8 +5242,8 @@
         <w:br w:type="page"/>
       </w:r>
     </w:p>
-    <w:bookmarkEnd w:id="189"/>
-    <w:bookmarkStart w:id="226" w:name="sec-r-code-style"/>
+    <w:bookmarkEnd w:id="201"/>
+    <w:bookmarkStart w:id="242" w:name="sec-r-code-style"/>
     <w:p>
       <w:pPr>
         <w:pStyle w:val="Heading1"/>
@@ -5254,7 +5284,7 @@
       <w:r>
         <w:t xml:space="preserve"> </w:t>
       </w:r>
-      <w:hyperlink r:id="rId190">
+      <w:hyperlink r:id="rId202">
         <w:r>
           <w:rPr>
             <w:rStyle w:val="Hyperlink"/>
@@ -5289,93 +5319,93 @@
       <w:pPr>
         <w:pStyle w:val="BodyText"/>
       </w:pPr>
-      <w:bookmarkStart w:id="191" w:name="sec-assertions-input-validation"/>
-      <w:bookmarkEnd w:id="191"/>
-      <w:r>
-        <w:t xml:space="preserve"> </w:t>
-      </w:r>
-      <w:bookmarkStart w:id="192" w:name="sec-avoid-hardcoding-external-data"/>
-      <w:bookmarkEnd w:id="192"/>
-      <w:r>
-        <w:t xml:space="preserve"> </w:t>
-      </w:r>
-      <w:bookmarkStart w:id="193" w:name="sec-avoid-nesting"/>
-      <w:bookmarkEnd w:id="193"/>
-      <w:r>
-        <w:t xml:space="preserve"> </w:t>
-      </w:r>
-      <w:bookmarkStart w:id="194" w:name="sec-clean-code"/>
-      <w:bookmarkEnd w:id="194"/>
-      <w:r>
-        <w:t xml:space="preserve"> </w:t>
-      </w:r>
-      <w:bookmarkStart w:id="195" w:name="sec-cli-styling-progress-outcomes"/>
-      <w:bookmarkEnd w:id="195"/>
-      <w:r>
-        <w:t xml:space="preserve"> </w:t>
-      </w:r>
-      <w:bookmarkStart w:id="196" w:name="sec-comments"/>
-      <w:bookmarkEnd w:id="196"/>
-      <w:r>
-        <w:t xml:space="preserve"> </w:t>
-      </w:r>
-      <w:bookmarkStart w:id="197" w:name="sec-construct-inputs"/>
-      <w:bookmarkEnd w:id="197"/>
-      <w:r>
-        <w:t xml:space="preserve"> </w:t>
-      </w:r>
-      <w:bookmarkStart w:id="198" w:name="sec-function-docs"/>
-      <w:bookmarkEnd w:id="198"/>
-      <w:r>
-        <w:t xml:space="preserve"> </w:t>
-      </w:r>
-      <w:bookmarkStart w:id="199" w:name="sec-here-package-style"/>
-      <w:bookmarkEnd w:id="199"/>
-      <w:r>
-        <w:t xml:space="preserve"> </w:t>
-      </w:r>
-      <w:bookmarkStart w:id="200" w:name="sec-here-subpath"/>
-      <w:bookmarkEnd w:id="200"/>
-      <w:r>
-        <w:t xml:space="preserve"> </w:t>
-      </w:r>
-      <w:bookmarkStart w:id="201" w:name="sec-object-naming"/>
-      <w:bookmarkEnd w:id="201"/>
-      <w:r>
-        <w:t xml:space="preserve"> </w:t>
-      </w:r>
-      <w:bookmarkStart w:id="202" w:name="sec-package-code-practices"/>
-      <w:bookmarkEnd w:id="202"/>
-      <w:r>
-        <w:t xml:space="preserve"> </w:t>
-      </w:r>
-      <w:bookmarkStart w:id="203" w:name="sec-per-operation-grouping"/>
+      <w:bookmarkStart w:id="203" w:name="sec-assertions-input-validation"/>
       <w:bookmarkEnd w:id="203"/>
       <w:r>
         <w:t xml:space="preserve"> </w:t>
       </w:r>
-      <w:bookmarkStart w:id="204" w:name="sec-prefer-packaged-functions"/>
+      <w:bookmarkStart w:id="204" w:name="sec-avoid-hardcoding-external-data"/>
       <w:bookmarkEnd w:id="204"/>
       <w:r>
         <w:t xml:space="preserve"> </w:t>
       </w:r>
-      <w:bookmarkStart w:id="205" w:name="sec-r-resources-style"/>
+      <w:bookmarkStart w:id="205" w:name="sec-avoid-nesting"/>
       <w:bookmarkEnd w:id="205"/>
       <w:r>
         <w:t xml:space="preserve"> </w:t>
       </w:r>
-      <w:bookmarkStart w:id="206" w:name="sec-semantic-line-breaks"/>
+      <w:bookmarkStart w:id="206" w:name="sec-clean-code"/>
       <w:bookmarkEnd w:id="206"/>
       <w:r>
         <w:t xml:space="preserve"> </w:t>
       </w:r>
-      <w:bookmarkStart w:id="207" w:name="sec-style-auto-style"/>
+      <w:bookmarkStart w:id="207" w:name="sec-cli-styling-progress-outcomes"/>
       <w:bookmarkEnd w:id="207"/>
       <w:r>
         <w:t xml:space="preserve"> </w:t>
       </w:r>
-      <w:bookmarkStart w:id="208" w:name="sec-tidyverse-replacements"/>
+      <w:bookmarkStart w:id="208" w:name="sec-comments"/>
       <w:bookmarkEnd w:id="208"/>
+      <w:r>
+        <w:t xml:space="preserve"> </w:t>
+      </w:r>
+      <w:bookmarkStart w:id="209" w:name="sec-construct-inputs"/>
+      <w:bookmarkEnd w:id="209"/>
+      <w:r>
+        <w:t xml:space="preserve"> </w:t>
+      </w:r>
+      <w:bookmarkStart w:id="210" w:name="sec-function-docs"/>
+      <w:bookmarkEnd w:id="210"/>
+      <w:r>
+        <w:t xml:space="preserve"> </w:t>
+      </w:r>
+      <w:bookmarkStart w:id="211" w:name="sec-here-package-style"/>
+      <w:bookmarkEnd w:id="211"/>
+      <w:r>
+        <w:t xml:space="preserve"> </w:t>
+      </w:r>
+      <w:bookmarkStart w:id="212" w:name="sec-here-subpath"/>
+      <w:bookmarkEnd w:id="212"/>
+      <w:r>
+        <w:t xml:space="preserve"> </w:t>
+      </w:r>
+      <w:bookmarkStart w:id="213" w:name="sec-object-naming"/>
+      <w:bookmarkEnd w:id="213"/>
+      <w:r>
+        <w:t xml:space="preserve"> </w:t>
+      </w:r>
+      <w:bookmarkStart w:id="214" w:name="sec-package-code-practices"/>
+      <w:bookmarkEnd w:id="214"/>
+      <w:r>
+        <w:t xml:space="preserve"> </w:t>
+      </w:r>
+      <w:bookmarkStart w:id="215" w:name="sec-per-operation-grouping"/>
+      <w:bookmarkEnd w:id="215"/>
+      <w:r>
+        <w:t xml:space="preserve"> </w:t>
+      </w:r>
+      <w:bookmarkStart w:id="216" w:name="sec-prefer-packaged-functions"/>
+      <w:bookmarkEnd w:id="216"/>
+      <w:r>
+        <w:t xml:space="preserve"> </w:t>
+      </w:r>
+      <w:bookmarkStart w:id="217" w:name="sec-r-resources-style"/>
+      <w:bookmarkEnd w:id="217"/>
+      <w:r>
+        <w:t xml:space="preserve"> </w:t>
+      </w:r>
+      <w:bookmarkStart w:id="218" w:name="sec-semantic-line-breaks"/>
+      <w:bookmarkEnd w:id="218"/>
+      <w:r>
+        <w:t xml:space="preserve"> </w:t>
+      </w:r>
+      <w:bookmarkStart w:id="219" w:name="sec-style-auto-style"/>
+      <w:bookmarkEnd w:id="219"/>
+      <w:r>
+        <w:t xml:space="preserve"> </w:t>
+      </w:r>
+      <w:bookmarkStart w:id="220" w:name="sec-tidyverse-replacements"/>
+      <w:bookmarkEnd w:id="220"/>
     </w:p>
     <w:p>
       <w:pPr>
@@ -5393,7 +5423,7 @@
           <w:numId w:val="1028"/>
         </w:numPr>
       </w:pPr>
-      <w:hyperlink r:id="rId190">
+      <w:hyperlink r:id="rId221">
         <w:r>
           <w:rPr>
             <w:rStyle w:val="Hyperlink"/>
@@ -5410,7 +5440,7 @@
           <w:numId w:val="1028"/>
         </w:numPr>
       </w:pPr>
-      <w:hyperlink r:id="rId209">
+      <w:hyperlink r:id="rId222">
         <w:r>
           <w:rPr>
             <w:rStyle w:val="Hyperlink"/>
@@ -5427,7 +5457,7 @@
           <w:numId w:val="1028"/>
         </w:numPr>
       </w:pPr>
-      <w:hyperlink r:id="rId210">
+      <w:hyperlink r:id="rId223">
         <w:r>
           <w:rPr>
             <w:rStyle w:val="Hyperlink"/>
@@ -5444,7 +5474,7 @@
           <w:numId w:val="1028"/>
         </w:numPr>
       </w:pPr>
-      <w:hyperlink r:id="rId211">
+      <w:hyperlink r:id="rId224">
         <w:r>
           <w:rPr>
             <w:rStyle w:val="Hyperlink"/>
@@ -5461,7 +5491,7 @@
           <w:numId w:val="1028"/>
         </w:numPr>
       </w:pPr>
-      <w:hyperlink r:id="rId212">
+      <w:hyperlink r:id="rId225">
         <w:r>
           <w:rPr>
             <w:rStyle w:val="Hyperlink"/>
@@ -5478,7 +5508,7 @@
           <w:numId w:val="1028"/>
         </w:numPr>
       </w:pPr>
-      <w:hyperlink r:id="rId213">
+      <w:hyperlink r:id="rId226">
         <w:r>
           <w:rPr>
             <w:rStyle w:val="Hyperlink"/>
@@ -5495,7 +5525,7 @@
           <w:numId w:val="1028"/>
         </w:numPr>
       </w:pPr>
-      <w:hyperlink r:id="rId214">
+      <w:hyperlink r:id="rId227">
         <w:r>
           <w:rPr>
             <w:rStyle w:val="Hyperlink"/>
@@ -5512,7 +5542,7 @@
           <w:numId w:val="1028"/>
         </w:numPr>
       </w:pPr>
-      <w:hyperlink r:id="rId215">
+      <w:hyperlink r:id="rId228">
         <w:r>
           <w:rPr>
             <w:rStyle w:val="Hyperlink"/>
@@ -5529,7 +5559,7 @@
           <w:numId w:val="1028"/>
         </w:numPr>
       </w:pPr>
-      <w:hyperlink r:id="rId216">
+      <w:hyperlink r:id="rId229">
         <w:r>
           <w:rPr>
             <w:rStyle w:val="Hyperlink"/>
@@ -5546,7 +5576,7 @@
           <w:numId w:val="1028"/>
         </w:numPr>
       </w:pPr>
-      <w:hyperlink r:id="rId217">
+      <w:hyperlink r:id="rId230">
         <w:r>
           <w:rPr>
             <w:rStyle w:val="Hyperlink"/>
@@ -5563,7 +5593,7 @@
           <w:numId w:val="1028"/>
         </w:numPr>
       </w:pPr>
-      <w:hyperlink r:id="rId190">
+      <w:hyperlink r:id="rId231">
         <w:r>
           <w:rPr>
             <w:rStyle w:val="Hyperlink"/>
@@ -5580,7 +5610,7 @@
           <w:numId w:val="1028"/>
         </w:numPr>
       </w:pPr>
-      <w:hyperlink r:id="rId190">
+      <w:hyperlink r:id="rId232">
         <w:r>
           <w:rPr>
             <w:rStyle w:val="Hyperlink"/>
@@ -5597,7 +5627,7 @@
           <w:numId w:val="1028"/>
         </w:numPr>
       </w:pPr>
-      <w:hyperlink r:id="rId190">
+      <w:hyperlink r:id="rId233">
         <w:r>
           <w:rPr>
             <w:rStyle w:val="Hyperlink"/>
@@ -5614,7 +5644,7 @@
           <w:numId w:val="1028"/>
         </w:numPr>
       </w:pPr>
-      <w:hyperlink r:id="rId218">
+      <w:hyperlink r:id="rId234">
         <w:r>
           <w:rPr>
             <w:rStyle w:val="Hyperlink"/>
@@ -5631,7 +5661,7 @@
           <w:numId w:val="1028"/>
         </w:numPr>
       </w:pPr>
-      <w:hyperlink r:id="rId219">
+      <w:hyperlink r:id="rId235">
         <w:r>
           <w:rPr>
             <w:rStyle w:val="Hyperlink"/>
@@ -5648,7 +5678,7 @@
           <w:numId w:val="1028"/>
         </w:numPr>
       </w:pPr>
-      <w:hyperlink r:id="rId220">
+      <w:hyperlink r:id="rId236">
         <w:r>
           <w:rPr>
             <w:rStyle w:val="Hyperlink"/>
@@ -5665,7 +5695,7 @@
           <w:numId w:val="1028"/>
         </w:numPr>
       </w:pPr>
-      <w:hyperlink r:id="rId221">
+      <w:hyperlink r:id="rId237">
         <w:r>
           <w:rPr>
             <w:rStyle w:val="Hyperlink"/>
@@ -5682,7 +5712,7 @@
           <w:numId w:val="1028"/>
         </w:numPr>
       </w:pPr>
-      <w:hyperlink r:id="rId222">
+      <w:hyperlink r:id="rId238">
         <w:r>
           <w:rPr>
             <w:rStyle w:val="Hyperlink"/>
@@ -5699,7 +5729,7 @@
           <w:numId w:val="1028"/>
         </w:numPr>
       </w:pPr>
-      <w:hyperlink r:id="rId223">
+      <w:hyperlink r:id="rId239">
         <w:r>
           <w:rPr>
             <w:rStyle w:val="Hyperlink"/>
@@ -5749,18 +5779,18 @@
                 <wp:inline>
                   <wp:extent cx="152400" cy="152400"/>
                   <wp:effectExtent b="0" l="0" r="0" t="0"/>
-                  <wp:docPr descr="" title="" id="224" name="Picture"/>
+                  <wp:docPr descr="" title="" id="240" name="Picture"/>
                   <a:graphic>
                     <a:graphicData uri="http://schemas.openxmlformats.org/drawingml/2006/picture">
                       <pic:pic>
                         <pic:nvPicPr>
-                          <pic:cNvPr descr="/opt/quarto/share/formats/docx/note.png" id="225" name="Picture"/>
+                          <pic:cNvPr descr="/opt/quarto/share/formats/docx/note.png" id="241" name="Picture"/>
                           <pic:cNvPicPr>
                             <a:picLocks noChangeArrowheads="1" noChangeAspect="1"/>
                           </pic:cNvPicPr>
                         </pic:nvPicPr>
                         <pic:blipFill>
-                          <a:blip r:embed="rId68"/>
+                          <a:blip r:embed="rId72"/>
                           <a:stretch>
                             <a:fillRect/>
                           </a:stretch>
@@ -5817,13 +5847,28 @@
               <w:spacing w:before="16" w:after="16"/>
             </w:pPr>
             <w:r>
-              <w:t xml:space="preserve">This chapter’s old section anchors still resolve on this page,</w:t>
+              <w:t xml:space="preserve">This chapter’s old</w:t>
             </w:r>
             <w:r>
               <w:t xml:space="preserve"> </w:t>
             </w:r>
             <w:r>
-              <w:t xml:space="preserve">so old bookmarks and links won’t 404,</w:t>
+              <w:rPr>
+                <w:rStyle w:val="VerbatimChar"/>
+              </w:rPr>
+              <w:t xml:space="preserve">#sec-</w:t>
+            </w:r>
+            <w:r>
+              <w:t xml:space="preserve"> </w:t>
+            </w:r>
+            <w:r>
+              <w:t xml:space="preserve">anchors still resolve on this page,</w:t>
+            </w:r>
+            <w:r>
+              <w:t xml:space="preserve"> </w:t>
+            </w:r>
+            <w:r>
+              <w:t xml:space="preserve">so old bookmarks and links land here,</w:t>
             </w:r>
             <w:r>
               <w:t xml:space="preserve"> </w:t>
@@ -5865,13 +5910,13 @@
               <w:rPr>
                 <w:rStyle w:val="VerbatimChar"/>
               </w:rPr>
-              <w:t xml:space="preserve">https://morrison-lab.github.io/psc/chapters/coding-style.html#sec-foo</w:t>
+              <w:t xml:space="preserve">chapters/coding-style.html#sec-foo</w:t>
             </w:r>
             <w:r>
               <w:t xml:space="preserve"> </w:t>
             </w:r>
             <w:r>
-              <w:t xml:space="preserve">there.</w:t>
+              <w:t xml:space="preserve">on the psc site.</w:t>
             </w:r>
           </w:p>
           <w:p/>
@@ -5883,8 +5928,8 @@
         <w:br w:type="page"/>
       </w:r>
     </w:p>
-    <w:bookmarkEnd w:id="226"/>
-    <w:bookmarkStart w:id="228" w:name="big-data"/>
+    <w:bookmarkEnd w:id="242"/>
+    <w:bookmarkStart w:id="247" w:name="big-data"/>
     <w:p>
       <w:pPr>
         <w:pStyle w:val="Heading1"/>
@@ -5925,7 +5970,7 @@
       <w:r>
         <w:t xml:space="preserve"> </w:t>
       </w:r>
-      <w:hyperlink r:id="rId227">
+      <w:hyperlink r:id="rId243">
         <w:r>
           <w:rPr>
             <w:rStyle w:val="Hyperlink"/>
@@ -5972,7 +6017,7 @@
           <w:numId w:val="1029"/>
         </w:numPr>
       </w:pPr>
-      <w:hyperlink r:id="rId227">
+      <w:hyperlink r:id="rId244">
         <w:r>
           <w:rPr>
             <w:rStyle w:val="Hyperlink"/>
@@ -5989,7 +6034,7 @@
           <w:numId w:val="1029"/>
         </w:numPr>
       </w:pPr>
-      <w:hyperlink r:id="rId227">
+      <w:hyperlink r:id="rId245">
         <w:r>
           <w:rPr>
             <w:rStyle w:val="Hyperlink"/>
@@ -6006,7 +6051,7 @@
           <w:numId w:val="1029"/>
         </w:numPr>
       </w:pPr>
-      <w:hyperlink r:id="rId227">
+      <w:hyperlink r:id="rId246">
         <w:r>
           <w:rPr>
             <w:rStyle w:val="Hyperlink"/>
@@ -6020,8 +6065,8 @@
         <w:br w:type="page"/>
       </w:r>
     </w:p>
-    <w:bookmarkEnd w:id="228"/>
-    <w:bookmarkStart w:id="234" w:name="data-masking"/>
+    <w:bookmarkEnd w:id="247"/>
+    <w:bookmarkStart w:id="255" w:name="data-masking"/>
     <w:p>
       <w:pPr>
         <w:pStyle w:val="Heading1"/>
@@ -6062,7 +6107,7 @@
       <w:r>
         <w:t xml:space="preserve"> </w:t>
       </w:r>
-      <w:hyperlink r:id="rId229">
+      <w:hyperlink r:id="rId248">
         <w:r>
           <w:rPr>
             <w:rStyle w:val="Hyperlink"/>
@@ -6097,8 +6142,8 @@
       <w:pPr>
         <w:pStyle w:val="BodyText"/>
       </w:pPr>
-      <w:bookmarkStart w:id="230" w:name="sec-data-masking-vs-tidy-selection"/>
-      <w:bookmarkEnd w:id="230"/>
+      <w:bookmarkStart w:id="249" w:name="sec-data-masking-vs-tidy-selection"/>
+      <w:bookmarkEnd w:id="249"/>
     </w:p>
     <w:p>
       <w:pPr>
@@ -6116,7 +6161,7 @@
           <w:numId w:val="1030"/>
         </w:numPr>
       </w:pPr>
-      <w:hyperlink r:id="rId229">
+      <w:hyperlink r:id="rId250">
         <w:r>
           <w:rPr>
             <w:rStyle w:val="Hyperlink"/>
@@ -6133,7 +6178,7 @@
           <w:numId w:val="1030"/>
         </w:numPr>
       </w:pPr>
-      <w:hyperlink r:id="rId231">
+      <w:hyperlink r:id="rId251">
         <w:r>
           <w:rPr>
             <w:rStyle w:val="Hyperlink"/>
@@ -6150,7 +6195,7 @@
           <w:numId w:val="1030"/>
         </w:numPr>
       </w:pPr>
-      <w:hyperlink r:id="rId229">
+      <w:hyperlink r:id="rId252">
         <w:r>
           <w:rPr>
             <w:rStyle w:val="Hyperlink"/>
@@ -6200,18 +6245,18 @@
                 <wp:inline>
                   <wp:extent cx="152400" cy="152400"/>
                   <wp:effectExtent b="0" l="0" r="0" t="0"/>
-                  <wp:docPr descr="" title="" id="232" name="Picture"/>
+                  <wp:docPr descr="" title="" id="253" name="Picture"/>
                   <a:graphic>
                     <a:graphicData uri="http://schemas.openxmlformats.org/drawingml/2006/picture">
                       <pic:pic>
                         <pic:nvPicPr>
-                          <pic:cNvPr descr="/opt/quarto/share/formats/docx/note.png" id="233" name="Picture"/>
+                          <pic:cNvPr descr="/opt/quarto/share/formats/docx/note.png" id="254" name="Picture"/>
                           <pic:cNvPicPr>
                             <a:picLocks noChangeArrowheads="1" noChangeAspect="1"/>
                           </pic:cNvPicPr>
                         </pic:nvPicPr>
                         <pic:blipFill>
-                          <a:blip r:embed="rId68"/>
+                          <a:blip r:embed="rId72"/>
                           <a:stretch>
                             <a:fillRect/>
                           </a:stretch>
@@ -6268,13 +6313,28 @@
               <w:spacing w:before="16" w:after="16"/>
             </w:pPr>
             <w:r>
-              <w:t xml:space="preserve">This chapter’s old section anchors still resolve on this page,</w:t>
+              <w:t xml:space="preserve">This chapter’s old</w:t>
             </w:r>
             <w:r>
               <w:t xml:space="preserve"> </w:t>
             </w:r>
             <w:r>
-              <w:t xml:space="preserve">so old bookmarks and links won’t 404,</w:t>
+              <w:rPr>
+                <w:rStyle w:val="VerbatimChar"/>
+              </w:rPr>
+              <w:t xml:space="preserve">#sec-</w:t>
+            </w:r>
+            <w:r>
+              <w:t xml:space="preserve"> </w:t>
+            </w:r>
+            <w:r>
+              <w:t xml:space="preserve">anchors still resolve on this page,</w:t>
+            </w:r>
+            <w:r>
+              <w:t xml:space="preserve"> </w:t>
+            </w:r>
+            <w:r>
+              <w:t xml:space="preserve">so old bookmarks and links land here,</w:t>
             </w:r>
             <w:r>
               <w:t xml:space="preserve"> </w:t>
@@ -6316,13 +6376,13 @@
               <w:rPr>
                 <w:rStyle w:val="VerbatimChar"/>
               </w:rPr>
-              <w:t xml:space="preserve">https://morrison-lab.github.io/psc/chapters/data-masking.html#sec-foo</w:t>
+              <w:t xml:space="preserve">chapters/data-masking.html#sec-foo</w:t>
             </w:r>
             <w:r>
               <w:t xml:space="preserve"> </w:t>
             </w:r>
             <w:r>
-              <w:t xml:space="preserve">there.</w:t>
+              <w:t xml:space="preserve">on the psc site.</w:t>
             </w:r>
           </w:p>
           <w:p/>
@@ -6334,8 +6394,8 @@
         <w:br w:type="page"/>
       </w:r>
     </w:p>
-    <w:bookmarkEnd w:id="234"/>
-    <w:bookmarkStart w:id="240" w:name="sec-quarto"/>
+    <w:bookmarkEnd w:id="255"/>
+    <w:bookmarkStart w:id="269" w:name="sec-quarto"/>
     <w:p>
       <w:pPr>
         <w:pStyle w:val="Heading1"/>
@@ -6376,7 +6436,7 @@
       <w:r>
         <w:t xml:space="preserve"> </w:t>
       </w:r>
-      <w:hyperlink r:id="rId235">
+      <w:hyperlink r:id="rId256">
         <w:r>
           <w:rPr>
             <w:rStyle w:val="Hyperlink"/>
@@ -6411,8 +6471,8 @@
       <w:pPr>
         <w:pStyle w:val="BodyText"/>
       </w:pPr>
-      <w:bookmarkStart w:id="236" w:name="sec-quarto-dashboards"/>
-      <w:bookmarkEnd w:id="236"/>
+      <w:bookmarkStart w:id="257" w:name="sec-quarto-dashboards"/>
+      <w:bookmarkEnd w:id="257"/>
     </w:p>
     <w:p>
       <w:pPr>
@@ -6430,7 +6490,7 @@
           <w:numId w:val="1031"/>
         </w:numPr>
       </w:pPr>
-      <w:hyperlink r:id="rId235">
+      <w:hyperlink r:id="rId258">
         <w:r>
           <w:rPr>
             <w:rStyle w:val="Hyperlink"/>
@@ -6447,7 +6507,7 @@
           <w:numId w:val="1031"/>
         </w:numPr>
       </w:pPr>
-      <w:hyperlink r:id="rId235">
+      <w:hyperlink r:id="rId259">
         <w:r>
           <w:rPr>
             <w:rStyle w:val="Hyperlink"/>
@@ -6464,7 +6524,7 @@
           <w:numId w:val="1031"/>
         </w:numPr>
       </w:pPr>
-      <w:hyperlink r:id="rId235">
+      <w:hyperlink r:id="rId260">
         <w:r>
           <w:rPr>
             <w:rStyle w:val="Hyperlink"/>
@@ -6481,7 +6541,7 @@
           <w:numId w:val="1031"/>
         </w:numPr>
       </w:pPr>
-      <w:hyperlink r:id="rId237">
+      <w:hyperlink r:id="rId261">
         <w:r>
           <w:rPr>
             <w:rStyle w:val="Hyperlink"/>
@@ -6498,7 +6558,7 @@
           <w:numId w:val="1031"/>
         </w:numPr>
       </w:pPr>
-      <w:hyperlink r:id="rId235">
+      <w:hyperlink r:id="rId262">
         <w:r>
           <w:rPr>
             <w:rStyle w:val="Hyperlink"/>
@@ -6515,7 +6575,7 @@
           <w:numId w:val="1031"/>
         </w:numPr>
       </w:pPr>
-      <w:hyperlink r:id="rId235">
+      <w:hyperlink r:id="rId263">
         <w:r>
           <w:rPr>
             <w:rStyle w:val="Hyperlink"/>
@@ -6532,7 +6592,7 @@
           <w:numId w:val="1031"/>
         </w:numPr>
       </w:pPr>
-      <w:hyperlink r:id="rId235">
+      <w:hyperlink r:id="rId264">
         <w:r>
           <w:rPr>
             <w:rStyle w:val="Hyperlink"/>
@@ -6549,7 +6609,7 @@
           <w:numId w:val="1031"/>
         </w:numPr>
       </w:pPr>
-      <w:hyperlink r:id="rId235">
+      <w:hyperlink r:id="rId265">
         <w:r>
           <w:rPr>
             <w:rStyle w:val="Hyperlink"/>
@@ -6566,7 +6626,7 @@
           <w:numId w:val="1031"/>
         </w:numPr>
       </w:pPr>
-      <w:hyperlink r:id="rId235">
+      <w:hyperlink r:id="rId266">
         <w:r>
           <w:rPr>
             <w:rStyle w:val="Hyperlink"/>
@@ -6616,18 +6676,18 @@
                 <wp:inline>
                   <wp:extent cx="152400" cy="152400"/>
                   <wp:effectExtent b="0" l="0" r="0" t="0"/>
-                  <wp:docPr descr="" title="" id="238" name="Picture"/>
+                  <wp:docPr descr="" title="" id="267" name="Picture"/>
                   <a:graphic>
                     <a:graphicData uri="http://schemas.openxmlformats.org/drawingml/2006/picture">
                       <pic:pic>
                         <pic:nvPicPr>
-                          <pic:cNvPr descr="/opt/quarto/share/formats/docx/note.png" id="239" name="Picture"/>
+                          <pic:cNvPr descr="/opt/quarto/share/formats/docx/note.png" id="268" name="Picture"/>
                           <pic:cNvPicPr>
                             <a:picLocks noChangeArrowheads="1" noChangeAspect="1"/>
                           </pic:cNvPicPr>
                         </pic:nvPicPr>
                         <pic:blipFill>
-                          <a:blip r:embed="rId68"/>
+                          <a:blip r:embed="rId72"/>
                           <a:stretch>
                             <a:fillRect/>
                           </a:stretch>
@@ -6684,13 +6744,28 @@
               <w:spacing w:before="16" w:after="16"/>
             </w:pPr>
             <w:r>
-              <w:t xml:space="preserve">This chapter’s old section anchors still resolve on this page,</w:t>
+              <w:t xml:space="preserve">This chapter’s old</w:t>
             </w:r>
             <w:r>
               <w:t xml:space="preserve"> </w:t>
             </w:r>
             <w:r>
-              <w:t xml:space="preserve">so old bookmarks and links won’t 404,</w:t>
+              <w:rPr>
+                <w:rStyle w:val="VerbatimChar"/>
+              </w:rPr>
+              <w:t xml:space="preserve">#sec-</w:t>
+            </w:r>
+            <w:r>
+              <w:t xml:space="preserve"> </w:t>
+            </w:r>
+            <w:r>
+              <w:t xml:space="preserve">anchors still resolve on this page,</w:t>
+            </w:r>
+            <w:r>
+              <w:t xml:space="preserve"> </w:t>
+            </w:r>
+            <w:r>
+              <w:t xml:space="preserve">so old bookmarks and links land here,</w:t>
             </w:r>
             <w:r>
               <w:t xml:space="preserve"> </w:t>
@@ -6732,13 +6807,13 @@
               <w:rPr>
                 <w:rStyle w:val="VerbatimChar"/>
               </w:rPr>
-              <w:t xml:space="preserve">https://morrison-lab.github.io/psc/chapters/quarto.html#sec-foo</w:t>
+              <w:t xml:space="preserve">chapters/quarto.html#sec-foo</w:t>
             </w:r>
             <w:r>
               <w:t xml:space="preserve"> </w:t>
             </w:r>
             <w:r>
-              <w:t xml:space="preserve">there.</w:t>
+              <w:t xml:space="preserve">on the psc site.</w:t>
             </w:r>
           </w:p>
           <w:p/>
@@ -6750,8 +6825,8 @@
         <w:br w:type="page"/>
       </w:r>
     </w:p>
-    <w:bookmarkEnd w:id="240"/>
-    <w:bookmarkStart w:id="286" w:name="sec-github"/>
+    <w:bookmarkEnd w:id="269"/>
+    <w:bookmarkStart w:id="323" w:name="sec-github"/>
     <w:p>
       <w:pPr>
         <w:pStyle w:val="Heading1"/>
@@ -6792,7 +6867,7 @@
       <w:r>
         <w:t xml:space="preserve"> </w:t>
       </w:r>
-      <w:hyperlink r:id="rId241">
+      <w:hyperlink r:id="rId270">
         <w:r>
           <w:rPr>
             <w:rStyle w:val="Hyperlink"/>
@@ -6827,93 +6902,93 @@
       <w:pPr>
         <w:pStyle w:val="BodyText"/>
       </w:pPr>
-      <w:bookmarkStart w:id="242" w:name="sec-cli-tools"/>
-      <w:bookmarkEnd w:id="242"/>
-      <w:r>
-        <w:t xml:space="preserve"> </w:t>
-      </w:r>
-      <w:bookmarkStart w:id="243" w:name="sec-dev-branches"/>
-      <w:bookmarkEnd w:id="243"/>
-      <w:r>
-        <w:t xml:space="preserve"> </w:t>
-      </w:r>
-      <w:bookmarkStart w:id="244" w:name="sec-export-cautions"/>
-      <w:bookmarkEnd w:id="244"/>
-      <w:r>
-        <w:t xml:space="preserve"> </w:t>
-      </w:r>
-      <w:bookmarkStart w:id="245" w:name="sec-export-conversations"/>
-      <w:bookmarkEnd w:id="245"/>
-      <w:r>
-        <w:t xml:space="preserve"> </w:t>
-      </w:r>
-      <w:bookmarkStart w:id="246" w:name="sec-export-gh"/>
-      <w:bookmarkEnd w:id="246"/>
-      <w:r>
-        <w:t xml:space="preserve"> </w:t>
-      </w:r>
-      <w:bookmarkStart w:id="247" w:name="sec-export-graphql"/>
-      <w:bookmarkEnd w:id="247"/>
-      <w:r>
-        <w:t xml:space="preserve"> </w:t>
-      </w:r>
-      <w:bookmarkStart w:id="248" w:name="sec-export-migration"/>
-      <w:bookmarkEnd w:id="248"/>
-      <w:r>
-        <w:t xml:space="preserve"> </w:t>
-      </w:r>
-      <w:bookmarkStart w:id="249" w:name="sec-export-rest"/>
-      <w:bookmarkEnd w:id="249"/>
-      <w:r>
-        <w:t xml:space="preserve"> </w:t>
-      </w:r>
-      <w:bookmarkStart w:id="250" w:name="sec-export-three-streams"/>
-      <w:bookmarkEnd w:id="250"/>
-      <w:r>
-        <w:t xml:space="preserve"> </w:t>
-      </w:r>
-      <w:bookmarkStart w:id="251" w:name="sec-git-gui-clients"/>
-      <w:bookmarkEnd w:id="251"/>
-      <w:r>
-        <w:t xml:space="preserve"> </w:t>
-      </w:r>
-      <w:bookmarkStart w:id="252" w:name="sec-gitattributes"/>
-      <w:bookmarkEnd w:id="252"/>
-      <w:r>
-        <w:t xml:space="preserve"> </w:t>
-      </w:r>
-      <w:bookmarkStart w:id="253" w:name="sec-github-desktop"/>
-      <w:bookmarkEnd w:id="253"/>
-      <w:r>
-        <w:t xml:space="preserve"> </w:t>
-      </w:r>
-      <w:bookmarkStart w:id="254" w:name="sec-gitkraken"/>
-      <w:bookmarkEnd w:id="254"/>
-      <w:r>
-        <w:t xml:space="preserve"> </w:t>
-      </w:r>
-      <w:bookmarkStart w:id="255" w:name="sec-gitkraken-kepler"/>
-      <w:bookmarkEnd w:id="255"/>
-      <w:r>
-        <w:t xml:space="preserve"> </w:t>
-      </w:r>
-      <w:bookmarkStart w:id="256" w:name="sec-gitlab"/>
-      <w:bookmarkEnd w:id="256"/>
-      <w:r>
-        <w:t xml:space="preserve"> </w:t>
-      </w:r>
-      <w:bookmarkStart w:id="257" w:name="sec-install-gh"/>
-      <w:bookmarkEnd w:id="257"/>
-      <w:r>
-        <w:t xml:space="preserve"> </w:t>
-      </w:r>
-      <w:bookmarkStart w:id="258" w:name="sec-install-glab"/>
-      <w:bookmarkEnd w:id="258"/>
-      <w:r>
-        <w:t xml:space="preserve"> </w:t>
-      </w:r>
-      <w:bookmarkStart w:id="259" w:name="sec-removing-sensitive-data"/>
-      <w:bookmarkEnd w:id="259"/>
+      <w:bookmarkStart w:id="271" w:name="sec-cli-tools"/>
+      <w:bookmarkEnd w:id="271"/>
+      <w:r>
+        <w:t xml:space="preserve"> </w:t>
+      </w:r>
+      <w:bookmarkStart w:id="272" w:name="sec-dev-branches"/>
+      <w:bookmarkEnd w:id="272"/>
+      <w:r>
+        <w:t xml:space="preserve"> </w:t>
+      </w:r>
+      <w:bookmarkStart w:id="273" w:name="sec-export-cautions"/>
+      <w:bookmarkEnd w:id="273"/>
+      <w:r>
+        <w:t xml:space="preserve"> </w:t>
+      </w:r>
+      <w:bookmarkStart w:id="274" w:name="sec-export-conversations"/>
+      <w:bookmarkEnd w:id="274"/>
+      <w:r>
+        <w:t xml:space="preserve"> </w:t>
+      </w:r>
+      <w:bookmarkStart w:id="275" w:name="sec-export-gh"/>
+      <w:bookmarkEnd w:id="275"/>
+      <w:r>
+        <w:t xml:space="preserve"> </w:t>
+      </w:r>
+      <w:bookmarkStart w:id="276" w:name="sec-export-graphql"/>
+      <w:bookmarkEnd w:id="276"/>
+      <w:r>
+        <w:t xml:space="preserve"> </w:t>
+      </w:r>
+      <w:bookmarkStart w:id="277" w:name="sec-export-migration"/>
+      <w:bookmarkEnd w:id="277"/>
+      <w:r>
+        <w:t xml:space="preserve"> </w:t>
+      </w:r>
+      <w:bookmarkStart w:id="278" w:name="sec-export-rest"/>
+      <w:bookmarkEnd w:id="278"/>
+      <w:r>
+        <w:t xml:space="preserve"> </w:t>
+      </w:r>
+      <w:bookmarkStart w:id="279" w:name="sec-export-three-streams"/>
+      <w:bookmarkEnd w:id="279"/>
+      <w:r>
+        <w:t xml:space="preserve"> </w:t>
+      </w:r>
+      <w:bookmarkStart w:id="280" w:name="sec-git-gui-clients"/>
+      <w:bookmarkEnd w:id="280"/>
+      <w:r>
+        <w:t xml:space="preserve"> </w:t>
+      </w:r>
+      <w:bookmarkStart w:id="281" w:name="sec-gitattributes"/>
+      <w:bookmarkEnd w:id="281"/>
+      <w:r>
+        <w:t xml:space="preserve"> </w:t>
+      </w:r>
+      <w:bookmarkStart w:id="282" w:name="sec-github-desktop"/>
+      <w:bookmarkEnd w:id="282"/>
+      <w:r>
+        <w:t xml:space="preserve"> </w:t>
+      </w:r>
+      <w:bookmarkStart w:id="283" w:name="sec-gitkraken"/>
+      <w:bookmarkEnd w:id="283"/>
+      <w:r>
+        <w:t xml:space="preserve"> </w:t>
+      </w:r>
+      <w:bookmarkStart w:id="284" w:name="sec-gitkraken-kepler"/>
+      <w:bookmarkEnd w:id="284"/>
+      <w:r>
+        <w:t xml:space="preserve"> </w:t>
+      </w:r>
+      <w:bookmarkStart w:id="285" w:name="sec-gitlab"/>
+      <w:bookmarkEnd w:id="285"/>
+      <w:r>
+        <w:t xml:space="preserve"> </w:t>
+      </w:r>
+      <w:bookmarkStart w:id="286" w:name="sec-install-gh"/>
+      <w:bookmarkEnd w:id="286"/>
+      <w:r>
+        <w:t xml:space="preserve"> </w:t>
+      </w:r>
+      <w:bookmarkStart w:id="287" w:name="sec-install-glab"/>
+      <w:bookmarkEnd w:id="287"/>
+      <w:r>
+        <w:t xml:space="preserve"> </w:t>
+      </w:r>
+      <w:bookmarkStart w:id="288" w:name="sec-removing-sensitive-data"/>
+      <w:bookmarkEnd w:id="288"/>
     </w:p>
     <w:p>
       <w:pPr>
@@ -6931,7 +7006,7 @@
           <w:numId w:val="1032"/>
         </w:numPr>
       </w:pPr>
-      <w:hyperlink r:id="rId241">
+      <w:hyperlink r:id="rId289">
         <w:r>
           <w:rPr>
             <w:rStyle w:val="Hyperlink"/>
@@ -6948,7 +7023,7 @@
           <w:numId w:val="1032"/>
         </w:numPr>
       </w:pPr>
-      <w:hyperlink r:id="rId260">
+      <w:hyperlink r:id="rId290">
         <w:r>
           <w:rPr>
             <w:rStyle w:val="Hyperlink"/>
@@ -6965,7 +7040,7 @@
           <w:numId w:val="1032"/>
         </w:numPr>
       </w:pPr>
-      <w:hyperlink r:id="rId261">
+      <w:hyperlink r:id="rId291">
         <w:r>
           <w:rPr>
             <w:rStyle w:val="Hyperlink"/>
@@ -6982,7 +7057,7 @@
           <w:numId w:val="1032"/>
         </w:numPr>
       </w:pPr>
-      <w:hyperlink r:id="rId241">
+      <w:hyperlink r:id="rId292">
         <w:r>
           <w:rPr>
             <w:rStyle w:val="Hyperlink"/>
@@ -6999,7 +7074,7 @@
           <w:numId w:val="1032"/>
         </w:numPr>
       </w:pPr>
-      <w:hyperlink r:id="rId262">
+      <w:hyperlink r:id="rId293">
         <w:r>
           <w:rPr>
             <w:rStyle w:val="Hyperlink"/>
@@ -7016,7 +7091,7 @@
           <w:numId w:val="1032"/>
         </w:numPr>
       </w:pPr>
-      <w:hyperlink r:id="rId241">
+      <w:hyperlink r:id="rId294">
         <w:r>
           <w:rPr>
             <w:rStyle w:val="Hyperlink"/>
@@ -7033,7 +7108,7 @@
           <w:numId w:val="1032"/>
         </w:numPr>
       </w:pPr>
-      <w:hyperlink r:id="rId241">
+      <w:hyperlink r:id="rId295">
         <w:r>
           <w:rPr>
             <w:rStyle w:val="Hyperlink"/>
@@ -7050,7 +7125,7 @@
           <w:numId w:val="1032"/>
         </w:numPr>
       </w:pPr>
-      <w:hyperlink r:id="rId241">
+      <w:hyperlink r:id="rId296">
         <w:r>
           <w:rPr>
             <w:rStyle w:val="Hyperlink"/>
@@ -7067,7 +7142,7 @@
           <w:numId w:val="1032"/>
         </w:numPr>
       </w:pPr>
-      <w:hyperlink r:id="rId241">
+      <w:hyperlink r:id="rId297">
         <w:r>
           <w:rPr>
             <w:rStyle w:val="Hyperlink"/>
@@ -7084,7 +7159,7 @@
           <w:numId w:val="1032"/>
         </w:numPr>
       </w:pPr>
-      <w:hyperlink r:id="rId241">
+      <w:hyperlink r:id="rId298">
         <w:r>
           <w:rPr>
             <w:rStyle w:val="Hyperlink"/>
@@ -7101,7 +7176,7 @@
           <w:numId w:val="1032"/>
         </w:numPr>
       </w:pPr>
-      <w:hyperlink r:id="rId241">
+      <w:hyperlink r:id="rId299">
         <w:r>
           <w:rPr>
             <w:rStyle w:val="Hyperlink"/>
@@ -7118,7 +7193,7 @@
           <w:numId w:val="1032"/>
         </w:numPr>
       </w:pPr>
-      <w:hyperlink r:id="rId263">
+      <w:hyperlink r:id="rId300">
         <w:r>
           <w:rPr>
             <w:rStyle w:val="Hyperlink"/>
@@ -7135,7 +7210,7 @@
           <w:numId w:val="1032"/>
         </w:numPr>
       </w:pPr>
-      <w:hyperlink r:id="rId264">
+      <w:hyperlink r:id="rId301">
         <w:r>
           <w:rPr>
             <w:rStyle w:val="Hyperlink"/>
@@ -7152,7 +7227,7 @@
           <w:numId w:val="1032"/>
         </w:numPr>
       </w:pPr>
-      <w:hyperlink r:id="rId265">
+      <w:hyperlink r:id="rId302">
         <w:r>
           <w:rPr>
             <w:rStyle w:val="Hyperlink"/>
@@ -7169,7 +7244,7 @@
           <w:numId w:val="1032"/>
         </w:numPr>
       </w:pPr>
-      <w:hyperlink r:id="rId266">
+      <w:hyperlink r:id="rId303">
         <w:r>
           <w:rPr>
             <w:rStyle w:val="Hyperlink"/>
@@ -7219,18 +7294,18 @@
                 <wp:inline>
                   <wp:extent cx="152400" cy="152400"/>
                   <wp:effectExtent b="0" l="0" r="0" t="0"/>
-                  <wp:docPr descr="" title="" id="267" name="Picture"/>
+                  <wp:docPr descr="" title="" id="304" name="Picture"/>
                   <a:graphic>
                     <a:graphicData uri="http://schemas.openxmlformats.org/drawingml/2006/picture">
                       <pic:pic>
                         <pic:nvPicPr>
-                          <pic:cNvPr descr="/opt/quarto/share/formats/docx/note.png" id="268" name="Picture"/>
+                          <pic:cNvPr descr="/opt/quarto/share/formats/docx/note.png" id="305" name="Picture"/>
                           <pic:cNvPicPr>
                             <a:picLocks noChangeArrowheads="1" noChangeAspect="1"/>
                           </pic:cNvPicPr>
                         </pic:nvPicPr>
                         <pic:blipFill>
-                          <a:blip r:embed="rId68"/>
+                          <a:blip r:embed="rId72"/>
                           <a:stretch>
                             <a:fillRect/>
                           </a:stretch>
@@ -7287,13 +7362,28 @@
               <w:spacing w:before="16" w:after="16"/>
             </w:pPr>
             <w:r>
-              <w:t xml:space="preserve">This chapter’s old section anchors still resolve on this page,</w:t>
+              <w:t xml:space="preserve">This chapter’s old</w:t>
             </w:r>
             <w:r>
               <w:t xml:space="preserve"> </w:t>
             </w:r>
             <w:r>
-              <w:t xml:space="preserve">so old bookmarks and links won’t 404,</w:t>
+              <w:rPr>
+                <w:rStyle w:val="VerbatimChar"/>
+              </w:rPr>
+              <w:t xml:space="preserve">#sec-</w:t>
+            </w:r>
+            <w:r>
+              <w:t xml:space="preserve"> </w:t>
+            </w:r>
+            <w:r>
+              <w:t xml:space="preserve">anchors still resolve on this page,</w:t>
+            </w:r>
+            <w:r>
+              <w:t xml:space="preserve"> </w:t>
+            </w:r>
+            <w:r>
+              <w:t xml:space="preserve">so old bookmarks and links land here,</w:t>
             </w:r>
             <w:r>
               <w:t xml:space="preserve"> </w:t>
@@ -7335,20 +7425,20 @@
               <w:rPr>
                 <w:rStyle w:val="VerbatimChar"/>
               </w:rPr>
-              <w:t xml:space="preserve">https://morrison-lab.github.io/psc/chapters/github.html#sec-foo</w:t>
+              <w:t xml:space="preserve">chapters/github.html#sec-foo</w:t>
             </w:r>
             <w:r>
               <w:t xml:space="preserve"> </w:t>
             </w:r>
             <w:r>
-              <w:t xml:space="preserve">there.</w:t>
+              <w:t xml:space="preserve">on the psc site.</w:t>
             </w:r>
           </w:p>
           <w:p/>
         </w:tc>
       </w:tr>
     </w:tbl>
-    <w:bookmarkStart w:id="285" w:name="sec-github-education"/>
+    <w:bookmarkStart w:id="322" w:name="sec-github-education"/>
     <w:p>
       <w:pPr>
         <w:pStyle w:val="Heading2"/>
@@ -7357,7 +7447,7 @@
         <w:t xml:space="preserve">11.1 GitHub Education and Copilot Access</w:t>
       </w:r>
     </w:p>
-    <w:bookmarkStart w:id="272" w:name="github-education-benefits"/>
+    <w:bookmarkStart w:id="309" w:name="github-education-benefits"/>
     <w:p>
       <w:pPr>
         <w:pStyle w:val="Heading3"/>
@@ -7406,7 +7496,7 @@
       <w:r>
         <w:t xml:space="preserve"> </w:t>
       </w:r>
-      <w:hyperlink r:id="rId269">
+      <w:hyperlink r:id="rId306">
         <w:r>
           <w:rPr>
             <w:rStyle w:val="Hyperlink"/>
@@ -7521,7 +7611,7 @@
       <w:r>
         <w:t xml:space="preserve"> </w:t>
       </w:r>
-      <w:hyperlink r:id="rId270">
+      <w:hyperlink r:id="rId307">
         <w:r>
           <w:rPr>
             <w:rStyle w:val="Hyperlink"/>
@@ -7544,7 +7634,7 @@
       <w:r>
         <w:t xml:space="preserve"> </w:t>
       </w:r>
-      <w:hyperlink r:id="rId271">
+      <w:hyperlink r:id="rId308">
         <w:r>
           <w:rPr>
             <w:rStyle w:val="Hyperlink"/>
@@ -7565,8 +7655,8 @@
         <w:t xml:space="preserve">which includes numerous free tools and services for learning and development.</w:t>
       </w:r>
     </w:p>
-    <w:bookmarkEnd w:id="272"/>
-    <w:bookmarkStart w:id="284" w:name="X41b56039c71257be4531d08391ae81a73d29f03"/>
+    <w:bookmarkEnd w:id="309"/>
+    <w:bookmarkStart w:id="321" w:name="X41b56039c71257be4531d08391ae81a73d29f03"/>
     <w:p>
       <w:pPr>
         <w:pStyle w:val="Heading3"/>
@@ -7645,7 +7735,7 @@
       <w:r>
         <w:t xml:space="preserve"> </w:t>
       </w:r>
-      <w:hyperlink r:id="rId273">
+      <w:hyperlink r:id="rId310">
         <w:r>
           <w:rPr>
             <w:rStyle w:val="Hyperlink"/>
@@ -7732,7 +7822,7 @@
       <w:tr>
         <w:tc>
           <w:tcPr/>
-          <w:bookmarkStart w:id="277" w:name="fig-request-copilot-seat"/>
+          <w:bookmarkStart w:id="314" w:name="fig-request-copilot-seat"/>
           <w:p>
             <w:pPr>
               <w:pStyle w:val="Compact"/>
@@ -7743,18 +7833,18 @@
                 <wp:inline>
                   <wp:extent cx="5334000" cy="3052792"/>
                   <wp:effectExtent b="0" l="0" r="0" t="0"/>
-                  <wp:docPr descr="" title="" id="275" name="Picture"/>
+                  <wp:docPr descr="" title="" id="312" name="Picture"/>
                   <a:graphic>
                     <a:graphicData uri="http://schemas.openxmlformats.org/drawingml/2006/picture">
                       <pic:pic>
                         <pic:nvPicPr>
-                          <pic:cNvPr descr="assets/images/github-copilot-invitation-email.png" id="276" name="Picture"/>
+                          <pic:cNvPr descr="assets/images/github-copilot-invitation-email.png" id="313" name="Picture"/>
                           <pic:cNvPicPr>
                             <a:picLocks noChangeArrowheads="1" noChangeAspect="1"/>
                           </pic:cNvPicPr>
                         </pic:nvPicPr>
                         <pic:blipFill>
-                          <a:blip r:embed="rId274"/>
+                          <a:blip r:embed="rId311"/>
                           <a:stretch>
                             <a:fillRect/>
                           </a:stretch>
@@ -7794,7 +7884,7 @@
               <w:t xml:space="preserve">Figure 11.1: UC Davis GitHub invitation with Copilot seat option</w:t>
             </w:r>
           </w:p>
-          <w:bookmarkEnd w:id="277"/>
+          <w:bookmarkEnd w:id="314"/>
         </w:tc>
       </w:tr>
     </w:tbl>
@@ -7860,7 +7950,7 @@
       <w:r>
         <w:t xml:space="preserve"> </w:t>
       </w:r>
-      <w:hyperlink r:id="rId278">
+      <w:hyperlink r:id="rId315">
         <w:r>
           <w:rPr>
             <w:rStyle w:val="Hyperlink"/>
@@ -7930,7 +8020,7 @@
       <w:tr>
         <w:tc>
           <w:tcPr/>
-          <w:bookmarkStart w:id="282" w:name="fig-copilot-settings-org-options"/>
+          <w:bookmarkStart w:id="319" w:name="fig-copilot-settings-org-options"/>
           <w:p>
             <w:pPr>
               <w:pStyle w:val="Compact"/>
@@ -7941,18 +8031,18 @@
                 <wp:inline>
                   <wp:extent cx="5334000" cy="531962"/>
                   <wp:effectExtent b="0" l="0" r="0" t="0"/>
-                  <wp:docPr descr="" title="" id="280" name="Picture"/>
+                  <wp:docPr descr="" title="" id="317" name="Picture"/>
                   <a:graphic>
                     <a:graphicData uri="http://schemas.openxmlformats.org/drawingml/2006/picture">
                       <pic:pic>
                         <pic:nvPicPr>
-                          <pic:cNvPr descr="assets/images/github-copilot-settings-page.png" id="281" name="Picture"/>
+                          <pic:cNvPr descr="assets/images/github-copilot-settings-page.png" id="318" name="Picture"/>
                           <pic:cNvPicPr>
                             <a:picLocks noChangeArrowheads="1" noChangeAspect="1"/>
                           </pic:cNvPicPr>
                         </pic:nvPicPr>
                         <pic:blipFill>
-                          <a:blip r:embed="rId279"/>
+                          <a:blip r:embed="rId316"/>
                           <a:stretch>
                             <a:fillRect/>
                           </a:stretch>
@@ -7992,7 +8082,7 @@
               <w:t xml:space="preserve">Figure 11.2: GitHub Copilot settings page showing organization options</w:t>
             </w:r>
           </w:p>
-          <w:bookmarkEnd w:id="282"/>
+          <w:bookmarkEnd w:id="319"/>
         </w:tc>
       </w:tr>
     </w:tbl>
@@ -8042,7 +8132,7 @@
       <w:r>
         <w:t xml:space="preserve"> </w:t>
       </w:r>
-      <w:hyperlink r:id="rId283">
+      <w:hyperlink r:id="rId320">
         <w:r>
           <w:rPr>
             <w:rStyle w:val="Hyperlink"/>
@@ -8083,10 +8173,10 @@
         <w:br w:type="page"/>
       </w:r>
     </w:p>
-    <w:bookmarkEnd w:id="284"/>
-    <w:bookmarkEnd w:id="285"/>
-    <w:bookmarkEnd w:id="286"/>
-    <w:bookmarkStart w:id="306" w:name="sec-collab-dev"/>
+    <w:bookmarkEnd w:id="321"/>
+    <w:bookmarkEnd w:id="322"/>
+    <w:bookmarkEnd w:id="323"/>
+    <w:bookmarkStart w:id="343" w:name="sec-collab-dev"/>
     <w:p>
       <w:pPr>
         <w:pStyle w:val="Heading1"/>
@@ -8162,78 +8252,78 @@
       <w:pPr>
         <w:pStyle w:val="BodyText"/>
       </w:pPr>
-      <w:bookmarkStart w:id="287" w:name="sec-avoid-closing-restarting-prs"/>
-      <w:bookmarkEnd w:id="287"/>
-      <w:r>
-        <w:t xml:space="preserve"> </w:t>
-      </w:r>
-      <w:bookmarkStart w:id="288" w:name="sec-code-review"/>
-      <w:bookmarkEnd w:id="288"/>
-      <w:r>
-        <w:t xml:space="preserve"> </w:t>
-      </w:r>
-      <w:bookmarkStart w:id="289" w:name="sec-opening-pull-requests"/>
-      <w:bookmarkEnd w:id="289"/>
-      <w:r>
-        <w:t xml:space="preserve"> </w:t>
-      </w:r>
-      <w:bookmarkStart w:id="290" w:name="sec-pr-assignee"/>
-      <w:bookmarkEnd w:id="290"/>
-      <w:r>
-        <w:t xml:space="preserve"> </w:t>
-      </w:r>
-      <w:bookmarkStart w:id="291" w:name="sec-pr-author"/>
-      <w:bookmarkEnd w:id="291"/>
-      <w:r>
-        <w:t xml:space="preserve"> </w:t>
-      </w:r>
-      <w:bookmarkStart w:id="292" w:name="sec-pr-issue-creator"/>
-      <w:bookmarkEnd w:id="292"/>
-      <w:r>
-        <w:t xml:space="preserve"> </w:t>
-      </w:r>
-      <w:bookmarkStart w:id="293" w:name="sec-pr-merger"/>
-      <w:bookmarkEnd w:id="293"/>
-      <w:r>
-        <w:t xml:space="preserve"> </w:t>
-      </w:r>
-      <w:bookmarkStart w:id="294" w:name="sec-pr-reviewer"/>
-      <w:bookmarkEnd w:id="294"/>
-      <w:r>
-        <w:t xml:space="preserve"> </w:t>
-      </w:r>
-      <w:bookmarkStart w:id="295" w:name="sec-pr-roles"/>
-      <w:bookmarkEnd w:id="295"/>
-      <w:r>
-        <w:t xml:space="preserve"> </w:t>
-      </w:r>
-      <w:bookmarkStart w:id="296" w:name="sec-pr-steward"/>
-      <w:bookmarkEnd w:id="296"/>
-      <w:r>
-        <w:t xml:space="preserve"> </w:t>
-      </w:r>
-      <w:bookmarkStart w:id="297" w:name="sec-pull-requests"/>
-      <w:bookmarkEnd w:id="297"/>
-      <w:r>
-        <w:t xml:space="preserve"> </w:t>
-      </w:r>
-      <w:bookmarkStart w:id="298" w:name="sec-resolving-review-threads"/>
-      <w:bookmarkEnd w:id="298"/>
-      <w:r>
-        <w:t xml:space="preserve"> </w:t>
-      </w:r>
-      <w:bookmarkStart w:id="299" w:name="sec-responding-to-review-comments"/>
-      <w:bookmarkEnd w:id="299"/>
-      <w:r>
-        <w:t xml:space="preserve"> </w:t>
-      </w:r>
-      <w:bookmarkStart w:id="300" w:name="sec-reviewing-pull-requests"/>
-      <w:bookmarkEnd w:id="300"/>
-      <w:r>
-        <w:t xml:space="preserve"> </w:t>
-      </w:r>
-      <w:bookmarkStart w:id="301" w:name="sec-stacked-pull-requests"/>
-      <w:bookmarkEnd w:id="301"/>
+      <w:bookmarkStart w:id="324" w:name="sec-avoid-closing-restarting-prs"/>
+      <w:bookmarkEnd w:id="324"/>
+      <w:r>
+        <w:t xml:space="preserve"> </w:t>
+      </w:r>
+      <w:bookmarkStart w:id="325" w:name="sec-code-review"/>
+      <w:bookmarkEnd w:id="325"/>
+      <w:r>
+        <w:t xml:space="preserve"> </w:t>
+      </w:r>
+      <w:bookmarkStart w:id="326" w:name="sec-opening-pull-requests"/>
+      <w:bookmarkEnd w:id="326"/>
+      <w:r>
+        <w:t xml:space="preserve"> </w:t>
+      </w:r>
+      <w:bookmarkStart w:id="327" w:name="sec-pr-assignee"/>
+      <w:bookmarkEnd w:id="327"/>
+      <w:r>
+        <w:t xml:space="preserve"> </w:t>
+      </w:r>
+      <w:bookmarkStart w:id="328" w:name="sec-pr-author"/>
+      <w:bookmarkEnd w:id="328"/>
+      <w:r>
+        <w:t xml:space="preserve"> </w:t>
+      </w:r>
+      <w:bookmarkStart w:id="329" w:name="sec-pr-issue-creator"/>
+      <w:bookmarkEnd w:id="329"/>
+      <w:r>
+        <w:t xml:space="preserve"> </w:t>
+      </w:r>
+      <w:bookmarkStart w:id="330" w:name="sec-pr-merger"/>
+      <w:bookmarkEnd w:id="330"/>
+      <w:r>
+        <w:t xml:space="preserve"> </w:t>
+      </w:r>
+      <w:bookmarkStart w:id="331" w:name="sec-pr-reviewer"/>
+      <w:bookmarkEnd w:id="331"/>
+      <w:r>
+        <w:t xml:space="preserve"> </w:t>
+      </w:r>
+      <w:bookmarkStart w:id="332" w:name="sec-pr-roles"/>
+      <w:bookmarkEnd w:id="332"/>
+      <w:r>
+        <w:t xml:space="preserve"> </w:t>
+      </w:r>
+      <w:bookmarkStart w:id="333" w:name="sec-pr-steward"/>
+      <w:bookmarkEnd w:id="333"/>
+      <w:r>
+        <w:t xml:space="preserve"> </w:t>
+      </w:r>
+      <w:bookmarkStart w:id="334" w:name="sec-pull-requests"/>
+      <w:bookmarkEnd w:id="334"/>
+      <w:r>
+        <w:t xml:space="preserve"> </w:t>
+      </w:r>
+      <w:bookmarkStart w:id="335" w:name="sec-resolving-review-threads"/>
+      <w:bookmarkEnd w:id="335"/>
+      <w:r>
+        <w:t xml:space="preserve"> </w:t>
+      </w:r>
+      <w:bookmarkStart w:id="336" w:name="sec-responding-to-review-comments"/>
+      <w:bookmarkEnd w:id="336"/>
+      <w:r>
+        <w:t xml:space="preserve"> </w:t>
+      </w:r>
+      <w:bookmarkStart w:id="337" w:name="sec-reviewing-pull-requests"/>
+      <w:bookmarkEnd w:id="337"/>
+      <w:r>
+        <w:t xml:space="preserve"> </w:t>
+      </w:r>
+      <w:bookmarkStart w:id="338" w:name="sec-stacked-pull-requests"/>
+      <w:bookmarkEnd w:id="338"/>
     </w:p>
     <w:p>
       <w:pPr>
@@ -8251,7 +8341,7 @@
           <w:numId w:val="1038"/>
         </w:numPr>
       </w:pPr>
-      <w:hyperlink r:id="rId302">
+      <w:hyperlink r:id="rId339">
         <w:r>
           <w:rPr>
             <w:rStyle w:val="Hyperlink"/>
@@ -8268,7 +8358,7 @@
           <w:numId w:val="1038"/>
         </w:numPr>
       </w:pPr>
-      <w:hyperlink r:id="rId303">
+      <w:hyperlink r:id="rId340">
         <w:r>
           <w:rPr>
             <w:rStyle w:val="Hyperlink"/>
@@ -8318,18 +8408,18 @@
                 <wp:inline>
                   <wp:extent cx="152400" cy="152400"/>
                   <wp:effectExtent b="0" l="0" r="0" t="0"/>
-                  <wp:docPr descr="" title="" id="304" name="Picture"/>
+                  <wp:docPr descr="" title="" id="341" name="Picture"/>
                   <a:graphic>
                     <a:graphicData uri="http://schemas.openxmlformats.org/drawingml/2006/picture">
                       <pic:pic>
                         <pic:nvPicPr>
-                          <pic:cNvPr descr="/opt/quarto/share/formats/docx/note.png" id="305" name="Picture"/>
+                          <pic:cNvPr descr="/opt/quarto/share/formats/docx/note.png" id="342" name="Picture"/>
                           <pic:cNvPicPr>
                             <a:picLocks noChangeArrowheads="1" noChangeAspect="1"/>
                           </pic:cNvPicPr>
                         </pic:nvPicPr>
                         <pic:blipFill>
-                          <a:blip r:embed="rId68"/>
+                          <a:blip r:embed="rId72"/>
                           <a:stretch>
                             <a:fillRect/>
                           </a:stretch>
@@ -8386,13 +8476,28 @@
               <w:spacing w:before="16" w:after="16"/>
             </w:pPr>
             <w:r>
-              <w:t xml:space="preserve">This chapter’s old section anchors still resolve on this page,</w:t>
+              <w:t xml:space="preserve">This chapter’s old</w:t>
             </w:r>
             <w:r>
               <w:t xml:space="preserve"> </w:t>
             </w:r>
             <w:r>
-              <w:t xml:space="preserve">so old bookmarks and links won’t 404,</w:t>
+              <w:rPr>
+                <w:rStyle w:val="VerbatimChar"/>
+              </w:rPr>
+              <w:t xml:space="preserve">#sec-</w:t>
+            </w:r>
+            <w:r>
+              <w:t xml:space="preserve"> </w:t>
+            </w:r>
+            <w:r>
+              <w:t xml:space="preserve">anchors still resolve on this page,</w:t>
+            </w:r>
+            <w:r>
+              <w:t xml:space="preserve"> </w:t>
+            </w:r>
+            <w:r>
+              <w:t xml:space="preserve">so old bookmarks and links land here,</w:t>
             </w:r>
             <w:r>
               <w:t xml:space="preserve"> </w:t>
@@ -8434,13 +8539,13 @@
               <w:rPr>
                 <w:rStyle w:val="VerbatimChar"/>
               </w:rPr>
-              <w:t xml:space="preserve">https://morrison-lab.github.io/psc/chapters/collaborative-software-development.html#sec-foo</w:t>
+              <w:t xml:space="preserve">chapters/collaborative-software-development.html#sec-foo</w:t>
             </w:r>
             <w:r>
               <w:t xml:space="preserve"> </w:t>
             </w:r>
             <w:r>
-              <w:t xml:space="preserve">there.</w:t>
+              <w:t xml:space="preserve">on the psc site.</w:t>
             </w:r>
           </w:p>
           <w:p/>
@@ -8452,8 +8557,8 @@
         <w:br w:type="page"/>
       </w:r>
     </w:p>
-    <w:bookmarkEnd w:id="306"/>
-    <w:bookmarkStart w:id="326" w:name="sec-r-ci"/>
+    <w:bookmarkEnd w:id="343"/>
+    <w:bookmarkStart w:id="369" w:name="sec-r-ci"/>
     <w:p>
       <w:pPr>
         <w:pStyle w:val="Heading1"/>
@@ -8494,7 +8599,7 @@
       <w:r>
         <w:t xml:space="preserve"> </w:t>
       </w:r>
-      <w:hyperlink r:id="rId307">
+      <w:hyperlink r:id="rId344">
         <w:r>
           <w:rPr>
             <w:rStyle w:val="Hyperlink"/>
@@ -8529,63 +8634,63 @@
       <w:pPr>
         <w:pStyle w:val="BodyText"/>
       </w:pPr>
-      <w:bookmarkStart w:id="308" w:name="sec-ci-concurrency"/>
-      <w:bookmarkEnd w:id="308"/>
-      <w:r>
-        <w:t xml:space="preserve"> </w:t>
-      </w:r>
-      <w:bookmarkStart w:id="309" w:name="sec-ci-decomposition"/>
-      <w:bookmarkEnd w:id="309"/>
-      <w:r>
-        <w:t xml:space="preserve"> </w:t>
-      </w:r>
-      <w:bookmarkStart w:id="310" w:name="sec-ci-design-patterns"/>
-      <w:bookmarkEnd w:id="310"/>
-      <w:r>
-        <w:t xml:space="preserve"> </w:t>
-      </w:r>
-      <w:bookmarkStart w:id="311" w:name="sec-ci-fail-open-closed"/>
-      <w:bookmarkEnd w:id="311"/>
-      <w:r>
-        <w:t xml:space="preserve"> </w:t>
-      </w:r>
-      <w:bookmarkStart w:id="312" w:name="sec-ci-idempotency"/>
-      <w:bookmarkEnd w:id="312"/>
-      <w:r>
-        <w:t xml:space="preserve"> </w:t>
-      </w:r>
-      <w:bookmarkStart w:id="313" w:name="sec-ci-observability"/>
-      <w:bookmarkEnd w:id="313"/>
-      <w:r>
-        <w:t xml:space="preserve"> </w:t>
-      </w:r>
-      <w:bookmarkStart w:id="314" w:name="sec-ci-retries"/>
-      <w:bookmarkEnd w:id="314"/>
-      <w:r>
-        <w:t xml:space="preserve"> </w:t>
-      </w:r>
-      <w:bookmarkStart w:id="315" w:name="sec-ci-secrets"/>
-      <w:bookmarkEnd w:id="315"/>
-      <w:r>
-        <w:t xml:space="preserve"> </w:t>
-      </w:r>
-      <w:bookmarkStart w:id="316" w:name="sec-ci-toctou"/>
-      <w:bookmarkEnd w:id="316"/>
-      <w:r>
-        <w:t xml:space="preserve"> </w:t>
-      </w:r>
-      <w:bookmarkStart w:id="317" w:name="sec-pr-comment-automation"/>
-      <w:bookmarkEnd w:id="317"/>
-      <w:r>
-        <w:t xml:space="preserve"> </w:t>
-      </w:r>
-      <w:bookmarkStart w:id="318" w:name="sec-reusable-workflow-collections"/>
-      <w:bookmarkEnd w:id="318"/>
-      <w:r>
-        <w:t xml:space="preserve"> </w:t>
-      </w:r>
-      <w:bookmarkStart w:id="319" w:name="sec-setting-up-github-actions"/>
-      <w:bookmarkEnd w:id="319"/>
+      <w:bookmarkStart w:id="345" w:name="sec-ci-concurrency"/>
+      <w:bookmarkEnd w:id="345"/>
+      <w:r>
+        <w:t xml:space="preserve"> </w:t>
+      </w:r>
+      <w:bookmarkStart w:id="346" w:name="sec-ci-decomposition"/>
+      <w:bookmarkEnd w:id="346"/>
+      <w:r>
+        <w:t xml:space="preserve"> </w:t>
+      </w:r>
+      <w:bookmarkStart w:id="347" w:name="sec-ci-design-patterns"/>
+      <w:bookmarkEnd w:id="347"/>
+      <w:r>
+        <w:t xml:space="preserve"> </w:t>
+      </w:r>
+      <w:bookmarkStart w:id="348" w:name="sec-ci-fail-open-closed"/>
+      <w:bookmarkEnd w:id="348"/>
+      <w:r>
+        <w:t xml:space="preserve"> </w:t>
+      </w:r>
+      <w:bookmarkStart w:id="349" w:name="sec-ci-idempotency"/>
+      <w:bookmarkEnd w:id="349"/>
+      <w:r>
+        <w:t xml:space="preserve"> </w:t>
+      </w:r>
+      <w:bookmarkStart w:id="350" w:name="sec-ci-observability"/>
+      <w:bookmarkEnd w:id="350"/>
+      <w:r>
+        <w:t xml:space="preserve"> </w:t>
+      </w:r>
+      <w:bookmarkStart w:id="351" w:name="sec-ci-retries"/>
+      <w:bookmarkEnd w:id="351"/>
+      <w:r>
+        <w:t xml:space="preserve"> </w:t>
+      </w:r>
+      <w:bookmarkStart w:id="352" w:name="sec-ci-secrets"/>
+      <w:bookmarkEnd w:id="352"/>
+      <w:r>
+        <w:t xml:space="preserve"> </w:t>
+      </w:r>
+      <w:bookmarkStart w:id="353" w:name="sec-ci-toctou"/>
+      <w:bookmarkEnd w:id="353"/>
+      <w:r>
+        <w:t xml:space="preserve"> </w:t>
+      </w:r>
+      <w:bookmarkStart w:id="354" w:name="sec-pr-comment-automation"/>
+      <w:bookmarkEnd w:id="354"/>
+      <w:r>
+        <w:t xml:space="preserve"> </w:t>
+      </w:r>
+      <w:bookmarkStart w:id="355" w:name="sec-reusable-workflow-collections"/>
+      <w:bookmarkEnd w:id="355"/>
+      <w:r>
+        <w:t xml:space="preserve"> </w:t>
+      </w:r>
+      <w:bookmarkStart w:id="356" w:name="sec-setting-up-github-actions"/>
+      <w:bookmarkEnd w:id="356"/>
     </w:p>
     <w:p>
       <w:pPr>
@@ -8603,7 +8708,7 @@
           <w:numId w:val="1039"/>
         </w:numPr>
       </w:pPr>
-      <w:hyperlink r:id="rId307">
+      <w:hyperlink r:id="rId357">
         <w:r>
           <w:rPr>
             <w:rStyle w:val="Hyperlink"/>
@@ -8620,7 +8725,7 @@
           <w:numId w:val="1039"/>
         </w:numPr>
       </w:pPr>
-      <w:hyperlink r:id="rId320">
+      <w:hyperlink r:id="rId358">
         <w:r>
           <w:rPr>
             <w:rStyle w:val="Hyperlink"/>
@@ -8637,7 +8742,7 @@
           <w:numId w:val="1039"/>
         </w:numPr>
       </w:pPr>
-      <w:hyperlink r:id="rId321">
+      <w:hyperlink r:id="rId359">
         <w:r>
           <w:rPr>
             <w:rStyle w:val="Hyperlink"/>
@@ -8654,7 +8759,7 @@
           <w:numId w:val="1039"/>
         </w:numPr>
       </w:pPr>
-      <w:hyperlink r:id="rId307">
+      <w:hyperlink r:id="rId360">
         <w:r>
           <w:rPr>
             <w:rStyle w:val="Hyperlink"/>
@@ -8671,7 +8776,7 @@
           <w:numId w:val="1039"/>
         </w:numPr>
       </w:pPr>
-      <w:hyperlink r:id="rId307">
+      <w:hyperlink r:id="rId361">
         <w:r>
           <w:rPr>
             <w:rStyle w:val="Hyperlink"/>
@@ -8688,7 +8793,7 @@
           <w:numId w:val="1039"/>
         </w:numPr>
       </w:pPr>
-      <w:hyperlink r:id="rId322">
+      <w:hyperlink r:id="rId362">
         <w:r>
           <w:rPr>
             <w:rStyle w:val="Hyperlink"/>
@@ -8705,7 +8810,7 @@
           <w:numId w:val="1039"/>
         </w:numPr>
       </w:pPr>
-      <w:hyperlink r:id="rId307">
+      <w:hyperlink r:id="rId363">
         <w:r>
           <w:rPr>
             <w:rStyle w:val="Hyperlink"/>
@@ -8722,7 +8827,7 @@
           <w:numId w:val="1039"/>
         </w:numPr>
       </w:pPr>
-      <w:hyperlink r:id="rId323">
+      <w:hyperlink r:id="rId364">
         <w:r>
           <w:rPr>
             <w:rStyle w:val="Hyperlink"/>
@@ -8739,7 +8844,7 @@
           <w:numId w:val="1039"/>
         </w:numPr>
       </w:pPr>
-      <w:hyperlink r:id="rId307">
+      <w:hyperlink r:id="rId365">
         <w:r>
           <w:rPr>
             <w:rStyle w:val="Hyperlink"/>
@@ -8756,7 +8861,7 @@
           <w:numId w:val="1039"/>
         </w:numPr>
       </w:pPr>
-      <w:hyperlink r:id="rId307">
+      <w:hyperlink r:id="rId366">
         <w:r>
           <w:rPr>
             <w:rStyle w:val="Hyperlink"/>
@@ -8806,18 +8911,18 @@
                 <wp:inline>
                   <wp:extent cx="152400" cy="152400"/>
                   <wp:effectExtent b="0" l="0" r="0" t="0"/>
-                  <wp:docPr descr="" title="" id="324" name="Picture"/>
+                  <wp:docPr descr="" title="" id="367" name="Picture"/>
                   <a:graphic>
                     <a:graphicData uri="http://schemas.openxmlformats.org/drawingml/2006/picture">
                       <pic:pic>
                         <pic:nvPicPr>
-                          <pic:cNvPr descr="/opt/quarto/share/formats/docx/note.png" id="325" name="Picture"/>
+                          <pic:cNvPr descr="/opt/quarto/share/formats/docx/note.png" id="368" name="Picture"/>
                           <pic:cNvPicPr>
                             <a:picLocks noChangeArrowheads="1" noChangeAspect="1"/>
                           </pic:cNvPicPr>
                         </pic:nvPicPr>
                         <pic:blipFill>
-                          <a:blip r:embed="rId68"/>
+                          <a:blip r:embed="rId72"/>
                           <a:stretch>
                             <a:fillRect/>
                           </a:stretch>
@@ -8874,13 +8979,28 @@
               <w:spacing w:before="16" w:after="16"/>
             </w:pPr>
             <w:r>
-              <w:t xml:space="preserve">This chapter’s old section anchors still resolve on this page,</w:t>
+              <w:t xml:space="preserve">This chapter’s old</w:t>
             </w:r>
             <w:r>
               <w:t xml:space="preserve"> </w:t>
             </w:r>
             <w:r>
-              <w:t xml:space="preserve">so old bookmarks and links won’t 404,</w:t>
+              <w:rPr>
+                <w:rStyle w:val="VerbatimChar"/>
+              </w:rPr>
+              <w:t xml:space="preserve">#sec-</w:t>
+            </w:r>
+            <w:r>
+              <w:t xml:space="preserve"> </w:t>
+            </w:r>
+            <w:r>
+              <w:t xml:space="preserve">anchors still resolve on this page,</w:t>
+            </w:r>
+            <w:r>
+              <w:t xml:space="preserve"> </w:t>
+            </w:r>
+            <w:r>
+              <w:t xml:space="preserve">so old bookmarks and links land here,</w:t>
             </w:r>
             <w:r>
               <w:t xml:space="preserve"> </w:t>
@@ -8922,13 +9042,13 @@
               <w:rPr>
                 <w:rStyle w:val="VerbatimChar"/>
               </w:rPr>
-              <w:t xml:space="preserve">https://morrison-lab.github.io/psc/chapters/continuous-integration.html#sec-foo</w:t>
+              <w:t xml:space="preserve">chapters/continuous-integration.html#sec-foo</w:t>
             </w:r>
             <w:r>
               <w:t xml:space="preserve"> </w:t>
             </w:r>
             <w:r>
-              <w:t xml:space="preserve">there.</w:t>
+              <w:t xml:space="preserve">on the psc site.</w:t>
             </w:r>
           </w:p>
           <w:p/>
@@ -8940,8 +9060,8 @@
         <w:br w:type="page"/>
       </w:r>
     </w:p>
-    <w:bookmarkEnd w:id="326"/>
-    <w:bookmarkStart w:id="338" w:name="sec-unix"/>
+    <w:bookmarkEnd w:id="369"/>
+    <w:bookmarkStart w:id="388" w:name="sec-unix"/>
     <w:p>
       <w:pPr>
         <w:pStyle w:val="Heading1"/>
@@ -8982,7 +9102,7 @@
       <w:r>
         <w:t xml:space="preserve"> </w:t>
       </w:r>
-      <w:hyperlink r:id="rId327">
+      <w:hyperlink r:id="rId370">
         <w:r>
           <w:rPr>
             <w:rStyle w:val="Hyperlink"/>
@@ -9017,23 +9137,23 @@
       <w:pPr>
         <w:pStyle w:val="BodyText"/>
       </w:pPr>
-      <w:bookmarkStart w:id="328" w:name="sec-cli-tui-gui"/>
-      <w:bookmarkEnd w:id="328"/>
-      <w:r>
-        <w:t xml:space="preserve"> </w:t>
-      </w:r>
-      <w:bookmarkStart w:id="329" w:name="sec-shell-style"/>
-      <w:bookmarkEnd w:id="329"/>
-      <w:r>
-        <w:t xml:space="preserve"> </w:t>
-      </w:r>
-      <w:bookmarkStart w:id="330" w:name="sec-terminal-emulators"/>
-      <w:bookmarkEnd w:id="330"/>
-      <w:r>
-        <w:t xml:space="preserve"> </w:t>
-      </w:r>
-      <w:bookmarkStart w:id="331" w:name="sec-zsh"/>
-      <w:bookmarkEnd w:id="331"/>
+      <w:bookmarkStart w:id="371" w:name="sec-cli-tui-gui"/>
+      <w:bookmarkEnd w:id="371"/>
+      <w:r>
+        <w:t xml:space="preserve"> </w:t>
+      </w:r>
+      <w:bookmarkStart w:id="372" w:name="sec-shell-style"/>
+      <w:bookmarkEnd w:id="372"/>
+      <w:r>
+        <w:t xml:space="preserve"> </w:t>
+      </w:r>
+      <w:bookmarkStart w:id="373" w:name="sec-terminal-emulators"/>
+      <w:bookmarkEnd w:id="373"/>
+      <w:r>
+        <w:t xml:space="preserve"> </w:t>
+      </w:r>
+      <w:bookmarkStart w:id="374" w:name="sec-zsh"/>
+      <w:bookmarkEnd w:id="374"/>
     </w:p>
     <w:p>
       <w:pPr>
@@ -9051,7 +9171,7 @@
           <w:numId w:val="1040"/>
         </w:numPr>
       </w:pPr>
-      <w:hyperlink r:id="rId332">
+      <w:hyperlink r:id="rId375">
         <w:r>
           <w:rPr>
             <w:rStyle w:val="Hyperlink"/>
@@ -9068,7 +9188,7 @@
           <w:numId w:val="1040"/>
         </w:numPr>
       </w:pPr>
-      <w:hyperlink r:id="rId327">
+      <w:hyperlink r:id="rId376">
         <w:r>
           <w:rPr>
             <w:rStyle w:val="Hyperlink"/>
@@ -9085,7 +9205,7 @@
           <w:numId w:val="1040"/>
         </w:numPr>
       </w:pPr>
-      <w:hyperlink r:id="rId333">
+      <w:hyperlink r:id="rId377">
         <w:r>
           <w:rPr>
             <w:rStyle w:val="Hyperlink"/>
@@ -9102,7 +9222,7 @@
           <w:numId w:val="1040"/>
         </w:numPr>
       </w:pPr>
-      <w:hyperlink r:id="rId327">
+      <w:hyperlink r:id="rId378">
         <w:r>
           <w:rPr>
             <w:rStyle w:val="Hyperlink"/>
@@ -9119,7 +9239,7 @@
           <w:numId w:val="1040"/>
         </w:numPr>
       </w:pPr>
-      <w:hyperlink r:id="rId334">
+      <w:hyperlink r:id="rId379">
         <w:r>
           <w:rPr>
             <w:rStyle w:val="Hyperlink"/>
@@ -9136,7 +9256,7 @@
           <w:numId w:val="1040"/>
         </w:numPr>
       </w:pPr>
-      <w:hyperlink r:id="rId327">
+      <w:hyperlink r:id="rId380">
         <w:r>
           <w:rPr>
             <w:rStyle w:val="Hyperlink"/>
@@ -9153,7 +9273,7 @@
           <w:numId w:val="1040"/>
         </w:numPr>
       </w:pPr>
-      <w:hyperlink r:id="rId335">
+      <w:hyperlink r:id="rId381">
         <w:r>
           <w:rPr>
             <w:rStyle w:val="Hyperlink"/>
@@ -9170,7 +9290,7 @@
           <w:numId w:val="1040"/>
         </w:numPr>
       </w:pPr>
-      <w:hyperlink r:id="rId327">
+      <w:hyperlink r:id="rId382">
         <w:r>
           <w:rPr>
             <w:rStyle w:val="Hyperlink"/>
@@ -9187,7 +9307,7 @@
           <w:numId w:val="1040"/>
         </w:numPr>
       </w:pPr>
-      <w:hyperlink r:id="rId327">
+      <w:hyperlink r:id="rId383">
         <w:r>
           <w:rPr>
             <w:rStyle w:val="Hyperlink"/>
@@ -9204,7 +9324,7 @@
           <w:numId w:val="1040"/>
         </w:numPr>
       </w:pPr>
-      <w:hyperlink r:id="rId327">
+      <w:hyperlink r:id="rId384">
         <w:r>
           <w:rPr>
             <w:rStyle w:val="Hyperlink"/>
@@ -9221,7 +9341,7 @@
           <w:numId w:val="1040"/>
         </w:numPr>
       </w:pPr>
-      <w:hyperlink r:id="rId327">
+      <w:hyperlink r:id="rId385">
         <w:r>
           <w:rPr>
             <w:rStyle w:val="Hyperlink"/>
@@ -9271,18 +9391,18 @@
                 <wp:inline>
                   <wp:extent cx="152400" cy="152400"/>
                   <wp:effectExtent b="0" l="0" r="0" t="0"/>
-                  <wp:docPr descr="" title="" id="336" name="Picture"/>
+                  <wp:docPr descr="" title="" id="386" name="Picture"/>
                   <a:graphic>
                     <a:graphicData uri="http://schemas.openxmlformats.org/drawingml/2006/picture">
                       <pic:pic>
                         <pic:nvPicPr>
-                          <pic:cNvPr descr="/opt/quarto/share/formats/docx/note.png" id="337" name="Picture"/>
+                          <pic:cNvPr descr="/opt/quarto/share/formats/docx/note.png" id="387" name="Picture"/>
                           <pic:cNvPicPr>
                             <a:picLocks noChangeArrowheads="1" noChangeAspect="1"/>
                           </pic:cNvPicPr>
                         </pic:nvPicPr>
                         <pic:blipFill>
-                          <a:blip r:embed="rId68"/>
+                          <a:blip r:embed="rId72"/>
                           <a:stretch>
                             <a:fillRect/>
                           </a:stretch>
@@ -9339,13 +9459,28 @@
               <w:spacing w:before="16" w:after="16"/>
             </w:pPr>
             <w:r>
-              <w:t xml:space="preserve">This chapter’s old section anchors still resolve on this page,</w:t>
+              <w:t xml:space="preserve">This chapter’s old</w:t>
             </w:r>
             <w:r>
               <w:t xml:space="preserve"> </w:t>
             </w:r>
             <w:r>
-              <w:t xml:space="preserve">so old bookmarks and links won’t 404,</w:t>
+              <w:rPr>
+                <w:rStyle w:val="VerbatimChar"/>
+              </w:rPr>
+              <w:t xml:space="preserve">#sec-</w:t>
+            </w:r>
+            <w:r>
+              <w:t xml:space="preserve"> </w:t>
+            </w:r>
+            <w:r>
+              <w:t xml:space="preserve">anchors still resolve on this page,</w:t>
+            </w:r>
+            <w:r>
+              <w:t xml:space="preserve"> </w:t>
+            </w:r>
+            <w:r>
+              <w:t xml:space="preserve">so old bookmarks and links land here,</w:t>
             </w:r>
             <w:r>
               <w:t xml:space="preserve"> </w:t>
@@ -9387,13 +9522,13 @@
               <w:rPr>
                 <w:rStyle w:val="VerbatimChar"/>
               </w:rPr>
-              <w:t xml:space="preserve">https://morrison-lab.github.io/psc/chapters/unix.html#sec-foo</w:t>
+              <w:t xml:space="preserve">chapters/unix.html#sec-foo</w:t>
             </w:r>
             <w:r>
               <w:t xml:space="preserve"> </w:t>
             </w:r>
             <w:r>
-              <w:t xml:space="preserve">there.</w:t>
+              <w:t xml:space="preserve">on the psc site.</w:t>
             </w:r>
           </w:p>
           <w:p/>
@@ -9405,8 +9540,8 @@
         <w:br w:type="page"/>
       </w:r>
     </w:p>
-    <w:bookmarkEnd w:id="338"/>
-    <w:bookmarkStart w:id="340" w:name="sec-reproducible-environments"/>
+    <w:bookmarkEnd w:id="388"/>
+    <w:bookmarkStart w:id="394" w:name="sec-reproducible-environments"/>
     <w:p>
       <w:pPr>
         <w:pStyle w:val="Heading1"/>
@@ -9447,7 +9582,7 @@
       <w:r>
         <w:t xml:space="preserve"> </w:t>
       </w:r>
-      <w:hyperlink r:id="rId339">
+      <w:hyperlink r:id="rId389">
         <w:r>
           <w:rPr>
             <w:rStyle w:val="Hyperlink"/>
@@ -9494,7 +9629,7 @@
           <w:numId w:val="1041"/>
         </w:numPr>
       </w:pPr>
-      <w:hyperlink r:id="rId339">
+      <w:hyperlink r:id="rId390">
         <w:r>
           <w:rPr>
             <w:rStyle w:val="Hyperlink"/>
@@ -9511,7 +9646,7 @@
           <w:numId w:val="1041"/>
         </w:numPr>
       </w:pPr>
-      <w:hyperlink r:id="rId339">
+      <w:hyperlink r:id="rId391">
         <w:r>
           <w:rPr>
             <w:rStyle w:val="Hyperlink"/>
@@ -9528,7 +9663,7 @@
           <w:numId w:val="1041"/>
         </w:numPr>
       </w:pPr>
-      <w:hyperlink r:id="rId339">
+      <w:hyperlink r:id="rId392">
         <w:r>
           <w:rPr>
             <w:rStyle w:val="Hyperlink"/>
@@ -9545,7 +9680,7 @@
           <w:numId w:val="1041"/>
         </w:numPr>
       </w:pPr>
-      <w:hyperlink r:id="rId339">
+      <w:hyperlink r:id="rId393">
         <w:r>
           <w:rPr>
             <w:rStyle w:val="Hyperlink"/>
@@ -9559,8 +9694,8 @@
         <w:br w:type="page"/>
       </w:r>
     </w:p>
-    <w:bookmarkEnd w:id="340"/>
-    <w:bookmarkStart w:id="348" w:name="code-publication"/>
+    <w:bookmarkEnd w:id="394"/>
+    <w:bookmarkStart w:id="410" w:name="code-publication"/>
     <w:p>
       <w:pPr>
         <w:pStyle w:val="Heading1"/>
@@ -9601,7 +9736,7 @@
       <w:r>
         <w:t xml:space="preserve"> </w:t>
       </w:r>
-      <w:hyperlink r:id="rId341">
+      <w:hyperlink r:id="rId395">
         <w:r>
           <w:rPr>
             <w:rStyle w:val="Hyperlink"/>
@@ -9636,13 +9771,13 @@
       <w:pPr>
         <w:pStyle w:val="BodyText"/>
       </w:pPr>
-      <w:bookmarkStart w:id="342" w:name="sec-cran-release"/>
-      <w:bookmarkEnd w:id="342"/>
-      <w:r>
-        <w:t xml:space="preserve"> </w:t>
-      </w:r>
-      <w:bookmarkStart w:id="343" w:name="sec-create-github-release"/>
-      <w:bookmarkEnd w:id="343"/>
+      <w:bookmarkStart w:id="396" w:name="sec-cran-release"/>
+      <w:bookmarkEnd w:id="396"/>
+      <w:r>
+        <w:t xml:space="preserve"> </w:t>
+      </w:r>
+      <w:bookmarkStart w:id="397" w:name="sec-create-github-release"/>
+      <w:bookmarkEnd w:id="397"/>
     </w:p>
     <w:p>
       <w:pPr>
@@ -9660,7 +9795,7 @@
           <w:numId w:val="1042"/>
         </w:numPr>
       </w:pPr>
-      <w:hyperlink r:id="rId341">
+      <w:hyperlink r:id="rId398">
         <w:r>
           <w:rPr>
             <w:rStyle w:val="Hyperlink"/>
@@ -9677,7 +9812,7 @@
           <w:numId w:val="1042"/>
         </w:numPr>
       </w:pPr>
-      <w:hyperlink r:id="rId341">
+      <w:hyperlink r:id="rId399">
         <w:r>
           <w:rPr>
             <w:rStyle w:val="Hyperlink"/>
@@ -9694,7 +9829,7 @@
           <w:numId w:val="1042"/>
         </w:numPr>
       </w:pPr>
-      <w:hyperlink r:id="rId341">
+      <w:hyperlink r:id="rId400">
         <w:r>
           <w:rPr>
             <w:rStyle w:val="Hyperlink"/>
@@ -9711,7 +9846,7 @@
           <w:numId w:val="1042"/>
         </w:numPr>
       </w:pPr>
-      <w:hyperlink r:id="rId341">
+      <w:hyperlink r:id="rId401">
         <w:r>
           <w:rPr>
             <w:rStyle w:val="Hyperlink"/>
@@ -9728,7 +9863,7 @@
           <w:numId w:val="1042"/>
         </w:numPr>
       </w:pPr>
-      <w:hyperlink r:id="rId341">
+      <w:hyperlink r:id="rId402">
         <w:r>
           <w:rPr>
             <w:rStyle w:val="Hyperlink"/>
@@ -9745,7 +9880,7 @@
           <w:numId w:val="1042"/>
         </w:numPr>
       </w:pPr>
-      <w:hyperlink r:id="rId341">
+      <w:hyperlink r:id="rId403">
         <w:r>
           <w:rPr>
             <w:rStyle w:val="Hyperlink"/>
@@ -9762,7 +9897,7 @@
           <w:numId w:val="1042"/>
         </w:numPr>
       </w:pPr>
-      <w:hyperlink r:id="rId341">
+      <w:hyperlink r:id="rId404">
         <w:r>
           <w:rPr>
             <w:rStyle w:val="Hyperlink"/>
@@ -9779,7 +9914,7 @@
           <w:numId w:val="1042"/>
         </w:numPr>
       </w:pPr>
-      <w:hyperlink r:id="rId341">
+      <w:hyperlink r:id="rId405">
         <w:r>
           <w:rPr>
             <w:rStyle w:val="Hyperlink"/>
@@ -9796,7 +9931,7 @@
           <w:numId w:val="1042"/>
         </w:numPr>
       </w:pPr>
-      <w:hyperlink r:id="rId344">
+      <w:hyperlink r:id="rId406">
         <w:r>
           <w:rPr>
             <w:rStyle w:val="Hyperlink"/>
@@ -9813,7 +9948,7 @@
           <w:numId w:val="1042"/>
         </w:numPr>
       </w:pPr>
-      <w:hyperlink r:id="rId345">
+      <w:hyperlink r:id="rId407">
         <w:r>
           <w:rPr>
             <w:rStyle w:val="Hyperlink"/>
@@ -9863,18 +9998,18 @@
                 <wp:inline>
                   <wp:extent cx="152400" cy="152400"/>
                   <wp:effectExtent b="0" l="0" r="0" t="0"/>
-                  <wp:docPr descr="" title="" id="346" name="Picture"/>
+                  <wp:docPr descr="" title="" id="408" name="Picture"/>
                   <a:graphic>
                     <a:graphicData uri="http://schemas.openxmlformats.org/drawingml/2006/picture">
                       <pic:pic>
                         <pic:nvPicPr>
-                          <pic:cNvPr descr="/opt/quarto/share/formats/docx/note.png" id="347" name="Picture"/>
+                          <pic:cNvPr descr="/opt/quarto/share/formats/docx/note.png" id="409" name="Picture"/>
                           <pic:cNvPicPr>
                             <a:picLocks noChangeArrowheads="1" noChangeAspect="1"/>
                           </pic:cNvPicPr>
                         </pic:nvPicPr>
                         <pic:blipFill>
-                          <a:blip r:embed="rId68"/>
+                          <a:blip r:embed="rId72"/>
                           <a:stretch>
                             <a:fillRect/>
                           </a:stretch>
@@ -9931,13 +10066,28 @@
               <w:spacing w:before="16" w:after="16"/>
             </w:pPr>
             <w:r>
-              <w:t xml:space="preserve">This chapter’s old section anchors still resolve on this page,</w:t>
+              <w:t xml:space="preserve">This chapter’s old</w:t>
             </w:r>
             <w:r>
               <w:t xml:space="preserve"> </w:t>
             </w:r>
             <w:r>
-              <w:t xml:space="preserve">so old bookmarks and links won’t 404,</w:t>
+              <w:rPr>
+                <w:rStyle w:val="VerbatimChar"/>
+              </w:rPr>
+              <w:t xml:space="preserve">#sec-</w:t>
+            </w:r>
+            <w:r>
+              <w:t xml:space="preserve"> </w:t>
+            </w:r>
+            <w:r>
+              <w:t xml:space="preserve">anchors still resolve on this page,</w:t>
+            </w:r>
+            <w:r>
+              <w:t xml:space="preserve"> </w:t>
+            </w:r>
+            <w:r>
+              <w:t xml:space="preserve">so old bookmarks and links land here,</w:t>
             </w:r>
             <w:r>
               <w:t xml:space="preserve"> </w:t>
@@ -9979,13 +10129,13 @@
               <w:rPr>
                 <w:rStyle w:val="VerbatimChar"/>
               </w:rPr>
-              <w:t xml:space="preserve">https://morrison-lab.github.io/psc/chapters/code-publication.html#sec-foo</w:t>
+              <w:t xml:space="preserve">chapters/code-publication.html#sec-foo</w:t>
             </w:r>
             <w:r>
               <w:t xml:space="preserve"> </w:t>
             </w:r>
             <w:r>
-              <w:t xml:space="preserve">there.</w:t>
+              <w:t xml:space="preserve">on the psc site.</w:t>
             </w:r>
           </w:p>
           <w:p/>
@@ -9997,8 +10147,8 @@
         <w:br w:type="page"/>
       </w:r>
     </w:p>
-    <w:bookmarkEnd w:id="348"/>
-    <w:bookmarkStart w:id="368" w:name="sec-data-publication"/>
+    <w:bookmarkEnd w:id="410"/>
+    <w:bookmarkStart w:id="430" w:name="sec-data-publication"/>
     <w:p>
       <w:pPr>
         <w:pStyle w:val="Heading1"/>
@@ -10007,7 +10157,7 @@
         <w:t xml:space="preserve">17. Data Publication</w:t>
       </w:r>
     </w:p>
-    <w:bookmarkStart w:id="349" w:name="overview"/>
+    <w:bookmarkStart w:id="411" w:name="overview"/>
     <w:p>
       <w:pPr>
         <w:pStyle w:val="Heading2"/>
@@ -10325,8 +10475,8 @@
         <w:t xml:space="preserve">6. Go live</w:t>
       </w:r>
     </w:p>
-    <w:bookmarkEnd w:id="349"/>
-    <w:bookmarkStart w:id="354" w:name="removing-phi"/>
+    <w:bookmarkEnd w:id="411"/>
+    <w:bookmarkStart w:id="416" w:name="removing-phi"/>
     <w:p>
       <w:pPr>
         <w:pStyle w:val="Heading2"/>
@@ -10343,7 +10493,7 @@
         <w:t xml:space="preserve">Once the data is finalized for analysis, the first step is to strip it of Protected Health Information (PHI), or any other data that could be used to link back to specific participants, such as names, birth dates, or GPS coordinates at the village/neighborhood level or below. PHI includes, but is not limited to:</w:t>
       </w:r>
     </w:p>
-    <w:bookmarkStart w:id="350" w:name="personal-information"/>
+    <w:bookmarkStart w:id="412" w:name="personal-information"/>
     <w:p>
       <w:pPr>
         <w:pStyle w:val="Heading3"/>
@@ -10372,8 +10522,8 @@
         <w:t xml:space="preserve">- A combination of age, sex, and geographic location (below population 20,000) is considered identifiable</w:t>
       </w:r>
     </w:p>
-    <w:bookmarkEnd w:id="350"/>
-    <w:bookmarkStart w:id="351" w:name="dates"/>
+    <w:bookmarkEnd w:id="412"/>
+    <w:bookmarkStart w:id="413" w:name="dates"/>
     <w:p>
       <w:pPr>
         <w:pStyle w:val="Heading3"/>
@@ -10451,8 +10601,8 @@
         </w:pict>
       </w:r>
     </w:p>
-    <w:bookmarkEnd w:id="351"/>
-    <w:bookmarkStart w:id="353" w:name="geographic-information"/>
+    <w:bookmarkEnd w:id="413"/>
+    <w:bookmarkStart w:id="415" w:name="geographic-information"/>
     <w:p>
       <w:pPr>
         <w:pStyle w:val="Heading3"/>
@@ -10519,7 +10669,7 @@
       <w:r>
         <w:t xml:space="preserve"> </w:t>
       </w:r>
-      <w:hyperlink r:id="rId352">
+      <w:hyperlink r:id="rId414">
         <w:r>
           <w:rPr>
             <w:rStyle w:val="Hyperlink"/>
@@ -10531,9 +10681,9 @@
         <w:t xml:space="preserve">, including resources on QGIS and spatial SQL.</w:t>
       </w:r>
     </w:p>
-    <w:bookmarkEnd w:id="353"/>
-    <w:bookmarkEnd w:id="354"/>
-    <w:bookmarkStart w:id="358" w:name="create-public-ids"/>
+    <w:bookmarkEnd w:id="415"/>
+    <w:bookmarkEnd w:id="416"/>
+    <w:bookmarkStart w:id="420" w:name="create-public-ids"/>
     <w:p>
       <w:pPr>
         <w:pStyle w:val="Heading2"/>
@@ -10542,7 +10692,7 @@
         <w:t xml:space="preserve">17.3 Create public IDs</w:t>
       </w:r>
     </w:p>
-    <w:bookmarkStart w:id="355" w:name="rationale"/>
+    <w:bookmarkStart w:id="417" w:name="rationale"/>
     <w:p>
       <w:pPr>
         <w:pStyle w:val="Heading3"/>
@@ -10559,8 +10709,8 @@
         <w:t xml:space="preserve">The UC Davis IRB requires that public datasets not include the original study IDs to identify participants or other units in the study. The reason is that those IDs are linked in our private datasets to PHI. By creating a new set of public IDs, the public dataset is one step further removed from the potential to link to PHI.</w:t>
       </w:r>
     </w:p>
-    <w:bookmarkEnd w:id="355"/>
-    <w:bookmarkStart w:id="356" w:name="X91487d910db01b024f2469582e46c6c56caa238"/>
+    <w:bookmarkEnd w:id="417"/>
+    <w:bookmarkStart w:id="418" w:name="X91487d910db01b024f2469582e46c6c56caa238"/>
     <w:p>
       <w:pPr>
         <w:pStyle w:val="Heading3"/>
@@ -10712,8 +10862,8 @@
         </w:pict>
       </w:r>
     </w:p>
-    <w:bookmarkEnd w:id="356"/>
-    <w:bookmarkStart w:id="357" w:name="example-scripts"/>
+    <w:bookmarkEnd w:id="418"/>
+    <w:bookmarkStart w:id="419" w:name="example-scripts"/>
     <w:p>
       <w:pPr>
         <w:pStyle w:val="Heading3"/>
@@ -10860,9 +11010,9 @@
         <w:t xml:space="preserve">The example workflow is accessible via GitHub: https://github.com/proctor-ucsf/dcc-handbook/tree/master/templates/making-data-public</w:t>
       </w:r>
     </w:p>
-    <w:bookmarkEnd w:id="357"/>
-    <w:bookmarkEnd w:id="358"/>
-    <w:bookmarkStart w:id="364" w:name="create-a-data-repository"/>
+    <w:bookmarkEnd w:id="419"/>
+    <w:bookmarkEnd w:id="420"/>
+    <w:bookmarkStart w:id="426" w:name="create-a-data-repository"/>
     <w:p>
       <w:pPr>
         <w:pStyle w:val="Heading2"/>
@@ -10884,7 +11034,7 @@
       <w:r>
         <w:t xml:space="preserve">(</w:t>
       </w:r>
-      <w:hyperlink r:id="rId359">
+      <w:hyperlink r:id="rId421">
         <w:r>
           <w:rPr>
             <w:rStyle w:val="Hyperlink"/>
@@ -10996,7 +11146,7 @@
       <w:r>
         <w:t xml:space="preserve"> </w:t>
       </w:r>
-      <w:hyperlink r:id="rId360">
+      <w:hyperlink r:id="rId422">
         <w:r>
           <w:rPr>
             <w:rStyle w:val="Hyperlink"/>
@@ -11129,7 +11279,7 @@
       <w:r>
         <w:t xml:space="preserve"> </w:t>
       </w:r>
-      <w:hyperlink r:id="rId361">
+      <w:hyperlink r:id="rId423">
         <w:r>
           <w:rPr>
             <w:rStyle w:val="Hyperlink"/>
@@ -11141,7 +11291,7 @@
         <w:t xml:space="preserve">.</w:t>
       </w:r>
     </w:p>
-    <w:bookmarkStart w:id="363" w:name="X659912a983e12070198566d6758f84b7c139c71"/>
+    <w:bookmarkStart w:id="425" w:name="X659912a983e12070198566d6758f84b7c139c71"/>
     <w:p>
       <w:pPr>
         <w:pStyle w:val="Heading3"/>
@@ -11212,7 +11362,7 @@
       <w:r>
         <w:t xml:space="preserve"> </w:t>
       </w:r>
-      <w:hyperlink r:id="rId362">
+      <w:hyperlink r:id="rId424">
         <w:r>
           <w:rPr>
             <w:rStyle w:val="Hyperlink"/>
@@ -11233,9 +11383,9 @@
         <w:t xml:space="preserve">Optional: Complete the software checklist and system requirement guide for the analysis to guide others. Include it on the GitHub README for the project: https://github.com/proctor-ucsf/mordor-antibody</w:t>
       </w:r>
     </w:p>
-    <w:bookmarkEnd w:id="363"/>
-    <w:bookmarkEnd w:id="364"/>
-    <w:bookmarkStart w:id="365" w:name="edit-and-test-analysis-scripts"/>
+    <w:bookmarkEnd w:id="425"/>
+    <w:bookmarkEnd w:id="426"/>
+    <w:bookmarkStart w:id="427" w:name="edit-and-test-analysis-scripts"/>
     <w:p>
       <w:pPr>
         <w:pStyle w:val="Heading2"/>
@@ -11270,8 +11420,8 @@
         <w:t xml:space="preserve">, when reading in the public data. Re-run all the analysis scripts to ensure that they still work with the public version of the dataset.</w:t>
       </w:r>
     </w:p>
-    <w:bookmarkEnd w:id="365"/>
-    <w:bookmarkStart w:id="366" w:name="X9e5a2e412be73507d832915a5b2807bcc43a531"/>
+    <w:bookmarkEnd w:id="427"/>
+    <w:bookmarkStart w:id="428" w:name="X9e5a2e412be73507d832915a5b2807bcc43a531"/>
     <w:p>
       <w:pPr>
         <w:pStyle w:val="Heading2"/>
@@ -11318,7 +11468,7 @@
       <w:r>
         <w:t xml:space="preserve"> </w:t>
       </w:r>
-      <w:hyperlink r:id="rId339">
+      <w:hyperlink r:id="rId389">
         <w:r>
           <w:rPr>
             <w:rStyle w:val="Hyperlink"/>
@@ -11407,8 +11557,8 @@
         <w:t xml:space="preserve">Once a public GitHub page exists, you can create a new component on an OSF project (step 3, above) and link it to the public version of the GitHub repo.</w:t>
       </w:r>
     </w:p>
-    <w:bookmarkEnd w:id="366"/>
-    <w:bookmarkStart w:id="367" w:name="go-live"/>
+    <w:bookmarkEnd w:id="428"/>
+    <w:bookmarkStart w:id="429" w:name="go-live"/>
     <w:p>
       <w:pPr>
         <w:pStyle w:val="Heading2"/>
@@ -11519,9 +11669,9 @@
         <w:br w:type="page"/>
       </w:r>
     </w:p>
-    <w:bookmarkEnd w:id="367"/>
-    <w:bookmarkEnd w:id="368"/>
-    <w:bookmarkStart w:id="416" w:name="sec-slurm"/>
+    <w:bookmarkEnd w:id="429"/>
+    <w:bookmarkEnd w:id="430"/>
+    <w:bookmarkStart w:id="478" w:name="sec-slurm"/>
     <w:p>
       <w:pPr>
         <w:pStyle w:val="Heading1"/>
@@ -11538,7 +11688,7 @@
         <w:t xml:space="preserve">When you need to run a script that requires a large amount of RAM, large files, or that uses parallelization, UC Davis provides several high-performance computing (HPC) resources.</w:t>
       </w:r>
     </w:p>
-    <w:bookmarkStart w:id="372" w:name="uc-davis-computing-resources"/>
+    <w:bookmarkStart w:id="434" w:name="uc-davis-computing-resources"/>
     <w:p>
       <w:pPr>
         <w:pStyle w:val="Heading2"/>
@@ -11547,7 +11697,7 @@
         <w:t xml:space="preserve">18.1 UC Davis Computing Resources</w:t>
       </w:r>
     </w:p>
-    <w:bookmarkStart w:id="371" w:name="available-resources"/>
+    <w:bookmarkStart w:id="433" w:name="available-resources"/>
     <w:p>
       <w:pPr>
         <w:pStyle w:val="Heading3"/>
@@ -11589,7 +11739,7 @@
       <w:r>
         <w:t xml:space="preserve">(</w:t>
       </w:r>
-      <w:hyperlink r:id="rId369">
+      <w:hyperlink r:id="rId431">
         <w:r>
           <w:rPr>
             <w:rStyle w:val="Hyperlink"/>
@@ -11673,7 +11823,7 @@
       <w:r>
         <w:t xml:space="preserve"> </w:t>
       </w:r>
-      <w:hyperlink r:id="rId370">
+      <w:hyperlink r:id="rId432">
         <w:r>
           <w:rPr>
             <w:rStyle w:val="Hyperlink"/>
@@ -11711,9 +11861,9 @@
         <w:t xml:space="preserve">- Setting up your computing environment</w:t>
       </w:r>
     </w:p>
-    <w:bookmarkEnd w:id="371"/>
-    <w:bookmarkEnd w:id="372"/>
-    <w:bookmarkStart w:id="374" w:name="getting-started-with-slurm-clusters"/>
+    <w:bookmarkEnd w:id="433"/>
+    <w:bookmarkEnd w:id="434"/>
+    <w:bookmarkStart w:id="436" w:name="getting-started-with-slurm-clusters"/>
     <w:p>
       <w:pPr>
         <w:pStyle w:val="Heading2"/>
@@ -11855,7 +12005,7 @@
         <w:t xml:space="preserve"> clone https://github.com/jadebc/covid19-infections.git</w:t>
       </w:r>
     </w:p>
-    <w:bookmarkStart w:id="373" w:name="one-time-system-set-up"/>
+    <w:bookmarkStart w:id="435" w:name="one-time-system-set-up"/>
     <w:p>
       <w:pPr>
         <w:pStyle w:val="Heading3"/>
@@ -12772,9 +12922,9 @@
         <w:t xml:space="preserve">)</w:t>
       </w:r>
     </w:p>
-    <w:bookmarkEnd w:id="373"/>
-    <w:bookmarkEnd w:id="374"/>
-    <w:bookmarkStart w:id="375" w:name="moving-files-to-the-cluster"/>
+    <w:bookmarkEnd w:id="435"/>
+    <w:bookmarkEnd w:id="436"/>
+    <w:bookmarkStart w:id="437" w:name="moving-files-to-the-cluster"/>
     <w:p>
       <w:pPr>
         <w:pStyle w:val="Heading2"/>
@@ -12823,7 +12973,7 @@
       <w:r>
         <w:t xml:space="preserve"> </w:t>
       </w:r>
-      <w:hyperlink r:id="rId369">
+      <w:hyperlink r:id="rId431">
         <w:r>
           <w:rPr>
             <w:rStyle w:val="Hyperlink"/>
@@ -13020,8 +13170,8 @@
         <w:t xml:space="preserve"> USERNAME@shiva.ucdavis.edu:/scratch/group/GROUPNAME/</w:t>
       </w:r>
     </w:p>
-    <w:bookmarkEnd w:id="375"/>
-    <w:bookmarkStart w:id="376" w:name="installing-packages-on-the-cluster"/>
+    <w:bookmarkEnd w:id="437"/>
+    <w:bookmarkStart w:id="438" w:name="installing-packages-on-the-cluster"/>
     <w:p>
       <w:pPr>
         <w:pStyle w:val="Heading2"/>
@@ -13515,7 +13665,7 @@
       <w:r>
         <w:t xml:space="preserve"> </w:t>
       </w:r>
-      <w:hyperlink r:id="rId369">
+      <w:hyperlink r:id="rId431">
         <w:r>
           <w:rPr>
             <w:rStyle w:val="Hyperlink"/>
@@ -13530,8 +13680,8 @@
         <w:t xml:space="preserve">for support information.</w:t>
       </w:r>
     </w:p>
-    <w:bookmarkEnd w:id="376"/>
-    <w:bookmarkStart w:id="380" w:name="testing-your-code"/>
+    <w:bookmarkEnd w:id="438"/>
+    <w:bookmarkStart w:id="442" w:name="testing-your-code"/>
     <w:p>
       <w:pPr>
         <w:pStyle w:val="Heading2"/>
@@ -13548,7 +13698,7 @@
         <w:t xml:space="preserve">Both of the following ways to test code on a cluster are recommended for making small changes, such as editing file paths and making sure the packages and source files load. You should write and test the functionality of your script locally, only testing on the cluster once major bugs are out.</w:t>
       </w:r>
     </w:p>
-    <w:bookmarkStart w:id="377" w:name="the-command-line"/>
+    <w:bookmarkStart w:id="439" w:name="the-command-line"/>
     <w:p>
       <w:pPr>
         <w:pStyle w:val="Heading3"/>
@@ -13688,8 +13838,8 @@
         <w:t xml:space="preserve">*Note: for collaboration purposes, it’s best for everyone to work with one version of R. Check what version is being used for the project you are working on. Some packages only work with some versions of R, so it’s best to keep it consistent.</w:t>
       </w:r>
     </w:p>
-    <w:bookmarkEnd w:id="377"/>
-    <w:bookmarkStart w:id="378" w:name="rstudio-server"/>
+    <w:bookmarkEnd w:id="439"/>
+    <w:bookmarkStart w:id="440" w:name="rstudio-server"/>
     <w:p>
       <w:pPr>
         <w:pStyle w:val="Heading3"/>
@@ -13722,8 +13872,8 @@
         <w:t xml:space="preserve">When using RStudio Server, you can test your code interactively. However, do NOT use the RStudio Server’s Terminal to install packages and configure your environment for SLURM-based clusters, as you will likely need to re-do it for every session/project. For SLURM clusters, use the command line approach described earlier.</w:t>
       </w:r>
     </w:p>
-    <w:bookmarkEnd w:id="378"/>
-    <w:bookmarkStart w:id="379" w:name="filepaths-configuration-on-the-cluster"/>
+    <w:bookmarkEnd w:id="440"/>
+    <w:bookmarkStart w:id="441" w:name="filepaths-configuration-on-the-cluster"/>
     <w:p>
       <w:pPr>
         <w:pStyle w:val="Heading3"/>
@@ -14012,9 +14162,9 @@
         <w:t xml:space="preserve">}</w:t>
       </w:r>
     </w:p>
-    <w:bookmarkEnd w:id="379"/>
-    <w:bookmarkEnd w:id="380"/>
-    <w:bookmarkStart w:id="399" w:name="sec-x11-forwarding"/>
+    <w:bookmarkEnd w:id="441"/>
+    <w:bookmarkEnd w:id="442"/>
+    <w:bookmarkStart w:id="461" w:name="sec-x11-forwarding"/>
     <w:p>
       <w:pPr>
         <w:pStyle w:val="Heading2"/>
@@ -14077,7 +14227,7 @@
       <w:r>
         <w:t xml:space="preserve"> </w:t>
       </w:r>
-      <w:hyperlink r:id="rId381">
+      <w:hyperlink r:id="rId443">
         <w:r>
           <w:rPr>
             <w:rStyle w:val="Hyperlink"/>
@@ -14177,7 +14327,7 @@
         <w:t xml:space="preserve">because only the page data crosses the network rather than every repainted pixel.</w:t>
       </w:r>
     </w:p>
-    <w:bookmarkStart w:id="388" w:name="install-an-x-server-on-your-own-computer"/>
+    <w:bookmarkStart w:id="450" w:name="install-an-x-server-on-your-own-computer"/>
     <w:p>
       <w:pPr>
         <w:pStyle w:val="Heading3"/>
@@ -14242,7 +14392,7 @@
       <w:tr>
         <w:tc>
           <w:tcPr/>
-          <w:bookmarkStart w:id="387" w:name="tbl-x11-servers"/>
+          <w:bookmarkStart w:id="449" w:name="tbl-x11-servers"/>
           <w:p>
             <w:pPr>
               <w:jc w:val="center"/>
@@ -14316,7 +14466,7 @@
                     <w:pStyle w:val="Compact"/>
                     <w:jc w:val="center"/>
                   </w:pPr>
-                  <w:hyperlink r:id="rId382">
+                  <w:hyperlink r:id="rId444">
                     <w:r>
                       <w:rPr>
                         <w:rStyle w:val="Hyperlink"/>
@@ -14365,7 +14515,7 @@
                     <w:pStyle w:val="Compact"/>
                     <w:jc w:val="center"/>
                   </w:pPr>
-                  <w:hyperlink r:id="rId383">
+                  <w:hyperlink r:id="rId445">
                     <w:r>
                       <w:rPr>
                         <w:rStyle w:val="Hyperlink"/>
@@ -14379,7 +14529,7 @@
                   <w:r>
                     <w:t xml:space="preserve"> </w:t>
                   </w:r>
-                  <w:hyperlink r:id="rId384">
+                  <w:hyperlink r:id="rId446">
                     <w:r>
                       <w:rPr>
                         <w:rStyle w:val="Hyperlink"/>
@@ -14419,7 +14569,7 @@
                   <w:r>
                     <w:t xml:space="preserve"> </w:t>
                   </w:r>
-                  <w:hyperlink r:id="rId385">
+                  <w:hyperlink r:id="rId447">
                     <w:r>
                       <w:rPr>
                         <w:rStyle w:val="Hyperlink"/>
@@ -14462,7 +14612,7 @@
                   <w:r>
                     <w:t xml:space="preserve"> </w:t>
                   </w:r>
-                  <w:hyperlink r:id="rId386">
+                  <w:hyperlink r:id="rId448">
                     <w:r>
                       <w:rPr>
                         <w:rStyle w:val="Hyperlink"/>
@@ -14495,13 +14645,13 @@
               </w:tc>
             </w:tr>
           </w:tbl>
-          <w:bookmarkEnd w:id="387"/>
+          <w:bookmarkEnd w:id="449"/>
           <w:p/>
         </w:tc>
       </w:tr>
     </w:tbl>
-    <w:bookmarkEnd w:id="388"/>
-    <w:bookmarkStart w:id="389" w:name="connect-with-x11-forwarding-enabled"/>
+    <w:bookmarkEnd w:id="450"/>
+    <w:bookmarkStart w:id="451" w:name="connect-with-x11-forwarding-enabled"/>
     <w:p>
       <w:pPr>
         <w:pStyle w:val="Heading3"/>
@@ -14974,8 +15124,8 @@
         <w:t xml:space="preserve">is worth setting because X11 traffic compresses well over a slow link.</w:t>
       </w:r>
     </w:p>
-    <w:bookmarkEnd w:id="389"/>
-    <w:bookmarkStart w:id="390" w:name="check-that-the-forward-is-working"/>
+    <w:bookmarkEnd w:id="451"/>
+    <w:bookmarkStart w:id="452" w:name="check-that-the-forward-is-working"/>
     <w:p>
       <w:pPr>
         <w:pStyle w:val="Heading3"/>
@@ -15245,8 +15395,8 @@
         <w:t xml:space="preserve">(checked August 2026).</w:t>
       </w:r>
     </w:p>
-    <w:bookmarkEnd w:id="390"/>
-    <w:bookmarkStart w:id="393" w:name="install-graphical-programs-without-sudo"/>
+    <w:bookmarkEnd w:id="452"/>
+    <w:bookmarkStart w:id="455" w:name="install-graphical-programs-without-sudo"/>
     <w:p>
       <w:pPr>
         <w:pStyle w:val="Heading3"/>
@@ -15434,7 +15584,7 @@
       <w:r>
         <w:t xml:space="preserve"> </w:t>
       </w:r>
-      <w:hyperlink r:id="rId391">
+      <w:hyperlink r:id="rId453">
         <w:r>
           <w:rPr>
             <w:rStyle w:val="Hyperlink"/>
@@ -15466,7 +15616,7 @@
       <w:r>
         <w:t xml:space="preserve"> </w:t>
       </w:r>
-      <w:hyperlink r:id="rId392">
+      <w:hyperlink r:id="rId454">
         <w:r>
           <w:rPr>
             <w:rStyle w:val="Hyperlink"/>
@@ -15801,8 +15951,8 @@
         <w:t xml:space="preserve">saves typing the full path each time.</w:t>
       </w:r>
     </w:p>
-    <w:bookmarkEnd w:id="393"/>
-    <w:bookmarkStart w:id="398" w:name="limitations"/>
+    <w:bookmarkEnd w:id="455"/>
+    <w:bookmarkStart w:id="460" w:name="limitations"/>
     <w:p>
       <w:pPr>
         <w:pStyle w:val="Heading3"/>
@@ -15867,7 +16017,7 @@
       <w:r>
         <w:t xml:space="preserve"> </w:t>
       </w:r>
-      <w:hyperlink r:id="rId394">
+      <w:hyperlink r:id="rId456">
         <w:r>
           <w:rPr>
             <w:rStyle w:val="VerbatimChar"/>
@@ -15917,7 +16067,7 @@
       <w:r>
         <w:t xml:space="preserve"> </w:t>
       </w:r>
-      <w:hyperlink r:id="rId395">
+      <w:hyperlink r:id="rId457">
         <w:r>
           <w:rPr>
             <w:rStyle w:val="VerbatimChar"/>
@@ -15943,7 +16093,7 @@
       <w:r>
         <w:t xml:space="preserve"> </w:t>
       </w:r>
-      <w:hyperlink r:id="rId396">
+      <w:hyperlink r:id="rId458">
         <w:r>
           <w:rPr>
             <w:rStyle w:val="Hyperlink"/>
@@ -15957,7 +16107,7 @@
       <w:r>
         <w:t xml:space="preserve"> </w:t>
       </w:r>
-      <w:hyperlink r:id="rId397">
+      <w:hyperlink r:id="rId459">
         <w:r>
           <w:rPr>
             <w:rStyle w:val="Hyperlink"/>
@@ -15996,9 +16146,9 @@
         <w:t xml:space="preserve">Contact the cluster administrators if the performance of plain forwarding is blocking your work.</w:t>
       </w:r>
     </w:p>
-    <w:bookmarkEnd w:id="398"/>
-    <w:bookmarkEnd w:id="399"/>
-    <w:bookmarkStart w:id="409" w:name="X7880cdf8bb636dad42e7d655b4e5f617c2acb85"/>
+    <w:bookmarkEnd w:id="460"/>
+    <w:bookmarkEnd w:id="461"/>
+    <w:bookmarkStart w:id="471" w:name="X7880cdf8bb636dad42e7d655b4e5f617c2acb85"/>
     <w:p>
       <w:pPr>
         <w:pStyle w:val="Heading2"/>
@@ -16200,7 +16350,7 @@
         <w:t xml:space="preserve">shell inside it.</w:t>
       </w:r>
     </w:p>
-    <w:bookmarkStart w:id="402" w:name="X2976c747b22dda872c0e3492a1d308b95af7e0f"/>
+    <w:bookmarkStart w:id="464" w:name="X2976c747b22dda872c0e3492a1d308b95af7e0f"/>
     <w:p>
       <w:pPr>
         <w:pStyle w:val="Heading3"/>
@@ -16219,7 +16369,7 @@
       <w:r>
         <w:t xml:space="preserve"> </w:t>
       </w:r>
-      <w:hyperlink r:id="rId400">
+      <w:hyperlink r:id="rId462">
         <w:r>
           <w:rPr>
             <w:rStyle w:val="VerbatimChar"/>
@@ -16236,7 +16386,7 @@
       <w:r>
         <w:t xml:space="preserve"> </w:t>
       </w:r>
-      <w:hyperlink r:id="rId401">
+      <w:hyperlink r:id="rId463">
         <w:r>
           <w:rPr>
             <w:rStyle w:val="VerbatimChar"/>
@@ -16429,8 +16579,8 @@
         <w:t xml:space="preserve"># reattach to the most recent session</w:t>
       </w:r>
     </w:p>
-    <w:bookmarkEnd w:id="402"/>
-    <w:bookmarkStart w:id="408" w:name="reconnect-to-a-surviving-allocation"/>
+    <w:bookmarkEnd w:id="464"/>
+    <w:bookmarkStart w:id="470" w:name="reconnect-to-a-surviving-allocation"/>
     <w:p>
       <w:pPr>
         <w:pStyle w:val="Heading3"/>
@@ -16732,18 +16882,18 @@
                 <wp:inline>
                   <wp:extent cx="152400" cy="152400"/>
                   <wp:effectExtent b="0" l="0" r="0" t="0"/>
-                  <wp:docPr descr="" title="" id="404" name="Picture"/>
+                  <wp:docPr descr="" title="" id="466" name="Picture"/>
                   <a:graphic>
                     <a:graphicData uri="http://schemas.openxmlformats.org/drawingml/2006/picture">
                       <pic:pic>
                         <pic:nvPicPr>
-                          <pic:cNvPr descr="/opt/quarto/share/formats/docx/important.png" id="405" name="Picture"/>
+                          <pic:cNvPr descr="/opt/quarto/share/formats/docx/important.png" id="467" name="Picture"/>
                           <pic:cNvPicPr>
                             <a:picLocks noChangeArrowheads="1" noChangeAspect="1"/>
                           </pic:cNvPicPr>
                         </pic:nvPicPr>
                         <pic:blipFill>
-                          <a:blip r:embed="rId403"/>
+                          <a:blip r:embed="rId465"/>
                           <a:stretch>
                             <a:fillRect/>
                           </a:stretch>
@@ -16973,18 +17123,18 @@
                 <wp:inline>
                   <wp:extent cx="152400" cy="152400"/>
                   <wp:effectExtent b="0" l="0" r="0" t="0"/>
-                  <wp:docPr descr="" title="" id="406" name="Picture"/>
+                  <wp:docPr descr="" title="" id="468" name="Picture"/>
                   <a:graphic>
                     <a:graphicData uri="http://schemas.openxmlformats.org/drawingml/2006/picture">
                       <pic:pic>
                         <pic:nvPicPr>
-                          <pic:cNvPr descr="/opt/quarto/share/formats/docx/note.png" id="407" name="Picture"/>
+                          <pic:cNvPr descr="/opt/quarto/share/formats/docx/note.png" id="469" name="Picture"/>
                           <pic:cNvPicPr>
                             <a:picLocks noChangeArrowheads="1" noChangeAspect="1"/>
                           </pic:cNvPicPr>
                         </pic:nvPicPr>
                         <pic:blipFill>
-                          <a:blip r:embed="rId68"/>
+                          <a:blip r:embed="rId72"/>
                           <a:stretch>
                             <a:fillRect/>
                           </a:stretch>
@@ -17079,7 +17229,7 @@
             <w:r>
               <w:t xml:space="preserve"> </w:t>
             </w:r>
-            <w:hyperlink r:id="rId369">
+            <w:hyperlink r:id="rId431">
               <w:r>
                 <w:rPr>
                   <w:rStyle w:val="Hyperlink"/>
@@ -17098,9 +17248,9 @@
         </w:tc>
       </w:tr>
     </w:tbl>
-    <w:bookmarkEnd w:id="408"/>
-    <w:bookmarkEnd w:id="409"/>
-    <w:bookmarkStart w:id="414" w:name="storage-group-storage-access"/>
+    <w:bookmarkEnd w:id="470"/>
+    <w:bookmarkEnd w:id="471"/>
+    <w:bookmarkStart w:id="476" w:name="storage-group-storage-access"/>
     <w:p>
       <w:pPr>
         <w:pStyle w:val="Heading2"/>
@@ -17109,7 +17259,7 @@
         <w:t xml:space="preserve">18.8 Storage &amp; group storage access</w:t>
       </w:r>
     </w:p>
-    <w:bookmarkStart w:id="410" w:name="individual-storage"/>
+    <w:bookmarkStart w:id="472" w:name="individual-storage"/>
     <w:p>
       <w:pPr>
         <w:pStyle w:val="Heading3"/>
@@ -17331,7 +17481,7 @@
       <w:r>
         <w:t xml:space="preserve"> </w:t>
       </w:r>
-      <w:hyperlink r:id="rId369">
+      <w:hyperlink r:id="rId431">
         <w:r>
           <w:rPr>
             <w:rStyle w:val="Hyperlink"/>
@@ -17346,8 +17496,8 @@
         <w:t xml:space="preserve">for specific storage options and quotas.</w:t>
       </w:r>
     </w:p>
-    <w:bookmarkEnd w:id="410"/>
-    <w:bookmarkStart w:id="411" w:name="group-storage"/>
+    <w:bookmarkEnd w:id="472"/>
+    <w:bookmarkStart w:id="473" w:name="group-storage"/>
     <w:p>
       <w:pPr>
         <w:pStyle w:val="Heading3"/>
@@ -17491,8 +17641,8 @@
         <w:t xml:space="preserve">to see if you have permission to add files to group directories. Read the next section to ensure any directories you create have the right permissions.</w:t>
       </w:r>
     </w:p>
-    <w:bookmarkEnd w:id="411"/>
-    <w:bookmarkStart w:id="413" w:name="folder-permissions"/>
+    <w:bookmarkEnd w:id="473"/>
+    <w:bookmarkStart w:id="475" w:name="folder-permissions"/>
     <w:p>
       <w:pPr>
         <w:pStyle w:val="Heading3"/>
@@ -17652,7 +17802,7 @@
       <w:r>
         <w:t xml:space="preserve"> </w:t>
       </w:r>
-      <w:hyperlink r:id="rId412">
+      <w:hyperlink r:id="rId474">
         <w:r>
           <w:rPr>
             <w:rStyle w:val="Hyperlink"/>
@@ -17664,9 +17814,9 @@
         <w:t xml:space="preserve">.</w:t>
       </w:r>
     </w:p>
-    <w:bookmarkEnd w:id="413"/>
-    <w:bookmarkEnd w:id="414"/>
-    <w:bookmarkStart w:id="415" w:name="running-big-jobs"/>
+    <w:bookmarkEnd w:id="475"/>
+    <w:bookmarkEnd w:id="476"/>
+    <w:bookmarkStart w:id="477" w:name="running-big-jobs"/>
     <w:p>
       <w:pPr>
         <w:pStyle w:val="Heading2"/>
@@ -18267,9 +18417,9 @@
         <w:br w:type="page"/>
       </w:r>
     </w:p>
-    <w:bookmarkEnd w:id="415"/>
-    <w:bookmarkEnd w:id="416"/>
-    <w:bookmarkStart w:id="448" w:name="working-with-ai"/>
+    <w:bookmarkEnd w:id="477"/>
+    <w:bookmarkEnd w:id="478"/>
+    <w:bookmarkStart w:id="510" w:name="working-with-ai"/>
     <w:p>
       <w:pPr>
         <w:pStyle w:val="Heading1"/>
@@ -18294,7 +18444,7 @@
       <w:r>
         <w:t xml:space="preserve"> </w:t>
       </w:r>
-      <w:hyperlink r:id="rId417">
+      <w:hyperlink r:id="rId479">
         <w:r>
           <w:rPr>
             <w:rStyle w:val="Hyperlink"/>
@@ -18313,7 +18463,7 @@
       <w:r>
         <w:t xml:space="preserve"> </w:t>
       </w:r>
-      <w:hyperlink r:id="rId418">
+      <w:hyperlink r:id="rId480">
         <w:r>
           <w:rPr>
             <w:rStyle w:val="Hyperlink"/>
@@ -18335,60 +18485,60 @@
       <w:r>
         <w:t xml:space="preserve"> </w:t>
       </w:r>
-      <w:bookmarkStart w:id="419" w:name="sec-ai-disclosure"/>
-      <w:bookmarkEnd w:id="419"/>
-      <w:bookmarkStart w:id="420" w:name="sec-ai-journal-articles"/>
-      <w:bookmarkEnd w:id="420"/>
-      <w:r>
-        <w:t xml:space="preserve"> </w:t>
-      </w:r>
-      <w:bookmarkStart w:id="421" w:name="sec-ai-language-model"/>
-      <w:bookmarkEnd w:id="421"/>
-      <w:bookmarkStart w:id="422" w:name="sec-ai-harnesses"/>
-      <w:bookmarkEnd w:id="422"/>
-      <w:bookmarkStart w:id="423" w:name="sec-ai-agent-implementation"/>
-      <w:bookmarkEnd w:id="423"/>
-      <w:r>
-        <w:t xml:space="preserve"> </w:t>
-      </w:r>
-      <w:bookmarkStart w:id="424" w:name="sec-ai-harness-construction"/>
-      <w:bookmarkEnd w:id="424"/>
-      <w:bookmarkStart w:id="425" w:name="sec-ai-agent-program-kind"/>
-      <w:bookmarkEnd w:id="425"/>
-      <w:r>
-        <w:t xml:space="preserve"> </w:t>
-      </w:r>
-      <w:bookmarkStart w:id="426" w:name="sec-ai-harness-agent-relationship"/>
-      <w:bookmarkEnd w:id="426"/>
-      <w:bookmarkStart w:id="427" w:name="sec-ai-addressing-failing-workflows"/>
-      <w:bookmarkEnd w:id="427"/>
-      <w:r>
-        <w:t xml:space="preserve"> </w:t>
-      </w:r>
-      <w:bookmarkStart w:id="428" w:name="sec-ai-benefits-hazards"/>
-      <w:bookmarkEnd w:id="428"/>
-      <w:bookmarkStart w:id="429" w:name="sec-ai-best-practices"/>
-      <w:bookmarkEnd w:id="429"/>
-      <w:bookmarkStart w:id="430" w:name="sec-ai-offline"/>
-      <w:bookmarkEnd w:id="430"/>
-      <w:r>
-        <w:t xml:space="preserve"> </w:t>
-      </w:r>
-      <w:bookmarkStart w:id="431" w:name="sec-ai-copilot-settings"/>
-      <w:bookmarkEnd w:id="431"/>
-      <w:bookmarkStart w:id="432" w:name="sec-ai-agent-skills"/>
-      <w:bookmarkEnd w:id="432"/>
-      <w:bookmarkStart w:id="433" w:name="sec-ai-claude-cloud-env"/>
-      <w:bookmarkEnd w:id="433"/>
-      <w:r>
-        <w:t xml:space="preserve"> </w:t>
-      </w:r>
-      <w:bookmarkStart w:id="434" w:name="sec-ai-when-to-use"/>
-      <w:bookmarkEnd w:id="434"/>
-      <w:bookmarkStart w:id="435" w:name="sec-ai-claude-code-windows"/>
-      <w:bookmarkEnd w:id="435"/>
-      <w:bookmarkStart w:id="436" w:name="sec-fully-clean"/>
-      <w:bookmarkEnd w:id="436"/>
+      <w:bookmarkStart w:id="481" w:name="sec-ai-disclosure"/>
+      <w:bookmarkEnd w:id="481"/>
+      <w:bookmarkStart w:id="482" w:name="sec-ai-journal-articles"/>
+      <w:bookmarkEnd w:id="482"/>
+      <w:r>
+        <w:t xml:space="preserve"> </w:t>
+      </w:r>
+      <w:bookmarkStart w:id="483" w:name="sec-ai-language-model"/>
+      <w:bookmarkEnd w:id="483"/>
+      <w:bookmarkStart w:id="484" w:name="sec-ai-harnesses"/>
+      <w:bookmarkEnd w:id="484"/>
+      <w:bookmarkStart w:id="485" w:name="sec-ai-agent-implementation"/>
+      <w:bookmarkEnd w:id="485"/>
+      <w:r>
+        <w:t xml:space="preserve"> </w:t>
+      </w:r>
+      <w:bookmarkStart w:id="486" w:name="sec-ai-harness-construction"/>
+      <w:bookmarkEnd w:id="486"/>
+      <w:bookmarkStart w:id="487" w:name="sec-ai-agent-program-kind"/>
+      <w:bookmarkEnd w:id="487"/>
+      <w:r>
+        <w:t xml:space="preserve"> </w:t>
+      </w:r>
+      <w:bookmarkStart w:id="488" w:name="sec-ai-harness-agent-relationship"/>
+      <w:bookmarkEnd w:id="488"/>
+      <w:bookmarkStart w:id="489" w:name="sec-ai-addressing-failing-workflows"/>
+      <w:bookmarkEnd w:id="489"/>
+      <w:r>
+        <w:t xml:space="preserve"> </w:t>
+      </w:r>
+      <w:bookmarkStart w:id="490" w:name="sec-ai-benefits-hazards"/>
+      <w:bookmarkEnd w:id="490"/>
+      <w:bookmarkStart w:id="491" w:name="sec-ai-best-practices"/>
+      <w:bookmarkEnd w:id="491"/>
+      <w:bookmarkStart w:id="492" w:name="sec-ai-offline"/>
+      <w:bookmarkEnd w:id="492"/>
+      <w:r>
+        <w:t xml:space="preserve"> </w:t>
+      </w:r>
+      <w:bookmarkStart w:id="493" w:name="sec-ai-copilot-settings"/>
+      <w:bookmarkEnd w:id="493"/>
+      <w:bookmarkStart w:id="494" w:name="sec-ai-agent-skills"/>
+      <w:bookmarkEnd w:id="494"/>
+      <w:bookmarkStart w:id="495" w:name="sec-ai-claude-cloud-env"/>
+      <w:bookmarkEnd w:id="495"/>
+      <w:r>
+        <w:t xml:space="preserve"> </w:t>
+      </w:r>
+      <w:bookmarkStart w:id="496" w:name="sec-ai-when-to-use"/>
+      <w:bookmarkEnd w:id="496"/>
+      <w:bookmarkStart w:id="497" w:name="sec-ai-claude-code-windows"/>
+      <w:bookmarkEnd w:id="497"/>
+      <w:bookmarkStart w:id="498" w:name="sec-fully-clean"/>
+      <w:bookmarkEnd w:id="498"/>
     </w:p>
     <w:p>
       <w:pPr>
@@ -18397,7 +18547,7 @@
           <w:numId w:val="1048"/>
         </w:numPr>
       </w:pPr>
-      <w:hyperlink r:id="rId437">
+      <w:hyperlink r:id="rId499">
         <w:r>
           <w:rPr>
             <w:rStyle w:val="Hyperlink"/>
@@ -18430,7 +18580,7 @@
           <w:numId w:val="1048"/>
         </w:numPr>
       </w:pPr>
-      <w:hyperlink r:id="rId438">
+      <w:hyperlink r:id="rId500">
         <w:r>
           <w:rPr>
             <w:rStyle w:val="Hyperlink"/>
@@ -18469,7 +18619,7 @@
           <w:numId w:val="1048"/>
         </w:numPr>
       </w:pPr>
-      <w:hyperlink r:id="rId439">
+      <w:hyperlink r:id="rId501">
         <w:r>
           <w:rPr>
             <w:rStyle w:val="Hyperlink"/>
@@ -18550,18 +18700,18 @@
                 <wp:inline>
                   <wp:extent cx="152400" cy="152400"/>
                   <wp:effectExtent b="0" l="0" r="0" t="0"/>
-                  <wp:docPr descr="" title="" id="440" name="Picture"/>
+                  <wp:docPr descr="" title="" id="502" name="Picture"/>
                   <a:graphic>
                     <a:graphicData uri="http://schemas.openxmlformats.org/drawingml/2006/picture">
                       <pic:pic>
                         <pic:nvPicPr>
-                          <pic:cNvPr descr="/opt/quarto/share/formats/docx/note.png" id="441" name="Picture"/>
+                          <pic:cNvPr descr="/opt/quarto/share/formats/docx/note.png" id="503" name="Picture"/>
                           <pic:cNvPicPr>
                             <a:picLocks noChangeArrowheads="1" noChangeAspect="1"/>
                           </pic:cNvPicPr>
                         </pic:nvPicPr>
                         <pic:blipFill>
-                          <a:blip r:embed="rId68"/>
+                          <a:blip r:embed="rId72"/>
                           <a:stretch>
                             <a:fillRect/>
                           </a:stretch>
@@ -18667,7 +18817,7 @@
         </w:tc>
       </w:tr>
     </w:tbl>
-    <w:bookmarkStart w:id="447" w:name="sec-institutional-ai-access"/>
+    <w:bookmarkStart w:id="509" w:name="sec-institutional-ai-access"/>
     <w:p>
       <w:pPr>
         <w:pStyle w:val="Heading2"/>
@@ -18676,7 +18826,7 @@
         <w:t xml:space="preserve">19.1 Institutional AI account access</w:t>
       </w:r>
     </w:p>
-    <w:bookmarkStart w:id="443" w:name="uc-davis-health-openai-access"/>
+    <w:bookmarkStart w:id="505" w:name="uc-davis-health-openai-access"/>
     <w:p>
       <w:pPr>
         <w:pStyle w:val="Heading3"/>
@@ -18733,7 +18883,7 @@
       <w:r>
         <w:t xml:space="preserve"> </w:t>
       </w:r>
-      <w:hyperlink r:id="rId442">
+      <w:hyperlink r:id="rId504">
         <w:r>
           <w:rPr>
             <w:rStyle w:val="Hyperlink"/>
@@ -18793,8 +18943,8 @@
         <w:t xml:space="preserve">Once approved, follow the instructions in the confirmation email to join the UC Davis Health OpenAI workspace.</w:t>
       </w:r>
     </w:p>
-    <w:bookmarkEnd w:id="443"/>
-    <w:bookmarkStart w:id="445" w:name="uc-davis-campus-openai-access"/>
+    <w:bookmarkEnd w:id="505"/>
+    <w:bookmarkStart w:id="507" w:name="uc-davis-campus-openai-access"/>
     <w:p>
       <w:pPr>
         <w:pStyle w:val="Heading3"/>
@@ -18825,7 +18975,7 @@
       <w:r>
         <w:t xml:space="preserve"> </w:t>
       </w:r>
-      <w:hyperlink r:id="rId444">
+      <w:hyperlink r:id="rId506">
         <w:r>
           <w:rPr>
             <w:rStyle w:val="Hyperlink"/>
@@ -18840,8 +18990,8 @@
         <w:t xml:space="preserve">for setup instructions and eligibility details.</w:t>
       </w:r>
     </w:p>
-    <w:bookmarkEnd w:id="445"/>
-    <w:bookmarkStart w:id="446" w:name="data-security-and-compliance"/>
+    <w:bookmarkEnd w:id="507"/>
+    <w:bookmarkStart w:id="508" w:name="data-security-and-compliance"/>
     <w:p>
       <w:pPr>
         <w:pStyle w:val="Heading3"/>
@@ -18884,7 +19034,7 @@
       <w:r>
         <w:t xml:space="preserve"> </w:t>
       </w:r>
-      <w:hyperlink r:id="rId437">
+      <w:hyperlink r:id="rId499">
         <w:r>
           <w:rPr>
             <w:rStyle w:val="Hyperlink"/>
@@ -18901,10 +19051,10 @@
         <w:br w:type="page"/>
       </w:r>
     </w:p>
-    <w:bookmarkEnd w:id="446"/>
-    <w:bookmarkEnd w:id="447"/>
-    <w:bookmarkEnd w:id="448"/>
-    <w:bookmarkStart w:id="459" w:name="checklists"/>
+    <w:bookmarkEnd w:id="508"/>
+    <w:bookmarkEnd w:id="509"/>
+    <w:bookmarkEnd w:id="510"/>
+    <w:bookmarkStart w:id="520" w:name="checklists"/>
     <w:p>
       <w:pPr>
         <w:pStyle w:val="Heading1"/>
@@ -18913,7 +19063,7 @@
         <w:t xml:space="preserve">20. Checklists</w:t>
       </w:r>
     </w:p>
-    <w:bookmarkStart w:id="449" w:name="sec-onboarding-checklist"/>
+    <w:bookmarkStart w:id="511" w:name="sec-onboarding-checklist"/>
     <w:p>
       <w:pPr>
         <w:pStyle w:val="Heading2"/>
@@ -19042,29 +19192,54 @@
         <w:t xml:space="preserve"> </w:t>
       </w:r>
       <w:r>
-        <w:t xml:space="preserve">coding style (</w:t>
-      </w:r>
-      <w:hyperlink w:anchor="sec-r-code-style">
-        <w:r>
-          <w:rPr>
-            <w:rStyle w:val="Hyperlink"/>
-          </w:rPr>
-          <w:t xml:space="preserve">Chapter 7</w:t>
-        </w:r>
-      </w:hyperlink>
-      <w:r>
-        <w:t xml:space="preserve">), and collaborative development (</w:t>
-      </w:r>
-      <w:hyperlink w:anchor="sec-collab-dev">
-        <w:r>
-          <w:rPr>
-            <w:rStyle w:val="Hyperlink"/>
-          </w:rPr>
-          <w:t xml:space="preserve">Chapter 12</w:t>
-        </w:r>
-      </w:hyperlink>
-      <w:r>
-        <w:t xml:space="preserve">).</w:t>
+        <w:t xml:space="preserve">then the</w:t>
+      </w:r>
+      <w:r>
+        <w:t xml:space="preserve"> </w:t>
+      </w:r>
+      <w:hyperlink r:id="rId202">
+        <w:r>
+          <w:rPr>
+            <w:rStyle w:val="Hyperlink"/>
+          </w:rPr>
+          <w:t xml:space="preserve">coding style</w:t>
+        </w:r>
+      </w:hyperlink>
+      <w:r>
+        <w:t xml:space="preserve"> </w:t>
+      </w:r>
+      <w:r>
+        <w:t xml:space="preserve">and</w:t>
+      </w:r>
+      <w:r>
+        <w:t xml:space="preserve"> </w:t>
+      </w:r>
+      <w:hyperlink r:id="rId39">
+        <w:r>
+          <w:rPr>
+            <w:rStyle w:val="Hyperlink"/>
+          </w:rPr>
+          <w:t xml:space="preserve">collaborative development</w:t>
+        </w:r>
+      </w:hyperlink>
+      <w:r>
+        <w:t xml:space="preserve"> </w:t>
+      </w:r>
+      <w:r>
+        <w:t xml:space="preserve">chapters of</w:t>
+      </w:r>
+      <w:r>
+        <w:t xml:space="preserve"> </w:t>
+      </w:r>
+      <w:r>
+        <w:rPr>
+          <w:i/>
+          <w:iCs/>
+        </w:rPr>
+        <w:t xml:space="preserve">Principles of Scientific Computing</w:t>
+      </w:r>
+      <w:r>
+        <w:t xml:space="preserve">.</w:t>
       </w:r>
     </w:p>
     <w:p>
@@ -19210,8 +19385,8 @@
         <w:t xml:space="preserve">to align on project objectives, onboarding timeline, and initial milestones.</w:t>
       </w:r>
     </w:p>
-    <w:bookmarkEnd w:id="449"/>
-    <w:bookmarkStart w:id="450" w:name="pre-analysis-plan-checklist"/>
+    <w:bookmarkEnd w:id="511"/>
+    <w:bookmarkStart w:id="512" w:name="pre-analysis-plan-checklist"/>
     <w:p>
       <w:pPr>
         <w:pStyle w:val="Heading2"/>
@@ -19400,8 +19575,8 @@
         <w:t xml:space="preserve">Negative control analyses</w:t>
       </w:r>
     </w:p>
-    <w:bookmarkEnd w:id="450"/>
-    <w:bookmarkStart w:id="452" w:name="code-checklist"/>
+    <w:bookmarkEnd w:id="512"/>
+    <w:bookmarkStart w:id="513" w:name="code-checklist"/>
     <w:p>
       <w:pPr>
         <w:pStyle w:val="Heading2"/>
@@ -19484,7 +19659,7 @@
       <w:r>
         <w:t xml:space="preserve"> </w:t>
       </w:r>
-      <w:hyperlink r:id="rId451">
+      <w:hyperlink r:id="rId202">
         <w:r>
           <w:rPr>
             <w:rStyle w:val="Hyperlink"/>
@@ -19508,8 +19683,8 @@
         <w:t xml:space="preserve">Are all warnings ignorable? Should any warnings be intentionally suppressed or addressed?</w:t>
       </w:r>
     </w:p>
-    <w:bookmarkEnd w:id="452"/>
-    <w:bookmarkStart w:id="454" w:name="manuscript-checklist"/>
+    <w:bookmarkEnd w:id="513"/>
+    <w:bookmarkStart w:id="515" w:name="manuscript-checklist"/>
     <w:p>
       <w:pPr>
         <w:pStyle w:val="Heading2"/>
@@ -19838,7 +20013,7 @@
       <w:r>
         <w:t xml:space="preserve"> </w:t>
       </w:r>
-      <w:hyperlink r:id="rId453">
+      <w:hyperlink r:id="rId514">
         <w:r>
           <w:rPr>
             <w:rStyle w:val="Hyperlink"/>
@@ -19883,8 +20058,8 @@
         <w:t xml:space="preserve">for author contributions?</w:t>
       </w:r>
     </w:p>
-    <w:bookmarkEnd w:id="454"/>
-    <w:bookmarkStart w:id="457" w:name="figure-checklist"/>
+    <w:bookmarkEnd w:id="515"/>
+    <w:bookmarkStart w:id="518" w:name="figure-checklist"/>
     <w:p>
       <w:pPr>
         <w:pStyle w:val="Heading2"/>
@@ -19955,7 +20130,7 @@
       <w:r>
         <w:t xml:space="preserve"> </w:t>
       </w:r>
-      <w:hyperlink r:id="rId455">
+      <w:hyperlink r:id="rId516">
         <w:r>
           <w:rPr>
             <w:rStyle w:val="Hyperlink"/>
@@ -19969,7 +20144,7 @@
       <w:r>
         <w:t xml:space="preserve"> </w:t>
       </w:r>
-      <w:hyperlink r:id="rId456">
+      <w:hyperlink r:id="rId517">
         <w:r>
           <w:rPr>
             <w:rStyle w:val="Hyperlink"/>
@@ -20035,8 +20210,8 @@
         <w:t xml:space="preserve">Are 95% confidence intervals or other measures of precision shown, if applicable?</w:t>
       </w:r>
     </w:p>
-    <w:bookmarkEnd w:id="457"/>
-    <w:bookmarkStart w:id="458" w:name="sec-offboarding-checklist"/>
+    <w:bookmarkEnd w:id="518"/>
+    <w:bookmarkStart w:id="519" w:name="sec-offboarding-checklist"/>
     <w:p>
       <w:pPr>
         <w:pStyle w:val="Heading2"/>
@@ -20326,9 +20501,9 @@
         <w:br w:type="page"/>
       </w:r>
     </w:p>
-    <w:bookmarkEnd w:id="458"/>
-    <w:bookmarkEnd w:id="459"/>
-    <w:bookmarkStart w:id="551" w:name="resources"/>
+    <w:bookmarkEnd w:id="519"/>
+    <w:bookmarkEnd w:id="520"/>
+    <w:bookmarkStart w:id="612" w:name="resources"/>
     <w:p>
       <w:pPr>
         <w:pStyle w:val="Heading1"/>
@@ -20337,7 +20512,7 @@
         <w:t xml:space="preserve">21. Resources</w:t>
       </w:r>
     </w:p>
-    <w:bookmarkStart w:id="490" w:name="resources-for-r"/>
+    <w:bookmarkStart w:id="551" w:name="resources-for-r"/>
     <w:p>
       <w:pPr>
         <w:pStyle w:val="Heading2"/>
@@ -20346,7 +20521,7 @@
         <w:t xml:space="preserve">21.1 Resources for R</w:t>
       </w:r>
     </w:p>
-    <w:bookmarkStart w:id="464" w:name="books-and-comprehensive-guides"/>
+    <w:bookmarkStart w:id="525" w:name="books-and-comprehensive-guides"/>
     <w:p>
       <w:pPr>
         <w:pStyle w:val="Heading3"/>
@@ -20411,7 +20586,7 @@
           <w:numId w:val="1113"/>
         </w:numPr>
       </w:pPr>
-      <w:hyperlink r:id="rId460">
+      <w:hyperlink r:id="rId521">
         <w:r>
           <w:rPr>
             <w:rStyle w:val="Hyperlink"/>
@@ -20530,7 +20705,7 @@
           <w:numId w:val="1113"/>
         </w:numPr>
       </w:pPr>
-      <w:hyperlink r:id="rId461">
+      <w:hyperlink r:id="rId522">
         <w:r>
           <w:rPr>
             <w:rStyle w:val="Hyperlink"/>
@@ -20547,7 +20722,7 @@
       <w:r>
         <w:t xml:space="preserve"> </w:t>
       </w:r>
-      <w:hyperlink r:id="rId462">
+      <w:hyperlink r:id="rId523">
         <w:r>
           <w:rPr>
             <w:rStyle w:val="VerbatimChar"/>
@@ -20567,7 +20742,7 @@
           <w:numId w:val="1113"/>
         </w:numPr>
       </w:pPr>
-      <w:hyperlink r:id="rId463">
+      <w:hyperlink r:id="rId524">
         <w:r>
           <w:rPr>
             <w:rStyle w:val="Hyperlink"/>
@@ -20582,8 +20757,8 @@
         <w:t xml:space="preserve">- email Kristen for access</w:t>
       </w:r>
     </w:p>
-    <w:bookmarkEnd w:id="464"/>
-    <w:bookmarkStart w:id="469" w:name="uc-davis-datalab-workshops-and-tutorials"/>
+    <w:bookmarkEnd w:id="525"/>
+    <w:bookmarkStart w:id="530" w:name="uc-davis-datalab-workshops-and-tutorials"/>
     <w:p>
       <w:pPr>
         <w:pStyle w:val="Heading3"/>
@@ -20602,7 +20777,7 @@
       <w:r>
         <w:t xml:space="preserve"> </w:t>
       </w:r>
-      <w:hyperlink r:id="rId352">
+      <w:hyperlink r:id="rId414">
         <w:r>
           <w:rPr>
             <w:rStyle w:val="Hyperlink"/>
@@ -20625,7 +20800,7 @@
           <w:numId w:val="1114"/>
         </w:numPr>
       </w:pPr>
-      <w:hyperlink r:id="rId465">
+      <w:hyperlink r:id="rId526">
         <w:r>
           <w:rPr>
             <w:rStyle w:val="Hyperlink"/>
@@ -20648,7 +20823,7 @@
           <w:numId w:val="1114"/>
         </w:numPr>
       </w:pPr>
-      <w:hyperlink r:id="rId466">
+      <w:hyperlink r:id="rId527">
         <w:r>
           <w:rPr>
             <w:rStyle w:val="Hyperlink"/>
@@ -20671,7 +20846,7 @@
           <w:numId w:val="1114"/>
         </w:numPr>
       </w:pPr>
-      <w:hyperlink r:id="rId467">
+      <w:hyperlink r:id="rId528">
         <w:r>
           <w:rPr>
             <w:rStyle w:val="Hyperlink"/>
@@ -20694,7 +20869,7 @@
           <w:numId w:val="1114"/>
         </w:numPr>
       </w:pPr>
-      <w:hyperlink r:id="rId468">
+      <w:hyperlink r:id="rId529">
         <w:r>
           <w:rPr>
             <w:rStyle w:val="Hyperlink"/>
@@ -20709,8 +20884,8 @@
         <w:t xml:space="preserve">- setup instructions for data science software</w:t>
       </w:r>
     </w:p>
-    <w:bookmarkEnd w:id="469"/>
-    <w:bookmarkStart w:id="475" w:name="cheat-sheets"/>
+    <w:bookmarkEnd w:id="530"/>
+    <w:bookmarkStart w:id="536" w:name="cheat-sheets"/>
     <w:p>
       <w:pPr>
         <w:pStyle w:val="Heading3"/>
@@ -20727,7 +20902,7 @@
           <w:numId w:val="1115"/>
         </w:numPr>
       </w:pPr>
-      <w:hyperlink r:id="rId470">
+      <w:hyperlink r:id="rId531">
         <w:r>
           <w:rPr>
             <w:rStyle w:val="Hyperlink"/>
@@ -20744,7 +20919,7 @@
           <w:numId w:val="1115"/>
         </w:numPr>
       </w:pPr>
-      <w:hyperlink r:id="rId471">
+      <w:hyperlink r:id="rId532">
         <w:r>
           <w:rPr>
             <w:rStyle w:val="Hyperlink"/>
@@ -20761,7 +20936,7 @@
           <w:numId w:val="1115"/>
         </w:numPr>
       </w:pPr>
-      <w:hyperlink r:id="rId472">
+      <w:hyperlink r:id="rId533">
         <w:r>
           <w:rPr>
             <w:rStyle w:val="Hyperlink"/>
@@ -20778,7 +20953,7 @@
           <w:numId w:val="1115"/>
         </w:numPr>
       </w:pPr>
-      <w:hyperlink r:id="rId473">
+      <w:hyperlink r:id="rId534">
         <w:r>
           <w:rPr>
             <w:rStyle w:val="Hyperlink"/>
@@ -20795,7 +20970,7 @@
           <w:numId w:val="1115"/>
         </w:numPr>
       </w:pPr>
-      <w:hyperlink r:id="rId474">
+      <w:hyperlink r:id="rId535">
         <w:r>
           <w:rPr>
             <w:rStyle w:val="Hyperlink"/>
@@ -20804,8 +20979,8 @@
         </w:r>
       </w:hyperlink>
     </w:p>
-    <w:bookmarkEnd w:id="475"/>
-    <w:bookmarkStart w:id="477" w:name="style-and-best-practices"/>
+    <w:bookmarkEnd w:id="536"/>
+    <w:bookmarkStart w:id="538" w:name="style-and-best-practices"/>
     <w:p>
       <w:pPr>
         <w:pStyle w:val="Heading3"/>
@@ -20822,7 +20997,7 @@
           <w:numId w:val="1116"/>
         </w:numPr>
       </w:pPr>
-      <w:hyperlink r:id="rId476">
+      <w:hyperlink r:id="rId537">
         <w:r>
           <w:rPr>
             <w:rStyle w:val="Hyperlink"/>
@@ -20831,8 +21006,8 @@
         </w:r>
       </w:hyperlink>
     </w:p>
-    <w:bookmarkEnd w:id="477"/>
-    <w:bookmarkStart w:id="478" w:name="data-documentation-and-dictionaries"/>
+    <w:bookmarkEnd w:id="538"/>
+    <w:bookmarkStart w:id="539" w:name="data-documentation-and-dictionaries"/>
     <w:p>
       <w:pPr>
         <w:pStyle w:val="Heading3"/>
@@ -20849,7 +21024,7 @@
           <w:numId w:val="1117"/>
         </w:numPr>
       </w:pPr>
-      <w:hyperlink r:id="rId360">
+      <w:hyperlink r:id="rId422">
         <w:r>
           <w:rPr>
             <w:rStyle w:val="Hyperlink"/>
@@ -20864,8 +21039,8 @@
         <w:t xml:space="preserve">- open specification and CLI tool for creating, validating, and documenting data dictionaries in YAML format</w:t>
       </w:r>
     </w:p>
-    <w:bookmarkEnd w:id="478"/>
-    <w:bookmarkStart w:id="483" w:name="tidy-evaluation-resources"/>
+    <w:bookmarkEnd w:id="539"/>
+    <w:bookmarkStart w:id="544" w:name="tidy-evaluation-resources"/>
     <w:p>
       <w:pPr>
         <w:pStyle w:val="Heading3"/>
@@ -20882,137 +21057,1312 @@
           <w:numId w:val="1118"/>
         </w:numPr>
       </w:pPr>
+      <w:hyperlink r:id="rId540">
+        <w:r>
+          <w:rPr>
+            <w:rStyle w:val="Hyperlink"/>
+          </w:rPr>
+          <w:t xml:space="preserve">Tidy Eval in 5 Minutes</w:t>
+        </w:r>
+      </w:hyperlink>
+      <w:r>
+        <w:t xml:space="preserve"> </w:t>
+      </w:r>
+      <w:r>
+        <w:t xml:space="preserve">(video)</w:t>
+      </w:r>
+    </w:p>
+    <w:p>
+      <w:pPr>
+        <w:pStyle w:val="Compact"/>
+        <w:numPr>
+          <w:ilvl w:val="0"/>
+          <w:numId w:val="1118"/>
+        </w:numPr>
+      </w:pPr>
+      <w:hyperlink r:id="rId541">
+        <w:r>
+          <w:rPr>
+            <w:rStyle w:val="Hyperlink"/>
+          </w:rPr>
+          <w:t xml:space="preserve">Tidy Evaluation</w:t>
+        </w:r>
+      </w:hyperlink>
+      <w:r>
+        <w:t xml:space="preserve"> </w:t>
+      </w:r>
+      <w:r>
+        <w:t xml:space="preserve">(e-book)</w:t>
+      </w:r>
+    </w:p>
+    <w:p>
+      <w:pPr>
+        <w:pStyle w:val="Compact"/>
+        <w:numPr>
+          <w:ilvl w:val="0"/>
+          <w:numId w:val="1118"/>
+        </w:numPr>
+      </w:pPr>
+      <w:hyperlink r:id="rId542">
+        <w:r>
+          <w:rPr>
+            <w:rStyle w:val="Hyperlink"/>
+          </w:rPr>
+          <w:t xml:space="preserve">Data Frame Columns as Arguments to Dplyr Functions</w:t>
+        </w:r>
+      </w:hyperlink>
+      <w:r>
+        <w:t xml:space="preserve"> </w:t>
+      </w:r>
+      <w:r>
+        <w:t xml:space="preserve">(blog)</w:t>
+      </w:r>
+    </w:p>
+    <w:p>
+      <w:pPr>
+        <w:pStyle w:val="Compact"/>
+        <w:numPr>
+          <w:ilvl w:val="0"/>
+          <w:numId w:val="1118"/>
+        </w:numPr>
+      </w:pPr>
+      <w:hyperlink r:id="rId543">
+        <w:r>
+          <w:rPr>
+            <w:rStyle w:val="Hyperlink"/>
+          </w:rPr>
+          <w:t xml:space="preserve">Standard Evaluation for *_join</w:t>
+        </w:r>
+      </w:hyperlink>
+      <w:r>
+        <w:t xml:space="preserve"> </w:t>
+      </w:r>
+      <w:r>
+        <w:t xml:space="preserve">(stackoverflow)</w:t>
+      </w:r>
+    </w:p>
+    <w:p>
+      <w:pPr>
+        <w:pStyle w:val="Compact"/>
+        <w:numPr>
+          <w:ilvl w:val="0"/>
+          <w:numId w:val="1118"/>
+        </w:numPr>
+      </w:pPr>
+      <w:hyperlink r:id="rId541">
+        <w:r>
+          <w:rPr>
+            <w:rStyle w:val="Hyperlink"/>
+          </w:rPr>
+          <w:t xml:space="preserve">Programming with dplyr</w:t>
+        </w:r>
+      </w:hyperlink>
+      <w:r>
+        <w:t xml:space="preserve"> </w:t>
+      </w:r>
+      <w:r>
+        <w:t xml:space="preserve">(package vignette)</w:t>
+      </w:r>
+    </w:p>
+    <w:bookmarkEnd w:id="544"/>
+    <w:bookmarkStart w:id="550" w:name="continuous-integration-for-r"/>
+    <w:p>
+      <w:pPr>
+        <w:pStyle w:val="Heading3"/>
+      </w:pPr>
+      <w:r>
+        <w:t xml:space="preserve">21.1.7 Continuous Integration for R</w:t>
+      </w:r>
+    </w:p>
+    <w:p>
+      <w:pPr>
+        <w:pStyle w:val="Compact"/>
+        <w:numPr>
+          <w:ilvl w:val="0"/>
+          <w:numId w:val="1119"/>
+        </w:numPr>
+      </w:pPr>
+      <w:hyperlink r:id="rId545">
+        <w:r>
+          <w:rPr>
+            <w:rStyle w:val="Hyperlink"/>
+          </w:rPr>
+          <w:t xml:space="preserve">r-ci: Easy and portable CI for R packages</w:t>
+        </w:r>
+      </w:hyperlink>
+      <w:r>
+        <w:t xml:space="preserve"> </w:t>
+      </w:r>
+      <w:r>
+        <w:t xml:space="preserve">-</w:t>
+      </w:r>
+      <w:r>
+        <w:t xml:space="preserve"> </w:t>
+      </w:r>
+      <w:r>
+        <w:t xml:space="preserve">a portable shell script by Dirk Eddelbuettel</w:t>
+      </w:r>
+      <w:r>
+        <w:t xml:space="preserve"> </w:t>
+      </w:r>
+      <w:r>
+        <w:t xml:space="preserve">for testing R packages across GitHub Actions, Azure Pipelines, CircleCI, and local Docker environments</w:t>
+      </w:r>
+    </w:p>
+    <w:p>
+      <w:pPr>
+        <w:pStyle w:val="Compact"/>
+        <w:numPr>
+          <w:ilvl w:val="0"/>
+          <w:numId w:val="1119"/>
+        </w:numPr>
+      </w:pPr>
+      <w:hyperlink r:id="rId546">
+        <w:r>
+          <w:rPr>
+            <w:rStyle w:val="Hyperlink"/>
+          </w:rPr>
+          <w:t xml:space="preserve">r-codeberg</w:t>
+        </w:r>
+      </w:hyperlink>
+      <w:r>
+        <w:t xml:space="preserve"> </w:t>
+      </w:r>
+      <w:r>
+        <w:t xml:space="preserve">-</w:t>
+      </w:r>
+      <w:r>
+        <w:t xml:space="preserve"> </w:t>
+      </w:r>
+      <w:r>
+        <w:t xml:space="preserve">community organization supporting R package development and hosting on Codeberg,</w:t>
+      </w:r>
+      <w:r>
+        <w:t xml:space="preserve"> </w:t>
+      </w:r>
+      <w:r>
+        <w:t xml:space="preserve">including the</w:t>
+      </w:r>
+      <w:r>
+        <w:t xml:space="preserve"> </w:t>
+      </w:r>
+      <w:hyperlink r:id="rId547">
+        <w:r>
+          <w:rPr>
+            <w:rStyle w:val="Hyperlink"/>
+          </w:rPr>
+          <w:t xml:space="preserve">r-codeberg migration guide</w:t>
+        </w:r>
+      </w:hyperlink>
+      <w:r>
+        <w:t xml:space="preserve"> </w:t>
+      </w:r>
+      <w:r>
+        <w:t xml:space="preserve">for porting packages from GitHub to Codeberg</w:t>
+      </w:r>
+    </w:p>
+    <w:p>
+      <w:pPr>
+        <w:pStyle w:val="Compact"/>
+        <w:numPr>
+          <w:ilvl w:val="0"/>
+          <w:numId w:val="1119"/>
+        </w:numPr>
+      </w:pPr>
+      <w:hyperlink r:id="rId548">
+        <w:r>
+          <w:rPr>
+            <w:rStyle w:val="Hyperlink"/>
+          </w:rPr>
+          <w:t xml:space="preserve">Woodpecker CI</w:t>
+        </w:r>
+      </w:hyperlink>
+      <w:r>
+        <w:t xml:space="preserve"> </w:t>
+      </w:r>
+      <w:r>
+        <w:t xml:space="preserve">-</w:t>
+      </w:r>
+      <w:r>
+        <w:t xml:space="preserve"> </w:t>
+      </w:r>
+      <w:r>
+        <w:t xml:space="preserve">community-driven, container-based continuous integration system</w:t>
+      </w:r>
+      <w:r>
+        <w:t xml:space="preserve"> </w:t>
+      </w:r>
+      <w:r>
+        <w:t xml:space="preserve">that integrates with Codeberg, Forgejo, and Gitea</w:t>
+      </w:r>
+      <w:r>
+        <w:t xml:space="preserve"> </w:t>
+      </w:r>
+      <w:r>
+        <w:t xml:space="preserve">for running automated R package checks and pipeline workflows</w:t>
+      </w:r>
+    </w:p>
+    <w:p>
+      <w:pPr>
+        <w:pStyle w:val="Compact"/>
+        <w:numPr>
+          <w:ilvl w:val="0"/>
+          <w:numId w:val="1119"/>
+        </w:numPr>
+      </w:pPr>
+      <w:hyperlink r:id="rId549">
+        <w:r>
+          <w:rPr>
+            <w:rStyle w:val="Hyperlink"/>
+          </w:rPr>
+          <w:t xml:space="preserve">shinycoreci: CI Testing for shiny</w:t>
+        </w:r>
+      </w:hyperlink>
+      <w:r>
+        <w:t xml:space="preserve"> </w:t>
+      </w:r>
+      <w:r>
+        <w:t xml:space="preserve">-</w:t>
+      </w:r>
+      <w:r>
+        <w:t xml:space="preserve"> </w:t>
+      </w:r>
+      <w:r>
+        <w:t xml:space="preserve">R package developed by the Posit Shiny team</w:t>
+      </w:r>
+      <w:r>
+        <w:t xml:space="preserve"> </w:t>
+      </w:r>
+      <w:r>
+        <w:t xml:space="preserve">for testing the Shiny ecosystem across GitHub Actions runner environments</w:t>
+      </w:r>
+    </w:p>
+    <w:bookmarkEnd w:id="550"/>
+    <w:bookmarkEnd w:id="551"/>
+    <w:bookmarkStart w:id="563" w:name="resources-for-git-github"/>
+    <w:p>
+      <w:pPr>
+        <w:pStyle w:val="Heading2"/>
+      </w:pPr>
+      <w:r>
+        <w:t xml:space="preserve">21.2 Resources for Git &amp; Github</w:t>
+      </w:r>
+    </w:p>
+    <w:p>
+      <w:pPr>
+        <w:pStyle w:val="Compact"/>
+        <w:numPr>
+          <w:ilvl w:val="0"/>
+          <w:numId w:val="1120"/>
+        </w:numPr>
+      </w:pPr>
+      <w:r>
+        <w:t xml:space="preserve">Happy Git and GitHub for the useR</w:t>
+      </w:r>
+      <w:r>
+        <w:t xml:space="preserve"> </w:t>
+      </w:r>
+      <w:r>
+        <w:t xml:space="preserve">(Bryan 2023)</w:t>
+      </w:r>
+      <w:r>
+        <w:t xml:space="preserve"> </w:t>
+      </w:r>
+      <w:r>
+        <w:t xml:space="preserve">- comprehensive guide to using Git and GitHub with R</w:t>
+      </w:r>
+    </w:p>
+    <w:p>
+      <w:pPr>
+        <w:pStyle w:val="Compact"/>
+        <w:numPr>
+          <w:ilvl w:val="0"/>
+          <w:numId w:val="1120"/>
+        </w:numPr>
+      </w:pPr>
+      <w:hyperlink r:id="rId552">
+        <w:r>
+          <w:rPr>
+            <w:rStyle w:val="Hyperlink"/>
+          </w:rPr>
+          <w:t xml:space="preserve">GitHub Learn</w:t>
+        </w:r>
+      </w:hyperlink>
+      <w:r>
+        <w:t xml:space="preserve"> </w:t>
+      </w:r>
+      <w:r>
+        <w:t xml:space="preserve">- official interactive courses,</w:t>
+      </w:r>
+      <w:r>
+        <w:t xml:space="preserve"> </w:t>
+      </w:r>
+      <w:r>
+        <w:t xml:space="preserve">Skills exercises, learning pathways, and credentials</w:t>
+      </w:r>
+    </w:p>
+    <w:p>
+      <w:pPr>
+        <w:pStyle w:val="Compact"/>
+        <w:numPr>
+          <w:ilvl w:val="0"/>
+          <w:numId w:val="1120"/>
+        </w:numPr>
+      </w:pPr>
+      <w:hyperlink r:id="rId553">
+        <w:r>
+          <w:rPr>
+            <w:rStyle w:val="Hyperlink"/>
+          </w:rPr>
+          <w:t xml:space="preserve">GitHub Skills: Introduction to GitHub</w:t>
+        </w:r>
+      </w:hyperlink>
+    </w:p>
+    <w:p>
+      <w:pPr>
+        <w:pStyle w:val="Compact"/>
+        <w:numPr>
+          <w:ilvl w:val="0"/>
+          <w:numId w:val="1120"/>
+        </w:numPr>
+      </w:pPr>
+      <w:hyperlink r:id="rId554">
+        <w:r>
+          <w:rPr>
+            <w:rStyle w:val="Hyperlink"/>
+          </w:rPr>
+          <w:t xml:space="preserve">UC Davis DataLab Git Sandbox</w:t>
+        </w:r>
+      </w:hyperlink>
+      <w:r>
+        <w:t xml:space="preserve"> </w:t>
+      </w:r>
+      <w:r>
+        <w:t xml:space="preserve">- hands-on Git practice repository</w:t>
+      </w:r>
+    </w:p>
+    <w:p>
+      <w:pPr>
+        <w:pStyle w:val="Compact"/>
+        <w:numPr>
+          <w:ilvl w:val="0"/>
+          <w:numId w:val="1120"/>
+        </w:numPr>
+      </w:pPr>
+      <w:hyperlink r:id="rId555">
+        <w:r>
+          <w:rPr>
+            <w:rStyle w:val="Hyperlink"/>
+          </w:rPr>
+          <w:t xml:space="preserve">GitKraken</w:t>
+        </w:r>
+      </w:hyperlink>
+      <w:r>
+        <w:t xml:space="preserve"> </w:t>
+      </w:r>
+      <w:r>
+        <w:t xml:space="preserve">- cross-platform Git client and developer platform with visual commit graphs, interactive rebasing, and</w:t>
+      </w:r>
+      <w:r>
+        <w:t xml:space="preserve"> </w:t>
+      </w:r>
+      <w:hyperlink r:id="rId556">
+        <w:r>
+          <w:rPr>
+            <w:rStyle w:val="Hyperlink"/>
+          </w:rPr>
+          <w:t xml:space="preserve">GitKraken Kepler</w:t>
+        </w:r>
+      </w:hyperlink>
+      <w:r>
+        <w:t xml:space="preserve"> </w:t>
+      </w:r>
+      <w:r>
+        <w:t xml:space="preserve">for agent-driven development workflows</w:t>
+      </w:r>
+    </w:p>
+    <w:p>
+      <w:pPr>
+        <w:pStyle w:val="Compact"/>
+        <w:numPr>
+          <w:ilvl w:val="0"/>
+          <w:numId w:val="1120"/>
+        </w:numPr>
+      </w:pPr>
+      <w:hyperlink r:id="rId557">
+        <w:r>
+          <w:rPr>
+            <w:rStyle w:val="Hyperlink"/>
+          </w:rPr>
+          <w:t xml:space="preserve">About stacked pull requests</w:t>
+        </w:r>
+      </w:hyperlink>
+      <w:r>
+        <w:t xml:space="preserve"> </w:t>
+      </w:r>
+      <w:r>
+        <w:t xml:space="preserve">- official GitHub guide to breaking large changes into stacked pull request chains</w:t>
+      </w:r>
+    </w:p>
+    <w:p>
+      <w:pPr>
+        <w:pStyle w:val="Compact"/>
+        <w:numPr>
+          <w:ilvl w:val="0"/>
+          <w:numId w:val="1120"/>
+        </w:numPr>
+      </w:pPr>
+      <w:hyperlink r:id="rId558">
+        <w:r>
+          <w:rPr>
+            <w:rStyle w:val="Hyperlink"/>
+          </w:rPr>
+          <w:t xml:space="preserve">Claude Code on the Web: Auto-Fix Pull Requests</w:t>
+        </w:r>
+      </w:hyperlink>
+      <w:r>
+        <w:t xml:space="preserve"> </w:t>
+      </w:r>
+      <w:r>
+        <w:t xml:space="preserve">-</w:t>
+      </w:r>
+      <w:r>
+        <w:t xml:space="preserve"> </w:t>
+      </w:r>
+      <w:r>
+        <w:t xml:space="preserve">documentation on Claude Code’s web interface for automatically investigating and resolving check failures and review comments on pull requests</w:t>
+      </w:r>
+    </w:p>
+    <w:p>
+      <w:pPr>
+        <w:pStyle w:val="Compact"/>
+        <w:numPr>
+          <w:ilvl w:val="0"/>
+          <w:numId w:val="1120"/>
+        </w:numPr>
+      </w:pPr>
+      <w:hyperlink r:id="rId559">
+        <w:r>
+          <w:rPr>
+            <w:rStyle w:val="Hyperlink"/>
+          </w:rPr>
+          <w:t xml:space="preserve">Claude Code Workflows</w:t>
+        </w:r>
+      </w:hyperlink>
+      <w:r>
+        <w:t xml:space="preserve"> </w:t>
+      </w:r>
+      <w:r>
+        <w:t xml:space="preserve">-</w:t>
+      </w:r>
+      <w:r>
+        <w:t xml:space="preserve"> </w:t>
+      </w:r>
+      <w:r>
+        <w:t xml:space="preserve">documentation on Claude Code’s dynamic subagent orchestration feature for parallel codebase audits, migrations, and evaluations</w:t>
+      </w:r>
+    </w:p>
+    <w:p>
+      <w:pPr>
+        <w:pStyle w:val="Compact"/>
+        <w:numPr>
+          <w:ilvl w:val="0"/>
+          <w:numId w:val="1120"/>
+        </w:numPr>
+      </w:pPr>
+      <w:hyperlink r:id="rId560">
+        <w:r>
+          <w:rPr>
+            <w:rStyle w:val="Hyperlink"/>
+          </w:rPr>
+          <w:t xml:space="preserve">Google Code Review Developer Guide</w:t>
+        </w:r>
+      </w:hyperlink>
+      <w:r>
+        <w:t xml:space="preserve"> </w:t>
+      </w:r>
+      <w:r>
+        <w:t xml:space="preserve">-</w:t>
+      </w:r>
+      <w:r>
+        <w:t xml:space="preserve"> </w:t>
+      </w:r>
+      <w:r>
+        <w:t xml:space="preserve">comprehensive guidelines on code review standards and pull request authoring;</w:t>
+      </w:r>
+      <w:r>
+        <w:t xml:space="preserve"> </w:t>
+      </w:r>
+      <w:r>
+        <w:t xml:space="preserve">the upstream source for the</w:t>
+      </w:r>
+      <w:r>
+        <w:t xml:space="preserve"> </w:t>
+      </w:r>
+      <w:hyperlink r:id="rId561">
+        <w:r>
+          <w:rPr>
+            <w:rStyle w:val="Hyperlink"/>
+          </w:rPr>
+          <w:t xml:space="preserve">Tidyverse code review principles</w:t>
+        </w:r>
+      </w:hyperlink>
+      <w:r>
+        <w:t xml:space="preserve"> </w:t>
+      </w:r>
+      <w:r>
+        <w:t xml:space="preserve">(see</w:t>
+      </w:r>
+      <w:r>
+        <w:t xml:space="preserve"> </w:t>
+      </w:r>
+      <w:hyperlink r:id="rId562">
+        <w:r>
+          <w:rPr>
+            <w:rStyle w:val="Hyperlink"/>
+          </w:rPr>
+          <w:t xml:space="preserve">acknowledgments</w:t>
+        </w:r>
+      </w:hyperlink>
+      <w:r>
+        <w:t xml:space="preserve">)</w:t>
+      </w:r>
+    </w:p>
+    <w:bookmarkEnd w:id="563"/>
+    <w:bookmarkStart w:id="566" w:name="practical-computing-and-command-line"/>
+    <w:p>
+      <w:pPr>
+        <w:pStyle w:val="Heading2"/>
+      </w:pPr>
+      <w:r>
+        <w:t xml:space="preserve">21.3 Practical Computing and Command Line</w:t>
+      </w:r>
+    </w:p>
+    <w:p>
+      <w:pPr>
+        <w:pStyle w:val="Compact"/>
+        <w:numPr>
+          <w:ilvl w:val="0"/>
+          <w:numId w:val="1121"/>
+        </w:numPr>
+      </w:pPr>
+      <w:hyperlink r:id="rId564">
+        <w:r>
+          <w:rPr>
+            <w:rStyle w:val="Hyperlink"/>
+          </w:rPr>
+          <w:t xml:space="preserve">The Missing CS Quarter at UC Davis</w:t>
+        </w:r>
+      </w:hyperlink>
+      <w:r>
+        <w:t xml:space="preserve"> </w:t>
+      </w:r>
+      <w:r>
+        <w:t xml:space="preserve">- practical computing skills,</w:t>
+      </w:r>
+      <w:r>
+        <w:t xml:space="preserve"> </w:t>
+      </w:r>
+      <w:r>
+        <w:t xml:space="preserve">shell tools,</w:t>
+      </w:r>
+      <w:r>
+        <w:t xml:space="preserve"> </w:t>
+      </w:r>
+      <w:r>
+        <w:t xml:space="preserve">command-line workflows,</w:t>
+      </w:r>
+      <w:r>
+        <w:t xml:space="preserve"> </w:t>
+      </w:r>
+      <w:r>
+        <w:t xml:space="preserve">and version control</w:t>
+      </w:r>
+      <w:r>
+        <w:t xml:space="preserve"> </w:t>
+      </w:r>
+      <w:r>
+        <w:t xml:space="preserve">(</w:t>
+      </w:r>
+      <w:hyperlink r:id="rId565">
+        <w:r>
+          <w:rPr>
+            <w:rStyle w:val="Hyperlink"/>
+          </w:rPr>
+          <w:t xml:space="preserve">GitLab repository</w:t>
+        </w:r>
+      </w:hyperlink>
+      <w:r>
+        <w:t xml:space="preserve">)</w:t>
+      </w:r>
+    </w:p>
+    <w:bookmarkEnd w:id="566"/>
+    <w:bookmarkStart w:id="570" w:name="resources-for-python"/>
+    <w:p>
+      <w:pPr>
+        <w:pStyle w:val="Heading2"/>
+      </w:pPr>
+      <w:r>
+        <w:t xml:space="preserve">21.4 Resources for Python</w:t>
+      </w:r>
+    </w:p>
+    <w:p>
+      <w:pPr>
+        <w:pStyle w:val="Compact"/>
+        <w:numPr>
+          <w:ilvl w:val="0"/>
+          <w:numId w:val="1122"/>
+        </w:numPr>
+      </w:pPr>
+      <w:hyperlink r:id="rId567">
+        <w:r>
+          <w:rPr>
+            <w:rStyle w:val="Hyperlink"/>
+          </w:rPr>
+          <w:t xml:space="preserve">UC Davis DataLab Python Basics Workshop</w:t>
+        </w:r>
+      </w:hyperlink>
+      <w:r>
+        <w:t xml:space="preserve"> </w:t>
+      </w:r>
+      <w:r>
+        <w:t xml:space="preserve">- foundational Python programming</w:t>
+      </w:r>
+    </w:p>
+    <w:p>
+      <w:pPr>
+        <w:pStyle w:val="Compact"/>
+        <w:numPr>
+          <w:ilvl w:val="0"/>
+          <w:numId w:val="1122"/>
+        </w:numPr>
+      </w:pPr>
+      <w:hyperlink r:id="rId568">
+        <w:r>
+          <w:rPr>
+            <w:rStyle w:val="Hyperlink"/>
+          </w:rPr>
+          <w:t xml:space="preserve">Natural Language Processing with Python</w:t>
+        </w:r>
+      </w:hyperlink>
+      <w:r>
+        <w:t xml:space="preserve"> </w:t>
+      </w:r>
+      <w:r>
+        <w:t xml:space="preserve">- text analysis and NLP techniques</w:t>
+      </w:r>
+    </w:p>
+    <w:p>
+      <w:pPr>
+        <w:pStyle w:val="Compact"/>
+        <w:numPr>
+          <w:ilvl w:val="0"/>
+          <w:numId w:val="1122"/>
+        </w:numPr>
+      </w:pPr>
+      <w:hyperlink r:id="rId569">
+        <w:r>
+          <w:rPr>
+            <w:rStyle w:val="Hyperlink"/>
+          </w:rPr>
+          <w:t xml:space="preserve">Jupyter Notebooks in a Git Repository</w:t>
+        </w:r>
+      </w:hyperlink>
+      <w:r>
+        <w:t xml:space="preserve"> </w:t>
+      </w:r>
+      <w:r>
+        <w:t xml:space="preserve">-</w:t>
+      </w:r>
+      <w:r>
+        <w:t xml:space="preserve"> </w:t>
+      </w:r>
+      <w:r>
+        <w:t xml:space="preserve">guide by Matthias Geier on managing Jupyter notebooks in Git repositories,</w:t>
+      </w:r>
+      <w:r>
+        <w:t xml:space="preserve"> </w:t>
+      </w:r>
+      <w:r>
+        <w:t xml:space="preserve">including workflows for stripping cell outputs before committing</w:t>
+      </w:r>
+      <w:r>
+        <w:t xml:space="preserve"> </w:t>
+      </w:r>
+      <w:r>
+        <w:t xml:space="preserve">and strategies for sharing executed notebooks</w:t>
+      </w:r>
+    </w:p>
+    <w:bookmarkEnd w:id="570"/>
+    <w:bookmarkStart w:id="572" w:name="resources-for-julia"/>
+    <w:p>
+      <w:pPr>
+        <w:pStyle w:val="Heading2"/>
+      </w:pPr>
+      <w:r>
+        <w:t xml:space="preserve">21.5 Resources for Julia</w:t>
+      </w:r>
+    </w:p>
+    <w:p>
+      <w:pPr>
+        <w:pStyle w:val="Compact"/>
+        <w:numPr>
+          <w:ilvl w:val="0"/>
+          <w:numId w:val="1123"/>
+        </w:numPr>
+      </w:pPr>
+      <w:hyperlink r:id="rId571">
+        <w:r>
+          <w:rPr>
+            <w:rStyle w:val="Hyperlink"/>
+          </w:rPr>
+          <w:t xml:space="preserve">UC Davis Julia Users Group Julia Basics Workshop</w:t>
+        </w:r>
+      </w:hyperlink>
+      <w:r>
+        <w:t xml:space="preserve"> </w:t>
+      </w:r>
+      <w:r>
+        <w:t xml:space="preserve">- foundational Julia programming</w:t>
+      </w:r>
+    </w:p>
+    <w:bookmarkEnd w:id="572"/>
+    <w:bookmarkStart w:id="575" w:name="artificial-intelligence-coding-agents"/>
+    <w:p>
+      <w:pPr>
+        <w:pStyle w:val="Heading2"/>
+      </w:pPr>
+      <w:r>
+        <w:t xml:space="preserve">21.6 Artificial Intelligence &amp; Coding Agents</w:t>
+      </w:r>
+    </w:p>
+    <w:p>
+      <w:pPr>
+        <w:pStyle w:val="Compact"/>
+        <w:numPr>
+          <w:ilvl w:val="0"/>
+          <w:numId w:val="1124"/>
+        </w:numPr>
+      </w:pPr>
       <w:hyperlink r:id="rId479">
         <w:r>
           <w:rPr>
             <w:rStyle w:val="Hyperlink"/>
           </w:rPr>
-          <w:t xml:space="preserve">Tidy Eval in 5 Minutes</w:t>
-        </w:r>
-      </w:hyperlink>
-      <w:r>
-        <w:t xml:space="preserve"> </w:t>
-      </w:r>
-      <w:r>
-        <w:t xml:space="preserve">(video)</w:t>
-      </w:r>
-    </w:p>
-    <w:p>
-      <w:pPr>
-        <w:pStyle w:val="Compact"/>
-        <w:numPr>
-          <w:ilvl w:val="0"/>
-          <w:numId w:val="1118"/>
-        </w:numPr>
-      </w:pPr>
-      <w:hyperlink r:id="rId480">
-        <w:r>
-          <w:rPr>
-            <w:rStyle w:val="Hyperlink"/>
-          </w:rPr>
-          <w:t xml:space="preserve">Tidy Evaluation</w:t>
-        </w:r>
-      </w:hyperlink>
-      <w:r>
-        <w:t xml:space="preserve"> </w:t>
-      </w:r>
-      <w:r>
-        <w:t xml:space="preserve">(e-book)</w:t>
-      </w:r>
-    </w:p>
-    <w:p>
-      <w:pPr>
-        <w:pStyle w:val="Compact"/>
-        <w:numPr>
-          <w:ilvl w:val="0"/>
-          <w:numId w:val="1118"/>
-        </w:numPr>
-      </w:pPr>
-      <w:hyperlink r:id="rId481">
-        <w:r>
-          <w:rPr>
-            <w:rStyle w:val="Hyperlink"/>
-          </w:rPr>
-          <w:t xml:space="preserve">Data Frame Columns as Arguments to Dplyr Functions</w:t>
-        </w:r>
-      </w:hyperlink>
-      <w:r>
-        <w:t xml:space="preserve"> </w:t>
-      </w:r>
-      <w:r>
-        <w:t xml:space="preserve">(blog)</w:t>
-      </w:r>
-    </w:p>
-    <w:p>
-      <w:pPr>
-        <w:pStyle w:val="Compact"/>
-        <w:numPr>
-          <w:ilvl w:val="0"/>
-          <w:numId w:val="1118"/>
-        </w:numPr>
-      </w:pPr>
-      <w:hyperlink r:id="rId482">
-        <w:r>
-          <w:rPr>
-            <w:rStyle w:val="Hyperlink"/>
-          </w:rPr>
-          <w:t xml:space="preserve">Standard Evaluation for *_join</w:t>
-        </w:r>
-      </w:hyperlink>
-      <w:r>
-        <w:t xml:space="preserve"> </w:t>
-      </w:r>
-      <w:r>
-        <w:t xml:space="preserve">(stackoverflow)</w:t>
-      </w:r>
-    </w:p>
-    <w:p>
-      <w:pPr>
-        <w:pStyle w:val="Compact"/>
-        <w:numPr>
-          <w:ilvl w:val="0"/>
-          <w:numId w:val="1118"/>
-        </w:numPr>
-      </w:pPr>
-      <w:hyperlink r:id="rId480">
-        <w:r>
-          <w:rPr>
-            <w:rStyle w:val="Hyperlink"/>
-          </w:rPr>
-          <w:t xml:space="preserve">Programming with dplyr</w:t>
-        </w:r>
-      </w:hyperlink>
-      <w:r>
-        <w:t xml:space="preserve"> </w:t>
-      </w:r>
-      <w:r>
-        <w:t xml:space="preserve">(package vignette)</w:t>
-      </w:r>
-    </w:p>
-    <w:bookmarkEnd w:id="483"/>
-    <w:bookmarkStart w:id="489" w:name="continuous-integration-for-r"/>
-    <w:p>
-      <w:pPr>
-        <w:pStyle w:val="Heading3"/>
-      </w:pPr>
-      <w:r>
-        <w:t xml:space="preserve">21.1.7 Continuous Integration for R</w:t>
-      </w:r>
-    </w:p>
-    <w:p>
-      <w:pPr>
-        <w:pStyle w:val="Compact"/>
-        <w:numPr>
-          <w:ilvl w:val="0"/>
-          <w:numId w:val="1119"/>
-        </w:numPr>
-      </w:pPr>
-      <w:hyperlink r:id="rId484">
-        <w:r>
-          <w:rPr>
-            <w:rStyle w:val="Hyperlink"/>
-          </w:rPr>
-          <w:t xml:space="preserve">r-ci: Easy and portable CI for R packages</w:t>
+          <w:t xml:space="preserve">Working with AI (wai)</w:t>
+        </w:r>
+      </w:hyperlink>
+      <w:r>
+        <w:t xml:space="preserve"> </w:t>
+      </w:r>
+      <w:r>
+        <w:t xml:space="preserve">- our lab’s comprehensive guide</w:t>
+      </w:r>
+      <w:r>
+        <w:t xml:space="preserve"> </w:t>
+      </w:r>
+      <w:r>
+        <w:t xml:space="preserve">to AI coding agents, harnesses, policies, and workflows</w:t>
+      </w:r>
+    </w:p>
+    <w:p>
+      <w:pPr>
+        <w:pStyle w:val="Compact"/>
+        <w:numPr>
+          <w:ilvl w:val="0"/>
+          <w:numId w:val="1124"/>
+        </w:numPr>
+      </w:pPr>
+      <w:hyperlink r:id="rId573">
+        <w:r>
+          <w:rPr>
+            <w:rStyle w:val="Hyperlink"/>
+          </w:rPr>
+          <w:t xml:space="preserve">When AI builds itself: Recursive self-improvement in practice</w:t>
+        </w:r>
+      </w:hyperlink>
+      <w:r>
+        <w:t xml:space="preserve"> </w:t>
+      </w:r>
+      <w:r>
+        <w:t xml:space="preserve">- Anthropic Institute</w:t>
+      </w:r>
+      <w:r>
+        <w:t xml:space="preserve"> </w:t>
+      </w:r>
+      <w:r>
+        <w:t xml:space="preserve">analysis of recursive self-improvement mechanisms, AI capability trajectories, and safety considerations</w:t>
+      </w:r>
+    </w:p>
+    <w:p>
+      <w:pPr>
+        <w:pStyle w:val="Compact"/>
+        <w:numPr>
+          <w:ilvl w:val="0"/>
+          <w:numId w:val="1124"/>
+        </w:numPr>
+      </w:pPr>
+      <w:hyperlink r:id="rId574">
+        <w:r>
+          <w:rPr>
+            <w:rStyle w:val="VerbatimChar"/>
+          </w:rPr>
+          <w:t xml:space="preserve">pi</w:t>
+        </w:r>
+      </w:hyperlink>
+      <w:r>
+        <w:t xml:space="preserve"> </w:t>
+      </w:r>
+      <w:r>
+        <w:t xml:space="preserve">- minimalist, extensible AI agent toolkit</w:t>
+      </w:r>
+      <w:r>
+        <w:t xml:space="preserve"> </w:t>
+      </w:r>
+      <w:r>
+        <w:t xml:space="preserve">providing a unified LLM API, interactive TUI, and terminal coding agent CLI</w:t>
+      </w:r>
+    </w:p>
+    <w:bookmarkEnd w:id="575"/>
+    <w:bookmarkStart w:id="577" w:name="scientific-figures"/>
+    <w:p>
+      <w:pPr>
+        <w:pStyle w:val="Heading2"/>
+      </w:pPr>
+      <w:r>
+        <w:t xml:space="preserve">21.7 Scientific figures</w:t>
+      </w:r>
+    </w:p>
+    <w:p>
+      <w:pPr>
+        <w:pStyle w:val="Compact"/>
+        <w:numPr>
+          <w:ilvl w:val="0"/>
+          <w:numId w:val="1125"/>
+        </w:numPr>
+      </w:pPr>
+      <w:r>
+        <w:t xml:space="preserve">Ten Simple Rules for Better Figures</w:t>
+      </w:r>
+      <w:r>
+        <w:t xml:space="preserve"> </w:t>
+      </w:r>
+      <w:r>
+        <w:t xml:space="preserve">(Rougier et al. 2014)</w:t>
+      </w:r>
+    </w:p>
+    <w:p>
+      <w:pPr>
+        <w:pStyle w:val="Compact"/>
+        <w:numPr>
+          <w:ilvl w:val="0"/>
+          <w:numId w:val="1125"/>
+        </w:numPr>
+      </w:pPr>
+      <w:hyperlink r:id="rId576">
+        <w:r>
+          <w:rPr>
+            <w:rStyle w:val="Hyperlink"/>
+          </w:rPr>
+          <w:t xml:space="preserve">Tufte CSS</w:t>
+        </w:r>
+      </w:hyperlink>
+      <w:r>
+        <w:t xml:space="preserve"> </w:t>
+      </w:r>
+      <w:r>
+        <w:t xml:space="preserve">- style HTML articles like Edward Tufte’s books and handouts,</w:t>
+      </w:r>
+      <w:r>
+        <w:t xml:space="preserve"> </w:t>
+      </w:r>
+      <w:r>
+        <w:t xml:space="preserve">with sidenotes, typography, and tight integration of graphics with text</w:t>
+      </w:r>
+    </w:p>
+    <w:bookmarkEnd w:id="577"/>
+    <w:bookmarkStart w:id="581" w:name="writing"/>
+    <w:p>
+      <w:pPr>
+        <w:pStyle w:val="Heading2"/>
+      </w:pPr>
+      <w:r>
+        <w:t xml:space="preserve">21.8 Writing</w:t>
+      </w:r>
+    </w:p>
+    <w:p>
+      <w:pPr>
+        <w:pStyle w:val="Compact"/>
+        <w:numPr>
+          <w:ilvl w:val="0"/>
+          <w:numId w:val="1126"/>
+        </w:numPr>
+      </w:pPr>
+      <w:r>
+        <w:t xml:space="preserve">Unpacking the Scientific Toolbox</w:t>
+      </w:r>
+      <w:r>
+        <w:t xml:space="preserve"> </w:t>
+      </w:r>
+      <w:r>
+        <w:t xml:space="preserve">(Silbiger and Stubler 2019)</w:t>
+      </w:r>
+    </w:p>
+    <w:p>
+      <w:pPr>
+        <w:pStyle w:val="Compact"/>
+        <w:numPr>
+          <w:ilvl w:val="0"/>
+          <w:numId w:val="1126"/>
+        </w:numPr>
+      </w:pPr>
+      <w:r>
+        <w:t xml:space="preserve">ICMJE Definition of authorship</w:t>
+      </w:r>
+      <w:r>
+        <w:t xml:space="preserve"> </w:t>
+      </w:r>
+      <w:r>
+        <w:t xml:space="preserve">(International Committee of Medical Journal Editors, n.d.)</w:t>
+      </w:r>
+    </w:p>
+    <w:p>
+      <w:pPr>
+        <w:pStyle w:val="Compact"/>
+        <w:numPr>
+          <w:ilvl w:val="0"/>
+          <w:numId w:val="1126"/>
+        </w:numPr>
+      </w:pPr>
+      <w:r>
+        <w:t xml:space="preserve">Computational science: …why scientific programming does not compute</w:t>
+      </w:r>
+      <w:r>
+        <w:t xml:space="preserve"> </w:t>
+      </w:r>
+      <w:r>
+        <w:t xml:space="preserve">(Merali and Giles 2010)</w:t>
+      </w:r>
+    </w:p>
+    <w:p>
+      <w:pPr>
+        <w:pStyle w:val="Compact"/>
+        <w:numPr>
+          <w:ilvl w:val="0"/>
+          <w:numId w:val="1126"/>
+        </w:numPr>
+      </w:pPr>
+      <w:hyperlink r:id="rId578">
+        <w:r>
+          <w:rPr>
+            <w:rStyle w:val="Hyperlink"/>
+          </w:rPr>
+          <w:t xml:space="preserve">The Pathway to Publishing: A Guide to Quantitative Writing in the Health Sciences</w:t>
+        </w:r>
+      </w:hyperlink>
+    </w:p>
+    <w:p>
+      <w:pPr>
+        <w:pStyle w:val="Compact"/>
+        <w:numPr>
+          <w:ilvl w:val="0"/>
+          <w:numId w:val="1126"/>
+        </w:numPr>
+      </w:pPr>
+      <w:hyperlink r:id="rId579">
+        <w:r>
+          <w:rPr>
+            <w:rStyle w:val="Hyperlink"/>
+          </w:rPr>
+          <w:t xml:space="preserve">Principles of Scientific Writing</w:t>
+        </w:r>
+      </w:hyperlink>
+      <w:r>
+        <w:t xml:space="preserve"> </w:t>
+      </w:r>
+      <w:r>
+        <w:t xml:space="preserve">- a handbook covering scientific writing principles including citations and evidence, word choice, and conciseness</w:t>
+      </w:r>
+    </w:p>
+    <w:p>
+      <w:pPr>
+        <w:pStyle w:val="Compact"/>
+        <w:numPr>
+          <w:ilvl w:val="0"/>
+          <w:numId w:val="1126"/>
+        </w:numPr>
+      </w:pPr>
+      <w:hyperlink r:id="rId580">
+        <w:r>
+          <w:rPr>
+            <w:rStyle w:val="Hyperlink"/>
+          </w:rPr>
+          <w:t xml:space="preserve">Secret, actionable writing tips</w:t>
+        </w:r>
+      </w:hyperlink>
+    </w:p>
+    <w:bookmarkEnd w:id="581"/>
+    <w:bookmarkStart w:id="585" w:name="presentations"/>
+    <w:p>
+      <w:pPr>
+        <w:pStyle w:val="Heading2"/>
+      </w:pPr>
+      <w:r>
+        <w:t xml:space="preserve">21.9 Presentations</w:t>
+      </w:r>
+    </w:p>
+    <w:p>
+      <w:pPr>
+        <w:pStyle w:val="Compact"/>
+        <w:numPr>
+          <w:ilvl w:val="0"/>
+          <w:numId w:val="1127"/>
+        </w:numPr>
+      </w:pPr>
+      <w:r>
+        <w:t xml:space="preserve">How to tell a compelling story in scientific presentations</w:t>
+      </w:r>
+      <w:r>
+        <w:t xml:space="preserve"> </w:t>
+      </w:r>
+      <w:r>
+        <w:t xml:space="preserve">(Van Noorden 2021)</w:t>
+      </w:r>
+    </w:p>
+    <w:p>
+      <w:pPr>
+        <w:pStyle w:val="Compact"/>
+        <w:numPr>
+          <w:ilvl w:val="0"/>
+          <w:numId w:val="1127"/>
+        </w:numPr>
+      </w:pPr>
+      <w:hyperlink r:id="rId582">
+        <w:r>
+          <w:rPr>
+            <w:rStyle w:val="Hyperlink"/>
+          </w:rPr>
+          <w:t xml:space="preserve">How to give a killer narratively-driven scientific talk</w:t>
+        </w:r>
+      </w:hyperlink>
+    </w:p>
+    <w:p>
+      <w:pPr>
+        <w:pStyle w:val="Compact"/>
+        <w:numPr>
+          <w:ilvl w:val="0"/>
+          <w:numId w:val="1127"/>
+        </w:numPr>
+      </w:pPr>
+      <w:hyperlink r:id="rId583">
+        <w:r>
+          <w:rPr>
+            <w:rStyle w:val="Hyperlink"/>
+          </w:rPr>
+          <w:t xml:space="preserve">How to make a better poster</w:t>
+        </w:r>
+      </w:hyperlink>
+    </w:p>
+    <w:p>
+      <w:pPr>
+        <w:pStyle w:val="Compact"/>
+        <w:numPr>
+          <w:ilvl w:val="0"/>
+          <w:numId w:val="1127"/>
+        </w:numPr>
+      </w:pPr>
+      <w:hyperlink r:id="rId584">
+        <w:r>
+          <w:rPr>
+            <w:rStyle w:val="Hyperlink"/>
+          </w:rPr>
+          <w:t xml:space="preserve">How to make an even better poster</w:t>
+        </w:r>
+      </w:hyperlink>
+    </w:p>
+    <w:bookmarkEnd w:id="585"/>
+    <w:bookmarkStart w:id="588" w:name="professional-advice"/>
+    <w:p>
+      <w:pPr>
+        <w:pStyle w:val="Heading2"/>
+      </w:pPr>
+      <w:r>
+        <w:t xml:space="preserve">21.10 Professional advice</w:t>
+      </w:r>
+    </w:p>
+    <w:p>
+      <w:pPr>
+        <w:pStyle w:val="Compact"/>
+        <w:numPr>
+          <w:ilvl w:val="0"/>
+          <w:numId w:val="1128"/>
+        </w:numPr>
+      </w:pPr>
+      <w:hyperlink r:id="rId586">
+        <w:r>
+          <w:rPr>
+            <w:rStyle w:val="Hyperlink"/>
+          </w:rPr>
+          <w:t xml:space="preserve">Professional advice, especially for your first job</w:t>
+        </w:r>
+      </w:hyperlink>
+    </w:p>
+    <w:p>
+      <w:pPr>
+        <w:pStyle w:val="Compact"/>
+        <w:numPr>
+          <w:ilvl w:val="0"/>
+          <w:numId w:val="1128"/>
+        </w:numPr>
+      </w:pPr>
+      <w:hyperlink r:id="rId587">
+        <w:r>
+          <w:rPr>
+            <w:rStyle w:val="Hyperlink"/>
+          </w:rPr>
+          <w:t xml:space="preserve">Team Public Health Substack</w:t>
+        </w:r>
+      </w:hyperlink>
+    </w:p>
+    <w:bookmarkEnd w:id="588"/>
+    <w:bookmarkStart w:id="591" w:name="funding"/>
+    <w:p>
+      <w:pPr>
+        <w:pStyle w:val="Heading2"/>
+      </w:pPr>
+      <w:r>
+        <w:t xml:space="preserve">21.11 Funding</w:t>
+      </w:r>
+    </w:p>
+    <w:p>
+      <w:pPr>
+        <w:pStyle w:val="Compact"/>
+        <w:numPr>
+          <w:ilvl w:val="0"/>
+          <w:numId w:val="1129"/>
+        </w:numPr>
+      </w:pPr>
+      <w:hyperlink r:id="rId589">
+        <w:r>
+          <w:rPr>
+            <w:rStyle w:val="Hyperlink"/>
+          </w:rPr>
+          <w:t xml:space="preserve">Building Your Funding Train</w:t>
+        </w:r>
+      </w:hyperlink>
+    </w:p>
+    <w:p>
+      <w:pPr>
+        <w:pStyle w:val="Compact"/>
+        <w:numPr>
+          <w:ilvl w:val="0"/>
+          <w:numId w:val="1129"/>
+        </w:numPr>
+      </w:pPr>
+      <w:hyperlink r:id="rId590">
+        <w:r>
+          <w:rPr>
+            <w:rStyle w:val="Hyperlink"/>
+          </w:rPr>
+          <w:t xml:space="preserve">NIH Grant Writing Resources</w:t>
+        </w:r>
+      </w:hyperlink>
+    </w:p>
+    <w:bookmarkEnd w:id="591"/>
+    <w:bookmarkStart w:id="594" w:name="ethics-and-global-health-research"/>
+    <w:p>
+      <w:pPr>
+        <w:pStyle w:val="Heading2"/>
+      </w:pPr>
+      <w:r>
+        <w:t xml:space="preserve">21.12 Ethics and global health research</w:t>
+      </w:r>
+    </w:p>
+    <w:p>
+      <w:pPr>
+        <w:pStyle w:val="Compact"/>
+        <w:numPr>
+          <w:ilvl w:val="0"/>
+          <w:numId w:val="1130"/>
+        </w:numPr>
+      </w:pPr>
+      <w:hyperlink r:id="rId592">
+        <w:r>
+          <w:rPr>
+            <w:rStyle w:val="Hyperlink"/>
+          </w:rPr>
+          <w:t xml:space="preserve">Global Code of Conduct For Research in Resource-Poor Settings</w:t>
+        </w:r>
+      </w:hyperlink>
+    </w:p>
+    <w:p>
+      <w:pPr>
+        <w:pStyle w:val="Compact"/>
+        <w:numPr>
+          <w:ilvl w:val="0"/>
+          <w:numId w:val="1130"/>
+        </w:numPr>
+      </w:pPr>
+      <w:r>
+        <w:t xml:space="preserve">Addressing power asymmetries in global health</w:t>
+      </w:r>
+      <w:r>
+        <w:t xml:space="preserve"> </w:t>
+      </w:r>
+      <w:r>
+        <w:t xml:space="preserve">(</w:t>
+      </w:r>
+      <w:r>
+        <w:t xml:space="preserve">Abimbola et al.</w:t>
+      </w:r>
+      <w:r>
+        <w:t xml:space="preserve"> </w:t>
+      </w:r>
+      <w:r>
+        <w:t xml:space="preserve">2022)</w:t>
+      </w:r>
+    </w:p>
+    <w:p>
+      <w:pPr>
+        <w:pStyle w:val="Compact"/>
+        <w:numPr>
+          <w:ilvl w:val="0"/>
+          <w:numId w:val="1130"/>
+        </w:numPr>
+      </w:pPr>
+      <w:hyperlink r:id="rId593">
+        <w:r>
+          <w:rPr>
+            <w:rStyle w:val="Hyperlink"/>
+          </w:rPr>
+          <w:t xml:space="preserve">Transforming Global Health Partnerships</w:t>
+        </w:r>
+      </w:hyperlink>
+    </w:p>
+    <w:bookmarkEnd w:id="594"/>
+    <w:bookmarkStart w:id="598" w:name="X951a5c013bfaeeb3379a0aa152a80b856716558"/>
+    <w:p>
+      <w:pPr>
+        <w:pStyle w:val="Heading2"/>
+      </w:pPr>
+      <w:r>
+        <w:t xml:space="preserve">21.13 Open Science and Reproducibility Initiatives</w:t>
+      </w:r>
+    </w:p>
+    <w:p>
+      <w:pPr>
+        <w:pStyle w:val="Compact"/>
+        <w:numPr>
+          <w:ilvl w:val="0"/>
+          <w:numId w:val="1131"/>
+        </w:numPr>
+      </w:pPr>
+      <w:hyperlink r:id="rId595">
+        <w:r>
+          <w:rPr>
+            <w:rStyle w:val="Hyperlink"/>
+          </w:rPr>
+          <w:t xml:space="preserve">The Open Science Manual</w:t>
         </w:r>
       </w:hyperlink>
       <w:r>
@@ -21025,29 +22375,58 @@
         <w:t xml:space="preserve"> </w:t>
       </w:r>
       <w:r>
-        <w:t xml:space="preserve">a portable shell script by Dirk Eddelbuettel</w:t>
-      </w:r>
-      <w:r>
-        <w:t xml:space="preserve"> </w:t>
-      </w:r>
-      <w:r>
-        <w:t xml:space="preserve">for testing R packages across GitHub Actions, Azure Pipelines, CircleCI, and local Docker environments</w:t>
-      </w:r>
-    </w:p>
-    <w:p>
-      <w:pPr>
-        <w:pStyle w:val="Compact"/>
-        <w:numPr>
-          <w:ilvl w:val="0"/>
-          <w:numId w:val="1119"/>
-        </w:numPr>
-      </w:pPr>
-      <w:hyperlink r:id="rId485">
-        <w:r>
-          <w:rPr>
-            <w:rStyle w:val="Hyperlink"/>
-          </w:rPr>
-          <w:t xml:space="preserve">r-codeberg</w:t>
+        <w:t xml:space="preserve">an open-source guide from the</w:t>
+      </w:r>
+      <w:r>
+        <w:t xml:space="preserve"> </w:t>
+      </w:r>
+      <w:hyperlink r:id="rId596">
+        <w:r>
+          <w:rPr>
+            <w:rStyle w:val="Hyperlink"/>
+          </w:rPr>
+          <w:t xml:space="preserve">ARCA group</w:t>
+        </w:r>
+      </w:hyperlink>
+      <w:r>
+        <w:t xml:space="preserve"> </w:t>
+      </w:r>
+      <w:r>
+        <w:t xml:space="preserve">at the University of Padova</w:t>
+      </w:r>
+      <w:r>
+        <w:t xml:space="preserve"> </w:t>
+      </w:r>
+      <w:r>
+        <w:t xml:space="preserve">covering programming good practices,</w:t>
+      </w:r>
+      <w:r>
+        <w:t xml:space="preserve"> </w:t>
+      </w:r>
+      <w:r>
+        <w:t xml:space="preserve">version control,</w:t>
+      </w:r>
+      <w:r>
+        <w:t xml:space="preserve"> </w:t>
+      </w:r>
+      <w:r>
+        <w:t xml:space="preserve">and reproducible workflow tools.</w:t>
+      </w:r>
+    </w:p>
+    <w:p>
+      <w:pPr>
+        <w:pStyle w:val="Compact"/>
+        <w:numPr>
+          <w:ilvl w:val="0"/>
+          <w:numId w:val="1131"/>
+        </w:numPr>
+      </w:pPr>
+      <w:hyperlink r:id="rId597">
+        <w:r>
+          <w:rPr>
+            <w:rStyle w:val="Hyperlink"/>
+          </w:rPr>
+          <w:t xml:space="preserve">Openscapes</w:t>
         </w:r>
       </w:hyperlink>
       <w:r>
@@ -21060,1552 +22439,348 @@
         <w:t xml:space="preserve"> </w:t>
       </w:r>
       <w:r>
-        <w:t xml:space="preserve">community organization supporting R package development and hosting on Codeberg,</w:t>
-      </w:r>
-      <w:r>
-        <w:t xml:space="preserve"> </w:t>
-      </w:r>
-      <w:r>
-        <w:t xml:space="preserve">including the</w:t>
-      </w:r>
-      <w:r>
-        <w:t xml:space="preserve"> </w:t>
-      </w:r>
-      <w:hyperlink r:id="rId486">
-        <w:r>
-          <w:rPr>
-            <w:rStyle w:val="Hyperlink"/>
-          </w:rPr>
-          <w:t xml:space="preserve">r-codeberg migration guide</w:t>
-        </w:r>
-      </w:hyperlink>
-      <w:r>
-        <w:t xml:space="preserve"> </w:t>
-      </w:r>
-      <w:r>
-        <w:t xml:space="preserve">for porting packages from GitHub to Codeberg</w:t>
-      </w:r>
-    </w:p>
-    <w:p>
-      <w:pPr>
-        <w:pStyle w:val="Compact"/>
-        <w:numPr>
-          <w:ilvl w:val="0"/>
-          <w:numId w:val="1119"/>
-        </w:numPr>
-      </w:pPr>
-      <w:hyperlink r:id="rId487">
-        <w:r>
-          <w:rPr>
-            <w:rStyle w:val="Hyperlink"/>
-          </w:rPr>
-          <w:t xml:space="preserve">Woodpecker CI</w:t>
-        </w:r>
-      </w:hyperlink>
-      <w:r>
-        <w:t xml:space="preserve"> </w:t>
-      </w:r>
-      <w:r>
-        <w:t xml:space="preserve">-</w:t>
-      </w:r>
-      <w:r>
-        <w:t xml:space="preserve"> </w:t>
-      </w:r>
-      <w:r>
-        <w:t xml:space="preserve">community-driven, container-based continuous integration system</w:t>
-      </w:r>
-      <w:r>
-        <w:t xml:space="preserve"> </w:t>
-      </w:r>
-      <w:r>
-        <w:t xml:space="preserve">that integrates with Codeberg, Forgejo, and Gitea</w:t>
-      </w:r>
-      <w:r>
-        <w:t xml:space="preserve"> </w:t>
-      </w:r>
-      <w:r>
-        <w:t xml:space="preserve">for running automated R package checks and pipeline workflows</w:t>
-      </w:r>
-    </w:p>
-    <w:p>
-      <w:pPr>
-        <w:pStyle w:val="Compact"/>
-        <w:numPr>
-          <w:ilvl w:val="0"/>
-          <w:numId w:val="1119"/>
-        </w:numPr>
-      </w:pPr>
-      <w:hyperlink r:id="rId488">
-        <w:r>
-          <w:rPr>
-            <w:rStyle w:val="Hyperlink"/>
-          </w:rPr>
-          <w:t xml:space="preserve">shinycoreci: CI Testing for shiny</w:t>
-        </w:r>
-      </w:hyperlink>
-      <w:r>
-        <w:t xml:space="preserve"> </w:t>
-      </w:r>
-      <w:r>
-        <w:t xml:space="preserve">-</w:t>
-      </w:r>
-      <w:r>
-        <w:t xml:space="preserve"> </w:t>
-      </w:r>
-      <w:r>
-        <w:t xml:space="preserve">R package developed by the Posit Shiny team</w:t>
-      </w:r>
-      <w:r>
-        <w:t xml:space="preserve"> </w:t>
-      </w:r>
-      <w:r>
-        <w:t xml:space="preserve">for testing the Shiny ecosystem across GitHub Actions runner environments</w:t>
-      </w:r>
-    </w:p>
-    <w:bookmarkEnd w:id="489"/>
-    <w:bookmarkEnd w:id="490"/>
-    <w:bookmarkStart w:id="502" w:name="resources-for-git-github"/>
+        <w:t xml:space="preserve">an open science mentorship and community initiative founded by Dr. Julia Stewart Lowndes,</w:t>
+      </w:r>
+      <w:r>
+        <w:t xml:space="preserve"> </w:t>
+      </w:r>
+      <w:r>
+        <w:t xml:space="preserve">focused on helping research groups transition to data-intensive, reproducible,</w:t>
+      </w:r>
+      <w:r>
+        <w:t xml:space="preserve"> </w:t>
+      </w:r>
+      <w:r>
+        <w:t xml:space="preserve">and collaborative scientific practices through cohort-based Champions programs</w:t>
+      </w:r>
+      <w:r>
+        <w:t xml:space="preserve"> </w:t>
+      </w:r>
+      <w:r>
+        <w:t xml:space="preserve">and shared open tooling.</w:t>
+      </w:r>
+    </w:p>
+    <w:bookmarkEnd w:id="598"/>
+    <w:bookmarkStart w:id="609" w:name="comparable-lab-manuals"/>
     <w:p>
       <w:pPr>
         <w:pStyle w:val="Heading2"/>
       </w:pPr>
       <w:r>
-        <w:t xml:space="preserve">21.2 Resources for Git &amp; Github</w:t>
-      </w:r>
-    </w:p>
-    <w:p>
-      <w:pPr>
-        <w:pStyle w:val="Compact"/>
-        <w:numPr>
-          <w:ilvl w:val="0"/>
-          <w:numId w:val="1120"/>
-        </w:numPr>
-      </w:pPr>
-      <w:r>
-        <w:t xml:space="preserve">Happy Git and GitHub for the useR</w:t>
-      </w:r>
-      <w:r>
-        <w:t xml:space="preserve"> </w:t>
-      </w:r>
-      <w:r>
-        <w:t xml:space="preserve">(Bryan 2023)</w:t>
-      </w:r>
-      <w:r>
-        <w:t xml:space="preserve"> </w:t>
-      </w:r>
-      <w:r>
-        <w:t xml:space="preserve">- comprehensive guide to using Git and GitHub with R</w:t>
-      </w:r>
-    </w:p>
-    <w:p>
-      <w:pPr>
-        <w:pStyle w:val="Compact"/>
-        <w:numPr>
-          <w:ilvl w:val="0"/>
-          <w:numId w:val="1120"/>
-        </w:numPr>
-      </w:pPr>
-      <w:hyperlink r:id="rId491">
-        <w:r>
-          <w:rPr>
-            <w:rStyle w:val="Hyperlink"/>
-          </w:rPr>
-          <w:t xml:space="preserve">GitHub Learn</w:t>
-        </w:r>
-      </w:hyperlink>
-      <w:r>
-        <w:t xml:space="preserve"> </w:t>
-      </w:r>
-      <w:r>
-        <w:t xml:space="preserve">- official interactive courses,</w:t>
-      </w:r>
-      <w:r>
-        <w:t xml:space="preserve"> </w:t>
-      </w:r>
-      <w:r>
-        <w:t xml:space="preserve">Skills exercises, learning pathways, and credentials</w:t>
-      </w:r>
-    </w:p>
-    <w:p>
-      <w:pPr>
-        <w:pStyle w:val="Compact"/>
-        <w:numPr>
-          <w:ilvl w:val="0"/>
-          <w:numId w:val="1120"/>
-        </w:numPr>
-      </w:pPr>
-      <w:hyperlink r:id="rId492">
-        <w:r>
-          <w:rPr>
-            <w:rStyle w:val="Hyperlink"/>
-          </w:rPr>
-          <w:t xml:space="preserve">GitHub Skills: Introduction to GitHub</w:t>
-        </w:r>
-      </w:hyperlink>
-    </w:p>
-    <w:p>
-      <w:pPr>
-        <w:pStyle w:val="Compact"/>
-        <w:numPr>
-          <w:ilvl w:val="0"/>
-          <w:numId w:val="1120"/>
-        </w:numPr>
-      </w:pPr>
-      <w:hyperlink r:id="rId493">
-        <w:r>
-          <w:rPr>
-            <w:rStyle w:val="Hyperlink"/>
-          </w:rPr>
-          <w:t xml:space="preserve">UC Davis DataLab Git Sandbox</w:t>
-        </w:r>
-      </w:hyperlink>
-      <w:r>
-        <w:t xml:space="preserve"> </w:t>
-      </w:r>
-      <w:r>
-        <w:t xml:space="preserve">- hands-on Git practice repository</w:t>
-      </w:r>
-    </w:p>
-    <w:p>
-      <w:pPr>
-        <w:pStyle w:val="Compact"/>
-        <w:numPr>
-          <w:ilvl w:val="0"/>
-          <w:numId w:val="1120"/>
-        </w:numPr>
-      </w:pPr>
-      <w:hyperlink r:id="rId494">
-        <w:r>
-          <w:rPr>
-            <w:rStyle w:val="Hyperlink"/>
-          </w:rPr>
-          <w:t xml:space="preserve">GitKraken</w:t>
-        </w:r>
-      </w:hyperlink>
-      <w:r>
-        <w:t xml:space="preserve"> </w:t>
-      </w:r>
-      <w:r>
-        <w:t xml:space="preserve">- cross-platform Git client and developer platform with visual commit graphs, interactive rebasing, and</w:t>
-      </w:r>
-      <w:r>
-        <w:t xml:space="preserve"> </w:t>
-      </w:r>
-      <w:hyperlink r:id="rId495">
-        <w:r>
-          <w:rPr>
-            <w:rStyle w:val="Hyperlink"/>
-          </w:rPr>
-          <w:t xml:space="preserve">GitKraken Kepler</w:t>
-        </w:r>
-      </w:hyperlink>
-      <w:r>
-        <w:t xml:space="preserve"> </w:t>
-      </w:r>
-      <w:r>
-        <w:t xml:space="preserve">for agent-driven development workflows</w:t>
-      </w:r>
-    </w:p>
-    <w:p>
-      <w:pPr>
-        <w:pStyle w:val="Compact"/>
-        <w:numPr>
-          <w:ilvl w:val="0"/>
-          <w:numId w:val="1120"/>
-        </w:numPr>
-      </w:pPr>
-      <w:hyperlink r:id="rId496">
-        <w:r>
-          <w:rPr>
-            <w:rStyle w:val="Hyperlink"/>
-          </w:rPr>
-          <w:t xml:space="preserve">About stacked pull requests</w:t>
-        </w:r>
-      </w:hyperlink>
-      <w:r>
-        <w:t xml:space="preserve"> </w:t>
-      </w:r>
-      <w:r>
-        <w:t xml:space="preserve">- official GitHub guide to breaking large changes into stacked pull request chains</w:t>
-      </w:r>
-    </w:p>
-    <w:p>
-      <w:pPr>
-        <w:pStyle w:val="Compact"/>
-        <w:numPr>
-          <w:ilvl w:val="0"/>
-          <w:numId w:val="1120"/>
-        </w:numPr>
-      </w:pPr>
-      <w:hyperlink r:id="rId497">
-        <w:r>
-          <w:rPr>
-            <w:rStyle w:val="Hyperlink"/>
-          </w:rPr>
-          <w:t xml:space="preserve">Claude Code on the Web: Auto-Fix Pull Requests</w:t>
-        </w:r>
-      </w:hyperlink>
-      <w:r>
-        <w:t xml:space="preserve"> </w:t>
-      </w:r>
-      <w:r>
-        <w:t xml:space="preserve">-</w:t>
-      </w:r>
-      <w:r>
-        <w:t xml:space="preserve"> </w:t>
-      </w:r>
-      <w:r>
-        <w:t xml:space="preserve">documentation on Claude Code’s web interface for automatically investigating and resolving check failures and review comments on pull requests</w:t>
-      </w:r>
-    </w:p>
-    <w:p>
-      <w:pPr>
-        <w:pStyle w:val="Compact"/>
-        <w:numPr>
-          <w:ilvl w:val="0"/>
-          <w:numId w:val="1120"/>
-        </w:numPr>
-      </w:pPr>
-      <w:hyperlink r:id="rId498">
-        <w:r>
-          <w:rPr>
-            <w:rStyle w:val="Hyperlink"/>
-          </w:rPr>
-          <w:t xml:space="preserve">Claude Code Workflows</w:t>
-        </w:r>
-      </w:hyperlink>
-      <w:r>
-        <w:t xml:space="preserve"> </w:t>
-      </w:r>
-      <w:r>
-        <w:t xml:space="preserve">-</w:t>
-      </w:r>
-      <w:r>
-        <w:t xml:space="preserve"> </w:t>
-      </w:r>
-      <w:r>
-        <w:t xml:space="preserve">documentation on Claude Code’s dynamic subagent orchestration feature for parallel codebase audits, migrations, and evaluations</w:t>
-      </w:r>
-    </w:p>
-    <w:p>
-      <w:pPr>
-        <w:pStyle w:val="Compact"/>
-        <w:numPr>
-          <w:ilvl w:val="0"/>
-          <w:numId w:val="1120"/>
-        </w:numPr>
-      </w:pPr>
-      <w:hyperlink r:id="rId499">
-        <w:r>
-          <w:rPr>
-            <w:rStyle w:val="Hyperlink"/>
-          </w:rPr>
-          <w:t xml:space="preserve">Google Code Review Developer Guide</w:t>
-        </w:r>
-      </w:hyperlink>
-      <w:r>
-        <w:t xml:space="preserve"> </w:t>
-      </w:r>
-      <w:r>
-        <w:t xml:space="preserve">-</w:t>
-      </w:r>
-      <w:r>
-        <w:t xml:space="preserve"> </w:t>
-      </w:r>
-      <w:r>
-        <w:t xml:space="preserve">comprehensive guidelines on code review standards and pull request authoring;</w:t>
-      </w:r>
-      <w:r>
-        <w:t xml:space="preserve"> </w:t>
-      </w:r>
-      <w:r>
-        <w:t xml:space="preserve">the upstream source for the</w:t>
-      </w:r>
-      <w:r>
-        <w:t xml:space="preserve"> </w:t>
-      </w:r>
-      <w:hyperlink r:id="rId500">
-        <w:r>
-          <w:rPr>
-            <w:rStyle w:val="Hyperlink"/>
-          </w:rPr>
-          <w:t xml:space="preserve">Tidyverse code review principles</w:t>
-        </w:r>
-      </w:hyperlink>
-      <w:r>
-        <w:t xml:space="preserve"> </w:t>
-      </w:r>
-      <w:r>
-        <w:t xml:space="preserve">(see</w:t>
-      </w:r>
-      <w:r>
-        <w:t xml:space="preserve"> </w:t>
-      </w:r>
-      <w:hyperlink r:id="rId501">
-        <w:r>
-          <w:rPr>
-            <w:rStyle w:val="Hyperlink"/>
-          </w:rPr>
-          <w:t xml:space="preserve">acknowledgments</w:t>
-        </w:r>
-      </w:hyperlink>
-      <w:r>
-        <w:t xml:space="preserve">)</w:t>
-      </w:r>
-    </w:p>
-    <w:bookmarkEnd w:id="502"/>
-    <w:bookmarkStart w:id="505" w:name="practical-computing-and-command-line"/>
+        <w:t xml:space="preserve">21.14 Comparable Lab Manuals</w:t>
+      </w:r>
+    </w:p>
+    <w:p>
+      <w:pPr>
+        <w:pStyle w:val="FirstParagraph"/>
+      </w:pPr>
+      <w:r>
+        <w:t xml:space="preserve">Exploring lab manuals from peer research groups helps us identify best practices,</w:t>
+      </w:r>
+      <w:r>
+        <w:t xml:space="preserve"> </w:t>
+      </w:r>
+      <w:r>
+        <w:t xml:space="preserve">adapt proven onboarding workflows,</w:t>
+      </w:r>
+      <w:r>
+        <w:t xml:space="preserve"> </w:t>
+      </w:r>
+      <w:r>
+        <w:t xml:space="preserve">and align our open science standards with the broader computational biology and epidemiology communities:</w:t>
+      </w:r>
+    </w:p>
+    <w:p>
+      <w:pPr>
+        <w:pStyle w:val="Compact"/>
+        <w:numPr>
+          <w:ilvl w:val="0"/>
+          <w:numId w:val="1132"/>
+        </w:numPr>
+      </w:pPr>
+      <w:hyperlink r:id="rId599">
+        <w:r>
+          <w:rPr>
+            <w:rStyle w:val="Hyperlink"/>
+          </w:rPr>
+          <w:t xml:space="preserve">Benjamin-Chung Lab Manual</w:t>
+        </w:r>
+      </w:hyperlink>
+      <w:r>
+        <w:t xml:space="preserve"> </w:t>
+      </w:r>
+      <w:r>
+        <w:t xml:space="preserve">(</w:t>
+      </w:r>
+      <w:hyperlink r:id="rId600">
+        <w:r>
+          <w:rPr>
+            <w:rStyle w:val="Hyperlink"/>
+          </w:rPr>
+          <w:t xml:space="preserve">GitHub repository</w:t>
+        </w:r>
+      </w:hyperlink>
+      <w:r>
+        <w:t xml:space="preserve">) —</w:t>
+      </w:r>
+      <w:r>
+        <w:t xml:space="preserve"> </w:t>
+      </w:r>
+      <w:r>
+        <w:t xml:space="preserve">The computational epidemiology manual from which our manual originally adapted its structure,</w:t>
+      </w:r>
+      <w:r>
+        <w:t xml:space="preserve"> </w:t>
+      </w:r>
+      <w:r>
+        <w:t xml:space="preserve">covering reproducible R workflows,</w:t>
+      </w:r>
+      <w:r>
+        <w:t xml:space="preserve"> </w:t>
+      </w:r>
+      <w:r>
+        <w:t xml:space="preserve">collaborative development,</w:t>
+      </w:r>
+      <w:r>
+        <w:t xml:space="preserve"> </w:t>
+      </w:r>
+      <w:r>
+        <w:t xml:space="preserve">and computational research practices.</w:t>
+      </w:r>
+    </w:p>
+    <w:p>
+      <w:pPr>
+        <w:pStyle w:val="Compact"/>
+        <w:numPr>
+          <w:ilvl w:val="0"/>
+          <w:numId w:val="1132"/>
+        </w:numPr>
+      </w:pPr>
+      <w:hyperlink r:id="rId601">
+        <w:r>
+          <w:rPr>
+            <w:rStyle w:val="Hyperlink"/>
+          </w:rPr>
+          <w:t xml:space="preserve">Fay Lab Manual</w:t>
+        </w:r>
+      </w:hyperlink>
+      <w:r>
+        <w:t xml:space="preserve"> </w:t>
+      </w:r>
+      <w:r>
+        <w:t xml:space="preserve">(</w:t>
+      </w:r>
+      <w:hyperlink r:id="rId602">
+        <w:r>
+          <w:rPr>
+            <w:rStyle w:val="Hyperlink"/>
+          </w:rPr>
+          <w:t xml:space="preserve">GitHub repository</w:t>
+        </w:r>
+      </w:hyperlink>
+      <w:r>
+        <w:t xml:space="preserve">) —</w:t>
+      </w:r>
+      <w:r>
+        <w:t xml:space="preserve"> </w:t>
+      </w:r>
+      <w:r>
+        <w:t xml:space="preserve">An Openscapes-origin Quarto manual for quantitative fisheries ecology (UMass Dartmouth),</w:t>
+      </w:r>
+      <w:r>
+        <w:t xml:space="preserve"> </w:t>
+      </w:r>
+      <w:r>
+        <w:t xml:space="preserve">featuring detailed offboarding checklists,</w:t>
+      </w:r>
+      <w:r>
+        <w:t xml:space="preserve"> </w:t>
+      </w:r>
+      <w:r>
+        <w:t xml:space="preserve">departure handoff protocols,</w:t>
+      </w:r>
+      <w:r>
+        <w:t xml:space="preserve"> </w:t>
+      </w:r>
+      <w:r>
+        <w:t xml:space="preserve">and an open science communication philosophy.</w:t>
+      </w:r>
+    </w:p>
+    <w:p>
+      <w:pPr>
+        <w:pStyle w:val="Compact"/>
+        <w:numPr>
+          <w:ilvl w:val="0"/>
+          <w:numId w:val="1132"/>
+        </w:numPr>
+      </w:pPr>
+      <w:hyperlink r:id="rId603">
+        <w:r>
+          <w:rPr>
+            <w:rStyle w:val="Hyperlink"/>
+          </w:rPr>
+          <w:t xml:space="preserve">ContextLab Lab Manual</w:t>
+        </w:r>
+      </w:hyperlink>
+      <w:r>
+        <w:t xml:space="preserve"> </w:t>
+      </w:r>
+      <w:r>
+        <w:t xml:space="preserve">(</w:t>
+      </w:r>
+      <w:hyperlink r:id="rId604">
+        <w:r>
+          <w:rPr>
+            <w:rStyle w:val="Hyperlink"/>
+          </w:rPr>
+          <w:t xml:space="preserve">GitHub repository</w:t>
+        </w:r>
+      </w:hyperlink>
+      <w:r>
+        <w:t xml:space="preserve">) —</w:t>
+      </w:r>
+      <w:r>
+        <w:t xml:space="preserve"> </w:t>
+      </w:r>
+      <w:r>
+        <w:t xml:space="preserve">The Contextual Dynamics Lab manual at Dartmouth,</w:t>
+      </w:r>
+      <w:r>
+        <w:t xml:space="preserve"> </w:t>
+      </w:r>
+      <w:r>
+        <w:t xml:space="preserve">notable for requiring incoming lab members to make an interactive pull request</w:t>
+      </w:r>
+      <w:r>
+        <w:t xml:space="preserve"> </w:t>
+      </w:r>
+      <w:r>
+        <w:t xml:space="preserve">to learn contribution workflows hands-on.</w:t>
+      </w:r>
+    </w:p>
+    <w:p>
+      <w:pPr>
+        <w:pStyle w:val="Compact"/>
+        <w:numPr>
+          <w:ilvl w:val="0"/>
+          <w:numId w:val="1132"/>
+        </w:numPr>
+      </w:pPr>
+      <w:hyperlink r:id="rId605">
+        <w:r>
+          <w:rPr>
+            <w:rStyle w:val="Hyperlink"/>
+          </w:rPr>
+          <w:t xml:space="preserve">Proctor-UCSF DCC Handbook</w:t>
+        </w:r>
+      </w:hyperlink>
+      <w:r>
+        <w:t xml:space="preserve"> </w:t>
+      </w:r>
+      <w:r>
+        <w:t xml:space="preserve">(</w:t>
+      </w:r>
+      <w:hyperlink r:id="rId606">
+        <w:r>
+          <w:rPr>
+            <w:rStyle w:val="Hyperlink"/>
+          </w:rPr>
+          <w:t xml:space="preserve">GitHub repository</w:t>
+        </w:r>
+      </w:hyperlink>
+      <w:r>
+        <w:t xml:space="preserve">) —</w:t>
+      </w:r>
+      <w:r>
+        <w:t xml:space="preserve"> </w:t>
+      </w:r>
+      <w:r>
+        <w:t xml:space="preserve">A comprehensive handbook for the Data Coordinating Center at UCSF,</w:t>
+      </w:r>
+      <w:r>
+        <w:t xml:space="preserve"> </w:t>
+      </w:r>
+      <w:r>
+        <w:t xml:space="preserve">focusing on clinical trial data management,</w:t>
+      </w:r>
+      <w:r>
+        <w:t xml:space="preserve"> </w:t>
+      </w:r>
+      <w:r>
+        <w:t xml:space="preserve">REDCap workflows,</w:t>
+      </w:r>
+      <w:r>
+        <w:t xml:space="preserve"> </w:t>
+      </w:r>
+      <w:r>
+        <w:t xml:space="preserve">quality assurance,</w:t>
+      </w:r>
+      <w:r>
+        <w:t xml:space="preserve"> </w:t>
+      </w:r>
+      <w:r>
+        <w:t xml:space="preserve">and public data curation in global health settings.</w:t>
+      </w:r>
+    </w:p>
+    <w:p>
+      <w:pPr>
+        <w:pStyle w:val="Compact"/>
+        <w:numPr>
+          <w:ilvl w:val="0"/>
+          <w:numId w:val="1132"/>
+        </w:numPr>
+      </w:pPr>
+      <w:hyperlink r:id="rId607">
+        <w:r>
+          <w:rPr>
+            <w:rStyle w:val="Hyperlink"/>
+          </w:rPr>
+          <w:t xml:space="preserve">Quantitative Marine Ecology Lab Manual</w:t>
+        </w:r>
+      </w:hyperlink>
+      <w:r>
+        <w:t xml:space="preserve"> </w:t>
+      </w:r>
+      <w:r>
+        <w:t xml:space="preserve">(</w:t>
+      </w:r>
+      <w:hyperlink r:id="rId608">
+        <w:r>
+          <w:rPr>
+            <w:rStyle w:val="Hyperlink"/>
+          </w:rPr>
+          <w:t xml:space="preserve">GitHub repository</w:t>
+        </w:r>
+      </w:hyperlink>
+      <w:r>
+        <w:t xml:space="preserve">) —</w:t>
+      </w:r>
+      <w:r>
+        <w:t xml:space="preserve"> </w:t>
+      </w:r>
+      <w:r>
+        <w:t xml:space="preserve">A Quarto-based manual for Easton White’s research group at UNH,</w:t>
+      </w:r>
+      <w:r>
+        <w:t xml:space="preserve"> </w:t>
+      </w:r>
+      <w:r>
+        <w:t xml:space="preserve">featuring role-specific administrative checklists</w:t>
+      </w:r>
+      <w:r>
+        <w:t xml:space="preserve"> </w:t>
+      </w:r>
+      <w:r>
+        <w:t xml:space="preserve">and curated reading lists organized by career stage.</w:t>
+      </w:r>
+    </w:p>
+    <w:bookmarkEnd w:id="609"/>
+    <w:bookmarkStart w:id="611" w:name="sec-reading-watching-list"/>
     <w:p>
       <w:pPr>
         <w:pStyle w:val="Heading2"/>
       </w:pPr>
       <w:r>
-        <w:t xml:space="preserve">21.3 Practical Computing and Command Line</w:t>
-      </w:r>
-    </w:p>
-    <w:p>
-      <w:pPr>
-        <w:pStyle w:val="Compact"/>
-        <w:numPr>
-          <w:ilvl w:val="0"/>
-          <w:numId w:val="1121"/>
-        </w:numPr>
-      </w:pPr>
-      <w:hyperlink r:id="rId503">
-        <w:r>
-          <w:rPr>
-            <w:rStyle w:val="Hyperlink"/>
-          </w:rPr>
-          <w:t xml:space="preserve">The Missing CS Quarter at UC Davis</w:t>
-        </w:r>
-      </w:hyperlink>
-      <w:r>
-        <w:t xml:space="preserve"> </w:t>
-      </w:r>
-      <w:r>
-        <w:t xml:space="preserve">- practical computing skills,</w:t>
-      </w:r>
-      <w:r>
-        <w:t xml:space="preserve"> </w:t>
-      </w:r>
-      <w:r>
-        <w:t xml:space="preserve">shell tools,</w:t>
-      </w:r>
-      <w:r>
-        <w:t xml:space="preserve"> </w:t>
-      </w:r>
-      <w:r>
-        <w:t xml:space="preserve">command-line workflows,</w:t>
-      </w:r>
-      <w:r>
-        <w:t xml:space="preserve"> </w:t>
-      </w:r>
-      <w:r>
-        <w:t xml:space="preserve">and version control</w:t>
-      </w:r>
-      <w:r>
-        <w:t xml:space="preserve"> </w:t>
-      </w:r>
-      <w:r>
-        <w:t xml:space="preserve">(</w:t>
-      </w:r>
-      <w:hyperlink r:id="rId504">
-        <w:r>
-          <w:rPr>
-            <w:rStyle w:val="Hyperlink"/>
-          </w:rPr>
-          <w:t xml:space="preserve">GitLab repository</w:t>
-        </w:r>
-      </w:hyperlink>
-      <w:r>
-        <w:t xml:space="preserve">)</w:t>
-      </w:r>
-    </w:p>
-    <w:bookmarkEnd w:id="505"/>
-    <w:bookmarkStart w:id="509" w:name="resources-for-python"/>
-    <w:p>
-      <w:pPr>
-        <w:pStyle w:val="Heading2"/>
-      </w:pPr>
-      <w:r>
-        <w:t xml:space="preserve">21.4 Resources for Python</w:t>
-      </w:r>
-    </w:p>
-    <w:p>
-      <w:pPr>
-        <w:pStyle w:val="Compact"/>
-        <w:numPr>
-          <w:ilvl w:val="0"/>
-          <w:numId w:val="1122"/>
-        </w:numPr>
-      </w:pPr>
-      <w:hyperlink r:id="rId506">
-        <w:r>
-          <w:rPr>
-            <w:rStyle w:val="Hyperlink"/>
-          </w:rPr>
-          <w:t xml:space="preserve">UC Davis DataLab Python Basics Workshop</w:t>
-        </w:r>
-      </w:hyperlink>
-      <w:r>
-        <w:t xml:space="preserve"> </w:t>
-      </w:r>
-      <w:r>
-        <w:t xml:space="preserve">- foundational Python programming</w:t>
-      </w:r>
-    </w:p>
-    <w:p>
-      <w:pPr>
-        <w:pStyle w:val="Compact"/>
-        <w:numPr>
-          <w:ilvl w:val="0"/>
-          <w:numId w:val="1122"/>
-        </w:numPr>
-      </w:pPr>
-      <w:hyperlink r:id="rId507">
-        <w:r>
-          <w:rPr>
-            <w:rStyle w:val="Hyperlink"/>
-          </w:rPr>
-          <w:t xml:space="preserve">Natural Language Processing with Python</w:t>
-        </w:r>
-      </w:hyperlink>
-      <w:r>
-        <w:t xml:space="preserve"> </w:t>
-      </w:r>
-      <w:r>
-        <w:t xml:space="preserve">- text analysis and NLP techniques</w:t>
-      </w:r>
-    </w:p>
-    <w:p>
-      <w:pPr>
-        <w:pStyle w:val="Compact"/>
-        <w:numPr>
-          <w:ilvl w:val="0"/>
-          <w:numId w:val="1122"/>
-        </w:numPr>
-      </w:pPr>
-      <w:hyperlink r:id="rId508">
-        <w:r>
-          <w:rPr>
-            <w:rStyle w:val="Hyperlink"/>
-          </w:rPr>
-          <w:t xml:space="preserve">Jupyter Notebooks in a Git Repository</w:t>
-        </w:r>
-      </w:hyperlink>
-      <w:r>
-        <w:t xml:space="preserve"> </w:t>
-      </w:r>
-      <w:r>
-        <w:t xml:space="preserve">-</w:t>
-      </w:r>
-      <w:r>
-        <w:t xml:space="preserve"> </w:t>
-      </w:r>
-      <w:r>
-        <w:t xml:space="preserve">guide by Matthias Geier on managing Jupyter notebooks in Git repositories,</w:t>
-      </w:r>
-      <w:r>
-        <w:t xml:space="preserve"> </w:t>
-      </w:r>
-      <w:r>
-        <w:t xml:space="preserve">including workflows for stripping cell outputs before committing</w:t>
-      </w:r>
-      <w:r>
-        <w:t xml:space="preserve"> </w:t>
-      </w:r>
-      <w:r>
-        <w:t xml:space="preserve">and strategies for sharing executed notebooks</w:t>
-      </w:r>
-    </w:p>
-    <w:bookmarkEnd w:id="509"/>
-    <w:bookmarkStart w:id="511" w:name="resources-for-julia"/>
-    <w:p>
-      <w:pPr>
-        <w:pStyle w:val="Heading2"/>
-      </w:pPr>
-      <w:r>
-        <w:t xml:space="preserve">21.5 Resources for Julia</w:t>
-      </w:r>
-    </w:p>
-    <w:p>
-      <w:pPr>
-        <w:pStyle w:val="Compact"/>
-        <w:numPr>
-          <w:ilvl w:val="0"/>
-          <w:numId w:val="1123"/>
-        </w:numPr>
-      </w:pPr>
-      <w:hyperlink r:id="rId510">
-        <w:r>
-          <w:rPr>
-            <w:rStyle w:val="Hyperlink"/>
-          </w:rPr>
-          <w:t xml:space="preserve">UC Davis Julia Users Group Julia Basics Workshop</w:t>
-        </w:r>
-      </w:hyperlink>
-      <w:r>
-        <w:t xml:space="preserve"> </w:t>
-      </w:r>
-      <w:r>
-        <w:t xml:space="preserve">- foundational Julia programming</w:t>
-      </w:r>
-    </w:p>
-    <w:bookmarkEnd w:id="511"/>
-    <w:bookmarkStart w:id="514" w:name="artificial-intelligence-coding-agents"/>
-    <w:p>
-      <w:pPr>
-        <w:pStyle w:val="Heading2"/>
-      </w:pPr>
-      <w:r>
-        <w:t xml:space="preserve">21.6 Artificial Intelligence &amp; Coding Agents</w:t>
-      </w:r>
-    </w:p>
-    <w:p>
-      <w:pPr>
-        <w:pStyle w:val="Compact"/>
-        <w:numPr>
-          <w:ilvl w:val="0"/>
-          <w:numId w:val="1124"/>
-        </w:numPr>
-      </w:pPr>
-      <w:hyperlink r:id="rId417">
-        <w:r>
-          <w:rPr>
-            <w:rStyle w:val="Hyperlink"/>
-          </w:rPr>
-          <w:t xml:space="preserve">Working with AI (wai)</w:t>
-        </w:r>
-      </w:hyperlink>
-      <w:r>
-        <w:t xml:space="preserve"> </w:t>
-      </w:r>
-      <w:r>
-        <w:t xml:space="preserve">- our lab’s comprehensive guide</w:t>
-      </w:r>
-      <w:r>
-        <w:t xml:space="preserve"> </w:t>
-      </w:r>
-      <w:r>
-        <w:t xml:space="preserve">to AI coding agents, harnesses, policies, and workflows</w:t>
-      </w:r>
-    </w:p>
-    <w:p>
-      <w:pPr>
-        <w:pStyle w:val="Compact"/>
-        <w:numPr>
-          <w:ilvl w:val="0"/>
-          <w:numId w:val="1124"/>
-        </w:numPr>
-      </w:pPr>
-      <w:hyperlink r:id="rId512">
-        <w:r>
-          <w:rPr>
-            <w:rStyle w:val="Hyperlink"/>
-          </w:rPr>
-          <w:t xml:space="preserve">When AI builds itself: Recursive self-improvement in practice</w:t>
-        </w:r>
-      </w:hyperlink>
-      <w:r>
-        <w:t xml:space="preserve"> </w:t>
-      </w:r>
-      <w:r>
-        <w:t xml:space="preserve">- Anthropic Institute</w:t>
-      </w:r>
-      <w:r>
-        <w:t xml:space="preserve"> </w:t>
-      </w:r>
-      <w:r>
-        <w:t xml:space="preserve">analysis of recursive self-improvement mechanisms, AI capability trajectories, and safety considerations</w:t>
-      </w:r>
-    </w:p>
-    <w:p>
-      <w:pPr>
-        <w:pStyle w:val="Compact"/>
-        <w:numPr>
-          <w:ilvl w:val="0"/>
-          <w:numId w:val="1124"/>
-        </w:numPr>
-      </w:pPr>
-      <w:hyperlink r:id="rId513">
-        <w:r>
-          <w:rPr>
-            <w:rStyle w:val="VerbatimChar"/>
-          </w:rPr>
-          <w:t xml:space="preserve">pi</w:t>
-        </w:r>
-      </w:hyperlink>
-      <w:r>
-        <w:t xml:space="preserve"> </w:t>
-      </w:r>
-      <w:r>
-        <w:t xml:space="preserve">- minimalist, extensible AI agent toolkit</w:t>
-      </w:r>
-      <w:r>
-        <w:t xml:space="preserve"> </w:t>
-      </w:r>
-      <w:r>
-        <w:t xml:space="preserve">providing a unified LLM API, interactive TUI, and terminal coding agent CLI</w:t>
-      </w:r>
-    </w:p>
-    <w:bookmarkEnd w:id="514"/>
-    <w:bookmarkStart w:id="516" w:name="scientific-figures"/>
-    <w:p>
-      <w:pPr>
-        <w:pStyle w:val="Heading2"/>
-      </w:pPr>
-      <w:r>
-        <w:t xml:space="preserve">21.7 Scientific figures</w:t>
-      </w:r>
-    </w:p>
-    <w:p>
-      <w:pPr>
-        <w:pStyle w:val="Compact"/>
-        <w:numPr>
-          <w:ilvl w:val="0"/>
-          <w:numId w:val="1125"/>
-        </w:numPr>
-      </w:pPr>
-      <w:r>
-        <w:t xml:space="preserve">Ten Simple Rules for Better Figures</w:t>
-      </w:r>
-      <w:r>
-        <w:t xml:space="preserve"> </w:t>
-      </w:r>
-      <w:r>
-        <w:t xml:space="preserve">(Rougier et al. 2014)</w:t>
-      </w:r>
-    </w:p>
-    <w:p>
-      <w:pPr>
-        <w:pStyle w:val="Compact"/>
-        <w:numPr>
-          <w:ilvl w:val="0"/>
-          <w:numId w:val="1125"/>
-        </w:numPr>
-      </w:pPr>
-      <w:hyperlink r:id="rId515">
-        <w:r>
-          <w:rPr>
-            <w:rStyle w:val="Hyperlink"/>
-          </w:rPr>
-          <w:t xml:space="preserve">Tufte CSS</w:t>
-        </w:r>
-      </w:hyperlink>
-      <w:r>
-        <w:t xml:space="preserve"> </w:t>
-      </w:r>
-      <w:r>
-        <w:t xml:space="preserve">- style HTML articles like Edward Tufte’s books and handouts,</w:t>
-      </w:r>
-      <w:r>
-        <w:t xml:space="preserve"> </w:t>
-      </w:r>
-      <w:r>
-        <w:t xml:space="preserve">with sidenotes, typography, and tight integration of graphics with text</w:t>
-      </w:r>
-    </w:p>
-    <w:bookmarkEnd w:id="516"/>
-    <w:bookmarkStart w:id="520" w:name="writing"/>
-    <w:p>
-      <w:pPr>
-        <w:pStyle w:val="Heading2"/>
-      </w:pPr>
-      <w:r>
-        <w:t xml:space="preserve">21.8 Writing</w:t>
-      </w:r>
-    </w:p>
-    <w:p>
-      <w:pPr>
-        <w:pStyle w:val="Compact"/>
-        <w:numPr>
-          <w:ilvl w:val="0"/>
-          <w:numId w:val="1126"/>
-        </w:numPr>
-      </w:pPr>
-      <w:r>
-        <w:t xml:space="preserve">Unpacking the Scientific Toolbox</w:t>
-      </w:r>
-      <w:r>
-        <w:t xml:space="preserve"> </w:t>
-      </w:r>
-      <w:r>
-        <w:t xml:space="preserve">(Silbiger and Stubler 2019)</w:t>
-      </w:r>
-    </w:p>
-    <w:p>
-      <w:pPr>
-        <w:pStyle w:val="Compact"/>
-        <w:numPr>
-          <w:ilvl w:val="0"/>
-          <w:numId w:val="1126"/>
-        </w:numPr>
-      </w:pPr>
-      <w:r>
-        <w:t xml:space="preserve">ICMJE Definition of authorship</w:t>
-      </w:r>
-      <w:r>
-        <w:t xml:space="preserve"> </w:t>
-      </w:r>
-      <w:r>
-        <w:t xml:space="preserve">(International Committee of Medical Journal Editors, n.d.)</w:t>
-      </w:r>
-    </w:p>
-    <w:p>
-      <w:pPr>
-        <w:pStyle w:val="Compact"/>
-        <w:numPr>
-          <w:ilvl w:val="0"/>
-          <w:numId w:val="1126"/>
-        </w:numPr>
-      </w:pPr>
-      <w:r>
-        <w:t xml:space="preserve">Computational science: …why scientific programming does not compute</w:t>
-      </w:r>
-      <w:r>
-        <w:t xml:space="preserve"> </w:t>
-      </w:r>
-      <w:r>
-        <w:t xml:space="preserve">(Merali and Giles 2010)</w:t>
-      </w:r>
-    </w:p>
-    <w:p>
-      <w:pPr>
-        <w:pStyle w:val="Compact"/>
-        <w:numPr>
-          <w:ilvl w:val="0"/>
-          <w:numId w:val="1126"/>
-        </w:numPr>
-      </w:pPr>
-      <w:hyperlink r:id="rId517">
-        <w:r>
-          <w:rPr>
-            <w:rStyle w:val="Hyperlink"/>
-          </w:rPr>
-          <w:t xml:space="preserve">The Pathway to Publishing: A Guide to Quantitative Writing in the Health Sciences</w:t>
-        </w:r>
-      </w:hyperlink>
-    </w:p>
-    <w:p>
-      <w:pPr>
-        <w:pStyle w:val="Compact"/>
-        <w:numPr>
-          <w:ilvl w:val="0"/>
-          <w:numId w:val="1126"/>
-        </w:numPr>
-      </w:pPr>
-      <w:hyperlink r:id="rId518">
-        <w:r>
-          <w:rPr>
-            <w:rStyle w:val="Hyperlink"/>
-          </w:rPr>
-          <w:t xml:space="preserve">Principles of Scientific Writing</w:t>
-        </w:r>
-      </w:hyperlink>
-      <w:r>
-        <w:t xml:space="preserve"> </w:t>
-      </w:r>
-      <w:r>
-        <w:t xml:space="preserve">- a handbook covering scientific writing principles including citations and evidence, word choice, and conciseness</w:t>
-      </w:r>
-    </w:p>
-    <w:p>
-      <w:pPr>
-        <w:pStyle w:val="Compact"/>
-        <w:numPr>
-          <w:ilvl w:val="0"/>
-          <w:numId w:val="1126"/>
-        </w:numPr>
-      </w:pPr>
-      <w:hyperlink r:id="rId519">
-        <w:r>
-          <w:rPr>
-            <w:rStyle w:val="Hyperlink"/>
-          </w:rPr>
-          <w:t xml:space="preserve">Secret, actionable writing tips</w:t>
-        </w:r>
-      </w:hyperlink>
-    </w:p>
-    <w:bookmarkEnd w:id="520"/>
-    <w:bookmarkStart w:id="524" w:name="presentations"/>
-    <w:p>
-      <w:pPr>
-        <w:pStyle w:val="Heading2"/>
-      </w:pPr>
-      <w:r>
-        <w:t xml:space="preserve">21.9 Presentations</w:t>
-      </w:r>
-    </w:p>
-    <w:p>
-      <w:pPr>
-        <w:pStyle w:val="Compact"/>
-        <w:numPr>
-          <w:ilvl w:val="0"/>
-          <w:numId w:val="1127"/>
-        </w:numPr>
-      </w:pPr>
-      <w:r>
-        <w:t xml:space="preserve">How to tell a compelling story in scientific presentations</w:t>
-      </w:r>
-      <w:r>
-        <w:t xml:space="preserve"> </w:t>
-      </w:r>
-      <w:r>
-        <w:t xml:space="preserve">(Van Noorden 2021)</w:t>
-      </w:r>
-    </w:p>
-    <w:p>
-      <w:pPr>
-        <w:pStyle w:val="Compact"/>
-        <w:numPr>
-          <w:ilvl w:val="0"/>
-          <w:numId w:val="1127"/>
-        </w:numPr>
-      </w:pPr>
-      <w:hyperlink r:id="rId521">
-        <w:r>
-          <w:rPr>
-            <w:rStyle w:val="Hyperlink"/>
-          </w:rPr>
-          <w:t xml:space="preserve">How to give a killer narratively-driven scientific talk</w:t>
-        </w:r>
-      </w:hyperlink>
-    </w:p>
-    <w:p>
-      <w:pPr>
-        <w:pStyle w:val="Compact"/>
-        <w:numPr>
-          <w:ilvl w:val="0"/>
-          <w:numId w:val="1127"/>
-        </w:numPr>
-      </w:pPr>
-      <w:hyperlink r:id="rId522">
-        <w:r>
-          <w:rPr>
-            <w:rStyle w:val="Hyperlink"/>
-          </w:rPr>
-          <w:t xml:space="preserve">How to make a better poster</w:t>
-        </w:r>
-      </w:hyperlink>
-    </w:p>
-    <w:p>
-      <w:pPr>
-        <w:pStyle w:val="Compact"/>
-        <w:numPr>
-          <w:ilvl w:val="0"/>
-          <w:numId w:val="1127"/>
-        </w:numPr>
-      </w:pPr>
-      <w:hyperlink r:id="rId523">
-        <w:r>
-          <w:rPr>
-            <w:rStyle w:val="Hyperlink"/>
-          </w:rPr>
-          <w:t xml:space="preserve">How to make an even better poster</w:t>
-        </w:r>
-      </w:hyperlink>
-    </w:p>
-    <w:bookmarkEnd w:id="524"/>
-    <w:bookmarkStart w:id="527" w:name="professional-advice"/>
-    <w:p>
-      <w:pPr>
-        <w:pStyle w:val="Heading2"/>
-      </w:pPr>
-      <w:r>
-        <w:t xml:space="preserve">21.10 Professional advice</w:t>
-      </w:r>
-    </w:p>
-    <w:p>
-      <w:pPr>
-        <w:pStyle w:val="Compact"/>
-        <w:numPr>
-          <w:ilvl w:val="0"/>
-          <w:numId w:val="1128"/>
-        </w:numPr>
-      </w:pPr>
-      <w:hyperlink r:id="rId525">
-        <w:r>
-          <w:rPr>
-            <w:rStyle w:val="Hyperlink"/>
-          </w:rPr>
-          <w:t xml:space="preserve">Professional advice, especially for your first job</w:t>
-        </w:r>
-      </w:hyperlink>
-    </w:p>
-    <w:p>
-      <w:pPr>
-        <w:pStyle w:val="Compact"/>
-        <w:numPr>
-          <w:ilvl w:val="0"/>
-          <w:numId w:val="1128"/>
-        </w:numPr>
-      </w:pPr>
-      <w:hyperlink r:id="rId526">
-        <w:r>
-          <w:rPr>
-            <w:rStyle w:val="Hyperlink"/>
-          </w:rPr>
-          <w:t xml:space="preserve">Team Public Health Substack</w:t>
-        </w:r>
-      </w:hyperlink>
-    </w:p>
-    <w:bookmarkEnd w:id="527"/>
-    <w:bookmarkStart w:id="530" w:name="funding"/>
-    <w:p>
-      <w:pPr>
-        <w:pStyle w:val="Heading2"/>
-      </w:pPr>
-      <w:r>
-        <w:t xml:space="preserve">21.11 Funding</w:t>
-      </w:r>
-    </w:p>
-    <w:p>
-      <w:pPr>
-        <w:pStyle w:val="Compact"/>
-        <w:numPr>
-          <w:ilvl w:val="0"/>
-          <w:numId w:val="1129"/>
-        </w:numPr>
-      </w:pPr>
-      <w:hyperlink r:id="rId528">
-        <w:r>
-          <w:rPr>
-            <w:rStyle w:val="Hyperlink"/>
-          </w:rPr>
-          <w:t xml:space="preserve">Building Your Funding Train</w:t>
-        </w:r>
-      </w:hyperlink>
-    </w:p>
-    <w:p>
-      <w:pPr>
-        <w:pStyle w:val="Compact"/>
-        <w:numPr>
-          <w:ilvl w:val="0"/>
-          <w:numId w:val="1129"/>
-        </w:numPr>
-      </w:pPr>
-      <w:hyperlink r:id="rId529">
-        <w:r>
-          <w:rPr>
-            <w:rStyle w:val="Hyperlink"/>
-          </w:rPr>
-          <w:t xml:space="preserve">NIH Grant Writing Resources</w:t>
-        </w:r>
-      </w:hyperlink>
-    </w:p>
-    <w:bookmarkEnd w:id="530"/>
-    <w:bookmarkStart w:id="533" w:name="ethics-and-global-health-research"/>
-    <w:p>
-      <w:pPr>
-        <w:pStyle w:val="Heading2"/>
-      </w:pPr>
-      <w:r>
-        <w:t xml:space="preserve">21.12 Ethics and global health research</w:t>
-      </w:r>
-    </w:p>
-    <w:p>
-      <w:pPr>
-        <w:pStyle w:val="Compact"/>
-        <w:numPr>
-          <w:ilvl w:val="0"/>
-          <w:numId w:val="1130"/>
-        </w:numPr>
-      </w:pPr>
-      <w:hyperlink r:id="rId531">
-        <w:r>
-          <w:rPr>
-            <w:rStyle w:val="Hyperlink"/>
-          </w:rPr>
-          <w:t xml:space="preserve">Global Code of Conduct For Research in Resource-Poor Settings</w:t>
-        </w:r>
-      </w:hyperlink>
-    </w:p>
-    <w:p>
-      <w:pPr>
-        <w:pStyle w:val="Compact"/>
-        <w:numPr>
-          <w:ilvl w:val="0"/>
-          <w:numId w:val="1130"/>
-        </w:numPr>
-      </w:pPr>
-      <w:r>
-        <w:t xml:space="preserve">Addressing power asymmetries in global health</w:t>
-      </w:r>
-      <w:r>
-        <w:t xml:space="preserve"> </w:t>
-      </w:r>
-      <w:r>
-        <w:t xml:space="preserve">(</w:t>
-      </w:r>
-      <w:r>
-        <w:t xml:space="preserve">Abimbola et al.</w:t>
-      </w:r>
-      <w:r>
-        <w:t xml:space="preserve"> </w:t>
-      </w:r>
-      <w:r>
-        <w:t xml:space="preserve">2022)</w:t>
-      </w:r>
-    </w:p>
-    <w:p>
-      <w:pPr>
-        <w:pStyle w:val="Compact"/>
-        <w:numPr>
-          <w:ilvl w:val="0"/>
-          <w:numId w:val="1130"/>
-        </w:numPr>
-      </w:pPr>
-      <w:hyperlink r:id="rId532">
-        <w:r>
-          <w:rPr>
-            <w:rStyle w:val="Hyperlink"/>
-          </w:rPr>
-          <w:t xml:space="preserve">Transforming Global Health Partnerships</w:t>
-        </w:r>
-      </w:hyperlink>
-    </w:p>
-    <w:bookmarkEnd w:id="533"/>
-    <w:bookmarkStart w:id="537" w:name="X951a5c013bfaeeb3379a0aa152a80b856716558"/>
-    <w:p>
-      <w:pPr>
-        <w:pStyle w:val="Heading2"/>
-      </w:pPr>
-      <w:r>
-        <w:t xml:space="preserve">21.13 Open Science and Reproducibility Initiatives</w:t>
-      </w:r>
-    </w:p>
-    <w:p>
-      <w:pPr>
-        <w:pStyle w:val="Compact"/>
-        <w:numPr>
-          <w:ilvl w:val="0"/>
-          <w:numId w:val="1131"/>
-        </w:numPr>
-      </w:pPr>
-      <w:hyperlink r:id="rId534">
-        <w:r>
-          <w:rPr>
-            <w:rStyle w:val="Hyperlink"/>
-          </w:rPr>
-          <w:t xml:space="preserve">The Open Science Manual</w:t>
-        </w:r>
-      </w:hyperlink>
-      <w:r>
-        <w:t xml:space="preserve"> </w:t>
-      </w:r>
-      <w:r>
-        <w:t xml:space="preserve">-</w:t>
-      </w:r>
-      <w:r>
-        <w:t xml:space="preserve"> </w:t>
-      </w:r>
-      <w:r>
-        <w:t xml:space="preserve">an open-source guide from the</w:t>
-      </w:r>
-      <w:r>
-        <w:t xml:space="preserve"> </w:t>
-      </w:r>
-      <w:hyperlink r:id="rId535">
-        <w:r>
-          <w:rPr>
-            <w:rStyle w:val="Hyperlink"/>
-          </w:rPr>
-          <w:t xml:space="preserve">ARCA group</w:t>
-        </w:r>
-      </w:hyperlink>
-      <w:r>
-        <w:t xml:space="preserve"> </w:t>
-      </w:r>
-      <w:r>
-        <w:t xml:space="preserve">at the University of Padova</w:t>
-      </w:r>
-      <w:r>
-        <w:t xml:space="preserve"> </w:t>
-      </w:r>
-      <w:r>
-        <w:t xml:space="preserve">covering programming good practices,</w:t>
-      </w:r>
-      <w:r>
-        <w:t xml:space="preserve"> </w:t>
-      </w:r>
-      <w:r>
-        <w:t xml:space="preserve">version control,</w:t>
-      </w:r>
-      <w:r>
-        <w:t xml:space="preserve"> </w:t>
-      </w:r>
-      <w:r>
-        <w:t xml:space="preserve">and reproducible workflow tools.</w:t>
-      </w:r>
-    </w:p>
-    <w:p>
-      <w:pPr>
-        <w:pStyle w:val="Compact"/>
-        <w:numPr>
-          <w:ilvl w:val="0"/>
-          <w:numId w:val="1131"/>
-        </w:numPr>
-      </w:pPr>
-      <w:hyperlink r:id="rId536">
-        <w:r>
-          <w:rPr>
-            <w:rStyle w:val="Hyperlink"/>
-          </w:rPr>
-          <w:t xml:space="preserve">Openscapes</w:t>
-        </w:r>
-      </w:hyperlink>
-      <w:r>
-        <w:t xml:space="preserve"> </w:t>
-      </w:r>
-      <w:r>
-        <w:t xml:space="preserve">-</w:t>
-      </w:r>
-      <w:r>
-        <w:t xml:space="preserve"> </w:t>
-      </w:r>
-      <w:r>
-        <w:t xml:space="preserve">an open science mentorship and community initiative founded by Dr. Julia Stewart Lowndes,</w:t>
-      </w:r>
-      <w:r>
-        <w:t xml:space="preserve"> </w:t>
-      </w:r>
-      <w:r>
-        <w:t xml:space="preserve">focused on helping research groups transition to data-intensive, reproducible,</w:t>
-      </w:r>
-      <w:r>
-        <w:t xml:space="preserve"> </w:t>
-      </w:r>
-      <w:r>
-        <w:t xml:space="preserve">and collaborative scientific practices through cohort-based Champions programs</w:t>
-      </w:r>
-      <w:r>
-        <w:t xml:space="preserve"> </w:t>
-      </w:r>
-      <w:r>
-        <w:t xml:space="preserve">and shared open tooling.</w:t>
-      </w:r>
-    </w:p>
-    <w:bookmarkEnd w:id="537"/>
-    <w:bookmarkStart w:id="548" w:name="comparable-lab-manuals"/>
-    <w:p>
-      <w:pPr>
-        <w:pStyle w:val="Heading2"/>
-      </w:pPr>
-      <w:r>
-        <w:t xml:space="preserve">21.14 Comparable Lab Manuals</w:t>
-      </w:r>
-    </w:p>
-    <w:p>
-      <w:pPr>
-        <w:pStyle w:val="FirstParagraph"/>
-      </w:pPr>
-      <w:r>
-        <w:t xml:space="preserve">Exploring lab manuals from peer research groups helps us identify best practices,</w:t>
-      </w:r>
-      <w:r>
-        <w:t xml:space="preserve"> </w:t>
-      </w:r>
-      <w:r>
-        <w:t xml:space="preserve">adapt proven onboarding workflows,</w:t>
-      </w:r>
-      <w:r>
-        <w:t xml:space="preserve"> </w:t>
-      </w:r>
-      <w:r>
-        <w:t xml:space="preserve">and align our open science standards with the broader computational biology and epidemiology communities:</w:t>
-      </w:r>
-    </w:p>
-    <w:p>
-      <w:pPr>
-        <w:pStyle w:val="Compact"/>
-        <w:numPr>
-          <w:ilvl w:val="0"/>
-          <w:numId w:val="1132"/>
-        </w:numPr>
-      </w:pPr>
-      <w:hyperlink r:id="rId538">
-        <w:r>
-          <w:rPr>
-            <w:rStyle w:val="Hyperlink"/>
-          </w:rPr>
-          <w:t xml:space="preserve">Benjamin-Chung Lab Manual</w:t>
-        </w:r>
-      </w:hyperlink>
-      <w:r>
-        <w:t xml:space="preserve"> </w:t>
-      </w:r>
-      <w:r>
-        <w:t xml:space="preserve">(</w:t>
-      </w:r>
-      <w:hyperlink r:id="rId539">
-        <w:r>
-          <w:rPr>
-            <w:rStyle w:val="Hyperlink"/>
-          </w:rPr>
-          <w:t xml:space="preserve">GitHub repository</w:t>
-        </w:r>
-      </w:hyperlink>
-      <w:r>
-        <w:t xml:space="preserve">) —</w:t>
-      </w:r>
-      <w:r>
-        <w:t xml:space="preserve"> </w:t>
-      </w:r>
-      <w:r>
-        <w:t xml:space="preserve">The computational epidemiology manual from which our manual originally adapted its structure,</w:t>
-      </w:r>
-      <w:r>
-        <w:t xml:space="preserve"> </w:t>
-      </w:r>
-      <w:r>
-        <w:t xml:space="preserve">covering reproducible R workflows,</w:t>
-      </w:r>
-      <w:r>
-        <w:t xml:space="preserve"> </w:t>
-      </w:r>
-      <w:r>
-        <w:t xml:space="preserve">collaborative development,</w:t>
-      </w:r>
-      <w:r>
-        <w:t xml:space="preserve"> </w:t>
-      </w:r>
-      <w:r>
-        <w:t xml:space="preserve">and computational research practices.</w:t>
-      </w:r>
-    </w:p>
-    <w:p>
-      <w:pPr>
-        <w:pStyle w:val="Compact"/>
-        <w:numPr>
-          <w:ilvl w:val="0"/>
-          <w:numId w:val="1132"/>
-        </w:numPr>
-      </w:pPr>
-      <w:hyperlink r:id="rId540">
-        <w:r>
-          <w:rPr>
-            <w:rStyle w:val="Hyperlink"/>
-          </w:rPr>
-          <w:t xml:space="preserve">Fay Lab Manual</w:t>
-        </w:r>
-      </w:hyperlink>
-      <w:r>
-        <w:t xml:space="preserve"> </w:t>
-      </w:r>
-      <w:r>
-        <w:t xml:space="preserve">(</w:t>
-      </w:r>
-      <w:hyperlink r:id="rId541">
-        <w:r>
-          <w:rPr>
-            <w:rStyle w:val="Hyperlink"/>
-          </w:rPr>
-          <w:t xml:space="preserve">GitHub repository</w:t>
-        </w:r>
-      </w:hyperlink>
-      <w:r>
-        <w:t xml:space="preserve">) —</w:t>
-      </w:r>
-      <w:r>
-        <w:t xml:space="preserve"> </w:t>
-      </w:r>
-      <w:r>
-        <w:t xml:space="preserve">An Openscapes-origin Quarto manual for quantitative fisheries ecology (UMass Dartmouth),</w:t>
-      </w:r>
-      <w:r>
-        <w:t xml:space="preserve"> </w:t>
-      </w:r>
-      <w:r>
-        <w:t xml:space="preserve">featuring detailed offboarding checklists,</w:t>
-      </w:r>
-      <w:r>
-        <w:t xml:space="preserve"> </w:t>
-      </w:r>
-      <w:r>
-        <w:t xml:space="preserve">departure handoff protocols,</w:t>
-      </w:r>
-      <w:r>
-        <w:t xml:space="preserve"> </w:t>
-      </w:r>
-      <w:r>
-        <w:t xml:space="preserve">and an open science communication philosophy.</w:t>
-      </w:r>
-    </w:p>
-    <w:p>
-      <w:pPr>
-        <w:pStyle w:val="Compact"/>
-        <w:numPr>
-          <w:ilvl w:val="0"/>
-          <w:numId w:val="1132"/>
-        </w:numPr>
-      </w:pPr>
-      <w:hyperlink r:id="rId542">
-        <w:r>
-          <w:rPr>
-            <w:rStyle w:val="Hyperlink"/>
-          </w:rPr>
-          <w:t xml:space="preserve">ContextLab Lab Manual</w:t>
-        </w:r>
-      </w:hyperlink>
-      <w:r>
-        <w:t xml:space="preserve"> </w:t>
-      </w:r>
-      <w:r>
-        <w:t xml:space="preserve">(</w:t>
-      </w:r>
-      <w:hyperlink r:id="rId543">
-        <w:r>
-          <w:rPr>
-            <w:rStyle w:val="Hyperlink"/>
-          </w:rPr>
-          <w:t xml:space="preserve">GitHub repository</w:t>
-        </w:r>
-      </w:hyperlink>
-      <w:r>
-        <w:t xml:space="preserve">) —</w:t>
-      </w:r>
-      <w:r>
-        <w:t xml:space="preserve"> </w:t>
-      </w:r>
-      <w:r>
-        <w:t xml:space="preserve">The Contextual Dynamics Lab manual at Dartmouth,</w:t>
-      </w:r>
-      <w:r>
-        <w:t xml:space="preserve"> </w:t>
-      </w:r>
-      <w:r>
-        <w:t xml:space="preserve">notable for requiring incoming lab members to make an interactive pull request</w:t>
-      </w:r>
-      <w:r>
-        <w:t xml:space="preserve"> </w:t>
-      </w:r>
-      <w:r>
-        <w:t xml:space="preserve">to learn contribution workflows hands-on.</w:t>
-      </w:r>
-    </w:p>
-    <w:p>
-      <w:pPr>
-        <w:pStyle w:val="Compact"/>
-        <w:numPr>
-          <w:ilvl w:val="0"/>
-          <w:numId w:val="1132"/>
-        </w:numPr>
-      </w:pPr>
-      <w:hyperlink r:id="rId544">
-        <w:r>
-          <w:rPr>
-            <w:rStyle w:val="Hyperlink"/>
-          </w:rPr>
-          <w:t xml:space="preserve">Proctor-UCSF DCC Handbook</w:t>
-        </w:r>
-      </w:hyperlink>
-      <w:r>
-        <w:t xml:space="preserve"> </w:t>
-      </w:r>
-      <w:r>
-        <w:t xml:space="preserve">(</w:t>
-      </w:r>
-      <w:hyperlink r:id="rId545">
-        <w:r>
-          <w:rPr>
-            <w:rStyle w:val="Hyperlink"/>
-          </w:rPr>
-          <w:t xml:space="preserve">GitHub repository</w:t>
-        </w:r>
-      </w:hyperlink>
-      <w:r>
-        <w:t xml:space="preserve">) —</w:t>
-      </w:r>
-      <w:r>
-        <w:t xml:space="preserve"> </w:t>
-      </w:r>
-      <w:r>
-        <w:t xml:space="preserve">A comprehensive handbook for the Data Coordinating Center at UCSF,</w:t>
-      </w:r>
-      <w:r>
-        <w:t xml:space="preserve"> </w:t>
-      </w:r>
-      <w:r>
-        <w:t xml:space="preserve">focusing on clinical trial data management,</w:t>
-      </w:r>
-      <w:r>
-        <w:t xml:space="preserve"> </w:t>
-      </w:r>
-      <w:r>
-        <w:t xml:space="preserve">REDCap workflows,</w:t>
-      </w:r>
-      <w:r>
-        <w:t xml:space="preserve"> </w:t>
-      </w:r>
-      <w:r>
-        <w:t xml:space="preserve">quality assurance,</w:t>
-      </w:r>
-      <w:r>
-        <w:t xml:space="preserve"> </w:t>
-      </w:r>
-      <w:r>
-        <w:t xml:space="preserve">and public data curation in global health settings.</w:t>
-      </w:r>
-    </w:p>
-    <w:p>
-      <w:pPr>
-        <w:pStyle w:val="Compact"/>
-        <w:numPr>
-          <w:ilvl w:val="0"/>
-          <w:numId w:val="1132"/>
-        </w:numPr>
-      </w:pPr>
-      <w:hyperlink r:id="rId546">
-        <w:r>
-          <w:rPr>
-            <w:rStyle w:val="Hyperlink"/>
-          </w:rPr>
-          <w:t xml:space="preserve">Quantitative Marine Ecology Lab Manual</w:t>
-        </w:r>
-      </w:hyperlink>
-      <w:r>
-        <w:t xml:space="preserve"> </w:t>
-      </w:r>
-      <w:r>
-        <w:t xml:space="preserve">(</w:t>
-      </w:r>
-      <w:hyperlink r:id="rId547">
-        <w:r>
-          <w:rPr>
-            <w:rStyle w:val="Hyperlink"/>
-          </w:rPr>
-          <w:t xml:space="preserve">GitHub repository</w:t>
-        </w:r>
-      </w:hyperlink>
-      <w:r>
-        <w:t xml:space="preserve">) —</w:t>
-      </w:r>
-      <w:r>
-        <w:t xml:space="preserve"> </w:t>
-      </w:r>
-      <w:r>
-        <w:t xml:space="preserve">A Quarto-based manual for Easton White’s research group at UNH,</w:t>
-      </w:r>
-      <w:r>
-        <w:t xml:space="preserve"> </w:t>
-      </w:r>
-      <w:r>
-        <w:t xml:space="preserve">featuring role-specific administrative checklists</w:t>
-      </w:r>
-      <w:r>
-        <w:t xml:space="preserve"> </w:t>
-      </w:r>
-      <w:r>
-        <w:t xml:space="preserve">and curated reading lists organized by career stage.</w:t>
-      </w:r>
-    </w:p>
-    <w:bookmarkEnd w:id="548"/>
-    <w:bookmarkStart w:id="550" w:name="sec-reading-watching-list"/>
-    <w:p>
-      <w:pPr>
-        <w:pStyle w:val="Heading2"/>
-      </w:pPr>
-      <w:r>
         <w:t xml:space="preserve">21.15 Reading and Watching List</w:t>
       </w:r>
     </w:p>
@@ -22617,7 +22792,7 @@
           <w:numId w:val="1133"/>
         </w:numPr>
       </w:pPr>
-      <w:hyperlink r:id="rId549">
+      <w:hyperlink r:id="rId610">
         <w:r>
           <w:rPr>
             <w:rStyle w:val="Hyperlink"/>
@@ -22657,9 +22832,9 @@
         <w:br w:type="page"/>
       </w:r>
     </w:p>
-    <w:bookmarkEnd w:id="550"/>
-    <w:bookmarkEnd w:id="551"/>
-    <w:bookmarkStart w:id="586" w:name="professional-development"/>
+    <w:bookmarkEnd w:id="611"/>
+    <w:bookmarkEnd w:id="612"/>
+    <w:bookmarkStart w:id="647" w:name="professional-development"/>
     <w:p>
       <w:pPr>
         <w:pStyle w:val="Heading1"/>
@@ -22668,7 +22843,7 @@
         <w:t xml:space="preserve">22. Professional Development</w:t>
       </w:r>
     </w:p>
-    <w:bookmarkStart w:id="552" w:name="mentoring-philosophy"/>
+    <w:bookmarkStart w:id="613" w:name="mentoring-philosophy"/>
     <w:p>
       <w:pPr>
         <w:pStyle w:val="Heading2"/>
@@ -22745,8 +22920,8 @@
         <w:t xml:space="preserve">Support for both research and career development</w:t>
       </w:r>
     </w:p>
-    <w:bookmarkEnd w:id="552"/>
-    <w:bookmarkStart w:id="555" w:name="individual-development-plans"/>
+    <w:bookmarkEnd w:id="613"/>
+    <w:bookmarkStart w:id="616" w:name="individual-development-plans"/>
     <w:p>
       <w:pPr>
         <w:pStyle w:val="Heading2"/>
@@ -22839,7 +23014,7 @@
           <w:numId w:val="1136"/>
         </w:numPr>
       </w:pPr>
-      <w:hyperlink r:id="rId553">
+      <w:hyperlink r:id="rId614">
         <w:r>
           <w:rPr>
             <w:rStyle w:val="Hyperlink"/>
@@ -22856,7 +23031,7 @@
           <w:numId w:val="1136"/>
         </w:numPr>
       </w:pPr>
-      <w:hyperlink r:id="rId554">
+      <w:hyperlink r:id="rId615">
         <w:r>
           <w:rPr>
             <w:rStyle w:val="Hyperlink"/>
@@ -22865,8 +23040,8 @@
         </w:r>
       </w:hyperlink>
     </w:p>
-    <w:bookmarkEnd w:id="555"/>
-    <w:bookmarkStart w:id="560" w:name="sec-hidden-curriculum"/>
+    <w:bookmarkEnd w:id="616"/>
+    <w:bookmarkStart w:id="621" w:name="sec-hidden-curriculum"/>
     <w:p>
       <w:pPr>
         <w:pStyle w:val="Heading2"/>
@@ -22931,7 +23106,7 @@
         <w:t xml:space="preserve">to academic opportunities for scholars from all backgrounds.</w:t>
       </w:r>
     </w:p>
-    <w:bookmarkStart w:id="556" w:name="sec-managing-up"/>
+    <w:bookmarkStart w:id="617" w:name="sec-managing-up"/>
     <w:p>
       <w:pPr>
         <w:pStyle w:val="Heading3"/>
@@ -23047,8 +23222,8 @@
         <w:t xml:space="preserve">No single mentor can meet all training, professional, and personal needs.</w:t>
       </w:r>
     </w:p>
-    <w:bookmarkEnd w:id="556"/>
-    <w:bookmarkStart w:id="557" w:name="sec-imposter-feelings"/>
+    <w:bookmarkEnd w:id="617"/>
+    <w:bookmarkStart w:id="618" w:name="sec-imposter-feelings"/>
     <w:p>
       <w:pPr>
         <w:pStyle w:val="Heading3"/>
@@ -23176,8 +23351,8 @@
         <w:t xml:space="preserve">Seek out campus health and counseling resources when facing persistent stress.</w:t>
       </w:r>
     </w:p>
-    <w:bookmarkEnd w:id="557"/>
-    <w:bookmarkStart w:id="558" w:name="sec-demystifying-publishing"/>
+    <w:bookmarkEnd w:id="618"/>
+    <w:bookmarkStart w:id="619" w:name="sec-demystifying-publishing"/>
     <w:p>
       <w:pPr>
         <w:pStyle w:val="Heading3"/>
@@ -23307,8 +23482,8 @@
         <w:t xml:space="preserve">and contribution roles early in every project and revisit them regularly.</w:t>
       </w:r>
     </w:p>
-    <w:bookmarkEnd w:id="558"/>
-    <w:bookmarkStart w:id="559" w:name="sec-strategic-networking"/>
+    <w:bookmarkEnd w:id="619"/>
+    <w:bookmarkStart w:id="620" w:name="sec-strategic-networking"/>
     <w:p>
       <w:pPr>
         <w:pStyle w:val="Heading3"/>
@@ -23406,9 +23581,9 @@
         <w:t xml:space="preserve">reviewers, and lifelong allies.</w:t>
       </w:r>
     </w:p>
-    <w:bookmarkEnd w:id="559"/>
-    <w:bookmarkEnd w:id="560"/>
-    <w:bookmarkStart w:id="566" w:name="presentations-and-conferences"/>
+    <w:bookmarkEnd w:id="620"/>
+    <w:bookmarkEnd w:id="621"/>
+    <w:bookmarkStart w:id="627" w:name="presentations-and-conferences"/>
     <w:p>
       <w:pPr>
         <w:pStyle w:val="Heading2"/>
@@ -23475,7 +23650,7 @@
       <w:r>
         <w:t xml:space="preserve"> </w:t>
       </w:r>
-      <w:hyperlink r:id="rId561">
+      <w:hyperlink r:id="rId622">
         <w:r>
           <w:rPr>
             <w:rStyle w:val="Hyperlink"/>
@@ -23502,7 +23677,7 @@
         <w:t xml:space="preserve">Funding for conferences depends on availability and should be discussed in advance</w:t>
       </w:r>
     </w:p>
-    <w:bookmarkStart w:id="562" w:name="sec-slide-deck-guidelines"/>
+    <w:bookmarkStart w:id="623" w:name="sec-slide-deck-guidelines"/>
     <w:p>
       <w:pPr>
         <w:pStyle w:val="Heading3"/>
@@ -23761,8 +23936,8 @@
         <w:t xml:space="preserve">from the back of a large room or on low-resolution projector displays.</w:t>
       </w:r>
     </w:p>
-    <w:bookmarkEnd w:id="562"/>
-    <w:bookmarkStart w:id="565" w:name="sec-presentation-resources"/>
+    <w:bookmarkEnd w:id="623"/>
+    <w:bookmarkStart w:id="626" w:name="sec-presentation-resources"/>
     <w:p>
       <w:pPr>
         <w:pStyle w:val="Heading3"/>
@@ -23779,7 +23954,7 @@
           <w:numId w:val="1143"/>
         </w:numPr>
       </w:pPr>
-      <w:hyperlink r:id="rId563">
+      <w:hyperlink r:id="rId624">
         <w:r>
           <w:rPr>
             <w:rStyle w:val="Hyperlink"/>
@@ -23796,7 +23971,7 @@
           <w:numId w:val="1143"/>
         </w:numPr>
       </w:pPr>
-      <w:hyperlink r:id="rId521">
+      <w:hyperlink r:id="rId582">
         <w:r>
           <w:rPr>
             <w:rStyle w:val="Hyperlink"/>
@@ -23813,7 +23988,7 @@
           <w:numId w:val="1143"/>
         </w:numPr>
       </w:pPr>
-      <w:hyperlink r:id="rId564">
+      <w:hyperlink r:id="rId625">
         <w:r>
           <w:rPr>
             <w:rStyle w:val="Hyperlink"/>
@@ -23830,7 +24005,7 @@
           <w:numId w:val="1143"/>
         </w:numPr>
       </w:pPr>
-      <w:hyperlink r:id="rId523">
+      <w:hyperlink r:id="rId584">
         <w:r>
           <w:rPr>
             <w:rStyle w:val="Hyperlink"/>
@@ -23839,9 +24014,9 @@
         </w:r>
       </w:hyperlink>
     </w:p>
-    <w:bookmarkEnd w:id="565"/>
-    <w:bookmarkEnd w:id="566"/>
-    <w:bookmarkStart w:id="570" w:name="scientific-figures-1"/>
+    <w:bookmarkEnd w:id="626"/>
+    <w:bookmarkEnd w:id="627"/>
+    <w:bookmarkStart w:id="631" w:name="scientific-figures-1"/>
     <w:p>
       <w:pPr>
         <w:pStyle w:val="Heading2"/>
@@ -23920,7 +24095,7 @@
       <w:r>
         <w:t xml:space="preserve"> </w:t>
       </w:r>
-      <w:hyperlink r:id="rId567">
+      <w:hyperlink r:id="rId628">
         <w:r>
           <w:rPr>
             <w:rStyle w:val="Hyperlink"/>
@@ -23937,7 +24112,7 @@
       <w:r>
         <w:t xml:space="preserve"> </w:t>
       </w:r>
-      <w:hyperlink r:id="rId568">
+      <w:hyperlink r:id="rId629">
         <w:r>
           <w:rPr>
             <w:rStyle w:val="Hyperlink"/>
@@ -24017,7 +24192,7 @@
           <w:numId w:val="1145"/>
         </w:numPr>
       </w:pPr>
-      <w:hyperlink r:id="rId569">
+      <w:hyperlink r:id="rId630">
         <w:r>
           <w:rPr>
             <w:rStyle w:val="Hyperlink"/>
@@ -24026,8 +24201,8 @@
         </w:r>
       </w:hyperlink>
     </w:p>
-    <w:bookmarkEnd w:id="570"/>
-    <w:bookmarkStart w:id="572" w:name="grant-writing"/>
+    <w:bookmarkEnd w:id="631"/>
+    <w:bookmarkStart w:id="633" w:name="grant-writing"/>
     <w:p>
       <w:pPr>
         <w:pStyle w:val="Heading2"/>
@@ -24104,7 +24279,7 @@
           <w:numId w:val="1147"/>
         </w:numPr>
       </w:pPr>
-      <w:hyperlink r:id="rId528">
+      <w:hyperlink r:id="rId589">
         <w:r>
           <w:rPr>
             <w:rStyle w:val="Hyperlink"/>
@@ -24121,7 +24296,7 @@
           <w:numId w:val="1147"/>
         </w:numPr>
       </w:pPr>
-      <w:hyperlink r:id="rId571">
+      <w:hyperlink r:id="rId632">
         <w:r>
           <w:rPr>
             <w:rStyle w:val="Hyperlink"/>
@@ -24138,7 +24313,7 @@
           <w:numId w:val="1147"/>
         </w:numPr>
       </w:pPr>
-      <w:hyperlink r:id="rId529">
+      <w:hyperlink r:id="rId590">
         <w:r>
           <w:rPr>
             <w:rStyle w:val="Hyperlink"/>
@@ -24147,8 +24322,8 @@
         </w:r>
       </w:hyperlink>
     </w:p>
-    <w:bookmarkEnd w:id="572"/>
-    <w:bookmarkStart w:id="583" w:name="sec-dissertation-requirements"/>
+    <w:bookmarkEnd w:id="633"/>
+    <w:bookmarkStart w:id="644" w:name="sec-dissertation-requirements"/>
     <w:p>
       <w:pPr>
         <w:pStyle w:val="Heading2"/>
@@ -24177,7 +24352,7 @@
         <w:t xml:space="preserve">but it doesn’t need to be your magnum opus.</w:t>
       </w:r>
     </w:p>
-    <w:bookmarkStart w:id="573" w:name="review-previous-dissertations"/>
+    <w:bookmarkStart w:id="634" w:name="review-previous-dissertations"/>
     <w:p>
       <w:pPr>
         <w:pStyle w:val="Heading3"/>
@@ -24268,8 +24443,8 @@
         <w:t xml:space="preserve">making it easy to access recent examples from your program.</w:t>
       </w:r>
     </w:p>
-    <w:bookmarkEnd w:id="573"/>
-    <w:bookmarkStart w:id="574" w:name="publication-requirements"/>
+    <w:bookmarkEnd w:id="634"/>
+    <w:bookmarkStart w:id="635" w:name="publication-requirements"/>
     <w:p>
       <w:pPr>
         <w:pStyle w:val="Heading3"/>
@@ -24372,8 +24547,8 @@
         <w:t xml:space="preserve">Readiness for an academic or research career</w:t>
       </w:r>
     </w:p>
-    <w:bookmarkEnd w:id="574"/>
-    <w:bookmarkStart w:id="575" w:name="external-validation-and-fast-tracking"/>
+    <w:bookmarkEnd w:id="635"/>
+    <w:bookmarkStart w:id="636" w:name="external-validation-and-fast-tracking"/>
     <w:p>
       <w:pPr>
         <w:pStyle w:val="Heading3"/>
@@ -24452,8 +24627,8 @@
         <w:t xml:space="preserve">or nonprofit sectors.</w:t>
       </w:r>
     </w:p>
-    <w:bookmarkEnd w:id="575"/>
-    <w:bookmarkStart w:id="579" w:name="Xf7e5f1b0b64a3c55df6fef626e920eee1335225"/>
+    <w:bookmarkEnd w:id="636"/>
+    <w:bookmarkStart w:id="640" w:name="Xf7e5f1b0b64a3c55df6fef626e920eee1335225"/>
     <w:p>
       <w:pPr>
         <w:pStyle w:val="Heading3"/>
@@ -24472,7 +24647,7 @@
       <w:r>
         <w:t xml:space="preserve"> </w:t>
       </w:r>
-      <w:hyperlink r:id="rId576">
+      <w:hyperlink r:id="rId637">
         <w:r>
           <w:rPr>
             <w:rStyle w:val="Hyperlink"/>
@@ -24495,7 +24670,7 @@
       <w:r>
         <w:t xml:space="preserve"> </w:t>
       </w:r>
-      <w:hyperlink r:id="rId577">
+      <w:hyperlink r:id="rId638">
         <w:r>
           <w:rPr>
             <w:rStyle w:val="Hyperlink"/>
@@ -24515,7 +24690,7 @@
       <w:r>
         <w:t xml:space="preserve"> </w:t>
       </w:r>
-      <w:hyperlink r:id="rId578">
+      <w:hyperlink r:id="rId639">
         <w:r>
           <w:rPr>
             <w:rStyle w:val="Hyperlink"/>
@@ -24640,8 +24815,8 @@
         <w:t xml:space="preserve">It just needs to constitute incremental progress in your field</w:t>
       </w:r>
     </w:p>
-    <w:bookmarkEnd w:id="579"/>
-    <w:bookmarkStart w:id="580" w:name="setting-realistic-expectations"/>
+    <w:bookmarkEnd w:id="640"/>
+    <w:bookmarkStart w:id="641" w:name="setting-realistic-expectations"/>
     <w:p>
       <w:pPr>
         <w:pStyle w:val="Heading3"/>
@@ -24756,8 +24931,8 @@
         <w:t xml:space="preserve">no less.</w:t>
       </w:r>
     </w:p>
-    <w:bookmarkEnd w:id="580"/>
-    <w:bookmarkStart w:id="582" w:name="resources-1"/>
+    <w:bookmarkEnd w:id="641"/>
+    <w:bookmarkStart w:id="643" w:name="resources-1"/>
     <w:p>
       <w:pPr>
         <w:pStyle w:val="Heading3"/>
@@ -24786,7 +24961,7 @@
           <w:numId w:val="1152"/>
         </w:numPr>
       </w:pPr>
-      <w:hyperlink r:id="rId581">
+      <w:hyperlink r:id="rId642">
         <w:r>
           <w:rPr>
             <w:rStyle w:val="Hyperlink"/>
@@ -24801,9 +24976,9 @@
         <w:t xml:space="preserve">- Quarto extension for creating masters or PhD theses with professional LaTeX formatting</w:t>
       </w:r>
     </w:p>
-    <w:bookmarkEnd w:id="582"/>
-    <w:bookmarkEnd w:id="583"/>
-    <w:bookmarkStart w:id="584" w:name="teaching-and-outreach"/>
+    <w:bookmarkEnd w:id="643"/>
+    <w:bookmarkEnd w:id="644"/>
+    <w:bookmarkStart w:id="645" w:name="teaching-and-outreach"/>
     <w:p>
       <w:pPr>
         <w:pStyle w:val="Heading2"/>
@@ -24866,7 +25041,7 @@
       <w:r>
         <w:t xml:space="preserve"> </w:t>
       </w:r>
-      <w:hyperlink r:id="rId352">
+      <w:hyperlink r:id="rId414">
         <w:r>
           <w:rPr>
             <w:rStyle w:val="Hyperlink"/>
@@ -24883,7 +25058,7 @@
       <w:r>
         <w:t xml:space="preserve"> </w:t>
       </w:r>
-      <w:hyperlink r:id="rId465">
+      <w:hyperlink r:id="rId526">
         <w:r>
           <w:rPr>
             <w:rStyle w:val="Hyperlink"/>
@@ -24898,8 +25073,8 @@
         <w:t xml:space="preserve">provides a comprehensive catalog of available resources.</w:t>
       </w:r>
     </w:p>
-    <w:bookmarkEnd w:id="584"/>
-    <w:bookmarkStart w:id="585" w:name="networking"/>
+    <w:bookmarkEnd w:id="645"/>
+    <w:bookmarkStart w:id="646" w:name="networking"/>
     <w:p>
       <w:pPr>
         <w:pStyle w:val="Heading2"/>
@@ -24969,9 +25144,9 @@
         <w:br w:type="page"/>
       </w:r>
     </w:p>
-    <w:bookmarkEnd w:id="585"/>
-    <w:bookmarkEnd w:id="586"/>
-    <w:bookmarkStart w:id="594" w:name="sec-writing"/>
+    <w:bookmarkEnd w:id="646"/>
+    <w:bookmarkEnd w:id="647"/>
+    <w:bookmarkStart w:id="655" w:name="sec-writing"/>
     <w:p>
       <w:pPr>
         <w:pStyle w:val="Heading1"/>
@@ -24980,7 +25155,7 @@
         <w:t xml:space="preserve">23. Writing</w:t>
       </w:r>
     </w:p>
-    <w:bookmarkStart w:id="587" w:name="writing-to-clarify-your-thinking"/>
+    <w:bookmarkStart w:id="648" w:name="writing-to-clarify-your-thinking"/>
     <w:p>
       <w:pPr>
         <w:pStyle w:val="Heading2"/>
@@ -25098,8 +25273,8 @@
         <w:t xml:space="preserve">.</w:t>
       </w:r>
     </w:p>
-    <w:bookmarkEnd w:id="587"/>
-    <w:bookmarkStart w:id="589" w:name="sec-plain-prose"/>
+    <w:bookmarkEnd w:id="648"/>
+    <w:bookmarkStart w:id="650" w:name="sec-plain-prose"/>
     <w:p>
       <w:pPr>
         <w:pStyle w:val="Heading2"/>
@@ -25151,7 +25326,7 @@
       <w:r>
         <w:t xml:space="preserve"> </w:t>
       </w:r>
-      <w:hyperlink r:id="rId588">
+      <w:hyperlink r:id="rId649">
         <w:r>
           <w:rPr>
             <w:rStyle w:val="Hyperlink"/>
@@ -25470,8 +25645,8 @@
         <w:t xml:space="preserve">Never trade an honest hedge for false confidence.</w:t>
       </w:r>
     </w:p>
-    <w:bookmarkEnd w:id="589"/>
-    <w:bookmarkStart w:id="590" w:name="sec-ai-tells"/>
+    <w:bookmarkEnd w:id="650"/>
+    <w:bookmarkStart w:id="651" w:name="sec-ai-tells"/>
     <w:p>
       <w:pPr>
         <w:pStyle w:val="Heading2"/>
@@ -25775,8 +25950,8 @@
         <w:t xml:space="preserve">Code, terse status lines, and short conversational replies are exempt.</w:t>
       </w:r>
     </w:p>
-    <w:bookmarkEnd w:id="590"/>
-    <w:bookmarkStart w:id="593" w:name="sec-show-dont-tell"/>
+    <w:bookmarkEnd w:id="651"/>
+    <w:bookmarkStart w:id="654" w:name="sec-show-dont-tell"/>
     <w:p>
       <w:pPr>
         <w:pStyle w:val="Heading2"/>
@@ -25864,7 +26039,7 @@
         <w:t xml:space="preserve">favor concrete visual evidence and direct demonstration over dense verbal exposition.</w:t>
       </w:r>
     </w:p>
-    <w:bookmarkStart w:id="591" w:name="in-scientific-manuscripts-and-reports"/>
+    <w:bookmarkStart w:id="652" w:name="in-scientific-manuscripts-and-reports"/>
     <w:p>
       <w:pPr>
         <w:pStyle w:val="Heading3"/>
@@ -25963,8 +26138,8 @@
         <w:t xml:space="preserve">and workflow schematics clarify methodological structures much faster than textual descriptions alone.</w:t>
       </w:r>
     </w:p>
-    <w:bookmarkEnd w:id="591"/>
-    <w:bookmarkStart w:id="592" w:name="in-conference-and-lab-presentations"/>
+    <w:bookmarkEnd w:id="652"/>
+    <w:bookmarkStart w:id="653" w:name="in-conference-and-lab-presentations"/>
     <w:p>
       <w:pPr>
         <w:pStyle w:val="Heading3"/>
@@ -26092,10 +26267,10 @@
         <w:br w:type="page"/>
       </w:r>
     </w:p>
-    <w:bookmarkEnd w:id="592"/>
-    <w:bookmarkEnd w:id="593"/>
-    <w:bookmarkEnd w:id="594"/>
-    <w:bookmarkStart w:id="610" w:name="manuscript-preparation-and-publication"/>
+    <w:bookmarkEnd w:id="653"/>
+    <w:bookmarkEnd w:id="654"/>
+    <w:bookmarkEnd w:id="655"/>
+    <w:bookmarkStart w:id="671" w:name="manuscript-preparation-and-publication"/>
     <w:p>
       <w:pPr>
         <w:pStyle w:val="Heading1"/>
@@ -26104,7 +26279,7 @@
         <w:t xml:space="preserve">24. Manuscript Preparation and Publication</w:t>
       </w:r>
     </w:p>
-    <w:bookmarkStart w:id="595" w:name="publication-process"/>
+    <w:bookmarkStart w:id="656" w:name="publication-process"/>
     <w:p>
       <w:pPr>
         <w:pStyle w:val="Heading2"/>
@@ -26273,8 +26448,8 @@
         <w:t xml:space="preserve">: Celebrate and share!</w:t>
       </w:r>
     </w:p>
-    <w:bookmarkEnd w:id="595"/>
-    <w:bookmarkStart w:id="598" w:name="sec-responding-to-peer-review"/>
+    <w:bookmarkEnd w:id="656"/>
+    <w:bookmarkStart w:id="659" w:name="sec-responding-to-peer-review"/>
     <w:p>
       <w:pPr>
         <w:pStyle w:val="Heading2"/>
@@ -26305,7 +26480,7 @@
       <w:r>
         <w:t xml:space="preserve"> </w:t>
       </w:r>
-      <w:hyperlink r:id="rId596">
+      <w:hyperlink r:id="rId657">
         <w:r>
           <w:rPr>
             <w:rStyle w:val="Hyperlink"/>
@@ -26548,7 +26723,7 @@
       <w:r>
         <w:t xml:space="preserve"> </w:t>
       </w:r>
-      <w:hyperlink r:id="rId597">
+      <w:hyperlink r:id="rId658">
         <w:r>
           <w:rPr>
             <w:rStyle w:val="Hyperlink"/>
@@ -26632,8 +26807,8 @@
         <w:t xml:space="preserve">If you make changes beyond what the reviewer requested, mention them briefly</w:t>
       </w:r>
     </w:p>
-    <w:bookmarkEnd w:id="598"/>
-    <w:bookmarkStart w:id="601" w:name="preprints-and-open-access"/>
+    <w:bookmarkEnd w:id="659"/>
+    <w:bookmarkStart w:id="662" w:name="preprints-and-open-access"/>
     <w:p>
       <w:pPr>
         <w:pStyle w:val="Heading2"/>
@@ -26656,7 +26831,7 @@
       <w:r>
         <w:t xml:space="preserve"> </w:t>
       </w:r>
-      <w:hyperlink r:id="rId599">
+      <w:hyperlink r:id="rId660">
         <w:r>
           <w:rPr>
             <w:rStyle w:val="Hyperlink"/>
@@ -26673,7 +26848,7 @@
       <w:r>
         <w:t xml:space="preserve"> </w:t>
       </w:r>
-      <w:hyperlink r:id="rId600">
+      <w:hyperlink r:id="rId661">
         <w:r>
           <w:rPr>
             <w:rStyle w:val="Hyperlink"/>
@@ -26728,7 +26903,7 @@
       <w:r>
         <w:t xml:space="preserve"> </w:t>
       </w:r>
-      <w:hyperlink r:id="rId599">
+      <w:hyperlink r:id="rId660">
         <w:r>
           <w:rPr>
             <w:rStyle w:val="Hyperlink"/>
@@ -26740,8 +26915,8 @@
         <w:t xml:space="preserve">.</w:t>
       </w:r>
     </w:p>
-    <w:bookmarkEnd w:id="601"/>
-    <w:bookmarkStart w:id="602" w:name="reporting-checklists"/>
+    <w:bookmarkEnd w:id="662"/>
+    <w:bookmarkStart w:id="663" w:name="reporting-checklists"/>
     <w:p>
       <w:pPr>
         <w:pStyle w:val="Heading2"/>
@@ -26820,8 +26995,8 @@
         <w:t xml:space="preserve">)</w:t>
       </w:r>
     </w:p>
-    <w:bookmarkEnd w:id="602"/>
-    <w:bookmarkStart w:id="603" w:name="manuscript-checklist-1"/>
+    <w:bookmarkEnd w:id="663"/>
+    <w:bookmarkStart w:id="664" w:name="manuscript-checklist-1"/>
     <w:p>
       <w:pPr>
         <w:pStyle w:val="Heading2"/>
@@ -27060,8 +27235,8 @@
         <w:t xml:space="preserve">Author contributions drafted using CRediT Taxonomy</w:t>
       </w:r>
     </w:p>
-    <w:bookmarkEnd w:id="603"/>
-    <w:bookmarkStart w:id="607" w:name="X601c277811850b6b996e665d440b29e734b34e7"/>
+    <w:bookmarkEnd w:id="664"/>
+    <w:bookmarkStart w:id="668" w:name="X601c277811850b6b996e665d440b29e734b34e7"/>
     <w:p>
       <w:pPr>
         <w:pStyle w:val="Heading2"/>
@@ -27119,7 +27294,7 @@
       <w:r>
         <w:t xml:space="preserve"> </w:t>
       </w:r>
-      <w:hyperlink r:id="rId604">
+      <w:hyperlink r:id="rId665">
         <w:r>
           <w:rPr>
             <w:rStyle w:val="VerbatimChar"/>
@@ -27142,7 +27317,7 @@
       <w:r>
         <w:t xml:space="preserve"> </w:t>
       </w:r>
-      <w:hyperlink r:id="rId605">
+      <w:hyperlink r:id="rId666">
         <w:r>
           <w:rPr>
             <w:rStyle w:val="VerbatimChar"/>
@@ -27165,7 +27340,7 @@
       <w:r>
         <w:t xml:space="preserve"> </w:t>
       </w:r>
-      <w:hyperlink r:id="rId606">
+      <w:hyperlink r:id="rId667">
         <w:r>
           <w:rPr>
             <w:rStyle w:val="VerbatimChar"/>
@@ -27538,8 +27713,8 @@
         <w:t xml:space="preserve">while preserving your R workflow.</w:t>
       </w:r>
     </w:p>
-    <w:bookmarkEnd w:id="607"/>
-    <w:bookmarkStart w:id="609" w:name="scientific-writing-claims-and-evidence"/>
+    <w:bookmarkEnd w:id="668"/>
+    <w:bookmarkStart w:id="670" w:name="scientific-writing-claims-and-evidence"/>
     <w:p>
       <w:pPr>
         <w:pStyle w:val="Heading2"/>
@@ -27841,7 +28016,7 @@
       <w:r>
         <w:t xml:space="preserve"> </w:t>
       </w:r>
-      <w:hyperlink r:id="rId608">
+      <w:hyperlink r:id="rId669">
         <w:r>
           <w:rPr>
             <w:rStyle w:val="Hyperlink"/>
@@ -27897,9 +28072,9 @@
         <w:br w:type="page"/>
       </w:r>
     </w:p>
-    <w:bookmarkEnd w:id="609"/>
-    <w:bookmarkEnd w:id="610"/>
-    <w:bookmarkStart w:id="674" w:name="references"/>
+    <w:bookmarkEnd w:id="670"/>
+    <w:bookmarkEnd w:id="671"/>
+    <w:bookmarkStart w:id="735" w:name="references"/>
     <w:p>
       <w:pPr>
         <w:pStyle w:val="Heading1"/>
@@ -27908,8 +28083,8 @@
         <w:t xml:space="preserve">References</w:t>
       </w:r>
     </w:p>
-    <w:bookmarkStart w:id="673" w:name="refs"/>
-    <w:bookmarkStart w:id="612" w:name="ref-abimbola2022"/>
+    <w:bookmarkStart w:id="734" w:name="refs"/>
+    <w:bookmarkStart w:id="673" w:name="ref-abimbola2022"/>
     <w:p>
       <w:pPr>
         <w:pStyle w:val="Bibliography"/>
@@ -27945,7 +28120,7 @@
       <w:r>
         <w:t xml:space="preserve"> </w:t>
       </w:r>
-      <w:hyperlink r:id="rId611">
+      <w:hyperlink r:id="rId672">
         <w:r>
           <w:rPr>
             <w:rStyle w:val="Hyperlink"/>
@@ -27957,8 +28132,8 @@
         <w:t xml:space="preserve">.</w:t>
       </w:r>
     </w:p>
-    <w:bookmarkEnd w:id="612"/>
-    <w:bookmarkStart w:id="614" w:name="ref-baker2019"/>
+    <w:bookmarkEnd w:id="673"/>
+    <w:bookmarkStart w:id="675" w:name="ref-baker2019"/>
     <w:p>
       <w:pPr>
         <w:pStyle w:val="Bibliography"/>
@@ -27988,7 +28163,7 @@
       <w:r>
         <w:t xml:space="preserve"> </w:t>
       </w:r>
-      <w:hyperlink r:id="rId613">
+      <w:hyperlink r:id="rId674">
         <w:r>
           <w:rPr>
             <w:rStyle w:val="Hyperlink"/>
@@ -28000,8 +28175,8 @@
         <w:t xml:space="preserve">.</w:t>
       </w:r>
     </w:p>
-    <w:bookmarkEnd w:id="614"/>
-    <w:bookmarkStart w:id="615" w:name="ref-benjaminchunglab"/>
+    <w:bookmarkEnd w:id="675"/>
+    <w:bookmarkStart w:id="676" w:name="ref-benjaminchunglab"/>
     <w:p>
       <w:pPr>
         <w:pStyle w:val="Bibliography"/>
@@ -28025,7 +28200,7 @@
       <w:r>
         <w:t xml:space="preserve"> </w:t>
       </w:r>
-      <w:hyperlink r:id="rId538">
+      <w:hyperlink r:id="rId599">
         <w:r>
           <w:rPr>
             <w:rStyle w:val="Hyperlink"/>
@@ -28037,8 +28212,8 @@
         <w:t xml:space="preserve">.</w:t>
       </w:r>
     </w:p>
-    <w:bookmarkEnd w:id="615"/>
-    <w:bookmarkStart w:id="617" w:name="ref-bryan2023happygit"/>
+    <w:bookmarkEnd w:id="676"/>
+    <w:bookmarkStart w:id="678" w:name="ref-bryan2023happygit"/>
     <w:p>
       <w:pPr>
         <w:pStyle w:val="Bibliography"/>
@@ -28062,7 +28237,7 @@
       <w:r>
         <w:t xml:space="preserve"> </w:t>
       </w:r>
-      <w:hyperlink r:id="rId616">
+      <w:hyperlink r:id="rId677">
         <w:r>
           <w:rPr>
             <w:rStyle w:val="Hyperlink"/>
@@ -28074,8 +28249,8 @@
         <w:t xml:space="preserve">.</w:t>
       </w:r>
     </w:p>
-    <w:bookmarkEnd w:id="617"/>
-    <w:bookmarkStart w:id="619" w:name="ref-crameri2020"/>
+    <w:bookmarkEnd w:id="678"/>
+    <w:bookmarkStart w:id="680" w:name="ref-crameri2020"/>
     <w:p>
       <w:pPr>
         <w:pStyle w:val="Bibliography"/>
@@ -28108,7 +28283,7 @@
       <w:r>
         <w:t xml:space="preserve"> </w:t>
       </w:r>
-      <w:hyperlink r:id="rId618">
+      <w:hyperlink r:id="rId679">
         <w:r>
           <w:rPr>
             <w:rStyle w:val="Hyperlink"/>
@@ -28120,8 +28295,8 @@
         <w:t xml:space="preserve">.</w:t>
       </w:r>
     </w:p>
-    <w:bookmarkEnd w:id="619"/>
-    <w:bookmarkStart w:id="621" w:name="ref-creativecommons"/>
+    <w:bookmarkEnd w:id="680"/>
+    <w:bookmarkStart w:id="682" w:name="ref-creativecommons"/>
     <w:p>
       <w:pPr>
         <w:pStyle w:val="Bibliography"/>
@@ -28138,7 +28313,7 @@
       <w:r>
         <w:t xml:space="preserve"> </w:t>
       </w:r>
-      <w:hyperlink r:id="rId620">
+      <w:hyperlink r:id="rId681">
         <w:r>
           <w:rPr>
             <w:rStyle w:val="Hyperlink"/>
@@ -28150,8 +28325,8 @@
         <w:t xml:space="preserve">.</w:t>
       </w:r>
     </w:p>
-    <w:bookmarkEnd w:id="621"/>
-    <w:bookmarkStart w:id="623" w:name="ref-credit"/>
+    <w:bookmarkEnd w:id="682"/>
+    <w:bookmarkStart w:id="684" w:name="ref-credit"/>
     <w:p>
       <w:pPr>
         <w:pStyle w:val="Bibliography"/>
@@ -28168,7 +28343,7 @@
       <w:r>
         <w:t xml:space="preserve"> </w:t>
       </w:r>
-      <w:hyperlink r:id="rId622">
+      <w:hyperlink r:id="rId683">
         <w:r>
           <w:rPr>
             <w:rStyle w:val="Hyperlink"/>
@@ -28180,8 +28355,8 @@
         <w:t xml:space="preserve">.</w:t>
       </w:r>
     </w:p>
-    <w:bookmarkEnd w:id="623"/>
-    <w:bookmarkStart w:id="625" w:name="ref-dryad"/>
+    <w:bookmarkEnd w:id="684"/>
+    <w:bookmarkStart w:id="686" w:name="ref-dryad"/>
     <w:p>
       <w:pPr>
         <w:pStyle w:val="Bibliography"/>
@@ -28198,7 +28373,7 @@
       <w:r>
         <w:t xml:space="preserve"> </w:t>
       </w:r>
-      <w:hyperlink r:id="rId624">
+      <w:hyperlink r:id="rId685">
         <w:r>
           <w:rPr>
             <w:rStyle w:val="Hyperlink"/>
@@ -28210,8 +28385,8 @@
         <w:t xml:space="preserve">.</w:t>
       </w:r>
     </w:p>
-    <w:bookmarkEnd w:id="625"/>
-    <w:bookmarkStart w:id="626" w:name="ref-equatornetwork"/>
+    <w:bookmarkEnd w:id="686"/>
+    <w:bookmarkStart w:id="687" w:name="ref-equatornetwork"/>
     <w:p>
       <w:pPr>
         <w:pStyle w:val="Bibliography"/>
@@ -28240,8 +28415,8 @@
         <w:t xml:space="preserve">.</w:t>
       </w:r>
     </w:p>
-    <w:bookmarkEnd w:id="626"/>
-    <w:bookmarkStart w:id="628" w:name="ref-fay2021engineering"/>
+    <w:bookmarkEnd w:id="687"/>
+    <w:bookmarkStart w:id="689" w:name="ref-fay2021engineering"/>
     <w:p>
       <w:pPr>
         <w:pStyle w:val="Bibliography"/>
@@ -28265,7 +28440,7 @@
       <w:r>
         <w:t xml:space="preserve"> </w:t>
       </w:r>
-      <w:hyperlink r:id="rId627">
+      <w:hyperlink r:id="rId688">
         <w:r>
           <w:rPr>
             <w:rStyle w:val="Hyperlink"/>
@@ -28277,8 +28452,8 @@
         <w:t xml:space="preserve">.</w:t>
       </w:r>
     </w:p>
-    <w:bookmarkEnd w:id="628"/>
-    <w:bookmarkStart w:id="630" w:name="ref-plos_data"/>
+    <w:bookmarkEnd w:id="689"/>
+    <w:bookmarkStart w:id="691" w:name="ref-plos_data"/>
     <w:p>
       <w:pPr>
         <w:pStyle w:val="Bibliography"/>
@@ -28295,7 +28470,7 @@
       <w:r>
         <w:t xml:space="preserve"> </w:t>
       </w:r>
-      <w:hyperlink r:id="rId629">
+      <w:hyperlink r:id="rId690">
         <w:r>
           <w:rPr>
             <w:rStyle w:val="Hyperlink"/>
@@ -28307,8 +28482,8 @@
         <w:t xml:space="preserve">.</w:t>
       </w:r>
     </w:p>
-    <w:bookmarkEnd w:id="630"/>
-    <w:bookmarkStart w:id="631" w:name="ref-icmje"/>
+    <w:bookmarkEnd w:id="691"/>
+    <w:bookmarkStart w:id="692" w:name="ref-icmje"/>
     <w:p>
       <w:pPr>
         <w:pStyle w:val="Bibliography"/>
@@ -28343,8 +28518,8 @@
         <w:t xml:space="preserve">.</w:t>
       </w:r>
     </w:p>
-    <w:bookmarkEnd w:id="631"/>
-    <w:bookmarkStart w:id="633" w:name="ref-lamport2019think"/>
+    <w:bookmarkEnd w:id="692"/>
+    <w:bookmarkStart w:id="694" w:name="ref-lamport2019think"/>
     <w:p>
       <w:pPr>
         <w:pStyle w:val="Bibliography"/>
@@ -28368,7 +28543,7 @@
       <w:r>
         <w:t xml:space="preserve"> </w:t>
       </w:r>
-      <w:hyperlink r:id="rId632">
+      <w:hyperlink r:id="rId693">
         <w:r>
           <w:rPr>
             <w:rStyle w:val="Hyperlink"/>
@@ -28380,8 +28555,8 @@
         <w:t xml:space="preserve">.</w:t>
       </w:r>
     </w:p>
-    <w:bookmarkEnd w:id="633"/>
-    <w:bookmarkStart w:id="634" w:name="ref-medRxiv"/>
+    <w:bookmarkEnd w:id="694"/>
+    <w:bookmarkStart w:id="695" w:name="ref-medRxiv"/>
     <w:p>
       <w:pPr>
         <w:pStyle w:val="Bibliography"/>
@@ -28398,7 +28573,7 @@
       <w:r>
         <w:t xml:space="preserve"> </w:t>
       </w:r>
-      <w:hyperlink r:id="rId599">
+      <w:hyperlink r:id="rId660">
         <w:r>
           <w:rPr>
             <w:rStyle w:val="Hyperlink"/>
@@ -28410,8 +28585,8 @@
         <w:t xml:space="preserve">.</w:t>
       </w:r>
     </w:p>
-    <w:bookmarkEnd w:id="634"/>
-    <w:bookmarkStart w:id="636" w:name="ref-merali2010"/>
+    <w:bookmarkEnd w:id="695"/>
+    <w:bookmarkStart w:id="697" w:name="ref-merali2010"/>
     <w:p>
       <w:pPr>
         <w:pStyle w:val="Bibliography"/>
@@ -28444,7 +28619,7 @@
       <w:r>
         <w:t xml:space="preserve"> </w:t>
       </w:r>
-      <w:hyperlink r:id="rId635">
+      <w:hyperlink r:id="rId696">
         <w:r>
           <w:rPr>
             <w:rStyle w:val="Hyperlink"/>
@@ -28456,8 +28631,8 @@
         <w:t xml:space="preserve">.</w:t>
       </w:r>
     </w:p>
-    <w:bookmarkEnd w:id="636"/>
-    <w:bookmarkStart w:id="638" w:name="ref-munafo2017"/>
+    <w:bookmarkEnd w:id="697"/>
+    <w:bookmarkStart w:id="699" w:name="ref-munafo2017"/>
     <w:p>
       <w:pPr>
         <w:pStyle w:val="Bibliography"/>
@@ -28490,7 +28665,7 @@
       <w:r>
         <w:t xml:space="preserve"> </w:t>
       </w:r>
-      <w:hyperlink r:id="rId637">
+      <w:hyperlink r:id="rId698">
         <w:r>
           <w:rPr>
             <w:rStyle w:val="Hyperlink"/>
@@ -28502,8 +28677,8 @@
         <w:t xml:space="preserve">.</w:t>
       </w:r>
     </w:p>
-    <w:bookmarkEnd w:id="638"/>
-    <w:bookmarkStart w:id="640" w:name="ref-nuzzo2015"/>
+    <w:bookmarkEnd w:id="699"/>
+    <w:bookmarkStart w:id="701" w:name="ref-nuzzo2015"/>
     <w:p>
       <w:pPr>
         <w:pStyle w:val="Bibliography"/>
@@ -28536,7 +28711,7 @@
       <w:r>
         <w:t xml:space="preserve"> </w:t>
       </w:r>
-      <w:hyperlink r:id="rId639">
+      <w:hyperlink r:id="rId700">
         <w:r>
           <w:rPr>
             <w:rStyle w:val="Hyperlink"/>
@@ -28548,8 +28723,8 @@
         <w:t xml:space="preserve">.</w:t>
       </w:r>
     </w:p>
-    <w:bookmarkEnd w:id="640"/>
-    <w:bookmarkStart w:id="642" w:name="ref-osf"/>
+    <w:bookmarkEnd w:id="701"/>
+    <w:bookmarkStart w:id="703" w:name="ref-osf"/>
     <w:p>
       <w:pPr>
         <w:pStyle w:val="Bibliography"/>
@@ -28566,7 +28741,7 @@
       <w:r>
         <w:t xml:space="preserve"> </w:t>
       </w:r>
-      <w:hyperlink r:id="rId641">
+      <w:hyperlink r:id="rId702">
         <w:r>
           <w:rPr>
             <w:rStyle w:val="Hyperlink"/>
@@ -28578,8 +28753,8 @@
         <w:t xml:space="preserve">.</w:t>
       </w:r>
     </w:p>
-    <w:bookmarkEnd w:id="642"/>
-    <w:bookmarkStart w:id="644" w:name="ref-rougier2014"/>
+    <w:bookmarkEnd w:id="703"/>
+    <w:bookmarkStart w:id="705" w:name="ref-rougier2014"/>
     <w:p>
       <w:pPr>
         <w:pStyle w:val="Bibliography"/>
@@ -28612,7 +28787,7 @@
       <w:r>
         <w:t xml:space="preserve"> </w:t>
       </w:r>
-      <w:hyperlink r:id="rId643">
+      <w:hyperlink r:id="rId704">
         <w:r>
           <w:rPr>
             <w:rStyle w:val="Hyperlink"/>
@@ -28624,8 +28799,8 @@
         <w:t xml:space="preserve">.</w:t>
       </w:r>
     </w:p>
-    <w:bookmarkEnd w:id="644"/>
-    <w:bookmarkStart w:id="646" w:name="ref-silbiger2019"/>
+    <w:bookmarkEnd w:id="705"/>
+    <w:bookmarkStart w:id="707" w:name="ref-silbiger2019"/>
     <w:p>
       <w:pPr>
         <w:pStyle w:val="Bibliography"/>
@@ -28655,7 +28830,7 @@
       <w:r>
         <w:t xml:space="preserve"> </w:t>
       </w:r>
-      <w:hyperlink r:id="rId645">
+      <w:hyperlink r:id="rId706">
         <w:r>
           <w:rPr>
             <w:rStyle w:val="Hyperlink"/>
@@ -28667,8 +28842,8 @@
         <w:t xml:space="preserve">.</w:t>
       </w:r>
     </w:p>
-    <w:bookmarkEnd w:id="646"/>
-    <w:bookmarkStart w:id="648" w:name="ref-slurm-salloc"/>
+    <w:bookmarkEnd w:id="707"/>
+    <w:bookmarkStart w:id="709" w:name="ref-slurm-salloc"/>
     <w:p>
       <w:pPr>
         <w:pStyle w:val="Bibliography"/>
@@ -28685,7 +28860,7 @@
       <w:r>
         <w:t xml:space="preserve"> </w:t>
       </w:r>
-      <w:hyperlink r:id="rId647">
+      <w:hyperlink r:id="rId708">
         <w:r>
           <w:rPr>
             <w:rStyle w:val="Hyperlink"/>
@@ -28697,8 +28872,8 @@
         <w:t xml:space="preserve">.</w:t>
       </w:r>
     </w:p>
-    <w:bookmarkEnd w:id="648"/>
-    <w:bookmarkStart w:id="650" w:name="ref-slurm-sattach"/>
+    <w:bookmarkEnd w:id="709"/>
+    <w:bookmarkStart w:id="711" w:name="ref-slurm-sattach"/>
     <w:p>
       <w:pPr>
         <w:pStyle w:val="Bibliography"/>
@@ -28715,7 +28890,7 @@
       <w:r>
         <w:t xml:space="preserve"> </w:t>
       </w:r>
-      <w:hyperlink r:id="rId649">
+      <w:hyperlink r:id="rId710">
         <w:r>
           <w:rPr>
             <w:rStyle w:val="Hyperlink"/>
@@ -28727,8 +28902,8 @@
         <w:t xml:space="preserve">.</w:t>
       </w:r>
     </w:p>
-    <w:bookmarkEnd w:id="650"/>
-    <w:bookmarkStart w:id="652" w:name="ref-slurm"/>
+    <w:bookmarkEnd w:id="711"/>
+    <w:bookmarkStart w:id="713" w:name="ref-slurm"/>
     <w:p>
       <w:pPr>
         <w:pStyle w:val="Bibliography"/>
@@ -28745,7 +28920,7 @@
       <w:r>
         <w:t xml:space="preserve"> </w:t>
       </w:r>
-      <w:hyperlink r:id="rId651">
+      <w:hyperlink r:id="rId712">
         <w:r>
           <w:rPr>
             <w:rStyle w:val="Hyperlink"/>
@@ -28757,8 +28932,8 @@
         <w:t xml:space="preserve">.</w:t>
       </w:r>
     </w:p>
-    <w:bookmarkEnd w:id="652"/>
-    <w:bookmarkStart w:id="654" w:name="ref-slurm-squeue"/>
+    <w:bookmarkEnd w:id="713"/>
+    <w:bookmarkStart w:id="715" w:name="ref-slurm-squeue"/>
     <w:p>
       <w:pPr>
         <w:pStyle w:val="Bibliography"/>
@@ -28775,7 +28950,7 @@
       <w:r>
         <w:t xml:space="preserve"> </w:t>
       </w:r>
-      <w:hyperlink r:id="rId653">
+      <w:hyperlink r:id="rId714">
         <w:r>
           <w:rPr>
             <w:rStyle w:val="Hyperlink"/>
@@ -28787,8 +28962,8 @@
         <w:t xml:space="preserve">.</w:t>
       </w:r>
     </w:p>
-    <w:bookmarkEnd w:id="654"/>
-    <w:bookmarkStart w:id="656" w:name="ref-slurm-srun"/>
+    <w:bookmarkEnd w:id="715"/>
+    <w:bookmarkStart w:id="717" w:name="ref-slurm-srun"/>
     <w:p>
       <w:pPr>
         <w:pStyle w:val="Bibliography"/>
@@ -28805,7 +28980,7 @@
       <w:r>
         <w:t xml:space="preserve"> </w:t>
       </w:r>
-      <w:hyperlink r:id="rId655">
+      <w:hyperlink r:id="rId716">
         <w:r>
           <w:rPr>
             <w:rStyle w:val="Hyperlink"/>
@@ -28817,8 +28992,8 @@
         <w:t xml:space="preserve">.</w:t>
       </w:r>
     </w:p>
-    <w:bookmarkEnd w:id="656"/>
-    <w:bookmarkStart w:id="658" w:name="ref-openssh-ssh-config"/>
+    <w:bookmarkEnd w:id="717"/>
+    <w:bookmarkStart w:id="719" w:name="ref-openssh-ssh-config"/>
     <w:p>
       <w:pPr>
         <w:pStyle w:val="Bibliography"/>
@@ -28835,7 +29010,7 @@
       <w:r>
         <w:t xml:space="preserve"> </w:t>
       </w:r>
-      <w:hyperlink r:id="rId657">
+      <w:hyperlink r:id="rId718">
         <w:r>
           <w:rPr>
             <w:rStyle w:val="Hyperlink"/>
@@ -28847,8 +29022,8 @@
         <w:t xml:space="preserve">.</w:t>
       </w:r>
     </w:p>
-    <w:bookmarkEnd w:id="658"/>
-    <w:bookmarkStart w:id="660" w:name="ref-openssh-ssh-config-debian"/>
+    <w:bookmarkEnd w:id="719"/>
+    <w:bookmarkStart w:id="721" w:name="ref-openssh-ssh-config-debian"/>
     <w:p>
       <w:pPr>
         <w:pStyle w:val="Bibliography"/>
@@ -28865,7 +29040,7 @@
       <w:r>
         <w:t xml:space="preserve"> </w:t>
       </w:r>
-      <w:hyperlink r:id="rId659">
+      <w:hyperlink r:id="rId720">
         <w:r>
           <w:rPr>
             <w:rStyle w:val="Hyperlink"/>
@@ -28877,8 +29052,8 @@
         <w:t xml:space="preserve">.</w:t>
       </w:r>
     </w:p>
-    <w:bookmarkEnd w:id="660"/>
-    <w:bookmarkStart w:id="662" w:name="ref-stoddart2019"/>
+    <w:bookmarkEnd w:id="721"/>
+    <w:bookmarkStart w:id="723" w:name="ref-stoddart2019"/>
     <w:p>
       <w:pPr>
         <w:pStyle w:val="Bibliography"/>
@@ -28908,7 +29083,7 @@
       <w:r>
         <w:t xml:space="preserve"> </w:t>
       </w:r>
-      <w:hyperlink r:id="rId661">
+      <w:hyperlink r:id="rId722">
         <w:r>
           <w:rPr>
             <w:rStyle w:val="Hyperlink"/>
@@ -28920,8 +29095,8 @@
         <w:t xml:space="preserve">.</w:t>
       </w:r>
     </w:p>
-    <w:bookmarkEnd w:id="662"/>
-    <w:bookmarkStart w:id="664" w:name="ref-vannoorden2021"/>
+    <w:bookmarkEnd w:id="723"/>
+    <w:bookmarkStart w:id="725" w:name="ref-vannoorden2021"/>
     <w:p>
       <w:pPr>
         <w:pStyle w:val="Bibliography"/>
@@ -28951,7 +29126,7 @@
       <w:r>
         <w:t xml:space="preserve"> </w:t>
       </w:r>
-      <w:hyperlink r:id="rId663">
+      <w:hyperlink r:id="rId724">
         <w:r>
           <w:rPr>
             <w:rStyle w:val="Hyperlink"/>
@@ -28963,8 +29138,8 @@
         <w:t xml:space="preserve">.</w:t>
       </w:r>
     </w:p>
-    <w:bookmarkEnd w:id="664"/>
-    <w:bookmarkStart w:id="666" w:name="ref-wickham2019advr"/>
+    <w:bookmarkEnd w:id="725"/>
+    <w:bookmarkStart w:id="727" w:name="ref-wickham2019advr"/>
     <w:p>
       <w:pPr>
         <w:pStyle w:val="Bibliography"/>
@@ -28988,7 +29163,7 @@
       <w:r>
         <w:t xml:space="preserve"> </w:t>
       </w:r>
-      <w:hyperlink r:id="rId665">
+      <w:hyperlink r:id="rId726">
         <w:r>
           <w:rPr>
             <w:rStyle w:val="Hyperlink"/>
@@ -29000,8 +29175,8 @@
         <w:t xml:space="preserve">.</w:t>
       </w:r>
     </w:p>
-    <w:bookmarkEnd w:id="666"/>
-    <w:bookmarkStart w:id="668" w:name="ref-wickham2021shiny"/>
+    <w:bookmarkEnd w:id="727"/>
+    <w:bookmarkStart w:id="729" w:name="ref-wickham2021shiny"/>
     <w:p>
       <w:pPr>
         <w:pStyle w:val="Bibliography"/>
@@ -29025,7 +29200,7 @@
       <w:r>
         <w:t xml:space="preserve"> </w:t>
       </w:r>
-      <w:hyperlink r:id="rId667">
+      <w:hyperlink r:id="rId728">
         <w:r>
           <w:rPr>
             <w:rStyle w:val="Hyperlink"/>
@@ -29037,8 +29212,8 @@
         <w:t xml:space="preserve">.</w:t>
       </w:r>
     </w:p>
-    <w:bookmarkEnd w:id="668"/>
-    <w:bookmarkStart w:id="670" w:name="ref-wickham2023rpkgs"/>
+    <w:bookmarkEnd w:id="729"/>
+    <w:bookmarkStart w:id="731" w:name="ref-wickham2023rpkgs"/>
     <w:p>
       <w:pPr>
         <w:pStyle w:val="Bibliography"/>
@@ -29062,7 +29237,7 @@
       <w:r>
         <w:t xml:space="preserve"> </w:t>
       </w:r>
-      <w:hyperlink r:id="rId669">
+      <w:hyperlink r:id="rId730">
         <w:r>
           <w:rPr>
             <w:rStyle w:val="Hyperlink"/>
@@ -29074,8 +29249,8 @@
         <w:t xml:space="preserve">.</w:t>
       </w:r>
     </w:p>
-    <w:bookmarkEnd w:id="670"/>
-    <w:bookmarkStart w:id="672" w:name="ref-wickham2023r4ds"/>
+    <w:bookmarkEnd w:id="731"/>
+    <w:bookmarkStart w:id="733" w:name="ref-wickham2023r4ds"/>
     <w:p>
       <w:pPr>
         <w:pStyle w:val="Bibliography"/>
@@ -29099,7 +29274,7 @@
       <w:r>
         <w:t xml:space="preserve"> </w:t>
       </w:r>
-      <w:hyperlink r:id="rId671">
+      <w:hyperlink r:id="rId732">
         <w:r>
           <w:rPr>
             <w:rStyle w:val="Hyperlink"/>
@@ -29111,15 +29286,15 @@
         <w:t xml:space="preserve">.</w:t>
       </w:r>
     </w:p>
-    <w:bookmarkEnd w:id="672"/>
-    <w:bookmarkEnd w:id="673"/>
+    <w:bookmarkEnd w:id="733"/>
+    <w:bookmarkEnd w:id="734"/>
     <w:p>
       <w:r>
         <w:br w:type="page"/>
       </w:r>
     </w:p>
-    <w:bookmarkEnd w:id="674"/>
-    <w:bookmarkStart w:id="676" w:name="sec-appendix-copilot-instructions"/>
+    <w:bookmarkEnd w:id="735"/>
+    <w:bookmarkStart w:id="737" w:name="sec-appendix-copilot-instructions"/>
     <w:p>
       <w:pPr>
         <w:pStyle w:val="Heading1"/>
@@ -29159,7 +29334,7 @@
       <w:r>
         <w:t xml:space="preserve"> </w:t>
       </w:r>
-      <w:hyperlink r:id="rId675">
+      <w:hyperlink r:id="rId736">
         <w:r>
           <w:rPr>
             <w:rStyle w:val="Hyperlink"/>
@@ -29173,8 +29348,8 @@
         <w:br w:type="page"/>
       </w:r>
     </w:p>
-    <w:bookmarkEnd w:id="676"/>
-    <w:bookmarkStart w:id="678" w:name="sec-appendix-copilot-setup-steps"/>
+    <w:bookmarkEnd w:id="737"/>
+    <w:bookmarkStart w:id="739" w:name="sec-appendix-copilot-setup-steps"/>
     <w:p>
       <w:pPr>
         <w:pStyle w:val="Heading1"/>
@@ -29214,7 +29389,7 @@
       <w:r>
         <w:t xml:space="preserve"> </w:t>
       </w:r>
-      <w:hyperlink r:id="rId677">
+      <w:hyperlink r:id="rId738">
         <w:r>
           <w:rPr>
             <w:rStyle w:val="Hyperlink"/>
@@ -29228,8 +29403,8 @@
         <w:br w:type="page"/>
       </w:r>
     </w:p>
-    <w:bookmarkEnd w:id="678"/>
-    <w:bookmarkStart w:id="679" w:name="document-generation-metadata"/>
+    <w:bookmarkEnd w:id="739"/>
+    <w:bookmarkStart w:id="740" w:name="document-generation-metadata"/>
     <w:p>
       <w:pPr>
         <w:pStyle w:val="Heading1"/>
@@ -29287,7 +29462,7 @@
         <w:t xml:space="preserve"> </w:t>
       </w:r>
       <w:r>
-        <w:t xml:space="preserve">423da20</w:t>
+        <w:t xml:space="preserve">ed81a75</w:t>
       </w:r>
     </w:p>
     <w:p>
@@ -29309,7 +29484,7 @@
         <w:t xml:space="preserve"> </w:t>
       </w:r>
       <w:r>
-        <w:t xml:space="preserve">423da205a2ac47fcad5bec08785aa4a75e4664d1</w:t>
+        <w:t xml:space="preserve">ed81a754e3bf5d3370ec3ecb4dbad5609f5141d7</w:t>
       </w:r>
     </w:p>
     <w:p>
@@ -29331,7 +29506,7 @@
         <w:t xml:space="preserve"> </w:t>
       </w:r>
       <w:r>
-        <w:t xml:space="preserve">2026-10-10 00:19:35 -0700</w:t>
+        <w:t xml:space="preserve">2026-10-10 07:39:17 +0000</w:t>
       </w:r>
     </w:p>
     <w:p>
@@ -29348,7 +29523,7 @@
         <w:t xml:space="preserve">use this commit information to set up the PR correctly and account for any commits that have been added since this document was generated.</w:t>
       </w:r>
     </w:p>
-    <w:bookmarkEnd w:id="679"/>
+    <w:bookmarkEnd w:id="740"/>
     <w:sectPr>
       <w:footnotePr>
         <w:numRestart w:val="eachSect"/>

--- a/pr-preview/pr-551/UCD-SeRG-Lab-Manual.docx
+++ b/pr-preview/pr-551/UCD-SeRG-Lab-Manual.docx
@@ -3572,7 +3572,7 @@
     </w:p>
     <w:bookmarkEnd w:id="60"/>
     <w:bookmarkEnd w:id="61"/>
-    <w:bookmarkStart w:id="75" w:name="sec-code-repositories"/>
+    <w:bookmarkStart w:id="94" w:name="sec-code-repositories"/>
     <w:p>
       <w:pPr>
         <w:pStyle w:val="Heading1"/>
@@ -3655,6 +3655,101 @@
       </w:r>
       <w:bookmarkStart w:id="66" w:name="sec-repostatus"/>
       <w:bookmarkEnd w:id="66"/>
+      <w:r>
+        <w:t xml:space="preserve"> </w:t>
+      </w:r>
+      <w:bookmarkStart w:id="67" w:name="template-repositories"/>
+      <w:bookmarkEnd w:id="67"/>
+      <w:r>
+        <w:t xml:space="preserve"> </w:t>
+      </w:r>
+      <w:bookmarkStart w:id="68" w:name="a-note-on-gitlab"/>
+      <w:bookmarkEnd w:id="68"/>
+      <w:r>
+        <w:t xml:space="preserve"> </w:t>
+      </w:r>
+      <w:bookmarkStart w:id="69" w:name="package-structure"/>
+      <w:bookmarkEnd w:id="69"/>
+      <w:r>
+        <w:t xml:space="preserve"> </w:t>
+      </w:r>
+      <w:bookmarkStart w:id="70" w:name="why-use-r-package-structure"/>
+      <w:bookmarkEnd w:id="70"/>
+      <w:r>
+        <w:t xml:space="preserve"> </w:t>
+      </w:r>
+      <w:bookmarkStart w:id="71" w:name="basic-package-structure"/>
+      <w:bookmarkEnd w:id="71"/>
+      <w:r>
+        <w:t xml:space="preserve"> </w:t>
+      </w:r>
+      <w:bookmarkStart w:id="72" w:name="vignettes-vs-articles"/>
+      <w:bookmarkEnd w:id="72"/>
+      <w:r>
+        <w:t xml:space="preserve"> </w:t>
+      </w:r>
+      <w:bookmarkStart w:id="73" w:name="public-analyses-vignettes"/>
+      <w:bookmarkEnd w:id="73"/>
+      <w:r>
+        <w:t xml:space="preserve"> </w:t>
+      </w:r>
+      <w:bookmarkStart w:id="74" w:name="X5a6893e23da55706a67e6c4db5db8bf8ee1a15d"/>
+      <w:bookmarkEnd w:id="74"/>
+      <w:r>
+        <w:t xml:space="preserve"> </w:t>
+      </w:r>
+      <w:bookmarkStart w:id="75" w:name="keep-analysis-workbooks-tidy"/>
+      <w:bookmarkEnd w:id="75"/>
+      <w:r>
+        <w:t xml:space="preserve"> </w:t>
+      </w:r>
+      <w:bookmarkStart w:id="76" w:name="shell-scripts-and-automation"/>
+      <w:bookmarkEnd w:id="76"/>
+      <w:r>
+        <w:t xml:space="preserve"> </w:t>
+      </w:r>
+      <w:bookmarkStart w:id="77" w:name="storing-analysis-outputs"/>
+      <w:bookmarkEnd w:id="77"/>
+      <w:r>
+        <w:t xml:space="preserve"> </w:t>
+      </w:r>
+      <w:bookmarkStart w:id="78" w:name="rproj-files"/>
+      <w:bookmarkEnd w:id="78"/>
+      <w:r>
+        <w:t xml:space="preserve"> </w:t>
+      </w:r>
+      <w:bookmarkStart w:id="79" w:name="organizing-the-data-raw-folder"/>
+      <w:bookmarkEnd w:id="79"/>
+      <w:r>
+        <w:t xml:space="preserve"> </w:t>
+      </w:r>
+      <w:bookmarkStart w:id="80" w:name="configuration-config-file"/>
+      <w:bookmarkEnd w:id="80"/>
+      <w:r>
+        <w:t xml:space="preserve"> </w:t>
+      </w:r>
+      <w:bookmarkStart w:id="81" w:name="order-files-and-directories"/>
+      <w:bookmarkEnd w:id="81"/>
+      <w:r>
+        <w:t xml:space="preserve"> </w:t>
+      </w:r>
+      <w:bookmarkStart w:id="82" w:name="Xbca27e34a9d49be3052c20f19c87d806d9e9577"/>
+      <w:bookmarkEnd w:id="82"/>
+      <w:r>
+        <w:t xml:space="preserve"> </w:t>
+      </w:r>
+      <w:bookmarkStart w:id="83" w:name="standard-repository-statuses"/>
+      <w:bookmarkEnd w:id="83"/>
+      <w:r>
+        <w:t xml:space="preserve"> </w:t>
+      </w:r>
+      <w:bookmarkStart w:id="84" w:name="adding-a-status-badge"/>
+      <w:bookmarkEnd w:id="84"/>
+      <w:r>
+        <w:t xml:space="preserve"> </w:t>
+      </w:r>
+      <w:bookmarkStart w:id="85" w:name="lifecycle-management"/>
+      <w:bookmarkEnd w:id="85"/>
     </w:p>
     <w:p>
       <w:pPr>
@@ -3672,7 +3767,7 @@
           <w:numId w:val="1026"/>
         </w:numPr>
       </w:pPr>
-      <w:hyperlink r:id="rId67">
+      <w:hyperlink r:id="rId86">
         <w:r>
           <w:rPr>
             <w:rStyle w:val="Hyperlink"/>
@@ -3689,7 +3784,7 @@
           <w:numId w:val="1026"/>
         </w:numPr>
       </w:pPr>
-      <w:hyperlink r:id="rId68">
+      <w:hyperlink r:id="rId87">
         <w:r>
           <w:rPr>
             <w:rStyle w:val="Hyperlink"/>
@@ -3706,7 +3801,7 @@
           <w:numId w:val="1026"/>
         </w:numPr>
       </w:pPr>
-      <w:hyperlink r:id="rId69">
+      <w:hyperlink r:id="rId88">
         <w:r>
           <w:rPr>
             <w:rStyle w:val="VerbatimChar"/>
@@ -3735,7 +3830,7 @@
           <w:numId w:val="1026"/>
         </w:numPr>
       </w:pPr>
-      <w:hyperlink r:id="rId70">
+      <w:hyperlink r:id="rId89">
         <w:r>
           <w:rPr>
             <w:rStyle w:val="Hyperlink"/>
@@ -3776,7 +3871,7 @@
           <w:numId w:val="1026"/>
         </w:numPr>
       </w:pPr>
-      <w:hyperlink r:id="rId71">
+      <w:hyperlink r:id="rId90">
         <w:r>
           <w:rPr>
             <w:rStyle w:val="Hyperlink"/>
@@ -3826,18 +3921,18 @@
                 <wp:inline>
                   <wp:extent cx="152400" cy="152400"/>
                   <wp:effectExtent b="0" l="0" r="0" t="0"/>
-                  <wp:docPr descr="" title="" id="73" name="Picture"/>
+                  <wp:docPr descr="" title="" id="92" name="Picture"/>
                   <a:graphic>
                     <a:graphicData uri="http://schemas.openxmlformats.org/drawingml/2006/picture">
                       <pic:pic>
                         <pic:nvPicPr>
-                          <pic:cNvPr descr="/opt/quarto/share/formats/docx/note.png" id="74" name="Picture"/>
+                          <pic:cNvPr descr="/opt/quarto/share/formats/docx/note.png" id="93" name="Picture"/>
                           <pic:cNvPicPr>
                             <a:picLocks noChangeArrowheads="1" noChangeAspect="1"/>
                           </pic:cNvPicPr>
                         </pic:nvPicPr>
                         <pic:blipFill>
-                          <a:blip r:embed="rId72"/>
+                          <a:blip r:embed="rId91"/>
                           <a:stretch>
                             <a:fillRect/>
                           </a:stretch>
@@ -3894,22 +3989,7 @@
               <w:spacing w:before="16" w:after="16"/>
             </w:pPr>
             <w:r>
-              <w:t xml:space="preserve">This chapter’s old</w:t>
-            </w:r>
-            <w:r>
-              <w:t xml:space="preserve"> </w:t>
-            </w:r>
-            <w:r>
-              <w:rPr>
-                <w:rStyle w:val="VerbatimChar"/>
-              </w:rPr>
-              <w:t xml:space="preserve">#sec-</w:t>
-            </w:r>
-            <w:r>
-              <w:t xml:space="preserve"> </w:t>
-            </w:r>
-            <w:r>
-              <w:t xml:space="preserve">anchors still resolve on this page,</w:t>
+              <w:t xml:space="preserve">This chapter’s old section anchors still resolve on this page,</w:t>
             </w:r>
             <w:r>
               <w:t xml:space="preserve"> </w:t>
@@ -3975,8 +4055,8 @@
         <w:br w:type="page"/>
       </w:r>
     </w:p>
-    <w:bookmarkEnd w:id="75"/>
-    <w:bookmarkStart w:id="201" w:name="sec-r-coding-practices"/>
+    <w:bookmarkEnd w:id="94"/>
+    <w:bookmarkStart w:id="309" w:name="sec-r-coding-practices"/>
     <w:p>
       <w:pPr>
         <w:pStyle w:val="Heading1"/>
@@ -4017,7 +4097,7 @@
       <w:r>
         <w:t xml:space="preserve"> </w:t>
       </w:r>
-      <w:hyperlink r:id="rId76">
+      <w:hyperlink r:id="rId95">
         <w:r>
           <w:rPr>
             <w:rStyle w:val="Hyperlink"/>
@@ -4052,453 +4132,898 @@
       <w:pPr>
         <w:pStyle w:val="BodyText"/>
       </w:pPr>
-      <w:bookmarkStart w:id="77" w:name="sec-R6"/>
-      <w:bookmarkEnd w:id="77"/>
-      <w:r>
-        <w:t xml:space="preserve"> </w:t>
-      </w:r>
-      <w:bookmarkStart w:id="78" w:name="sec-adr-code-pointers"/>
-      <w:bookmarkEnd w:id="78"/>
-      <w:r>
-        <w:t xml:space="preserve"> </w:t>
-      </w:r>
-      <w:bookmarkStart w:id="79" w:name="sec-adr-format"/>
-      <w:bookmarkEnd w:id="79"/>
-      <w:r>
-        <w:t xml:space="preserve"> </w:t>
-      </w:r>
-      <w:bookmarkStart w:id="80" w:name="sec-adr-storage"/>
-      <w:bookmarkEnd w:id="80"/>
-      <w:r>
-        <w:t xml:space="preserve"> </w:t>
-      </w:r>
-      <w:bookmarkStart w:id="81" w:name="sec-adr-vs-pr"/>
-      <w:bookmarkEnd w:id="81"/>
-      <w:r>
-        <w:t xml:space="preserve"> </w:t>
-      </w:r>
-      <w:bookmarkStart w:id="82" w:name="sec-adr-when"/>
-      <w:bookmarkEnd w:id="82"/>
-      <w:r>
-        <w:t xml:space="preserve"> </w:t>
-      </w:r>
-      <w:bookmarkStart w:id="83" w:name="sec-adrs"/>
-      <w:bookmarkEnd w:id="83"/>
-      <w:r>
-        <w:t xml:space="preserve"> </w:t>
-      </w:r>
-      <w:bookmarkStart w:id="84" w:name="sec-auto-styling"/>
-      <w:bookmarkEnd w:id="84"/>
-      <w:r>
-        <w:t xml:space="preserve"> </w:t>
-      </w:r>
-      <w:bookmarkStart w:id="85" w:name="sec-benchmarking"/>
-      <w:bookmarkEnd w:id="85"/>
-      <w:r>
-        <w:t xml:space="preserve"> </w:t>
-      </w:r>
-      <w:bookmarkStart w:id="86" w:name="sec-callr"/>
-      <w:bookmarkEnd w:id="86"/>
-      <w:r>
-        <w:t xml:space="preserve"> </w:t>
-      </w:r>
-      <w:bookmarkStart w:id="87" w:name="sec-cli"/>
-      <w:bookmarkEnd w:id="87"/>
-      <w:r>
-        <w:t xml:space="preserve"> </w:t>
-      </w:r>
-      <w:bookmarkStart w:id="88" w:name="sec-constructive-feedback"/>
-      <w:bookmarkEnd w:id="88"/>
-      <w:r>
-        <w:t xml:space="preserve"> </w:t>
-      </w:r>
-      <w:bookmarkStart w:id="89" w:name="sec-covr"/>
-      <w:bookmarkEnd w:id="89"/>
-      <w:r>
-        <w:t xml:space="preserve"> </w:t>
-      </w:r>
-      <w:bookmarkStart w:id="90" w:name="sec-cpp11"/>
-      <w:bookmarkEnd w:id="90"/>
-      <w:r>
-        <w:t xml:space="preserve"> </w:t>
-      </w:r>
-      <w:bookmarkStart w:id="91" w:name="sec-crayon"/>
-      <w:bookmarkEnd w:id="91"/>
-      <w:r>
-        <w:t xml:space="preserve"> </w:t>
-      </w:r>
-      <w:bookmarkStart w:id="92" w:name="sec-data-io"/>
-      <w:bookmarkEnd w:id="92"/>
-      <w:r>
-        <w:t xml:space="preserve"> </w:t>
-      </w:r>
-      <w:bookmarkStart w:id="93" w:name="sec-decompose-qmd-chunks"/>
-      <w:bookmarkEnd w:id="93"/>
-      <w:r>
-        <w:t xml:space="preserve"> </w:t>
-      </w:r>
-      <w:bookmarkStart w:id="94" w:name="sec-decompose-validation"/>
-      <w:bookmarkEnd w:id="94"/>
-      <w:r>
-        <w:t xml:space="preserve"> </w:t>
-      </w:r>
-      <w:bookmarkStart w:id="95" w:name="sec-desc"/>
-      <w:bookmarkEnd w:id="95"/>
-      <w:r>
-        <w:t xml:space="preserve"> </w:t>
-      </w:r>
-      <w:bookmarkStart w:id="96" w:name="sec-devtools"/>
+      <w:bookmarkStart w:id="96" w:name="sec-R6"/>
       <w:bookmarkEnd w:id="96"/>
       <w:r>
         <w:t xml:space="preserve"> </w:t>
       </w:r>
-      <w:bookmarkStart w:id="97" w:name="sec-documenting-code"/>
+      <w:bookmarkStart w:id="97" w:name="sec-adr-code-pointers"/>
       <w:bookmarkEnd w:id="97"/>
       <w:r>
         <w:t xml:space="preserve"> </w:t>
       </w:r>
-      <w:bookmarkStart w:id="98" w:name="sec-dont-repurpose-tests"/>
+      <w:bookmarkStart w:id="98" w:name="sec-adr-format"/>
       <w:bookmarkEnd w:id="98"/>
       <w:r>
         <w:t xml:space="preserve"> </w:t>
       </w:r>
-      <w:bookmarkStart w:id="99" w:name="sec-downlit"/>
+      <w:bookmarkStart w:id="99" w:name="sec-adr-storage"/>
       <w:bookmarkEnd w:id="99"/>
       <w:r>
         <w:t xml:space="preserve"> </w:t>
       </w:r>
-      <w:bookmarkStart w:id="100" w:name="sec-dplyr"/>
+      <w:bookmarkStart w:id="100" w:name="sec-adr-vs-pr"/>
       <w:bookmarkEnd w:id="100"/>
       <w:r>
         <w:t xml:space="preserve"> </w:t>
       </w:r>
-      <w:bookmarkStart w:id="101" w:name="sec-forcats"/>
+      <w:bookmarkStart w:id="101" w:name="sec-adr-when"/>
       <w:bookmarkEnd w:id="101"/>
       <w:r>
         <w:t xml:space="preserve"> </w:t>
       </w:r>
-      <w:bookmarkStart w:id="102" w:name="sec-fs"/>
+      <w:bookmarkStart w:id="102" w:name="sec-adrs"/>
       <w:bookmarkEnd w:id="102"/>
       <w:r>
         <w:t xml:space="preserve"> </w:t>
       </w:r>
-      <w:bookmarkStart w:id="103" w:name="sec-function-decomposition"/>
+      <w:bookmarkStart w:id="103" w:name="sec-auto-styling"/>
       <w:bookmarkEnd w:id="103"/>
       <w:r>
         <w:t xml:space="preserve"> </w:t>
       </w:r>
-      <w:bookmarkStart w:id="104" w:name="sec-function-length-limits"/>
+      <w:bookmarkStart w:id="104" w:name="sec-benchmarking"/>
       <w:bookmarkEnd w:id="104"/>
       <w:r>
         <w:t xml:space="preserve"> </w:t>
       </w:r>
-      <w:bookmarkStart w:id="105" w:name="sec-gargle"/>
+      <w:bookmarkStart w:id="105" w:name="sec-callr"/>
       <w:bookmarkEnd w:id="105"/>
       <w:r>
         <w:t xml:space="preserve"> </w:t>
       </w:r>
-      <w:bookmarkStart w:id="106" w:name="sec-getting-help-with-code"/>
+      <w:bookmarkStart w:id="106" w:name="sec-cli"/>
       <w:bookmarkEnd w:id="106"/>
       <w:r>
         <w:t xml:space="preserve"> </w:t>
       </w:r>
-      <w:bookmarkStart w:id="107" w:name="sec-ggplot2"/>
+      <w:bookmarkStart w:id="107" w:name="sec-constructive-feedback"/>
       <w:bookmarkEnd w:id="107"/>
       <w:r>
         <w:t xml:space="preserve"> </w:t>
       </w:r>
-      <w:bookmarkStart w:id="108" w:name="sec-gh"/>
+      <w:bookmarkStart w:id="108" w:name="sec-covr"/>
       <w:bookmarkEnd w:id="108"/>
       <w:r>
         <w:t xml:space="preserve"> </w:t>
       </w:r>
-      <w:bookmarkStart w:id="109" w:name="sec-git-branches-and-tags"/>
+      <w:bookmarkStart w:id="109" w:name="sec-cpp11"/>
       <w:bookmarkEnd w:id="109"/>
       <w:r>
         <w:t xml:space="preserve"> </w:t>
       </w:r>
-      <w:bookmarkStart w:id="110" w:name="sec-here-package-practices"/>
+      <w:bookmarkStart w:id="110" w:name="sec-crayon"/>
       <w:bookmarkEnd w:id="110"/>
       <w:r>
         <w:t xml:space="preserve"> </w:t>
       </w:r>
-      <w:bookmarkStart w:id="111" w:name="sec-here-pkg"/>
+      <w:bookmarkStart w:id="111" w:name="sec-data-io"/>
       <w:bookmarkEnd w:id="111"/>
       <w:r>
         <w:t xml:space="preserve"> </w:t>
       </w:r>
-      <w:bookmarkStart w:id="112" w:name="sec-httr"/>
+      <w:bookmarkStart w:id="112" w:name="sec-decompose-qmd-chunks"/>
       <w:bookmarkEnd w:id="112"/>
       <w:r>
         <w:t xml:space="preserve"> </w:t>
       </w:r>
-      <w:bookmarkStart w:id="113" w:name="sec-httr2"/>
+      <w:bookmarkStart w:id="113" w:name="sec-decompose-validation"/>
       <w:bookmarkEnd w:id="113"/>
       <w:r>
         <w:t xml:space="preserve"> </w:t>
       </w:r>
-      <w:bookmarkStart w:id="114" w:name="sec-iteration"/>
+      <w:bookmarkStart w:id="114" w:name="sec-desc"/>
       <w:bookmarkEnd w:id="114"/>
       <w:r>
         <w:t xml:space="preserve"> </w:t>
       </w:r>
-      <w:bookmarkStart w:id="115" w:name="sec-kiss"/>
+      <w:bookmarkStart w:id="115" w:name="sec-devtools"/>
       <w:bookmarkEnd w:id="115"/>
       <w:r>
         <w:t xml:space="preserve"> </w:t>
       </w:r>
-      <w:bookmarkStart w:id="116" w:name="sec-lifecycle"/>
+      <w:bookmarkStart w:id="116" w:name="sec-documenting-code"/>
       <w:bookmarkEnd w:id="116"/>
       <w:r>
         <w:t xml:space="preserve"> </w:t>
       </w:r>
-      <w:bookmarkStart w:id="117" w:name="sec-lintr"/>
+      <w:bookmarkStart w:id="117" w:name="sec-dont-repurpose-tests"/>
       <w:bookmarkEnd w:id="117"/>
       <w:r>
         <w:t xml:space="preserve"> </w:t>
       </w:r>
-      <w:bookmarkStart w:id="118" w:name="sec-lobstr"/>
+      <w:bookmarkStart w:id="118" w:name="sec-downlit"/>
       <w:bookmarkEnd w:id="118"/>
       <w:r>
         <w:t xml:space="preserve"> </w:t>
       </w:r>
-      <w:bookmarkStart w:id="119" w:name="sec-lubridate"/>
+      <w:bookmarkStart w:id="119" w:name="sec-dplyr"/>
       <w:bookmarkEnd w:id="119"/>
       <w:r>
         <w:t xml:space="preserve"> </w:t>
       </w:r>
-      <w:bookmarkStart w:id="120" w:name="sec-memoise"/>
+      <w:bookmarkStart w:id="120" w:name="sec-forcats"/>
       <w:bookmarkEnd w:id="120"/>
       <w:r>
         <w:t xml:space="preserve"> </w:t>
       </w:r>
-      <w:bookmarkStart w:id="121" w:name="sec-one-function-per-file"/>
+      <w:bookmarkStart w:id="121" w:name="sec-fs"/>
       <w:bookmarkEnd w:id="121"/>
       <w:r>
         <w:t xml:space="preserve"> </w:t>
       </w:r>
-      <w:bookmarkStart w:id="122" w:name="sec-pak"/>
+      <w:bookmarkStart w:id="122" w:name="sec-function-decomposition"/>
       <w:bookmarkEnd w:id="122"/>
       <w:r>
         <w:t xml:space="preserve"> </w:t>
       </w:r>
-      <w:bookmarkStart w:id="123" w:name="sec-pkgbuild"/>
+      <w:bookmarkStart w:id="123" w:name="sec-function-length-limits"/>
       <w:bookmarkEnd w:id="123"/>
       <w:r>
         <w:t xml:space="preserve"> </w:t>
       </w:r>
-      <w:bookmarkStart w:id="124" w:name="sec-pkgcache"/>
+      <w:bookmarkStart w:id="124" w:name="sec-gargle"/>
       <w:bookmarkEnd w:id="124"/>
       <w:r>
         <w:t xml:space="preserve"> </w:t>
       </w:r>
-      <w:bookmarkStart w:id="125" w:name="sec-pkgdown"/>
+      <w:bookmarkStart w:id="125" w:name="sec-getting-help-with-code"/>
       <w:bookmarkEnd w:id="125"/>
       <w:r>
         <w:t xml:space="preserve"> </w:t>
       </w:r>
-      <w:bookmarkStart w:id="126" w:name="sec-pkgload"/>
+      <w:bookmarkStart w:id="126" w:name="sec-ggplot2"/>
       <w:bookmarkEnd w:id="126"/>
       <w:r>
         <w:t xml:space="preserve"> </w:t>
       </w:r>
-      <w:bookmarkStart w:id="127" w:name="sec-prettyunits"/>
+      <w:bookmarkStart w:id="127" w:name="sec-gh"/>
       <w:bookmarkEnd w:id="127"/>
       <w:r>
         <w:t xml:space="preserve"> </w:t>
       </w:r>
-      <w:bookmarkStart w:id="128" w:name="sec-processx"/>
+      <w:bookmarkStart w:id="128" w:name="sec-git-branches-and-tags"/>
       <w:bookmarkEnd w:id="128"/>
       <w:r>
         <w:t xml:space="preserve"> </w:t>
       </w:r>
-      <w:bookmarkStart w:id="129" w:name="sec-ps"/>
+      <w:bookmarkStart w:id="129" w:name="sec-here-package-practices"/>
       <w:bookmarkEnd w:id="129"/>
       <w:r>
         <w:t xml:space="preserve"> </w:t>
       </w:r>
-      <w:bookmarkStart w:id="130" w:name="sec-purrr"/>
+      <w:bookmarkStart w:id="130" w:name="sec-here-pkg"/>
       <w:bookmarkEnd w:id="130"/>
       <w:r>
         <w:t xml:space="preserve"> </w:t>
       </w:r>
-      <w:bookmarkStart w:id="131" w:name="sec-r-lib-actions"/>
+      <w:bookmarkStart w:id="131" w:name="sec-httr"/>
       <w:bookmarkEnd w:id="131"/>
       <w:r>
         <w:t xml:space="preserve"> </w:t>
       </w:r>
-      <w:bookmarkStart w:id="132" w:name="sec-r-lib-packages"/>
+      <w:bookmarkStart w:id="132" w:name="sec-httr2"/>
       <w:bookmarkEnd w:id="132"/>
       <w:r>
         <w:t xml:space="preserve"> </w:t>
       </w:r>
-      <w:bookmarkStart w:id="133" w:name="sec-r-package-tools"/>
+      <w:bookmarkStart w:id="133" w:name="sec-iteration"/>
       <w:bookmarkEnd w:id="133"/>
       <w:r>
         <w:t xml:space="preserve"> </w:t>
       </w:r>
-      <w:bookmarkStart w:id="134" w:name="sec-r-qa-checklist"/>
+      <w:bookmarkStart w:id="134" w:name="sec-kiss"/>
       <w:bookmarkEnd w:id="134"/>
       <w:r>
         <w:t xml:space="preserve"> </w:t>
       </w:r>
-      <w:bookmarkStart w:id="135" w:name="sec-r-resources"/>
+      <w:bookmarkStart w:id="135" w:name="sec-lifecycle"/>
       <w:bookmarkEnd w:id="135"/>
       <w:r>
         <w:t xml:space="preserve"> </w:t>
       </w:r>
-      <w:bookmarkStart w:id="136" w:name="sec-r-testing"/>
+      <w:bookmarkStart w:id="136" w:name="sec-lintr"/>
       <w:bookmarkEnd w:id="136"/>
       <w:r>
         <w:t xml:space="preserve"> </w:t>
       </w:r>
-      <w:bookmarkStart w:id="137" w:name="sec-r-version-control"/>
+      <w:bookmarkStart w:id="137" w:name="sec-lobstr"/>
       <w:bookmarkEnd w:id="137"/>
       <w:r>
         <w:t xml:space="preserve"> </w:t>
       </w:r>
-      <w:bookmarkStart w:id="138" w:name="sec-r-workflow"/>
+      <w:bookmarkStart w:id="138" w:name="sec-lubridate"/>
       <w:bookmarkEnd w:id="138"/>
       <w:r>
         <w:t xml:space="preserve"> </w:t>
       </w:r>
-      <w:bookmarkStart w:id="139" w:name="sec-rcmdcheck"/>
+      <w:bookmarkStart w:id="139" w:name="sec-memoise"/>
       <w:bookmarkEnd w:id="139"/>
       <w:r>
         <w:t xml:space="preserve"> </w:t>
       </w:r>
-      <w:bookmarkStart w:id="140" w:name="sec-readr"/>
+      <w:bookmarkStart w:id="140" w:name="sec-one-function-per-file"/>
       <w:bookmarkEnd w:id="140"/>
       <w:r>
         <w:t xml:space="preserve"> </w:t>
       </w:r>
-      <w:bookmarkStart w:id="141" w:name="sec-remotes"/>
+      <w:bookmarkStart w:id="141" w:name="sec-pak"/>
       <w:bookmarkEnd w:id="141"/>
       <w:r>
         <w:t xml:space="preserve"> </w:t>
       </w:r>
-      <w:bookmarkStart w:id="142" w:name="sec-revdepcheck"/>
+      <w:bookmarkStart w:id="142" w:name="sec-pkgbuild"/>
       <w:bookmarkEnd w:id="142"/>
       <w:r>
         <w:t xml:space="preserve"> </w:t>
       </w:r>
-      <w:bookmarkStart w:id="143" w:name="sec-reviewing-code"/>
+      <w:bookmarkStart w:id="143" w:name="sec-pkgcache"/>
       <w:bookmarkEnd w:id="143"/>
       <w:r>
         <w:t xml:space="preserve"> </w:t>
       </w:r>
-      <w:bookmarkStart w:id="144" w:name="sec-rex"/>
+      <w:bookmarkStart w:id="144" w:name="sec-pkgdown"/>
       <w:bookmarkEnd w:id="144"/>
       <w:r>
         <w:t xml:space="preserve"> </w:t>
       </w:r>
-      <w:bookmarkStart w:id="145" w:name="sec-rlang"/>
+      <w:bookmarkStart w:id="145" w:name="sec-pkgload"/>
       <w:bookmarkEnd w:id="145"/>
       <w:r>
         <w:t xml:space="preserve"> </w:t>
       </w:r>
-      <w:bookmarkStart w:id="146" w:name="sec-roxygen2"/>
+      <w:bookmarkStart w:id="146" w:name="sec-prettyunits"/>
       <w:bookmarkEnd w:id="146"/>
       <w:r>
         <w:t xml:space="preserve"> </w:t>
       </w:r>
-      <w:bookmarkStart w:id="147" w:name="sec-scales"/>
+      <w:bookmarkStart w:id="147" w:name="sec-processx"/>
       <w:bookmarkEnd w:id="147"/>
       <w:r>
         <w:t xml:space="preserve"> </w:t>
       </w:r>
-      <w:bookmarkStart w:id="148" w:name="sec-sessioninfo"/>
+      <w:bookmarkStart w:id="148" w:name="sec-ps"/>
       <w:bookmarkEnd w:id="148"/>
       <w:r>
         <w:t xml:space="preserve"> </w:t>
       </w:r>
-      <w:bookmarkStart w:id="149" w:name="sec-snapshot-vs-explicit"/>
+      <w:bookmarkStart w:id="149" w:name="sec-purrr"/>
       <w:bookmarkEnd w:id="149"/>
       <w:r>
         <w:t xml:space="preserve"> </w:t>
       </w:r>
-      <w:bookmarkStart w:id="150" w:name="sec-stringr"/>
+      <w:bookmarkStart w:id="150" w:name="sec-r-lib-actions"/>
       <w:bookmarkEnd w:id="150"/>
       <w:r>
         <w:t xml:space="preserve"> </w:t>
       </w:r>
-      <w:bookmarkStart w:id="151" w:name="sec-styler"/>
+      <w:bookmarkStart w:id="151" w:name="sec-r-lib-packages"/>
       <w:bookmarkEnd w:id="151"/>
       <w:r>
         <w:t xml:space="preserve"> </w:t>
       </w:r>
-      <w:bookmarkStart w:id="152" w:name="sec-tdd"/>
+      <w:bookmarkStart w:id="152" w:name="sec-r-package-tools"/>
       <w:bookmarkEnd w:id="152"/>
       <w:r>
         <w:t xml:space="preserve"> </w:t>
       </w:r>
-      <w:bookmarkStart w:id="153" w:name="sec-testing-best-practices"/>
+      <w:bookmarkStart w:id="153" w:name="sec-r-qa-checklist"/>
       <w:bookmarkEnd w:id="153"/>
       <w:r>
         <w:t xml:space="preserve"> </w:t>
       </w:r>
-      <w:bookmarkStart w:id="154" w:name="sec-testthat"/>
+      <w:bookmarkStart w:id="154" w:name="sec-r-resources"/>
       <w:bookmarkEnd w:id="154"/>
       <w:r>
         <w:t xml:space="preserve"> </w:t>
       </w:r>
-      <w:bookmarkStart w:id="155" w:name="sec-tibble"/>
+      <w:bookmarkStart w:id="155" w:name="sec-r-testing"/>
       <w:bookmarkEnd w:id="155"/>
       <w:r>
         <w:t xml:space="preserve"> </w:t>
       </w:r>
-      <w:bookmarkStart w:id="156" w:name="sec-tidyr"/>
+      <w:bookmarkStart w:id="156" w:name="sec-r-version-control"/>
       <w:bookmarkEnd w:id="156"/>
       <w:r>
         <w:t xml:space="preserve"> </w:t>
       </w:r>
-      <w:bookmarkStart w:id="157" w:name="sec-tidyverse"/>
+      <w:bookmarkStart w:id="157" w:name="sec-r-workflow"/>
       <w:bookmarkEnd w:id="157"/>
       <w:r>
         <w:t xml:space="preserve"> </w:t>
       </w:r>
-      <w:bookmarkStart w:id="158" w:name="sec-tool-building"/>
+      <w:bookmarkStart w:id="158" w:name="sec-rcmdcheck"/>
       <w:bookmarkEnd w:id="158"/>
       <w:r>
         <w:t xml:space="preserve"> </w:t>
       </w:r>
-      <w:bookmarkStart w:id="159" w:name="sec-usethis"/>
+      <w:bookmarkStart w:id="159" w:name="sec-readr"/>
       <w:bookmarkEnd w:id="159"/>
       <w:r>
         <w:t xml:space="preserve"> </w:t>
       </w:r>
-      <w:bookmarkStart w:id="160" w:name="sec-variable-labels"/>
+      <w:bookmarkStart w:id="160" w:name="sec-remotes"/>
       <w:bookmarkEnd w:id="160"/>
       <w:r>
         <w:t xml:space="preserve"> </w:t>
       </w:r>
-      <w:bookmarkStart w:id="161" w:name="sec-vctrs"/>
+      <w:bookmarkStart w:id="161" w:name="sec-revdepcheck"/>
       <w:bookmarkEnd w:id="161"/>
       <w:r>
         <w:t xml:space="preserve"> </w:t>
       </w:r>
-      <w:bookmarkStart w:id="162" w:name="sec-waldo"/>
+      <w:bookmarkStart w:id="162" w:name="sec-reviewing-code"/>
       <w:bookmarkEnd w:id="162"/>
       <w:r>
         <w:t xml:space="preserve"> </w:t>
       </w:r>
-      <w:bookmarkStart w:id="163" w:name="sec-what-to-look-for"/>
+      <w:bookmarkStart w:id="163" w:name="sec-rex"/>
       <w:bookmarkEnd w:id="163"/>
       <w:r>
         <w:t xml:space="preserve"> </w:t>
       </w:r>
-      <w:bookmarkStart w:id="164" w:name="sec-when-to-approve"/>
+      <w:bookmarkStart w:id="164" w:name="sec-rlang"/>
       <w:bookmarkEnd w:id="164"/>
       <w:r>
         <w:t xml:space="preserve"> </w:t>
       </w:r>
-      <w:bookmarkStart w:id="165" w:name="sec-why-review-code"/>
+      <w:bookmarkStart w:id="165" w:name="sec-roxygen2"/>
       <w:bookmarkEnd w:id="165"/>
       <w:r>
         <w:t xml:space="preserve"> </w:t>
       </w:r>
-      <w:bookmarkStart w:id="166" w:name="sec-withr"/>
+      <w:bookmarkStart w:id="166" w:name="sec-scales"/>
       <w:bookmarkEnd w:id="166"/>
+      <w:r>
+        <w:t xml:space="preserve"> </w:t>
+      </w:r>
+      <w:bookmarkStart w:id="167" w:name="sec-sessioninfo"/>
+      <w:bookmarkEnd w:id="167"/>
+      <w:r>
+        <w:t xml:space="preserve"> </w:t>
+      </w:r>
+      <w:bookmarkStart w:id="168" w:name="sec-snapshot-vs-explicit"/>
+      <w:bookmarkEnd w:id="168"/>
+      <w:r>
+        <w:t xml:space="preserve"> </w:t>
+      </w:r>
+      <w:bookmarkStart w:id="169" w:name="sec-stringr"/>
+      <w:bookmarkEnd w:id="169"/>
+      <w:r>
+        <w:t xml:space="preserve"> </w:t>
+      </w:r>
+      <w:bookmarkStart w:id="170" w:name="sec-styler"/>
+      <w:bookmarkEnd w:id="170"/>
+      <w:r>
+        <w:t xml:space="preserve"> </w:t>
+      </w:r>
+      <w:bookmarkStart w:id="171" w:name="sec-tdd"/>
+      <w:bookmarkEnd w:id="171"/>
+      <w:r>
+        <w:t xml:space="preserve"> </w:t>
+      </w:r>
+      <w:bookmarkStart w:id="172" w:name="sec-testing-best-practices"/>
+      <w:bookmarkEnd w:id="172"/>
+      <w:r>
+        <w:t xml:space="preserve"> </w:t>
+      </w:r>
+      <w:bookmarkStart w:id="173" w:name="sec-testthat"/>
+      <w:bookmarkEnd w:id="173"/>
+      <w:r>
+        <w:t xml:space="preserve"> </w:t>
+      </w:r>
+      <w:bookmarkStart w:id="174" w:name="sec-tibble"/>
+      <w:bookmarkEnd w:id="174"/>
+      <w:r>
+        <w:t xml:space="preserve"> </w:t>
+      </w:r>
+      <w:bookmarkStart w:id="175" w:name="sec-tidyr"/>
+      <w:bookmarkEnd w:id="175"/>
+      <w:r>
+        <w:t xml:space="preserve"> </w:t>
+      </w:r>
+      <w:bookmarkStart w:id="176" w:name="sec-tidyverse"/>
+      <w:bookmarkEnd w:id="176"/>
+      <w:r>
+        <w:t xml:space="preserve"> </w:t>
+      </w:r>
+      <w:bookmarkStart w:id="177" w:name="sec-tool-building"/>
+      <w:bookmarkEnd w:id="177"/>
+      <w:r>
+        <w:t xml:space="preserve"> </w:t>
+      </w:r>
+      <w:bookmarkStart w:id="178" w:name="sec-usethis"/>
+      <w:bookmarkEnd w:id="178"/>
+      <w:r>
+        <w:t xml:space="preserve"> </w:t>
+      </w:r>
+      <w:bookmarkStart w:id="179" w:name="sec-variable-labels"/>
+      <w:bookmarkEnd w:id="179"/>
+      <w:r>
+        <w:t xml:space="preserve"> </w:t>
+      </w:r>
+      <w:bookmarkStart w:id="180" w:name="sec-vctrs"/>
+      <w:bookmarkEnd w:id="180"/>
+      <w:r>
+        <w:t xml:space="preserve"> </w:t>
+      </w:r>
+      <w:bookmarkStart w:id="181" w:name="sec-waldo"/>
+      <w:bookmarkEnd w:id="181"/>
+      <w:r>
+        <w:t xml:space="preserve"> </w:t>
+      </w:r>
+      <w:bookmarkStart w:id="182" w:name="sec-what-to-look-for"/>
+      <w:bookmarkEnd w:id="182"/>
+      <w:r>
+        <w:t xml:space="preserve"> </w:t>
+      </w:r>
+      <w:bookmarkStart w:id="183" w:name="sec-when-to-approve"/>
+      <w:bookmarkEnd w:id="183"/>
+      <w:r>
+        <w:t xml:space="preserve"> </w:t>
+      </w:r>
+      <w:bookmarkStart w:id="184" w:name="sec-why-review-code"/>
+      <w:bookmarkEnd w:id="184"/>
+      <w:r>
+        <w:t xml:space="preserve"> </w:t>
+      </w:r>
+      <w:bookmarkStart w:id="185" w:name="sec-withr"/>
+      <w:bookmarkEnd w:id="185"/>
+      <w:r>
+        <w:t xml:space="preserve"> </w:t>
+      </w:r>
+      <w:bookmarkStart w:id="186" w:name="lab-protocols-for-code-and-data"/>
+      <w:bookmarkEnd w:id="186"/>
+      <w:r>
+        <w:t xml:space="preserve"> </w:t>
+      </w:r>
+      <w:bookmarkStart w:id="187" w:name="usethis-package-setup-and-management"/>
+      <w:bookmarkEnd w:id="187"/>
+      <w:r>
+        <w:t xml:space="preserve"> </w:t>
+      </w:r>
+      <w:bookmarkStart w:id="188" w:name="devtools-development-workflow"/>
+      <w:bookmarkEnd w:id="188"/>
+      <w:r>
+        <w:t xml:space="preserve"> </w:t>
+      </w:r>
+      <w:bookmarkStart w:id="189" w:name="pkgdown-package-websites"/>
+      <w:bookmarkEnd w:id="189"/>
+      <w:r>
+        <w:t xml:space="preserve"> </w:t>
+      </w:r>
+      <w:bookmarkStart w:id="190" w:name="alternatives-to-pkgdown"/>
+      <w:bookmarkEnd w:id="190"/>
+      <w:r>
+        <w:t xml:space="preserve"> </w:t>
+      </w:r>
+      <w:bookmarkStart w:id="191" w:name="altdoc"/>
+      <w:bookmarkEnd w:id="191"/>
+      <w:r>
+        <w:t xml:space="preserve"> </w:t>
+      </w:r>
+      <w:bookmarkStart w:id="192" w:name="pkgsite"/>
+      <w:bookmarkEnd w:id="192"/>
+      <w:r>
+        <w:t xml:space="preserve"> </w:t>
+      </w:r>
+      <w:bookmarkStart w:id="193" w:name="quarto-for-package-documentation"/>
+      <w:bookmarkEnd w:id="193"/>
+      <w:r>
+        <w:t xml:space="preserve"> </w:t>
+      </w:r>
+      <w:bookmarkStart w:id="194" w:name="comparison-summary"/>
+      <w:bookmarkEnd w:id="194"/>
+      <w:r>
+        <w:t xml:space="preserve"> </w:t>
+      </w:r>
+      <w:bookmarkStart w:id="195" w:name="initial-setup"/>
+      <w:bookmarkEnd w:id="195"/>
+      <w:r>
+        <w:t xml:space="preserve"> </w:t>
+      </w:r>
+      <w:bookmarkStart w:id="196" w:name="add-dependencies"/>
+      <w:bookmarkEnd w:id="196"/>
+      <w:r>
+        <w:t xml:space="preserve"> </w:t>
+      </w:r>
+      <w:bookmarkStart w:id="197" w:name="write-functions"/>
+      <w:bookmarkEnd w:id="197"/>
+      <w:r>
+        <w:t xml:space="preserve"> </w:t>
+      </w:r>
+      <w:bookmarkStart w:id="198" w:name="document"/>
+      <w:bookmarkEnd w:id="198"/>
+      <w:r>
+        <w:t xml:space="preserve"> </w:t>
+      </w:r>
+      <w:bookmarkStart w:id="199" w:name="test"/>
+      <w:bookmarkEnd w:id="199"/>
+      <w:r>
+        <w:t xml:space="preserve"> </w:t>
+      </w:r>
+      <w:bookmarkStart w:id="200" w:name="check"/>
+      <w:bookmarkEnd w:id="200"/>
+      <w:r>
+        <w:t xml:space="preserve"> </w:t>
+      </w:r>
+      <w:bookmarkStart w:id="201" w:name="build-documentation-site"/>
+      <w:bookmarkEnd w:id="201"/>
+      <w:r>
+        <w:t xml:space="preserve"> </w:t>
+      </w:r>
+      <w:bookmarkStart w:id="202" w:name="share-and-publish"/>
+      <w:bookmarkEnd w:id="202"/>
+      <w:r>
+        <w:t xml:space="preserve"> </w:t>
+      </w:r>
+      <w:bookmarkStart w:id="203" w:name="organizing-scripts"/>
+      <w:bookmarkEnd w:id="203"/>
+      <w:r>
+        <w:t xml:space="preserve"> </w:t>
+      </w:r>
+      <w:bookmarkStart w:id="204" w:name="when-to-use-snapshot-tests"/>
+      <w:bookmarkEnd w:id="204"/>
+      <w:r>
+        <w:t xml:space="preserve"> </w:t>
+      </w:r>
+      <w:bookmarkStart w:id="205" w:name="when-to-use-explicit-value-tests"/>
+      <w:bookmarkEnd w:id="205"/>
+      <w:r>
+        <w:t xml:space="preserve"> </w:t>
+      </w:r>
+      <w:bookmarkStart w:id="206" w:name="when-to-benchmark"/>
+      <w:bookmarkEnd w:id="206"/>
+      <w:r>
+        <w:t xml:space="preserve"> </w:t>
+      </w:r>
+      <w:bookmarkStart w:id="207" w:name="setting-up-benchmarking-infrastructure"/>
+      <w:bookmarkEnd w:id="207"/>
+      <w:r>
+        <w:t xml:space="preserve"> </w:t>
+      </w:r>
+      <w:bookmarkStart w:id="208" w:name="using-bench-for-performance-comparisons"/>
+      <w:bookmarkEnd w:id="208"/>
+      <w:r>
+        <w:t xml:space="preserve"> </w:t>
+      </w:r>
+      <w:bookmarkStart w:id="209" w:name="X7ff0b0b5fd28daf32f6723699e3d921f714a0e8"/>
+      <w:bookmarkEnd w:id="209"/>
+      <w:r>
+        <w:t xml:space="preserve"> </w:t>
+      </w:r>
+      <w:bookmarkStart w:id="210" w:name="Xc760a69c5ec4cc1b5b2fabb31ca8bcbe616ff7d"/>
+      <w:bookmarkEnd w:id="210"/>
+      <w:r>
+        <w:t xml:space="preserve"> </w:t>
+      </w:r>
+      <w:bookmarkStart w:id="211" w:name="Xef7a31d7d6d783aa86699ade3c1a08284121615"/>
+      <w:bookmarkEnd w:id="211"/>
+      <w:r>
+        <w:t xml:space="preserve"> </w:t>
+      </w:r>
+      <w:bookmarkStart w:id="212" w:name="performance-testing-with-testthat"/>
+      <w:bookmarkEnd w:id="212"/>
+      <w:r>
+        <w:t xml:space="preserve"> </w:t>
+      </w:r>
+      <w:bookmarkStart w:id="213" w:name="best-practices"/>
+      <w:bookmarkEnd w:id="213"/>
+      <w:r>
+        <w:t xml:space="preserve"> </w:t>
+      </w:r>
+      <w:bookmarkStart w:id="214" w:name="additional-resources"/>
+      <w:bookmarkEnd w:id="214"/>
+      <w:r>
+        <w:t xml:space="preserve"> </w:t>
+      </w:r>
+      <w:bookmarkStart w:id="215" w:name="lapply-and-sapply"/>
+      <w:bookmarkEnd w:id="215"/>
+      <w:r>
+        <w:t xml:space="preserve"> </w:t>
+      </w:r>
+      <w:bookmarkStart w:id="216" w:name="purrrmap-family"/>
+      <w:bookmarkEnd w:id="216"/>
+      <w:r>
+        <w:t xml:space="preserve"> </w:t>
+      </w:r>
+      <w:bookmarkStart w:id="217" w:name="basevectorize-vs-purrrmap_"/>
+      <w:bookmarkEnd w:id="217"/>
+      <w:r>
+        <w:t xml:space="preserve"> </w:t>
+      </w:r>
+      <w:bookmarkStart w:id="218" w:name="purrrpmap-for-multiple-arguments"/>
+      <w:bookmarkEnd w:id="218"/>
+      <w:r>
+        <w:t xml:space="preserve"> </w:t>
+      </w:r>
+      <w:bookmarkStart w:id="219" w:name="parallel-processing"/>
+      <w:bookmarkEnd w:id="219"/>
+      <w:r>
+        <w:t xml:space="preserve"> </w:t>
+      </w:r>
+      <w:bookmarkStart w:id="220" w:name="rds-files-preferred"/>
+      <w:bookmarkEnd w:id="220"/>
+      <w:r>
+        <w:t xml:space="preserve"> </w:t>
+      </w:r>
+      <w:bookmarkStart w:id="221" w:name="csv-files"/>
+      <w:bookmarkEnd w:id="221"/>
+      <w:r>
+        <w:t xml:space="preserve"> </w:t>
+      </w:r>
+      <w:bookmarkStart w:id="222" w:name="practical-branch-and-tag-commands"/>
+      <w:bookmarkEnd w:id="222"/>
+      <w:r>
+        <w:t xml:space="preserve"> </w:t>
+      </w:r>
+      <w:bookmarkStart w:id="223" w:name="version-numbers"/>
+      <w:bookmarkEnd w:id="223"/>
+      <w:r>
+        <w:t xml:space="preserve"> </w:t>
+      </w:r>
+      <w:bookmarkStart w:id="224" w:name="news-file"/>
+      <w:bookmarkEnd w:id="224"/>
+      <w:r>
+        <w:t xml:space="preserve"> </w:t>
+      </w:r>
+      <w:bookmarkStart w:id="225" w:name="readme.rmd-and-readme.md"/>
+      <w:bookmarkEnd w:id="225"/>
+      <w:r>
+        <w:t xml:space="preserve"> </w:t>
+      </w:r>
+      <w:bookmarkStart w:id="226" w:name="rstudio-built-in-formatting"/>
+      <w:bookmarkEnd w:id="226"/>
+      <w:r>
+        <w:t xml:space="preserve"> </w:t>
+      </w:r>
+      <w:bookmarkStart w:id="227" w:name="styler-package"/>
+      <w:bookmarkEnd w:id="227"/>
+      <w:r>
+        <w:t xml:space="preserve"> </w:t>
+      </w:r>
+      <w:bookmarkStart w:id="228" w:name="lintr-package"/>
+      <w:bookmarkEnd w:id="228"/>
+      <w:r>
+        <w:t xml:space="preserve"> </w:t>
+      </w:r>
+      <w:bookmarkStart w:id="229" w:name="jarl-fast-rust-powered-linter"/>
+      <w:bookmarkEnd w:id="229"/>
+      <w:r>
+        <w:t xml:space="preserve"> </w:t>
+      </w:r>
+      <w:bookmarkStart w:id="230" w:name="function-headers"/>
+      <w:bookmarkEnd w:id="230"/>
+      <w:r>
+        <w:t xml:space="preserve"> </w:t>
+      </w:r>
+      <w:bookmarkStart w:id="231" w:name="using-...-dots-and-inheritdotparams"/>
+      <w:bookmarkEnd w:id="231"/>
+      <w:r>
+        <w:t xml:space="preserve"> </w:t>
+      </w:r>
+      <w:bookmarkStart w:id="232" w:name="Xb061274386e3abd6de6716700a715b4a6eea4ca"/>
+      <w:bookmarkEnd w:id="232"/>
+      <w:r>
+        <w:t xml:space="preserve"> </w:t>
+      </w:r>
+      <w:bookmarkStart w:id="233" w:name="script-headers"/>
+      <w:bookmarkEnd w:id="233"/>
+      <w:r>
+        <w:t xml:space="preserve"> </w:t>
+      </w:r>
+      <w:bookmarkStart w:id="234" w:name="sections-and-subsections"/>
+      <w:bookmarkEnd w:id="234"/>
+      <w:r>
+        <w:t xml:space="preserve"> </w:t>
+      </w:r>
+      <w:bookmarkStart w:id="235" w:name="code-folding"/>
+      <w:bookmarkEnd w:id="235"/>
+      <w:r>
+        <w:t xml:space="preserve"> </w:t>
+      </w:r>
+      <w:bookmarkStart w:id="236" w:name="comments-in-the-body-of-your-code"/>
+      <w:bookmarkEnd w:id="236"/>
+      <w:r>
+        <w:t xml:space="preserve"> </w:t>
+      </w:r>
+      <w:bookmarkStart w:id="237" w:name="object-naming"/>
+      <w:bookmarkEnd w:id="237"/>
+      <w:r>
+        <w:t xml:space="preserve"> </w:t>
+      </w:r>
+      <w:bookmarkStart w:id="238" w:name="function-calls"/>
+      <w:bookmarkEnd w:id="238"/>
+      <w:r>
+        <w:t xml:space="preserve"> </w:t>
+      </w:r>
+      <w:bookmarkStart w:id="239" w:name="when-to-decompose-a-function"/>
+      <w:bookmarkEnd w:id="239"/>
+      <w:r>
+        <w:t xml:space="preserve"> </w:t>
+      </w:r>
+      <w:bookmarkStart w:id="240" w:name="how-to-decompose-in-practice"/>
+      <w:bookmarkEnd w:id="240"/>
+      <w:r>
+        <w:t xml:space="preserve"> </w:t>
+      </w:r>
+      <w:bookmarkStart w:id="241" w:name="examples-borrowed-from-lab-package-prs"/>
+      <w:bookmarkEnd w:id="241"/>
+      <w:r>
+        <w:t xml:space="preserve"> </w:t>
+      </w:r>
+      <w:bookmarkStart w:id="242" w:name="related-references"/>
+      <w:bookmarkEnd w:id="242"/>
+      <w:r>
+        <w:t xml:space="preserve"> </w:t>
+      </w:r>
+      <w:bookmarkStart w:id="243" w:name="r-packages"/>
+      <w:bookmarkEnd w:id="243"/>
+      <w:r>
+        <w:t xml:space="preserve"> </w:t>
+      </w:r>
+      <w:bookmarkStart w:id="244" w:name="why"/>
+      <w:bookmarkEnd w:id="244"/>
+      <w:r>
+        <w:t xml:space="preserve"> </w:t>
+      </w:r>
+      <w:bookmarkStart w:id="245" w:name="X82cb167292354e6d55f501d979db1106686a1af"/>
+      <w:bookmarkEnd w:id="245"/>
+      <w:r>
+        <w:t xml:space="preserve"> </w:t>
+      </w:r>
+      <w:bookmarkStart w:id="246" w:name="relationship-to-function-decomposition"/>
+      <w:bookmarkEnd w:id="246"/>
+      <w:r>
+        <w:t xml:space="preserve"> </w:t>
+      </w:r>
+      <w:bookmarkStart w:id="247" w:name="readingsaving-data"/>
+      <w:bookmarkEnd w:id="247"/>
+      <w:r>
+        <w:t xml:space="preserve"> </w:t>
+      </w:r>
+      <w:bookmarkStart w:id="248" w:name="rds-vs-.rdata-files"/>
+      <w:bookmarkEnd w:id="248"/>
+      <w:r>
+        <w:t xml:space="preserve"> </w:t>
+      </w:r>
+      <w:bookmarkStart w:id="249" w:name="csvs"/>
+      <w:bookmarkEnd w:id="249"/>
+      <w:r>
+        <w:t xml:space="preserve"> </w:t>
+      </w:r>
+      <w:bookmarkStart w:id="250" w:name="integrating-box-and-dropbox"/>
+      <w:bookmarkEnd w:id="250"/>
+      <w:r>
+        <w:t xml:space="preserve"> </w:t>
+      </w:r>
+      <w:bookmarkStart w:id="251" w:name="box"/>
+      <w:bookmarkEnd w:id="251"/>
+      <w:r>
+        <w:t xml:space="preserve"> </w:t>
+      </w:r>
+      <w:bookmarkStart w:id="252" w:name="dropbox"/>
+      <w:bookmarkEnd w:id="252"/>
+      <w:r>
+        <w:t xml:space="preserve"> </w:t>
+      </w:r>
+      <w:bookmarkStart w:id="253" w:name="package-development"/>
+      <w:bookmarkEnd w:id="253"/>
+      <w:r>
+        <w:t xml:space="preserve"> </w:t>
+      </w:r>
+      <w:bookmarkStart w:id="254" w:name="testing-and-quality"/>
+      <w:bookmarkEnd w:id="254"/>
+      <w:r>
+        <w:t xml:space="preserve"> </w:t>
+      </w:r>
+      <w:bookmarkStart w:id="255" w:name="core-language-and-infrastructure"/>
+      <w:bookmarkEnd w:id="255"/>
+      <w:r>
+        <w:t xml:space="preserve"> </w:t>
+      </w:r>
+      <w:bookmarkStart w:id="256" w:name="system-and-process"/>
+      <w:bookmarkEnd w:id="256"/>
+      <w:r>
+        <w:t xml:space="preserve"> </w:t>
+      </w:r>
+      <w:bookmarkStart w:id="257" w:name="http-and-web"/>
+      <w:bookmarkEnd w:id="257"/>
+      <w:r>
+        <w:t xml:space="preserve"> </w:t>
+      </w:r>
+      <w:bookmarkStart w:id="258" w:name="utilities"/>
+      <w:bookmarkEnd w:id="258"/>
+      <w:r>
+        <w:t xml:space="preserve"> </w:t>
+      </w:r>
+      <w:bookmarkStart w:id="259" w:name="github-actions"/>
+      <w:bookmarkEnd w:id="259"/>
+      <w:r>
+        <w:t xml:space="preserve"> </w:t>
+      </w:r>
+      <w:bookmarkStart w:id="260" w:name="core-tidyverse-packages"/>
+      <w:bookmarkEnd w:id="260"/>
+      <w:r>
+        <w:t xml:space="preserve"> </w:t>
+      </w:r>
+      <w:bookmarkStart w:id="261" w:name="when-to-use-dplyr-vs-tidyr"/>
+      <w:bookmarkEnd w:id="261"/>
+      <w:r>
+        <w:t xml:space="preserve"> </w:t>
+      </w:r>
+      <w:bookmarkStart w:id="262" w:name="base-r-to-tidyverse-translation"/>
+      <w:bookmarkEnd w:id="262"/>
+      <w:r>
+        <w:t xml:space="preserve"> </w:t>
+      </w:r>
+      <w:bookmarkStart w:id="263" w:name="programming-with-tidyverse"/>
+      <w:bookmarkEnd w:id="263"/>
+      <w:r>
+        <w:t xml:space="preserve"> </w:t>
+      </w:r>
+      <w:bookmarkStart w:id="264" w:name="coding-with-r-and-python"/>
+      <w:bookmarkEnd w:id="264"/>
+      <w:r>
+        <w:t xml:space="preserve"> </w:t>
+      </w:r>
+      <w:bookmarkStart w:id="265" w:name="X4707fc3d29ccc8f46e4e422d4c06c560a63a17f"/>
+      <w:bookmarkEnd w:id="265"/>
+      <w:r>
+        <w:t xml:space="preserve"> </w:t>
+      </w:r>
+      <w:bookmarkStart w:id="266" w:name="lapply-and-sapply-1"/>
+      <w:bookmarkEnd w:id="266"/>
+      <w:r>
+        <w:t xml:space="preserve"> </w:t>
+      </w:r>
+      <w:bookmarkStart w:id="267" w:name="mapply-and-pmap"/>
+      <w:bookmarkEnd w:id="267"/>
+      <w:r>
+        <w:t xml:space="preserve"> </w:t>
+      </w:r>
+      <w:bookmarkStart w:id="268" w:name="Xf551672fa8f1190aa44df63554b00ab4edf5974"/>
+      <w:bookmarkEnd w:id="268"/>
+      <w:r>
+        <w:t xml:space="preserve"> </w:t>
+      </w:r>
+      <w:bookmarkStart w:id="269" w:name="parlapply"/>
+      <w:bookmarkEnd w:id="269"/>
+      <w:r>
+        <w:t xml:space="preserve"> </w:t>
+      </w:r>
+      <w:bookmarkStart w:id="270" w:name="future.lapply"/>
+      <w:bookmarkEnd w:id="270"/>
+      <w:r>
+        <w:t xml:space="preserve"> </w:t>
+      </w:r>
+      <w:bookmarkStart w:id="271" w:name="r-package-development"/>
+      <w:bookmarkEnd w:id="271"/>
+      <w:r>
+        <w:t xml:space="preserve"> </w:t>
+      </w:r>
+      <w:bookmarkStart w:id="272" w:name="general-r-programming"/>
+      <w:bookmarkEnd w:id="272"/>
+      <w:r>
+        <w:t xml:space="preserve"> </w:t>
+      </w:r>
+      <w:bookmarkStart w:id="273" w:name="shiny-development"/>
+      <w:bookmarkEnd w:id="273"/>
+      <w:r>
+        <w:t xml:space="preserve"> </w:t>
+      </w:r>
+      <w:bookmarkStart w:id="274" w:name="git-and-version-control"/>
+      <w:bookmarkEnd w:id="274"/>
     </w:p>
     <w:p>
       <w:pPr>
@@ -4516,7 +5041,7 @@
           <w:numId w:val="1027"/>
         </w:numPr>
       </w:pPr>
-      <w:hyperlink r:id="rId167">
+      <w:hyperlink r:id="rId275">
         <w:r>
           <w:rPr>
             <w:rStyle w:val="Hyperlink"/>
@@ -4533,7 +5058,7 @@
           <w:numId w:val="1027"/>
         </w:numPr>
       </w:pPr>
-      <w:hyperlink r:id="rId168">
+      <w:hyperlink r:id="rId276">
         <w:r>
           <w:rPr>
             <w:rStyle w:val="Hyperlink"/>
@@ -4550,7 +5075,7 @@
           <w:numId w:val="1027"/>
         </w:numPr>
       </w:pPr>
-      <w:hyperlink r:id="rId169">
+      <w:hyperlink r:id="rId277">
         <w:r>
           <w:rPr>
             <w:rStyle w:val="Hyperlink"/>
@@ -4567,7 +5092,7 @@
           <w:numId w:val="1027"/>
         </w:numPr>
       </w:pPr>
-      <w:hyperlink r:id="rId170">
+      <w:hyperlink r:id="rId278">
         <w:r>
           <w:rPr>
             <w:rStyle w:val="Hyperlink"/>
@@ -4584,7 +5109,7 @@
           <w:numId w:val="1027"/>
         </w:numPr>
       </w:pPr>
-      <w:hyperlink r:id="rId171">
+      <w:hyperlink r:id="rId279">
         <w:r>
           <w:rPr>
             <w:rStyle w:val="Hyperlink"/>
@@ -4601,7 +5126,7 @@
           <w:numId w:val="1027"/>
         </w:numPr>
       </w:pPr>
-      <w:hyperlink r:id="rId172">
+      <w:hyperlink r:id="rId280">
         <w:r>
           <w:rPr>
             <w:rStyle w:val="Hyperlink"/>
@@ -4618,7 +5143,7 @@
           <w:numId w:val="1027"/>
         </w:numPr>
       </w:pPr>
-      <w:hyperlink r:id="rId173">
+      <w:hyperlink r:id="rId281">
         <w:r>
           <w:rPr>
             <w:rStyle w:val="Hyperlink"/>
@@ -4635,7 +5160,7 @@
           <w:numId w:val="1027"/>
         </w:numPr>
       </w:pPr>
-      <w:hyperlink r:id="rId174">
+      <w:hyperlink r:id="rId282">
         <w:r>
           <w:rPr>
             <w:rStyle w:val="Hyperlink"/>
@@ -4652,7 +5177,7 @@
           <w:numId w:val="1027"/>
         </w:numPr>
       </w:pPr>
-      <w:hyperlink r:id="rId175">
+      <w:hyperlink r:id="rId283">
         <w:r>
           <w:rPr>
             <w:rStyle w:val="Hyperlink"/>
@@ -4669,7 +5194,7 @@
           <w:numId w:val="1027"/>
         </w:numPr>
       </w:pPr>
-      <w:hyperlink r:id="rId176">
+      <w:hyperlink r:id="rId284">
         <w:r>
           <w:rPr>
             <w:rStyle w:val="Hyperlink"/>
@@ -4686,7 +5211,7 @@
           <w:numId w:val="1027"/>
         </w:numPr>
       </w:pPr>
-      <w:hyperlink r:id="rId177">
+      <w:hyperlink r:id="rId285">
         <w:r>
           <w:rPr>
             <w:rStyle w:val="Hyperlink"/>
@@ -4703,7 +5228,7 @@
           <w:numId w:val="1027"/>
         </w:numPr>
       </w:pPr>
-      <w:hyperlink r:id="rId178">
+      <w:hyperlink r:id="rId286">
         <w:r>
           <w:rPr>
             <w:rStyle w:val="Hyperlink"/>
@@ -4720,7 +5245,7 @@
           <w:numId w:val="1027"/>
         </w:numPr>
       </w:pPr>
-      <w:hyperlink r:id="rId179">
+      <w:hyperlink r:id="rId287">
         <w:r>
           <w:rPr>
             <w:rStyle w:val="Hyperlink"/>
@@ -4737,7 +5262,7 @@
           <w:numId w:val="1027"/>
         </w:numPr>
       </w:pPr>
-      <w:hyperlink r:id="rId180">
+      <w:hyperlink r:id="rId288">
         <w:r>
           <w:rPr>
             <w:rStyle w:val="Hyperlink"/>
@@ -4754,7 +5279,7 @@
           <w:numId w:val="1027"/>
         </w:numPr>
       </w:pPr>
-      <w:hyperlink r:id="rId181">
+      <w:hyperlink r:id="rId289">
         <w:r>
           <w:rPr>
             <w:rStyle w:val="Hyperlink"/>
@@ -4771,7 +5296,7 @@
           <w:numId w:val="1027"/>
         </w:numPr>
       </w:pPr>
-      <w:hyperlink r:id="rId182">
+      <w:hyperlink r:id="rId290">
         <w:r>
           <w:rPr>
             <w:rStyle w:val="Hyperlink"/>
@@ -4788,7 +5313,7 @@
           <w:numId w:val="1027"/>
         </w:numPr>
       </w:pPr>
-      <w:hyperlink r:id="rId183">
+      <w:hyperlink r:id="rId291">
         <w:r>
           <w:rPr>
             <w:rStyle w:val="Hyperlink"/>
@@ -4805,7 +5330,7 @@
           <w:numId w:val="1027"/>
         </w:numPr>
       </w:pPr>
-      <w:hyperlink r:id="rId184">
+      <w:hyperlink r:id="rId292">
         <w:r>
           <w:rPr>
             <w:rStyle w:val="Hyperlink"/>
@@ -4822,7 +5347,7 @@
           <w:numId w:val="1027"/>
         </w:numPr>
       </w:pPr>
-      <w:hyperlink r:id="rId185">
+      <w:hyperlink r:id="rId293">
         <w:r>
           <w:rPr>
             <w:rStyle w:val="Hyperlink"/>
@@ -4839,7 +5364,7 @@
           <w:numId w:val="1027"/>
         </w:numPr>
       </w:pPr>
-      <w:hyperlink r:id="rId186">
+      <w:hyperlink r:id="rId294">
         <w:r>
           <w:rPr>
             <w:rStyle w:val="Hyperlink"/>
@@ -4856,7 +5381,7 @@
           <w:numId w:val="1027"/>
         </w:numPr>
       </w:pPr>
-      <w:hyperlink r:id="rId187">
+      <w:hyperlink r:id="rId295">
         <w:r>
           <w:rPr>
             <w:rStyle w:val="Hyperlink"/>
@@ -4873,7 +5398,7 @@
           <w:numId w:val="1027"/>
         </w:numPr>
       </w:pPr>
-      <w:hyperlink r:id="rId188">
+      <w:hyperlink r:id="rId296">
         <w:r>
           <w:rPr>
             <w:rStyle w:val="Hyperlink"/>
@@ -4890,7 +5415,7 @@
           <w:numId w:val="1027"/>
         </w:numPr>
       </w:pPr>
-      <w:hyperlink r:id="rId189">
+      <w:hyperlink r:id="rId297">
         <w:r>
           <w:rPr>
             <w:rStyle w:val="Hyperlink"/>
@@ -4907,7 +5432,7 @@
           <w:numId w:val="1027"/>
         </w:numPr>
       </w:pPr>
-      <w:hyperlink r:id="rId190">
+      <w:hyperlink r:id="rId298">
         <w:r>
           <w:rPr>
             <w:rStyle w:val="Hyperlink"/>
@@ -4924,7 +5449,7 @@
           <w:numId w:val="1027"/>
         </w:numPr>
       </w:pPr>
-      <w:hyperlink r:id="rId191">
+      <w:hyperlink r:id="rId299">
         <w:r>
           <w:rPr>
             <w:rStyle w:val="Hyperlink"/>
@@ -4941,7 +5466,7 @@
           <w:numId w:val="1027"/>
         </w:numPr>
       </w:pPr>
-      <w:hyperlink r:id="rId192">
+      <w:hyperlink r:id="rId300">
         <w:r>
           <w:rPr>
             <w:rStyle w:val="Hyperlink"/>
@@ -4958,7 +5483,7 @@
           <w:numId w:val="1027"/>
         </w:numPr>
       </w:pPr>
-      <w:hyperlink r:id="rId193">
+      <w:hyperlink r:id="rId301">
         <w:r>
           <w:rPr>
             <w:rStyle w:val="Hyperlink"/>
@@ -4975,7 +5500,7 @@
           <w:numId w:val="1027"/>
         </w:numPr>
       </w:pPr>
-      <w:hyperlink r:id="rId194">
+      <w:hyperlink r:id="rId302">
         <w:r>
           <w:rPr>
             <w:rStyle w:val="Hyperlink"/>
@@ -4992,7 +5517,7 @@
           <w:numId w:val="1027"/>
         </w:numPr>
       </w:pPr>
-      <w:hyperlink r:id="rId195">
+      <w:hyperlink r:id="rId303">
         <w:r>
           <w:rPr>
             <w:rStyle w:val="Hyperlink"/>
@@ -5009,7 +5534,7 @@
           <w:numId w:val="1027"/>
         </w:numPr>
       </w:pPr>
-      <w:hyperlink r:id="rId196">
+      <w:hyperlink r:id="rId304">
         <w:r>
           <w:rPr>
             <w:rStyle w:val="Hyperlink"/>
@@ -5026,7 +5551,7 @@
           <w:numId w:val="1027"/>
         </w:numPr>
       </w:pPr>
-      <w:hyperlink r:id="rId197">
+      <w:hyperlink r:id="rId305">
         <w:r>
           <w:rPr>
             <w:rStyle w:val="Hyperlink"/>
@@ -5043,7 +5568,7 @@
           <w:numId w:val="1027"/>
         </w:numPr>
       </w:pPr>
-      <w:hyperlink r:id="rId198">
+      <w:hyperlink r:id="rId306">
         <w:r>
           <w:rPr>
             <w:rStyle w:val="Hyperlink"/>
@@ -5093,18 +5618,18 @@
                 <wp:inline>
                   <wp:extent cx="152400" cy="152400"/>
                   <wp:effectExtent b="0" l="0" r="0" t="0"/>
-                  <wp:docPr descr="" title="" id="199" name="Picture"/>
+                  <wp:docPr descr="" title="" id="307" name="Picture"/>
                   <a:graphic>
                     <a:graphicData uri="http://schemas.openxmlformats.org/drawingml/2006/picture">
                       <pic:pic>
                         <pic:nvPicPr>
-                          <pic:cNvPr descr="/opt/quarto/share/formats/docx/note.png" id="200" name="Picture"/>
+                          <pic:cNvPr descr="/opt/quarto/share/formats/docx/note.png" id="308" name="Picture"/>
                           <pic:cNvPicPr>
                             <a:picLocks noChangeArrowheads="1" noChangeAspect="1"/>
                           </pic:cNvPicPr>
                         </pic:nvPicPr>
                         <pic:blipFill>
-                          <a:blip r:embed="rId72"/>
+                          <a:blip r:embed="rId91"/>
                           <a:stretch>
                             <a:fillRect/>
                           </a:stretch>
@@ -5161,22 +5686,7 @@
               <w:spacing w:before="16" w:after="16"/>
             </w:pPr>
             <w:r>
-              <w:t xml:space="preserve">This chapter’s old</w:t>
-            </w:r>
-            <w:r>
-              <w:t xml:space="preserve"> </w:t>
-            </w:r>
-            <w:r>
-              <w:rPr>
-                <w:rStyle w:val="VerbatimChar"/>
-              </w:rPr>
-              <w:t xml:space="preserve">#sec-</w:t>
-            </w:r>
-            <w:r>
-              <w:t xml:space="preserve"> </w:t>
-            </w:r>
-            <w:r>
-              <w:t xml:space="preserve">anchors still resolve on this page,</w:t>
+              <w:t xml:space="preserve">This chapter’s old section anchors still resolve on this page,</w:t>
             </w:r>
             <w:r>
               <w:t xml:space="preserve"> </w:t>
@@ -5242,8 +5752,8 @@
         <w:br w:type="page"/>
       </w:r>
     </w:p>
-    <w:bookmarkEnd w:id="201"/>
-    <w:bookmarkStart w:id="242" w:name="sec-r-code-style"/>
+    <w:bookmarkEnd w:id="309"/>
+    <w:bookmarkStart w:id="385" w:name="sec-r-code-style"/>
     <w:p>
       <w:pPr>
         <w:pStyle w:val="Heading1"/>
@@ -5284,7 +5794,7 @@
       <w:r>
         <w:t xml:space="preserve"> </w:t>
       </w:r>
-      <w:hyperlink r:id="rId202">
+      <w:hyperlink r:id="rId310">
         <w:r>
           <w:rPr>
             <w:rStyle w:val="Hyperlink"/>
@@ -5319,93 +5829,268 @@
       <w:pPr>
         <w:pStyle w:val="BodyText"/>
       </w:pPr>
-      <w:bookmarkStart w:id="203" w:name="sec-assertions-input-validation"/>
-      <w:bookmarkEnd w:id="203"/>
-      <w:r>
-        <w:t xml:space="preserve"> </w:t>
-      </w:r>
-      <w:bookmarkStart w:id="204" w:name="sec-avoid-hardcoding-external-data"/>
-      <w:bookmarkEnd w:id="204"/>
-      <w:r>
-        <w:t xml:space="preserve"> </w:t>
-      </w:r>
-      <w:bookmarkStart w:id="205" w:name="sec-avoid-nesting"/>
-      <w:bookmarkEnd w:id="205"/>
-      <w:r>
-        <w:t xml:space="preserve"> </w:t>
-      </w:r>
-      <w:bookmarkStart w:id="206" w:name="sec-clean-code"/>
-      <w:bookmarkEnd w:id="206"/>
-      <w:r>
-        <w:t xml:space="preserve"> </w:t>
-      </w:r>
-      <w:bookmarkStart w:id="207" w:name="sec-cli-styling-progress-outcomes"/>
-      <w:bookmarkEnd w:id="207"/>
-      <w:r>
-        <w:t xml:space="preserve"> </w:t>
-      </w:r>
-      <w:bookmarkStart w:id="208" w:name="sec-comments"/>
-      <w:bookmarkEnd w:id="208"/>
-      <w:r>
-        <w:t xml:space="preserve"> </w:t>
-      </w:r>
-      <w:bookmarkStart w:id="209" w:name="sec-construct-inputs"/>
-      <w:bookmarkEnd w:id="209"/>
-      <w:r>
-        <w:t xml:space="preserve"> </w:t>
-      </w:r>
-      <w:bookmarkStart w:id="210" w:name="sec-function-docs"/>
-      <w:bookmarkEnd w:id="210"/>
-      <w:r>
-        <w:t xml:space="preserve"> </w:t>
-      </w:r>
-      <w:bookmarkStart w:id="211" w:name="sec-here-package-style"/>
-      <w:bookmarkEnd w:id="211"/>
-      <w:r>
-        <w:t xml:space="preserve"> </w:t>
-      </w:r>
-      <w:bookmarkStart w:id="212" w:name="sec-here-subpath"/>
-      <w:bookmarkEnd w:id="212"/>
-      <w:r>
-        <w:t xml:space="preserve"> </w:t>
-      </w:r>
-      <w:bookmarkStart w:id="213" w:name="sec-object-naming"/>
-      <w:bookmarkEnd w:id="213"/>
-      <w:r>
-        <w:t xml:space="preserve"> </w:t>
-      </w:r>
-      <w:bookmarkStart w:id="214" w:name="sec-package-code-practices"/>
-      <w:bookmarkEnd w:id="214"/>
-      <w:r>
-        <w:t xml:space="preserve"> </w:t>
-      </w:r>
-      <w:bookmarkStart w:id="215" w:name="sec-per-operation-grouping"/>
-      <w:bookmarkEnd w:id="215"/>
-      <w:r>
-        <w:t xml:space="preserve"> </w:t>
-      </w:r>
-      <w:bookmarkStart w:id="216" w:name="sec-prefer-packaged-functions"/>
-      <w:bookmarkEnd w:id="216"/>
-      <w:r>
-        <w:t xml:space="preserve"> </w:t>
-      </w:r>
-      <w:bookmarkStart w:id="217" w:name="sec-r-resources-style"/>
-      <w:bookmarkEnd w:id="217"/>
-      <w:r>
-        <w:t xml:space="preserve"> </w:t>
-      </w:r>
-      <w:bookmarkStart w:id="218" w:name="sec-semantic-line-breaks"/>
-      <w:bookmarkEnd w:id="218"/>
-      <w:r>
-        <w:t xml:space="preserve"> </w:t>
-      </w:r>
-      <w:bookmarkStart w:id="219" w:name="sec-style-auto-style"/>
-      <w:bookmarkEnd w:id="219"/>
-      <w:r>
-        <w:t xml:space="preserve"> </w:t>
-      </w:r>
-      <w:bookmarkStart w:id="220" w:name="sec-tidyverse-replacements"/>
-      <w:bookmarkEnd w:id="220"/>
+      <w:bookmarkStart w:id="311" w:name="sec-assertions-input-validation"/>
+      <w:bookmarkEnd w:id="311"/>
+      <w:r>
+        <w:t xml:space="preserve"> </w:t>
+      </w:r>
+      <w:bookmarkStart w:id="312" w:name="sec-avoid-hardcoding-external-data"/>
+      <w:bookmarkEnd w:id="312"/>
+      <w:r>
+        <w:t xml:space="preserve"> </w:t>
+      </w:r>
+      <w:bookmarkStart w:id="313" w:name="sec-avoid-nesting"/>
+      <w:bookmarkEnd w:id="313"/>
+      <w:r>
+        <w:t xml:space="preserve"> </w:t>
+      </w:r>
+      <w:bookmarkStart w:id="314" w:name="sec-clean-code"/>
+      <w:bookmarkEnd w:id="314"/>
+      <w:r>
+        <w:t xml:space="preserve"> </w:t>
+      </w:r>
+      <w:bookmarkStart w:id="315" w:name="sec-cli-styling-progress-outcomes"/>
+      <w:bookmarkEnd w:id="315"/>
+      <w:r>
+        <w:t xml:space="preserve"> </w:t>
+      </w:r>
+      <w:bookmarkStart w:id="316" w:name="sec-comments"/>
+      <w:bookmarkEnd w:id="316"/>
+      <w:r>
+        <w:t xml:space="preserve"> </w:t>
+      </w:r>
+      <w:bookmarkStart w:id="317" w:name="sec-construct-inputs"/>
+      <w:bookmarkEnd w:id="317"/>
+      <w:r>
+        <w:t xml:space="preserve"> </w:t>
+      </w:r>
+      <w:bookmarkStart w:id="318" w:name="sec-function-docs"/>
+      <w:bookmarkEnd w:id="318"/>
+      <w:r>
+        <w:t xml:space="preserve"> </w:t>
+      </w:r>
+      <w:bookmarkStart w:id="319" w:name="sec-here-package-style"/>
+      <w:bookmarkEnd w:id="319"/>
+      <w:r>
+        <w:t xml:space="preserve"> </w:t>
+      </w:r>
+      <w:bookmarkStart w:id="320" w:name="sec-here-subpath"/>
+      <w:bookmarkEnd w:id="320"/>
+      <w:r>
+        <w:t xml:space="preserve"> </w:t>
+      </w:r>
+      <w:bookmarkStart w:id="321" w:name="sec-object-naming"/>
+      <w:bookmarkEnd w:id="321"/>
+      <w:r>
+        <w:t xml:space="preserve"> </w:t>
+      </w:r>
+      <w:bookmarkStart w:id="322" w:name="sec-package-code-practices"/>
+      <w:bookmarkEnd w:id="322"/>
+      <w:r>
+        <w:t xml:space="preserve"> </w:t>
+      </w:r>
+      <w:bookmarkStart w:id="323" w:name="sec-per-operation-grouping"/>
+      <w:bookmarkEnd w:id="323"/>
+      <w:r>
+        <w:t xml:space="preserve"> </w:t>
+      </w:r>
+      <w:bookmarkStart w:id="324" w:name="sec-prefer-packaged-functions"/>
+      <w:bookmarkEnd w:id="324"/>
+      <w:r>
+        <w:t xml:space="preserve"> </w:t>
+      </w:r>
+      <w:bookmarkStart w:id="325" w:name="sec-r-resources-style"/>
+      <w:bookmarkEnd w:id="325"/>
+      <w:r>
+        <w:t xml:space="preserve"> </w:t>
+      </w:r>
+      <w:bookmarkStart w:id="326" w:name="sec-semantic-line-breaks"/>
+      <w:bookmarkEnd w:id="326"/>
+      <w:r>
+        <w:t xml:space="preserve"> </w:t>
+      </w:r>
+      <w:bookmarkStart w:id="327" w:name="sec-style-auto-style"/>
+      <w:bookmarkEnd w:id="327"/>
+      <w:r>
+        <w:t xml:space="preserve"> </w:t>
+      </w:r>
+      <w:bookmarkStart w:id="328" w:name="sec-tidyverse-replacements"/>
+      <w:bookmarkEnd w:id="328"/>
+      <w:r>
+        <w:t xml:space="preserve"> </w:t>
+      </w:r>
+      <w:bookmarkStart w:id="329" w:name="general-principles"/>
+      <w:bookmarkEnd w:id="329"/>
+      <w:r>
+        <w:t xml:space="preserve"> </w:t>
+      </w:r>
+      <w:bookmarkStart w:id="330" w:name="meaningful-names"/>
+      <w:bookmarkEnd w:id="330"/>
+      <w:r>
+        <w:t xml:space="preserve"> </w:t>
+      </w:r>
+      <w:bookmarkStart w:id="331" w:name="functions"/>
+      <w:bookmarkEnd w:id="331"/>
+      <w:r>
+        <w:t xml:space="preserve"> </w:t>
+      </w:r>
+      <w:bookmarkStart w:id="332" w:name="comments"/>
+      <w:bookmarkEnd w:id="332"/>
+      <w:r>
+        <w:t xml:space="preserve"> </w:t>
+      </w:r>
+      <w:bookmarkStart w:id="333" w:name="the-boy-scout-rule"/>
+      <w:bookmarkEnd w:id="333"/>
+      <w:r>
+        <w:t xml:space="preserve"> </w:t>
+      </w:r>
+      <w:bookmarkStart w:id="334" w:name="dont-repeat-yourself-dry"/>
+      <w:bookmarkEnd w:id="334"/>
+      <w:r>
+        <w:t xml:space="preserve"> </w:t>
+      </w:r>
+      <w:bookmarkStart w:id="335" w:name="explicit-return-statements"/>
+      <w:bookmarkEnd w:id="335"/>
+      <w:r>
+        <w:t xml:space="preserve"> </w:t>
+      </w:r>
+      <w:bookmarkStart w:id="336" w:name="base-r-stopifnot"/>
+      <w:bookmarkEnd w:id="336"/>
+      <w:r>
+        <w:t xml:space="preserve"> </w:t>
+      </w:r>
+      <w:bookmarkStart w:id="337" w:name="X61299030cb8ff94ada56d4bdbd93b8d1b32c6e5"/>
+      <w:bookmarkEnd w:id="337"/>
+      <w:r>
+        <w:t xml:space="preserve"> </w:t>
+      </w:r>
+      <w:bookmarkStart w:id="338" w:name="X457f54817b75c878d21e6b46cc6bdb759c8b265"/>
+      <w:bookmarkEnd w:id="338"/>
+      <w:r>
+        <w:t xml:space="preserve"> </w:t>
+      </w:r>
+      <w:bookmarkStart w:id="339" w:name="decomposing-validation-into-helpers"/>
+      <w:bookmarkEnd w:id="339"/>
+      <w:r>
+        <w:t xml:space="preserve"> </w:t>
+      </w:r>
+      <w:bookmarkStart w:id="340" w:name="note-on-assertthat"/>
+      <w:bookmarkEnd w:id="340"/>
+      <w:r>
+        <w:t xml:space="preserve"> </w:t>
+      </w:r>
+      <w:bookmarkStart w:id="341" w:name="Xe498262ae6be61f401e18dbcc7cafd360e15ce1"/>
+      <w:bookmarkEnd w:id="341"/>
+      <w:r>
+        <w:t xml:space="preserve"> </w:t>
+      </w:r>
+      <w:bookmarkStart w:id="342" w:name="lambdas-in-map-and-apply-family-calls"/>
+      <w:bookmarkEnd w:id="342"/>
+      <w:r>
+        <w:t xml:space="preserve"> </w:t>
+      </w:r>
+      <w:bookmarkStart w:id="343" w:name="X6cd99ac23357f519341a53b23e138c646ea1c45"/>
+      <w:bookmarkEnd w:id="343"/>
+      <w:r>
+        <w:t xml:space="preserve"> </w:t>
+      </w:r>
+      <w:bookmarkStart w:id="344" w:name="X45da8616c13d9849c5079b09e6f10b14b1e8a62"/>
+      <w:bookmarkEnd w:id="344"/>
+      <w:r>
+        <w:t xml:space="preserve"> </w:t>
+      </w:r>
+      <w:bookmarkStart w:id="345" w:name="X72c8559fef7141ca39114dc26401b510adc0c7e"/>
+      <w:bookmarkEnd w:id="345"/>
+      <w:r>
+        <w:t xml:space="preserve"> </w:t>
+      </w:r>
+      <w:bookmarkStart w:id="346" w:name="X4e174cb9149f2b2e14b36b2edf87964fcbfdad4"/>
+      <w:bookmarkEnd w:id="346"/>
+      <w:r>
+        <w:t xml:space="preserve"> </w:t>
+      </w:r>
+      <w:bookmarkStart w:id="347" w:name="line-breaks-and-formatting"/>
+      <w:bookmarkEnd w:id="347"/>
+      <w:r>
+        <w:t xml:space="preserve"> </w:t>
+      </w:r>
+      <w:bookmarkStart w:id="348" w:name="blank-lines-before-lists"/>
+      <w:bookmarkEnd w:id="348"/>
+      <w:r>
+        <w:t xml:space="preserve"> </w:t>
+      </w:r>
+      <w:bookmarkStart w:id="349" w:name="line-breaks-in-code"/>
+      <w:bookmarkEnd w:id="349"/>
+      <w:r>
+        <w:t xml:space="preserve"> </w:t>
+      </w:r>
+      <w:bookmarkStart w:id="350" w:name="markdown-and-quarto-formatting"/>
+      <w:bookmarkEnd w:id="350"/>
+      <w:r>
+        <w:t xml:space="preserve"> </w:t>
+      </w:r>
+      <w:bookmarkStart w:id="351" w:name="writing-about-code-in-quarto-documents"/>
+      <w:bookmarkEnd w:id="351"/>
+      <w:r>
+        <w:t xml:space="preserve"> </w:t>
+      </w:r>
+      <w:bookmarkStart w:id="352" w:name="messaging-and-user-communication"/>
+      <w:bookmarkEnd w:id="352"/>
+      <w:r>
+        <w:t xml:space="preserve"> </w:t>
+      </w:r>
+      <w:bookmarkStart w:id="353" w:name="styling"/>
+      <w:bookmarkEnd w:id="353"/>
+      <w:r>
+        <w:t xml:space="preserve"> </w:t>
+      </w:r>
+      <w:bookmarkStart w:id="354" w:name="rstudio-shortcuts"/>
+      <w:bookmarkEnd w:id="354"/>
+      <w:r>
+        <w:t xml:space="preserve"> </w:t>
+      </w:r>
+      <w:bookmarkStart w:id="355" w:name="styler"/>
+      <w:bookmarkEnd w:id="355"/>
+      <w:r>
+        <w:t xml:space="preserve"> </w:t>
+      </w:r>
+      <w:bookmarkStart w:id="356" w:name="lintr"/>
+      <w:bookmarkEnd w:id="356"/>
+      <w:r>
+        <w:t xml:space="preserve"> </w:t>
+      </w:r>
+      <w:bookmarkStart w:id="357" w:name="using-lintr"/>
+      <w:bookmarkEnd w:id="357"/>
+      <w:r>
+        <w:t xml:space="preserve"> </w:t>
+      </w:r>
+      <w:bookmarkStart w:id="358" w:name="our-labs-lintr-configuration"/>
+      <w:bookmarkEnd w:id="358"/>
+      <w:r>
+        <w:t xml:space="preserve"> </w:t>
+      </w:r>
+      <w:bookmarkStart w:id="359" w:name="jarl"/>
+      <w:bookmarkEnd w:id="359"/>
+      <w:r>
+        <w:t xml:space="preserve"> </w:t>
+      </w:r>
+      <w:bookmarkStart w:id="360" w:name="key-features"/>
+      <w:bookmarkEnd w:id="360"/>
+      <w:r>
+        <w:t xml:space="preserve"> </w:t>
+      </w:r>
+      <w:bookmarkStart w:id="361" w:name="basic-usage"/>
+      <w:bookmarkEnd w:id="361"/>
+      <w:r>
+        <w:t xml:space="preserve"> </w:t>
+      </w:r>
+      <w:bookmarkStart w:id="362" w:name="comparison-with-lintr"/>
+      <w:bookmarkEnd w:id="362"/>
+      <w:r>
+        <w:t xml:space="preserve"> </w:t>
+      </w:r>
+      <w:bookmarkStart w:id="363" w:name="X20514c3690be0e3afe0e3453b36bf4daf01ce44"/>
+      <w:bookmarkEnd w:id="363"/>
     </w:p>
     <w:p>
       <w:pPr>
@@ -5423,7 +6108,7 @@
           <w:numId w:val="1028"/>
         </w:numPr>
       </w:pPr>
-      <w:hyperlink r:id="rId221">
+      <w:hyperlink r:id="rId364">
         <w:r>
           <w:rPr>
             <w:rStyle w:val="Hyperlink"/>
@@ -5440,7 +6125,7 @@
           <w:numId w:val="1028"/>
         </w:numPr>
       </w:pPr>
-      <w:hyperlink r:id="rId222">
+      <w:hyperlink r:id="rId365">
         <w:r>
           <w:rPr>
             <w:rStyle w:val="Hyperlink"/>
@@ -5457,7 +6142,7 @@
           <w:numId w:val="1028"/>
         </w:numPr>
       </w:pPr>
-      <w:hyperlink r:id="rId223">
+      <w:hyperlink r:id="rId366">
         <w:r>
           <w:rPr>
             <w:rStyle w:val="Hyperlink"/>
@@ -5474,7 +6159,7 @@
           <w:numId w:val="1028"/>
         </w:numPr>
       </w:pPr>
-      <w:hyperlink r:id="rId224">
+      <w:hyperlink r:id="rId367">
         <w:r>
           <w:rPr>
             <w:rStyle w:val="Hyperlink"/>
@@ -5491,7 +6176,7 @@
           <w:numId w:val="1028"/>
         </w:numPr>
       </w:pPr>
-      <w:hyperlink r:id="rId225">
+      <w:hyperlink r:id="rId368">
         <w:r>
           <w:rPr>
             <w:rStyle w:val="Hyperlink"/>
@@ -5508,7 +6193,7 @@
           <w:numId w:val="1028"/>
         </w:numPr>
       </w:pPr>
-      <w:hyperlink r:id="rId226">
+      <w:hyperlink r:id="rId369">
         <w:r>
           <w:rPr>
             <w:rStyle w:val="Hyperlink"/>
@@ -5525,7 +6210,7 @@
           <w:numId w:val="1028"/>
         </w:numPr>
       </w:pPr>
-      <w:hyperlink r:id="rId227">
+      <w:hyperlink r:id="rId370">
         <w:r>
           <w:rPr>
             <w:rStyle w:val="Hyperlink"/>
@@ -5542,7 +6227,7 @@
           <w:numId w:val="1028"/>
         </w:numPr>
       </w:pPr>
-      <w:hyperlink r:id="rId228">
+      <w:hyperlink r:id="rId371">
         <w:r>
           <w:rPr>
             <w:rStyle w:val="Hyperlink"/>
@@ -5559,7 +6244,7 @@
           <w:numId w:val="1028"/>
         </w:numPr>
       </w:pPr>
-      <w:hyperlink r:id="rId229">
+      <w:hyperlink r:id="rId372">
         <w:r>
           <w:rPr>
             <w:rStyle w:val="Hyperlink"/>
@@ -5576,7 +6261,7 @@
           <w:numId w:val="1028"/>
         </w:numPr>
       </w:pPr>
-      <w:hyperlink r:id="rId230">
+      <w:hyperlink r:id="rId373">
         <w:r>
           <w:rPr>
             <w:rStyle w:val="Hyperlink"/>
@@ -5593,7 +6278,7 @@
           <w:numId w:val="1028"/>
         </w:numPr>
       </w:pPr>
-      <w:hyperlink r:id="rId231">
+      <w:hyperlink r:id="rId374">
         <w:r>
           <w:rPr>
             <w:rStyle w:val="Hyperlink"/>
@@ -5610,7 +6295,7 @@
           <w:numId w:val="1028"/>
         </w:numPr>
       </w:pPr>
-      <w:hyperlink r:id="rId232">
+      <w:hyperlink r:id="rId375">
         <w:r>
           <w:rPr>
             <w:rStyle w:val="Hyperlink"/>
@@ -5627,7 +6312,7 @@
           <w:numId w:val="1028"/>
         </w:numPr>
       </w:pPr>
-      <w:hyperlink r:id="rId233">
+      <w:hyperlink r:id="rId376">
         <w:r>
           <w:rPr>
             <w:rStyle w:val="Hyperlink"/>
@@ -5644,7 +6329,7 @@
           <w:numId w:val="1028"/>
         </w:numPr>
       </w:pPr>
-      <w:hyperlink r:id="rId234">
+      <w:hyperlink r:id="rId377">
         <w:r>
           <w:rPr>
             <w:rStyle w:val="Hyperlink"/>
@@ -5661,7 +6346,7 @@
           <w:numId w:val="1028"/>
         </w:numPr>
       </w:pPr>
-      <w:hyperlink r:id="rId235">
+      <w:hyperlink r:id="rId378">
         <w:r>
           <w:rPr>
             <w:rStyle w:val="Hyperlink"/>
@@ -5678,7 +6363,7 @@
           <w:numId w:val="1028"/>
         </w:numPr>
       </w:pPr>
-      <w:hyperlink r:id="rId236">
+      <w:hyperlink r:id="rId379">
         <w:r>
           <w:rPr>
             <w:rStyle w:val="Hyperlink"/>
@@ -5695,7 +6380,7 @@
           <w:numId w:val="1028"/>
         </w:numPr>
       </w:pPr>
-      <w:hyperlink r:id="rId237">
+      <w:hyperlink r:id="rId380">
         <w:r>
           <w:rPr>
             <w:rStyle w:val="Hyperlink"/>
@@ -5712,7 +6397,7 @@
           <w:numId w:val="1028"/>
         </w:numPr>
       </w:pPr>
-      <w:hyperlink r:id="rId238">
+      <w:hyperlink r:id="rId381">
         <w:r>
           <w:rPr>
             <w:rStyle w:val="Hyperlink"/>
@@ -5729,7 +6414,7 @@
           <w:numId w:val="1028"/>
         </w:numPr>
       </w:pPr>
-      <w:hyperlink r:id="rId239">
+      <w:hyperlink r:id="rId382">
         <w:r>
           <w:rPr>
             <w:rStyle w:val="Hyperlink"/>
@@ -5779,18 +6464,18 @@
                 <wp:inline>
                   <wp:extent cx="152400" cy="152400"/>
                   <wp:effectExtent b="0" l="0" r="0" t="0"/>
-                  <wp:docPr descr="" title="" id="240" name="Picture"/>
+                  <wp:docPr descr="" title="" id="383" name="Picture"/>
                   <a:graphic>
                     <a:graphicData uri="http://schemas.openxmlformats.org/drawingml/2006/picture">
                       <pic:pic>
                         <pic:nvPicPr>
-                          <pic:cNvPr descr="/opt/quarto/share/formats/docx/note.png" id="241" name="Picture"/>
+                          <pic:cNvPr descr="/opt/quarto/share/formats/docx/note.png" id="384" name="Picture"/>
                           <pic:cNvPicPr>
                             <a:picLocks noChangeArrowheads="1" noChangeAspect="1"/>
                           </pic:cNvPicPr>
                         </pic:nvPicPr>
                         <pic:blipFill>
-                          <a:blip r:embed="rId72"/>
+                          <a:blip r:embed="rId91"/>
                           <a:stretch>
                             <a:fillRect/>
                           </a:stretch>
@@ -5847,22 +6532,7 @@
               <w:spacing w:before="16" w:after="16"/>
             </w:pPr>
             <w:r>
-              <w:t xml:space="preserve">This chapter’s old</w:t>
-            </w:r>
-            <w:r>
-              <w:t xml:space="preserve"> </w:t>
-            </w:r>
-            <w:r>
-              <w:rPr>
-                <w:rStyle w:val="VerbatimChar"/>
-              </w:rPr>
-              <w:t xml:space="preserve">#sec-</w:t>
-            </w:r>
-            <w:r>
-              <w:t xml:space="preserve"> </w:t>
-            </w:r>
-            <w:r>
-              <w:t xml:space="preserve">anchors still resolve on this page,</w:t>
+              <w:t xml:space="preserve">This chapter’s old section anchors still resolve on this page,</w:t>
             </w:r>
             <w:r>
               <w:t xml:space="preserve"> </w:t>
@@ -5928,8 +6598,8 @@
         <w:br w:type="page"/>
       </w:r>
     </w:p>
-    <w:bookmarkEnd w:id="242"/>
-    <w:bookmarkStart w:id="247" w:name="big-data"/>
+    <w:bookmarkEnd w:id="385"/>
+    <w:bookmarkStart w:id="393" w:name="big-data"/>
     <w:p>
       <w:pPr>
         <w:pStyle w:val="Heading1"/>
@@ -5970,7 +6640,7 @@
       <w:r>
         <w:t xml:space="preserve"> </w:t>
       </w:r>
-      <w:hyperlink r:id="rId243">
+      <w:hyperlink r:id="rId386">
         <w:r>
           <w:rPr>
             <w:rStyle w:val="Hyperlink"/>
@@ -6005,6 +6675,23 @@
       <w:pPr>
         <w:pStyle w:val="BodyText"/>
       </w:pPr>
+      <w:bookmarkStart w:id="387" w:name="the-data.table-package"/>
+      <w:bookmarkEnd w:id="387"/>
+      <w:r>
+        <w:t xml:space="preserve"> </w:t>
+      </w:r>
+      <w:bookmarkStart w:id="388" w:name="using-downsampled-data"/>
+      <w:bookmarkEnd w:id="388"/>
+      <w:r>
+        <w:t xml:space="preserve"> </w:t>
+      </w:r>
+      <w:bookmarkStart w:id="389" w:name="optimal-rstudio-set-up"/>
+      <w:bookmarkEnd w:id="389"/>
+    </w:p>
+    <w:p>
+      <w:pPr>
+        <w:pStyle w:val="BodyText"/>
+      </w:pPr>
       <w:r>
         <w:t xml:space="preserve">That page covers:</w:t>
       </w:r>
@@ -6017,7 +6704,7 @@
           <w:numId w:val="1029"/>
         </w:numPr>
       </w:pPr>
-      <w:hyperlink r:id="rId244">
+      <w:hyperlink r:id="rId390">
         <w:r>
           <w:rPr>
             <w:rStyle w:val="Hyperlink"/>
@@ -6034,7 +6721,7 @@
           <w:numId w:val="1029"/>
         </w:numPr>
       </w:pPr>
-      <w:hyperlink r:id="rId245">
+      <w:hyperlink r:id="rId391">
         <w:r>
           <w:rPr>
             <w:rStyle w:val="Hyperlink"/>
@@ -6051,7 +6738,7 @@
           <w:numId w:val="1029"/>
         </w:numPr>
       </w:pPr>
-      <w:hyperlink r:id="rId246">
+      <w:hyperlink r:id="rId392">
         <w:r>
           <w:rPr>
             <w:rStyle w:val="Hyperlink"/>
@@ -6065,8 +6752,8 @@
         <w:br w:type="page"/>
       </w:r>
     </w:p>
-    <w:bookmarkEnd w:id="247"/>
-    <w:bookmarkStart w:id="255" w:name="data-masking"/>
+    <w:bookmarkEnd w:id="393"/>
+    <w:bookmarkStart w:id="407" w:name="data-masking"/>
     <w:p>
       <w:pPr>
         <w:pStyle w:val="Heading1"/>
@@ -6107,7 +6794,7 @@
       <w:r>
         <w:t xml:space="preserve"> </w:t>
       </w:r>
-      <w:hyperlink r:id="rId248">
+      <w:hyperlink r:id="rId394">
         <w:r>
           <w:rPr>
             <w:rStyle w:val="Hyperlink"/>
@@ -6142,8 +6829,38 @@
       <w:pPr>
         <w:pStyle w:val="BodyText"/>
       </w:pPr>
-      <w:bookmarkStart w:id="249" w:name="sec-data-masking-vs-tidy-selection"/>
-      <w:bookmarkEnd w:id="249"/>
+      <w:bookmarkStart w:id="395" w:name="sec-data-masking-vs-tidy-selection"/>
+      <w:bookmarkEnd w:id="395"/>
+      <w:r>
+        <w:t xml:space="preserve"> </w:t>
+      </w:r>
+      <w:bookmarkStart w:id="396" w:name="general-overview"/>
+      <w:bookmarkEnd w:id="396"/>
+      <w:r>
+        <w:t xml:space="preserve"> </w:t>
+      </w:r>
+      <w:bookmarkStart w:id="397" w:name="what-is-data-masking"/>
+      <w:bookmarkEnd w:id="397"/>
+      <w:r>
+        <w:t xml:space="preserve"> </w:t>
+      </w:r>
+      <w:bookmarkStart w:id="398" w:name="using-tidy-evaluation-for-data-masking"/>
+      <w:bookmarkEnd w:id="398"/>
+      <w:r>
+        <w:t xml:space="preserve"> </w:t>
+      </w:r>
+      <w:bookmarkStart w:id="399" w:name="X118ff09008793bb586a8982fedb3eb2b41d1fc5"/>
+      <w:bookmarkEnd w:id="399"/>
+      <w:r>
+        <w:t xml:space="preserve"> </w:t>
+      </w:r>
+      <w:bookmarkStart w:id="400" w:name="technical-overview"/>
+      <w:bookmarkEnd w:id="400"/>
+      <w:r>
+        <w:t xml:space="preserve"> </w:t>
+      </w:r>
+      <w:bookmarkStart w:id="401" w:name="example"/>
+      <w:bookmarkEnd w:id="401"/>
     </w:p>
     <w:p>
       <w:pPr>
@@ -6161,7 +6878,7 @@
           <w:numId w:val="1030"/>
         </w:numPr>
       </w:pPr>
-      <w:hyperlink r:id="rId250">
+      <w:hyperlink r:id="rId402">
         <w:r>
           <w:rPr>
             <w:rStyle w:val="Hyperlink"/>
@@ -6178,7 +6895,7 @@
           <w:numId w:val="1030"/>
         </w:numPr>
       </w:pPr>
-      <w:hyperlink r:id="rId251">
+      <w:hyperlink r:id="rId403">
         <w:r>
           <w:rPr>
             <w:rStyle w:val="Hyperlink"/>
@@ -6195,7 +6912,7 @@
           <w:numId w:val="1030"/>
         </w:numPr>
       </w:pPr>
-      <w:hyperlink r:id="rId252">
+      <w:hyperlink r:id="rId404">
         <w:r>
           <w:rPr>
             <w:rStyle w:val="Hyperlink"/>
@@ -6245,18 +6962,18 @@
                 <wp:inline>
                   <wp:extent cx="152400" cy="152400"/>
                   <wp:effectExtent b="0" l="0" r="0" t="0"/>
-                  <wp:docPr descr="" title="" id="253" name="Picture"/>
+                  <wp:docPr descr="" title="" id="405" name="Picture"/>
                   <a:graphic>
                     <a:graphicData uri="http://schemas.openxmlformats.org/drawingml/2006/picture">
                       <pic:pic>
                         <pic:nvPicPr>
-                          <pic:cNvPr descr="/opt/quarto/share/formats/docx/note.png" id="254" name="Picture"/>
+                          <pic:cNvPr descr="/opt/quarto/share/formats/docx/note.png" id="406" name="Picture"/>
                           <pic:cNvPicPr>
                             <a:picLocks noChangeArrowheads="1" noChangeAspect="1"/>
                           </pic:cNvPicPr>
                         </pic:nvPicPr>
                         <pic:blipFill>
-                          <a:blip r:embed="rId72"/>
+                          <a:blip r:embed="rId91"/>
                           <a:stretch>
                             <a:fillRect/>
                           </a:stretch>
@@ -6313,22 +7030,7 @@
               <w:spacing w:before="16" w:after="16"/>
             </w:pPr>
             <w:r>
-              <w:t xml:space="preserve">This chapter’s old</w:t>
-            </w:r>
-            <w:r>
-              <w:t xml:space="preserve"> </w:t>
-            </w:r>
-            <w:r>
-              <w:rPr>
-                <w:rStyle w:val="VerbatimChar"/>
-              </w:rPr>
-              <w:t xml:space="preserve">#sec-</w:t>
-            </w:r>
-            <w:r>
-              <w:t xml:space="preserve"> </w:t>
-            </w:r>
-            <w:r>
-              <w:t xml:space="preserve">anchors still resolve on this page,</w:t>
+              <w:t xml:space="preserve">This chapter’s old section anchors still resolve on this page,</w:t>
             </w:r>
             <w:r>
               <w:t xml:space="preserve"> </w:t>
@@ -6394,8 +7096,8 @@
         <w:br w:type="page"/>
       </w:r>
     </w:p>
-    <w:bookmarkEnd w:id="255"/>
-    <w:bookmarkStart w:id="269" w:name="sec-quarto"/>
+    <w:bookmarkEnd w:id="407"/>
+    <w:bookmarkStart w:id="474" w:name="sec-quarto"/>
     <w:p>
       <w:pPr>
         <w:pStyle w:val="Heading1"/>
@@ -6436,7 +7138,7 @@
       <w:r>
         <w:t xml:space="preserve"> </w:t>
       </w:r>
-      <w:hyperlink r:id="rId256">
+      <w:hyperlink r:id="rId408">
         <w:r>
           <w:rPr>
             <w:rStyle w:val="Hyperlink"/>
@@ -6471,8 +7173,273 @@
       <w:pPr>
         <w:pStyle w:val="BodyText"/>
       </w:pPr>
-      <w:bookmarkStart w:id="257" w:name="sec-quarto-dashboards"/>
-      <w:bookmarkEnd w:id="257"/>
+      <w:bookmarkStart w:id="409" w:name="sec-quarto-dashboards"/>
+      <w:bookmarkEnd w:id="409"/>
+      <w:r>
+        <w:t xml:space="preserve"> </w:t>
+      </w:r>
+      <w:bookmarkStart w:id="410" w:name="introduction"/>
+      <w:bookmarkEnd w:id="410"/>
+      <w:r>
+        <w:t xml:space="preserve"> </w:t>
+      </w:r>
+      <w:bookmarkStart w:id="411" w:name="key-features"/>
+      <w:bookmarkEnd w:id="411"/>
+      <w:r>
+        <w:t xml:space="preserve"> </w:t>
+      </w:r>
+      <w:bookmarkStart w:id="412" w:name="why-quarto"/>
+      <w:bookmarkEnd w:id="412"/>
+      <w:r>
+        <w:t xml:space="preserve"> </w:t>
+      </w:r>
+      <w:bookmarkStart w:id="413" w:name="getting-started"/>
+      <w:bookmarkEnd w:id="413"/>
+      <w:r>
+        <w:t xml:space="preserve"> </w:t>
+      </w:r>
+      <w:bookmarkStart w:id="414" w:name="quarto-basics"/>
+      <w:bookmarkEnd w:id="414"/>
+      <w:r>
+        <w:t xml:space="preserve"> </w:t>
+      </w:r>
+      <w:bookmarkStart w:id="415" w:name="creating-a-new-quarto-document"/>
+      <w:bookmarkEnd w:id="415"/>
+      <w:r>
+        <w:t xml:space="preserve"> </w:t>
+      </w:r>
+      <w:bookmarkStart w:id="416" w:name="visual-vs.-source-editor"/>
+      <w:bookmarkEnd w:id="416"/>
+      <w:r>
+        <w:t xml:space="preserve"> </w:t>
+      </w:r>
+      <w:bookmarkStart w:id="417" w:name="rendering-documents"/>
+      <w:bookmarkEnd w:id="417"/>
+      <w:r>
+        <w:t xml:space="preserve"> </w:t>
+      </w:r>
+      <w:bookmarkStart w:id="418" w:name="code-chunks"/>
+      <w:bookmarkEnd w:id="418"/>
+      <w:r>
+        <w:t xml:space="preserve"> </w:t>
+      </w:r>
+      <w:bookmarkStart w:id="419" w:name="format-specific-settings"/>
+      <w:bookmarkEnd w:id="419"/>
+      <w:r>
+        <w:t xml:space="preserve"> </w:t>
+      </w:r>
+      <w:bookmarkStart w:id="420" w:name="text-formatting"/>
+      <w:bookmarkEnd w:id="420"/>
+      <w:r>
+        <w:t xml:space="preserve"> </w:t>
+      </w:r>
+      <w:bookmarkStart w:id="421" w:name="building-quarto-books"/>
+      <w:bookmarkEnd w:id="421"/>
+      <w:r>
+        <w:t xml:space="preserve"> </w:t>
+      </w:r>
+      <w:bookmarkStart w:id="422" w:name="creating-a-quarto-book"/>
+      <w:bookmarkEnd w:id="422"/>
+      <w:r>
+        <w:t xml:space="preserve"> </w:t>
+      </w:r>
+      <w:bookmarkStart w:id="423" w:name="building-and-previewing"/>
+      <w:bookmarkEnd w:id="423"/>
+      <w:r>
+        <w:t xml:space="preserve"> </w:t>
+      </w:r>
+      <w:bookmarkStart w:id="424" w:name="book-structure"/>
+      <w:bookmarkEnd w:id="424"/>
+      <w:r>
+        <w:t xml:space="preserve"> </w:t>
+      </w:r>
+      <w:bookmarkStart w:id="425" w:name="book-features"/>
+      <w:bookmarkEnd w:id="425"/>
+      <w:r>
+        <w:t xml:space="preserve"> </w:t>
+      </w:r>
+      <w:bookmarkStart w:id="426" w:name="example-this-lab-manual"/>
+      <w:bookmarkEnd w:id="426"/>
+      <w:r>
+        <w:t xml:space="preserve"> </w:t>
+      </w:r>
+      <w:bookmarkStart w:id="427" w:name="resources"/>
+      <w:bookmarkEnd w:id="427"/>
+      <w:r>
+        <w:t xml:space="preserve"> </w:t>
+      </w:r>
+      <w:bookmarkStart w:id="428" w:name="quarto-profiles"/>
+      <w:bookmarkEnd w:id="428"/>
+      <w:r>
+        <w:t xml:space="preserve"> </w:t>
+      </w:r>
+      <w:bookmarkStart w:id="429" w:name="what-are-profiles"/>
+      <w:bookmarkEnd w:id="429"/>
+      <w:r>
+        <w:t xml:space="preserve"> </w:t>
+      </w:r>
+      <w:bookmarkStart w:id="430" w:name="example-rendering-chapters-as-slides"/>
+      <w:bookmarkEnd w:id="430"/>
+      <w:r>
+        <w:t xml:space="preserve"> </w:t>
+      </w:r>
+      <w:bookmarkStart w:id="431" w:name="creating-a-profile"/>
+      <w:bookmarkEnd w:id="431"/>
+      <w:r>
+        <w:t xml:space="preserve"> </w:t>
+      </w:r>
+      <w:bookmarkStart w:id="432" w:name="common-use-cases"/>
+      <w:bookmarkEnd w:id="432"/>
+      <w:r>
+        <w:t xml:space="preserve"> </w:t>
+      </w:r>
+      <w:bookmarkStart w:id="433" w:name="resources-1"/>
+      <w:bookmarkEnd w:id="433"/>
+      <w:r>
+        <w:t xml:space="preserve"> </w:t>
+      </w:r>
+      <w:bookmarkStart w:id="434" w:name="advanced-features"/>
+      <w:bookmarkEnd w:id="434"/>
+      <w:r>
+        <w:t xml:space="preserve"> </w:t>
+      </w:r>
+      <w:bookmarkStart w:id="435" w:name="cross-references"/>
+      <w:bookmarkEnd w:id="435"/>
+      <w:r>
+        <w:t xml:space="preserve"> </w:t>
+      </w:r>
+      <w:bookmarkStart w:id="436" w:name="using-includes-for-modular-content"/>
+      <w:bookmarkEnd w:id="436"/>
+      <w:r>
+        <w:t xml:space="preserve"> </w:t>
+      </w:r>
+      <w:bookmarkStart w:id="437" w:name="including-external-code-files"/>
+      <w:bookmarkEnd w:id="437"/>
+      <w:r>
+        <w:t xml:space="preserve"> </w:t>
+      </w:r>
+      <w:bookmarkStart w:id="438" w:name="mermaid-diagrams"/>
+      <w:bookmarkEnd w:id="438"/>
+      <w:r>
+        <w:t xml:space="preserve"> </w:t>
+      </w:r>
+      <w:bookmarkStart w:id="439" w:name="creating-mermaid-diagrams"/>
+      <w:bookmarkEnd w:id="439"/>
+      <w:r>
+        <w:t xml:space="preserve"> </w:t>
+      </w:r>
+      <w:bookmarkStart w:id="440" w:name="known-issues-with-docx-and-pdf-output"/>
+      <w:bookmarkEnd w:id="440"/>
+      <w:r>
+        <w:t xml:space="preserve"> </w:t>
+      </w:r>
+      <w:bookmarkStart w:id="441" w:name="rendering-failures-and-hangs"/>
+      <w:bookmarkEnd w:id="441"/>
+      <w:r>
+        <w:t xml:space="preserve"> </w:t>
+      </w:r>
+      <w:bookmarkStart w:id="442" w:name="image-quality-issues"/>
+      <w:bookmarkEnd w:id="442"/>
+      <w:r>
+        <w:t xml:space="preserve"> </w:t>
+      </w:r>
+      <w:bookmarkStart w:id="443" w:name="recommended-workarounds"/>
+      <w:bookmarkEnd w:id="443"/>
+      <w:r>
+        <w:t xml:space="preserve"> </w:t>
+      </w:r>
+      <w:bookmarkStart w:id="444" w:name="X2edef8ce9f8bac616e9594daed1c60b0b595fc0"/>
+      <w:bookmarkEnd w:id="444"/>
+      <w:r>
+        <w:t xml:space="preserve"> </w:t>
+      </w:r>
+      <w:bookmarkStart w:id="445" w:name="Xbfb676fb4e0cc03a5e43d4b5e20c58be3d2e99c"/>
+      <w:bookmarkEnd w:id="445"/>
+      <w:r>
+        <w:t xml:space="preserve"> </w:t>
+      </w:r>
+      <w:bookmarkStart w:id="446" w:name="Xdafd877d5028a086c03193885ac2230894ef7ac"/>
+      <w:bookmarkEnd w:id="446"/>
+      <w:r>
+        <w:t xml:space="preserve"> </w:t>
+      </w:r>
+      <w:bookmarkStart w:id="447" w:name="prefer-html-output-when-possible"/>
+      <w:bookmarkEnd w:id="447"/>
+      <w:r>
+        <w:t xml:space="preserve"> </w:t>
+      </w:r>
+      <w:bookmarkStart w:id="448" w:name="real-world-example"/>
+      <w:bookmarkEnd w:id="448"/>
+      <w:r>
+        <w:t xml:space="preserve"> </w:t>
+      </w:r>
+      <w:bookmarkStart w:id="449" w:name="future-outlook"/>
+      <w:bookmarkEnd w:id="449"/>
+      <w:r>
+        <w:t xml:space="preserve"> </w:t>
+      </w:r>
+      <w:bookmarkStart w:id="450" w:name="summary"/>
+      <w:bookmarkEnd w:id="450"/>
+      <w:r>
+        <w:t xml:space="preserve"> </w:t>
+      </w:r>
+      <w:bookmarkStart w:id="451" w:name="troubleshooting"/>
+      <w:bookmarkEnd w:id="451"/>
+      <w:r>
+        <w:t xml:space="preserve"> </w:t>
+      </w:r>
+      <w:bookmarkStart w:id="452" w:name="checking-your-setup"/>
+      <w:bookmarkEnd w:id="452"/>
+      <w:r>
+        <w:t xml:space="preserve"> </w:t>
+      </w:r>
+      <w:bookmarkStart w:id="453" w:name="diagnostic-tools"/>
+      <w:bookmarkEnd w:id="453"/>
+      <w:r>
+        <w:t xml:space="preserve"> </w:t>
+      </w:r>
+      <w:bookmarkStart w:id="454" w:name="common-issues"/>
+      <w:bookmarkEnd w:id="454"/>
+      <w:r>
+        <w:t xml:space="preserve"> </w:t>
+      </w:r>
+      <w:bookmarkStart w:id="455" w:name="advanced-troubleshooting"/>
+      <w:bookmarkEnd w:id="455"/>
+      <w:r>
+        <w:t xml:space="preserve"> </w:t>
+      </w:r>
+      <w:bookmarkStart w:id="456" w:name="additional-resources"/>
+      <w:bookmarkEnd w:id="456"/>
+      <w:r>
+        <w:t xml:space="preserve"> </w:t>
+      </w:r>
+      <w:bookmarkStart w:id="457" w:name="official-documentation"/>
+      <w:bookmarkEnd w:id="457"/>
+      <w:r>
+        <w:t xml:space="preserve"> </w:t>
+      </w:r>
+      <w:bookmarkStart w:id="458" w:name="learning-resources"/>
+      <w:bookmarkEnd w:id="458"/>
+      <w:r>
+        <w:t xml:space="preserve"> </w:t>
+      </w:r>
+      <w:bookmarkStart w:id="459" w:name="templates"/>
+      <w:bookmarkEnd w:id="459"/>
+      <w:r>
+        <w:t xml:space="preserve"> </w:t>
+      </w:r>
+      <w:bookmarkStart w:id="460" w:name="extensions-and-tools"/>
+      <w:bookmarkEnd w:id="460"/>
+      <w:r>
+        <w:t xml:space="preserve"> </w:t>
+      </w:r>
+      <w:bookmarkStart w:id="461" w:name="development-roadmap-and-known-issues"/>
+      <w:bookmarkEnd w:id="461"/>
+      <w:r>
+        <w:t xml:space="preserve"> </w:t>
+      </w:r>
+      <w:bookmarkStart w:id="462" w:name="related-lab-manual-chapters"/>
+      <w:bookmarkEnd w:id="462"/>
     </w:p>
     <w:p>
       <w:pPr>
@@ -6490,7 +7457,7 @@
           <w:numId w:val="1031"/>
         </w:numPr>
       </w:pPr>
-      <w:hyperlink r:id="rId258">
+      <w:hyperlink r:id="rId463">
         <w:r>
           <w:rPr>
             <w:rStyle w:val="Hyperlink"/>
@@ -6507,7 +7474,7 @@
           <w:numId w:val="1031"/>
         </w:numPr>
       </w:pPr>
-      <w:hyperlink r:id="rId259">
+      <w:hyperlink r:id="rId464">
         <w:r>
           <w:rPr>
             <w:rStyle w:val="Hyperlink"/>
@@ -6524,7 +7491,7 @@
           <w:numId w:val="1031"/>
         </w:numPr>
       </w:pPr>
-      <w:hyperlink r:id="rId260">
+      <w:hyperlink r:id="rId465">
         <w:r>
           <w:rPr>
             <w:rStyle w:val="Hyperlink"/>
@@ -6541,7 +7508,7 @@
           <w:numId w:val="1031"/>
         </w:numPr>
       </w:pPr>
-      <w:hyperlink r:id="rId261">
+      <w:hyperlink r:id="rId466">
         <w:r>
           <w:rPr>
             <w:rStyle w:val="Hyperlink"/>
@@ -6558,7 +7525,7 @@
           <w:numId w:val="1031"/>
         </w:numPr>
       </w:pPr>
-      <w:hyperlink r:id="rId262">
+      <w:hyperlink r:id="rId467">
         <w:r>
           <w:rPr>
             <w:rStyle w:val="Hyperlink"/>
@@ -6575,7 +7542,7 @@
           <w:numId w:val="1031"/>
         </w:numPr>
       </w:pPr>
-      <w:hyperlink r:id="rId263">
+      <w:hyperlink r:id="rId468">
         <w:r>
           <w:rPr>
             <w:rStyle w:val="Hyperlink"/>
@@ -6592,7 +7559,7 @@
           <w:numId w:val="1031"/>
         </w:numPr>
       </w:pPr>
-      <w:hyperlink r:id="rId264">
+      <w:hyperlink r:id="rId469">
         <w:r>
           <w:rPr>
             <w:rStyle w:val="Hyperlink"/>
@@ -6609,7 +7576,7 @@
           <w:numId w:val="1031"/>
         </w:numPr>
       </w:pPr>
-      <w:hyperlink r:id="rId265">
+      <w:hyperlink r:id="rId470">
         <w:r>
           <w:rPr>
             <w:rStyle w:val="Hyperlink"/>
@@ -6626,7 +7593,7 @@
           <w:numId w:val="1031"/>
         </w:numPr>
       </w:pPr>
-      <w:hyperlink r:id="rId266">
+      <w:hyperlink r:id="rId471">
         <w:r>
           <w:rPr>
             <w:rStyle w:val="Hyperlink"/>
@@ -6676,18 +7643,18 @@
                 <wp:inline>
                   <wp:extent cx="152400" cy="152400"/>
                   <wp:effectExtent b="0" l="0" r="0" t="0"/>
-                  <wp:docPr descr="" title="" id="267" name="Picture"/>
+                  <wp:docPr descr="" title="" id="472" name="Picture"/>
                   <a:graphic>
                     <a:graphicData uri="http://schemas.openxmlformats.org/drawingml/2006/picture">
                       <pic:pic>
                         <pic:nvPicPr>
-                          <pic:cNvPr descr="/opt/quarto/share/formats/docx/note.png" id="268" name="Picture"/>
+                          <pic:cNvPr descr="/opt/quarto/share/formats/docx/note.png" id="473" name="Picture"/>
                           <pic:cNvPicPr>
                             <a:picLocks noChangeArrowheads="1" noChangeAspect="1"/>
                           </pic:cNvPicPr>
                         </pic:nvPicPr>
                         <pic:blipFill>
-                          <a:blip r:embed="rId72"/>
+                          <a:blip r:embed="rId91"/>
                           <a:stretch>
                             <a:fillRect/>
                           </a:stretch>
@@ -6744,22 +7711,7 @@
               <w:spacing w:before="16" w:after="16"/>
             </w:pPr>
             <w:r>
-              <w:t xml:space="preserve">This chapter’s old</w:t>
-            </w:r>
-            <w:r>
-              <w:t xml:space="preserve"> </w:t>
-            </w:r>
-            <w:r>
-              <w:rPr>
-                <w:rStyle w:val="VerbatimChar"/>
-              </w:rPr>
-              <w:t xml:space="preserve">#sec-</w:t>
-            </w:r>
-            <w:r>
-              <w:t xml:space="preserve"> </w:t>
-            </w:r>
-            <w:r>
-              <w:t xml:space="preserve">anchors still resolve on this page,</w:t>
+              <w:t xml:space="preserve">This chapter’s old section anchors still resolve on this page,</w:t>
             </w:r>
             <w:r>
               <w:t xml:space="preserve"> </w:t>
@@ -6777,7 +7729,7 @@
               <w:t xml:space="preserve"> </w:t>
             </w:r>
             <w:r>
-              <w:t xml:space="preserve">under the same anchor.</w:t>
+              <w:t xml:space="preserve">usually under the same anchor.</w:t>
             </w:r>
             <w:r>
               <w:t xml:space="preserve"> </w:t>
@@ -6825,8 +7777,8 @@
         <w:br w:type="page"/>
       </w:r>
     </w:p>
-    <w:bookmarkEnd w:id="269"/>
-    <w:bookmarkStart w:id="323" w:name="sec-github"/>
+    <w:bookmarkEnd w:id="474"/>
+    <w:bookmarkStart w:id="542" w:name="sec-github"/>
     <w:p>
       <w:pPr>
         <w:pStyle w:val="Heading1"/>
@@ -6867,7 +7819,7 @@
       <w:r>
         <w:t xml:space="preserve"> </w:t>
       </w:r>
-      <w:hyperlink r:id="rId270">
+      <w:hyperlink r:id="rId475">
         <w:r>
           <w:rPr>
             <w:rStyle w:val="Hyperlink"/>
@@ -6902,93 +7854,163 @@
       <w:pPr>
         <w:pStyle w:val="BodyText"/>
       </w:pPr>
-      <w:bookmarkStart w:id="271" w:name="sec-cli-tools"/>
-      <w:bookmarkEnd w:id="271"/>
-      <w:r>
-        <w:t xml:space="preserve"> </w:t>
-      </w:r>
-      <w:bookmarkStart w:id="272" w:name="sec-dev-branches"/>
-      <w:bookmarkEnd w:id="272"/>
-      <w:r>
-        <w:t xml:space="preserve"> </w:t>
-      </w:r>
-      <w:bookmarkStart w:id="273" w:name="sec-export-cautions"/>
-      <w:bookmarkEnd w:id="273"/>
-      <w:r>
-        <w:t xml:space="preserve"> </w:t>
-      </w:r>
-      <w:bookmarkStart w:id="274" w:name="sec-export-conversations"/>
-      <w:bookmarkEnd w:id="274"/>
-      <w:r>
-        <w:t xml:space="preserve"> </w:t>
-      </w:r>
-      <w:bookmarkStart w:id="275" w:name="sec-export-gh"/>
-      <w:bookmarkEnd w:id="275"/>
-      <w:r>
-        <w:t xml:space="preserve"> </w:t>
-      </w:r>
-      <w:bookmarkStart w:id="276" w:name="sec-export-graphql"/>
-      <w:bookmarkEnd w:id="276"/>
-      <w:r>
-        <w:t xml:space="preserve"> </w:t>
-      </w:r>
-      <w:bookmarkStart w:id="277" w:name="sec-export-migration"/>
-      <w:bookmarkEnd w:id="277"/>
-      <w:r>
-        <w:t xml:space="preserve"> </w:t>
-      </w:r>
-      <w:bookmarkStart w:id="278" w:name="sec-export-rest"/>
-      <w:bookmarkEnd w:id="278"/>
-      <w:r>
-        <w:t xml:space="preserve"> </w:t>
-      </w:r>
-      <w:bookmarkStart w:id="279" w:name="sec-export-three-streams"/>
-      <w:bookmarkEnd w:id="279"/>
-      <w:r>
-        <w:t xml:space="preserve"> </w:t>
-      </w:r>
-      <w:bookmarkStart w:id="280" w:name="sec-git-gui-clients"/>
-      <w:bookmarkEnd w:id="280"/>
-      <w:r>
-        <w:t xml:space="preserve"> </w:t>
-      </w:r>
-      <w:bookmarkStart w:id="281" w:name="sec-gitattributes"/>
-      <w:bookmarkEnd w:id="281"/>
-      <w:r>
-        <w:t xml:space="preserve"> </w:t>
-      </w:r>
-      <w:bookmarkStart w:id="282" w:name="sec-github-desktop"/>
-      <w:bookmarkEnd w:id="282"/>
-      <w:r>
-        <w:t xml:space="preserve"> </w:t>
-      </w:r>
-      <w:bookmarkStart w:id="283" w:name="sec-gitkraken"/>
-      <w:bookmarkEnd w:id="283"/>
-      <w:r>
-        <w:t xml:space="preserve"> </w:t>
-      </w:r>
-      <w:bookmarkStart w:id="284" w:name="sec-gitkraken-kepler"/>
-      <w:bookmarkEnd w:id="284"/>
-      <w:r>
-        <w:t xml:space="preserve"> </w:t>
-      </w:r>
-      <w:bookmarkStart w:id="285" w:name="sec-gitlab"/>
-      <w:bookmarkEnd w:id="285"/>
-      <w:r>
-        <w:t xml:space="preserve"> </w:t>
-      </w:r>
-      <w:bookmarkStart w:id="286" w:name="sec-install-gh"/>
-      <w:bookmarkEnd w:id="286"/>
-      <w:r>
-        <w:t xml:space="preserve"> </w:t>
-      </w:r>
-      <w:bookmarkStart w:id="287" w:name="sec-install-glab"/>
-      <w:bookmarkEnd w:id="287"/>
-      <w:r>
-        <w:t xml:space="preserve"> </w:t>
-      </w:r>
-      <w:bookmarkStart w:id="288" w:name="sec-removing-sensitive-data"/>
-      <w:bookmarkEnd w:id="288"/>
+      <w:bookmarkStart w:id="476" w:name="sec-cli-tools"/>
+      <w:bookmarkEnd w:id="476"/>
+      <w:r>
+        <w:t xml:space="preserve"> </w:t>
+      </w:r>
+      <w:bookmarkStart w:id="477" w:name="sec-dev-branches"/>
+      <w:bookmarkEnd w:id="477"/>
+      <w:r>
+        <w:t xml:space="preserve"> </w:t>
+      </w:r>
+      <w:bookmarkStart w:id="478" w:name="sec-export-cautions"/>
+      <w:bookmarkEnd w:id="478"/>
+      <w:r>
+        <w:t xml:space="preserve"> </w:t>
+      </w:r>
+      <w:bookmarkStart w:id="479" w:name="sec-export-conversations"/>
+      <w:bookmarkEnd w:id="479"/>
+      <w:r>
+        <w:t xml:space="preserve"> </w:t>
+      </w:r>
+      <w:bookmarkStart w:id="480" w:name="sec-export-gh"/>
+      <w:bookmarkEnd w:id="480"/>
+      <w:r>
+        <w:t xml:space="preserve"> </w:t>
+      </w:r>
+      <w:bookmarkStart w:id="481" w:name="sec-export-graphql"/>
+      <w:bookmarkEnd w:id="481"/>
+      <w:r>
+        <w:t xml:space="preserve"> </w:t>
+      </w:r>
+      <w:bookmarkStart w:id="482" w:name="sec-export-migration"/>
+      <w:bookmarkEnd w:id="482"/>
+      <w:r>
+        <w:t xml:space="preserve"> </w:t>
+      </w:r>
+      <w:bookmarkStart w:id="483" w:name="sec-export-rest"/>
+      <w:bookmarkEnd w:id="483"/>
+      <w:r>
+        <w:t xml:space="preserve"> </w:t>
+      </w:r>
+      <w:bookmarkStart w:id="484" w:name="sec-export-three-streams"/>
+      <w:bookmarkEnd w:id="484"/>
+      <w:r>
+        <w:t xml:space="preserve"> </w:t>
+      </w:r>
+      <w:bookmarkStart w:id="485" w:name="sec-git-gui-clients"/>
+      <w:bookmarkEnd w:id="485"/>
+      <w:r>
+        <w:t xml:space="preserve"> </w:t>
+      </w:r>
+      <w:bookmarkStart w:id="486" w:name="sec-gitattributes"/>
+      <w:bookmarkEnd w:id="486"/>
+      <w:r>
+        <w:t xml:space="preserve"> </w:t>
+      </w:r>
+      <w:bookmarkStart w:id="487" w:name="sec-github-desktop"/>
+      <w:bookmarkEnd w:id="487"/>
+      <w:r>
+        <w:t xml:space="preserve"> </w:t>
+      </w:r>
+      <w:bookmarkStart w:id="488" w:name="sec-gitkraken"/>
+      <w:bookmarkEnd w:id="488"/>
+      <w:r>
+        <w:t xml:space="preserve"> </w:t>
+      </w:r>
+      <w:bookmarkStart w:id="489" w:name="sec-gitkraken-kepler"/>
+      <w:bookmarkEnd w:id="489"/>
+      <w:r>
+        <w:t xml:space="preserve"> </w:t>
+      </w:r>
+      <w:bookmarkStart w:id="490" w:name="sec-gitlab"/>
+      <w:bookmarkEnd w:id="490"/>
+      <w:r>
+        <w:t xml:space="preserve"> </w:t>
+      </w:r>
+      <w:bookmarkStart w:id="491" w:name="sec-install-gh"/>
+      <w:bookmarkEnd w:id="491"/>
+      <w:r>
+        <w:t xml:space="preserve"> </w:t>
+      </w:r>
+      <w:bookmarkStart w:id="492" w:name="sec-install-glab"/>
+      <w:bookmarkEnd w:id="492"/>
+      <w:r>
+        <w:t xml:space="preserve"> </w:t>
+      </w:r>
+      <w:bookmarkStart w:id="493" w:name="sec-removing-sensitive-data"/>
+      <w:bookmarkEnd w:id="493"/>
+      <w:r>
+        <w:t xml:space="preserve"> </w:t>
+      </w:r>
+      <w:bookmarkStart w:id="494" w:name="basics"/>
+      <w:bookmarkEnd w:id="494"/>
+      <w:r>
+        <w:t xml:space="preserve"> </w:t>
+      </w:r>
+      <w:bookmarkStart w:id="495" w:name="git-branching"/>
+      <w:bookmarkEnd w:id="495"/>
+      <w:r>
+        <w:t xml:space="preserve"> </w:t>
+      </w:r>
+      <w:bookmarkStart w:id="496" w:name="example-workflow"/>
+      <w:bookmarkEnd w:id="496"/>
+      <w:r>
+        <w:t xml:space="preserve"> </w:t>
+      </w:r>
+      <w:bookmarkStart w:id="497" w:name="pull-request-roles-and-protocol"/>
+      <w:bookmarkEnd w:id="497"/>
+      <w:r>
+        <w:t xml:space="preserve"> </w:t>
+      </w:r>
+      <w:bookmarkStart w:id="498" w:name="commonly-used-git-commands"/>
+      <w:bookmarkEnd w:id="498"/>
+      <w:r>
+        <w:t xml:space="preserve"> </w:t>
+      </w:r>
+      <w:bookmarkStart w:id="499" w:name="how-often-should-i-commit"/>
+      <w:bookmarkEnd w:id="499"/>
+      <w:r>
+        <w:t xml:space="preserve"> </w:t>
+      </w:r>
+      <w:bookmarkStart w:id="500" w:name="repeated-amend-workflow"/>
+      <w:bookmarkEnd w:id="500"/>
+      <w:r>
+        <w:t xml:space="preserve"> </w:t>
+      </w:r>
+      <w:bookmarkStart w:id="501" w:name="basic-workflow"/>
+      <w:bookmarkEnd w:id="501"/>
+      <w:r>
+        <w:t xml:space="preserve"> </w:t>
+      </w:r>
+      <w:bookmarkStart w:id="502" w:name="key-points"/>
+      <w:bookmarkEnd w:id="502"/>
+      <w:r>
+        <w:t xml:space="preserve"> </w:t>
+      </w:r>
+      <w:bookmarkStart w:id="503" w:name="what-should-be-pushed-to-github"/>
+      <w:bookmarkEnd w:id="503"/>
+      <w:r>
+        <w:t xml:space="preserve"> </w:t>
+      </w:r>
+      <w:bookmarkStart w:id="504" w:name="the-linguist-generated-attribute"/>
+      <w:bookmarkEnd w:id="504"/>
+      <w:r>
+        <w:t xml:space="preserve"> </w:t>
+      </w:r>
+      <w:bookmarkStart w:id="505" w:name="using-.gitattributes"/>
+      <w:bookmarkEnd w:id="505"/>
+      <w:r>
+        <w:t xml:space="preserve"> </w:t>
+      </w:r>
+      <w:bookmarkStart w:id="506" w:name="other-useful-linguist-attributes"/>
+      <w:bookmarkEnd w:id="506"/>
+      <w:r>
+        <w:t xml:space="preserve"> </w:t>
+      </w:r>
+      <w:bookmarkStart w:id="507" w:name="immediate-steps"/>
+      <w:bookmarkEnd w:id="507"/>
     </w:p>
     <w:p>
       <w:pPr>
@@ -7006,7 +8028,7 @@
           <w:numId w:val="1032"/>
         </w:numPr>
       </w:pPr>
-      <w:hyperlink r:id="rId289">
+      <w:hyperlink r:id="rId508">
         <w:r>
           <w:rPr>
             <w:rStyle w:val="Hyperlink"/>
@@ -7023,7 +8045,7 @@
           <w:numId w:val="1032"/>
         </w:numPr>
       </w:pPr>
-      <w:hyperlink r:id="rId290">
+      <w:hyperlink r:id="rId509">
         <w:r>
           <w:rPr>
             <w:rStyle w:val="Hyperlink"/>
@@ -7040,7 +8062,7 @@
           <w:numId w:val="1032"/>
         </w:numPr>
       </w:pPr>
-      <w:hyperlink r:id="rId291">
+      <w:hyperlink r:id="rId510">
         <w:r>
           <w:rPr>
             <w:rStyle w:val="Hyperlink"/>
@@ -7057,7 +8079,7 @@
           <w:numId w:val="1032"/>
         </w:numPr>
       </w:pPr>
-      <w:hyperlink r:id="rId292">
+      <w:hyperlink r:id="rId511">
         <w:r>
           <w:rPr>
             <w:rStyle w:val="Hyperlink"/>
@@ -7074,7 +8096,7 @@
           <w:numId w:val="1032"/>
         </w:numPr>
       </w:pPr>
-      <w:hyperlink r:id="rId293">
+      <w:hyperlink r:id="rId512">
         <w:r>
           <w:rPr>
             <w:rStyle w:val="Hyperlink"/>
@@ -7091,7 +8113,7 @@
           <w:numId w:val="1032"/>
         </w:numPr>
       </w:pPr>
-      <w:hyperlink r:id="rId294">
+      <w:hyperlink r:id="rId513">
         <w:r>
           <w:rPr>
             <w:rStyle w:val="Hyperlink"/>
@@ -7108,7 +8130,7 @@
           <w:numId w:val="1032"/>
         </w:numPr>
       </w:pPr>
-      <w:hyperlink r:id="rId295">
+      <w:hyperlink r:id="rId514">
         <w:r>
           <w:rPr>
             <w:rStyle w:val="Hyperlink"/>
@@ -7125,7 +8147,7 @@
           <w:numId w:val="1032"/>
         </w:numPr>
       </w:pPr>
-      <w:hyperlink r:id="rId296">
+      <w:hyperlink r:id="rId515">
         <w:r>
           <w:rPr>
             <w:rStyle w:val="Hyperlink"/>
@@ -7142,7 +8164,7 @@
           <w:numId w:val="1032"/>
         </w:numPr>
       </w:pPr>
-      <w:hyperlink r:id="rId297">
+      <w:hyperlink r:id="rId516">
         <w:r>
           <w:rPr>
             <w:rStyle w:val="Hyperlink"/>
@@ -7159,7 +8181,7 @@
           <w:numId w:val="1032"/>
         </w:numPr>
       </w:pPr>
-      <w:hyperlink r:id="rId298">
+      <w:hyperlink r:id="rId517">
         <w:r>
           <w:rPr>
             <w:rStyle w:val="Hyperlink"/>
@@ -7176,7 +8198,7 @@
           <w:numId w:val="1032"/>
         </w:numPr>
       </w:pPr>
-      <w:hyperlink r:id="rId299">
+      <w:hyperlink r:id="rId518">
         <w:r>
           <w:rPr>
             <w:rStyle w:val="Hyperlink"/>
@@ -7193,7 +8215,7 @@
           <w:numId w:val="1032"/>
         </w:numPr>
       </w:pPr>
-      <w:hyperlink r:id="rId300">
+      <w:hyperlink r:id="rId519">
         <w:r>
           <w:rPr>
             <w:rStyle w:val="Hyperlink"/>
@@ -7210,7 +8232,7 @@
           <w:numId w:val="1032"/>
         </w:numPr>
       </w:pPr>
-      <w:hyperlink r:id="rId301">
+      <w:hyperlink r:id="rId520">
         <w:r>
           <w:rPr>
             <w:rStyle w:val="Hyperlink"/>
@@ -7227,7 +8249,7 @@
           <w:numId w:val="1032"/>
         </w:numPr>
       </w:pPr>
-      <w:hyperlink r:id="rId302">
+      <w:hyperlink r:id="rId521">
         <w:r>
           <w:rPr>
             <w:rStyle w:val="Hyperlink"/>
@@ -7244,7 +8266,7 @@
           <w:numId w:val="1032"/>
         </w:numPr>
       </w:pPr>
-      <w:hyperlink r:id="rId303">
+      <w:hyperlink r:id="rId522">
         <w:r>
           <w:rPr>
             <w:rStyle w:val="Hyperlink"/>
@@ -7294,18 +8316,18 @@
                 <wp:inline>
                   <wp:extent cx="152400" cy="152400"/>
                   <wp:effectExtent b="0" l="0" r="0" t="0"/>
-                  <wp:docPr descr="" title="" id="304" name="Picture"/>
+                  <wp:docPr descr="" title="" id="523" name="Picture"/>
                   <a:graphic>
                     <a:graphicData uri="http://schemas.openxmlformats.org/drawingml/2006/picture">
                       <pic:pic>
                         <pic:nvPicPr>
-                          <pic:cNvPr descr="/opt/quarto/share/formats/docx/note.png" id="305" name="Picture"/>
+                          <pic:cNvPr descr="/opt/quarto/share/formats/docx/note.png" id="524" name="Picture"/>
                           <pic:cNvPicPr>
                             <a:picLocks noChangeArrowheads="1" noChangeAspect="1"/>
                           </pic:cNvPicPr>
                         </pic:nvPicPr>
                         <pic:blipFill>
-                          <a:blip r:embed="rId72"/>
+                          <a:blip r:embed="rId91"/>
                           <a:stretch>
                             <a:fillRect/>
                           </a:stretch>
@@ -7362,22 +8384,7 @@
               <w:spacing w:before="16" w:after="16"/>
             </w:pPr>
             <w:r>
-              <w:t xml:space="preserve">This chapter’s old</w:t>
-            </w:r>
-            <w:r>
-              <w:t xml:space="preserve"> </w:t>
-            </w:r>
-            <w:r>
-              <w:rPr>
-                <w:rStyle w:val="VerbatimChar"/>
-              </w:rPr>
-              <w:t xml:space="preserve">#sec-</w:t>
-            </w:r>
-            <w:r>
-              <w:t xml:space="preserve"> </w:t>
-            </w:r>
-            <w:r>
-              <w:t xml:space="preserve">anchors still resolve on this page,</w:t>
+              <w:t xml:space="preserve">This chapter’s old section anchors still resolve on this page,</w:t>
             </w:r>
             <w:r>
               <w:t xml:space="preserve"> </w:t>
@@ -7438,7 +8445,7 @@
         </w:tc>
       </w:tr>
     </w:tbl>
-    <w:bookmarkStart w:id="322" w:name="sec-github-education"/>
+    <w:bookmarkStart w:id="541" w:name="sec-github-education"/>
     <w:p>
       <w:pPr>
         <w:pStyle w:val="Heading2"/>
@@ -7447,7 +8454,7 @@
         <w:t xml:space="preserve">11.1 GitHub Education and Copilot Access</w:t>
       </w:r>
     </w:p>
-    <w:bookmarkStart w:id="309" w:name="github-education-benefits"/>
+    <w:bookmarkStart w:id="528" w:name="github-education-benefits"/>
     <w:p>
       <w:pPr>
         <w:pStyle w:val="Heading3"/>
@@ -7496,7 +8503,7 @@
       <w:r>
         <w:t xml:space="preserve"> </w:t>
       </w:r>
-      <w:hyperlink r:id="rId306">
+      <w:hyperlink r:id="rId525">
         <w:r>
           <w:rPr>
             <w:rStyle w:val="Hyperlink"/>
@@ -7611,7 +8618,7 @@
       <w:r>
         <w:t xml:space="preserve"> </w:t>
       </w:r>
-      <w:hyperlink r:id="rId307">
+      <w:hyperlink r:id="rId526">
         <w:r>
           <w:rPr>
             <w:rStyle w:val="Hyperlink"/>
@@ -7634,7 +8641,7 @@
       <w:r>
         <w:t xml:space="preserve"> </w:t>
       </w:r>
-      <w:hyperlink r:id="rId308">
+      <w:hyperlink r:id="rId527">
         <w:r>
           <w:rPr>
             <w:rStyle w:val="Hyperlink"/>
@@ -7655,8 +8662,8 @@
         <w:t xml:space="preserve">which includes numerous free tools and services for learning and development.</w:t>
       </w:r>
     </w:p>
-    <w:bookmarkEnd w:id="309"/>
-    <w:bookmarkStart w:id="321" w:name="X41b56039c71257be4531d08391ae81a73d29f03"/>
+    <w:bookmarkEnd w:id="528"/>
+    <w:bookmarkStart w:id="540" w:name="X41b56039c71257be4531d08391ae81a73d29f03"/>
     <w:p>
       <w:pPr>
         <w:pStyle w:val="Heading3"/>
@@ -7735,7 +8742,7 @@
       <w:r>
         <w:t xml:space="preserve"> </w:t>
       </w:r>
-      <w:hyperlink r:id="rId310">
+      <w:hyperlink r:id="rId529">
         <w:r>
           <w:rPr>
             <w:rStyle w:val="Hyperlink"/>
@@ -7822,7 +8829,7 @@
       <w:tr>
         <w:tc>
           <w:tcPr/>
-          <w:bookmarkStart w:id="314" w:name="fig-request-copilot-seat"/>
+          <w:bookmarkStart w:id="533" w:name="fig-request-copilot-seat"/>
           <w:p>
             <w:pPr>
               <w:pStyle w:val="Compact"/>
@@ -7833,18 +8840,18 @@
                 <wp:inline>
                   <wp:extent cx="5334000" cy="3052792"/>
                   <wp:effectExtent b="0" l="0" r="0" t="0"/>
-                  <wp:docPr descr="" title="" id="312" name="Picture"/>
+                  <wp:docPr descr="" title="" id="531" name="Picture"/>
                   <a:graphic>
                     <a:graphicData uri="http://schemas.openxmlformats.org/drawingml/2006/picture">
                       <pic:pic>
                         <pic:nvPicPr>
-                          <pic:cNvPr descr="assets/images/github-copilot-invitation-email.png" id="313" name="Picture"/>
+                          <pic:cNvPr descr="assets/images/github-copilot-invitation-email.png" id="532" name="Picture"/>
                           <pic:cNvPicPr>
                             <a:picLocks noChangeArrowheads="1" noChangeAspect="1"/>
                           </pic:cNvPicPr>
                         </pic:nvPicPr>
                         <pic:blipFill>
-                          <a:blip r:embed="rId311"/>
+                          <a:blip r:embed="rId530"/>
                           <a:stretch>
                             <a:fillRect/>
                           </a:stretch>
@@ -7884,7 +8891,7 @@
               <w:t xml:space="preserve">Figure 11.1: UC Davis GitHub invitation with Copilot seat option</w:t>
             </w:r>
           </w:p>
-          <w:bookmarkEnd w:id="314"/>
+          <w:bookmarkEnd w:id="533"/>
         </w:tc>
       </w:tr>
     </w:tbl>
@@ -7950,7 +8957,7 @@
       <w:r>
         <w:t xml:space="preserve"> </w:t>
       </w:r>
-      <w:hyperlink r:id="rId315">
+      <w:hyperlink r:id="rId534">
         <w:r>
           <w:rPr>
             <w:rStyle w:val="Hyperlink"/>
@@ -8020,7 +9027,7 @@
       <w:tr>
         <w:tc>
           <w:tcPr/>
-          <w:bookmarkStart w:id="319" w:name="fig-copilot-settings-org-options"/>
+          <w:bookmarkStart w:id="538" w:name="fig-copilot-settings-org-options"/>
           <w:p>
             <w:pPr>
               <w:pStyle w:val="Compact"/>
@@ -8031,18 +9038,18 @@
                 <wp:inline>
                   <wp:extent cx="5334000" cy="531962"/>
                   <wp:effectExtent b="0" l="0" r="0" t="0"/>
-                  <wp:docPr descr="" title="" id="317" name="Picture"/>
+                  <wp:docPr descr="" title="" id="536" name="Picture"/>
                   <a:graphic>
                     <a:graphicData uri="http://schemas.openxmlformats.org/drawingml/2006/picture">
                       <pic:pic>
                         <pic:nvPicPr>
-                          <pic:cNvPr descr="assets/images/github-copilot-settings-page.png" id="318" name="Picture"/>
+                          <pic:cNvPr descr="assets/images/github-copilot-settings-page.png" id="537" name="Picture"/>
                           <pic:cNvPicPr>
                             <a:picLocks noChangeArrowheads="1" noChangeAspect="1"/>
                           </pic:cNvPicPr>
                         </pic:nvPicPr>
                         <pic:blipFill>
-                          <a:blip r:embed="rId316"/>
+                          <a:blip r:embed="rId535"/>
                           <a:stretch>
                             <a:fillRect/>
                           </a:stretch>
@@ -8082,7 +9089,7 @@
               <w:t xml:space="preserve">Figure 11.2: GitHub Copilot settings page showing organization options</w:t>
             </w:r>
           </w:p>
-          <w:bookmarkEnd w:id="319"/>
+          <w:bookmarkEnd w:id="538"/>
         </w:tc>
       </w:tr>
     </w:tbl>
@@ -8132,7 +9139,7 @@
       <w:r>
         <w:t xml:space="preserve"> </w:t>
       </w:r>
-      <w:hyperlink r:id="rId320">
+      <w:hyperlink r:id="rId539">
         <w:r>
           <w:rPr>
             <w:rStyle w:val="Hyperlink"/>
@@ -8173,10 +9180,10 @@
         <w:br w:type="page"/>
       </w:r>
     </w:p>
-    <w:bookmarkEnd w:id="321"/>
-    <w:bookmarkEnd w:id="322"/>
-    <w:bookmarkEnd w:id="323"/>
-    <w:bookmarkStart w:id="343" w:name="sec-collab-dev"/>
+    <w:bookmarkEnd w:id="540"/>
+    <w:bookmarkEnd w:id="541"/>
+    <w:bookmarkEnd w:id="542"/>
+    <w:bookmarkStart w:id="581" w:name="sec-collab-dev"/>
     <w:p>
       <w:pPr>
         <w:pStyle w:val="Heading1"/>
@@ -8252,78 +9259,173 @@
       <w:pPr>
         <w:pStyle w:val="BodyText"/>
       </w:pPr>
-      <w:bookmarkStart w:id="324" w:name="sec-avoid-closing-restarting-prs"/>
-      <w:bookmarkEnd w:id="324"/>
-      <w:r>
-        <w:t xml:space="preserve"> </w:t>
-      </w:r>
-      <w:bookmarkStart w:id="325" w:name="sec-code-review"/>
-      <w:bookmarkEnd w:id="325"/>
-      <w:r>
-        <w:t xml:space="preserve"> </w:t>
-      </w:r>
-      <w:bookmarkStart w:id="326" w:name="sec-opening-pull-requests"/>
-      <w:bookmarkEnd w:id="326"/>
-      <w:r>
-        <w:t xml:space="preserve"> </w:t>
-      </w:r>
-      <w:bookmarkStart w:id="327" w:name="sec-pr-assignee"/>
-      <w:bookmarkEnd w:id="327"/>
-      <w:r>
-        <w:t xml:space="preserve"> </w:t>
-      </w:r>
-      <w:bookmarkStart w:id="328" w:name="sec-pr-author"/>
-      <w:bookmarkEnd w:id="328"/>
-      <w:r>
-        <w:t xml:space="preserve"> </w:t>
-      </w:r>
-      <w:bookmarkStart w:id="329" w:name="sec-pr-issue-creator"/>
-      <w:bookmarkEnd w:id="329"/>
-      <w:r>
-        <w:t xml:space="preserve"> </w:t>
-      </w:r>
-      <w:bookmarkStart w:id="330" w:name="sec-pr-merger"/>
-      <w:bookmarkEnd w:id="330"/>
-      <w:r>
-        <w:t xml:space="preserve"> </w:t>
-      </w:r>
-      <w:bookmarkStart w:id="331" w:name="sec-pr-reviewer"/>
-      <w:bookmarkEnd w:id="331"/>
-      <w:r>
-        <w:t xml:space="preserve"> </w:t>
-      </w:r>
-      <w:bookmarkStart w:id="332" w:name="sec-pr-roles"/>
-      <w:bookmarkEnd w:id="332"/>
-      <w:r>
-        <w:t xml:space="preserve"> </w:t>
-      </w:r>
-      <w:bookmarkStart w:id="333" w:name="sec-pr-steward"/>
-      <w:bookmarkEnd w:id="333"/>
-      <w:r>
-        <w:t xml:space="preserve"> </w:t>
-      </w:r>
-      <w:bookmarkStart w:id="334" w:name="sec-pull-requests"/>
-      <w:bookmarkEnd w:id="334"/>
-      <w:r>
-        <w:t xml:space="preserve"> </w:t>
-      </w:r>
-      <w:bookmarkStart w:id="335" w:name="sec-resolving-review-threads"/>
-      <w:bookmarkEnd w:id="335"/>
-      <w:r>
-        <w:t xml:space="preserve"> </w:t>
-      </w:r>
-      <w:bookmarkStart w:id="336" w:name="sec-responding-to-review-comments"/>
-      <w:bookmarkEnd w:id="336"/>
-      <w:r>
-        <w:t xml:space="preserve"> </w:t>
-      </w:r>
-      <w:bookmarkStart w:id="337" w:name="sec-reviewing-pull-requests"/>
-      <w:bookmarkEnd w:id="337"/>
-      <w:r>
-        <w:t xml:space="preserve"> </w:t>
-      </w:r>
-      <w:bookmarkStart w:id="338" w:name="sec-stacked-pull-requests"/>
-      <w:bookmarkEnd w:id="338"/>
+      <w:bookmarkStart w:id="543" w:name="sec-avoid-closing-restarting-prs"/>
+      <w:bookmarkEnd w:id="543"/>
+      <w:r>
+        <w:t xml:space="preserve"> </w:t>
+      </w:r>
+      <w:bookmarkStart w:id="544" w:name="sec-code-review"/>
+      <w:bookmarkEnd w:id="544"/>
+      <w:r>
+        <w:t xml:space="preserve"> </w:t>
+      </w:r>
+      <w:bookmarkStart w:id="545" w:name="sec-opening-pull-requests"/>
+      <w:bookmarkEnd w:id="545"/>
+      <w:r>
+        <w:t xml:space="preserve"> </w:t>
+      </w:r>
+      <w:bookmarkStart w:id="546" w:name="sec-pr-assignee"/>
+      <w:bookmarkEnd w:id="546"/>
+      <w:r>
+        <w:t xml:space="preserve"> </w:t>
+      </w:r>
+      <w:bookmarkStart w:id="547" w:name="sec-pr-author"/>
+      <w:bookmarkEnd w:id="547"/>
+      <w:r>
+        <w:t xml:space="preserve"> </w:t>
+      </w:r>
+      <w:bookmarkStart w:id="548" w:name="sec-pr-issue-creator"/>
+      <w:bookmarkEnd w:id="548"/>
+      <w:r>
+        <w:t xml:space="preserve"> </w:t>
+      </w:r>
+      <w:bookmarkStart w:id="549" w:name="sec-pr-merger"/>
+      <w:bookmarkEnd w:id="549"/>
+      <w:r>
+        <w:t xml:space="preserve"> </w:t>
+      </w:r>
+      <w:bookmarkStart w:id="550" w:name="sec-pr-reviewer"/>
+      <w:bookmarkEnd w:id="550"/>
+      <w:r>
+        <w:t xml:space="preserve"> </w:t>
+      </w:r>
+      <w:bookmarkStart w:id="551" w:name="sec-pr-roles"/>
+      <w:bookmarkEnd w:id="551"/>
+      <w:r>
+        <w:t xml:space="preserve"> </w:t>
+      </w:r>
+      <w:bookmarkStart w:id="552" w:name="sec-pr-steward"/>
+      <w:bookmarkEnd w:id="552"/>
+      <w:r>
+        <w:t xml:space="preserve"> </w:t>
+      </w:r>
+      <w:bookmarkStart w:id="553" w:name="sec-pull-requests"/>
+      <w:bookmarkEnd w:id="553"/>
+      <w:r>
+        <w:t xml:space="preserve"> </w:t>
+      </w:r>
+      <w:bookmarkStart w:id="554" w:name="sec-resolving-review-threads"/>
+      <w:bookmarkEnd w:id="554"/>
+      <w:r>
+        <w:t xml:space="preserve"> </w:t>
+      </w:r>
+      <w:bookmarkStart w:id="555" w:name="sec-responding-to-review-comments"/>
+      <w:bookmarkEnd w:id="555"/>
+      <w:r>
+        <w:t xml:space="preserve"> </w:t>
+      </w:r>
+      <w:bookmarkStart w:id="556" w:name="sec-reviewing-pull-requests"/>
+      <w:bookmarkEnd w:id="556"/>
+      <w:r>
+        <w:t xml:space="preserve"> </w:t>
+      </w:r>
+      <w:bookmarkStart w:id="557" w:name="sec-stacked-pull-requests"/>
+      <w:bookmarkEnd w:id="557"/>
+      <w:r>
+        <w:t xml:space="preserve"> </w:t>
+      </w:r>
+      <w:bookmarkStart w:id="558" w:name="write-focused-prs"/>
+      <w:bookmarkEnd w:id="558"/>
+      <w:r>
+        <w:t xml:space="preserve"> </w:t>
+      </w:r>
+      <w:bookmarkStart w:id="559" w:name="write-clear-pr-titles-and-descriptions"/>
+      <w:bookmarkEnd w:id="559"/>
+      <w:r>
+        <w:t xml:space="preserve"> </w:t>
+      </w:r>
+      <w:bookmarkStart w:id="560" w:name="explain-technical-reasoning-up-front"/>
+      <w:bookmarkEnd w:id="560"/>
+      <w:r>
+        <w:t xml:space="preserve"> </w:t>
+      </w:r>
+      <w:bookmarkStart w:id="561" w:name="request-reviews-in-the-right-order"/>
+      <w:bookmarkEnd w:id="561"/>
+      <w:r>
+        <w:t xml:space="preserve"> </w:t>
+      </w:r>
+      <w:bookmarkStart w:id="562" w:name="include-tests-with-behavior-changes"/>
+      <w:bookmarkEnd w:id="562"/>
+      <w:r>
+        <w:t xml:space="preserve"> </w:t>
+      </w:r>
+      <w:bookmarkStart w:id="563" w:name="separate-refactorings-from-feature-work"/>
+      <w:bookmarkEnd w:id="563"/>
+      <w:r>
+        <w:t xml:space="preserve"> </w:t>
+      </w:r>
+      <w:bookmarkStart w:id="564" w:name="X50338839007aa36ec7a0c29a9ee5822857f20d8"/>
+      <w:bookmarkEnd w:id="564"/>
+      <w:r>
+        <w:t xml:space="preserve"> </w:t>
+      </w:r>
+      <w:bookmarkStart w:id="565" w:name="stacked-pull-requests"/>
+      <w:bookmarkEnd w:id="565"/>
+      <w:r>
+        <w:t xml:space="preserve"> </w:t>
+      </w:r>
+      <w:bookmarkStart w:id="566" w:name="what-are-stacked-pull-requests"/>
+      <w:bookmarkEnd w:id="566"/>
+      <w:r>
+        <w:t xml:space="preserve"> </w:t>
+      </w:r>
+      <w:bookmarkStart w:id="567" w:name="benefits-of-stacked-pull-requests"/>
+      <w:bookmarkEnd w:id="567"/>
+      <w:r>
+        <w:t xml:space="preserve"> </w:t>
+      </w:r>
+      <w:bookmarkStart w:id="568" w:name="core-principles-for-stacking"/>
+      <w:bookmarkEnd w:id="568"/>
+      <w:r>
+        <w:t xml:space="preserve"> </w:t>
+      </w:r>
+      <w:bookmarkStart w:id="569" w:name="ci-rebasing-and-merging"/>
+      <w:bookmarkEnd w:id="569"/>
+      <w:r>
+        <w:t xml:space="preserve"> </w:t>
+      </w:r>
+      <w:bookmarkStart w:id="570" w:name="purpose-of-code-review"/>
+      <w:bookmarkEnd w:id="570"/>
+      <w:r>
+        <w:t xml:space="preserve"> </w:t>
+      </w:r>
+      <w:bookmarkStart w:id="571" w:name="monitor-prs-awaiting-your-review"/>
+      <w:bookmarkEnd w:id="571"/>
+      <w:r>
+        <w:t xml:space="preserve"> </w:t>
+      </w:r>
+      <w:bookmarkStart w:id="572" w:name="write-review-comments-that-teach"/>
+      <w:bookmarkEnd w:id="572"/>
+      <w:r>
+        <w:t xml:space="preserve"> </w:t>
+      </w:r>
+      <w:bookmarkStart w:id="573" w:name="use-review-as-mentoring"/>
+      <w:bookmarkEnd w:id="573"/>
+      <w:r>
+        <w:t xml:space="preserve"> </w:t>
+      </w:r>
+      <w:bookmarkStart w:id="574" w:name="balance-direct-fixes-with-guidance"/>
+      <w:bookmarkEnd w:id="574"/>
+      <w:r>
+        <w:t xml:space="preserve"> </w:t>
+      </w:r>
+      <w:bookmarkStart w:id="575" w:name="Xb79f8536e368ddea61466be29d8dc7bff058357"/>
+      <w:bookmarkEnd w:id="575"/>
+      <w:r>
+        <w:t xml:space="preserve"> </w:t>
+      </w:r>
+      <w:bookmarkStart w:id="576" w:name="X5f65d278c65bbb0dc383f2bf0a669eebfe317ac"/>
+      <w:bookmarkEnd w:id="576"/>
     </w:p>
     <w:p>
       <w:pPr>
@@ -8341,7 +9443,7 @@
           <w:numId w:val="1038"/>
         </w:numPr>
       </w:pPr>
-      <w:hyperlink r:id="rId339">
+      <w:hyperlink r:id="rId577">
         <w:r>
           <w:rPr>
             <w:rStyle w:val="Hyperlink"/>
@@ -8358,7 +9460,7 @@
           <w:numId w:val="1038"/>
         </w:numPr>
       </w:pPr>
-      <w:hyperlink r:id="rId340">
+      <w:hyperlink r:id="rId578">
         <w:r>
           <w:rPr>
             <w:rStyle w:val="Hyperlink"/>
@@ -8408,18 +9510,18 @@
                 <wp:inline>
                   <wp:extent cx="152400" cy="152400"/>
                   <wp:effectExtent b="0" l="0" r="0" t="0"/>
-                  <wp:docPr descr="" title="" id="341" name="Picture"/>
+                  <wp:docPr descr="" title="" id="579" name="Picture"/>
                   <a:graphic>
                     <a:graphicData uri="http://schemas.openxmlformats.org/drawingml/2006/picture">
                       <pic:pic>
                         <pic:nvPicPr>
-                          <pic:cNvPr descr="/opt/quarto/share/formats/docx/note.png" id="342" name="Picture"/>
+                          <pic:cNvPr descr="/opt/quarto/share/formats/docx/note.png" id="580" name="Picture"/>
                           <pic:cNvPicPr>
                             <a:picLocks noChangeArrowheads="1" noChangeAspect="1"/>
                           </pic:cNvPicPr>
                         </pic:nvPicPr>
                         <pic:blipFill>
-                          <a:blip r:embed="rId72"/>
+                          <a:blip r:embed="rId91"/>
                           <a:stretch>
                             <a:fillRect/>
                           </a:stretch>
@@ -8476,22 +9578,7 @@
               <w:spacing w:before="16" w:after="16"/>
             </w:pPr>
             <w:r>
-              <w:t xml:space="preserve">This chapter’s old</w:t>
-            </w:r>
-            <w:r>
-              <w:t xml:space="preserve"> </w:t>
-            </w:r>
-            <w:r>
-              <w:rPr>
-                <w:rStyle w:val="VerbatimChar"/>
-              </w:rPr>
-              <w:t xml:space="preserve">#sec-</w:t>
-            </w:r>
-            <w:r>
-              <w:t xml:space="preserve"> </w:t>
-            </w:r>
-            <w:r>
-              <w:t xml:space="preserve">anchors still resolve on this page,</w:t>
+              <w:t xml:space="preserve">This chapter’s old section anchors still resolve on this page,</w:t>
             </w:r>
             <w:r>
               <w:t xml:space="preserve"> </w:t>
@@ -8557,8 +9644,8 @@
         <w:br w:type="page"/>
       </w:r>
     </w:p>
-    <w:bookmarkEnd w:id="343"/>
-    <w:bookmarkStart w:id="369" w:name="sec-r-ci"/>
+    <w:bookmarkEnd w:id="581"/>
+    <w:bookmarkStart w:id="625" w:name="sec-r-ci"/>
     <w:p>
       <w:pPr>
         <w:pStyle w:val="Heading1"/>
@@ -8599,7 +9686,7 @@
       <w:r>
         <w:t xml:space="preserve"> </w:t>
       </w:r>
-      <w:hyperlink r:id="rId344">
+      <w:hyperlink r:id="rId582">
         <w:r>
           <w:rPr>
             <w:rStyle w:val="Hyperlink"/>
@@ -8634,63 +9721,153 @@
       <w:pPr>
         <w:pStyle w:val="BodyText"/>
       </w:pPr>
-      <w:bookmarkStart w:id="345" w:name="sec-ci-concurrency"/>
-      <w:bookmarkEnd w:id="345"/>
-      <w:r>
-        <w:t xml:space="preserve"> </w:t>
-      </w:r>
-      <w:bookmarkStart w:id="346" w:name="sec-ci-decomposition"/>
-      <w:bookmarkEnd w:id="346"/>
-      <w:r>
-        <w:t xml:space="preserve"> </w:t>
-      </w:r>
-      <w:bookmarkStart w:id="347" w:name="sec-ci-design-patterns"/>
-      <w:bookmarkEnd w:id="347"/>
-      <w:r>
-        <w:t xml:space="preserve"> </w:t>
-      </w:r>
-      <w:bookmarkStart w:id="348" w:name="sec-ci-fail-open-closed"/>
-      <w:bookmarkEnd w:id="348"/>
-      <w:r>
-        <w:t xml:space="preserve"> </w:t>
-      </w:r>
-      <w:bookmarkStart w:id="349" w:name="sec-ci-idempotency"/>
-      <w:bookmarkEnd w:id="349"/>
-      <w:r>
-        <w:t xml:space="preserve"> </w:t>
-      </w:r>
-      <w:bookmarkStart w:id="350" w:name="sec-ci-observability"/>
-      <w:bookmarkEnd w:id="350"/>
-      <w:r>
-        <w:t xml:space="preserve"> </w:t>
-      </w:r>
-      <w:bookmarkStart w:id="351" w:name="sec-ci-retries"/>
-      <w:bookmarkEnd w:id="351"/>
-      <w:r>
-        <w:t xml:space="preserve"> </w:t>
-      </w:r>
-      <w:bookmarkStart w:id="352" w:name="sec-ci-secrets"/>
-      <w:bookmarkEnd w:id="352"/>
-      <w:r>
-        <w:t xml:space="preserve"> </w:t>
-      </w:r>
-      <w:bookmarkStart w:id="353" w:name="sec-ci-toctou"/>
-      <w:bookmarkEnd w:id="353"/>
-      <w:r>
-        <w:t xml:space="preserve"> </w:t>
-      </w:r>
-      <w:bookmarkStart w:id="354" w:name="sec-pr-comment-automation"/>
-      <w:bookmarkEnd w:id="354"/>
-      <w:r>
-        <w:t xml:space="preserve"> </w:t>
-      </w:r>
-      <w:bookmarkStart w:id="355" w:name="sec-reusable-workflow-collections"/>
-      <w:bookmarkEnd w:id="355"/>
-      <w:r>
-        <w:t xml:space="preserve"> </w:t>
-      </w:r>
-      <w:bookmarkStart w:id="356" w:name="sec-setting-up-github-actions"/>
-      <w:bookmarkEnd w:id="356"/>
+      <w:bookmarkStart w:id="583" w:name="sec-ci-concurrency"/>
+      <w:bookmarkEnd w:id="583"/>
+      <w:r>
+        <w:t xml:space="preserve"> </w:t>
+      </w:r>
+      <w:bookmarkStart w:id="584" w:name="sec-ci-decomposition"/>
+      <w:bookmarkEnd w:id="584"/>
+      <w:r>
+        <w:t xml:space="preserve"> </w:t>
+      </w:r>
+      <w:bookmarkStart w:id="585" w:name="sec-ci-design-patterns"/>
+      <w:bookmarkEnd w:id="585"/>
+      <w:r>
+        <w:t xml:space="preserve"> </w:t>
+      </w:r>
+      <w:bookmarkStart w:id="586" w:name="sec-ci-fail-open-closed"/>
+      <w:bookmarkEnd w:id="586"/>
+      <w:r>
+        <w:t xml:space="preserve"> </w:t>
+      </w:r>
+      <w:bookmarkStart w:id="587" w:name="sec-ci-idempotency"/>
+      <w:bookmarkEnd w:id="587"/>
+      <w:r>
+        <w:t xml:space="preserve"> </w:t>
+      </w:r>
+      <w:bookmarkStart w:id="588" w:name="sec-ci-observability"/>
+      <w:bookmarkEnd w:id="588"/>
+      <w:r>
+        <w:t xml:space="preserve"> </w:t>
+      </w:r>
+      <w:bookmarkStart w:id="589" w:name="sec-ci-retries"/>
+      <w:bookmarkEnd w:id="589"/>
+      <w:r>
+        <w:t xml:space="preserve"> </w:t>
+      </w:r>
+      <w:bookmarkStart w:id="590" w:name="sec-ci-secrets"/>
+      <w:bookmarkEnd w:id="590"/>
+      <w:r>
+        <w:t xml:space="preserve"> </w:t>
+      </w:r>
+      <w:bookmarkStart w:id="591" w:name="sec-ci-toctou"/>
+      <w:bookmarkEnd w:id="591"/>
+      <w:r>
+        <w:t xml:space="preserve"> </w:t>
+      </w:r>
+      <w:bookmarkStart w:id="592" w:name="sec-pr-comment-automation"/>
+      <w:bookmarkEnd w:id="592"/>
+      <w:r>
+        <w:t xml:space="preserve"> </w:t>
+      </w:r>
+      <w:bookmarkStart w:id="593" w:name="sec-reusable-workflow-collections"/>
+      <w:bookmarkEnd w:id="593"/>
+      <w:r>
+        <w:t xml:space="preserve"> </w:t>
+      </w:r>
+      <w:bookmarkStart w:id="594" w:name="sec-setting-up-github-actions"/>
+      <w:bookmarkEnd w:id="594"/>
+      <w:r>
+        <w:t xml:space="preserve"> </w:t>
+      </w:r>
+      <w:bookmarkStart w:id="595" w:name="understanding-github-actions"/>
+      <w:bookmarkEnd w:id="595"/>
+      <w:r>
+        <w:t xml:space="preserve"> </w:t>
+      </w:r>
+      <w:bookmarkStart w:id="596" w:name="action-versioning"/>
+      <w:bookmarkEnd w:id="596"/>
+      <w:r>
+        <w:t xml:space="preserve"> </w:t>
+      </w:r>
+      <w:bookmarkStart w:id="597" w:name="floating-mutable-tags"/>
+      <w:bookmarkEnd w:id="597"/>
+      <w:r>
+        <w:t xml:space="preserve"> </w:t>
+      </w:r>
+      <w:bookmarkStart w:id="598" w:name="how-a-floating-tag-differs-from-a-branch"/>
+      <w:bookmarkEnd w:id="598"/>
+      <w:r>
+        <w:t xml:space="preserve"> </w:t>
+      </w:r>
+      <w:bookmarkStart w:id="599" w:name="the-reproducibility-tradeoff"/>
+      <w:bookmarkEnd w:id="599"/>
+      <w:r>
+        <w:t xml:space="preserve"> </w:t>
+      </w:r>
+      <w:bookmarkStart w:id="600" w:name="essential-workflows"/>
+      <w:bookmarkEnd w:id="600"/>
+      <w:r>
+        <w:t xml:space="preserve"> </w:t>
+      </w:r>
+      <w:bookmarkStart w:id="601" w:name="interactive-setup"/>
+      <w:bookmarkEnd w:id="601"/>
+      <w:r>
+        <w:t xml:space="preserve"> </w:t>
+      </w:r>
+      <w:bookmarkStart w:id="602" w:name="allowing-actions-to-create-pull-requests"/>
+      <w:bookmarkEnd w:id="602"/>
+      <w:r>
+        <w:t xml:space="preserve"> </w:t>
+      </w:r>
+      <w:bookmarkStart w:id="603" w:name="how-github-actions-workflows-work"/>
+      <w:bookmarkEnd w:id="603"/>
+      <w:r>
+        <w:t xml:space="preserve"> </w:t>
+      </w:r>
+      <w:bookmarkStart w:id="604" w:name="workflow-files-and-security"/>
+      <w:bookmarkEnd w:id="604"/>
+      <w:r>
+        <w:t xml:space="preserve"> </w:t>
+      </w:r>
+      <w:bookmarkStart w:id="605" w:name="troubleshooting-failed-workflows"/>
+      <w:bookmarkEnd w:id="605"/>
+      <w:r>
+        <w:t xml:space="preserve"> </w:t>
+      </w:r>
+      <w:bookmarkStart w:id="606" w:name="common-use-cases"/>
+      <w:bookmarkEnd w:id="606"/>
+      <w:r>
+        <w:t xml:space="preserve"> </w:t>
+      </w:r>
+      <w:bookmarkStart w:id="607" w:name="comparison-of-popular-actions"/>
+      <w:bookmarkEnd w:id="607"/>
+      <w:r>
+        <w:t xml:space="preserve"> </w:t>
+      </w:r>
+      <w:bookmarkStart w:id="608" w:name="tbl-pr-comment-features"/>
+      <w:bookmarkEnd w:id="608"/>
+      <w:r>
+        <w:t xml:space="preserve"> </w:t>
+      </w:r>
+      <w:bookmarkStart w:id="609" w:name="choosing-the-right-action"/>
+      <w:bookmarkEnd w:id="609"/>
+      <w:r>
+        <w:t xml:space="preserve"> </w:t>
+      </w:r>
+      <w:bookmarkStart w:id="610" w:name="security-considerations"/>
+      <w:bookmarkEnd w:id="610"/>
+      <w:r>
+        <w:t xml:space="preserve"> </w:t>
+      </w:r>
+      <w:bookmarkStart w:id="611" w:name="fast-package-installation-with-r2u"/>
+      <w:bookmarkEnd w:id="611"/>
+      <w:r>
+        <w:t xml:space="preserve"> </w:t>
+      </w:r>
+      <w:bookmarkStart w:id="612" w:name="additional-resources"/>
+      <w:bookmarkEnd w:id="612"/>
     </w:p>
     <w:p>
       <w:pPr>
@@ -8708,7 +9885,7 @@
           <w:numId w:val="1039"/>
         </w:numPr>
       </w:pPr>
-      <w:hyperlink r:id="rId357">
+      <w:hyperlink r:id="rId613">
         <w:r>
           <w:rPr>
             <w:rStyle w:val="Hyperlink"/>
@@ -8725,7 +9902,7 @@
           <w:numId w:val="1039"/>
         </w:numPr>
       </w:pPr>
-      <w:hyperlink r:id="rId358">
+      <w:hyperlink r:id="rId614">
         <w:r>
           <w:rPr>
             <w:rStyle w:val="Hyperlink"/>
@@ -8742,7 +9919,7 @@
           <w:numId w:val="1039"/>
         </w:numPr>
       </w:pPr>
-      <w:hyperlink r:id="rId359">
+      <w:hyperlink r:id="rId615">
         <w:r>
           <w:rPr>
             <w:rStyle w:val="Hyperlink"/>
@@ -8759,7 +9936,7 @@
           <w:numId w:val="1039"/>
         </w:numPr>
       </w:pPr>
-      <w:hyperlink r:id="rId360">
+      <w:hyperlink r:id="rId616">
         <w:r>
           <w:rPr>
             <w:rStyle w:val="Hyperlink"/>
@@ -8776,7 +9953,7 @@
           <w:numId w:val="1039"/>
         </w:numPr>
       </w:pPr>
-      <w:hyperlink r:id="rId361">
+      <w:hyperlink r:id="rId617">
         <w:r>
           <w:rPr>
             <w:rStyle w:val="Hyperlink"/>
@@ -8793,7 +9970,7 @@
           <w:numId w:val="1039"/>
         </w:numPr>
       </w:pPr>
-      <w:hyperlink r:id="rId362">
+      <w:hyperlink r:id="rId618">
         <w:r>
           <w:rPr>
             <w:rStyle w:val="Hyperlink"/>
@@ -8810,7 +9987,7 @@
           <w:numId w:val="1039"/>
         </w:numPr>
       </w:pPr>
-      <w:hyperlink r:id="rId363">
+      <w:hyperlink r:id="rId619">
         <w:r>
           <w:rPr>
             <w:rStyle w:val="Hyperlink"/>
@@ -8827,7 +10004,7 @@
           <w:numId w:val="1039"/>
         </w:numPr>
       </w:pPr>
-      <w:hyperlink r:id="rId364">
+      <w:hyperlink r:id="rId620">
         <w:r>
           <w:rPr>
             <w:rStyle w:val="Hyperlink"/>
@@ -8844,7 +10021,7 @@
           <w:numId w:val="1039"/>
         </w:numPr>
       </w:pPr>
-      <w:hyperlink r:id="rId365">
+      <w:hyperlink r:id="rId621">
         <w:r>
           <w:rPr>
             <w:rStyle w:val="Hyperlink"/>
@@ -8861,7 +10038,7 @@
           <w:numId w:val="1039"/>
         </w:numPr>
       </w:pPr>
-      <w:hyperlink r:id="rId366">
+      <w:hyperlink r:id="rId622">
         <w:r>
           <w:rPr>
             <w:rStyle w:val="Hyperlink"/>
@@ -8911,18 +10088,18 @@
                 <wp:inline>
                   <wp:extent cx="152400" cy="152400"/>
                   <wp:effectExtent b="0" l="0" r="0" t="0"/>
-                  <wp:docPr descr="" title="" id="367" name="Picture"/>
+                  <wp:docPr descr="" title="" id="623" name="Picture"/>
                   <a:graphic>
                     <a:graphicData uri="http://schemas.openxmlformats.org/drawingml/2006/picture">
                       <pic:pic>
                         <pic:nvPicPr>
-                          <pic:cNvPr descr="/opt/quarto/share/formats/docx/note.png" id="368" name="Picture"/>
+                          <pic:cNvPr descr="/opt/quarto/share/formats/docx/note.png" id="624" name="Picture"/>
                           <pic:cNvPicPr>
                             <a:picLocks noChangeArrowheads="1" noChangeAspect="1"/>
                           </pic:cNvPicPr>
                         </pic:nvPicPr>
                         <pic:blipFill>
-                          <a:blip r:embed="rId72"/>
+                          <a:blip r:embed="rId91"/>
                           <a:stretch>
                             <a:fillRect/>
                           </a:stretch>
@@ -8979,22 +10156,7 @@
               <w:spacing w:before="16" w:after="16"/>
             </w:pPr>
             <w:r>
-              <w:t xml:space="preserve">This chapter’s old</w:t>
-            </w:r>
-            <w:r>
-              <w:t xml:space="preserve"> </w:t>
-            </w:r>
-            <w:r>
-              <w:rPr>
-                <w:rStyle w:val="VerbatimChar"/>
-              </w:rPr>
-              <w:t xml:space="preserve">#sec-</w:t>
-            </w:r>
-            <w:r>
-              <w:t xml:space="preserve"> </w:t>
-            </w:r>
-            <w:r>
-              <w:t xml:space="preserve">anchors still resolve on this page,</w:t>
+              <w:t xml:space="preserve">This chapter’s old section anchors still resolve on this page,</w:t>
             </w:r>
             <w:r>
               <w:t xml:space="preserve"> </w:t>
@@ -9060,8 +10222,8 @@
         <w:br w:type="page"/>
       </w:r>
     </w:p>
-    <w:bookmarkEnd w:id="369"/>
-    <w:bookmarkStart w:id="388" w:name="sec-unix"/>
+    <w:bookmarkEnd w:id="625"/>
+    <w:bookmarkStart w:id="681" w:name="sec-unix"/>
     <w:p>
       <w:pPr>
         <w:pStyle w:val="Heading1"/>
@@ -9102,7 +10264,7 @@
       <w:r>
         <w:t xml:space="preserve"> </w:t>
       </w:r>
-      <w:hyperlink r:id="rId370">
+      <w:hyperlink r:id="rId626">
         <w:r>
           <w:rPr>
             <w:rStyle w:val="Hyperlink"/>
@@ -9137,23 +10299,208 @@
       <w:pPr>
         <w:pStyle w:val="BodyText"/>
       </w:pPr>
-      <w:bookmarkStart w:id="371" w:name="sec-cli-tui-gui"/>
-      <w:bookmarkEnd w:id="371"/>
-      <w:r>
-        <w:t xml:space="preserve"> </w:t>
-      </w:r>
-      <w:bookmarkStart w:id="372" w:name="sec-shell-style"/>
-      <w:bookmarkEnd w:id="372"/>
-      <w:r>
-        <w:t xml:space="preserve"> </w:t>
-      </w:r>
-      <w:bookmarkStart w:id="373" w:name="sec-terminal-emulators"/>
-      <w:bookmarkEnd w:id="373"/>
-      <w:r>
-        <w:t xml:space="preserve"> </w:t>
-      </w:r>
-      <w:bookmarkStart w:id="374" w:name="sec-zsh"/>
-      <w:bookmarkEnd w:id="374"/>
+      <w:bookmarkStart w:id="627" w:name="sec-cli-tui-gui"/>
+      <w:bookmarkEnd w:id="627"/>
+      <w:r>
+        <w:t xml:space="preserve"> </w:t>
+      </w:r>
+      <w:bookmarkStart w:id="628" w:name="sec-shell-style"/>
+      <w:bookmarkEnd w:id="628"/>
+      <w:r>
+        <w:t xml:space="preserve"> </w:t>
+      </w:r>
+      <w:bookmarkStart w:id="629" w:name="sec-terminal-emulators"/>
+      <w:bookmarkEnd w:id="629"/>
+      <w:r>
+        <w:t xml:space="preserve"> </w:t>
+      </w:r>
+      <w:bookmarkStart w:id="630" w:name="sec-zsh"/>
+      <w:bookmarkEnd w:id="630"/>
+      <w:r>
+        <w:t xml:space="preserve"> </w:t>
+      </w:r>
+      <w:bookmarkStart w:id="631" w:name="command-line-interfaces-cli"/>
+      <w:bookmarkEnd w:id="631"/>
+      <w:r>
+        <w:t xml:space="preserve"> </w:t>
+      </w:r>
+      <w:bookmarkStart w:id="632" w:name="terminal-user-interfaces-tui"/>
+      <w:bookmarkEnd w:id="632"/>
+      <w:r>
+        <w:t xml:space="preserve"> </w:t>
+      </w:r>
+      <w:bookmarkStart w:id="633" w:name="graphical-user-interfaces-gui"/>
+      <w:bookmarkEnd w:id="633"/>
+      <w:r>
+        <w:t xml:space="preserve"> </w:t>
+      </w:r>
+      <w:bookmarkStart w:id="634" w:name="summary-and-trade-offs"/>
+      <w:bookmarkEnd w:id="634"/>
+      <w:r>
+        <w:t xml:space="preserve"> </w:t>
+      </w:r>
+      <w:bookmarkStart w:id="635" w:name="basics"/>
+      <w:bookmarkEnd w:id="635"/>
+      <w:r>
+        <w:t xml:space="preserve"> </w:t>
+      </w:r>
+      <w:bookmarkStart w:id="636" w:name="recommended-options"/>
+      <w:bookmarkEnd w:id="636"/>
+      <w:r>
+        <w:t xml:space="preserve"> </w:t>
+      </w:r>
+      <w:bookmarkStart w:id="637" w:name="ghostty"/>
+      <w:bookmarkEnd w:id="637"/>
+      <w:r>
+        <w:t xml:space="preserve"> </w:t>
+      </w:r>
+      <w:bookmarkStart w:id="638" w:name="wezterm"/>
+      <w:bookmarkEnd w:id="638"/>
+      <w:r>
+        <w:t xml:space="preserve"> </w:t>
+      </w:r>
+      <w:bookmarkStart w:id="639" w:name="alacritty"/>
+      <w:bookmarkEnd w:id="639"/>
+      <w:r>
+        <w:t xml:space="preserve"> </w:t>
+      </w:r>
+      <w:bookmarkStart w:id="640" w:name="kitty"/>
+      <w:bookmarkEnd w:id="640"/>
+      <w:r>
+        <w:t xml:space="preserve"> </w:t>
+      </w:r>
+      <w:bookmarkStart w:id="641" w:name="iterm2"/>
+      <w:bookmarkEnd w:id="641"/>
+      <w:r>
+        <w:t xml:space="preserve"> </w:t>
+      </w:r>
+      <w:bookmarkStart w:id="642" w:name="windows-terminal"/>
+      <w:bookmarkEnd w:id="642"/>
+      <w:r>
+        <w:t xml:space="preserve"> </w:t>
+      </w:r>
+      <w:bookmarkStart w:id="643" w:name="comparison-summary"/>
+      <w:bookmarkEnd w:id="643"/>
+      <w:r>
+        <w:t xml:space="preserve"> </w:t>
+      </w:r>
+      <w:bookmarkStart w:id="644" w:name="syntax-for-both-macwindows"/>
+      <w:bookmarkEnd w:id="644"/>
+      <w:r>
+        <w:t xml:space="preserve"> </w:t>
+      </w:r>
+      <w:bookmarkStart w:id="645" w:name="installing-zsh"/>
+      <w:bookmarkEnd w:id="645"/>
+      <w:r>
+        <w:t xml:space="preserve"> </w:t>
+      </w:r>
+      <w:bookmarkStart w:id="646" w:name="installing-oh-my-zsh"/>
+      <w:bookmarkEnd w:id="646"/>
+      <w:r>
+        <w:t xml:space="preserve"> </w:t>
+      </w:r>
+      <w:bookmarkStart w:id="647" w:name="the-two-plugins-we-use"/>
+      <w:bookmarkEnd w:id="647"/>
+      <w:r>
+        <w:t xml:space="preserve"> </w:t>
+      </w:r>
+      <w:bookmarkStart w:id="648" w:name="more-plugins-at-no-install-cost"/>
+      <w:bookmarkEnd w:id="648"/>
+      <w:r>
+        <w:t xml:space="preserve"> </w:t>
+      </w:r>
+      <w:bookmarkStart w:id="649" w:name="prompt-themes"/>
+      <w:bookmarkEnd w:id="649"/>
+      <w:r>
+        <w:t xml:space="preserve"> </w:t>
+      </w:r>
+      <w:bookmarkStart w:id="650" w:name="X011670ee6c6000a8cba5cb4c9eb89f7822efe26"/>
+      <w:bookmarkEnd w:id="650"/>
+      <w:r>
+        <w:t xml:space="preserve"> </w:t>
+      </w:r>
+      <w:bookmarkStart w:id="651" w:name="X78be3aeb742b1d2b9c7bd71a18d58f3a9503c9f"/>
+      <w:bookmarkEnd w:id="651"/>
+      <w:r>
+        <w:t xml:space="preserve"> </w:t>
+      </w:r>
+      <w:bookmarkStart w:id="652" w:name="running-bash-scripts"/>
+      <w:bookmarkEnd w:id="652"/>
+      <w:r>
+        <w:t xml:space="preserve"> </w:t>
+      </w:r>
+      <w:bookmarkStart w:id="653" w:name="error-handling"/>
+      <w:bookmarkEnd w:id="653"/>
+      <w:r>
+        <w:t xml:space="preserve"> </w:t>
+      </w:r>
+      <w:bookmarkStart w:id="654" w:name="functions-and-naming"/>
+      <w:bookmarkEnd w:id="654"/>
+      <w:r>
+        <w:t xml:space="preserve"> </w:t>
+      </w:r>
+      <w:bookmarkStart w:id="655" w:name="comments"/>
+      <w:bookmarkEnd w:id="655"/>
+      <w:r>
+        <w:t xml:space="preserve"> </w:t>
+      </w:r>
+      <w:bookmarkStart w:id="656" w:name="logging"/>
+      <w:bookmarkEnd w:id="656"/>
+      <w:r>
+        <w:t xml:space="preserve"> </w:t>
+      </w:r>
+      <w:bookmarkStart w:id="657" w:name="security"/>
+      <w:bookmarkEnd w:id="657"/>
+      <w:r>
+        <w:t xml:space="preserve"> </w:t>
+      </w:r>
+      <w:bookmarkStart w:id="658" w:name="linting"/>
+      <w:bookmarkEnd w:id="658"/>
+      <w:r>
+        <w:t xml:space="preserve"> </w:t>
+      </w:r>
+      <w:bookmarkStart w:id="659" w:name="portability"/>
+      <w:bookmarkEnd w:id="659"/>
+      <w:r>
+        <w:t xml:space="preserve"> </w:t>
+      </w:r>
+      <w:bookmarkStart w:id="660" w:name="formatting"/>
+      <w:bookmarkEnd w:id="660"/>
+      <w:r>
+        <w:t xml:space="preserve"> </w:t>
+      </w:r>
+      <w:bookmarkStart w:id="661" w:name="running-rscripts-in-windows"/>
+      <w:bookmarkEnd w:id="661"/>
+      <w:r>
+        <w:t xml:space="preserve"> </w:t>
+      </w:r>
+      <w:bookmarkStart w:id="662" w:name="common-mistakes"/>
+      <w:bookmarkEnd w:id="662"/>
+      <w:r>
+        <w:t xml:space="preserve"> </w:t>
+      </w:r>
+      <w:bookmarkStart w:id="663" w:name="checking-tasks-and-killing-jobs"/>
+      <w:bookmarkEnd w:id="663"/>
+      <w:r>
+        <w:t xml:space="preserve"> </w:t>
+      </w:r>
+      <w:bookmarkStart w:id="664" w:name="running-big-jobs"/>
+      <w:bookmarkEnd w:id="664"/>
+      <w:r>
+        <w:t xml:space="preserve"> </w:t>
+      </w:r>
+      <w:bookmarkStart w:id="665" w:name="example-code-for-runfilesavelogs"/>
+      <w:bookmarkEnd w:id="665"/>
+      <w:r>
+        <w:t xml:space="preserve"> </w:t>
+      </w:r>
+      <w:bookmarkStart w:id="666" w:name="example-usage-for-runfilesavelogs"/>
+      <w:bookmarkEnd w:id="666"/>
+      <w:r>
+        <w:t xml:space="preserve"> </w:t>
+      </w:r>
+      <w:bookmarkStart w:id="667" w:name="external-resources"/>
+      <w:bookmarkEnd w:id="667"/>
     </w:p>
     <w:p>
       <w:pPr>
@@ -9171,7 +10518,7 @@
           <w:numId w:val="1040"/>
         </w:numPr>
       </w:pPr>
-      <w:hyperlink r:id="rId375">
+      <w:hyperlink r:id="rId668">
         <w:r>
           <w:rPr>
             <w:rStyle w:val="Hyperlink"/>
@@ -9188,7 +10535,7 @@
           <w:numId w:val="1040"/>
         </w:numPr>
       </w:pPr>
-      <w:hyperlink r:id="rId376">
+      <w:hyperlink r:id="rId669">
         <w:r>
           <w:rPr>
             <w:rStyle w:val="Hyperlink"/>
@@ -9205,7 +10552,7 @@
           <w:numId w:val="1040"/>
         </w:numPr>
       </w:pPr>
-      <w:hyperlink r:id="rId377">
+      <w:hyperlink r:id="rId670">
         <w:r>
           <w:rPr>
             <w:rStyle w:val="Hyperlink"/>
@@ -9222,7 +10569,7 @@
           <w:numId w:val="1040"/>
         </w:numPr>
       </w:pPr>
-      <w:hyperlink r:id="rId378">
+      <w:hyperlink r:id="rId671">
         <w:r>
           <w:rPr>
             <w:rStyle w:val="Hyperlink"/>
@@ -9239,7 +10586,7 @@
           <w:numId w:val="1040"/>
         </w:numPr>
       </w:pPr>
-      <w:hyperlink r:id="rId379">
+      <w:hyperlink r:id="rId672">
         <w:r>
           <w:rPr>
             <w:rStyle w:val="Hyperlink"/>
@@ -9256,7 +10603,7 @@
           <w:numId w:val="1040"/>
         </w:numPr>
       </w:pPr>
-      <w:hyperlink r:id="rId380">
+      <w:hyperlink r:id="rId673">
         <w:r>
           <w:rPr>
             <w:rStyle w:val="Hyperlink"/>
@@ -9273,7 +10620,7 @@
           <w:numId w:val="1040"/>
         </w:numPr>
       </w:pPr>
-      <w:hyperlink r:id="rId381">
+      <w:hyperlink r:id="rId674">
         <w:r>
           <w:rPr>
             <w:rStyle w:val="Hyperlink"/>
@@ -9290,7 +10637,7 @@
           <w:numId w:val="1040"/>
         </w:numPr>
       </w:pPr>
-      <w:hyperlink r:id="rId382">
+      <w:hyperlink r:id="rId675">
         <w:r>
           <w:rPr>
             <w:rStyle w:val="Hyperlink"/>
@@ -9307,7 +10654,7 @@
           <w:numId w:val="1040"/>
         </w:numPr>
       </w:pPr>
-      <w:hyperlink r:id="rId383">
+      <w:hyperlink r:id="rId676">
         <w:r>
           <w:rPr>
             <w:rStyle w:val="Hyperlink"/>
@@ -9324,7 +10671,7 @@
           <w:numId w:val="1040"/>
         </w:numPr>
       </w:pPr>
-      <w:hyperlink r:id="rId384">
+      <w:hyperlink r:id="rId677">
         <w:r>
           <w:rPr>
             <w:rStyle w:val="Hyperlink"/>
@@ -9341,7 +10688,7 @@
           <w:numId w:val="1040"/>
         </w:numPr>
       </w:pPr>
-      <w:hyperlink r:id="rId385">
+      <w:hyperlink r:id="rId678">
         <w:r>
           <w:rPr>
             <w:rStyle w:val="Hyperlink"/>
@@ -9391,18 +10738,18 @@
                 <wp:inline>
                   <wp:extent cx="152400" cy="152400"/>
                   <wp:effectExtent b="0" l="0" r="0" t="0"/>
-                  <wp:docPr descr="" title="" id="386" name="Picture"/>
+                  <wp:docPr descr="" title="" id="679" name="Picture"/>
                   <a:graphic>
                     <a:graphicData uri="http://schemas.openxmlformats.org/drawingml/2006/picture">
                       <pic:pic>
                         <pic:nvPicPr>
-                          <pic:cNvPr descr="/opt/quarto/share/formats/docx/note.png" id="387" name="Picture"/>
+                          <pic:cNvPr descr="/opt/quarto/share/formats/docx/note.png" id="680" name="Picture"/>
                           <pic:cNvPicPr>
                             <a:picLocks noChangeArrowheads="1" noChangeAspect="1"/>
                           </pic:cNvPicPr>
                         </pic:nvPicPr>
                         <pic:blipFill>
-                          <a:blip r:embed="rId72"/>
+                          <a:blip r:embed="rId91"/>
                           <a:stretch>
                             <a:fillRect/>
                           </a:stretch>
@@ -9459,22 +10806,7 @@
               <w:spacing w:before="16" w:after="16"/>
             </w:pPr>
             <w:r>
-              <w:t xml:space="preserve">This chapter’s old</w:t>
-            </w:r>
-            <w:r>
-              <w:t xml:space="preserve"> </w:t>
-            </w:r>
-            <w:r>
-              <w:rPr>
-                <w:rStyle w:val="VerbatimChar"/>
-              </w:rPr>
-              <w:t xml:space="preserve">#sec-</w:t>
-            </w:r>
-            <w:r>
-              <w:t xml:space="preserve"> </w:t>
-            </w:r>
-            <w:r>
-              <w:t xml:space="preserve">anchors still resolve on this page,</w:t>
+              <w:t xml:space="preserve">This chapter’s old section anchors still resolve on this page,</w:t>
             </w:r>
             <w:r>
               <w:t xml:space="preserve"> </w:t>
@@ -9540,8 +10872,8 @@
         <w:br w:type="page"/>
       </w:r>
     </w:p>
-    <w:bookmarkEnd w:id="388"/>
-    <w:bookmarkStart w:id="394" w:name="sec-reproducible-environments"/>
+    <w:bookmarkEnd w:id="681"/>
+    <w:bookmarkStart w:id="696" w:name="sec-reproducible-environments"/>
     <w:p>
       <w:pPr>
         <w:pStyle w:val="Heading1"/>
@@ -9582,7 +10914,7 @@
       <w:r>
         <w:t xml:space="preserve"> </w:t>
       </w:r>
-      <w:hyperlink r:id="rId389">
+      <w:hyperlink r:id="rId682">
         <w:r>
           <w:rPr>
             <w:rStyle w:val="Hyperlink"/>
@@ -9617,6 +10949,53 @@
       <w:pPr>
         <w:pStyle w:val="BodyText"/>
       </w:pPr>
+      <w:bookmarkStart w:id="683" w:name="package-version-control-with-renv"/>
+      <w:bookmarkEnd w:id="683"/>
+      <w:r>
+        <w:t xml:space="preserve"> </w:t>
+      </w:r>
+      <w:bookmarkStart w:id="684" w:name="introduction"/>
+      <w:bookmarkEnd w:id="684"/>
+      <w:r>
+        <w:t xml:space="preserve"> </w:t>
+      </w:r>
+      <w:bookmarkStart w:id="685" w:name="implementing-renv-in-projects"/>
+      <w:bookmarkEnd w:id="685"/>
+      <w:r>
+        <w:t xml:space="preserve"> </w:t>
+      </w:r>
+      <w:bookmarkStart w:id="686" w:name="configuring-renv-settings"/>
+      <w:bookmarkEnd w:id="686"/>
+      <w:r>
+        <w:t xml:space="preserve"> </w:t>
+      </w:r>
+      <w:bookmarkStart w:id="687" w:name="reducing-startup-messages"/>
+      <w:bookmarkEnd w:id="687"/>
+      <w:r>
+        <w:t xml:space="preserve"> </w:t>
+      </w:r>
+      <w:bookmarkStart w:id="688" w:name="using-projects-with-renv"/>
+      <w:bookmarkEnd w:id="688"/>
+      <w:r>
+        <w:t xml:space="preserve"> </w:t>
+      </w:r>
+      <w:bookmarkStart w:id="689" w:name="X95323e1d396258fce1ce82f3a573e34bd494b0b"/>
+      <w:bookmarkEnd w:id="689"/>
+      <w:r>
+        <w:t xml:space="preserve"> </w:t>
+      </w:r>
+      <w:bookmarkStart w:id="690" w:name="managing-r-versions-with-rig"/>
+      <w:bookmarkEnd w:id="690"/>
+      <w:r>
+        <w:t xml:space="preserve"> </w:t>
+      </w:r>
+      <w:bookmarkStart w:id="691" w:name="clearing-docker-cache"/>
+      <w:bookmarkEnd w:id="691"/>
+    </w:p>
+    <w:p>
+      <w:pPr>
+        <w:pStyle w:val="BodyText"/>
+      </w:pPr>
       <w:r>
         <w:t xml:space="preserve">That page covers:</w:t>
       </w:r>
@@ -9629,7 +11008,7 @@
           <w:numId w:val="1041"/>
         </w:numPr>
       </w:pPr>
-      <w:hyperlink r:id="rId390">
+      <w:hyperlink r:id="rId692">
         <w:r>
           <w:rPr>
             <w:rStyle w:val="Hyperlink"/>
@@ -9646,7 +11025,7 @@
           <w:numId w:val="1041"/>
         </w:numPr>
       </w:pPr>
-      <w:hyperlink r:id="rId391">
+      <w:hyperlink r:id="rId693">
         <w:r>
           <w:rPr>
             <w:rStyle w:val="Hyperlink"/>
@@ -9663,7 +11042,7 @@
           <w:numId w:val="1041"/>
         </w:numPr>
       </w:pPr>
-      <w:hyperlink r:id="rId392">
+      <w:hyperlink r:id="rId694">
         <w:r>
           <w:rPr>
             <w:rStyle w:val="Hyperlink"/>
@@ -9680,7 +11059,7 @@
           <w:numId w:val="1041"/>
         </w:numPr>
       </w:pPr>
-      <w:hyperlink r:id="rId393">
+      <w:hyperlink r:id="rId695">
         <w:r>
           <w:rPr>
             <w:rStyle w:val="Hyperlink"/>
@@ -9694,8 +11073,8 @@
         <w:br w:type="page"/>
       </w:r>
     </w:p>
-    <w:bookmarkEnd w:id="394"/>
-    <w:bookmarkStart w:id="410" w:name="code-publication"/>
+    <w:bookmarkEnd w:id="696"/>
+    <w:bookmarkStart w:id="724" w:name="code-publication"/>
     <w:p>
       <w:pPr>
         <w:pStyle w:val="Heading1"/>
@@ -9736,7 +11115,7 @@
       <w:r>
         <w:t xml:space="preserve"> </w:t>
       </w:r>
-      <w:hyperlink r:id="rId395">
+      <w:hyperlink r:id="rId697">
         <w:r>
           <w:rPr>
             <w:rStyle w:val="Hyperlink"/>
@@ -9771,13 +11150,73 @@
       <w:pPr>
         <w:pStyle w:val="BodyText"/>
       </w:pPr>
-      <w:bookmarkStart w:id="396" w:name="sec-cran-release"/>
-      <w:bookmarkEnd w:id="396"/>
-      <w:r>
-        <w:t xml:space="preserve"> </w:t>
-      </w:r>
-      <w:bookmarkStart w:id="397" w:name="sec-create-github-release"/>
-      <w:bookmarkEnd w:id="397"/>
+      <w:bookmarkStart w:id="698" w:name="sec-cran-release"/>
+      <w:bookmarkEnd w:id="698"/>
+      <w:r>
+        <w:t xml:space="preserve"> </w:t>
+      </w:r>
+      <w:bookmarkStart w:id="699" w:name="sec-create-github-release"/>
+      <w:bookmarkEnd w:id="699"/>
+      <w:r>
+        <w:t xml:space="preserve"> </w:t>
+      </w:r>
+      <w:bookmarkStart w:id="700" w:name="checklist-overview"/>
+      <w:bookmarkEnd w:id="700"/>
+      <w:r>
+        <w:t xml:space="preserve"> </w:t>
+      </w:r>
+      <w:bookmarkStart w:id="701" w:name="fill-out-file-headers"/>
+      <w:bookmarkEnd w:id="701"/>
+      <w:r>
+        <w:t xml:space="preserve"> </w:t>
+      </w:r>
+      <w:bookmarkStart w:id="702" w:name="clean-up-comments"/>
+      <w:bookmarkEnd w:id="702"/>
+      <w:r>
+        <w:t xml:space="preserve"> </w:t>
+      </w:r>
+      <w:bookmarkStart w:id="703" w:name="document-functions"/>
+      <w:bookmarkEnd w:id="703"/>
+      <w:r>
+        <w:t xml:space="preserve"> </w:t>
+      </w:r>
+      <w:bookmarkStart w:id="704" w:name="remove-deprecated-filepaths"/>
+      <w:bookmarkEnd w:id="704"/>
+      <w:r>
+        <w:t xml:space="preserve"> </w:t>
+      </w:r>
+      <w:bookmarkStart w:id="705" w:name="ensure-project-runs-via-bash"/>
+      <w:bookmarkEnd w:id="705"/>
+      <w:r>
+        <w:t xml:space="preserve"> </w:t>
+      </w:r>
+      <w:bookmarkStart w:id="706" w:name="complete-the-readme"/>
+      <w:bookmarkEnd w:id="706"/>
+      <w:r>
+        <w:t xml:space="preserve"> </w:t>
+      </w:r>
+      <w:bookmarkStart w:id="707" w:name="clean-up-feature-branches"/>
+      <w:bookmarkEnd w:id="707"/>
+      <w:r>
+        <w:t xml:space="preserve"> </w:t>
+      </w:r>
+      <w:bookmarkStart w:id="708" w:name="versioning"/>
+      <w:bookmarkEnd w:id="708"/>
+      <w:r>
+        <w:t xml:space="preserve"> </w:t>
+      </w:r>
+      <w:bookmarkStart w:id="709" w:name="pre-release-checklist"/>
+      <w:bookmarkEnd w:id="709"/>
+      <w:r>
+        <w:t xml:space="preserve"> </w:t>
+      </w:r>
+      <w:bookmarkStart w:id="710" w:name="submitting-to-cran"/>
+      <w:bookmarkEnd w:id="710"/>
+      <w:r>
+        <w:t xml:space="preserve"> </w:t>
+      </w:r>
+      <w:bookmarkStart w:id="711" w:name="after-cran-acceptance"/>
+      <w:bookmarkEnd w:id="711"/>
     </w:p>
     <w:p>
       <w:pPr>
@@ -9795,7 +11234,7 @@
           <w:numId w:val="1042"/>
         </w:numPr>
       </w:pPr>
-      <w:hyperlink r:id="rId398">
+      <w:hyperlink r:id="rId712">
         <w:r>
           <w:rPr>
             <w:rStyle w:val="Hyperlink"/>
@@ -9812,7 +11251,7 @@
           <w:numId w:val="1042"/>
         </w:numPr>
       </w:pPr>
-      <w:hyperlink r:id="rId399">
+      <w:hyperlink r:id="rId713">
         <w:r>
           <w:rPr>
             <w:rStyle w:val="Hyperlink"/>
@@ -9829,7 +11268,7 @@
           <w:numId w:val="1042"/>
         </w:numPr>
       </w:pPr>
-      <w:hyperlink r:id="rId400">
+      <w:hyperlink r:id="rId714">
         <w:r>
           <w:rPr>
             <w:rStyle w:val="Hyperlink"/>
@@ -9846,7 +11285,7 @@
           <w:numId w:val="1042"/>
         </w:numPr>
       </w:pPr>
-      <w:hyperlink r:id="rId401">
+      <w:hyperlink r:id="rId715">
         <w:r>
           <w:rPr>
             <w:rStyle w:val="Hyperlink"/>
@@ -9863,7 +11302,7 @@
           <w:numId w:val="1042"/>
         </w:numPr>
       </w:pPr>
-      <w:hyperlink r:id="rId402">
+      <w:hyperlink r:id="rId716">
         <w:r>
           <w:rPr>
             <w:rStyle w:val="Hyperlink"/>
@@ -9880,7 +11319,7 @@
           <w:numId w:val="1042"/>
         </w:numPr>
       </w:pPr>
-      <w:hyperlink r:id="rId403">
+      <w:hyperlink r:id="rId717">
         <w:r>
           <w:rPr>
             <w:rStyle w:val="Hyperlink"/>
@@ -9897,7 +11336,7 @@
           <w:numId w:val="1042"/>
         </w:numPr>
       </w:pPr>
-      <w:hyperlink r:id="rId404">
+      <w:hyperlink r:id="rId718">
         <w:r>
           <w:rPr>
             <w:rStyle w:val="Hyperlink"/>
@@ -9914,7 +11353,7 @@
           <w:numId w:val="1042"/>
         </w:numPr>
       </w:pPr>
-      <w:hyperlink r:id="rId405">
+      <w:hyperlink r:id="rId719">
         <w:r>
           <w:rPr>
             <w:rStyle w:val="Hyperlink"/>
@@ -9931,7 +11370,7 @@
           <w:numId w:val="1042"/>
         </w:numPr>
       </w:pPr>
-      <w:hyperlink r:id="rId406">
+      <w:hyperlink r:id="rId720">
         <w:r>
           <w:rPr>
             <w:rStyle w:val="Hyperlink"/>
@@ -9948,7 +11387,7 @@
           <w:numId w:val="1042"/>
         </w:numPr>
       </w:pPr>
-      <w:hyperlink r:id="rId407">
+      <w:hyperlink r:id="rId721">
         <w:r>
           <w:rPr>
             <w:rStyle w:val="Hyperlink"/>
@@ -9998,18 +11437,18 @@
                 <wp:inline>
                   <wp:extent cx="152400" cy="152400"/>
                   <wp:effectExtent b="0" l="0" r="0" t="0"/>
-                  <wp:docPr descr="" title="" id="408" name="Picture"/>
+                  <wp:docPr descr="" title="" id="722" name="Picture"/>
                   <a:graphic>
                     <a:graphicData uri="http://schemas.openxmlformats.org/drawingml/2006/picture">
                       <pic:pic>
                         <pic:nvPicPr>
-                          <pic:cNvPr descr="/opt/quarto/share/formats/docx/note.png" id="409" name="Picture"/>
+                          <pic:cNvPr descr="/opt/quarto/share/formats/docx/note.png" id="723" name="Picture"/>
                           <pic:cNvPicPr>
                             <a:picLocks noChangeArrowheads="1" noChangeAspect="1"/>
                           </pic:cNvPicPr>
                         </pic:nvPicPr>
                         <pic:blipFill>
-                          <a:blip r:embed="rId72"/>
+                          <a:blip r:embed="rId91"/>
                           <a:stretch>
                             <a:fillRect/>
                           </a:stretch>
@@ -10066,22 +11505,7 @@
               <w:spacing w:before="16" w:after="16"/>
             </w:pPr>
             <w:r>
-              <w:t xml:space="preserve">This chapter’s old</w:t>
-            </w:r>
-            <w:r>
-              <w:t xml:space="preserve"> </w:t>
-            </w:r>
-            <w:r>
-              <w:rPr>
-                <w:rStyle w:val="VerbatimChar"/>
-              </w:rPr>
-              <w:t xml:space="preserve">#sec-</w:t>
-            </w:r>
-            <w:r>
-              <w:t xml:space="preserve"> </w:t>
-            </w:r>
-            <w:r>
-              <w:t xml:space="preserve">anchors still resolve on this page,</w:t>
+              <w:t xml:space="preserve">This chapter’s old section anchors still resolve on this page,</w:t>
             </w:r>
             <w:r>
               <w:t xml:space="preserve"> </w:t>
@@ -10147,8 +11571,8 @@
         <w:br w:type="page"/>
       </w:r>
     </w:p>
-    <w:bookmarkEnd w:id="410"/>
-    <w:bookmarkStart w:id="430" w:name="sec-data-publication"/>
+    <w:bookmarkEnd w:id="724"/>
+    <w:bookmarkStart w:id="744" w:name="sec-data-publication"/>
     <w:p>
       <w:pPr>
         <w:pStyle w:val="Heading1"/>
@@ -10157,7 +11581,7 @@
         <w:t xml:space="preserve">17. Data Publication</w:t>
       </w:r>
     </w:p>
-    <w:bookmarkStart w:id="411" w:name="overview"/>
+    <w:bookmarkStart w:id="725" w:name="overview"/>
     <w:p>
       <w:pPr>
         <w:pStyle w:val="Heading2"/>
@@ -10475,8 +11899,8 @@
         <w:t xml:space="preserve">6. Go live</w:t>
       </w:r>
     </w:p>
-    <w:bookmarkEnd w:id="411"/>
-    <w:bookmarkStart w:id="416" w:name="removing-phi"/>
+    <w:bookmarkEnd w:id="725"/>
+    <w:bookmarkStart w:id="730" w:name="removing-phi"/>
     <w:p>
       <w:pPr>
         <w:pStyle w:val="Heading2"/>
@@ -10493,7 +11917,7 @@
         <w:t xml:space="preserve">Once the data is finalized for analysis, the first step is to strip it of Protected Health Information (PHI), or any other data that could be used to link back to specific participants, such as names, birth dates, or GPS coordinates at the village/neighborhood level or below. PHI includes, but is not limited to:</w:t>
       </w:r>
     </w:p>
-    <w:bookmarkStart w:id="412" w:name="personal-information"/>
+    <w:bookmarkStart w:id="726" w:name="personal-information"/>
     <w:p>
       <w:pPr>
         <w:pStyle w:val="Heading3"/>
@@ -10522,8 +11946,8 @@
         <w:t xml:space="preserve">- A combination of age, sex, and geographic location (below population 20,000) is considered identifiable</w:t>
       </w:r>
     </w:p>
-    <w:bookmarkEnd w:id="412"/>
-    <w:bookmarkStart w:id="413" w:name="dates"/>
+    <w:bookmarkEnd w:id="726"/>
+    <w:bookmarkStart w:id="727" w:name="dates"/>
     <w:p>
       <w:pPr>
         <w:pStyle w:val="Heading3"/>
@@ -10601,8 +12025,8 @@
         </w:pict>
       </w:r>
     </w:p>
-    <w:bookmarkEnd w:id="413"/>
-    <w:bookmarkStart w:id="415" w:name="geographic-information"/>
+    <w:bookmarkEnd w:id="727"/>
+    <w:bookmarkStart w:id="729" w:name="geographic-information"/>
     <w:p>
       <w:pPr>
         <w:pStyle w:val="Heading3"/>
@@ -10669,7 +12093,7 @@
       <w:r>
         <w:t xml:space="preserve"> </w:t>
       </w:r>
-      <w:hyperlink r:id="rId414">
+      <w:hyperlink r:id="rId728">
         <w:r>
           <w:rPr>
             <w:rStyle w:val="Hyperlink"/>
@@ -10681,9 +12105,9 @@
         <w:t xml:space="preserve">, including resources on QGIS and spatial SQL.</w:t>
       </w:r>
     </w:p>
-    <w:bookmarkEnd w:id="415"/>
-    <w:bookmarkEnd w:id="416"/>
-    <w:bookmarkStart w:id="420" w:name="create-public-ids"/>
+    <w:bookmarkEnd w:id="729"/>
+    <w:bookmarkEnd w:id="730"/>
+    <w:bookmarkStart w:id="734" w:name="create-public-ids"/>
     <w:p>
       <w:pPr>
         <w:pStyle w:val="Heading2"/>
@@ -10692,7 +12116,7 @@
         <w:t xml:space="preserve">17.3 Create public IDs</w:t>
       </w:r>
     </w:p>
-    <w:bookmarkStart w:id="417" w:name="rationale"/>
+    <w:bookmarkStart w:id="731" w:name="rationale"/>
     <w:p>
       <w:pPr>
         <w:pStyle w:val="Heading3"/>
@@ -10709,8 +12133,8 @@
         <w:t xml:space="preserve">The UC Davis IRB requires that public datasets not include the original study IDs to identify participants or other units in the study. The reason is that those IDs are linked in our private datasets to PHI. By creating a new set of public IDs, the public dataset is one step further removed from the potential to link to PHI.</w:t>
       </w:r>
     </w:p>
-    <w:bookmarkEnd w:id="417"/>
-    <w:bookmarkStart w:id="418" w:name="X91487d910db01b024f2469582e46c6c56caa238"/>
+    <w:bookmarkEnd w:id="731"/>
+    <w:bookmarkStart w:id="732" w:name="X91487d910db01b024f2469582e46c6c56caa238"/>
     <w:p>
       <w:pPr>
         <w:pStyle w:val="Heading3"/>
@@ -10862,8 +12286,8 @@
         </w:pict>
       </w:r>
     </w:p>
-    <w:bookmarkEnd w:id="418"/>
-    <w:bookmarkStart w:id="419" w:name="example-scripts"/>
+    <w:bookmarkEnd w:id="732"/>
+    <w:bookmarkStart w:id="733" w:name="example-scripts"/>
     <w:p>
       <w:pPr>
         <w:pStyle w:val="Heading3"/>
@@ -11010,9 +12434,9 @@
         <w:t xml:space="preserve">The example workflow is accessible via GitHub: https://github.com/proctor-ucsf/dcc-handbook/tree/master/templates/making-data-public</w:t>
       </w:r>
     </w:p>
-    <w:bookmarkEnd w:id="419"/>
-    <w:bookmarkEnd w:id="420"/>
-    <w:bookmarkStart w:id="426" w:name="create-a-data-repository"/>
+    <w:bookmarkEnd w:id="733"/>
+    <w:bookmarkEnd w:id="734"/>
+    <w:bookmarkStart w:id="740" w:name="create-a-data-repository"/>
     <w:p>
       <w:pPr>
         <w:pStyle w:val="Heading2"/>
@@ -11034,7 +12458,7 @@
       <w:r>
         <w:t xml:space="preserve">(</w:t>
       </w:r>
-      <w:hyperlink r:id="rId421">
+      <w:hyperlink r:id="rId735">
         <w:r>
           <w:rPr>
             <w:rStyle w:val="Hyperlink"/>
@@ -11146,7 +12570,7 @@
       <w:r>
         <w:t xml:space="preserve"> </w:t>
       </w:r>
-      <w:hyperlink r:id="rId422">
+      <w:hyperlink r:id="rId736">
         <w:r>
           <w:rPr>
             <w:rStyle w:val="Hyperlink"/>
@@ -11279,7 +12703,7 @@
       <w:r>
         <w:t xml:space="preserve"> </w:t>
       </w:r>
-      <w:hyperlink r:id="rId423">
+      <w:hyperlink r:id="rId737">
         <w:r>
           <w:rPr>
             <w:rStyle w:val="Hyperlink"/>
@@ -11291,7 +12715,7 @@
         <w:t xml:space="preserve">.</w:t>
       </w:r>
     </w:p>
-    <w:bookmarkStart w:id="425" w:name="X659912a983e12070198566d6758f84b7c139c71"/>
+    <w:bookmarkStart w:id="739" w:name="X659912a983e12070198566d6758f84b7c139c71"/>
     <w:p>
       <w:pPr>
         <w:pStyle w:val="Heading3"/>
@@ -11362,7 +12786,7 @@
       <w:r>
         <w:t xml:space="preserve"> </w:t>
       </w:r>
-      <w:hyperlink r:id="rId424">
+      <w:hyperlink r:id="rId738">
         <w:r>
           <w:rPr>
             <w:rStyle w:val="Hyperlink"/>
@@ -11383,9 +12807,9 @@
         <w:t xml:space="preserve">Optional: Complete the software checklist and system requirement guide for the analysis to guide others. Include it on the GitHub README for the project: https://github.com/proctor-ucsf/mordor-antibody</w:t>
       </w:r>
     </w:p>
-    <w:bookmarkEnd w:id="425"/>
-    <w:bookmarkEnd w:id="426"/>
-    <w:bookmarkStart w:id="427" w:name="edit-and-test-analysis-scripts"/>
+    <w:bookmarkEnd w:id="739"/>
+    <w:bookmarkEnd w:id="740"/>
+    <w:bookmarkStart w:id="741" w:name="edit-and-test-analysis-scripts"/>
     <w:p>
       <w:pPr>
         <w:pStyle w:val="Heading2"/>
@@ -11420,8 +12844,8 @@
         <w:t xml:space="preserve">, when reading in the public data. Re-run all the analysis scripts to ensure that they still work with the public version of the dataset.</w:t>
       </w:r>
     </w:p>
-    <w:bookmarkEnd w:id="427"/>
-    <w:bookmarkStart w:id="428" w:name="X9e5a2e412be73507d832915a5b2807bcc43a531"/>
+    <w:bookmarkEnd w:id="741"/>
+    <w:bookmarkStart w:id="742" w:name="X9e5a2e412be73507d832915a5b2807bcc43a531"/>
     <w:p>
       <w:pPr>
         <w:pStyle w:val="Heading2"/>
@@ -11468,7 +12892,7 @@
       <w:r>
         <w:t xml:space="preserve"> </w:t>
       </w:r>
-      <w:hyperlink r:id="rId389">
+      <w:hyperlink r:id="rId682">
         <w:r>
           <w:rPr>
             <w:rStyle w:val="Hyperlink"/>
@@ -11557,8 +12981,8 @@
         <w:t xml:space="preserve">Once a public GitHub page exists, you can create a new component on an OSF project (step 3, above) and link it to the public version of the GitHub repo.</w:t>
       </w:r>
     </w:p>
-    <w:bookmarkEnd w:id="428"/>
-    <w:bookmarkStart w:id="429" w:name="go-live"/>
+    <w:bookmarkEnd w:id="742"/>
+    <w:bookmarkStart w:id="743" w:name="go-live"/>
     <w:p>
       <w:pPr>
         <w:pStyle w:val="Heading2"/>
@@ -11669,9 +13093,9 @@
         <w:br w:type="page"/>
       </w:r>
     </w:p>
-    <w:bookmarkEnd w:id="429"/>
-    <w:bookmarkEnd w:id="430"/>
-    <w:bookmarkStart w:id="478" w:name="sec-slurm"/>
+    <w:bookmarkEnd w:id="743"/>
+    <w:bookmarkEnd w:id="744"/>
+    <w:bookmarkStart w:id="792" w:name="sec-slurm"/>
     <w:p>
       <w:pPr>
         <w:pStyle w:val="Heading1"/>
@@ -11688,7 +13112,7 @@
         <w:t xml:space="preserve">When you need to run a script that requires a large amount of RAM, large files, or that uses parallelization, UC Davis provides several high-performance computing (HPC) resources.</w:t>
       </w:r>
     </w:p>
-    <w:bookmarkStart w:id="434" w:name="uc-davis-computing-resources"/>
+    <w:bookmarkStart w:id="748" w:name="uc-davis-computing-resources"/>
     <w:p>
       <w:pPr>
         <w:pStyle w:val="Heading2"/>
@@ -11697,7 +13121,7 @@
         <w:t xml:space="preserve">18.1 UC Davis Computing Resources</w:t>
       </w:r>
     </w:p>
-    <w:bookmarkStart w:id="433" w:name="available-resources"/>
+    <w:bookmarkStart w:id="747" w:name="available-resources"/>
     <w:p>
       <w:pPr>
         <w:pStyle w:val="Heading3"/>
@@ -11739,7 +13163,7 @@
       <w:r>
         <w:t xml:space="preserve">(</w:t>
       </w:r>
-      <w:hyperlink r:id="rId431">
+      <w:hyperlink r:id="rId745">
         <w:r>
           <w:rPr>
             <w:rStyle w:val="Hyperlink"/>
@@ -11823,7 +13247,7 @@
       <w:r>
         <w:t xml:space="preserve"> </w:t>
       </w:r>
-      <w:hyperlink r:id="rId432">
+      <w:hyperlink r:id="rId746">
         <w:r>
           <w:rPr>
             <w:rStyle w:val="Hyperlink"/>
@@ -11861,9 +13285,9 @@
         <w:t xml:space="preserve">- Setting up your computing environment</w:t>
       </w:r>
     </w:p>
-    <w:bookmarkEnd w:id="433"/>
-    <w:bookmarkEnd w:id="434"/>
-    <w:bookmarkStart w:id="436" w:name="getting-started-with-slurm-clusters"/>
+    <w:bookmarkEnd w:id="747"/>
+    <w:bookmarkEnd w:id="748"/>
+    <w:bookmarkStart w:id="750" w:name="getting-started-with-slurm-clusters"/>
     <w:p>
       <w:pPr>
         <w:pStyle w:val="Heading2"/>
@@ -12005,7 +13429,7 @@
         <w:t xml:space="preserve"> clone https://github.com/jadebc/covid19-infections.git</w:t>
       </w:r>
     </w:p>
-    <w:bookmarkStart w:id="435" w:name="one-time-system-set-up"/>
+    <w:bookmarkStart w:id="749" w:name="one-time-system-set-up"/>
     <w:p>
       <w:pPr>
         <w:pStyle w:val="Heading3"/>
@@ -12922,9 +14346,9 @@
         <w:t xml:space="preserve">)</w:t>
       </w:r>
     </w:p>
-    <w:bookmarkEnd w:id="435"/>
-    <w:bookmarkEnd w:id="436"/>
-    <w:bookmarkStart w:id="437" w:name="moving-files-to-the-cluster"/>
+    <w:bookmarkEnd w:id="749"/>
+    <w:bookmarkEnd w:id="750"/>
+    <w:bookmarkStart w:id="751" w:name="moving-files-to-the-cluster"/>
     <w:p>
       <w:pPr>
         <w:pStyle w:val="Heading2"/>
@@ -12973,7 +14397,7 @@
       <w:r>
         <w:t xml:space="preserve"> </w:t>
       </w:r>
-      <w:hyperlink r:id="rId431">
+      <w:hyperlink r:id="rId745">
         <w:r>
           <w:rPr>
             <w:rStyle w:val="Hyperlink"/>
@@ -13170,8 +14594,8 @@
         <w:t xml:space="preserve"> USERNAME@shiva.ucdavis.edu:/scratch/group/GROUPNAME/</w:t>
       </w:r>
     </w:p>
-    <w:bookmarkEnd w:id="437"/>
-    <w:bookmarkStart w:id="438" w:name="installing-packages-on-the-cluster"/>
+    <w:bookmarkEnd w:id="751"/>
+    <w:bookmarkStart w:id="752" w:name="installing-packages-on-the-cluster"/>
     <w:p>
       <w:pPr>
         <w:pStyle w:val="Heading2"/>
@@ -13665,7 +15089,7 @@
       <w:r>
         <w:t xml:space="preserve"> </w:t>
       </w:r>
-      <w:hyperlink r:id="rId431">
+      <w:hyperlink r:id="rId745">
         <w:r>
           <w:rPr>
             <w:rStyle w:val="Hyperlink"/>
@@ -13680,8 +15104,8 @@
         <w:t xml:space="preserve">for support information.</w:t>
       </w:r>
     </w:p>
-    <w:bookmarkEnd w:id="438"/>
-    <w:bookmarkStart w:id="442" w:name="testing-your-code"/>
+    <w:bookmarkEnd w:id="752"/>
+    <w:bookmarkStart w:id="756" w:name="testing-your-code"/>
     <w:p>
       <w:pPr>
         <w:pStyle w:val="Heading2"/>
@@ -13698,7 +15122,7 @@
         <w:t xml:space="preserve">Both of the following ways to test code on a cluster are recommended for making small changes, such as editing file paths and making sure the packages and source files load. You should write and test the functionality of your script locally, only testing on the cluster once major bugs are out.</w:t>
       </w:r>
     </w:p>
-    <w:bookmarkStart w:id="439" w:name="the-command-line"/>
+    <w:bookmarkStart w:id="753" w:name="the-command-line"/>
     <w:p>
       <w:pPr>
         <w:pStyle w:val="Heading3"/>
@@ -13838,8 +15262,8 @@
         <w:t xml:space="preserve">*Note: for collaboration purposes, it’s best for everyone to work with one version of R. Check what version is being used for the project you are working on. Some packages only work with some versions of R, so it’s best to keep it consistent.</w:t>
       </w:r>
     </w:p>
-    <w:bookmarkEnd w:id="439"/>
-    <w:bookmarkStart w:id="440" w:name="rstudio-server"/>
+    <w:bookmarkEnd w:id="753"/>
+    <w:bookmarkStart w:id="754" w:name="rstudio-server"/>
     <w:p>
       <w:pPr>
         <w:pStyle w:val="Heading3"/>
@@ -13872,8 +15296,8 @@
         <w:t xml:space="preserve">When using RStudio Server, you can test your code interactively. However, do NOT use the RStudio Server’s Terminal to install packages and configure your environment for SLURM-based clusters, as you will likely need to re-do it for every session/project. For SLURM clusters, use the command line approach described earlier.</w:t>
       </w:r>
     </w:p>
-    <w:bookmarkEnd w:id="440"/>
-    <w:bookmarkStart w:id="441" w:name="filepaths-configuration-on-the-cluster"/>
+    <w:bookmarkEnd w:id="754"/>
+    <w:bookmarkStart w:id="755" w:name="filepaths-configuration-on-the-cluster"/>
     <w:p>
       <w:pPr>
         <w:pStyle w:val="Heading3"/>
@@ -14162,9 +15586,9 @@
         <w:t xml:space="preserve">}</w:t>
       </w:r>
     </w:p>
-    <w:bookmarkEnd w:id="441"/>
-    <w:bookmarkEnd w:id="442"/>
-    <w:bookmarkStart w:id="461" w:name="sec-x11-forwarding"/>
+    <w:bookmarkEnd w:id="755"/>
+    <w:bookmarkEnd w:id="756"/>
+    <w:bookmarkStart w:id="775" w:name="sec-x11-forwarding"/>
     <w:p>
       <w:pPr>
         <w:pStyle w:val="Heading2"/>
@@ -14227,7 +15651,7 @@
       <w:r>
         <w:t xml:space="preserve"> </w:t>
       </w:r>
-      <w:hyperlink r:id="rId443">
+      <w:hyperlink r:id="rId757">
         <w:r>
           <w:rPr>
             <w:rStyle w:val="Hyperlink"/>
@@ -14327,7 +15751,7 @@
         <w:t xml:space="preserve">because only the page data crosses the network rather than every repainted pixel.</w:t>
       </w:r>
     </w:p>
-    <w:bookmarkStart w:id="450" w:name="install-an-x-server-on-your-own-computer"/>
+    <w:bookmarkStart w:id="764" w:name="install-an-x-server-on-your-own-computer"/>
     <w:p>
       <w:pPr>
         <w:pStyle w:val="Heading3"/>
@@ -14392,7 +15816,7 @@
       <w:tr>
         <w:tc>
           <w:tcPr/>
-          <w:bookmarkStart w:id="449" w:name="tbl-x11-servers"/>
+          <w:bookmarkStart w:id="763" w:name="tbl-x11-servers"/>
           <w:p>
             <w:pPr>
               <w:jc w:val="center"/>
@@ -14466,7 +15890,7 @@
                     <w:pStyle w:val="Compact"/>
                     <w:jc w:val="center"/>
                   </w:pPr>
-                  <w:hyperlink r:id="rId444">
+                  <w:hyperlink r:id="rId758">
                     <w:r>
                       <w:rPr>
                         <w:rStyle w:val="Hyperlink"/>
@@ -14515,7 +15939,7 @@
                     <w:pStyle w:val="Compact"/>
                     <w:jc w:val="center"/>
                   </w:pPr>
-                  <w:hyperlink r:id="rId445">
+                  <w:hyperlink r:id="rId759">
                     <w:r>
                       <w:rPr>
                         <w:rStyle w:val="Hyperlink"/>
@@ -14529,7 +15953,7 @@
                   <w:r>
                     <w:t xml:space="preserve"> </w:t>
                   </w:r>
-                  <w:hyperlink r:id="rId446">
+                  <w:hyperlink r:id="rId760">
                     <w:r>
                       <w:rPr>
                         <w:rStyle w:val="Hyperlink"/>
@@ -14569,7 +15993,7 @@
                   <w:r>
                     <w:t xml:space="preserve"> </w:t>
                   </w:r>
-                  <w:hyperlink r:id="rId447">
+                  <w:hyperlink r:id="rId761">
                     <w:r>
                       <w:rPr>
                         <w:rStyle w:val="Hyperlink"/>
@@ -14612,7 +16036,7 @@
                   <w:r>
                     <w:t xml:space="preserve"> </w:t>
                   </w:r>
-                  <w:hyperlink r:id="rId448">
+                  <w:hyperlink r:id="rId762">
                     <w:r>
                       <w:rPr>
                         <w:rStyle w:val="Hyperlink"/>
@@ -14645,13 +16069,13 @@
               </w:tc>
             </w:tr>
           </w:tbl>
-          <w:bookmarkEnd w:id="449"/>
+          <w:bookmarkEnd w:id="763"/>
           <w:p/>
         </w:tc>
       </w:tr>
     </w:tbl>
-    <w:bookmarkEnd w:id="450"/>
-    <w:bookmarkStart w:id="451" w:name="connect-with-x11-forwarding-enabled"/>
+    <w:bookmarkEnd w:id="764"/>
+    <w:bookmarkStart w:id="765" w:name="connect-with-x11-forwarding-enabled"/>
     <w:p>
       <w:pPr>
         <w:pStyle w:val="Heading3"/>
@@ -15124,8 +16548,8 @@
         <w:t xml:space="preserve">is worth setting because X11 traffic compresses well over a slow link.</w:t>
       </w:r>
     </w:p>
-    <w:bookmarkEnd w:id="451"/>
-    <w:bookmarkStart w:id="452" w:name="check-that-the-forward-is-working"/>
+    <w:bookmarkEnd w:id="765"/>
+    <w:bookmarkStart w:id="766" w:name="check-that-the-forward-is-working"/>
     <w:p>
       <w:pPr>
         <w:pStyle w:val="Heading3"/>
@@ -15395,8 +16819,8 @@
         <w:t xml:space="preserve">(checked August 2026).</w:t>
       </w:r>
     </w:p>
-    <w:bookmarkEnd w:id="452"/>
-    <w:bookmarkStart w:id="455" w:name="install-graphical-programs-without-sudo"/>
+    <w:bookmarkEnd w:id="766"/>
+    <w:bookmarkStart w:id="769" w:name="install-graphical-programs-without-sudo"/>
     <w:p>
       <w:pPr>
         <w:pStyle w:val="Heading3"/>
@@ -15584,7 +17008,7 @@
       <w:r>
         <w:t xml:space="preserve"> </w:t>
       </w:r>
-      <w:hyperlink r:id="rId453">
+      <w:hyperlink r:id="rId767">
         <w:r>
           <w:rPr>
             <w:rStyle w:val="Hyperlink"/>
@@ -15616,7 +17040,7 @@
       <w:r>
         <w:t xml:space="preserve"> </w:t>
       </w:r>
-      <w:hyperlink r:id="rId454">
+      <w:hyperlink r:id="rId768">
         <w:r>
           <w:rPr>
             <w:rStyle w:val="Hyperlink"/>
@@ -15951,8 +17375,8 @@
         <w:t xml:space="preserve">saves typing the full path each time.</w:t>
       </w:r>
     </w:p>
-    <w:bookmarkEnd w:id="455"/>
-    <w:bookmarkStart w:id="460" w:name="limitations"/>
+    <w:bookmarkEnd w:id="769"/>
+    <w:bookmarkStart w:id="774" w:name="limitations"/>
     <w:p>
       <w:pPr>
         <w:pStyle w:val="Heading3"/>
@@ -16017,7 +17441,7 @@
       <w:r>
         <w:t xml:space="preserve"> </w:t>
       </w:r>
-      <w:hyperlink r:id="rId456">
+      <w:hyperlink r:id="rId770">
         <w:r>
           <w:rPr>
             <w:rStyle w:val="VerbatimChar"/>
@@ -16067,7 +17491,7 @@
       <w:r>
         <w:t xml:space="preserve"> </w:t>
       </w:r>
-      <w:hyperlink r:id="rId457">
+      <w:hyperlink r:id="rId771">
         <w:r>
           <w:rPr>
             <w:rStyle w:val="VerbatimChar"/>
@@ -16093,7 +17517,7 @@
       <w:r>
         <w:t xml:space="preserve"> </w:t>
       </w:r>
-      <w:hyperlink r:id="rId458">
+      <w:hyperlink r:id="rId772">
         <w:r>
           <w:rPr>
             <w:rStyle w:val="Hyperlink"/>
@@ -16107,7 +17531,7 @@
       <w:r>
         <w:t xml:space="preserve"> </w:t>
       </w:r>
-      <w:hyperlink r:id="rId459">
+      <w:hyperlink r:id="rId773">
         <w:r>
           <w:rPr>
             <w:rStyle w:val="Hyperlink"/>
@@ -16146,9 +17570,9 @@
         <w:t xml:space="preserve">Contact the cluster administrators if the performance of plain forwarding is blocking your work.</w:t>
       </w:r>
     </w:p>
-    <w:bookmarkEnd w:id="460"/>
-    <w:bookmarkEnd w:id="461"/>
-    <w:bookmarkStart w:id="471" w:name="X7880cdf8bb636dad42e7d655b4e5f617c2acb85"/>
+    <w:bookmarkEnd w:id="774"/>
+    <w:bookmarkEnd w:id="775"/>
+    <w:bookmarkStart w:id="785" w:name="X7880cdf8bb636dad42e7d655b4e5f617c2acb85"/>
     <w:p>
       <w:pPr>
         <w:pStyle w:val="Heading2"/>
@@ -16350,7 +17774,7 @@
         <w:t xml:space="preserve">shell inside it.</w:t>
       </w:r>
     </w:p>
-    <w:bookmarkStart w:id="464" w:name="X2976c747b22dda872c0e3492a1d308b95af7e0f"/>
+    <w:bookmarkStart w:id="778" w:name="X2976c747b22dda872c0e3492a1d308b95af7e0f"/>
     <w:p>
       <w:pPr>
         <w:pStyle w:val="Heading3"/>
@@ -16369,7 +17793,7 @@
       <w:r>
         <w:t xml:space="preserve"> </w:t>
       </w:r>
-      <w:hyperlink r:id="rId462">
+      <w:hyperlink r:id="rId776">
         <w:r>
           <w:rPr>
             <w:rStyle w:val="VerbatimChar"/>
@@ -16386,7 +17810,7 @@
       <w:r>
         <w:t xml:space="preserve"> </w:t>
       </w:r>
-      <w:hyperlink r:id="rId463">
+      <w:hyperlink r:id="rId777">
         <w:r>
           <w:rPr>
             <w:rStyle w:val="VerbatimChar"/>
@@ -16579,8 +18003,8 @@
         <w:t xml:space="preserve"># reattach to the most recent session</w:t>
       </w:r>
     </w:p>
-    <w:bookmarkEnd w:id="464"/>
-    <w:bookmarkStart w:id="470" w:name="reconnect-to-a-surviving-allocation"/>
+    <w:bookmarkEnd w:id="778"/>
+    <w:bookmarkStart w:id="784" w:name="reconnect-to-a-surviving-allocation"/>
     <w:p>
       <w:pPr>
         <w:pStyle w:val="Heading3"/>
@@ -16882,18 +18306,18 @@
                 <wp:inline>
                   <wp:extent cx="152400" cy="152400"/>
                   <wp:effectExtent b="0" l="0" r="0" t="0"/>
-                  <wp:docPr descr="" title="" id="466" name="Picture"/>
+                  <wp:docPr descr="" title="" id="780" name="Picture"/>
                   <a:graphic>
                     <a:graphicData uri="http://schemas.openxmlformats.org/drawingml/2006/picture">
                       <pic:pic>
                         <pic:nvPicPr>
-                          <pic:cNvPr descr="/opt/quarto/share/formats/docx/important.png" id="467" name="Picture"/>
+                          <pic:cNvPr descr="/opt/quarto/share/formats/docx/important.png" id="781" name="Picture"/>
                           <pic:cNvPicPr>
                             <a:picLocks noChangeArrowheads="1" noChangeAspect="1"/>
                           </pic:cNvPicPr>
                         </pic:nvPicPr>
                         <pic:blipFill>
-                          <a:blip r:embed="rId465"/>
+                          <a:blip r:embed="rId779"/>
                           <a:stretch>
                             <a:fillRect/>
                           </a:stretch>
@@ -17123,18 +18547,18 @@
                 <wp:inline>
                   <wp:extent cx="152400" cy="152400"/>
                   <wp:effectExtent b="0" l="0" r="0" t="0"/>
-                  <wp:docPr descr="" title="" id="468" name="Picture"/>
+                  <wp:docPr descr="" title="" id="782" name="Picture"/>
                   <a:graphic>
                     <a:graphicData uri="http://schemas.openxmlformats.org/drawingml/2006/picture">
                       <pic:pic>
                         <pic:nvPicPr>
-                          <pic:cNvPr descr="/opt/quarto/share/formats/docx/note.png" id="469" name="Picture"/>
+                          <pic:cNvPr descr="/opt/quarto/share/formats/docx/note.png" id="783" name="Picture"/>
                           <pic:cNvPicPr>
                             <a:picLocks noChangeArrowheads="1" noChangeAspect="1"/>
                           </pic:cNvPicPr>
                         </pic:nvPicPr>
                         <pic:blipFill>
-                          <a:blip r:embed="rId72"/>
+                          <a:blip r:embed="rId91"/>
                           <a:stretch>
                             <a:fillRect/>
                           </a:stretch>
@@ -17229,7 +18653,7 @@
             <w:r>
               <w:t xml:space="preserve"> </w:t>
             </w:r>
-            <w:hyperlink r:id="rId431">
+            <w:hyperlink r:id="rId745">
               <w:r>
                 <w:rPr>
                   <w:rStyle w:val="Hyperlink"/>
@@ -17248,9 +18672,9 @@
         </w:tc>
       </w:tr>
     </w:tbl>
-    <w:bookmarkEnd w:id="470"/>
-    <w:bookmarkEnd w:id="471"/>
-    <w:bookmarkStart w:id="476" w:name="storage-group-storage-access"/>
+    <w:bookmarkEnd w:id="784"/>
+    <w:bookmarkEnd w:id="785"/>
+    <w:bookmarkStart w:id="790" w:name="storage-group-storage-access"/>
     <w:p>
       <w:pPr>
         <w:pStyle w:val="Heading2"/>
@@ -17259,7 +18683,7 @@
         <w:t xml:space="preserve">18.8 Storage &amp; group storage access</w:t>
       </w:r>
     </w:p>
-    <w:bookmarkStart w:id="472" w:name="individual-storage"/>
+    <w:bookmarkStart w:id="786" w:name="individual-storage"/>
     <w:p>
       <w:pPr>
         <w:pStyle w:val="Heading3"/>
@@ -17481,7 +18905,7 @@
       <w:r>
         <w:t xml:space="preserve"> </w:t>
       </w:r>
-      <w:hyperlink r:id="rId431">
+      <w:hyperlink r:id="rId745">
         <w:r>
           <w:rPr>
             <w:rStyle w:val="Hyperlink"/>
@@ -17496,8 +18920,8 @@
         <w:t xml:space="preserve">for specific storage options and quotas.</w:t>
       </w:r>
     </w:p>
-    <w:bookmarkEnd w:id="472"/>
-    <w:bookmarkStart w:id="473" w:name="group-storage"/>
+    <w:bookmarkEnd w:id="786"/>
+    <w:bookmarkStart w:id="787" w:name="group-storage"/>
     <w:p>
       <w:pPr>
         <w:pStyle w:val="Heading3"/>
@@ -17641,8 +19065,8 @@
         <w:t xml:space="preserve">to see if you have permission to add files to group directories. Read the next section to ensure any directories you create have the right permissions.</w:t>
       </w:r>
     </w:p>
-    <w:bookmarkEnd w:id="473"/>
-    <w:bookmarkStart w:id="475" w:name="folder-permissions"/>
+    <w:bookmarkEnd w:id="787"/>
+    <w:bookmarkStart w:id="789" w:name="folder-permissions"/>
     <w:p>
       <w:pPr>
         <w:pStyle w:val="Heading3"/>
@@ -17802,7 +19226,7 @@
       <w:r>
         <w:t xml:space="preserve"> </w:t>
       </w:r>
-      <w:hyperlink r:id="rId474">
+      <w:hyperlink r:id="rId788">
         <w:r>
           <w:rPr>
             <w:rStyle w:val="Hyperlink"/>
@@ -17814,9 +19238,9 @@
         <w:t xml:space="preserve">.</w:t>
       </w:r>
     </w:p>
-    <w:bookmarkEnd w:id="475"/>
-    <w:bookmarkEnd w:id="476"/>
-    <w:bookmarkStart w:id="477" w:name="running-big-jobs"/>
+    <w:bookmarkEnd w:id="789"/>
+    <w:bookmarkEnd w:id="790"/>
+    <w:bookmarkStart w:id="791" w:name="running-big-jobs"/>
     <w:p>
       <w:pPr>
         <w:pStyle w:val="Heading2"/>
@@ -18417,9 +19841,9 @@
         <w:br w:type="page"/>
       </w:r>
     </w:p>
-    <w:bookmarkEnd w:id="477"/>
-    <w:bookmarkEnd w:id="478"/>
-    <w:bookmarkStart w:id="510" w:name="working-with-ai"/>
+    <w:bookmarkEnd w:id="791"/>
+    <w:bookmarkEnd w:id="792"/>
+    <w:bookmarkStart w:id="824" w:name="working-with-ai"/>
     <w:p>
       <w:pPr>
         <w:pStyle w:val="Heading1"/>
@@ -18444,7 +19868,7 @@
       <w:r>
         <w:t xml:space="preserve"> </w:t>
       </w:r>
-      <w:hyperlink r:id="rId479">
+      <w:hyperlink r:id="rId793">
         <w:r>
           <w:rPr>
             <w:rStyle w:val="Hyperlink"/>
@@ -18463,7 +19887,7 @@
       <w:r>
         <w:t xml:space="preserve"> </w:t>
       </w:r>
-      <w:hyperlink r:id="rId480">
+      <w:hyperlink r:id="rId794">
         <w:r>
           <w:rPr>
             <w:rStyle w:val="Hyperlink"/>
@@ -18485,60 +19909,60 @@
       <w:r>
         <w:t xml:space="preserve"> </w:t>
       </w:r>
-      <w:bookmarkStart w:id="481" w:name="sec-ai-disclosure"/>
-      <w:bookmarkEnd w:id="481"/>
-      <w:bookmarkStart w:id="482" w:name="sec-ai-journal-articles"/>
-      <w:bookmarkEnd w:id="482"/>
-      <w:r>
-        <w:t xml:space="preserve"> </w:t>
-      </w:r>
-      <w:bookmarkStart w:id="483" w:name="sec-ai-language-model"/>
-      <w:bookmarkEnd w:id="483"/>
-      <w:bookmarkStart w:id="484" w:name="sec-ai-harnesses"/>
-      <w:bookmarkEnd w:id="484"/>
-      <w:bookmarkStart w:id="485" w:name="sec-ai-agent-implementation"/>
-      <w:bookmarkEnd w:id="485"/>
-      <w:r>
-        <w:t xml:space="preserve"> </w:t>
-      </w:r>
-      <w:bookmarkStart w:id="486" w:name="sec-ai-harness-construction"/>
-      <w:bookmarkEnd w:id="486"/>
-      <w:bookmarkStart w:id="487" w:name="sec-ai-agent-program-kind"/>
-      <w:bookmarkEnd w:id="487"/>
-      <w:r>
-        <w:t xml:space="preserve"> </w:t>
-      </w:r>
-      <w:bookmarkStart w:id="488" w:name="sec-ai-harness-agent-relationship"/>
-      <w:bookmarkEnd w:id="488"/>
-      <w:bookmarkStart w:id="489" w:name="sec-ai-addressing-failing-workflows"/>
-      <w:bookmarkEnd w:id="489"/>
-      <w:r>
-        <w:t xml:space="preserve"> </w:t>
-      </w:r>
-      <w:bookmarkStart w:id="490" w:name="sec-ai-benefits-hazards"/>
-      <w:bookmarkEnd w:id="490"/>
-      <w:bookmarkStart w:id="491" w:name="sec-ai-best-practices"/>
-      <w:bookmarkEnd w:id="491"/>
-      <w:bookmarkStart w:id="492" w:name="sec-ai-offline"/>
-      <w:bookmarkEnd w:id="492"/>
-      <w:r>
-        <w:t xml:space="preserve"> </w:t>
-      </w:r>
-      <w:bookmarkStart w:id="493" w:name="sec-ai-copilot-settings"/>
-      <w:bookmarkEnd w:id="493"/>
-      <w:bookmarkStart w:id="494" w:name="sec-ai-agent-skills"/>
-      <w:bookmarkEnd w:id="494"/>
-      <w:bookmarkStart w:id="495" w:name="sec-ai-claude-cloud-env"/>
-      <w:bookmarkEnd w:id="495"/>
-      <w:r>
-        <w:t xml:space="preserve"> </w:t>
-      </w:r>
-      <w:bookmarkStart w:id="496" w:name="sec-ai-when-to-use"/>
-      <w:bookmarkEnd w:id="496"/>
-      <w:bookmarkStart w:id="497" w:name="sec-ai-claude-code-windows"/>
-      <w:bookmarkEnd w:id="497"/>
-      <w:bookmarkStart w:id="498" w:name="sec-fully-clean"/>
-      <w:bookmarkEnd w:id="498"/>
+      <w:bookmarkStart w:id="795" w:name="sec-ai-disclosure"/>
+      <w:bookmarkEnd w:id="795"/>
+      <w:bookmarkStart w:id="796" w:name="sec-ai-journal-articles"/>
+      <w:bookmarkEnd w:id="796"/>
+      <w:r>
+        <w:t xml:space="preserve"> </w:t>
+      </w:r>
+      <w:bookmarkStart w:id="797" w:name="sec-ai-language-model"/>
+      <w:bookmarkEnd w:id="797"/>
+      <w:bookmarkStart w:id="798" w:name="sec-ai-harnesses"/>
+      <w:bookmarkEnd w:id="798"/>
+      <w:bookmarkStart w:id="799" w:name="sec-ai-agent-implementation"/>
+      <w:bookmarkEnd w:id="799"/>
+      <w:r>
+        <w:t xml:space="preserve"> </w:t>
+      </w:r>
+      <w:bookmarkStart w:id="800" w:name="sec-ai-harness-construction"/>
+      <w:bookmarkEnd w:id="800"/>
+      <w:bookmarkStart w:id="801" w:name="sec-ai-agent-program-kind"/>
+      <w:bookmarkEnd w:id="801"/>
+      <w:r>
+        <w:t xml:space="preserve"> </w:t>
+      </w:r>
+      <w:bookmarkStart w:id="802" w:name="sec-ai-harness-agent-relationship"/>
+      <w:bookmarkEnd w:id="802"/>
+      <w:bookmarkStart w:id="803" w:name="sec-ai-addressing-failing-workflows"/>
+      <w:bookmarkEnd w:id="803"/>
+      <w:r>
+        <w:t xml:space="preserve"> </w:t>
+      </w:r>
+      <w:bookmarkStart w:id="804" w:name="sec-ai-benefits-hazards"/>
+      <w:bookmarkEnd w:id="804"/>
+      <w:bookmarkStart w:id="805" w:name="sec-ai-best-practices"/>
+      <w:bookmarkEnd w:id="805"/>
+      <w:bookmarkStart w:id="806" w:name="sec-ai-offline"/>
+      <w:bookmarkEnd w:id="806"/>
+      <w:r>
+        <w:t xml:space="preserve"> </w:t>
+      </w:r>
+      <w:bookmarkStart w:id="807" w:name="sec-ai-copilot-settings"/>
+      <w:bookmarkEnd w:id="807"/>
+      <w:bookmarkStart w:id="808" w:name="sec-ai-agent-skills"/>
+      <w:bookmarkEnd w:id="808"/>
+      <w:bookmarkStart w:id="809" w:name="sec-ai-claude-cloud-env"/>
+      <w:bookmarkEnd w:id="809"/>
+      <w:r>
+        <w:t xml:space="preserve"> </w:t>
+      </w:r>
+      <w:bookmarkStart w:id="810" w:name="sec-ai-when-to-use"/>
+      <w:bookmarkEnd w:id="810"/>
+      <w:bookmarkStart w:id="811" w:name="sec-ai-claude-code-windows"/>
+      <w:bookmarkEnd w:id="811"/>
+      <w:bookmarkStart w:id="812" w:name="sec-fully-clean"/>
+      <w:bookmarkEnd w:id="812"/>
     </w:p>
     <w:p>
       <w:pPr>
@@ -18547,7 +19971,7 @@
           <w:numId w:val="1048"/>
         </w:numPr>
       </w:pPr>
-      <w:hyperlink r:id="rId499">
+      <w:hyperlink r:id="rId813">
         <w:r>
           <w:rPr>
             <w:rStyle w:val="Hyperlink"/>
@@ -18580,7 +20004,7 @@
           <w:numId w:val="1048"/>
         </w:numPr>
       </w:pPr>
-      <w:hyperlink r:id="rId500">
+      <w:hyperlink r:id="rId814">
         <w:r>
           <w:rPr>
             <w:rStyle w:val="Hyperlink"/>
@@ -18619,7 +20043,7 @@
           <w:numId w:val="1048"/>
         </w:numPr>
       </w:pPr>
-      <w:hyperlink r:id="rId501">
+      <w:hyperlink r:id="rId815">
         <w:r>
           <w:rPr>
             <w:rStyle w:val="Hyperlink"/>
@@ -18700,18 +20124,18 @@
                 <wp:inline>
                   <wp:extent cx="152400" cy="152400"/>
                   <wp:effectExtent b="0" l="0" r="0" t="0"/>
-                  <wp:docPr descr="" title="" id="502" name="Picture"/>
+                  <wp:docPr descr="" title="" id="816" name="Picture"/>
                   <a:graphic>
                     <a:graphicData uri="http://schemas.openxmlformats.org/drawingml/2006/picture">
                       <pic:pic>
                         <pic:nvPicPr>
-                          <pic:cNvPr descr="/opt/quarto/share/formats/docx/note.png" id="503" name="Picture"/>
+                          <pic:cNvPr descr="/opt/quarto/share/formats/docx/note.png" id="817" name="Picture"/>
                           <pic:cNvPicPr>
                             <a:picLocks noChangeArrowheads="1" noChangeAspect="1"/>
                           </pic:cNvPicPr>
                         </pic:nvPicPr>
                         <pic:blipFill>
-                          <a:blip r:embed="rId72"/>
+                          <a:blip r:embed="rId91"/>
                           <a:stretch>
                             <a:fillRect/>
                           </a:stretch>
@@ -18817,7 +20241,7 @@
         </w:tc>
       </w:tr>
     </w:tbl>
-    <w:bookmarkStart w:id="509" w:name="sec-institutional-ai-access"/>
+    <w:bookmarkStart w:id="823" w:name="sec-institutional-ai-access"/>
     <w:p>
       <w:pPr>
         <w:pStyle w:val="Heading2"/>
@@ -18826,7 +20250,7 @@
         <w:t xml:space="preserve">19.1 Institutional AI account access</w:t>
       </w:r>
     </w:p>
-    <w:bookmarkStart w:id="505" w:name="uc-davis-health-openai-access"/>
+    <w:bookmarkStart w:id="819" w:name="uc-davis-health-openai-access"/>
     <w:p>
       <w:pPr>
         <w:pStyle w:val="Heading3"/>
@@ -18883,7 +20307,7 @@
       <w:r>
         <w:t xml:space="preserve"> </w:t>
       </w:r>
-      <w:hyperlink r:id="rId504">
+      <w:hyperlink r:id="rId818">
         <w:r>
           <w:rPr>
             <w:rStyle w:val="Hyperlink"/>
@@ -18943,8 +20367,8 @@
         <w:t xml:space="preserve">Once approved, follow the instructions in the confirmation email to join the UC Davis Health OpenAI workspace.</w:t>
       </w:r>
     </w:p>
-    <w:bookmarkEnd w:id="505"/>
-    <w:bookmarkStart w:id="507" w:name="uc-davis-campus-openai-access"/>
+    <w:bookmarkEnd w:id="819"/>
+    <w:bookmarkStart w:id="821" w:name="uc-davis-campus-openai-access"/>
     <w:p>
       <w:pPr>
         <w:pStyle w:val="Heading3"/>
@@ -18975,7 +20399,7 @@
       <w:r>
         <w:t xml:space="preserve"> </w:t>
       </w:r>
-      <w:hyperlink r:id="rId506">
+      <w:hyperlink r:id="rId820">
         <w:r>
           <w:rPr>
             <w:rStyle w:val="Hyperlink"/>
@@ -18990,8 +20414,8 @@
         <w:t xml:space="preserve">for setup instructions and eligibility details.</w:t>
       </w:r>
     </w:p>
-    <w:bookmarkEnd w:id="507"/>
-    <w:bookmarkStart w:id="508" w:name="data-security-and-compliance"/>
+    <w:bookmarkEnd w:id="821"/>
+    <w:bookmarkStart w:id="822" w:name="data-security-and-compliance"/>
     <w:p>
       <w:pPr>
         <w:pStyle w:val="Heading3"/>
@@ -19034,7 +20458,7 @@
       <w:r>
         <w:t xml:space="preserve"> </w:t>
       </w:r>
-      <w:hyperlink r:id="rId499">
+      <w:hyperlink r:id="rId813">
         <w:r>
           <w:rPr>
             <w:rStyle w:val="Hyperlink"/>
@@ -19051,10 +20475,10 @@
         <w:br w:type="page"/>
       </w:r>
     </w:p>
-    <w:bookmarkEnd w:id="508"/>
-    <w:bookmarkEnd w:id="509"/>
-    <w:bookmarkEnd w:id="510"/>
-    <w:bookmarkStart w:id="520" w:name="checklists"/>
+    <w:bookmarkEnd w:id="822"/>
+    <w:bookmarkEnd w:id="823"/>
+    <w:bookmarkEnd w:id="824"/>
+    <w:bookmarkStart w:id="834" w:name="checklists"/>
     <w:p>
       <w:pPr>
         <w:pStyle w:val="Heading1"/>
@@ -19063,7 +20487,7 @@
         <w:t xml:space="preserve">20. Checklists</w:t>
       </w:r>
     </w:p>
-    <w:bookmarkStart w:id="511" w:name="sec-onboarding-checklist"/>
+    <w:bookmarkStart w:id="825" w:name="sec-onboarding-checklist"/>
     <w:p>
       <w:pPr>
         <w:pStyle w:val="Heading2"/>
@@ -19197,7 +20621,7 @@
       <w:r>
         <w:t xml:space="preserve"> </w:t>
       </w:r>
-      <w:hyperlink r:id="rId202">
+      <w:hyperlink r:id="rId310">
         <w:r>
           <w:rPr>
             <w:rStyle w:val="Hyperlink"/>
@@ -19385,8 +20809,8 @@
         <w:t xml:space="preserve">to align on project objectives, onboarding timeline, and initial milestones.</w:t>
       </w:r>
     </w:p>
-    <w:bookmarkEnd w:id="511"/>
-    <w:bookmarkStart w:id="512" w:name="pre-analysis-plan-checklist"/>
+    <w:bookmarkEnd w:id="825"/>
+    <w:bookmarkStart w:id="826" w:name="pre-analysis-plan-checklist"/>
     <w:p>
       <w:pPr>
         <w:pStyle w:val="Heading2"/>
@@ -19575,8 +20999,8 @@
         <w:t xml:space="preserve">Negative control analyses</w:t>
       </w:r>
     </w:p>
-    <w:bookmarkEnd w:id="512"/>
-    <w:bookmarkStart w:id="513" w:name="code-checklist"/>
+    <w:bookmarkEnd w:id="826"/>
+    <w:bookmarkStart w:id="827" w:name="code-checklist"/>
     <w:p>
       <w:pPr>
         <w:pStyle w:val="Heading2"/>
@@ -19659,7 +21083,7 @@
       <w:r>
         <w:t xml:space="preserve"> </w:t>
       </w:r>
-      <w:hyperlink r:id="rId202">
+      <w:hyperlink r:id="rId310">
         <w:r>
           <w:rPr>
             <w:rStyle w:val="Hyperlink"/>
@@ -19683,8 +21107,8 @@
         <w:t xml:space="preserve">Are all warnings ignorable? Should any warnings be intentionally suppressed or addressed?</w:t>
       </w:r>
     </w:p>
-    <w:bookmarkEnd w:id="513"/>
-    <w:bookmarkStart w:id="515" w:name="manuscript-checklist"/>
+    <w:bookmarkEnd w:id="827"/>
+    <w:bookmarkStart w:id="829" w:name="manuscript-checklist"/>
     <w:p>
       <w:pPr>
         <w:pStyle w:val="Heading2"/>
@@ -20013,7 +21437,7 @@
       <w:r>
         <w:t xml:space="preserve"> </w:t>
       </w:r>
-      <w:hyperlink r:id="rId514">
+      <w:hyperlink r:id="rId828">
         <w:r>
           <w:rPr>
             <w:rStyle w:val="Hyperlink"/>
@@ -20058,8 +21482,8 @@
         <w:t xml:space="preserve">for author contributions?</w:t>
       </w:r>
     </w:p>
-    <w:bookmarkEnd w:id="515"/>
-    <w:bookmarkStart w:id="518" w:name="figure-checklist"/>
+    <w:bookmarkEnd w:id="829"/>
+    <w:bookmarkStart w:id="832" w:name="figure-checklist"/>
     <w:p>
       <w:pPr>
         <w:pStyle w:val="Heading2"/>
@@ -20130,7 +21554,7 @@
       <w:r>
         <w:t xml:space="preserve"> </w:t>
       </w:r>
-      <w:hyperlink r:id="rId516">
+      <w:hyperlink r:id="rId830">
         <w:r>
           <w:rPr>
             <w:rStyle w:val="Hyperlink"/>
@@ -20144,7 +21568,7 @@
       <w:r>
         <w:t xml:space="preserve"> </w:t>
       </w:r>
-      <w:hyperlink r:id="rId517">
+      <w:hyperlink r:id="rId831">
         <w:r>
           <w:rPr>
             <w:rStyle w:val="Hyperlink"/>
@@ -20210,8 +21634,8 @@
         <w:t xml:space="preserve">Are 95% confidence intervals or other measures of precision shown, if applicable?</w:t>
       </w:r>
     </w:p>
-    <w:bookmarkEnd w:id="518"/>
-    <w:bookmarkStart w:id="519" w:name="sec-offboarding-checklist"/>
+    <w:bookmarkEnd w:id="832"/>
+    <w:bookmarkStart w:id="833" w:name="sec-offboarding-checklist"/>
     <w:p>
       <w:pPr>
         <w:pStyle w:val="Heading2"/>
@@ -20501,9 +21925,9 @@
         <w:br w:type="page"/>
       </w:r>
     </w:p>
-    <w:bookmarkEnd w:id="519"/>
-    <w:bookmarkEnd w:id="520"/>
-    <w:bookmarkStart w:id="612" w:name="resources"/>
+    <w:bookmarkEnd w:id="833"/>
+    <w:bookmarkEnd w:id="834"/>
+    <w:bookmarkStart w:id="926" w:name="resources"/>
     <w:p>
       <w:pPr>
         <w:pStyle w:val="Heading1"/>
@@ -20512,7 +21936,7 @@
         <w:t xml:space="preserve">21. Resources</w:t>
       </w:r>
     </w:p>
-    <w:bookmarkStart w:id="551" w:name="resources-for-r"/>
+    <w:bookmarkStart w:id="865" w:name="resources-for-r"/>
     <w:p>
       <w:pPr>
         <w:pStyle w:val="Heading2"/>
@@ -20521,7 +21945,7 @@
         <w:t xml:space="preserve">21.1 Resources for R</w:t>
       </w:r>
     </w:p>
-    <w:bookmarkStart w:id="525" w:name="books-and-comprehensive-guides"/>
+    <w:bookmarkStart w:id="839" w:name="books-and-comprehensive-guides"/>
     <w:p>
       <w:pPr>
         <w:pStyle w:val="Heading3"/>
@@ -20586,7 +22010,7 @@
           <w:numId w:val="1113"/>
         </w:numPr>
       </w:pPr>
-      <w:hyperlink r:id="rId521">
+      <w:hyperlink r:id="rId835">
         <w:r>
           <w:rPr>
             <w:rStyle w:val="Hyperlink"/>
@@ -20705,7 +22129,7 @@
           <w:numId w:val="1113"/>
         </w:numPr>
       </w:pPr>
-      <w:hyperlink r:id="rId522">
+      <w:hyperlink r:id="rId836">
         <w:r>
           <w:rPr>
             <w:rStyle w:val="Hyperlink"/>
@@ -20722,7 +22146,7 @@
       <w:r>
         <w:t xml:space="preserve"> </w:t>
       </w:r>
-      <w:hyperlink r:id="rId523">
+      <w:hyperlink r:id="rId837">
         <w:r>
           <w:rPr>
             <w:rStyle w:val="VerbatimChar"/>
@@ -20742,7 +22166,7 @@
           <w:numId w:val="1113"/>
         </w:numPr>
       </w:pPr>
-      <w:hyperlink r:id="rId524">
+      <w:hyperlink r:id="rId838">
         <w:r>
           <w:rPr>
             <w:rStyle w:val="Hyperlink"/>
@@ -20757,8 +22181,8 @@
         <w:t xml:space="preserve">- email Kristen for access</w:t>
       </w:r>
     </w:p>
-    <w:bookmarkEnd w:id="525"/>
-    <w:bookmarkStart w:id="530" w:name="uc-davis-datalab-workshops-and-tutorials"/>
+    <w:bookmarkEnd w:id="839"/>
+    <w:bookmarkStart w:id="844" w:name="uc-davis-datalab-workshops-and-tutorials"/>
     <w:p>
       <w:pPr>
         <w:pStyle w:val="Heading3"/>
@@ -20777,7 +22201,7 @@
       <w:r>
         <w:t xml:space="preserve"> </w:t>
       </w:r>
-      <w:hyperlink r:id="rId414">
+      <w:hyperlink r:id="rId728">
         <w:r>
           <w:rPr>
             <w:rStyle w:val="Hyperlink"/>
@@ -20800,7 +22224,7 @@
           <w:numId w:val="1114"/>
         </w:numPr>
       </w:pPr>
-      <w:hyperlink r:id="rId526">
+      <w:hyperlink r:id="rId840">
         <w:r>
           <w:rPr>
             <w:rStyle w:val="Hyperlink"/>
@@ -20823,7 +22247,7 @@
           <w:numId w:val="1114"/>
         </w:numPr>
       </w:pPr>
-      <w:hyperlink r:id="rId527">
+      <w:hyperlink r:id="rId841">
         <w:r>
           <w:rPr>
             <w:rStyle w:val="Hyperlink"/>
@@ -20846,7 +22270,7 @@
           <w:numId w:val="1114"/>
         </w:numPr>
       </w:pPr>
-      <w:hyperlink r:id="rId528">
+      <w:hyperlink r:id="rId842">
         <w:r>
           <w:rPr>
             <w:rStyle w:val="Hyperlink"/>
@@ -20869,7 +22293,7 @@
           <w:numId w:val="1114"/>
         </w:numPr>
       </w:pPr>
-      <w:hyperlink r:id="rId529">
+      <w:hyperlink r:id="rId843">
         <w:r>
           <w:rPr>
             <w:rStyle w:val="Hyperlink"/>
@@ -20884,8 +22308,8 @@
         <w:t xml:space="preserve">- setup instructions for data science software</w:t>
       </w:r>
     </w:p>
-    <w:bookmarkEnd w:id="530"/>
-    <w:bookmarkStart w:id="536" w:name="cheat-sheets"/>
+    <w:bookmarkEnd w:id="844"/>
+    <w:bookmarkStart w:id="850" w:name="cheat-sheets"/>
     <w:p>
       <w:pPr>
         <w:pStyle w:val="Heading3"/>
@@ -20902,7 +22326,7 @@
           <w:numId w:val="1115"/>
         </w:numPr>
       </w:pPr>
-      <w:hyperlink r:id="rId531">
+      <w:hyperlink r:id="rId845">
         <w:r>
           <w:rPr>
             <w:rStyle w:val="Hyperlink"/>
@@ -20919,7 +22343,7 @@
           <w:numId w:val="1115"/>
         </w:numPr>
       </w:pPr>
-      <w:hyperlink r:id="rId532">
+      <w:hyperlink r:id="rId846">
         <w:r>
           <w:rPr>
             <w:rStyle w:val="Hyperlink"/>
@@ -20936,7 +22360,7 @@
           <w:numId w:val="1115"/>
         </w:numPr>
       </w:pPr>
-      <w:hyperlink r:id="rId533">
+      <w:hyperlink r:id="rId847">
         <w:r>
           <w:rPr>
             <w:rStyle w:val="Hyperlink"/>
@@ -20953,7 +22377,7 @@
           <w:numId w:val="1115"/>
         </w:numPr>
       </w:pPr>
-      <w:hyperlink r:id="rId534">
+      <w:hyperlink r:id="rId848">
         <w:r>
           <w:rPr>
             <w:rStyle w:val="Hyperlink"/>
@@ -20970,7 +22394,7 @@
           <w:numId w:val="1115"/>
         </w:numPr>
       </w:pPr>
-      <w:hyperlink r:id="rId535">
+      <w:hyperlink r:id="rId849">
         <w:r>
           <w:rPr>
             <w:rStyle w:val="Hyperlink"/>
@@ -20979,8 +22403,8 @@
         </w:r>
       </w:hyperlink>
     </w:p>
-    <w:bookmarkEnd w:id="536"/>
-    <w:bookmarkStart w:id="538" w:name="style-and-best-practices"/>
+    <w:bookmarkEnd w:id="850"/>
+    <w:bookmarkStart w:id="852" w:name="style-and-best-practices"/>
     <w:p>
       <w:pPr>
         <w:pStyle w:val="Heading3"/>
@@ -20997,7 +22421,7 @@
           <w:numId w:val="1116"/>
         </w:numPr>
       </w:pPr>
-      <w:hyperlink r:id="rId537">
+      <w:hyperlink r:id="rId851">
         <w:r>
           <w:rPr>
             <w:rStyle w:val="Hyperlink"/>
@@ -21006,8 +22430,8 @@
         </w:r>
       </w:hyperlink>
     </w:p>
-    <w:bookmarkEnd w:id="538"/>
-    <w:bookmarkStart w:id="539" w:name="data-documentation-and-dictionaries"/>
+    <w:bookmarkEnd w:id="852"/>
+    <w:bookmarkStart w:id="853" w:name="data-documentation-and-dictionaries"/>
     <w:p>
       <w:pPr>
         <w:pStyle w:val="Heading3"/>
@@ -21024,7 +22448,7 @@
           <w:numId w:val="1117"/>
         </w:numPr>
       </w:pPr>
-      <w:hyperlink r:id="rId422">
+      <w:hyperlink r:id="rId736">
         <w:r>
           <w:rPr>
             <w:rStyle w:val="Hyperlink"/>
@@ -21039,8 +22463,8 @@
         <w:t xml:space="preserve">- open specification and CLI tool for creating, validating, and documenting data dictionaries in YAML format</w:t>
       </w:r>
     </w:p>
-    <w:bookmarkEnd w:id="539"/>
-    <w:bookmarkStart w:id="544" w:name="tidy-evaluation-resources"/>
+    <w:bookmarkEnd w:id="853"/>
+    <w:bookmarkStart w:id="858" w:name="tidy-evaluation-resources"/>
     <w:p>
       <w:pPr>
         <w:pStyle w:val="Heading3"/>
@@ -21057,7 +22481,7 @@
           <w:numId w:val="1118"/>
         </w:numPr>
       </w:pPr>
-      <w:hyperlink r:id="rId540">
+      <w:hyperlink r:id="rId854">
         <w:r>
           <w:rPr>
             <w:rStyle w:val="Hyperlink"/>
@@ -21080,7 +22504,7 @@
           <w:numId w:val="1118"/>
         </w:numPr>
       </w:pPr>
-      <w:hyperlink r:id="rId541">
+      <w:hyperlink r:id="rId855">
         <w:r>
           <w:rPr>
             <w:rStyle w:val="Hyperlink"/>
@@ -21103,7 +22527,7 @@
           <w:numId w:val="1118"/>
         </w:numPr>
       </w:pPr>
-      <w:hyperlink r:id="rId542">
+      <w:hyperlink r:id="rId856">
         <w:r>
           <w:rPr>
             <w:rStyle w:val="Hyperlink"/>
@@ -21126,7 +22550,7 @@
           <w:numId w:val="1118"/>
         </w:numPr>
       </w:pPr>
-      <w:hyperlink r:id="rId543">
+      <w:hyperlink r:id="rId857">
         <w:r>
           <w:rPr>
             <w:rStyle w:val="Hyperlink"/>
@@ -21149,7 +22573,7 @@
           <w:numId w:val="1118"/>
         </w:numPr>
       </w:pPr>
-      <w:hyperlink r:id="rId541">
+      <w:hyperlink r:id="rId855">
         <w:r>
           <w:rPr>
             <w:rStyle w:val="Hyperlink"/>
@@ -21164,8 +22588,8 @@
         <w:t xml:space="preserve">(package vignette)</w:t>
       </w:r>
     </w:p>
-    <w:bookmarkEnd w:id="544"/>
-    <w:bookmarkStart w:id="550" w:name="continuous-integration-for-r"/>
+    <w:bookmarkEnd w:id="858"/>
+    <w:bookmarkStart w:id="864" w:name="continuous-integration-for-r"/>
     <w:p>
       <w:pPr>
         <w:pStyle w:val="Heading3"/>
@@ -21182,7 +22606,7 @@
           <w:numId w:val="1119"/>
         </w:numPr>
       </w:pPr>
-      <w:hyperlink r:id="rId545">
+      <w:hyperlink r:id="rId859">
         <w:r>
           <w:rPr>
             <w:rStyle w:val="Hyperlink"/>
@@ -21217,7 +22641,7 @@
           <w:numId w:val="1119"/>
         </w:numPr>
       </w:pPr>
-      <w:hyperlink r:id="rId546">
+      <w:hyperlink r:id="rId860">
         <w:r>
           <w:rPr>
             <w:rStyle w:val="Hyperlink"/>
@@ -21246,7 +22670,7 @@
       <w:r>
         <w:t xml:space="preserve"> </w:t>
       </w:r>
-      <w:hyperlink r:id="rId547">
+      <w:hyperlink r:id="rId861">
         <w:r>
           <w:rPr>
             <w:rStyle w:val="Hyperlink"/>
@@ -21269,7 +22693,7 @@
           <w:numId w:val="1119"/>
         </w:numPr>
       </w:pPr>
-      <w:hyperlink r:id="rId548">
+      <w:hyperlink r:id="rId862">
         <w:r>
           <w:rPr>
             <w:rStyle w:val="Hyperlink"/>
@@ -21310,7 +22734,7 @@
           <w:numId w:val="1119"/>
         </w:numPr>
       </w:pPr>
-      <w:hyperlink r:id="rId549">
+      <w:hyperlink r:id="rId863">
         <w:r>
           <w:rPr>
             <w:rStyle w:val="Hyperlink"/>
@@ -21337,9 +22761,9 @@
         <w:t xml:space="preserve">for testing the Shiny ecosystem across GitHub Actions runner environments</w:t>
       </w:r>
     </w:p>
-    <w:bookmarkEnd w:id="550"/>
-    <w:bookmarkEnd w:id="551"/>
-    <w:bookmarkStart w:id="563" w:name="resources-for-git-github"/>
+    <w:bookmarkEnd w:id="864"/>
+    <w:bookmarkEnd w:id="865"/>
+    <w:bookmarkStart w:id="877" w:name="resources-for-git-github"/>
     <w:p>
       <w:pPr>
         <w:pStyle w:val="Heading2"/>
@@ -21380,7 +22804,7 @@
           <w:numId w:val="1120"/>
         </w:numPr>
       </w:pPr>
-      <w:hyperlink r:id="rId552">
+      <w:hyperlink r:id="rId866">
         <w:r>
           <w:rPr>
             <w:rStyle w:val="Hyperlink"/>
@@ -21409,7 +22833,7 @@
           <w:numId w:val="1120"/>
         </w:numPr>
       </w:pPr>
-      <w:hyperlink r:id="rId553">
+      <w:hyperlink r:id="rId867">
         <w:r>
           <w:rPr>
             <w:rStyle w:val="Hyperlink"/>
@@ -21426,7 +22850,7 @@
           <w:numId w:val="1120"/>
         </w:numPr>
       </w:pPr>
-      <w:hyperlink r:id="rId554">
+      <w:hyperlink r:id="rId868">
         <w:r>
           <w:rPr>
             <w:rStyle w:val="Hyperlink"/>
@@ -21449,7 +22873,7 @@
           <w:numId w:val="1120"/>
         </w:numPr>
       </w:pPr>
-      <w:hyperlink r:id="rId555">
+      <w:hyperlink r:id="rId869">
         <w:r>
           <w:rPr>
             <w:rStyle w:val="Hyperlink"/>
@@ -21466,7 +22890,7 @@
       <w:r>
         <w:t xml:space="preserve"> </w:t>
       </w:r>
-      <w:hyperlink r:id="rId556">
+      <w:hyperlink r:id="rId870">
         <w:r>
           <w:rPr>
             <w:rStyle w:val="Hyperlink"/>
@@ -21489,7 +22913,7 @@
           <w:numId w:val="1120"/>
         </w:numPr>
       </w:pPr>
-      <w:hyperlink r:id="rId557">
+      <w:hyperlink r:id="rId871">
         <w:r>
           <w:rPr>
             <w:rStyle w:val="Hyperlink"/>
@@ -21512,7 +22936,7 @@
           <w:numId w:val="1120"/>
         </w:numPr>
       </w:pPr>
-      <w:hyperlink r:id="rId558">
+      <w:hyperlink r:id="rId872">
         <w:r>
           <w:rPr>
             <w:rStyle w:val="Hyperlink"/>
@@ -21541,7 +22965,7 @@
           <w:numId w:val="1120"/>
         </w:numPr>
       </w:pPr>
-      <w:hyperlink r:id="rId559">
+      <w:hyperlink r:id="rId873">
         <w:r>
           <w:rPr>
             <w:rStyle w:val="Hyperlink"/>
@@ -21570,7 +22994,7 @@
           <w:numId w:val="1120"/>
         </w:numPr>
       </w:pPr>
-      <w:hyperlink r:id="rId560">
+      <w:hyperlink r:id="rId874">
         <w:r>
           <w:rPr>
             <w:rStyle w:val="Hyperlink"/>
@@ -21599,7 +23023,7 @@
       <w:r>
         <w:t xml:space="preserve"> </w:t>
       </w:r>
-      <w:hyperlink r:id="rId561">
+      <w:hyperlink r:id="rId875">
         <w:r>
           <w:rPr>
             <w:rStyle w:val="Hyperlink"/>
@@ -21616,7 +23040,7 @@
       <w:r>
         <w:t xml:space="preserve"> </w:t>
       </w:r>
-      <w:hyperlink r:id="rId562">
+      <w:hyperlink r:id="rId876">
         <w:r>
           <w:rPr>
             <w:rStyle w:val="Hyperlink"/>
@@ -21628,8 +23052,8 @@
         <w:t xml:space="preserve">)</w:t>
       </w:r>
     </w:p>
-    <w:bookmarkEnd w:id="563"/>
-    <w:bookmarkStart w:id="566" w:name="practical-computing-and-command-line"/>
+    <w:bookmarkEnd w:id="877"/>
+    <w:bookmarkStart w:id="880" w:name="practical-computing-and-command-line"/>
     <w:p>
       <w:pPr>
         <w:pStyle w:val="Heading2"/>
@@ -21646,7 +23070,7 @@
           <w:numId w:val="1121"/>
         </w:numPr>
       </w:pPr>
-      <w:hyperlink r:id="rId564">
+      <w:hyperlink r:id="rId878">
         <w:r>
           <w:rPr>
             <w:rStyle w:val="Hyperlink"/>
@@ -21684,7 +23108,7 @@
       <w:r>
         <w:t xml:space="preserve">(</w:t>
       </w:r>
-      <w:hyperlink r:id="rId565">
+      <w:hyperlink r:id="rId879">
         <w:r>
           <w:rPr>
             <w:rStyle w:val="Hyperlink"/>
@@ -21696,8 +23120,8 @@
         <w:t xml:space="preserve">)</w:t>
       </w:r>
     </w:p>
-    <w:bookmarkEnd w:id="566"/>
-    <w:bookmarkStart w:id="570" w:name="resources-for-python"/>
+    <w:bookmarkEnd w:id="880"/>
+    <w:bookmarkStart w:id="884" w:name="resources-for-python"/>
     <w:p>
       <w:pPr>
         <w:pStyle w:val="Heading2"/>
@@ -21714,7 +23138,7 @@
           <w:numId w:val="1122"/>
         </w:numPr>
       </w:pPr>
-      <w:hyperlink r:id="rId567">
+      <w:hyperlink r:id="rId881">
         <w:r>
           <w:rPr>
             <w:rStyle w:val="Hyperlink"/>
@@ -21737,7 +23161,7 @@
           <w:numId w:val="1122"/>
         </w:numPr>
       </w:pPr>
-      <w:hyperlink r:id="rId568">
+      <w:hyperlink r:id="rId882">
         <w:r>
           <w:rPr>
             <w:rStyle w:val="Hyperlink"/>
@@ -21760,7 +23184,7 @@
           <w:numId w:val="1122"/>
         </w:numPr>
       </w:pPr>
-      <w:hyperlink r:id="rId569">
+      <w:hyperlink r:id="rId883">
         <w:r>
           <w:rPr>
             <w:rStyle w:val="Hyperlink"/>
@@ -21793,8 +23217,8 @@
         <w:t xml:space="preserve">and strategies for sharing executed notebooks</w:t>
       </w:r>
     </w:p>
-    <w:bookmarkEnd w:id="570"/>
-    <w:bookmarkStart w:id="572" w:name="resources-for-julia"/>
+    <w:bookmarkEnd w:id="884"/>
+    <w:bookmarkStart w:id="886" w:name="resources-for-julia"/>
     <w:p>
       <w:pPr>
         <w:pStyle w:val="Heading2"/>
@@ -21811,7 +23235,7 @@
           <w:numId w:val="1123"/>
         </w:numPr>
       </w:pPr>
-      <w:hyperlink r:id="rId571">
+      <w:hyperlink r:id="rId885">
         <w:r>
           <w:rPr>
             <w:rStyle w:val="Hyperlink"/>
@@ -21826,8 +23250,8 @@
         <w:t xml:space="preserve">- foundational Julia programming</w:t>
       </w:r>
     </w:p>
-    <w:bookmarkEnd w:id="572"/>
-    <w:bookmarkStart w:id="575" w:name="artificial-intelligence-coding-agents"/>
+    <w:bookmarkEnd w:id="886"/>
+    <w:bookmarkStart w:id="889" w:name="artificial-intelligence-coding-agents"/>
     <w:p>
       <w:pPr>
         <w:pStyle w:val="Heading2"/>
@@ -21844,7 +23268,7 @@
           <w:numId w:val="1124"/>
         </w:numPr>
       </w:pPr>
-      <w:hyperlink r:id="rId479">
+      <w:hyperlink r:id="rId793">
         <w:r>
           <w:rPr>
             <w:rStyle w:val="Hyperlink"/>
@@ -21873,7 +23297,7 @@
           <w:numId w:val="1124"/>
         </w:numPr>
       </w:pPr>
-      <w:hyperlink r:id="rId573">
+      <w:hyperlink r:id="rId887">
         <w:r>
           <w:rPr>
             <w:rStyle w:val="Hyperlink"/>
@@ -21902,7 +23326,7 @@
           <w:numId w:val="1124"/>
         </w:numPr>
       </w:pPr>
-      <w:hyperlink r:id="rId574">
+      <w:hyperlink r:id="rId888">
         <w:r>
           <w:rPr>
             <w:rStyle w:val="VerbatimChar"/>
@@ -21923,8 +23347,8 @@
         <w:t xml:space="preserve">providing a unified LLM API, interactive TUI, and terminal coding agent CLI</w:t>
       </w:r>
     </w:p>
-    <w:bookmarkEnd w:id="575"/>
-    <w:bookmarkStart w:id="577" w:name="scientific-figures"/>
+    <w:bookmarkEnd w:id="889"/>
+    <w:bookmarkStart w:id="891" w:name="scientific-figures"/>
     <w:p>
       <w:pPr>
         <w:pStyle w:val="Heading2"/>
@@ -21959,7 +23383,7 @@
           <w:numId w:val="1125"/>
         </w:numPr>
       </w:pPr>
-      <w:hyperlink r:id="rId576">
+      <w:hyperlink r:id="rId890">
         <w:r>
           <w:rPr>
             <w:rStyle w:val="Hyperlink"/>
@@ -21980,8 +23404,8 @@
         <w:t xml:space="preserve">with sidenotes, typography, and tight integration of graphics with text</w:t>
       </w:r>
     </w:p>
-    <w:bookmarkEnd w:id="577"/>
-    <w:bookmarkStart w:id="581" w:name="writing"/>
+    <w:bookmarkEnd w:id="891"/>
+    <w:bookmarkStart w:id="895" w:name="writing"/>
     <w:p>
       <w:pPr>
         <w:pStyle w:val="Heading2"/>
@@ -22052,7 +23476,7 @@
           <w:numId w:val="1126"/>
         </w:numPr>
       </w:pPr>
-      <w:hyperlink r:id="rId578">
+      <w:hyperlink r:id="rId892">
         <w:r>
           <w:rPr>
             <w:rStyle w:val="Hyperlink"/>
@@ -22069,7 +23493,7 @@
           <w:numId w:val="1126"/>
         </w:numPr>
       </w:pPr>
-      <w:hyperlink r:id="rId579">
+      <w:hyperlink r:id="rId893">
         <w:r>
           <w:rPr>
             <w:rStyle w:val="Hyperlink"/>
@@ -22092,7 +23516,7 @@
           <w:numId w:val="1126"/>
         </w:numPr>
       </w:pPr>
-      <w:hyperlink r:id="rId580">
+      <w:hyperlink r:id="rId894">
         <w:r>
           <w:rPr>
             <w:rStyle w:val="Hyperlink"/>
@@ -22101,8 +23525,8 @@
         </w:r>
       </w:hyperlink>
     </w:p>
-    <w:bookmarkEnd w:id="581"/>
-    <w:bookmarkStart w:id="585" w:name="presentations"/>
+    <w:bookmarkEnd w:id="895"/>
+    <w:bookmarkStart w:id="899" w:name="presentations"/>
     <w:p>
       <w:pPr>
         <w:pStyle w:val="Heading2"/>
@@ -22137,7 +23561,7 @@
           <w:numId w:val="1127"/>
         </w:numPr>
       </w:pPr>
-      <w:hyperlink r:id="rId582">
+      <w:hyperlink r:id="rId896">
         <w:r>
           <w:rPr>
             <w:rStyle w:val="Hyperlink"/>
@@ -22154,7 +23578,7 @@
           <w:numId w:val="1127"/>
         </w:numPr>
       </w:pPr>
-      <w:hyperlink r:id="rId583">
+      <w:hyperlink r:id="rId897">
         <w:r>
           <w:rPr>
             <w:rStyle w:val="Hyperlink"/>
@@ -22171,7 +23595,7 @@
           <w:numId w:val="1127"/>
         </w:numPr>
       </w:pPr>
-      <w:hyperlink r:id="rId584">
+      <w:hyperlink r:id="rId898">
         <w:r>
           <w:rPr>
             <w:rStyle w:val="Hyperlink"/>
@@ -22180,8 +23604,8 @@
         </w:r>
       </w:hyperlink>
     </w:p>
-    <w:bookmarkEnd w:id="585"/>
-    <w:bookmarkStart w:id="588" w:name="professional-advice"/>
+    <w:bookmarkEnd w:id="899"/>
+    <w:bookmarkStart w:id="902" w:name="professional-advice"/>
     <w:p>
       <w:pPr>
         <w:pStyle w:val="Heading2"/>
@@ -22198,7 +23622,7 @@
           <w:numId w:val="1128"/>
         </w:numPr>
       </w:pPr>
-      <w:hyperlink r:id="rId586">
+      <w:hyperlink r:id="rId900">
         <w:r>
           <w:rPr>
             <w:rStyle w:val="Hyperlink"/>
@@ -22215,7 +23639,7 @@
           <w:numId w:val="1128"/>
         </w:numPr>
       </w:pPr>
-      <w:hyperlink r:id="rId587">
+      <w:hyperlink r:id="rId901">
         <w:r>
           <w:rPr>
             <w:rStyle w:val="Hyperlink"/>
@@ -22224,8 +23648,8 @@
         </w:r>
       </w:hyperlink>
     </w:p>
-    <w:bookmarkEnd w:id="588"/>
-    <w:bookmarkStart w:id="591" w:name="funding"/>
+    <w:bookmarkEnd w:id="902"/>
+    <w:bookmarkStart w:id="905" w:name="funding"/>
     <w:p>
       <w:pPr>
         <w:pStyle w:val="Heading2"/>
@@ -22242,7 +23666,7 @@
           <w:numId w:val="1129"/>
         </w:numPr>
       </w:pPr>
-      <w:hyperlink r:id="rId589">
+      <w:hyperlink r:id="rId903">
         <w:r>
           <w:rPr>
             <w:rStyle w:val="Hyperlink"/>
@@ -22259,7 +23683,7 @@
           <w:numId w:val="1129"/>
         </w:numPr>
       </w:pPr>
-      <w:hyperlink r:id="rId590">
+      <w:hyperlink r:id="rId904">
         <w:r>
           <w:rPr>
             <w:rStyle w:val="Hyperlink"/>
@@ -22268,8 +23692,8 @@
         </w:r>
       </w:hyperlink>
     </w:p>
-    <w:bookmarkEnd w:id="591"/>
-    <w:bookmarkStart w:id="594" w:name="ethics-and-global-health-research"/>
+    <w:bookmarkEnd w:id="905"/>
+    <w:bookmarkStart w:id="908" w:name="ethics-and-global-health-research"/>
     <w:p>
       <w:pPr>
         <w:pStyle w:val="Heading2"/>
@@ -22286,7 +23710,7 @@
           <w:numId w:val="1130"/>
         </w:numPr>
       </w:pPr>
-      <w:hyperlink r:id="rId592">
+      <w:hyperlink r:id="rId906">
         <w:r>
           <w:rPr>
             <w:rStyle w:val="Hyperlink"/>
@@ -22330,7 +23754,7 @@
           <w:numId w:val="1130"/>
         </w:numPr>
       </w:pPr>
-      <w:hyperlink r:id="rId593">
+      <w:hyperlink r:id="rId907">
         <w:r>
           <w:rPr>
             <w:rStyle w:val="Hyperlink"/>
@@ -22339,8 +23763,8 @@
         </w:r>
       </w:hyperlink>
     </w:p>
-    <w:bookmarkEnd w:id="594"/>
-    <w:bookmarkStart w:id="598" w:name="X951a5c013bfaeeb3379a0aa152a80b856716558"/>
+    <w:bookmarkEnd w:id="908"/>
+    <w:bookmarkStart w:id="912" w:name="X951a5c013bfaeeb3379a0aa152a80b856716558"/>
     <w:p>
       <w:pPr>
         <w:pStyle w:val="Heading2"/>
@@ -22357,7 +23781,7 @@
           <w:numId w:val="1131"/>
         </w:numPr>
       </w:pPr>
-      <w:hyperlink r:id="rId595">
+      <w:hyperlink r:id="rId909">
         <w:r>
           <w:rPr>
             <w:rStyle w:val="Hyperlink"/>
@@ -22380,7 +23804,7 @@
       <w:r>
         <w:t xml:space="preserve"> </w:t>
       </w:r>
-      <w:hyperlink r:id="rId596">
+      <w:hyperlink r:id="rId910">
         <w:r>
           <w:rPr>
             <w:rStyle w:val="Hyperlink"/>
@@ -22421,7 +23845,7 @@
           <w:numId w:val="1131"/>
         </w:numPr>
       </w:pPr>
-      <w:hyperlink r:id="rId597">
+      <w:hyperlink r:id="rId911">
         <w:r>
           <w:rPr>
             <w:rStyle w:val="Hyperlink"/>
@@ -22460,8 +23884,8 @@
         <w:t xml:space="preserve">and shared open tooling.</w:t>
       </w:r>
     </w:p>
-    <w:bookmarkEnd w:id="598"/>
-    <w:bookmarkStart w:id="609" w:name="comparable-lab-manuals"/>
+    <w:bookmarkEnd w:id="912"/>
+    <w:bookmarkStart w:id="923" w:name="comparable-lab-manuals"/>
     <w:p>
       <w:pPr>
         <w:pStyle w:val="Heading2"/>
@@ -22498,7 +23922,7 @@
           <w:numId w:val="1132"/>
         </w:numPr>
       </w:pPr>
-      <w:hyperlink r:id="rId599">
+      <w:hyperlink r:id="rId913">
         <w:r>
           <w:rPr>
             <w:rStyle w:val="Hyperlink"/>
@@ -22512,7 +23936,7 @@
       <w:r>
         <w:t xml:space="preserve">(</w:t>
       </w:r>
-      <w:hyperlink r:id="rId600">
+      <w:hyperlink r:id="rId914">
         <w:r>
           <w:rPr>
             <w:rStyle w:val="Hyperlink"/>
@@ -22556,7 +23980,7 @@
           <w:numId w:val="1132"/>
         </w:numPr>
       </w:pPr>
-      <w:hyperlink r:id="rId601">
+      <w:hyperlink r:id="rId915">
         <w:r>
           <w:rPr>
             <w:rStyle w:val="Hyperlink"/>
@@ -22570,7 +23994,7 @@
       <w:r>
         <w:t xml:space="preserve">(</w:t>
       </w:r>
-      <w:hyperlink r:id="rId602">
+      <w:hyperlink r:id="rId916">
         <w:r>
           <w:rPr>
             <w:rStyle w:val="Hyperlink"/>
@@ -22614,7 +24038,7 @@
           <w:numId w:val="1132"/>
         </w:numPr>
       </w:pPr>
-      <w:hyperlink r:id="rId603">
+      <w:hyperlink r:id="rId917">
         <w:r>
           <w:rPr>
             <w:rStyle w:val="Hyperlink"/>
@@ -22628,7 +24052,7 @@
       <w:r>
         <w:t xml:space="preserve">(</w:t>
       </w:r>
-      <w:hyperlink r:id="rId604">
+      <w:hyperlink r:id="rId918">
         <w:r>
           <w:rPr>
             <w:rStyle w:val="Hyperlink"/>
@@ -22666,7 +24090,7 @@
           <w:numId w:val="1132"/>
         </w:numPr>
       </w:pPr>
-      <w:hyperlink r:id="rId605">
+      <w:hyperlink r:id="rId919">
         <w:r>
           <w:rPr>
             <w:rStyle w:val="Hyperlink"/>
@@ -22680,7 +24104,7 @@
       <w:r>
         <w:t xml:space="preserve">(</w:t>
       </w:r>
-      <w:hyperlink r:id="rId606">
+      <w:hyperlink r:id="rId920">
         <w:r>
           <w:rPr>
             <w:rStyle w:val="Hyperlink"/>
@@ -22730,7 +24154,7 @@
           <w:numId w:val="1132"/>
         </w:numPr>
       </w:pPr>
-      <w:hyperlink r:id="rId607">
+      <w:hyperlink r:id="rId921">
         <w:r>
           <w:rPr>
             <w:rStyle w:val="Hyperlink"/>
@@ -22744,7 +24168,7 @@
       <w:r>
         <w:t xml:space="preserve">(</w:t>
       </w:r>
-      <w:hyperlink r:id="rId608">
+      <w:hyperlink r:id="rId922">
         <w:r>
           <w:rPr>
             <w:rStyle w:val="Hyperlink"/>
@@ -22774,8 +24198,8 @@
         <w:t xml:space="preserve">and curated reading lists organized by career stage.</w:t>
       </w:r>
     </w:p>
-    <w:bookmarkEnd w:id="609"/>
-    <w:bookmarkStart w:id="611" w:name="sec-reading-watching-list"/>
+    <w:bookmarkEnd w:id="923"/>
+    <w:bookmarkStart w:id="925" w:name="sec-reading-watching-list"/>
     <w:p>
       <w:pPr>
         <w:pStyle w:val="Heading2"/>
@@ -22792,7 +24216,7 @@
           <w:numId w:val="1133"/>
         </w:numPr>
       </w:pPr>
-      <w:hyperlink r:id="rId610">
+      <w:hyperlink r:id="rId924">
         <w:r>
           <w:rPr>
             <w:rStyle w:val="Hyperlink"/>
@@ -22832,9 +24256,9 @@
         <w:br w:type="page"/>
       </w:r>
     </w:p>
-    <w:bookmarkEnd w:id="611"/>
-    <w:bookmarkEnd w:id="612"/>
-    <w:bookmarkStart w:id="647" w:name="professional-development"/>
+    <w:bookmarkEnd w:id="925"/>
+    <w:bookmarkEnd w:id="926"/>
+    <w:bookmarkStart w:id="961" w:name="professional-development"/>
     <w:p>
       <w:pPr>
         <w:pStyle w:val="Heading1"/>
@@ -22843,7 +24267,7 @@
         <w:t xml:space="preserve">22. Professional Development</w:t>
       </w:r>
     </w:p>
-    <w:bookmarkStart w:id="613" w:name="mentoring-philosophy"/>
+    <w:bookmarkStart w:id="927" w:name="mentoring-philosophy"/>
     <w:p>
       <w:pPr>
         <w:pStyle w:val="Heading2"/>
@@ -22920,8 +24344,8 @@
         <w:t xml:space="preserve">Support for both research and career development</w:t>
       </w:r>
     </w:p>
-    <w:bookmarkEnd w:id="613"/>
-    <w:bookmarkStart w:id="616" w:name="individual-development-plans"/>
+    <w:bookmarkEnd w:id="927"/>
+    <w:bookmarkStart w:id="930" w:name="individual-development-plans"/>
     <w:p>
       <w:pPr>
         <w:pStyle w:val="Heading2"/>
@@ -23014,7 +24438,7 @@
           <w:numId w:val="1136"/>
         </w:numPr>
       </w:pPr>
-      <w:hyperlink r:id="rId614">
+      <w:hyperlink r:id="rId928">
         <w:r>
           <w:rPr>
             <w:rStyle w:val="Hyperlink"/>
@@ -23031,7 +24455,7 @@
           <w:numId w:val="1136"/>
         </w:numPr>
       </w:pPr>
-      <w:hyperlink r:id="rId615">
+      <w:hyperlink r:id="rId929">
         <w:r>
           <w:rPr>
             <w:rStyle w:val="Hyperlink"/>
@@ -23040,8 +24464,8 @@
         </w:r>
       </w:hyperlink>
     </w:p>
-    <w:bookmarkEnd w:id="616"/>
-    <w:bookmarkStart w:id="621" w:name="sec-hidden-curriculum"/>
+    <w:bookmarkEnd w:id="930"/>
+    <w:bookmarkStart w:id="935" w:name="sec-hidden-curriculum"/>
     <w:p>
       <w:pPr>
         <w:pStyle w:val="Heading2"/>
@@ -23106,7 +24530,7 @@
         <w:t xml:space="preserve">to academic opportunities for scholars from all backgrounds.</w:t>
       </w:r>
     </w:p>
-    <w:bookmarkStart w:id="617" w:name="sec-managing-up"/>
+    <w:bookmarkStart w:id="931" w:name="sec-managing-up"/>
     <w:p>
       <w:pPr>
         <w:pStyle w:val="Heading3"/>
@@ -23222,8 +24646,8 @@
         <w:t xml:space="preserve">No single mentor can meet all training, professional, and personal needs.</w:t>
       </w:r>
     </w:p>
-    <w:bookmarkEnd w:id="617"/>
-    <w:bookmarkStart w:id="618" w:name="sec-imposter-feelings"/>
+    <w:bookmarkEnd w:id="931"/>
+    <w:bookmarkStart w:id="932" w:name="sec-imposter-feelings"/>
     <w:p>
       <w:pPr>
         <w:pStyle w:val="Heading3"/>
@@ -23351,8 +24775,8 @@
         <w:t xml:space="preserve">Seek out campus health and counseling resources when facing persistent stress.</w:t>
       </w:r>
     </w:p>
-    <w:bookmarkEnd w:id="618"/>
-    <w:bookmarkStart w:id="619" w:name="sec-demystifying-publishing"/>
+    <w:bookmarkEnd w:id="932"/>
+    <w:bookmarkStart w:id="933" w:name="sec-demystifying-publishing"/>
     <w:p>
       <w:pPr>
         <w:pStyle w:val="Heading3"/>
@@ -23482,8 +24906,8 @@
         <w:t xml:space="preserve">and contribution roles early in every project and revisit them regularly.</w:t>
       </w:r>
     </w:p>
-    <w:bookmarkEnd w:id="619"/>
-    <w:bookmarkStart w:id="620" w:name="sec-strategic-networking"/>
+    <w:bookmarkEnd w:id="933"/>
+    <w:bookmarkStart w:id="934" w:name="sec-strategic-networking"/>
     <w:p>
       <w:pPr>
         <w:pStyle w:val="Heading3"/>
@@ -23581,9 +25005,9 @@
         <w:t xml:space="preserve">reviewers, and lifelong allies.</w:t>
       </w:r>
     </w:p>
-    <w:bookmarkEnd w:id="620"/>
-    <w:bookmarkEnd w:id="621"/>
-    <w:bookmarkStart w:id="627" w:name="presentations-and-conferences"/>
+    <w:bookmarkEnd w:id="934"/>
+    <w:bookmarkEnd w:id="935"/>
+    <w:bookmarkStart w:id="941" w:name="presentations-and-conferences"/>
     <w:p>
       <w:pPr>
         <w:pStyle w:val="Heading2"/>
@@ -23650,7 +25074,7 @@
       <w:r>
         <w:t xml:space="preserve"> </w:t>
       </w:r>
-      <w:hyperlink r:id="rId622">
+      <w:hyperlink r:id="rId936">
         <w:r>
           <w:rPr>
             <w:rStyle w:val="Hyperlink"/>
@@ -23677,7 +25101,7 @@
         <w:t xml:space="preserve">Funding for conferences depends on availability and should be discussed in advance</w:t>
       </w:r>
     </w:p>
-    <w:bookmarkStart w:id="623" w:name="sec-slide-deck-guidelines"/>
+    <w:bookmarkStart w:id="937" w:name="sec-slide-deck-guidelines"/>
     <w:p>
       <w:pPr>
         <w:pStyle w:val="Heading3"/>
@@ -23936,8 +25360,8 @@
         <w:t xml:space="preserve">from the back of a large room or on low-resolution projector displays.</w:t>
       </w:r>
     </w:p>
-    <w:bookmarkEnd w:id="623"/>
-    <w:bookmarkStart w:id="626" w:name="sec-presentation-resources"/>
+    <w:bookmarkEnd w:id="937"/>
+    <w:bookmarkStart w:id="940" w:name="sec-presentation-resources"/>
     <w:p>
       <w:pPr>
         <w:pStyle w:val="Heading3"/>
@@ -23954,7 +25378,7 @@
           <w:numId w:val="1143"/>
         </w:numPr>
       </w:pPr>
-      <w:hyperlink r:id="rId624">
+      <w:hyperlink r:id="rId938">
         <w:r>
           <w:rPr>
             <w:rStyle w:val="Hyperlink"/>
@@ -23971,7 +25395,7 @@
           <w:numId w:val="1143"/>
         </w:numPr>
       </w:pPr>
-      <w:hyperlink r:id="rId582">
+      <w:hyperlink r:id="rId896">
         <w:r>
           <w:rPr>
             <w:rStyle w:val="Hyperlink"/>
@@ -23988,7 +25412,7 @@
           <w:numId w:val="1143"/>
         </w:numPr>
       </w:pPr>
-      <w:hyperlink r:id="rId625">
+      <w:hyperlink r:id="rId939">
         <w:r>
           <w:rPr>
             <w:rStyle w:val="Hyperlink"/>
@@ -24005,7 +25429,7 @@
           <w:numId w:val="1143"/>
         </w:numPr>
       </w:pPr>
-      <w:hyperlink r:id="rId584">
+      <w:hyperlink r:id="rId898">
         <w:r>
           <w:rPr>
             <w:rStyle w:val="Hyperlink"/>
@@ -24014,9 +25438,9 @@
         </w:r>
       </w:hyperlink>
     </w:p>
-    <w:bookmarkEnd w:id="626"/>
-    <w:bookmarkEnd w:id="627"/>
-    <w:bookmarkStart w:id="631" w:name="scientific-figures-1"/>
+    <w:bookmarkEnd w:id="940"/>
+    <w:bookmarkEnd w:id="941"/>
+    <w:bookmarkStart w:id="945" w:name="scientific-figures-1"/>
     <w:p>
       <w:pPr>
         <w:pStyle w:val="Heading2"/>
@@ -24095,7 +25519,7 @@
       <w:r>
         <w:t xml:space="preserve"> </w:t>
       </w:r>
-      <w:hyperlink r:id="rId628">
+      <w:hyperlink r:id="rId942">
         <w:r>
           <w:rPr>
             <w:rStyle w:val="Hyperlink"/>
@@ -24112,7 +25536,7 @@
       <w:r>
         <w:t xml:space="preserve"> </w:t>
       </w:r>
-      <w:hyperlink r:id="rId629">
+      <w:hyperlink r:id="rId943">
         <w:r>
           <w:rPr>
             <w:rStyle w:val="Hyperlink"/>
@@ -24192,7 +25616,7 @@
           <w:numId w:val="1145"/>
         </w:numPr>
       </w:pPr>
-      <w:hyperlink r:id="rId630">
+      <w:hyperlink r:id="rId944">
         <w:r>
           <w:rPr>
             <w:rStyle w:val="Hyperlink"/>
@@ -24201,8 +25625,8 @@
         </w:r>
       </w:hyperlink>
     </w:p>
-    <w:bookmarkEnd w:id="631"/>
-    <w:bookmarkStart w:id="633" w:name="grant-writing"/>
+    <w:bookmarkEnd w:id="945"/>
+    <w:bookmarkStart w:id="947" w:name="grant-writing"/>
     <w:p>
       <w:pPr>
         <w:pStyle w:val="Heading2"/>
@@ -24279,7 +25703,7 @@
           <w:numId w:val="1147"/>
         </w:numPr>
       </w:pPr>
-      <w:hyperlink r:id="rId589">
+      <w:hyperlink r:id="rId903">
         <w:r>
           <w:rPr>
             <w:rStyle w:val="Hyperlink"/>
@@ -24296,7 +25720,7 @@
           <w:numId w:val="1147"/>
         </w:numPr>
       </w:pPr>
-      <w:hyperlink r:id="rId632">
+      <w:hyperlink r:id="rId946">
         <w:r>
           <w:rPr>
             <w:rStyle w:val="Hyperlink"/>
@@ -24313,7 +25737,7 @@
           <w:numId w:val="1147"/>
         </w:numPr>
       </w:pPr>
-      <w:hyperlink r:id="rId590">
+      <w:hyperlink r:id="rId904">
         <w:r>
           <w:rPr>
             <w:rStyle w:val="Hyperlink"/>
@@ -24322,8 +25746,8 @@
         </w:r>
       </w:hyperlink>
     </w:p>
-    <w:bookmarkEnd w:id="633"/>
-    <w:bookmarkStart w:id="644" w:name="sec-dissertation-requirements"/>
+    <w:bookmarkEnd w:id="947"/>
+    <w:bookmarkStart w:id="958" w:name="sec-dissertation-requirements"/>
     <w:p>
       <w:pPr>
         <w:pStyle w:val="Heading2"/>
@@ -24352,7 +25776,7 @@
         <w:t xml:space="preserve">but it doesn’t need to be your magnum opus.</w:t>
       </w:r>
     </w:p>
-    <w:bookmarkStart w:id="634" w:name="review-previous-dissertations"/>
+    <w:bookmarkStart w:id="948" w:name="review-previous-dissertations"/>
     <w:p>
       <w:pPr>
         <w:pStyle w:val="Heading3"/>
@@ -24443,8 +25867,8 @@
         <w:t xml:space="preserve">making it easy to access recent examples from your program.</w:t>
       </w:r>
     </w:p>
-    <w:bookmarkEnd w:id="634"/>
-    <w:bookmarkStart w:id="635" w:name="publication-requirements"/>
+    <w:bookmarkEnd w:id="948"/>
+    <w:bookmarkStart w:id="949" w:name="publication-requirements"/>
     <w:p>
       <w:pPr>
         <w:pStyle w:val="Heading3"/>
@@ -24547,8 +25971,8 @@
         <w:t xml:space="preserve">Readiness for an academic or research career</w:t>
       </w:r>
     </w:p>
-    <w:bookmarkEnd w:id="635"/>
-    <w:bookmarkStart w:id="636" w:name="external-validation-and-fast-tracking"/>
+    <w:bookmarkEnd w:id="949"/>
+    <w:bookmarkStart w:id="950" w:name="external-validation-and-fast-tracking"/>
     <w:p>
       <w:pPr>
         <w:pStyle w:val="Heading3"/>
@@ -24627,8 +26051,8 @@
         <w:t xml:space="preserve">or nonprofit sectors.</w:t>
       </w:r>
     </w:p>
-    <w:bookmarkEnd w:id="636"/>
-    <w:bookmarkStart w:id="640" w:name="Xf7e5f1b0b64a3c55df6fef626e920eee1335225"/>
+    <w:bookmarkEnd w:id="950"/>
+    <w:bookmarkStart w:id="954" w:name="Xf7e5f1b0b64a3c55df6fef626e920eee1335225"/>
     <w:p>
       <w:pPr>
         <w:pStyle w:val="Heading3"/>
@@ -24647,7 +26071,7 @@
       <w:r>
         <w:t xml:space="preserve"> </w:t>
       </w:r>
-      <w:hyperlink r:id="rId637">
+      <w:hyperlink r:id="rId951">
         <w:r>
           <w:rPr>
             <w:rStyle w:val="Hyperlink"/>
@@ -24670,7 +26094,7 @@
       <w:r>
         <w:t xml:space="preserve"> </w:t>
       </w:r>
-      <w:hyperlink r:id="rId638">
+      <w:hyperlink r:id="rId952">
         <w:r>
           <w:rPr>
             <w:rStyle w:val="Hyperlink"/>
@@ -24690,7 +26114,7 @@
       <w:r>
         <w:t xml:space="preserve"> </w:t>
       </w:r>
-      <w:hyperlink r:id="rId639">
+      <w:hyperlink r:id="rId953">
         <w:r>
           <w:rPr>
             <w:rStyle w:val="Hyperlink"/>
@@ -24815,8 +26239,8 @@
         <w:t xml:space="preserve">It just needs to constitute incremental progress in your field</w:t>
       </w:r>
     </w:p>
-    <w:bookmarkEnd w:id="640"/>
-    <w:bookmarkStart w:id="641" w:name="setting-realistic-expectations"/>
+    <w:bookmarkEnd w:id="954"/>
+    <w:bookmarkStart w:id="955" w:name="setting-realistic-expectations"/>
     <w:p>
       <w:pPr>
         <w:pStyle w:val="Heading3"/>
@@ -24931,8 +26355,8 @@
         <w:t xml:space="preserve">no less.</w:t>
       </w:r>
     </w:p>
-    <w:bookmarkEnd w:id="641"/>
-    <w:bookmarkStart w:id="643" w:name="resources-1"/>
+    <w:bookmarkEnd w:id="955"/>
+    <w:bookmarkStart w:id="957" w:name="resources-1"/>
     <w:p>
       <w:pPr>
         <w:pStyle w:val="Heading3"/>
@@ -24961,7 +26385,7 @@
           <w:numId w:val="1152"/>
         </w:numPr>
       </w:pPr>
-      <w:hyperlink r:id="rId642">
+      <w:hyperlink r:id="rId956">
         <w:r>
           <w:rPr>
             <w:rStyle w:val="Hyperlink"/>
@@ -24976,9 +26400,9 @@
         <w:t xml:space="preserve">- Quarto extension for creating masters or PhD theses with professional LaTeX formatting</w:t>
       </w:r>
     </w:p>
-    <w:bookmarkEnd w:id="643"/>
-    <w:bookmarkEnd w:id="644"/>
-    <w:bookmarkStart w:id="645" w:name="teaching-and-outreach"/>
+    <w:bookmarkEnd w:id="957"/>
+    <w:bookmarkEnd w:id="958"/>
+    <w:bookmarkStart w:id="959" w:name="teaching-and-outreach"/>
     <w:p>
       <w:pPr>
         <w:pStyle w:val="Heading2"/>
@@ -25041,7 +26465,7 @@
       <w:r>
         <w:t xml:space="preserve"> </w:t>
       </w:r>
-      <w:hyperlink r:id="rId414">
+      <w:hyperlink r:id="rId728">
         <w:r>
           <w:rPr>
             <w:rStyle w:val="Hyperlink"/>
@@ -25058,7 +26482,7 @@
       <w:r>
         <w:t xml:space="preserve"> </w:t>
       </w:r>
-      <w:hyperlink r:id="rId526">
+      <w:hyperlink r:id="rId840">
         <w:r>
           <w:rPr>
             <w:rStyle w:val="Hyperlink"/>
@@ -25073,8 +26497,8 @@
         <w:t xml:space="preserve">provides a comprehensive catalog of available resources.</w:t>
       </w:r>
     </w:p>
-    <w:bookmarkEnd w:id="645"/>
-    <w:bookmarkStart w:id="646" w:name="networking"/>
+    <w:bookmarkEnd w:id="959"/>
+    <w:bookmarkStart w:id="960" w:name="networking"/>
     <w:p>
       <w:pPr>
         <w:pStyle w:val="Heading2"/>
@@ -25144,9 +26568,9 @@
         <w:br w:type="page"/>
       </w:r>
     </w:p>
-    <w:bookmarkEnd w:id="646"/>
-    <w:bookmarkEnd w:id="647"/>
-    <w:bookmarkStart w:id="655" w:name="sec-writing"/>
+    <w:bookmarkEnd w:id="960"/>
+    <w:bookmarkEnd w:id="961"/>
+    <w:bookmarkStart w:id="969" w:name="sec-writing"/>
     <w:p>
       <w:pPr>
         <w:pStyle w:val="Heading1"/>
@@ -25155,7 +26579,7 @@
         <w:t xml:space="preserve">23. Writing</w:t>
       </w:r>
     </w:p>
-    <w:bookmarkStart w:id="648" w:name="writing-to-clarify-your-thinking"/>
+    <w:bookmarkStart w:id="962" w:name="writing-to-clarify-your-thinking"/>
     <w:p>
       <w:pPr>
         <w:pStyle w:val="Heading2"/>
@@ -25273,8 +26697,8 @@
         <w:t xml:space="preserve">.</w:t>
       </w:r>
     </w:p>
-    <w:bookmarkEnd w:id="648"/>
-    <w:bookmarkStart w:id="650" w:name="sec-plain-prose"/>
+    <w:bookmarkEnd w:id="962"/>
+    <w:bookmarkStart w:id="964" w:name="sec-plain-prose"/>
     <w:p>
       <w:pPr>
         <w:pStyle w:val="Heading2"/>
@@ -25326,7 +26750,7 @@
       <w:r>
         <w:t xml:space="preserve"> </w:t>
       </w:r>
-      <w:hyperlink r:id="rId649">
+      <w:hyperlink r:id="rId963">
         <w:r>
           <w:rPr>
             <w:rStyle w:val="Hyperlink"/>
@@ -25645,8 +27069,8 @@
         <w:t xml:space="preserve">Never trade an honest hedge for false confidence.</w:t>
       </w:r>
     </w:p>
-    <w:bookmarkEnd w:id="650"/>
-    <w:bookmarkStart w:id="651" w:name="sec-ai-tells"/>
+    <w:bookmarkEnd w:id="964"/>
+    <w:bookmarkStart w:id="965" w:name="sec-ai-tells"/>
     <w:p>
       <w:pPr>
         <w:pStyle w:val="Heading2"/>
@@ -25950,8 +27374,8 @@
         <w:t xml:space="preserve">Code, terse status lines, and short conversational replies are exempt.</w:t>
       </w:r>
     </w:p>
-    <w:bookmarkEnd w:id="651"/>
-    <w:bookmarkStart w:id="654" w:name="sec-show-dont-tell"/>
+    <w:bookmarkEnd w:id="965"/>
+    <w:bookmarkStart w:id="968" w:name="sec-show-dont-tell"/>
     <w:p>
       <w:pPr>
         <w:pStyle w:val="Heading2"/>
@@ -26039,7 +27463,7 @@
         <w:t xml:space="preserve">favor concrete visual evidence and direct demonstration over dense verbal exposition.</w:t>
       </w:r>
     </w:p>
-    <w:bookmarkStart w:id="652" w:name="in-scientific-manuscripts-and-reports"/>
+    <w:bookmarkStart w:id="966" w:name="in-scientific-manuscripts-and-reports"/>
     <w:p>
       <w:pPr>
         <w:pStyle w:val="Heading3"/>
@@ -26138,8 +27562,8 @@
         <w:t xml:space="preserve">and workflow schematics clarify methodological structures much faster than textual descriptions alone.</w:t>
       </w:r>
     </w:p>
-    <w:bookmarkEnd w:id="652"/>
-    <w:bookmarkStart w:id="653" w:name="in-conference-and-lab-presentations"/>
+    <w:bookmarkEnd w:id="966"/>
+    <w:bookmarkStart w:id="967" w:name="in-conference-and-lab-presentations"/>
     <w:p>
       <w:pPr>
         <w:pStyle w:val="Heading3"/>
@@ -26267,10 +27691,10 @@
         <w:br w:type="page"/>
       </w:r>
     </w:p>
-    <w:bookmarkEnd w:id="653"/>
-    <w:bookmarkEnd w:id="654"/>
-    <w:bookmarkEnd w:id="655"/>
-    <w:bookmarkStart w:id="671" w:name="manuscript-preparation-and-publication"/>
+    <w:bookmarkEnd w:id="967"/>
+    <w:bookmarkEnd w:id="968"/>
+    <w:bookmarkEnd w:id="969"/>
+    <w:bookmarkStart w:id="985" w:name="manuscript-preparation-and-publication"/>
     <w:p>
       <w:pPr>
         <w:pStyle w:val="Heading1"/>
@@ -26279,7 +27703,7 @@
         <w:t xml:space="preserve">24. Manuscript Preparation and Publication</w:t>
       </w:r>
     </w:p>
-    <w:bookmarkStart w:id="656" w:name="publication-process"/>
+    <w:bookmarkStart w:id="970" w:name="publication-process"/>
     <w:p>
       <w:pPr>
         <w:pStyle w:val="Heading2"/>
@@ -26448,8 +27872,8 @@
         <w:t xml:space="preserve">: Celebrate and share!</w:t>
       </w:r>
     </w:p>
-    <w:bookmarkEnd w:id="656"/>
-    <w:bookmarkStart w:id="659" w:name="sec-responding-to-peer-review"/>
+    <w:bookmarkEnd w:id="970"/>
+    <w:bookmarkStart w:id="973" w:name="sec-responding-to-peer-review"/>
     <w:p>
       <w:pPr>
         <w:pStyle w:val="Heading2"/>
@@ -26480,7 +27904,7 @@
       <w:r>
         <w:t xml:space="preserve"> </w:t>
       </w:r>
-      <w:hyperlink r:id="rId657">
+      <w:hyperlink r:id="rId971">
         <w:r>
           <w:rPr>
             <w:rStyle w:val="Hyperlink"/>
@@ -26723,7 +28147,7 @@
       <w:r>
         <w:t xml:space="preserve"> </w:t>
       </w:r>
-      <w:hyperlink r:id="rId658">
+      <w:hyperlink r:id="rId972">
         <w:r>
           <w:rPr>
             <w:rStyle w:val="Hyperlink"/>
@@ -26807,8 +28231,8 @@
         <w:t xml:space="preserve">If you make changes beyond what the reviewer requested, mention them briefly</w:t>
       </w:r>
     </w:p>
-    <w:bookmarkEnd w:id="659"/>
-    <w:bookmarkStart w:id="662" w:name="preprints-and-open-access"/>
+    <w:bookmarkEnd w:id="973"/>
+    <w:bookmarkStart w:id="976" w:name="preprints-and-open-access"/>
     <w:p>
       <w:pPr>
         <w:pStyle w:val="Heading2"/>
@@ -26831,7 +28255,7 @@
       <w:r>
         <w:t xml:space="preserve"> </w:t>
       </w:r>
-      <w:hyperlink r:id="rId660">
+      <w:hyperlink r:id="rId974">
         <w:r>
           <w:rPr>
             <w:rStyle w:val="Hyperlink"/>
@@ -26848,7 +28272,7 @@
       <w:r>
         <w:t xml:space="preserve"> </w:t>
       </w:r>
-      <w:hyperlink r:id="rId661">
+      <w:hyperlink r:id="rId975">
         <w:r>
           <w:rPr>
             <w:rStyle w:val="Hyperlink"/>
@@ -26903,7 +28327,7 @@
       <w:r>
         <w:t xml:space="preserve"> </w:t>
       </w:r>
-      <w:hyperlink r:id="rId660">
+      <w:hyperlink r:id="rId974">
         <w:r>
           <w:rPr>
             <w:rStyle w:val="Hyperlink"/>
@@ -26915,8 +28339,8 @@
         <w:t xml:space="preserve">.</w:t>
       </w:r>
     </w:p>
-    <w:bookmarkEnd w:id="662"/>
-    <w:bookmarkStart w:id="663" w:name="reporting-checklists"/>
+    <w:bookmarkEnd w:id="976"/>
+    <w:bookmarkStart w:id="977" w:name="reporting-checklists"/>
     <w:p>
       <w:pPr>
         <w:pStyle w:val="Heading2"/>
@@ -26995,8 +28419,8 @@
         <w:t xml:space="preserve">)</w:t>
       </w:r>
     </w:p>
-    <w:bookmarkEnd w:id="663"/>
-    <w:bookmarkStart w:id="664" w:name="manuscript-checklist-1"/>
+    <w:bookmarkEnd w:id="977"/>
+    <w:bookmarkStart w:id="978" w:name="manuscript-checklist-1"/>
     <w:p>
       <w:pPr>
         <w:pStyle w:val="Heading2"/>
@@ -27235,8 +28659,8 @@
         <w:t xml:space="preserve">Author contributions drafted using CRediT Taxonomy</w:t>
       </w:r>
     </w:p>
-    <w:bookmarkEnd w:id="664"/>
-    <w:bookmarkStart w:id="668" w:name="X601c277811850b6b996e665d440b29e734b34e7"/>
+    <w:bookmarkEnd w:id="978"/>
+    <w:bookmarkStart w:id="982" w:name="X601c277811850b6b996e665d440b29e734b34e7"/>
     <w:p>
       <w:pPr>
         <w:pStyle w:val="Heading2"/>
@@ -27294,7 +28718,7 @@
       <w:r>
         <w:t xml:space="preserve"> </w:t>
       </w:r>
-      <w:hyperlink r:id="rId665">
+      <w:hyperlink r:id="rId979">
         <w:r>
           <w:rPr>
             <w:rStyle w:val="VerbatimChar"/>
@@ -27317,7 +28741,7 @@
       <w:r>
         <w:t xml:space="preserve"> </w:t>
       </w:r>
-      <w:hyperlink r:id="rId666">
+      <w:hyperlink r:id="rId980">
         <w:r>
           <w:rPr>
             <w:rStyle w:val="VerbatimChar"/>
@@ -27340,7 +28764,7 @@
       <w:r>
         <w:t xml:space="preserve"> </w:t>
       </w:r>
-      <w:hyperlink r:id="rId667">
+      <w:hyperlink r:id="rId981">
         <w:r>
           <w:rPr>
             <w:rStyle w:val="VerbatimChar"/>
@@ -27713,8 +29137,8 @@
         <w:t xml:space="preserve">while preserving your R workflow.</w:t>
       </w:r>
     </w:p>
-    <w:bookmarkEnd w:id="668"/>
-    <w:bookmarkStart w:id="670" w:name="scientific-writing-claims-and-evidence"/>
+    <w:bookmarkEnd w:id="982"/>
+    <w:bookmarkStart w:id="984" w:name="scientific-writing-claims-and-evidence"/>
     <w:p>
       <w:pPr>
         <w:pStyle w:val="Heading2"/>
@@ -28016,7 +29440,7 @@
       <w:r>
         <w:t xml:space="preserve"> </w:t>
       </w:r>
-      <w:hyperlink r:id="rId669">
+      <w:hyperlink r:id="rId983">
         <w:r>
           <w:rPr>
             <w:rStyle w:val="Hyperlink"/>
@@ -28072,9 +29496,9 @@
         <w:br w:type="page"/>
       </w:r>
     </w:p>
-    <w:bookmarkEnd w:id="670"/>
-    <w:bookmarkEnd w:id="671"/>
-    <w:bookmarkStart w:id="735" w:name="references"/>
+    <w:bookmarkEnd w:id="984"/>
+    <w:bookmarkEnd w:id="985"/>
+    <w:bookmarkStart w:id="1049" w:name="references"/>
     <w:p>
       <w:pPr>
         <w:pStyle w:val="Heading1"/>
@@ -28083,8 +29507,8 @@
         <w:t xml:space="preserve">References</w:t>
       </w:r>
     </w:p>
-    <w:bookmarkStart w:id="734" w:name="refs"/>
-    <w:bookmarkStart w:id="673" w:name="ref-abimbola2022"/>
+    <w:bookmarkStart w:id="1048" w:name="refs"/>
+    <w:bookmarkStart w:id="987" w:name="ref-abimbola2022"/>
     <w:p>
       <w:pPr>
         <w:pStyle w:val="Bibliography"/>
@@ -28120,7 +29544,7 @@
       <w:r>
         <w:t xml:space="preserve"> </w:t>
       </w:r>
-      <w:hyperlink r:id="rId672">
+      <w:hyperlink r:id="rId986">
         <w:r>
           <w:rPr>
             <w:rStyle w:val="Hyperlink"/>
@@ -28132,8 +29556,8 @@
         <w:t xml:space="preserve">.</w:t>
       </w:r>
     </w:p>
-    <w:bookmarkEnd w:id="673"/>
-    <w:bookmarkStart w:id="675" w:name="ref-baker2019"/>
+    <w:bookmarkEnd w:id="987"/>
+    <w:bookmarkStart w:id="989" w:name="ref-baker2019"/>
     <w:p>
       <w:pPr>
         <w:pStyle w:val="Bibliography"/>
@@ -28163,7 +29587,7 @@
       <w:r>
         <w:t xml:space="preserve"> </w:t>
       </w:r>
-      <w:hyperlink r:id="rId674">
+      <w:hyperlink r:id="rId988">
         <w:r>
           <w:rPr>
             <w:rStyle w:val="Hyperlink"/>
@@ -28175,8 +29599,8 @@
         <w:t xml:space="preserve">.</w:t>
       </w:r>
     </w:p>
-    <w:bookmarkEnd w:id="675"/>
-    <w:bookmarkStart w:id="676" w:name="ref-benjaminchunglab"/>
+    <w:bookmarkEnd w:id="989"/>
+    <w:bookmarkStart w:id="990" w:name="ref-benjaminchunglab"/>
     <w:p>
       <w:pPr>
         <w:pStyle w:val="Bibliography"/>
@@ -28200,7 +29624,7 @@
       <w:r>
         <w:t xml:space="preserve"> </w:t>
       </w:r>
-      <w:hyperlink r:id="rId599">
+      <w:hyperlink r:id="rId913">
         <w:r>
           <w:rPr>
             <w:rStyle w:val="Hyperlink"/>
@@ -28212,8 +29636,8 @@
         <w:t xml:space="preserve">.</w:t>
       </w:r>
     </w:p>
-    <w:bookmarkEnd w:id="676"/>
-    <w:bookmarkStart w:id="678" w:name="ref-bryan2023happygit"/>
+    <w:bookmarkEnd w:id="990"/>
+    <w:bookmarkStart w:id="992" w:name="ref-bryan2023happygit"/>
     <w:p>
       <w:pPr>
         <w:pStyle w:val="Bibliography"/>
@@ -28237,7 +29661,7 @@
       <w:r>
         <w:t xml:space="preserve"> </w:t>
       </w:r>
-      <w:hyperlink r:id="rId677">
+      <w:hyperlink r:id="rId991">
         <w:r>
           <w:rPr>
             <w:rStyle w:val="Hyperlink"/>
@@ -28249,8 +29673,8 @@
         <w:t xml:space="preserve">.</w:t>
       </w:r>
     </w:p>
-    <w:bookmarkEnd w:id="678"/>
-    <w:bookmarkStart w:id="680" w:name="ref-crameri2020"/>
+    <w:bookmarkEnd w:id="992"/>
+    <w:bookmarkStart w:id="994" w:name="ref-crameri2020"/>
     <w:p>
       <w:pPr>
         <w:pStyle w:val="Bibliography"/>
@@ -28283,7 +29707,7 @@
       <w:r>
         <w:t xml:space="preserve"> </w:t>
       </w:r>
-      <w:hyperlink r:id="rId679">
+      <w:hyperlink r:id="rId993">
         <w:r>
           <w:rPr>
             <w:rStyle w:val="Hyperlink"/>
@@ -28295,8 +29719,8 @@
         <w:t xml:space="preserve">.</w:t>
       </w:r>
     </w:p>
-    <w:bookmarkEnd w:id="680"/>
-    <w:bookmarkStart w:id="682" w:name="ref-creativecommons"/>
+    <w:bookmarkEnd w:id="994"/>
+    <w:bookmarkStart w:id="996" w:name="ref-creativecommons"/>
     <w:p>
       <w:pPr>
         <w:pStyle w:val="Bibliography"/>
@@ -28313,7 +29737,7 @@
       <w:r>
         <w:t xml:space="preserve"> </w:t>
       </w:r>
-      <w:hyperlink r:id="rId681">
+      <w:hyperlink r:id="rId995">
         <w:r>
           <w:rPr>
             <w:rStyle w:val="Hyperlink"/>
@@ -28325,8 +29749,8 @@
         <w:t xml:space="preserve">.</w:t>
       </w:r>
     </w:p>
-    <w:bookmarkEnd w:id="682"/>
-    <w:bookmarkStart w:id="684" w:name="ref-credit"/>
+    <w:bookmarkEnd w:id="996"/>
+    <w:bookmarkStart w:id="998" w:name="ref-credit"/>
     <w:p>
       <w:pPr>
         <w:pStyle w:val="Bibliography"/>
@@ -28343,7 +29767,7 @@
       <w:r>
         <w:t xml:space="preserve"> </w:t>
       </w:r>
-      <w:hyperlink r:id="rId683">
+      <w:hyperlink r:id="rId997">
         <w:r>
           <w:rPr>
             <w:rStyle w:val="Hyperlink"/>
@@ -28355,8 +29779,8 @@
         <w:t xml:space="preserve">.</w:t>
       </w:r>
     </w:p>
-    <w:bookmarkEnd w:id="684"/>
-    <w:bookmarkStart w:id="686" w:name="ref-dryad"/>
+    <w:bookmarkEnd w:id="998"/>
+    <w:bookmarkStart w:id="1000" w:name="ref-dryad"/>
     <w:p>
       <w:pPr>
         <w:pStyle w:val="Bibliography"/>
@@ -28373,7 +29797,7 @@
       <w:r>
         <w:t xml:space="preserve"> </w:t>
       </w:r>
-      <w:hyperlink r:id="rId685">
+      <w:hyperlink r:id="rId999">
         <w:r>
           <w:rPr>
             <w:rStyle w:val="Hyperlink"/>
@@ -28385,8 +29809,8 @@
         <w:t xml:space="preserve">.</w:t>
       </w:r>
     </w:p>
-    <w:bookmarkEnd w:id="686"/>
-    <w:bookmarkStart w:id="687" w:name="ref-equatornetwork"/>
+    <w:bookmarkEnd w:id="1000"/>
+    <w:bookmarkStart w:id="1001" w:name="ref-equatornetwork"/>
     <w:p>
       <w:pPr>
         <w:pStyle w:val="Bibliography"/>
@@ -28415,8 +29839,8 @@
         <w:t xml:space="preserve">.</w:t>
       </w:r>
     </w:p>
-    <w:bookmarkEnd w:id="687"/>
-    <w:bookmarkStart w:id="689" w:name="ref-fay2021engineering"/>
+    <w:bookmarkEnd w:id="1001"/>
+    <w:bookmarkStart w:id="1003" w:name="ref-fay2021engineering"/>
     <w:p>
       <w:pPr>
         <w:pStyle w:val="Bibliography"/>
@@ -28440,7 +29864,7 @@
       <w:r>
         <w:t xml:space="preserve"> </w:t>
       </w:r>
-      <w:hyperlink r:id="rId688">
+      <w:hyperlink r:id="rId1002">
         <w:r>
           <w:rPr>
             <w:rStyle w:val="Hyperlink"/>
@@ -28452,8 +29876,8 @@
         <w:t xml:space="preserve">.</w:t>
       </w:r>
     </w:p>
-    <w:bookmarkEnd w:id="689"/>
-    <w:bookmarkStart w:id="691" w:name="ref-plos_data"/>
+    <w:bookmarkEnd w:id="1003"/>
+    <w:bookmarkStart w:id="1005" w:name="ref-plos_data"/>
     <w:p>
       <w:pPr>
         <w:pStyle w:val="Bibliography"/>
@@ -28470,7 +29894,7 @@
       <w:r>
         <w:t xml:space="preserve"> </w:t>
       </w:r>
-      <w:hyperlink r:id="rId690">
+      <w:hyperlink r:id="rId1004">
         <w:r>
           <w:rPr>
             <w:rStyle w:val="Hyperlink"/>
@@ -28482,8 +29906,8 @@
         <w:t xml:space="preserve">.</w:t>
       </w:r>
     </w:p>
-    <w:bookmarkEnd w:id="691"/>
-    <w:bookmarkStart w:id="692" w:name="ref-icmje"/>
+    <w:bookmarkEnd w:id="1005"/>
+    <w:bookmarkStart w:id="1006" w:name="ref-icmje"/>
     <w:p>
       <w:pPr>
         <w:pStyle w:val="Bibliography"/>
@@ -28518,8 +29942,8 @@
         <w:t xml:space="preserve">.</w:t>
       </w:r>
     </w:p>
-    <w:bookmarkEnd w:id="692"/>
-    <w:bookmarkStart w:id="694" w:name="ref-lamport2019think"/>
+    <w:bookmarkEnd w:id="1006"/>
+    <w:bookmarkStart w:id="1008" w:name="ref-lamport2019think"/>
     <w:p>
       <w:pPr>
         <w:pStyle w:val="Bibliography"/>
@@ -28543,7 +29967,7 @@
       <w:r>
         <w:t xml:space="preserve"> </w:t>
       </w:r>
-      <w:hyperlink r:id="rId693">
+      <w:hyperlink r:id="rId1007">
         <w:r>
           <w:rPr>
             <w:rStyle w:val="Hyperlink"/>
@@ -28555,8 +29979,8 @@
         <w:t xml:space="preserve">.</w:t>
       </w:r>
     </w:p>
-    <w:bookmarkEnd w:id="694"/>
-    <w:bookmarkStart w:id="695" w:name="ref-medRxiv"/>
+    <w:bookmarkEnd w:id="1008"/>
+    <w:bookmarkStart w:id="1009" w:name="ref-medRxiv"/>
     <w:p>
       <w:pPr>
         <w:pStyle w:val="Bibliography"/>
@@ -28573,7 +29997,7 @@
       <w:r>
         <w:t xml:space="preserve"> </w:t>
       </w:r>
-      <w:hyperlink r:id="rId660">
+      <w:hyperlink r:id="rId974">
         <w:r>
           <w:rPr>
             <w:rStyle w:val="Hyperlink"/>
@@ -28585,8 +30009,8 @@
         <w:t xml:space="preserve">.</w:t>
       </w:r>
     </w:p>
-    <w:bookmarkEnd w:id="695"/>
-    <w:bookmarkStart w:id="697" w:name="ref-merali2010"/>
+    <w:bookmarkEnd w:id="1009"/>
+    <w:bookmarkStart w:id="1011" w:name="ref-merali2010"/>
     <w:p>
       <w:pPr>
         <w:pStyle w:val="Bibliography"/>
@@ -28619,7 +30043,7 @@
       <w:r>
         <w:t xml:space="preserve"> </w:t>
       </w:r>
-      <w:hyperlink r:id="rId696">
+      <w:hyperlink r:id="rId1010">
         <w:r>
           <w:rPr>
             <w:rStyle w:val="Hyperlink"/>
@@ -28631,8 +30055,8 @@
         <w:t xml:space="preserve">.</w:t>
       </w:r>
     </w:p>
-    <w:bookmarkEnd w:id="697"/>
-    <w:bookmarkStart w:id="699" w:name="ref-munafo2017"/>
+    <w:bookmarkEnd w:id="1011"/>
+    <w:bookmarkStart w:id="1013" w:name="ref-munafo2017"/>
     <w:p>
       <w:pPr>
         <w:pStyle w:val="Bibliography"/>
@@ -28665,7 +30089,7 @@
       <w:r>
         <w:t xml:space="preserve"> </w:t>
       </w:r>
-      <w:hyperlink r:id="rId698">
+      <w:hyperlink r:id="rId1012">
         <w:r>
           <w:rPr>
             <w:rStyle w:val="Hyperlink"/>
@@ -28677,8 +30101,8 @@
         <w:t xml:space="preserve">.</w:t>
       </w:r>
     </w:p>
-    <w:bookmarkEnd w:id="699"/>
-    <w:bookmarkStart w:id="701" w:name="ref-nuzzo2015"/>
+    <w:bookmarkEnd w:id="1013"/>
+    <w:bookmarkStart w:id="1015" w:name="ref-nuzzo2015"/>
     <w:p>
       <w:pPr>
         <w:pStyle w:val="Bibliography"/>
@@ -28711,7 +30135,7 @@
       <w:r>
         <w:t xml:space="preserve"> </w:t>
       </w:r>
-      <w:hyperlink r:id="rId700">
+      <w:hyperlink r:id="rId1014">
         <w:r>
           <w:rPr>
             <w:rStyle w:val="Hyperlink"/>
@@ -28723,8 +30147,8 @@
         <w:t xml:space="preserve">.</w:t>
       </w:r>
     </w:p>
-    <w:bookmarkEnd w:id="701"/>
-    <w:bookmarkStart w:id="703" w:name="ref-osf"/>
+    <w:bookmarkEnd w:id="1015"/>
+    <w:bookmarkStart w:id="1017" w:name="ref-osf"/>
     <w:p>
       <w:pPr>
         <w:pStyle w:val="Bibliography"/>
@@ -28741,7 +30165,7 @@
       <w:r>
         <w:t xml:space="preserve"> </w:t>
       </w:r>
-      <w:hyperlink r:id="rId702">
+      <w:hyperlink r:id="rId1016">
         <w:r>
           <w:rPr>
             <w:rStyle w:val="Hyperlink"/>
@@ -28753,8 +30177,8 @@
         <w:t xml:space="preserve">.</w:t>
       </w:r>
     </w:p>
-    <w:bookmarkEnd w:id="703"/>
-    <w:bookmarkStart w:id="705" w:name="ref-rougier2014"/>
+    <w:bookmarkEnd w:id="1017"/>
+    <w:bookmarkStart w:id="1019" w:name="ref-rougier2014"/>
     <w:p>
       <w:pPr>
         <w:pStyle w:val="Bibliography"/>
@@ -28787,7 +30211,7 @@
       <w:r>
         <w:t xml:space="preserve"> </w:t>
       </w:r>
-      <w:hyperlink r:id="rId704">
+      <w:hyperlink r:id="rId1018">
         <w:r>
           <w:rPr>
             <w:rStyle w:val="Hyperlink"/>
@@ -28799,8 +30223,8 @@
         <w:t xml:space="preserve">.</w:t>
       </w:r>
     </w:p>
-    <w:bookmarkEnd w:id="705"/>
-    <w:bookmarkStart w:id="707" w:name="ref-silbiger2019"/>
+    <w:bookmarkEnd w:id="1019"/>
+    <w:bookmarkStart w:id="1021" w:name="ref-silbiger2019"/>
     <w:p>
       <w:pPr>
         <w:pStyle w:val="Bibliography"/>
@@ -28830,7 +30254,7 @@
       <w:r>
         <w:t xml:space="preserve"> </w:t>
       </w:r>
-      <w:hyperlink r:id="rId706">
+      <w:hyperlink r:id="rId1020">
         <w:r>
           <w:rPr>
             <w:rStyle w:val="Hyperlink"/>
@@ -28842,8 +30266,8 @@
         <w:t xml:space="preserve">.</w:t>
       </w:r>
     </w:p>
-    <w:bookmarkEnd w:id="707"/>
-    <w:bookmarkStart w:id="709" w:name="ref-slurm-salloc"/>
+    <w:bookmarkEnd w:id="1021"/>
+    <w:bookmarkStart w:id="1023" w:name="ref-slurm-salloc"/>
     <w:p>
       <w:pPr>
         <w:pStyle w:val="Bibliography"/>
@@ -28860,7 +30284,7 @@
       <w:r>
         <w:t xml:space="preserve"> </w:t>
       </w:r>
-      <w:hyperlink r:id="rId708">
+      <w:hyperlink r:id="rId1022">
         <w:r>
           <w:rPr>
             <w:rStyle w:val="Hyperlink"/>
@@ -28872,8 +30296,8 @@
         <w:t xml:space="preserve">.</w:t>
       </w:r>
     </w:p>
-    <w:bookmarkEnd w:id="709"/>
-    <w:bookmarkStart w:id="711" w:name="ref-slurm-sattach"/>
+    <w:bookmarkEnd w:id="1023"/>
+    <w:bookmarkStart w:id="1025" w:name="ref-slurm-sattach"/>
     <w:p>
       <w:pPr>
         <w:pStyle w:val="Bibliography"/>
@@ -28890,7 +30314,7 @@
       <w:r>
         <w:t xml:space="preserve"> </w:t>
       </w:r>
-      <w:hyperlink r:id="rId710">
+      <w:hyperlink r:id="rId1024">
         <w:r>
           <w:rPr>
             <w:rStyle w:val="Hyperlink"/>
@@ -28902,8 +30326,8 @@
         <w:t xml:space="preserve">.</w:t>
       </w:r>
     </w:p>
-    <w:bookmarkEnd w:id="711"/>
-    <w:bookmarkStart w:id="713" w:name="ref-slurm"/>
+    <w:bookmarkEnd w:id="1025"/>
+    <w:bookmarkStart w:id="1027" w:name="ref-slurm"/>
     <w:p>
       <w:pPr>
         <w:pStyle w:val="Bibliography"/>
@@ -28920,7 +30344,7 @@
       <w:r>
         <w:t xml:space="preserve"> </w:t>
       </w:r>
-      <w:hyperlink r:id="rId712">
+      <w:hyperlink r:id="rId1026">
         <w:r>
           <w:rPr>
             <w:rStyle w:val="Hyperlink"/>
@@ -28932,8 +30356,8 @@
         <w:t xml:space="preserve">.</w:t>
       </w:r>
     </w:p>
-    <w:bookmarkEnd w:id="713"/>
-    <w:bookmarkStart w:id="715" w:name="ref-slurm-squeue"/>
+    <w:bookmarkEnd w:id="1027"/>
+    <w:bookmarkStart w:id="1029" w:name="ref-slurm-squeue"/>
     <w:p>
       <w:pPr>
         <w:pStyle w:val="Bibliography"/>
@@ -28950,7 +30374,7 @@
       <w:r>
         <w:t xml:space="preserve"> </w:t>
       </w:r>
-      <w:hyperlink r:id="rId714">
+      <w:hyperlink r:id="rId1028">
         <w:r>
           <w:rPr>
             <w:rStyle w:val="Hyperlink"/>
@@ -28962,8 +30386,8 @@
         <w:t xml:space="preserve">.</w:t>
       </w:r>
     </w:p>
-    <w:bookmarkEnd w:id="715"/>
-    <w:bookmarkStart w:id="717" w:name="ref-slurm-srun"/>
+    <w:bookmarkEnd w:id="1029"/>
+    <w:bookmarkStart w:id="1031" w:name="ref-slurm-srun"/>
     <w:p>
       <w:pPr>
         <w:pStyle w:val="Bibliography"/>
@@ -28980,7 +30404,7 @@
       <w:r>
         <w:t xml:space="preserve"> </w:t>
       </w:r>
-      <w:hyperlink r:id="rId716">
+      <w:hyperlink r:id="rId1030">
         <w:r>
           <w:rPr>
             <w:rStyle w:val="Hyperlink"/>
@@ -28992,8 +30416,8 @@
         <w:t xml:space="preserve">.</w:t>
       </w:r>
     </w:p>
-    <w:bookmarkEnd w:id="717"/>
-    <w:bookmarkStart w:id="719" w:name="ref-openssh-ssh-config"/>
+    <w:bookmarkEnd w:id="1031"/>
+    <w:bookmarkStart w:id="1033" w:name="ref-openssh-ssh-config"/>
     <w:p>
       <w:pPr>
         <w:pStyle w:val="Bibliography"/>
@@ -29010,7 +30434,7 @@
       <w:r>
         <w:t xml:space="preserve"> </w:t>
       </w:r>
-      <w:hyperlink r:id="rId718">
+      <w:hyperlink r:id="rId1032">
         <w:r>
           <w:rPr>
             <w:rStyle w:val="Hyperlink"/>
@@ -29022,8 +30446,8 @@
         <w:t xml:space="preserve">.</w:t>
       </w:r>
     </w:p>
-    <w:bookmarkEnd w:id="719"/>
-    <w:bookmarkStart w:id="721" w:name="ref-openssh-ssh-config-debian"/>
+    <w:bookmarkEnd w:id="1033"/>
+    <w:bookmarkStart w:id="1035" w:name="ref-openssh-ssh-config-debian"/>
     <w:p>
       <w:pPr>
         <w:pStyle w:val="Bibliography"/>
@@ -29040,7 +30464,7 @@
       <w:r>
         <w:t xml:space="preserve"> </w:t>
       </w:r>
-      <w:hyperlink r:id="rId720">
+      <w:hyperlink r:id="rId1034">
         <w:r>
           <w:rPr>
             <w:rStyle w:val="Hyperlink"/>
@@ -29052,8 +30476,8 @@
         <w:t xml:space="preserve">.</w:t>
       </w:r>
     </w:p>
-    <w:bookmarkEnd w:id="721"/>
-    <w:bookmarkStart w:id="723" w:name="ref-stoddart2019"/>
+    <w:bookmarkEnd w:id="1035"/>
+    <w:bookmarkStart w:id="1037" w:name="ref-stoddart2019"/>
     <w:p>
       <w:pPr>
         <w:pStyle w:val="Bibliography"/>
@@ -29083,7 +30507,7 @@
       <w:r>
         <w:t xml:space="preserve"> </w:t>
       </w:r>
-      <w:hyperlink r:id="rId722">
+      <w:hyperlink r:id="rId1036">
         <w:r>
           <w:rPr>
             <w:rStyle w:val="Hyperlink"/>
@@ -29095,8 +30519,8 @@
         <w:t xml:space="preserve">.</w:t>
       </w:r>
     </w:p>
-    <w:bookmarkEnd w:id="723"/>
-    <w:bookmarkStart w:id="725" w:name="ref-vannoorden2021"/>
+    <w:bookmarkEnd w:id="1037"/>
+    <w:bookmarkStart w:id="1039" w:name="ref-vannoorden2021"/>
     <w:p>
       <w:pPr>
         <w:pStyle w:val="Bibliography"/>
@@ -29126,7 +30550,7 @@
       <w:r>
         <w:t xml:space="preserve"> </w:t>
       </w:r>
-      <w:hyperlink r:id="rId724">
+      <w:hyperlink r:id="rId1038">
         <w:r>
           <w:rPr>
             <w:rStyle w:val="Hyperlink"/>
@@ -29138,8 +30562,8 @@
         <w:t xml:space="preserve">.</w:t>
       </w:r>
     </w:p>
-    <w:bookmarkEnd w:id="725"/>
-    <w:bookmarkStart w:id="727" w:name="ref-wickham2019advr"/>
+    <w:bookmarkEnd w:id="1039"/>
+    <w:bookmarkStart w:id="1041" w:name="ref-wickham2019advr"/>
     <w:p>
       <w:pPr>
         <w:pStyle w:val="Bibliography"/>
@@ -29163,7 +30587,7 @@
       <w:r>
         <w:t xml:space="preserve"> </w:t>
       </w:r>
-      <w:hyperlink r:id="rId726">
+      <w:hyperlink r:id="rId1040">
         <w:r>
           <w:rPr>
             <w:rStyle w:val="Hyperlink"/>
@@ -29175,8 +30599,8 @@
         <w:t xml:space="preserve">.</w:t>
       </w:r>
     </w:p>
-    <w:bookmarkEnd w:id="727"/>
-    <w:bookmarkStart w:id="729" w:name="ref-wickham2021shiny"/>
+    <w:bookmarkEnd w:id="1041"/>
+    <w:bookmarkStart w:id="1043" w:name="ref-wickham2021shiny"/>
     <w:p>
       <w:pPr>
         <w:pStyle w:val="Bibliography"/>
@@ -29200,7 +30624,7 @@
       <w:r>
         <w:t xml:space="preserve"> </w:t>
       </w:r>
-      <w:hyperlink r:id="rId728">
+      <w:hyperlink r:id="rId1042">
         <w:r>
           <w:rPr>
             <w:rStyle w:val="Hyperlink"/>
@@ -29212,8 +30636,8 @@
         <w:t xml:space="preserve">.</w:t>
       </w:r>
     </w:p>
-    <w:bookmarkEnd w:id="729"/>
-    <w:bookmarkStart w:id="731" w:name="ref-wickham2023rpkgs"/>
+    <w:bookmarkEnd w:id="1043"/>
+    <w:bookmarkStart w:id="1045" w:name="ref-wickham2023rpkgs"/>
     <w:p>
       <w:pPr>
         <w:pStyle w:val="Bibliography"/>
@@ -29237,7 +30661,7 @@
       <w:r>
         <w:t xml:space="preserve"> </w:t>
       </w:r>
-      <w:hyperlink r:id="rId730">
+      <w:hyperlink r:id="rId1044">
         <w:r>
           <w:rPr>
             <w:rStyle w:val="Hyperlink"/>
@@ -29249,8 +30673,8 @@
         <w:t xml:space="preserve">.</w:t>
       </w:r>
     </w:p>
-    <w:bookmarkEnd w:id="731"/>
-    <w:bookmarkStart w:id="733" w:name="ref-wickham2023r4ds"/>
+    <w:bookmarkEnd w:id="1045"/>
+    <w:bookmarkStart w:id="1047" w:name="ref-wickham2023r4ds"/>
     <w:p>
       <w:pPr>
         <w:pStyle w:val="Bibliography"/>
@@ -29274,7 +30698,7 @@
       <w:r>
         <w:t xml:space="preserve"> </w:t>
       </w:r>
-      <w:hyperlink r:id="rId732">
+      <w:hyperlink r:id="rId1046">
         <w:r>
           <w:rPr>
             <w:rStyle w:val="Hyperlink"/>
@@ -29286,15 +30710,15 @@
         <w:t xml:space="preserve">.</w:t>
       </w:r>
     </w:p>
-    <w:bookmarkEnd w:id="733"/>
-    <w:bookmarkEnd w:id="734"/>
+    <w:bookmarkEnd w:id="1047"/>
+    <w:bookmarkEnd w:id="1048"/>
     <w:p>
       <w:r>
         <w:br w:type="page"/>
       </w:r>
     </w:p>
-    <w:bookmarkEnd w:id="735"/>
-    <w:bookmarkStart w:id="737" w:name="sec-appendix-copilot-instructions"/>
+    <w:bookmarkEnd w:id="1049"/>
+    <w:bookmarkStart w:id="1051" w:name="sec-appendix-copilot-instructions"/>
     <w:p>
       <w:pPr>
         <w:pStyle w:val="Heading1"/>
@@ -29334,7 +30758,7 @@
       <w:r>
         <w:t xml:space="preserve"> </w:t>
       </w:r>
-      <w:hyperlink r:id="rId736">
+      <w:hyperlink r:id="rId1050">
         <w:r>
           <w:rPr>
             <w:rStyle w:val="Hyperlink"/>
@@ -29348,8 +30772,8 @@
         <w:br w:type="page"/>
       </w:r>
     </w:p>
-    <w:bookmarkEnd w:id="737"/>
-    <w:bookmarkStart w:id="739" w:name="sec-appendix-copilot-setup-steps"/>
+    <w:bookmarkEnd w:id="1051"/>
+    <w:bookmarkStart w:id="1053" w:name="sec-appendix-copilot-setup-steps"/>
     <w:p>
       <w:pPr>
         <w:pStyle w:val="Heading1"/>
@@ -29389,7 +30813,7 @@
       <w:r>
         <w:t xml:space="preserve"> </w:t>
       </w:r>
-      <w:hyperlink r:id="rId738">
+      <w:hyperlink r:id="rId1052">
         <w:r>
           <w:rPr>
             <w:rStyle w:val="Hyperlink"/>
@@ -29403,8 +30827,8 @@
         <w:br w:type="page"/>
       </w:r>
     </w:p>
-    <w:bookmarkEnd w:id="739"/>
-    <w:bookmarkStart w:id="740" w:name="document-generation-metadata"/>
+    <w:bookmarkEnd w:id="1053"/>
+    <w:bookmarkStart w:id="1054" w:name="document-generation-metadata"/>
     <w:p>
       <w:pPr>
         <w:pStyle w:val="Heading1"/>
@@ -29462,7 +30886,7 @@
         <w:t xml:space="preserve"> </w:t>
       </w:r>
       <w:r>
-        <w:t xml:space="preserve">ed81a75</w:t>
+        <w:t xml:space="preserve">eed3f0d</w:t>
       </w:r>
     </w:p>
     <w:p>
@@ -29484,7 +30908,7 @@
         <w:t xml:space="preserve"> </w:t>
       </w:r>
       <w:r>
-        <w:t xml:space="preserve">ed81a754e3bf5d3370ec3ecb4dbad5609f5141d7</w:t>
+        <w:t xml:space="preserve">eed3f0dcd22587724462b1cb9f9c75c328e5e7d1</w:t>
       </w:r>
     </w:p>
     <w:p>
@@ -29506,7 +30930,7 @@
         <w:t xml:space="preserve"> </w:t>
       </w:r>
       <w:r>
-        <w:t xml:space="preserve">2026-10-10 07:39:17 +0000</w:t>
+        <w:t xml:space="preserve">2026-10-10 08:50:44 +0000</w:t>
       </w:r>
     </w:p>
     <w:p>
@@ -29523,7 +30947,7 @@
         <w:t xml:space="preserve">use this commit information to set up the PR correctly and account for any commits that have been added since this document was generated.</w:t>
       </w:r>
     </w:p>
-    <w:bookmarkEnd w:id="740"/>
+    <w:bookmarkEnd w:id="1054"/>
     <w:sectPr>
       <w:footnotePr>
         <w:numRestart w:val="eachSect"/>

--- a/pr-preview/pr-551/UCD-SeRG-Lab-Manual.docx
+++ b/pr-preview/pr-551/UCD-SeRG-Lab-Manual.docx
@@ -4056,7 +4056,7 @@
       </w:r>
     </w:p>
     <w:bookmarkEnd w:id="94"/>
-    <w:bookmarkStart w:id="309" w:name="sec-r-coding-practices"/>
+    <w:bookmarkStart w:id="311" w:name="sec-r-coding-practices"/>
     <w:p>
       <w:pPr>
         <w:pStyle w:val="Heading1"/>
@@ -5024,6 +5024,16 @@
       </w:r>
       <w:bookmarkStart w:id="274" w:name="git-and-version-control"/>
       <w:bookmarkEnd w:id="274"/>
+      <w:r>
+        <w:t xml:space="preserve"> </w:t>
+      </w:r>
+      <w:bookmarkStart w:id="275" w:name="tbl-snapshot-vs-explicit"/>
+      <w:bookmarkEnd w:id="275"/>
+      <w:r>
+        <w:t xml:space="preserve"> </w:t>
+      </w:r>
+      <w:bookmarkStart w:id="276" w:name="tbl-keywords-internal-vs-nord"/>
+      <w:bookmarkEnd w:id="276"/>
     </w:p>
     <w:p>
       <w:pPr>
@@ -5041,7 +5051,7 @@
           <w:numId w:val="1027"/>
         </w:numPr>
       </w:pPr>
-      <w:hyperlink r:id="rId275">
+      <w:hyperlink r:id="rId277">
         <w:r>
           <w:rPr>
             <w:rStyle w:val="Hyperlink"/>
@@ -5058,7 +5068,7 @@
           <w:numId w:val="1027"/>
         </w:numPr>
       </w:pPr>
-      <w:hyperlink r:id="rId276">
+      <w:hyperlink r:id="rId278">
         <w:r>
           <w:rPr>
             <w:rStyle w:val="Hyperlink"/>
@@ -5075,7 +5085,7 @@
           <w:numId w:val="1027"/>
         </w:numPr>
       </w:pPr>
-      <w:hyperlink r:id="rId277">
+      <w:hyperlink r:id="rId279">
         <w:r>
           <w:rPr>
             <w:rStyle w:val="Hyperlink"/>
@@ -5092,7 +5102,7 @@
           <w:numId w:val="1027"/>
         </w:numPr>
       </w:pPr>
-      <w:hyperlink r:id="rId278">
+      <w:hyperlink r:id="rId280">
         <w:r>
           <w:rPr>
             <w:rStyle w:val="Hyperlink"/>
@@ -5109,7 +5119,7 @@
           <w:numId w:val="1027"/>
         </w:numPr>
       </w:pPr>
-      <w:hyperlink r:id="rId279">
+      <w:hyperlink r:id="rId281">
         <w:r>
           <w:rPr>
             <w:rStyle w:val="Hyperlink"/>
@@ -5126,7 +5136,7 @@
           <w:numId w:val="1027"/>
         </w:numPr>
       </w:pPr>
-      <w:hyperlink r:id="rId280">
+      <w:hyperlink r:id="rId282">
         <w:r>
           <w:rPr>
             <w:rStyle w:val="Hyperlink"/>
@@ -5143,7 +5153,7 @@
           <w:numId w:val="1027"/>
         </w:numPr>
       </w:pPr>
-      <w:hyperlink r:id="rId281">
+      <w:hyperlink r:id="rId283">
         <w:r>
           <w:rPr>
             <w:rStyle w:val="Hyperlink"/>
@@ -5160,7 +5170,7 @@
           <w:numId w:val="1027"/>
         </w:numPr>
       </w:pPr>
-      <w:hyperlink r:id="rId282">
+      <w:hyperlink r:id="rId284">
         <w:r>
           <w:rPr>
             <w:rStyle w:val="Hyperlink"/>
@@ -5177,7 +5187,7 @@
           <w:numId w:val="1027"/>
         </w:numPr>
       </w:pPr>
-      <w:hyperlink r:id="rId283">
+      <w:hyperlink r:id="rId285">
         <w:r>
           <w:rPr>
             <w:rStyle w:val="Hyperlink"/>
@@ -5194,7 +5204,7 @@
           <w:numId w:val="1027"/>
         </w:numPr>
       </w:pPr>
-      <w:hyperlink r:id="rId284">
+      <w:hyperlink r:id="rId286">
         <w:r>
           <w:rPr>
             <w:rStyle w:val="Hyperlink"/>
@@ -5211,7 +5221,7 @@
           <w:numId w:val="1027"/>
         </w:numPr>
       </w:pPr>
-      <w:hyperlink r:id="rId285">
+      <w:hyperlink r:id="rId287">
         <w:r>
           <w:rPr>
             <w:rStyle w:val="Hyperlink"/>
@@ -5228,7 +5238,7 @@
           <w:numId w:val="1027"/>
         </w:numPr>
       </w:pPr>
-      <w:hyperlink r:id="rId286">
+      <w:hyperlink r:id="rId288">
         <w:r>
           <w:rPr>
             <w:rStyle w:val="Hyperlink"/>
@@ -5245,7 +5255,7 @@
           <w:numId w:val="1027"/>
         </w:numPr>
       </w:pPr>
-      <w:hyperlink r:id="rId287">
+      <w:hyperlink r:id="rId289">
         <w:r>
           <w:rPr>
             <w:rStyle w:val="Hyperlink"/>
@@ -5262,7 +5272,7 @@
           <w:numId w:val="1027"/>
         </w:numPr>
       </w:pPr>
-      <w:hyperlink r:id="rId288">
+      <w:hyperlink r:id="rId290">
         <w:r>
           <w:rPr>
             <w:rStyle w:val="Hyperlink"/>
@@ -5279,7 +5289,7 @@
           <w:numId w:val="1027"/>
         </w:numPr>
       </w:pPr>
-      <w:hyperlink r:id="rId289">
+      <w:hyperlink r:id="rId291">
         <w:r>
           <w:rPr>
             <w:rStyle w:val="Hyperlink"/>
@@ -5296,7 +5306,7 @@
           <w:numId w:val="1027"/>
         </w:numPr>
       </w:pPr>
-      <w:hyperlink r:id="rId290">
+      <w:hyperlink r:id="rId292">
         <w:r>
           <w:rPr>
             <w:rStyle w:val="Hyperlink"/>
@@ -5313,7 +5323,7 @@
           <w:numId w:val="1027"/>
         </w:numPr>
       </w:pPr>
-      <w:hyperlink r:id="rId291">
+      <w:hyperlink r:id="rId293">
         <w:r>
           <w:rPr>
             <w:rStyle w:val="Hyperlink"/>
@@ -5330,7 +5340,7 @@
           <w:numId w:val="1027"/>
         </w:numPr>
       </w:pPr>
-      <w:hyperlink r:id="rId292">
+      <w:hyperlink r:id="rId294">
         <w:r>
           <w:rPr>
             <w:rStyle w:val="Hyperlink"/>
@@ -5347,7 +5357,7 @@
           <w:numId w:val="1027"/>
         </w:numPr>
       </w:pPr>
-      <w:hyperlink r:id="rId293">
+      <w:hyperlink r:id="rId295">
         <w:r>
           <w:rPr>
             <w:rStyle w:val="Hyperlink"/>
@@ -5364,7 +5374,7 @@
           <w:numId w:val="1027"/>
         </w:numPr>
       </w:pPr>
-      <w:hyperlink r:id="rId294">
+      <w:hyperlink r:id="rId296">
         <w:r>
           <w:rPr>
             <w:rStyle w:val="Hyperlink"/>
@@ -5381,7 +5391,7 @@
           <w:numId w:val="1027"/>
         </w:numPr>
       </w:pPr>
-      <w:hyperlink r:id="rId295">
+      <w:hyperlink r:id="rId297">
         <w:r>
           <w:rPr>
             <w:rStyle w:val="Hyperlink"/>
@@ -5398,7 +5408,7 @@
           <w:numId w:val="1027"/>
         </w:numPr>
       </w:pPr>
-      <w:hyperlink r:id="rId296">
+      <w:hyperlink r:id="rId298">
         <w:r>
           <w:rPr>
             <w:rStyle w:val="Hyperlink"/>
@@ -5415,7 +5425,7 @@
           <w:numId w:val="1027"/>
         </w:numPr>
       </w:pPr>
-      <w:hyperlink r:id="rId297">
+      <w:hyperlink r:id="rId299">
         <w:r>
           <w:rPr>
             <w:rStyle w:val="Hyperlink"/>
@@ -5432,7 +5442,7 @@
           <w:numId w:val="1027"/>
         </w:numPr>
       </w:pPr>
-      <w:hyperlink r:id="rId298">
+      <w:hyperlink r:id="rId300">
         <w:r>
           <w:rPr>
             <w:rStyle w:val="Hyperlink"/>
@@ -5449,7 +5459,7 @@
           <w:numId w:val="1027"/>
         </w:numPr>
       </w:pPr>
-      <w:hyperlink r:id="rId299">
+      <w:hyperlink r:id="rId301">
         <w:r>
           <w:rPr>
             <w:rStyle w:val="Hyperlink"/>
@@ -5466,7 +5476,7 @@
           <w:numId w:val="1027"/>
         </w:numPr>
       </w:pPr>
-      <w:hyperlink r:id="rId300">
+      <w:hyperlink r:id="rId302">
         <w:r>
           <w:rPr>
             <w:rStyle w:val="Hyperlink"/>
@@ -5483,7 +5493,7 @@
           <w:numId w:val="1027"/>
         </w:numPr>
       </w:pPr>
-      <w:hyperlink r:id="rId301">
+      <w:hyperlink r:id="rId303">
         <w:r>
           <w:rPr>
             <w:rStyle w:val="Hyperlink"/>
@@ -5500,7 +5510,7 @@
           <w:numId w:val="1027"/>
         </w:numPr>
       </w:pPr>
-      <w:hyperlink r:id="rId302">
+      <w:hyperlink r:id="rId304">
         <w:r>
           <w:rPr>
             <w:rStyle w:val="Hyperlink"/>
@@ -5517,7 +5527,7 @@
           <w:numId w:val="1027"/>
         </w:numPr>
       </w:pPr>
-      <w:hyperlink r:id="rId303">
+      <w:hyperlink r:id="rId305">
         <w:r>
           <w:rPr>
             <w:rStyle w:val="Hyperlink"/>
@@ -5534,7 +5544,7 @@
           <w:numId w:val="1027"/>
         </w:numPr>
       </w:pPr>
-      <w:hyperlink r:id="rId304">
+      <w:hyperlink r:id="rId306">
         <w:r>
           <w:rPr>
             <w:rStyle w:val="Hyperlink"/>
@@ -5551,7 +5561,7 @@
           <w:numId w:val="1027"/>
         </w:numPr>
       </w:pPr>
-      <w:hyperlink r:id="rId305">
+      <w:hyperlink r:id="rId307">
         <w:r>
           <w:rPr>
             <w:rStyle w:val="Hyperlink"/>
@@ -5568,7 +5578,7 @@
           <w:numId w:val="1027"/>
         </w:numPr>
       </w:pPr>
-      <w:hyperlink r:id="rId306">
+      <w:hyperlink r:id="rId308">
         <w:r>
           <w:rPr>
             <w:rStyle w:val="Hyperlink"/>
@@ -5618,12 +5628,12 @@
                 <wp:inline>
                   <wp:extent cx="152400" cy="152400"/>
                   <wp:effectExtent b="0" l="0" r="0" t="0"/>
-                  <wp:docPr descr="" title="" id="307" name="Picture"/>
+                  <wp:docPr descr="" title="" id="309" name="Picture"/>
                   <a:graphic>
                     <a:graphicData uri="http://schemas.openxmlformats.org/drawingml/2006/picture">
                       <pic:pic>
                         <pic:nvPicPr>
-                          <pic:cNvPr descr="/opt/quarto/share/formats/docx/note.png" id="308" name="Picture"/>
+                          <pic:cNvPr descr="/opt/quarto/share/formats/docx/note.png" id="310" name="Picture"/>
                           <pic:cNvPicPr>
                             <a:picLocks noChangeArrowheads="1" noChangeAspect="1"/>
                           </pic:cNvPicPr>
@@ -5752,8 +5762,8 @@
         <w:br w:type="page"/>
       </w:r>
     </w:p>
-    <w:bookmarkEnd w:id="309"/>
-    <w:bookmarkStart w:id="385" w:name="sec-r-code-style"/>
+    <w:bookmarkEnd w:id="311"/>
+    <w:bookmarkStart w:id="387" w:name="sec-r-code-style"/>
     <w:p>
       <w:pPr>
         <w:pStyle w:val="Heading1"/>
@@ -5794,7 +5804,7 @@
       <w:r>
         <w:t xml:space="preserve"> </w:t>
       </w:r>
-      <w:hyperlink r:id="rId310">
+      <w:hyperlink r:id="rId312">
         <w:r>
           <w:rPr>
             <w:rStyle w:val="Hyperlink"/>
@@ -5829,268 +5839,268 @@
       <w:pPr>
         <w:pStyle w:val="BodyText"/>
       </w:pPr>
-      <w:bookmarkStart w:id="311" w:name="sec-assertions-input-validation"/>
-      <w:bookmarkEnd w:id="311"/>
-      <w:r>
-        <w:t xml:space="preserve"> </w:t>
-      </w:r>
-      <w:bookmarkStart w:id="312" w:name="sec-avoid-hardcoding-external-data"/>
-      <w:bookmarkEnd w:id="312"/>
-      <w:r>
-        <w:t xml:space="preserve"> </w:t>
-      </w:r>
-      <w:bookmarkStart w:id="313" w:name="sec-avoid-nesting"/>
+      <w:bookmarkStart w:id="313" w:name="sec-assertions-input-validation"/>
       <w:bookmarkEnd w:id="313"/>
       <w:r>
         <w:t xml:space="preserve"> </w:t>
       </w:r>
-      <w:bookmarkStart w:id="314" w:name="sec-clean-code"/>
+      <w:bookmarkStart w:id="314" w:name="sec-avoid-hardcoding-external-data"/>
       <w:bookmarkEnd w:id="314"/>
       <w:r>
         <w:t xml:space="preserve"> </w:t>
       </w:r>
-      <w:bookmarkStart w:id="315" w:name="sec-cli-styling-progress-outcomes"/>
+      <w:bookmarkStart w:id="315" w:name="sec-avoid-nesting"/>
       <w:bookmarkEnd w:id="315"/>
       <w:r>
         <w:t xml:space="preserve"> </w:t>
       </w:r>
-      <w:bookmarkStart w:id="316" w:name="sec-comments"/>
+      <w:bookmarkStart w:id="316" w:name="sec-clean-code"/>
       <w:bookmarkEnd w:id="316"/>
       <w:r>
         <w:t xml:space="preserve"> </w:t>
       </w:r>
-      <w:bookmarkStart w:id="317" w:name="sec-construct-inputs"/>
+      <w:bookmarkStart w:id="317" w:name="sec-cli-styling-progress-outcomes"/>
       <w:bookmarkEnd w:id="317"/>
       <w:r>
         <w:t xml:space="preserve"> </w:t>
       </w:r>
-      <w:bookmarkStart w:id="318" w:name="sec-function-docs"/>
+      <w:bookmarkStart w:id="318" w:name="sec-comments"/>
       <w:bookmarkEnd w:id="318"/>
       <w:r>
         <w:t xml:space="preserve"> </w:t>
       </w:r>
-      <w:bookmarkStart w:id="319" w:name="sec-here-package-style"/>
+      <w:bookmarkStart w:id="319" w:name="sec-construct-inputs"/>
       <w:bookmarkEnd w:id="319"/>
       <w:r>
         <w:t xml:space="preserve"> </w:t>
       </w:r>
-      <w:bookmarkStart w:id="320" w:name="sec-here-subpath"/>
+      <w:bookmarkStart w:id="320" w:name="sec-function-docs"/>
       <w:bookmarkEnd w:id="320"/>
       <w:r>
         <w:t xml:space="preserve"> </w:t>
       </w:r>
-      <w:bookmarkStart w:id="321" w:name="sec-object-naming"/>
+      <w:bookmarkStart w:id="321" w:name="sec-here-package-style"/>
       <w:bookmarkEnd w:id="321"/>
       <w:r>
         <w:t xml:space="preserve"> </w:t>
       </w:r>
-      <w:bookmarkStart w:id="322" w:name="sec-package-code-practices"/>
+      <w:bookmarkStart w:id="322" w:name="sec-here-subpath"/>
       <w:bookmarkEnd w:id="322"/>
       <w:r>
         <w:t xml:space="preserve"> </w:t>
       </w:r>
-      <w:bookmarkStart w:id="323" w:name="sec-per-operation-grouping"/>
+      <w:bookmarkStart w:id="323" w:name="sec-object-naming"/>
       <w:bookmarkEnd w:id="323"/>
       <w:r>
         <w:t xml:space="preserve"> </w:t>
       </w:r>
-      <w:bookmarkStart w:id="324" w:name="sec-prefer-packaged-functions"/>
+      <w:bookmarkStart w:id="324" w:name="sec-package-code-practices"/>
       <w:bookmarkEnd w:id="324"/>
       <w:r>
         <w:t xml:space="preserve"> </w:t>
       </w:r>
-      <w:bookmarkStart w:id="325" w:name="sec-r-resources-style"/>
+      <w:bookmarkStart w:id="325" w:name="sec-per-operation-grouping"/>
       <w:bookmarkEnd w:id="325"/>
       <w:r>
         <w:t xml:space="preserve"> </w:t>
       </w:r>
-      <w:bookmarkStart w:id="326" w:name="sec-semantic-line-breaks"/>
+      <w:bookmarkStart w:id="326" w:name="sec-prefer-packaged-functions"/>
       <w:bookmarkEnd w:id="326"/>
       <w:r>
         <w:t xml:space="preserve"> </w:t>
       </w:r>
-      <w:bookmarkStart w:id="327" w:name="sec-style-auto-style"/>
+      <w:bookmarkStart w:id="327" w:name="sec-r-resources-style"/>
       <w:bookmarkEnd w:id="327"/>
       <w:r>
         <w:t xml:space="preserve"> </w:t>
       </w:r>
-      <w:bookmarkStart w:id="328" w:name="sec-tidyverse-replacements"/>
+      <w:bookmarkStart w:id="328" w:name="sec-semantic-line-breaks"/>
       <w:bookmarkEnd w:id="328"/>
       <w:r>
         <w:t xml:space="preserve"> </w:t>
       </w:r>
-      <w:bookmarkStart w:id="329" w:name="general-principles"/>
+      <w:bookmarkStart w:id="329" w:name="sec-style-auto-style"/>
       <w:bookmarkEnd w:id="329"/>
       <w:r>
         <w:t xml:space="preserve"> </w:t>
       </w:r>
-      <w:bookmarkStart w:id="330" w:name="meaningful-names"/>
+      <w:bookmarkStart w:id="330" w:name="sec-tidyverse-replacements"/>
       <w:bookmarkEnd w:id="330"/>
       <w:r>
         <w:t xml:space="preserve"> </w:t>
       </w:r>
-      <w:bookmarkStart w:id="331" w:name="functions"/>
+      <w:bookmarkStart w:id="331" w:name="general-principles"/>
       <w:bookmarkEnd w:id="331"/>
       <w:r>
         <w:t xml:space="preserve"> </w:t>
       </w:r>
-      <w:bookmarkStart w:id="332" w:name="comments"/>
+      <w:bookmarkStart w:id="332" w:name="meaningful-names"/>
       <w:bookmarkEnd w:id="332"/>
       <w:r>
         <w:t xml:space="preserve"> </w:t>
       </w:r>
-      <w:bookmarkStart w:id="333" w:name="the-boy-scout-rule"/>
+      <w:bookmarkStart w:id="333" w:name="functions"/>
       <w:bookmarkEnd w:id="333"/>
       <w:r>
         <w:t xml:space="preserve"> </w:t>
       </w:r>
-      <w:bookmarkStart w:id="334" w:name="dont-repeat-yourself-dry"/>
+      <w:bookmarkStart w:id="334" w:name="comments"/>
       <w:bookmarkEnd w:id="334"/>
       <w:r>
         <w:t xml:space="preserve"> </w:t>
       </w:r>
-      <w:bookmarkStart w:id="335" w:name="explicit-return-statements"/>
+      <w:bookmarkStart w:id="335" w:name="the-boy-scout-rule"/>
       <w:bookmarkEnd w:id="335"/>
       <w:r>
         <w:t xml:space="preserve"> </w:t>
       </w:r>
-      <w:bookmarkStart w:id="336" w:name="base-r-stopifnot"/>
+      <w:bookmarkStart w:id="336" w:name="dont-repeat-yourself-dry"/>
       <w:bookmarkEnd w:id="336"/>
       <w:r>
         <w:t xml:space="preserve"> </w:t>
       </w:r>
-      <w:bookmarkStart w:id="337" w:name="X61299030cb8ff94ada56d4bdbd93b8d1b32c6e5"/>
+      <w:bookmarkStart w:id="337" w:name="explicit-return-statements"/>
       <w:bookmarkEnd w:id="337"/>
       <w:r>
         <w:t xml:space="preserve"> </w:t>
       </w:r>
-      <w:bookmarkStart w:id="338" w:name="X457f54817b75c878d21e6b46cc6bdb759c8b265"/>
+      <w:bookmarkStart w:id="338" w:name="base-r-stopifnot"/>
       <w:bookmarkEnd w:id="338"/>
       <w:r>
         <w:t xml:space="preserve"> </w:t>
       </w:r>
-      <w:bookmarkStart w:id="339" w:name="decomposing-validation-into-helpers"/>
+      <w:bookmarkStart w:id="339" w:name="X61299030cb8ff94ada56d4bdbd93b8d1b32c6e5"/>
       <w:bookmarkEnd w:id="339"/>
       <w:r>
         <w:t xml:space="preserve"> </w:t>
       </w:r>
-      <w:bookmarkStart w:id="340" w:name="note-on-assertthat"/>
+      <w:bookmarkStart w:id="340" w:name="X457f54817b75c878d21e6b46cc6bdb759c8b265"/>
       <w:bookmarkEnd w:id="340"/>
       <w:r>
         <w:t xml:space="preserve"> </w:t>
       </w:r>
-      <w:bookmarkStart w:id="341" w:name="Xe498262ae6be61f401e18dbcc7cafd360e15ce1"/>
+      <w:bookmarkStart w:id="341" w:name="decomposing-validation-into-helpers"/>
       <w:bookmarkEnd w:id="341"/>
       <w:r>
         <w:t xml:space="preserve"> </w:t>
       </w:r>
-      <w:bookmarkStart w:id="342" w:name="lambdas-in-map-and-apply-family-calls"/>
+      <w:bookmarkStart w:id="342" w:name="note-on-assertthat"/>
       <w:bookmarkEnd w:id="342"/>
       <w:r>
         <w:t xml:space="preserve"> </w:t>
       </w:r>
-      <w:bookmarkStart w:id="343" w:name="X6cd99ac23357f519341a53b23e138c646ea1c45"/>
+      <w:bookmarkStart w:id="343" w:name="Xe498262ae6be61f401e18dbcc7cafd360e15ce1"/>
       <w:bookmarkEnd w:id="343"/>
       <w:r>
         <w:t xml:space="preserve"> </w:t>
       </w:r>
-      <w:bookmarkStart w:id="344" w:name="X45da8616c13d9849c5079b09e6f10b14b1e8a62"/>
+      <w:bookmarkStart w:id="344" w:name="lambdas-in-map-and-apply-family-calls"/>
       <w:bookmarkEnd w:id="344"/>
       <w:r>
         <w:t xml:space="preserve"> </w:t>
       </w:r>
-      <w:bookmarkStart w:id="345" w:name="X72c8559fef7141ca39114dc26401b510adc0c7e"/>
+      <w:bookmarkStart w:id="345" w:name="X6cd99ac23357f519341a53b23e138c646ea1c45"/>
       <w:bookmarkEnd w:id="345"/>
       <w:r>
         <w:t xml:space="preserve"> </w:t>
       </w:r>
-      <w:bookmarkStart w:id="346" w:name="X4e174cb9149f2b2e14b36b2edf87964fcbfdad4"/>
+      <w:bookmarkStart w:id="346" w:name="X45da8616c13d9849c5079b09e6f10b14b1e8a62"/>
       <w:bookmarkEnd w:id="346"/>
       <w:r>
         <w:t xml:space="preserve"> </w:t>
       </w:r>
-      <w:bookmarkStart w:id="347" w:name="line-breaks-and-formatting"/>
+      <w:bookmarkStart w:id="347" w:name="X72c8559fef7141ca39114dc26401b510adc0c7e"/>
       <w:bookmarkEnd w:id="347"/>
       <w:r>
         <w:t xml:space="preserve"> </w:t>
       </w:r>
-      <w:bookmarkStart w:id="348" w:name="blank-lines-before-lists"/>
+      <w:bookmarkStart w:id="348" w:name="X4e174cb9149f2b2e14b36b2edf87964fcbfdad4"/>
       <w:bookmarkEnd w:id="348"/>
       <w:r>
         <w:t xml:space="preserve"> </w:t>
       </w:r>
-      <w:bookmarkStart w:id="349" w:name="line-breaks-in-code"/>
+      <w:bookmarkStart w:id="349" w:name="line-breaks-and-formatting"/>
       <w:bookmarkEnd w:id="349"/>
       <w:r>
         <w:t xml:space="preserve"> </w:t>
       </w:r>
-      <w:bookmarkStart w:id="350" w:name="markdown-and-quarto-formatting"/>
+      <w:bookmarkStart w:id="350" w:name="blank-lines-before-lists"/>
       <w:bookmarkEnd w:id="350"/>
       <w:r>
         <w:t xml:space="preserve"> </w:t>
       </w:r>
-      <w:bookmarkStart w:id="351" w:name="writing-about-code-in-quarto-documents"/>
+      <w:bookmarkStart w:id="351" w:name="line-breaks-in-code"/>
       <w:bookmarkEnd w:id="351"/>
       <w:r>
         <w:t xml:space="preserve"> </w:t>
       </w:r>
-      <w:bookmarkStart w:id="352" w:name="messaging-and-user-communication"/>
+      <w:bookmarkStart w:id="352" w:name="markdown-and-quarto-formatting"/>
       <w:bookmarkEnd w:id="352"/>
       <w:r>
         <w:t xml:space="preserve"> </w:t>
       </w:r>
-      <w:bookmarkStart w:id="353" w:name="styling"/>
+      <w:bookmarkStart w:id="353" w:name="writing-about-code-in-quarto-documents"/>
       <w:bookmarkEnd w:id="353"/>
       <w:r>
         <w:t xml:space="preserve"> </w:t>
       </w:r>
-      <w:bookmarkStart w:id="354" w:name="rstudio-shortcuts"/>
+      <w:bookmarkStart w:id="354" w:name="messaging-and-user-communication"/>
       <w:bookmarkEnd w:id="354"/>
       <w:r>
         <w:t xml:space="preserve"> </w:t>
       </w:r>
-      <w:bookmarkStart w:id="355" w:name="styler"/>
+      <w:bookmarkStart w:id="355" w:name="styling"/>
       <w:bookmarkEnd w:id="355"/>
       <w:r>
         <w:t xml:space="preserve"> </w:t>
       </w:r>
-      <w:bookmarkStart w:id="356" w:name="lintr"/>
+      <w:bookmarkStart w:id="356" w:name="rstudio-shortcuts"/>
       <w:bookmarkEnd w:id="356"/>
       <w:r>
         <w:t xml:space="preserve"> </w:t>
       </w:r>
-      <w:bookmarkStart w:id="357" w:name="using-lintr"/>
+      <w:bookmarkStart w:id="357" w:name="styler"/>
       <w:bookmarkEnd w:id="357"/>
       <w:r>
         <w:t xml:space="preserve"> </w:t>
       </w:r>
-      <w:bookmarkStart w:id="358" w:name="our-labs-lintr-configuration"/>
+      <w:bookmarkStart w:id="358" w:name="lintr"/>
       <w:bookmarkEnd w:id="358"/>
       <w:r>
         <w:t xml:space="preserve"> </w:t>
       </w:r>
-      <w:bookmarkStart w:id="359" w:name="jarl"/>
+      <w:bookmarkStart w:id="359" w:name="using-lintr"/>
       <w:bookmarkEnd w:id="359"/>
       <w:r>
         <w:t xml:space="preserve"> </w:t>
       </w:r>
-      <w:bookmarkStart w:id="360" w:name="key-features"/>
+      <w:bookmarkStart w:id="360" w:name="our-labs-lintr-configuration"/>
       <w:bookmarkEnd w:id="360"/>
       <w:r>
         <w:t xml:space="preserve"> </w:t>
       </w:r>
-      <w:bookmarkStart w:id="361" w:name="basic-usage"/>
+      <w:bookmarkStart w:id="361" w:name="jarl"/>
       <w:bookmarkEnd w:id="361"/>
       <w:r>
         <w:t xml:space="preserve"> </w:t>
       </w:r>
-      <w:bookmarkStart w:id="362" w:name="comparison-with-lintr"/>
+      <w:bookmarkStart w:id="362" w:name="key-features"/>
       <w:bookmarkEnd w:id="362"/>
       <w:r>
         <w:t xml:space="preserve"> </w:t>
       </w:r>
-      <w:bookmarkStart w:id="363" w:name="X20514c3690be0e3afe0e3453b36bf4daf01ce44"/>
+      <w:bookmarkStart w:id="363" w:name="basic-usage"/>
       <w:bookmarkEnd w:id="363"/>
+      <w:r>
+        <w:t xml:space="preserve"> </w:t>
+      </w:r>
+      <w:bookmarkStart w:id="364" w:name="comparison-with-lintr"/>
+      <w:bookmarkEnd w:id="364"/>
+      <w:r>
+        <w:t xml:space="preserve"> </w:t>
+      </w:r>
+      <w:bookmarkStart w:id="365" w:name="X20514c3690be0e3afe0e3453b36bf4daf01ce44"/>
+      <w:bookmarkEnd w:id="365"/>
     </w:p>
     <w:p>
       <w:pPr>
@@ -6108,7 +6118,7 @@
           <w:numId w:val="1028"/>
         </w:numPr>
       </w:pPr>
-      <w:hyperlink r:id="rId364">
+      <w:hyperlink r:id="rId366">
         <w:r>
           <w:rPr>
             <w:rStyle w:val="Hyperlink"/>
@@ -6125,7 +6135,7 @@
           <w:numId w:val="1028"/>
         </w:numPr>
       </w:pPr>
-      <w:hyperlink r:id="rId365">
+      <w:hyperlink r:id="rId367">
         <w:r>
           <w:rPr>
             <w:rStyle w:val="Hyperlink"/>
@@ -6142,7 +6152,7 @@
           <w:numId w:val="1028"/>
         </w:numPr>
       </w:pPr>
-      <w:hyperlink r:id="rId366">
+      <w:hyperlink r:id="rId368">
         <w:r>
           <w:rPr>
             <w:rStyle w:val="Hyperlink"/>
@@ -6159,7 +6169,7 @@
           <w:numId w:val="1028"/>
         </w:numPr>
       </w:pPr>
-      <w:hyperlink r:id="rId367">
+      <w:hyperlink r:id="rId369">
         <w:r>
           <w:rPr>
             <w:rStyle w:val="Hyperlink"/>
@@ -6176,7 +6186,7 @@
           <w:numId w:val="1028"/>
         </w:numPr>
       </w:pPr>
-      <w:hyperlink r:id="rId368">
+      <w:hyperlink r:id="rId370">
         <w:r>
           <w:rPr>
             <w:rStyle w:val="Hyperlink"/>
@@ -6193,7 +6203,7 @@
           <w:numId w:val="1028"/>
         </w:numPr>
       </w:pPr>
-      <w:hyperlink r:id="rId369">
+      <w:hyperlink r:id="rId371">
         <w:r>
           <w:rPr>
             <w:rStyle w:val="Hyperlink"/>
@@ -6210,7 +6220,7 @@
           <w:numId w:val="1028"/>
         </w:numPr>
       </w:pPr>
-      <w:hyperlink r:id="rId370">
+      <w:hyperlink r:id="rId372">
         <w:r>
           <w:rPr>
             <w:rStyle w:val="Hyperlink"/>
@@ -6227,7 +6237,7 @@
           <w:numId w:val="1028"/>
         </w:numPr>
       </w:pPr>
-      <w:hyperlink r:id="rId371">
+      <w:hyperlink r:id="rId373">
         <w:r>
           <w:rPr>
             <w:rStyle w:val="Hyperlink"/>
@@ -6244,7 +6254,7 @@
           <w:numId w:val="1028"/>
         </w:numPr>
       </w:pPr>
-      <w:hyperlink r:id="rId372">
+      <w:hyperlink r:id="rId374">
         <w:r>
           <w:rPr>
             <w:rStyle w:val="Hyperlink"/>
@@ -6261,7 +6271,7 @@
           <w:numId w:val="1028"/>
         </w:numPr>
       </w:pPr>
-      <w:hyperlink r:id="rId373">
+      <w:hyperlink r:id="rId375">
         <w:r>
           <w:rPr>
             <w:rStyle w:val="Hyperlink"/>
@@ -6278,7 +6288,7 @@
           <w:numId w:val="1028"/>
         </w:numPr>
       </w:pPr>
-      <w:hyperlink r:id="rId374">
+      <w:hyperlink r:id="rId376">
         <w:r>
           <w:rPr>
             <w:rStyle w:val="Hyperlink"/>
@@ -6295,7 +6305,7 @@
           <w:numId w:val="1028"/>
         </w:numPr>
       </w:pPr>
-      <w:hyperlink r:id="rId375">
+      <w:hyperlink r:id="rId377">
         <w:r>
           <w:rPr>
             <w:rStyle w:val="Hyperlink"/>
@@ -6312,7 +6322,7 @@
           <w:numId w:val="1028"/>
         </w:numPr>
       </w:pPr>
-      <w:hyperlink r:id="rId376">
+      <w:hyperlink r:id="rId378">
         <w:r>
           <w:rPr>
             <w:rStyle w:val="Hyperlink"/>
@@ -6329,7 +6339,7 @@
           <w:numId w:val="1028"/>
         </w:numPr>
       </w:pPr>
-      <w:hyperlink r:id="rId377">
+      <w:hyperlink r:id="rId379">
         <w:r>
           <w:rPr>
             <w:rStyle w:val="Hyperlink"/>
@@ -6346,7 +6356,7 @@
           <w:numId w:val="1028"/>
         </w:numPr>
       </w:pPr>
-      <w:hyperlink r:id="rId378">
+      <w:hyperlink r:id="rId380">
         <w:r>
           <w:rPr>
             <w:rStyle w:val="Hyperlink"/>
@@ -6363,7 +6373,7 @@
           <w:numId w:val="1028"/>
         </w:numPr>
       </w:pPr>
-      <w:hyperlink r:id="rId379">
+      <w:hyperlink r:id="rId381">
         <w:r>
           <w:rPr>
             <w:rStyle w:val="Hyperlink"/>
@@ -6380,7 +6390,7 @@
           <w:numId w:val="1028"/>
         </w:numPr>
       </w:pPr>
-      <w:hyperlink r:id="rId380">
+      <w:hyperlink r:id="rId382">
         <w:r>
           <w:rPr>
             <w:rStyle w:val="Hyperlink"/>
@@ -6397,7 +6407,7 @@
           <w:numId w:val="1028"/>
         </w:numPr>
       </w:pPr>
-      <w:hyperlink r:id="rId381">
+      <w:hyperlink r:id="rId383">
         <w:r>
           <w:rPr>
             <w:rStyle w:val="Hyperlink"/>
@@ -6414,7 +6424,7 @@
           <w:numId w:val="1028"/>
         </w:numPr>
       </w:pPr>
-      <w:hyperlink r:id="rId382">
+      <w:hyperlink r:id="rId384">
         <w:r>
           <w:rPr>
             <w:rStyle w:val="Hyperlink"/>
@@ -6464,12 +6474,12 @@
                 <wp:inline>
                   <wp:extent cx="152400" cy="152400"/>
                   <wp:effectExtent b="0" l="0" r="0" t="0"/>
-                  <wp:docPr descr="" title="" id="383" name="Picture"/>
+                  <wp:docPr descr="" title="" id="385" name="Picture"/>
                   <a:graphic>
                     <a:graphicData uri="http://schemas.openxmlformats.org/drawingml/2006/picture">
                       <pic:pic>
                         <pic:nvPicPr>
-                          <pic:cNvPr descr="/opt/quarto/share/formats/docx/note.png" id="384" name="Picture"/>
+                          <pic:cNvPr descr="/opt/quarto/share/formats/docx/note.png" id="386" name="Picture"/>
                           <pic:cNvPicPr>
                             <a:picLocks noChangeArrowheads="1" noChangeAspect="1"/>
                           </pic:cNvPicPr>
@@ -6598,8 +6608,8 @@
         <w:br w:type="page"/>
       </w:r>
     </w:p>
-    <w:bookmarkEnd w:id="385"/>
-    <w:bookmarkStart w:id="393" w:name="big-data"/>
+    <w:bookmarkEnd w:id="387"/>
+    <w:bookmarkStart w:id="395" w:name="big-data"/>
     <w:p>
       <w:pPr>
         <w:pStyle w:val="Heading1"/>
@@ -6640,7 +6650,7 @@
       <w:r>
         <w:t xml:space="preserve"> </w:t>
       </w:r>
-      <w:hyperlink r:id="rId386">
+      <w:hyperlink r:id="rId388">
         <w:r>
           <w:rPr>
             <w:rStyle w:val="Hyperlink"/>
@@ -6675,18 +6685,18 @@
       <w:pPr>
         <w:pStyle w:val="BodyText"/>
       </w:pPr>
-      <w:bookmarkStart w:id="387" w:name="the-data.table-package"/>
-      <w:bookmarkEnd w:id="387"/>
-      <w:r>
-        <w:t xml:space="preserve"> </w:t>
-      </w:r>
-      <w:bookmarkStart w:id="388" w:name="using-downsampled-data"/>
-      <w:bookmarkEnd w:id="388"/>
-      <w:r>
-        <w:t xml:space="preserve"> </w:t>
-      </w:r>
-      <w:bookmarkStart w:id="389" w:name="optimal-rstudio-set-up"/>
+      <w:bookmarkStart w:id="389" w:name="the-data.table-package"/>
       <w:bookmarkEnd w:id="389"/>
+      <w:r>
+        <w:t xml:space="preserve"> </w:t>
+      </w:r>
+      <w:bookmarkStart w:id="390" w:name="using-downsampled-data"/>
+      <w:bookmarkEnd w:id="390"/>
+      <w:r>
+        <w:t xml:space="preserve"> </w:t>
+      </w:r>
+      <w:bookmarkStart w:id="391" w:name="optimal-rstudio-set-up"/>
+      <w:bookmarkEnd w:id="391"/>
     </w:p>
     <w:p>
       <w:pPr>
@@ -6704,7 +6714,7 @@
           <w:numId w:val="1029"/>
         </w:numPr>
       </w:pPr>
-      <w:hyperlink r:id="rId390">
+      <w:hyperlink r:id="rId392">
         <w:r>
           <w:rPr>
             <w:rStyle w:val="Hyperlink"/>
@@ -6721,7 +6731,7 @@
           <w:numId w:val="1029"/>
         </w:numPr>
       </w:pPr>
-      <w:hyperlink r:id="rId391">
+      <w:hyperlink r:id="rId393">
         <w:r>
           <w:rPr>
             <w:rStyle w:val="Hyperlink"/>
@@ -6738,7 +6748,7 @@
           <w:numId w:val="1029"/>
         </w:numPr>
       </w:pPr>
-      <w:hyperlink r:id="rId392">
+      <w:hyperlink r:id="rId394">
         <w:r>
           <w:rPr>
             <w:rStyle w:val="Hyperlink"/>
@@ -6752,8 +6762,8 @@
         <w:br w:type="page"/>
       </w:r>
     </w:p>
-    <w:bookmarkEnd w:id="393"/>
-    <w:bookmarkStart w:id="407" w:name="data-masking"/>
+    <w:bookmarkEnd w:id="395"/>
+    <w:bookmarkStart w:id="411" w:name="data-masking"/>
     <w:p>
       <w:pPr>
         <w:pStyle w:val="Heading1"/>
@@ -6794,7 +6804,7 @@
       <w:r>
         <w:t xml:space="preserve"> </w:t>
       </w:r>
-      <w:hyperlink r:id="rId394">
+      <w:hyperlink r:id="rId396">
         <w:r>
           <w:rPr>
             <w:rStyle w:val="Hyperlink"/>
@@ -6829,38 +6839,48 @@
       <w:pPr>
         <w:pStyle w:val="BodyText"/>
       </w:pPr>
-      <w:bookmarkStart w:id="395" w:name="sec-data-masking-vs-tidy-selection"/>
-      <w:bookmarkEnd w:id="395"/>
-      <w:r>
-        <w:t xml:space="preserve"> </w:t>
-      </w:r>
-      <w:bookmarkStart w:id="396" w:name="general-overview"/>
-      <w:bookmarkEnd w:id="396"/>
-      <w:r>
-        <w:t xml:space="preserve"> </w:t>
-      </w:r>
-      <w:bookmarkStart w:id="397" w:name="what-is-data-masking"/>
+      <w:bookmarkStart w:id="397" w:name="sec-data-masking-vs-tidy-selection"/>
       <w:bookmarkEnd w:id="397"/>
       <w:r>
         <w:t xml:space="preserve"> </w:t>
       </w:r>
-      <w:bookmarkStart w:id="398" w:name="using-tidy-evaluation-for-data-masking"/>
+      <w:bookmarkStart w:id="398" w:name="general-overview"/>
       <w:bookmarkEnd w:id="398"/>
       <w:r>
         <w:t xml:space="preserve"> </w:t>
       </w:r>
-      <w:bookmarkStart w:id="399" w:name="X118ff09008793bb586a8982fedb3eb2b41d1fc5"/>
+      <w:bookmarkStart w:id="399" w:name="what-is-data-masking"/>
       <w:bookmarkEnd w:id="399"/>
       <w:r>
         <w:t xml:space="preserve"> </w:t>
       </w:r>
-      <w:bookmarkStart w:id="400" w:name="technical-overview"/>
+      <w:bookmarkStart w:id="400" w:name="using-tidy-evaluation-for-data-masking"/>
       <w:bookmarkEnd w:id="400"/>
       <w:r>
         <w:t xml:space="preserve"> </w:t>
       </w:r>
-      <w:bookmarkStart w:id="401" w:name="example"/>
+      <w:bookmarkStart w:id="401" w:name="X118ff09008793bb586a8982fedb3eb2b41d1fc5"/>
       <w:bookmarkEnd w:id="401"/>
+      <w:r>
+        <w:t xml:space="preserve"> </w:t>
+      </w:r>
+      <w:bookmarkStart w:id="402" w:name="technical-overview"/>
+      <w:bookmarkEnd w:id="402"/>
+      <w:r>
+        <w:t xml:space="preserve"> </w:t>
+      </w:r>
+      <w:bookmarkStart w:id="403" w:name="example"/>
+      <w:bookmarkEnd w:id="403"/>
+      <w:r>
+        <w:t xml:space="preserve"> </w:t>
+      </w:r>
+      <w:bookmarkStart w:id="404" w:name="fig-data-masking"/>
+      <w:bookmarkEnd w:id="404"/>
+      <w:r>
+        <w:t xml:space="preserve"> </w:t>
+      </w:r>
+      <w:bookmarkStart w:id="405" w:name="tbl-masking-selection"/>
+      <w:bookmarkEnd w:id="405"/>
     </w:p>
     <w:p>
       <w:pPr>
@@ -6878,7 +6898,7 @@
           <w:numId w:val="1030"/>
         </w:numPr>
       </w:pPr>
-      <w:hyperlink r:id="rId402">
+      <w:hyperlink r:id="rId406">
         <w:r>
           <w:rPr>
             <w:rStyle w:val="Hyperlink"/>
@@ -6895,7 +6915,7 @@
           <w:numId w:val="1030"/>
         </w:numPr>
       </w:pPr>
-      <w:hyperlink r:id="rId403">
+      <w:hyperlink r:id="rId407">
         <w:r>
           <w:rPr>
             <w:rStyle w:val="Hyperlink"/>
@@ -6912,7 +6932,7 @@
           <w:numId w:val="1030"/>
         </w:numPr>
       </w:pPr>
-      <w:hyperlink r:id="rId404">
+      <w:hyperlink r:id="rId408">
         <w:r>
           <w:rPr>
             <w:rStyle w:val="Hyperlink"/>
@@ -6962,12 +6982,12 @@
                 <wp:inline>
                   <wp:extent cx="152400" cy="152400"/>
                   <wp:effectExtent b="0" l="0" r="0" t="0"/>
-                  <wp:docPr descr="" title="" id="405" name="Picture"/>
+                  <wp:docPr descr="" title="" id="409" name="Picture"/>
                   <a:graphic>
                     <a:graphicData uri="http://schemas.openxmlformats.org/drawingml/2006/picture">
                       <pic:pic>
                         <pic:nvPicPr>
-                          <pic:cNvPr descr="/opt/quarto/share/formats/docx/note.png" id="406" name="Picture"/>
+                          <pic:cNvPr descr="/opt/quarto/share/formats/docx/note.png" id="410" name="Picture"/>
                           <pic:cNvPicPr>
                             <a:picLocks noChangeArrowheads="1" noChangeAspect="1"/>
                           </pic:cNvPicPr>
@@ -7096,8 +7116,8 @@
         <w:br w:type="page"/>
       </w:r>
     </w:p>
-    <w:bookmarkEnd w:id="407"/>
-    <w:bookmarkStart w:id="474" w:name="sec-quarto"/>
+    <w:bookmarkEnd w:id="411"/>
+    <w:bookmarkStart w:id="478" w:name="sec-quarto"/>
     <w:p>
       <w:pPr>
         <w:pStyle w:val="Heading1"/>
@@ -7138,7 +7158,7 @@
       <w:r>
         <w:t xml:space="preserve"> </w:t>
       </w:r>
-      <w:hyperlink r:id="rId408">
+      <w:hyperlink r:id="rId412">
         <w:r>
           <w:rPr>
             <w:rStyle w:val="Hyperlink"/>
@@ -7173,273 +7193,273 @@
       <w:pPr>
         <w:pStyle w:val="BodyText"/>
       </w:pPr>
-      <w:bookmarkStart w:id="409" w:name="sec-quarto-dashboards"/>
-      <w:bookmarkEnd w:id="409"/>
-      <w:r>
-        <w:t xml:space="preserve"> </w:t>
-      </w:r>
-      <w:bookmarkStart w:id="410" w:name="introduction"/>
-      <w:bookmarkEnd w:id="410"/>
-      <w:r>
-        <w:t xml:space="preserve"> </w:t>
-      </w:r>
-      <w:bookmarkStart w:id="411" w:name="key-features"/>
-      <w:bookmarkEnd w:id="411"/>
-      <w:r>
-        <w:t xml:space="preserve"> </w:t>
-      </w:r>
-      <w:bookmarkStart w:id="412" w:name="why-quarto"/>
-      <w:bookmarkEnd w:id="412"/>
-      <w:r>
-        <w:t xml:space="preserve"> </w:t>
-      </w:r>
-      <w:bookmarkStart w:id="413" w:name="getting-started"/>
+      <w:bookmarkStart w:id="413" w:name="sec-quarto-dashboards"/>
       <w:bookmarkEnd w:id="413"/>
       <w:r>
         <w:t xml:space="preserve"> </w:t>
       </w:r>
-      <w:bookmarkStart w:id="414" w:name="quarto-basics"/>
+      <w:bookmarkStart w:id="414" w:name="introduction"/>
       <w:bookmarkEnd w:id="414"/>
       <w:r>
         <w:t xml:space="preserve"> </w:t>
       </w:r>
-      <w:bookmarkStart w:id="415" w:name="creating-a-new-quarto-document"/>
+      <w:bookmarkStart w:id="415" w:name="key-features"/>
       <w:bookmarkEnd w:id="415"/>
       <w:r>
         <w:t xml:space="preserve"> </w:t>
       </w:r>
-      <w:bookmarkStart w:id="416" w:name="visual-vs.-source-editor"/>
+      <w:bookmarkStart w:id="416" w:name="why-quarto"/>
       <w:bookmarkEnd w:id="416"/>
       <w:r>
         <w:t xml:space="preserve"> </w:t>
       </w:r>
-      <w:bookmarkStart w:id="417" w:name="rendering-documents"/>
+      <w:bookmarkStart w:id="417" w:name="getting-started"/>
       <w:bookmarkEnd w:id="417"/>
       <w:r>
         <w:t xml:space="preserve"> </w:t>
       </w:r>
-      <w:bookmarkStart w:id="418" w:name="code-chunks"/>
+      <w:bookmarkStart w:id="418" w:name="quarto-basics"/>
       <w:bookmarkEnd w:id="418"/>
       <w:r>
         <w:t xml:space="preserve"> </w:t>
       </w:r>
-      <w:bookmarkStart w:id="419" w:name="format-specific-settings"/>
+      <w:bookmarkStart w:id="419" w:name="creating-a-new-quarto-document"/>
       <w:bookmarkEnd w:id="419"/>
       <w:r>
         <w:t xml:space="preserve"> </w:t>
       </w:r>
-      <w:bookmarkStart w:id="420" w:name="text-formatting"/>
+      <w:bookmarkStart w:id="420" w:name="visual-vs.-source-editor"/>
       <w:bookmarkEnd w:id="420"/>
       <w:r>
         <w:t xml:space="preserve"> </w:t>
       </w:r>
-      <w:bookmarkStart w:id="421" w:name="building-quarto-books"/>
+      <w:bookmarkStart w:id="421" w:name="rendering-documents"/>
       <w:bookmarkEnd w:id="421"/>
       <w:r>
         <w:t xml:space="preserve"> </w:t>
       </w:r>
-      <w:bookmarkStart w:id="422" w:name="creating-a-quarto-book"/>
+      <w:bookmarkStart w:id="422" w:name="code-chunks"/>
       <w:bookmarkEnd w:id="422"/>
       <w:r>
         <w:t xml:space="preserve"> </w:t>
       </w:r>
-      <w:bookmarkStart w:id="423" w:name="building-and-previewing"/>
+      <w:bookmarkStart w:id="423" w:name="format-specific-settings"/>
       <w:bookmarkEnd w:id="423"/>
       <w:r>
         <w:t xml:space="preserve"> </w:t>
       </w:r>
-      <w:bookmarkStart w:id="424" w:name="book-structure"/>
+      <w:bookmarkStart w:id="424" w:name="text-formatting"/>
       <w:bookmarkEnd w:id="424"/>
       <w:r>
         <w:t xml:space="preserve"> </w:t>
       </w:r>
-      <w:bookmarkStart w:id="425" w:name="book-features"/>
+      <w:bookmarkStart w:id="425" w:name="building-quarto-books"/>
       <w:bookmarkEnd w:id="425"/>
       <w:r>
         <w:t xml:space="preserve"> </w:t>
       </w:r>
-      <w:bookmarkStart w:id="426" w:name="example-this-lab-manual"/>
+      <w:bookmarkStart w:id="426" w:name="creating-a-quarto-book"/>
       <w:bookmarkEnd w:id="426"/>
       <w:r>
         <w:t xml:space="preserve"> </w:t>
       </w:r>
-      <w:bookmarkStart w:id="427" w:name="resources"/>
+      <w:bookmarkStart w:id="427" w:name="building-and-previewing"/>
       <w:bookmarkEnd w:id="427"/>
       <w:r>
         <w:t xml:space="preserve"> </w:t>
       </w:r>
-      <w:bookmarkStart w:id="428" w:name="quarto-profiles"/>
+      <w:bookmarkStart w:id="428" w:name="book-structure"/>
       <w:bookmarkEnd w:id="428"/>
       <w:r>
         <w:t xml:space="preserve"> </w:t>
       </w:r>
-      <w:bookmarkStart w:id="429" w:name="what-are-profiles"/>
+      <w:bookmarkStart w:id="429" w:name="book-features"/>
       <w:bookmarkEnd w:id="429"/>
       <w:r>
         <w:t xml:space="preserve"> </w:t>
       </w:r>
-      <w:bookmarkStart w:id="430" w:name="example-rendering-chapters-as-slides"/>
+      <w:bookmarkStart w:id="430" w:name="example-this-lab-manual"/>
       <w:bookmarkEnd w:id="430"/>
       <w:r>
         <w:t xml:space="preserve"> </w:t>
       </w:r>
-      <w:bookmarkStart w:id="431" w:name="creating-a-profile"/>
+      <w:bookmarkStart w:id="431" w:name="resources"/>
       <w:bookmarkEnd w:id="431"/>
       <w:r>
         <w:t xml:space="preserve"> </w:t>
       </w:r>
-      <w:bookmarkStart w:id="432" w:name="common-use-cases"/>
+      <w:bookmarkStart w:id="432" w:name="quarto-profiles"/>
       <w:bookmarkEnd w:id="432"/>
       <w:r>
         <w:t xml:space="preserve"> </w:t>
       </w:r>
-      <w:bookmarkStart w:id="433" w:name="resources-1"/>
+      <w:bookmarkStart w:id="433" w:name="what-are-profiles"/>
       <w:bookmarkEnd w:id="433"/>
       <w:r>
         <w:t xml:space="preserve"> </w:t>
       </w:r>
-      <w:bookmarkStart w:id="434" w:name="advanced-features"/>
+      <w:bookmarkStart w:id="434" w:name="example-rendering-chapters-as-slides"/>
       <w:bookmarkEnd w:id="434"/>
       <w:r>
         <w:t xml:space="preserve"> </w:t>
       </w:r>
-      <w:bookmarkStart w:id="435" w:name="cross-references"/>
+      <w:bookmarkStart w:id="435" w:name="creating-a-profile"/>
       <w:bookmarkEnd w:id="435"/>
       <w:r>
         <w:t xml:space="preserve"> </w:t>
       </w:r>
-      <w:bookmarkStart w:id="436" w:name="using-includes-for-modular-content"/>
+      <w:bookmarkStart w:id="436" w:name="common-use-cases"/>
       <w:bookmarkEnd w:id="436"/>
       <w:r>
         <w:t xml:space="preserve"> </w:t>
       </w:r>
-      <w:bookmarkStart w:id="437" w:name="including-external-code-files"/>
+      <w:bookmarkStart w:id="437" w:name="resources-1"/>
       <w:bookmarkEnd w:id="437"/>
       <w:r>
         <w:t xml:space="preserve"> </w:t>
       </w:r>
-      <w:bookmarkStart w:id="438" w:name="mermaid-diagrams"/>
+      <w:bookmarkStart w:id="438" w:name="advanced-features"/>
       <w:bookmarkEnd w:id="438"/>
       <w:r>
         <w:t xml:space="preserve"> </w:t>
       </w:r>
-      <w:bookmarkStart w:id="439" w:name="creating-mermaid-diagrams"/>
+      <w:bookmarkStart w:id="439" w:name="cross-references"/>
       <w:bookmarkEnd w:id="439"/>
       <w:r>
         <w:t xml:space="preserve"> </w:t>
       </w:r>
-      <w:bookmarkStart w:id="440" w:name="known-issues-with-docx-and-pdf-output"/>
+      <w:bookmarkStart w:id="440" w:name="using-includes-for-modular-content"/>
       <w:bookmarkEnd w:id="440"/>
       <w:r>
         <w:t xml:space="preserve"> </w:t>
       </w:r>
-      <w:bookmarkStart w:id="441" w:name="rendering-failures-and-hangs"/>
+      <w:bookmarkStart w:id="441" w:name="including-external-code-files"/>
       <w:bookmarkEnd w:id="441"/>
       <w:r>
         <w:t xml:space="preserve"> </w:t>
       </w:r>
-      <w:bookmarkStart w:id="442" w:name="image-quality-issues"/>
+      <w:bookmarkStart w:id="442" w:name="mermaid-diagrams"/>
       <w:bookmarkEnd w:id="442"/>
       <w:r>
         <w:t xml:space="preserve"> </w:t>
       </w:r>
-      <w:bookmarkStart w:id="443" w:name="recommended-workarounds"/>
+      <w:bookmarkStart w:id="443" w:name="creating-mermaid-diagrams"/>
       <w:bookmarkEnd w:id="443"/>
       <w:r>
         <w:t xml:space="preserve"> </w:t>
       </w:r>
-      <w:bookmarkStart w:id="444" w:name="X2edef8ce9f8bac616e9594daed1c60b0b595fc0"/>
+      <w:bookmarkStart w:id="444" w:name="known-issues-with-docx-and-pdf-output"/>
       <w:bookmarkEnd w:id="444"/>
       <w:r>
         <w:t xml:space="preserve"> </w:t>
       </w:r>
-      <w:bookmarkStart w:id="445" w:name="Xbfb676fb4e0cc03a5e43d4b5e20c58be3d2e99c"/>
+      <w:bookmarkStart w:id="445" w:name="rendering-failures-and-hangs"/>
       <w:bookmarkEnd w:id="445"/>
       <w:r>
         <w:t xml:space="preserve"> </w:t>
       </w:r>
-      <w:bookmarkStart w:id="446" w:name="Xdafd877d5028a086c03193885ac2230894ef7ac"/>
+      <w:bookmarkStart w:id="446" w:name="image-quality-issues"/>
       <w:bookmarkEnd w:id="446"/>
       <w:r>
         <w:t xml:space="preserve"> </w:t>
       </w:r>
-      <w:bookmarkStart w:id="447" w:name="prefer-html-output-when-possible"/>
+      <w:bookmarkStart w:id="447" w:name="recommended-workarounds"/>
       <w:bookmarkEnd w:id="447"/>
       <w:r>
         <w:t xml:space="preserve"> </w:t>
       </w:r>
-      <w:bookmarkStart w:id="448" w:name="real-world-example"/>
+      <w:bookmarkStart w:id="448" w:name="X2edef8ce9f8bac616e9594daed1c60b0b595fc0"/>
       <w:bookmarkEnd w:id="448"/>
       <w:r>
         <w:t xml:space="preserve"> </w:t>
       </w:r>
-      <w:bookmarkStart w:id="449" w:name="future-outlook"/>
+      <w:bookmarkStart w:id="449" w:name="Xbfb676fb4e0cc03a5e43d4b5e20c58be3d2e99c"/>
       <w:bookmarkEnd w:id="449"/>
       <w:r>
         <w:t xml:space="preserve"> </w:t>
       </w:r>
-      <w:bookmarkStart w:id="450" w:name="summary"/>
+      <w:bookmarkStart w:id="450" w:name="Xdafd877d5028a086c03193885ac2230894ef7ac"/>
       <w:bookmarkEnd w:id="450"/>
       <w:r>
         <w:t xml:space="preserve"> </w:t>
       </w:r>
-      <w:bookmarkStart w:id="451" w:name="troubleshooting"/>
+      <w:bookmarkStart w:id="451" w:name="prefer-html-output-when-possible"/>
       <w:bookmarkEnd w:id="451"/>
       <w:r>
         <w:t xml:space="preserve"> </w:t>
       </w:r>
-      <w:bookmarkStart w:id="452" w:name="checking-your-setup"/>
+      <w:bookmarkStart w:id="452" w:name="real-world-example"/>
       <w:bookmarkEnd w:id="452"/>
       <w:r>
         <w:t xml:space="preserve"> </w:t>
       </w:r>
-      <w:bookmarkStart w:id="453" w:name="diagnostic-tools"/>
+      <w:bookmarkStart w:id="453" w:name="future-outlook"/>
       <w:bookmarkEnd w:id="453"/>
       <w:r>
         <w:t xml:space="preserve"> </w:t>
       </w:r>
-      <w:bookmarkStart w:id="454" w:name="common-issues"/>
+      <w:bookmarkStart w:id="454" w:name="summary"/>
       <w:bookmarkEnd w:id="454"/>
       <w:r>
         <w:t xml:space="preserve"> </w:t>
       </w:r>
-      <w:bookmarkStart w:id="455" w:name="advanced-troubleshooting"/>
+      <w:bookmarkStart w:id="455" w:name="troubleshooting"/>
       <w:bookmarkEnd w:id="455"/>
       <w:r>
         <w:t xml:space="preserve"> </w:t>
       </w:r>
-      <w:bookmarkStart w:id="456" w:name="additional-resources"/>
+      <w:bookmarkStart w:id="456" w:name="checking-your-setup"/>
       <w:bookmarkEnd w:id="456"/>
       <w:r>
         <w:t xml:space="preserve"> </w:t>
       </w:r>
-      <w:bookmarkStart w:id="457" w:name="official-documentation"/>
+      <w:bookmarkStart w:id="457" w:name="diagnostic-tools"/>
       <w:bookmarkEnd w:id="457"/>
       <w:r>
         <w:t xml:space="preserve"> </w:t>
       </w:r>
-      <w:bookmarkStart w:id="458" w:name="learning-resources"/>
+      <w:bookmarkStart w:id="458" w:name="common-issues"/>
       <w:bookmarkEnd w:id="458"/>
       <w:r>
         <w:t xml:space="preserve"> </w:t>
       </w:r>
-      <w:bookmarkStart w:id="459" w:name="templates"/>
+      <w:bookmarkStart w:id="459" w:name="advanced-troubleshooting"/>
       <w:bookmarkEnd w:id="459"/>
       <w:r>
         <w:t xml:space="preserve"> </w:t>
       </w:r>
-      <w:bookmarkStart w:id="460" w:name="extensions-and-tools"/>
+      <w:bookmarkStart w:id="460" w:name="additional-resources"/>
       <w:bookmarkEnd w:id="460"/>
       <w:r>
         <w:t xml:space="preserve"> </w:t>
       </w:r>
-      <w:bookmarkStart w:id="461" w:name="development-roadmap-and-known-issues"/>
+      <w:bookmarkStart w:id="461" w:name="official-documentation"/>
       <w:bookmarkEnd w:id="461"/>
       <w:r>
         <w:t xml:space="preserve"> </w:t>
       </w:r>
-      <w:bookmarkStart w:id="462" w:name="related-lab-manual-chapters"/>
+      <w:bookmarkStart w:id="462" w:name="learning-resources"/>
       <w:bookmarkEnd w:id="462"/>
+      <w:r>
+        <w:t xml:space="preserve"> </w:t>
+      </w:r>
+      <w:bookmarkStart w:id="463" w:name="templates"/>
+      <w:bookmarkEnd w:id="463"/>
+      <w:r>
+        <w:t xml:space="preserve"> </w:t>
+      </w:r>
+      <w:bookmarkStart w:id="464" w:name="extensions-and-tools"/>
+      <w:bookmarkEnd w:id="464"/>
+      <w:r>
+        <w:t xml:space="preserve"> </w:t>
+      </w:r>
+      <w:bookmarkStart w:id="465" w:name="development-roadmap-and-known-issues"/>
+      <w:bookmarkEnd w:id="465"/>
+      <w:r>
+        <w:t xml:space="preserve"> </w:t>
+      </w:r>
+      <w:bookmarkStart w:id="466" w:name="related-lab-manual-chapters"/>
+      <w:bookmarkEnd w:id="466"/>
     </w:p>
     <w:p>
       <w:pPr>
@@ -7457,7 +7477,7 @@
           <w:numId w:val="1031"/>
         </w:numPr>
       </w:pPr>
-      <w:hyperlink r:id="rId463">
+      <w:hyperlink r:id="rId467">
         <w:r>
           <w:rPr>
             <w:rStyle w:val="Hyperlink"/>
@@ -7474,7 +7494,7 @@
           <w:numId w:val="1031"/>
         </w:numPr>
       </w:pPr>
-      <w:hyperlink r:id="rId464">
+      <w:hyperlink r:id="rId468">
         <w:r>
           <w:rPr>
             <w:rStyle w:val="Hyperlink"/>
@@ -7491,7 +7511,7 @@
           <w:numId w:val="1031"/>
         </w:numPr>
       </w:pPr>
-      <w:hyperlink r:id="rId465">
+      <w:hyperlink r:id="rId469">
         <w:r>
           <w:rPr>
             <w:rStyle w:val="Hyperlink"/>
@@ -7508,7 +7528,7 @@
           <w:numId w:val="1031"/>
         </w:numPr>
       </w:pPr>
-      <w:hyperlink r:id="rId466">
+      <w:hyperlink r:id="rId470">
         <w:r>
           <w:rPr>
             <w:rStyle w:val="Hyperlink"/>
@@ -7525,7 +7545,7 @@
           <w:numId w:val="1031"/>
         </w:numPr>
       </w:pPr>
-      <w:hyperlink r:id="rId467">
+      <w:hyperlink r:id="rId471">
         <w:r>
           <w:rPr>
             <w:rStyle w:val="Hyperlink"/>
@@ -7542,7 +7562,7 @@
           <w:numId w:val="1031"/>
         </w:numPr>
       </w:pPr>
-      <w:hyperlink r:id="rId468">
+      <w:hyperlink r:id="rId472">
         <w:r>
           <w:rPr>
             <w:rStyle w:val="Hyperlink"/>
@@ -7559,7 +7579,7 @@
           <w:numId w:val="1031"/>
         </w:numPr>
       </w:pPr>
-      <w:hyperlink r:id="rId469">
+      <w:hyperlink r:id="rId473">
         <w:r>
           <w:rPr>
             <w:rStyle w:val="Hyperlink"/>
@@ -7576,7 +7596,7 @@
           <w:numId w:val="1031"/>
         </w:numPr>
       </w:pPr>
-      <w:hyperlink r:id="rId470">
+      <w:hyperlink r:id="rId474">
         <w:r>
           <w:rPr>
             <w:rStyle w:val="Hyperlink"/>
@@ -7593,7 +7613,7 @@
           <w:numId w:val="1031"/>
         </w:numPr>
       </w:pPr>
-      <w:hyperlink r:id="rId471">
+      <w:hyperlink r:id="rId475">
         <w:r>
           <w:rPr>
             <w:rStyle w:val="Hyperlink"/>
@@ -7643,12 +7663,12 @@
                 <wp:inline>
                   <wp:extent cx="152400" cy="152400"/>
                   <wp:effectExtent b="0" l="0" r="0" t="0"/>
-                  <wp:docPr descr="" title="" id="472" name="Picture"/>
+                  <wp:docPr descr="" title="" id="476" name="Picture"/>
                   <a:graphic>
                     <a:graphicData uri="http://schemas.openxmlformats.org/drawingml/2006/picture">
                       <pic:pic>
                         <pic:nvPicPr>
-                          <pic:cNvPr descr="/opt/quarto/share/formats/docx/note.png" id="473" name="Picture"/>
+                          <pic:cNvPr descr="/opt/quarto/share/formats/docx/note.png" id="477" name="Picture"/>
                           <pic:cNvPicPr>
                             <a:picLocks noChangeArrowheads="1" noChangeAspect="1"/>
                           </pic:cNvPicPr>
@@ -7777,8 +7797,8 @@
         <w:br w:type="page"/>
       </w:r>
     </w:p>
-    <w:bookmarkEnd w:id="474"/>
-    <w:bookmarkStart w:id="542" w:name="sec-github"/>
+    <w:bookmarkEnd w:id="478"/>
+    <w:bookmarkStart w:id="548" w:name="sec-github"/>
     <w:p>
       <w:pPr>
         <w:pStyle w:val="Heading1"/>
@@ -7819,7 +7839,7 @@
       <w:r>
         <w:t xml:space="preserve"> </w:t>
       </w:r>
-      <w:hyperlink r:id="rId475">
+      <w:hyperlink r:id="rId479">
         <w:r>
           <w:rPr>
             <w:rStyle w:val="Hyperlink"/>
@@ -7854,163 +7874,173 @@
       <w:pPr>
         <w:pStyle w:val="BodyText"/>
       </w:pPr>
-      <w:bookmarkStart w:id="476" w:name="sec-cli-tools"/>
-      <w:bookmarkEnd w:id="476"/>
-      <w:r>
-        <w:t xml:space="preserve"> </w:t>
-      </w:r>
-      <w:bookmarkStart w:id="477" w:name="sec-dev-branches"/>
-      <w:bookmarkEnd w:id="477"/>
-      <w:r>
-        <w:t xml:space="preserve"> </w:t>
-      </w:r>
-      <w:bookmarkStart w:id="478" w:name="sec-export-cautions"/>
-      <w:bookmarkEnd w:id="478"/>
-      <w:r>
-        <w:t xml:space="preserve"> </w:t>
-      </w:r>
-      <w:bookmarkStart w:id="479" w:name="sec-export-conversations"/>
-      <w:bookmarkEnd w:id="479"/>
-      <w:r>
-        <w:t xml:space="preserve"> </w:t>
-      </w:r>
-      <w:bookmarkStart w:id="480" w:name="sec-export-gh"/>
+      <w:bookmarkStart w:id="480" w:name="sec-cli-tools"/>
       <w:bookmarkEnd w:id="480"/>
       <w:r>
         <w:t xml:space="preserve"> </w:t>
       </w:r>
-      <w:bookmarkStart w:id="481" w:name="sec-export-graphql"/>
+      <w:bookmarkStart w:id="481" w:name="sec-dev-branches"/>
       <w:bookmarkEnd w:id="481"/>
       <w:r>
         <w:t xml:space="preserve"> </w:t>
       </w:r>
-      <w:bookmarkStart w:id="482" w:name="sec-export-migration"/>
+      <w:bookmarkStart w:id="482" w:name="sec-export-cautions"/>
       <w:bookmarkEnd w:id="482"/>
       <w:r>
         <w:t xml:space="preserve"> </w:t>
       </w:r>
-      <w:bookmarkStart w:id="483" w:name="sec-export-rest"/>
+      <w:bookmarkStart w:id="483" w:name="sec-export-conversations"/>
       <w:bookmarkEnd w:id="483"/>
       <w:r>
         <w:t xml:space="preserve"> </w:t>
       </w:r>
-      <w:bookmarkStart w:id="484" w:name="sec-export-three-streams"/>
+      <w:bookmarkStart w:id="484" w:name="sec-export-gh"/>
       <w:bookmarkEnd w:id="484"/>
       <w:r>
         <w:t xml:space="preserve"> </w:t>
       </w:r>
-      <w:bookmarkStart w:id="485" w:name="sec-git-gui-clients"/>
+      <w:bookmarkStart w:id="485" w:name="sec-export-graphql"/>
       <w:bookmarkEnd w:id="485"/>
       <w:r>
         <w:t xml:space="preserve"> </w:t>
       </w:r>
-      <w:bookmarkStart w:id="486" w:name="sec-gitattributes"/>
+      <w:bookmarkStart w:id="486" w:name="sec-export-migration"/>
       <w:bookmarkEnd w:id="486"/>
       <w:r>
         <w:t xml:space="preserve"> </w:t>
       </w:r>
-      <w:bookmarkStart w:id="487" w:name="sec-github-desktop"/>
+      <w:bookmarkStart w:id="487" w:name="sec-export-rest"/>
       <w:bookmarkEnd w:id="487"/>
       <w:r>
         <w:t xml:space="preserve"> </w:t>
       </w:r>
-      <w:bookmarkStart w:id="488" w:name="sec-gitkraken"/>
+      <w:bookmarkStart w:id="488" w:name="sec-export-three-streams"/>
       <w:bookmarkEnd w:id="488"/>
       <w:r>
         <w:t xml:space="preserve"> </w:t>
       </w:r>
-      <w:bookmarkStart w:id="489" w:name="sec-gitkraken-kepler"/>
+      <w:bookmarkStart w:id="489" w:name="sec-git-gui-clients"/>
       <w:bookmarkEnd w:id="489"/>
       <w:r>
         <w:t xml:space="preserve"> </w:t>
       </w:r>
-      <w:bookmarkStart w:id="490" w:name="sec-gitlab"/>
+      <w:bookmarkStart w:id="490" w:name="sec-gitattributes"/>
       <w:bookmarkEnd w:id="490"/>
       <w:r>
         <w:t xml:space="preserve"> </w:t>
       </w:r>
-      <w:bookmarkStart w:id="491" w:name="sec-install-gh"/>
+      <w:bookmarkStart w:id="491" w:name="sec-github-desktop"/>
       <w:bookmarkEnd w:id="491"/>
       <w:r>
         <w:t xml:space="preserve"> </w:t>
       </w:r>
-      <w:bookmarkStart w:id="492" w:name="sec-install-glab"/>
+      <w:bookmarkStart w:id="492" w:name="sec-gitkraken"/>
       <w:bookmarkEnd w:id="492"/>
       <w:r>
         <w:t xml:space="preserve"> </w:t>
       </w:r>
-      <w:bookmarkStart w:id="493" w:name="sec-removing-sensitive-data"/>
+      <w:bookmarkStart w:id="493" w:name="sec-gitkraken-kepler"/>
       <w:bookmarkEnd w:id="493"/>
       <w:r>
         <w:t xml:space="preserve"> </w:t>
       </w:r>
-      <w:bookmarkStart w:id="494" w:name="basics"/>
+      <w:bookmarkStart w:id="494" w:name="sec-gitlab"/>
       <w:bookmarkEnd w:id="494"/>
       <w:r>
         <w:t xml:space="preserve"> </w:t>
       </w:r>
-      <w:bookmarkStart w:id="495" w:name="git-branching"/>
+      <w:bookmarkStart w:id="495" w:name="sec-install-gh"/>
       <w:bookmarkEnd w:id="495"/>
       <w:r>
         <w:t xml:space="preserve"> </w:t>
       </w:r>
-      <w:bookmarkStart w:id="496" w:name="example-workflow"/>
+      <w:bookmarkStart w:id="496" w:name="sec-install-glab"/>
       <w:bookmarkEnd w:id="496"/>
       <w:r>
         <w:t xml:space="preserve"> </w:t>
       </w:r>
-      <w:bookmarkStart w:id="497" w:name="pull-request-roles-and-protocol"/>
+      <w:bookmarkStart w:id="497" w:name="sec-removing-sensitive-data"/>
       <w:bookmarkEnd w:id="497"/>
       <w:r>
         <w:t xml:space="preserve"> </w:t>
       </w:r>
-      <w:bookmarkStart w:id="498" w:name="commonly-used-git-commands"/>
+      <w:bookmarkStart w:id="498" w:name="basics"/>
       <w:bookmarkEnd w:id="498"/>
       <w:r>
         <w:t xml:space="preserve"> </w:t>
       </w:r>
-      <w:bookmarkStart w:id="499" w:name="how-often-should-i-commit"/>
+      <w:bookmarkStart w:id="499" w:name="git-branching"/>
       <w:bookmarkEnd w:id="499"/>
       <w:r>
         <w:t xml:space="preserve"> </w:t>
       </w:r>
-      <w:bookmarkStart w:id="500" w:name="repeated-amend-workflow"/>
+      <w:bookmarkStart w:id="500" w:name="example-workflow"/>
       <w:bookmarkEnd w:id="500"/>
       <w:r>
         <w:t xml:space="preserve"> </w:t>
       </w:r>
-      <w:bookmarkStart w:id="501" w:name="basic-workflow"/>
+      <w:bookmarkStart w:id="501" w:name="pull-request-roles-and-protocol"/>
       <w:bookmarkEnd w:id="501"/>
       <w:r>
         <w:t xml:space="preserve"> </w:t>
       </w:r>
-      <w:bookmarkStart w:id="502" w:name="key-points"/>
+      <w:bookmarkStart w:id="502" w:name="commonly-used-git-commands"/>
       <w:bookmarkEnd w:id="502"/>
       <w:r>
         <w:t xml:space="preserve"> </w:t>
       </w:r>
-      <w:bookmarkStart w:id="503" w:name="what-should-be-pushed-to-github"/>
+      <w:bookmarkStart w:id="503" w:name="how-often-should-i-commit"/>
       <w:bookmarkEnd w:id="503"/>
       <w:r>
         <w:t xml:space="preserve"> </w:t>
       </w:r>
-      <w:bookmarkStart w:id="504" w:name="the-linguist-generated-attribute"/>
+      <w:bookmarkStart w:id="504" w:name="repeated-amend-workflow"/>
       <w:bookmarkEnd w:id="504"/>
       <w:r>
         <w:t xml:space="preserve"> </w:t>
       </w:r>
-      <w:bookmarkStart w:id="505" w:name="using-.gitattributes"/>
+      <w:bookmarkStart w:id="505" w:name="basic-workflow"/>
       <w:bookmarkEnd w:id="505"/>
       <w:r>
         <w:t xml:space="preserve"> </w:t>
       </w:r>
-      <w:bookmarkStart w:id="506" w:name="other-useful-linguist-attributes"/>
+      <w:bookmarkStart w:id="506" w:name="key-points"/>
       <w:bookmarkEnd w:id="506"/>
       <w:r>
         <w:t xml:space="preserve"> </w:t>
       </w:r>
-      <w:bookmarkStart w:id="507" w:name="immediate-steps"/>
+      <w:bookmarkStart w:id="507" w:name="what-should-be-pushed-to-github"/>
       <w:bookmarkEnd w:id="507"/>
+      <w:r>
+        <w:t xml:space="preserve"> </w:t>
+      </w:r>
+      <w:bookmarkStart w:id="508" w:name="the-linguist-generated-attribute"/>
+      <w:bookmarkEnd w:id="508"/>
+      <w:r>
+        <w:t xml:space="preserve"> </w:t>
+      </w:r>
+      <w:bookmarkStart w:id="509" w:name="using-.gitattributes"/>
+      <w:bookmarkEnd w:id="509"/>
+      <w:r>
+        <w:t xml:space="preserve"> </w:t>
+      </w:r>
+      <w:bookmarkStart w:id="510" w:name="other-useful-linguist-attributes"/>
+      <w:bookmarkEnd w:id="510"/>
+      <w:r>
+        <w:t xml:space="preserve"> </w:t>
+      </w:r>
+      <w:bookmarkStart w:id="511" w:name="immediate-steps"/>
+      <w:bookmarkEnd w:id="511"/>
+      <w:r>
+        <w:t xml:space="preserve"> </w:t>
+      </w:r>
+      <w:bookmarkStart w:id="512" w:name="tbl-git-workflow"/>
+      <w:bookmarkEnd w:id="512"/>
+      <w:r>
+        <w:t xml:space="preserve"> </w:t>
+      </w:r>
+      <w:bookmarkStart w:id="513" w:name="tbl-git-commands"/>
+      <w:bookmarkEnd w:id="513"/>
     </w:p>
     <w:p>
       <w:pPr>
@@ -8028,7 +8058,7 @@
           <w:numId w:val="1032"/>
         </w:numPr>
       </w:pPr>
-      <w:hyperlink r:id="rId508">
+      <w:hyperlink r:id="rId514">
         <w:r>
           <w:rPr>
             <w:rStyle w:val="Hyperlink"/>
@@ -8045,7 +8075,7 @@
           <w:numId w:val="1032"/>
         </w:numPr>
       </w:pPr>
-      <w:hyperlink r:id="rId509">
+      <w:hyperlink r:id="rId515">
         <w:r>
           <w:rPr>
             <w:rStyle w:val="Hyperlink"/>
@@ -8062,7 +8092,7 @@
           <w:numId w:val="1032"/>
         </w:numPr>
       </w:pPr>
-      <w:hyperlink r:id="rId510">
+      <w:hyperlink r:id="rId516">
         <w:r>
           <w:rPr>
             <w:rStyle w:val="Hyperlink"/>
@@ -8079,7 +8109,7 @@
           <w:numId w:val="1032"/>
         </w:numPr>
       </w:pPr>
-      <w:hyperlink r:id="rId511">
+      <w:hyperlink r:id="rId517">
         <w:r>
           <w:rPr>
             <w:rStyle w:val="Hyperlink"/>
@@ -8096,7 +8126,7 @@
           <w:numId w:val="1032"/>
         </w:numPr>
       </w:pPr>
-      <w:hyperlink r:id="rId512">
+      <w:hyperlink r:id="rId518">
         <w:r>
           <w:rPr>
             <w:rStyle w:val="Hyperlink"/>
@@ -8113,7 +8143,7 @@
           <w:numId w:val="1032"/>
         </w:numPr>
       </w:pPr>
-      <w:hyperlink r:id="rId513">
+      <w:hyperlink r:id="rId519">
         <w:r>
           <w:rPr>
             <w:rStyle w:val="Hyperlink"/>
@@ -8130,7 +8160,7 @@
           <w:numId w:val="1032"/>
         </w:numPr>
       </w:pPr>
-      <w:hyperlink r:id="rId514">
+      <w:hyperlink r:id="rId520">
         <w:r>
           <w:rPr>
             <w:rStyle w:val="Hyperlink"/>
@@ -8147,7 +8177,7 @@
           <w:numId w:val="1032"/>
         </w:numPr>
       </w:pPr>
-      <w:hyperlink r:id="rId515">
+      <w:hyperlink r:id="rId521">
         <w:r>
           <w:rPr>
             <w:rStyle w:val="Hyperlink"/>
@@ -8164,7 +8194,7 @@
           <w:numId w:val="1032"/>
         </w:numPr>
       </w:pPr>
-      <w:hyperlink r:id="rId516">
+      <w:hyperlink r:id="rId522">
         <w:r>
           <w:rPr>
             <w:rStyle w:val="Hyperlink"/>
@@ -8181,7 +8211,7 @@
           <w:numId w:val="1032"/>
         </w:numPr>
       </w:pPr>
-      <w:hyperlink r:id="rId517">
+      <w:hyperlink r:id="rId523">
         <w:r>
           <w:rPr>
             <w:rStyle w:val="Hyperlink"/>
@@ -8198,7 +8228,7 @@
           <w:numId w:val="1032"/>
         </w:numPr>
       </w:pPr>
-      <w:hyperlink r:id="rId518">
+      <w:hyperlink r:id="rId524">
         <w:r>
           <w:rPr>
             <w:rStyle w:val="Hyperlink"/>
@@ -8215,7 +8245,7 @@
           <w:numId w:val="1032"/>
         </w:numPr>
       </w:pPr>
-      <w:hyperlink r:id="rId519">
+      <w:hyperlink r:id="rId525">
         <w:r>
           <w:rPr>
             <w:rStyle w:val="Hyperlink"/>
@@ -8232,7 +8262,7 @@
           <w:numId w:val="1032"/>
         </w:numPr>
       </w:pPr>
-      <w:hyperlink r:id="rId520">
+      <w:hyperlink r:id="rId526">
         <w:r>
           <w:rPr>
             <w:rStyle w:val="Hyperlink"/>
@@ -8249,7 +8279,7 @@
           <w:numId w:val="1032"/>
         </w:numPr>
       </w:pPr>
-      <w:hyperlink r:id="rId521">
+      <w:hyperlink r:id="rId527">
         <w:r>
           <w:rPr>
             <w:rStyle w:val="Hyperlink"/>
@@ -8266,7 +8296,7 @@
           <w:numId w:val="1032"/>
         </w:numPr>
       </w:pPr>
-      <w:hyperlink r:id="rId522">
+      <w:hyperlink r:id="rId528">
         <w:r>
           <w:rPr>
             <w:rStyle w:val="Hyperlink"/>
@@ -8316,12 +8346,12 @@
                 <wp:inline>
                   <wp:extent cx="152400" cy="152400"/>
                   <wp:effectExtent b="0" l="0" r="0" t="0"/>
-                  <wp:docPr descr="" title="" id="523" name="Picture"/>
+                  <wp:docPr descr="" title="" id="529" name="Picture"/>
                   <a:graphic>
                     <a:graphicData uri="http://schemas.openxmlformats.org/drawingml/2006/picture">
                       <pic:pic>
                         <pic:nvPicPr>
-                          <pic:cNvPr descr="/opt/quarto/share/formats/docx/note.png" id="524" name="Picture"/>
+                          <pic:cNvPr descr="/opt/quarto/share/formats/docx/note.png" id="530" name="Picture"/>
                           <pic:cNvPicPr>
                             <a:picLocks noChangeArrowheads="1" noChangeAspect="1"/>
                           </pic:cNvPicPr>
@@ -8445,7 +8475,7 @@
         </w:tc>
       </w:tr>
     </w:tbl>
-    <w:bookmarkStart w:id="541" w:name="sec-github-education"/>
+    <w:bookmarkStart w:id="547" w:name="sec-github-education"/>
     <w:p>
       <w:pPr>
         <w:pStyle w:val="Heading2"/>
@@ -8454,7 +8484,7 @@
         <w:t xml:space="preserve">11.1 GitHub Education and Copilot Access</w:t>
       </w:r>
     </w:p>
-    <w:bookmarkStart w:id="528" w:name="github-education-benefits"/>
+    <w:bookmarkStart w:id="534" w:name="github-education-benefits"/>
     <w:p>
       <w:pPr>
         <w:pStyle w:val="Heading3"/>
@@ -8503,7 +8533,7 @@
       <w:r>
         <w:t xml:space="preserve"> </w:t>
       </w:r>
-      <w:hyperlink r:id="rId525">
+      <w:hyperlink r:id="rId531">
         <w:r>
           <w:rPr>
             <w:rStyle w:val="Hyperlink"/>
@@ -8618,7 +8648,7 @@
       <w:r>
         <w:t xml:space="preserve"> </w:t>
       </w:r>
-      <w:hyperlink r:id="rId526">
+      <w:hyperlink r:id="rId532">
         <w:r>
           <w:rPr>
             <w:rStyle w:val="Hyperlink"/>
@@ -8641,7 +8671,7 @@
       <w:r>
         <w:t xml:space="preserve"> </w:t>
       </w:r>
-      <w:hyperlink r:id="rId527">
+      <w:hyperlink r:id="rId533">
         <w:r>
           <w:rPr>
             <w:rStyle w:val="Hyperlink"/>
@@ -8662,8 +8692,8 @@
         <w:t xml:space="preserve">which includes numerous free tools and services for learning and development.</w:t>
       </w:r>
     </w:p>
-    <w:bookmarkEnd w:id="528"/>
-    <w:bookmarkStart w:id="540" w:name="X41b56039c71257be4531d08391ae81a73d29f03"/>
+    <w:bookmarkEnd w:id="534"/>
+    <w:bookmarkStart w:id="546" w:name="X41b56039c71257be4531d08391ae81a73d29f03"/>
     <w:p>
       <w:pPr>
         <w:pStyle w:val="Heading3"/>
@@ -8742,7 +8772,7 @@
       <w:r>
         <w:t xml:space="preserve"> </w:t>
       </w:r>
-      <w:hyperlink r:id="rId529">
+      <w:hyperlink r:id="rId535">
         <w:r>
           <w:rPr>
             <w:rStyle w:val="Hyperlink"/>
@@ -8829,7 +8859,7 @@
       <w:tr>
         <w:tc>
           <w:tcPr/>
-          <w:bookmarkStart w:id="533" w:name="fig-request-copilot-seat"/>
+          <w:bookmarkStart w:id="539" w:name="fig-request-copilot-seat"/>
           <w:p>
             <w:pPr>
               <w:pStyle w:val="Compact"/>
@@ -8840,18 +8870,18 @@
                 <wp:inline>
                   <wp:extent cx="5334000" cy="3052792"/>
                   <wp:effectExtent b="0" l="0" r="0" t="0"/>
-                  <wp:docPr descr="" title="" id="531" name="Picture"/>
+                  <wp:docPr descr="" title="" id="537" name="Picture"/>
                   <a:graphic>
                     <a:graphicData uri="http://schemas.openxmlformats.org/drawingml/2006/picture">
                       <pic:pic>
                         <pic:nvPicPr>
-                          <pic:cNvPr descr="assets/images/github-copilot-invitation-email.png" id="532" name="Picture"/>
+                          <pic:cNvPr descr="assets/images/github-copilot-invitation-email.png" id="538" name="Picture"/>
                           <pic:cNvPicPr>
                             <a:picLocks noChangeArrowheads="1" noChangeAspect="1"/>
                           </pic:cNvPicPr>
                         </pic:nvPicPr>
                         <pic:blipFill>
-                          <a:blip r:embed="rId530"/>
+                          <a:blip r:embed="rId536"/>
                           <a:stretch>
                             <a:fillRect/>
                           </a:stretch>
@@ -8891,7 +8921,7 @@
               <w:t xml:space="preserve">Figure 11.1: UC Davis GitHub invitation with Copilot seat option</w:t>
             </w:r>
           </w:p>
-          <w:bookmarkEnd w:id="533"/>
+          <w:bookmarkEnd w:id="539"/>
         </w:tc>
       </w:tr>
     </w:tbl>
@@ -8957,7 +8987,7 @@
       <w:r>
         <w:t xml:space="preserve"> </w:t>
       </w:r>
-      <w:hyperlink r:id="rId534">
+      <w:hyperlink r:id="rId540">
         <w:r>
           <w:rPr>
             <w:rStyle w:val="Hyperlink"/>
@@ -9027,7 +9057,7 @@
       <w:tr>
         <w:tc>
           <w:tcPr/>
-          <w:bookmarkStart w:id="538" w:name="fig-copilot-settings-org-options"/>
+          <w:bookmarkStart w:id="544" w:name="fig-copilot-settings-org-options"/>
           <w:p>
             <w:pPr>
               <w:pStyle w:val="Compact"/>
@@ -9038,18 +9068,18 @@
                 <wp:inline>
                   <wp:extent cx="5334000" cy="531962"/>
                   <wp:effectExtent b="0" l="0" r="0" t="0"/>
-                  <wp:docPr descr="" title="" id="536" name="Picture"/>
+                  <wp:docPr descr="" title="" id="542" name="Picture"/>
                   <a:graphic>
                     <a:graphicData uri="http://schemas.openxmlformats.org/drawingml/2006/picture">
                       <pic:pic>
                         <pic:nvPicPr>
-                          <pic:cNvPr descr="assets/images/github-copilot-settings-page.png" id="537" name="Picture"/>
+                          <pic:cNvPr descr="assets/images/github-copilot-settings-page.png" id="543" name="Picture"/>
                           <pic:cNvPicPr>
                             <a:picLocks noChangeArrowheads="1" noChangeAspect="1"/>
                           </pic:cNvPicPr>
                         </pic:nvPicPr>
                         <pic:blipFill>
-                          <a:blip r:embed="rId535"/>
+                          <a:blip r:embed="rId541"/>
                           <a:stretch>
                             <a:fillRect/>
                           </a:stretch>
@@ -9089,7 +9119,7 @@
               <w:t xml:space="preserve">Figure 11.2: GitHub Copilot settings page showing organization options</w:t>
             </w:r>
           </w:p>
-          <w:bookmarkEnd w:id="538"/>
+          <w:bookmarkEnd w:id="544"/>
         </w:tc>
       </w:tr>
     </w:tbl>
@@ -9139,7 +9169,7 @@
       <w:r>
         <w:t xml:space="preserve"> </w:t>
       </w:r>
-      <w:hyperlink r:id="rId539">
+      <w:hyperlink r:id="rId545">
         <w:r>
           <w:rPr>
             <w:rStyle w:val="Hyperlink"/>
@@ -9180,10 +9210,10 @@
         <w:br w:type="page"/>
       </w:r>
     </w:p>
-    <w:bookmarkEnd w:id="540"/>
-    <w:bookmarkEnd w:id="541"/>
-    <w:bookmarkEnd w:id="542"/>
-    <w:bookmarkStart w:id="581" w:name="sec-collab-dev"/>
+    <w:bookmarkEnd w:id="546"/>
+    <w:bookmarkEnd w:id="547"/>
+    <w:bookmarkEnd w:id="548"/>
+    <w:bookmarkStart w:id="589" w:name="sec-collab-dev"/>
     <w:p>
       <w:pPr>
         <w:pStyle w:val="Heading1"/>
@@ -9259,173 +9289,183 @@
       <w:pPr>
         <w:pStyle w:val="BodyText"/>
       </w:pPr>
-      <w:bookmarkStart w:id="543" w:name="sec-avoid-closing-restarting-prs"/>
-      <w:bookmarkEnd w:id="543"/>
-      <w:r>
-        <w:t xml:space="preserve"> </w:t>
-      </w:r>
-      <w:bookmarkStart w:id="544" w:name="sec-code-review"/>
-      <w:bookmarkEnd w:id="544"/>
-      <w:r>
-        <w:t xml:space="preserve"> </w:t>
-      </w:r>
-      <w:bookmarkStart w:id="545" w:name="sec-opening-pull-requests"/>
-      <w:bookmarkEnd w:id="545"/>
-      <w:r>
-        <w:t xml:space="preserve"> </w:t>
-      </w:r>
-      <w:bookmarkStart w:id="546" w:name="sec-pr-assignee"/>
-      <w:bookmarkEnd w:id="546"/>
-      <w:r>
-        <w:t xml:space="preserve"> </w:t>
-      </w:r>
-      <w:bookmarkStart w:id="547" w:name="sec-pr-author"/>
-      <w:bookmarkEnd w:id="547"/>
-      <w:r>
-        <w:t xml:space="preserve"> </w:t>
-      </w:r>
-      <w:bookmarkStart w:id="548" w:name="sec-pr-issue-creator"/>
-      <w:bookmarkEnd w:id="548"/>
-      <w:r>
-        <w:t xml:space="preserve"> </w:t>
-      </w:r>
-      <w:bookmarkStart w:id="549" w:name="sec-pr-merger"/>
+      <w:bookmarkStart w:id="549" w:name="sec-avoid-closing-restarting-prs"/>
       <w:bookmarkEnd w:id="549"/>
       <w:r>
         <w:t xml:space="preserve"> </w:t>
       </w:r>
-      <w:bookmarkStart w:id="550" w:name="sec-pr-reviewer"/>
+      <w:bookmarkStart w:id="550" w:name="sec-code-review"/>
       <w:bookmarkEnd w:id="550"/>
       <w:r>
         <w:t xml:space="preserve"> </w:t>
       </w:r>
-      <w:bookmarkStart w:id="551" w:name="sec-pr-roles"/>
+      <w:bookmarkStart w:id="551" w:name="sec-opening-pull-requests"/>
       <w:bookmarkEnd w:id="551"/>
       <w:r>
         <w:t xml:space="preserve"> </w:t>
       </w:r>
-      <w:bookmarkStart w:id="552" w:name="sec-pr-steward"/>
+      <w:bookmarkStart w:id="552" w:name="sec-pr-assignee"/>
       <w:bookmarkEnd w:id="552"/>
       <w:r>
         <w:t xml:space="preserve"> </w:t>
       </w:r>
-      <w:bookmarkStart w:id="553" w:name="sec-pull-requests"/>
+      <w:bookmarkStart w:id="553" w:name="sec-pr-author"/>
       <w:bookmarkEnd w:id="553"/>
       <w:r>
         <w:t xml:space="preserve"> </w:t>
       </w:r>
-      <w:bookmarkStart w:id="554" w:name="sec-resolving-review-threads"/>
+      <w:bookmarkStart w:id="554" w:name="sec-pr-issue-creator"/>
       <w:bookmarkEnd w:id="554"/>
       <w:r>
         <w:t xml:space="preserve"> </w:t>
       </w:r>
-      <w:bookmarkStart w:id="555" w:name="sec-responding-to-review-comments"/>
+      <w:bookmarkStart w:id="555" w:name="sec-pr-merger"/>
       <w:bookmarkEnd w:id="555"/>
       <w:r>
         <w:t xml:space="preserve"> </w:t>
       </w:r>
-      <w:bookmarkStart w:id="556" w:name="sec-reviewing-pull-requests"/>
+      <w:bookmarkStart w:id="556" w:name="sec-pr-reviewer"/>
       <w:bookmarkEnd w:id="556"/>
       <w:r>
         <w:t xml:space="preserve"> </w:t>
       </w:r>
-      <w:bookmarkStart w:id="557" w:name="sec-stacked-pull-requests"/>
+      <w:bookmarkStart w:id="557" w:name="sec-pr-roles"/>
       <w:bookmarkEnd w:id="557"/>
       <w:r>
         <w:t xml:space="preserve"> </w:t>
       </w:r>
-      <w:bookmarkStart w:id="558" w:name="write-focused-prs"/>
+      <w:bookmarkStart w:id="558" w:name="sec-pr-steward"/>
       <w:bookmarkEnd w:id="558"/>
       <w:r>
         <w:t xml:space="preserve"> </w:t>
       </w:r>
-      <w:bookmarkStart w:id="559" w:name="write-clear-pr-titles-and-descriptions"/>
+      <w:bookmarkStart w:id="559" w:name="sec-pull-requests"/>
       <w:bookmarkEnd w:id="559"/>
       <w:r>
         <w:t xml:space="preserve"> </w:t>
       </w:r>
-      <w:bookmarkStart w:id="560" w:name="explain-technical-reasoning-up-front"/>
+      <w:bookmarkStart w:id="560" w:name="sec-resolving-review-threads"/>
       <w:bookmarkEnd w:id="560"/>
       <w:r>
         <w:t xml:space="preserve"> </w:t>
       </w:r>
-      <w:bookmarkStart w:id="561" w:name="request-reviews-in-the-right-order"/>
+      <w:bookmarkStart w:id="561" w:name="sec-responding-to-review-comments"/>
       <w:bookmarkEnd w:id="561"/>
       <w:r>
         <w:t xml:space="preserve"> </w:t>
       </w:r>
-      <w:bookmarkStart w:id="562" w:name="include-tests-with-behavior-changes"/>
+      <w:bookmarkStart w:id="562" w:name="sec-reviewing-pull-requests"/>
       <w:bookmarkEnd w:id="562"/>
       <w:r>
         <w:t xml:space="preserve"> </w:t>
       </w:r>
-      <w:bookmarkStart w:id="563" w:name="separate-refactorings-from-feature-work"/>
+      <w:bookmarkStart w:id="563" w:name="sec-stacked-pull-requests"/>
       <w:bookmarkEnd w:id="563"/>
       <w:r>
         <w:t xml:space="preserve"> </w:t>
       </w:r>
-      <w:bookmarkStart w:id="564" w:name="X50338839007aa36ec7a0c29a9ee5822857f20d8"/>
+      <w:bookmarkStart w:id="564" w:name="write-focused-prs"/>
       <w:bookmarkEnd w:id="564"/>
       <w:r>
         <w:t xml:space="preserve"> </w:t>
       </w:r>
-      <w:bookmarkStart w:id="565" w:name="stacked-pull-requests"/>
+      <w:bookmarkStart w:id="565" w:name="write-clear-pr-titles-and-descriptions"/>
       <w:bookmarkEnd w:id="565"/>
       <w:r>
         <w:t xml:space="preserve"> </w:t>
       </w:r>
-      <w:bookmarkStart w:id="566" w:name="what-are-stacked-pull-requests"/>
+      <w:bookmarkStart w:id="566" w:name="explain-technical-reasoning-up-front"/>
       <w:bookmarkEnd w:id="566"/>
       <w:r>
         <w:t xml:space="preserve"> </w:t>
       </w:r>
-      <w:bookmarkStart w:id="567" w:name="benefits-of-stacked-pull-requests"/>
+      <w:bookmarkStart w:id="567" w:name="request-reviews-in-the-right-order"/>
       <w:bookmarkEnd w:id="567"/>
       <w:r>
         <w:t xml:space="preserve"> </w:t>
       </w:r>
-      <w:bookmarkStart w:id="568" w:name="core-principles-for-stacking"/>
+      <w:bookmarkStart w:id="568" w:name="include-tests-with-behavior-changes"/>
       <w:bookmarkEnd w:id="568"/>
       <w:r>
         <w:t xml:space="preserve"> </w:t>
       </w:r>
-      <w:bookmarkStart w:id="569" w:name="ci-rebasing-and-merging"/>
+      <w:bookmarkStart w:id="569" w:name="separate-refactorings-from-feature-work"/>
       <w:bookmarkEnd w:id="569"/>
       <w:r>
         <w:t xml:space="preserve"> </w:t>
       </w:r>
-      <w:bookmarkStart w:id="570" w:name="purpose-of-code-review"/>
+      <w:bookmarkStart w:id="570" w:name="X50338839007aa36ec7a0c29a9ee5822857f20d8"/>
       <w:bookmarkEnd w:id="570"/>
       <w:r>
         <w:t xml:space="preserve"> </w:t>
       </w:r>
-      <w:bookmarkStart w:id="571" w:name="monitor-prs-awaiting-your-review"/>
+      <w:bookmarkStart w:id="571" w:name="stacked-pull-requests"/>
       <w:bookmarkEnd w:id="571"/>
       <w:r>
         <w:t xml:space="preserve"> </w:t>
       </w:r>
-      <w:bookmarkStart w:id="572" w:name="write-review-comments-that-teach"/>
+      <w:bookmarkStart w:id="572" w:name="what-are-stacked-pull-requests"/>
       <w:bookmarkEnd w:id="572"/>
       <w:r>
         <w:t xml:space="preserve"> </w:t>
       </w:r>
-      <w:bookmarkStart w:id="573" w:name="use-review-as-mentoring"/>
+      <w:bookmarkStart w:id="573" w:name="benefits-of-stacked-pull-requests"/>
       <w:bookmarkEnd w:id="573"/>
       <w:r>
         <w:t xml:space="preserve"> </w:t>
       </w:r>
-      <w:bookmarkStart w:id="574" w:name="balance-direct-fixes-with-guidance"/>
+      <w:bookmarkStart w:id="574" w:name="core-principles-for-stacking"/>
       <w:bookmarkEnd w:id="574"/>
       <w:r>
         <w:t xml:space="preserve"> </w:t>
       </w:r>
-      <w:bookmarkStart w:id="575" w:name="Xb79f8536e368ddea61466be29d8dc7bff058357"/>
+      <w:bookmarkStart w:id="575" w:name="ci-rebasing-and-merging"/>
       <w:bookmarkEnd w:id="575"/>
       <w:r>
         <w:t xml:space="preserve"> </w:t>
       </w:r>
-      <w:bookmarkStart w:id="576" w:name="X5f65d278c65bbb0dc383f2bf0a669eebfe317ac"/>
+      <w:bookmarkStart w:id="576" w:name="purpose-of-code-review"/>
       <w:bookmarkEnd w:id="576"/>
+      <w:r>
+        <w:t xml:space="preserve"> </w:t>
+      </w:r>
+      <w:bookmarkStart w:id="577" w:name="monitor-prs-awaiting-your-review"/>
+      <w:bookmarkEnd w:id="577"/>
+      <w:r>
+        <w:t xml:space="preserve"> </w:t>
+      </w:r>
+      <w:bookmarkStart w:id="578" w:name="write-review-comments-that-teach"/>
+      <w:bookmarkEnd w:id="578"/>
+      <w:r>
+        <w:t xml:space="preserve"> </w:t>
+      </w:r>
+      <w:bookmarkStart w:id="579" w:name="use-review-as-mentoring"/>
+      <w:bookmarkEnd w:id="579"/>
+      <w:r>
+        <w:t xml:space="preserve"> </w:t>
+      </w:r>
+      <w:bookmarkStart w:id="580" w:name="balance-direct-fixes-with-guidance"/>
+      <w:bookmarkEnd w:id="580"/>
+      <w:r>
+        <w:t xml:space="preserve"> </w:t>
+      </w:r>
+      <w:bookmarkStart w:id="581" w:name="Xb79f8536e368ddea61466be29d8dc7bff058357"/>
+      <w:bookmarkEnd w:id="581"/>
+      <w:r>
+        <w:t xml:space="preserve"> </w:t>
+      </w:r>
+      <w:bookmarkStart w:id="582" w:name="X5f65d278c65bbb0dc383f2bf0a669eebfe317ac"/>
+      <w:bookmarkEnd w:id="582"/>
+      <w:r>
+        <w:t xml:space="preserve"> </w:t>
+      </w:r>
+      <w:bookmarkStart w:id="583" w:name="fig-github-suggestion-feature"/>
+      <w:bookmarkEnd w:id="583"/>
+      <w:r>
+        <w:t xml:space="preserve"> </w:t>
+      </w:r>
+      <w:bookmarkStart w:id="584" w:name="fig-preview-comment"/>
+      <w:bookmarkEnd w:id="584"/>
     </w:p>
     <w:p>
       <w:pPr>
@@ -9443,7 +9483,7 @@
           <w:numId w:val="1038"/>
         </w:numPr>
       </w:pPr>
-      <w:hyperlink r:id="rId577">
+      <w:hyperlink r:id="rId585">
         <w:r>
           <w:rPr>
             <w:rStyle w:val="Hyperlink"/>
@@ -9460,7 +9500,7 @@
           <w:numId w:val="1038"/>
         </w:numPr>
       </w:pPr>
-      <w:hyperlink r:id="rId578">
+      <w:hyperlink r:id="rId586">
         <w:r>
           <w:rPr>
             <w:rStyle w:val="Hyperlink"/>
@@ -9510,12 +9550,12 @@
                 <wp:inline>
                   <wp:extent cx="152400" cy="152400"/>
                   <wp:effectExtent b="0" l="0" r="0" t="0"/>
-                  <wp:docPr descr="" title="" id="579" name="Picture"/>
+                  <wp:docPr descr="" title="" id="587" name="Picture"/>
                   <a:graphic>
                     <a:graphicData uri="http://schemas.openxmlformats.org/drawingml/2006/picture">
                       <pic:pic>
                         <pic:nvPicPr>
-                          <pic:cNvPr descr="/opt/quarto/share/formats/docx/note.png" id="580" name="Picture"/>
+                          <pic:cNvPr descr="/opt/quarto/share/formats/docx/note.png" id="588" name="Picture"/>
                           <pic:cNvPicPr>
                             <a:picLocks noChangeArrowheads="1" noChangeAspect="1"/>
                           </pic:cNvPicPr>
@@ -9644,8 +9684,8 @@
         <w:br w:type="page"/>
       </w:r>
     </w:p>
-    <w:bookmarkEnd w:id="581"/>
-    <w:bookmarkStart w:id="625" w:name="sec-r-ci"/>
+    <w:bookmarkEnd w:id="589"/>
+    <w:bookmarkStart w:id="633" w:name="sec-r-ci"/>
     <w:p>
       <w:pPr>
         <w:pStyle w:val="Heading1"/>
@@ -9686,7 +9726,7 @@
       <w:r>
         <w:t xml:space="preserve"> </w:t>
       </w:r>
-      <w:hyperlink r:id="rId582">
+      <w:hyperlink r:id="rId590">
         <w:r>
           <w:rPr>
             <w:rStyle w:val="Hyperlink"/>
@@ -9721,153 +9761,153 @@
       <w:pPr>
         <w:pStyle w:val="BodyText"/>
       </w:pPr>
-      <w:bookmarkStart w:id="583" w:name="sec-ci-concurrency"/>
-      <w:bookmarkEnd w:id="583"/>
-      <w:r>
-        <w:t xml:space="preserve"> </w:t>
-      </w:r>
-      <w:bookmarkStart w:id="584" w:name="sec-ci-decomposition"/>
-      <w:bookmarkEnd w:id="584"/>
-      <w:r>
-        <w:t xml:space="preserve"> </w:t>
-      </w:r>
-      <w:bookmarkStart w:id="585" w:name="sec-ci-design-patterns"/>
-      <w:bookmarkEnd w:id="585"/>
-      <w:r>
-        <w:t xml:space="preserve"> </w:t>
-      </w:r>
-      <w:bookmarkStart w:id="586" w:name="sec-ci-fail-open-closed"/>
-      <w:bookmarkEnd w:id="586"/>
-      <w:r>
-        <w:t xml:space="preserve"> </w:t>
-      </w:r>
-      <w:bookmarkStart w:id="587" w:name="sec-ci-idempotency"/>
-      <w:bookmarkEnd w:id="587"/>
-      <w:r>
-        <w:t xml:space="preserve"> </w:t>
-      </w:r>
-      <w:bookmarkStart w:id="588" w:name="sec-ci-observability"/>
-      <w:bookmarkEnd w:id="588"/>
-      <w:r>
-        <w:t xml:space="preserve"> </w:t>
-      </w:r>
-      <w:bookmarkStart w:id="589" w:name="sec-ci-retries"/>
-      <w:bookmarkEnd w:id="589"/>
-      <w:r>
-        <w:t xml:space="preserve"> </w:t>
-      </w:r>
-      <w:bookmarkStart w:id="590" w:name="sec-ci-secrets"/>
-      <w:bookmarkEnd w:id="590"/>
-      <w:r>
-        <w:t xml:space="preserve"> </w:t>
-      </w:r>
-      <w:bookmarkStart w:id="591" w:name="sec-ci-toctou"/>
+      <w:bookmarkStart w:id="591" w:name="sec-ci-concurrency"/>
       <w:bookmarkEnd w:id="591"/>
       <w:r>
         <w:t xml:space="preserve"> </w:t>
       </w:r>
-      <w:bookmarkStart w:id="592" w:name="sec-pr-comment-automation"/>
+      <w:bookmarkStart w:id="592" w:name="sec-ci-decomposition"/>
       <w:bookmarkEnd w:id="592"/>
       <w:r>
         <w:t xml:space="preserve"> </w:t>
       </w:r>
-      <w:bookmarkStart w:id="593" w:name="sec-reusable-workflow-collections"/>
+      <w:bookmarkStart w:id="593" w:name="sec-ci-design-patterns"/>
       <w:bookmarkEnd w:id="593"/>
       <w:r>
         <w:t xml:space="preserve"> </w:t>
       </w:r>
-      <w:bookmarkStart w:id="594" w:name="sec-setting-up-github-actions"/>
+      <w:bookmarkStart w:id="594" w:name="sec-ci-fail-open-closed"/>
       <w:bookmarkEnd w:id="594"/>
       <w:r>
         <w:t xml:space="preserve"> </w:t>
       </w:r>
-      <w:bookmarkStart w:id="595" w:name="understanding-github-actions"/>
+      <w:bookmarkStart w:id="595" w:name="sec-ci-idempotency"/>
       <w:bookmarkEnd w:id="595"/>
       <w:r>
         <w:t xml:space="preserve"> </w:t>
       </w:r>
-      <w:bookmarkStart w:id="596" w:name="action-versioning"/>
+      <w:bookmarkStart w:id="596" w:name="sec-ci-observability"/>
       <w:bookmarkEnd w:id="596"/>
       <w:r>
         <w:t xml:space="preserve"> </w:t>
       </w:r>
-      <w:bookmarkStart w:id="597" w:name="floating-mutable-tags"/>
+      <w:bookmarkStart w:id="597" w:name="sec-ci-retries"/>
       <w:bookmarkEnd w:id="597"/>
       <w:r>
         <w:t xml:space="preserve"> </w:t>
       </w:r>
-      <w:bookmarkStart w:id="598" w:name="how-a-floating-tag-differs-from-a-branch"/>
+      <w:bookmarkStart w:id="598" w:name="sec-ci-secrets"/>
       <w:bookmarkEnd w:id="598"/>
       <w:r>
         <w:t xml:space="preserve"> </w:t>
       </w:r>
-      <w:bookmarkStart w:id="599" w:name="the-reproducibility-tradeoff"/>
+      <w:bookmarkStart w:id="599" w:name="sec-ci-toctou"/>
       <w:bookmarkEnd w:id="599"/>
       <w:r>
         <w:t xml:space="preserve"> </w:t>
       </w:r>
-      <w:bookmarkStart w:id="600" w:name="essential-workflows"/>
+      <w:bookmarkStart w:id="600" w:name="sec-pr-comment-automation"/>
       <w:bookmarkEnd w:id="600"/>
       <w:r>
         <w:t xml:space="preserve"> </w:t>
       </w:r>
-      <w:bookmarkStart w:id="601" w:name="interactive-setup"/>
+      <w:bookmarkStart w:id="601" w:name="sec-reusable-workflow-collections"/>
       <w:bookmarkEnd w:id="601"/>
       <w:r>
         <w:t xml:space="preserve"> </w:t>
       </w:r>
-      <w:bookmarkStart w:id="602" w:name="allowing-actions-to-create-pull-requests"/>
+      <w:bookmarkStart w:id="602" w:name="sec-setting-up-github-actions"/>
       <w:bookmarkEnd w:id="602"/>
       <w:r>
         <w:t xml:space="preserve"> </w:t>
       </w:r>
-      <w:bookmarkStart w:id="603" w:name="how-github-actions-workflows-work"/>
+      <w:bookmarkStart w:id="603" w:name="understanding-github-actions"/>
       <w:bookmarkEnd w:id="603"/>
       <w:r>
         <w:t xml:space="preserve"> </w:t>
       </w:r>
-      <w:bookmarkStart w:id="604" w:name="workflow-files-and-security"/>
+      <w:bookmarkStart w:id="604" w:name="action-versioning"/>
       <w:bookmarkEnd w:id="604"/>
       <w:r>
         <w:t xml:space="preserve"> </w:t>
       </w:r>
-      <w:bookmarkStart w:id="605" w:name="troubleshooting-failed-workflows"/>
+      <w:bookmarkStart w:id="605" w:name="floating-mutable-tags"/>
       <w:bookmarkEnd w:id="605"/>
       <w:r>
         <w:t xml:space="preserve"> </w:t>
       </w:r>
-      <w:bookmarkStart w:id="606" w:name="common-use-cases"/>
+      <w:bookmarkStart w:id="606" w:name="how-a-floating-tag-differs-from-a-branch"/>
       <w:bookmarkEnd w:id="606"/>
       <w:r>
         <w:t xml:space="preserve"> </w:t>
       </w:r>
-      <w:bookmarkStart w:id="607" w:name="comparison-of-popular-actions"/>
+      <w:bookmarkStart w:id="607" w:name="the-reproducibility-tradeoff"/>
       <w:bookmarkEnd w:id="607"/>
       <w:r>
         <w:t xml:space="preserve"> </w:t>
       </w:r>
-      <w:bookmarkStart w:id="608" w:name="tbl-pr-comment-features"/>
+      <w:bookmarkStart w:id="608" w:name="essential-workflows"/>
       <w:bookmarkEnd w:id="608"/>
       <w:r>
         <w:t xml:space="preserve"> </w:t>
       </w:r>
-      <w:bookmarkStart w:id="609" w:name="choosing-the-right-action"/>
+      <w:bookmarkStart w:id="609" w:name="interactive-setup"/>
       <w:bookmarkEnd w:id="609"/>
       <w:r>
         <w:t xml:space="preserve"> </w:t>
       </w:r>
-      <w:bookmarkStart w:id="610" w:name="security-considerations"/>
+      <w:bookmarkStart w:id="610" w:name="allowing-actions-to-create-pull-requests"/>
       <w:bookmarkEnd w:id="610"/>
       <w:r>
         <w:t xml:space="preserve"> </w:t>
       </w:r>
-      <w:bookmarkStart w:id="611" w:name="fast-package-installation-with-r2u"/>
+      <w:bookmarkStart w:id="611" w:name="how-github-actions-workflows-work"/>
       <w:bookmarkEnd w:id="611"/>
       <w:r>
         <w:t xml:space="preserve"> </w:t>
       </w:r>
-      <w:bookmarkStart w:id="612" w:name="additional-resources"/>
+      <w:bookmarkStart w:id="612" w:name="workflow-files-and-security"/>
       <w:bookmarkEnd w:id="612"/>
+      <w:r>
+        <w:t xml:space="preserve"> </w:t>
+      </w:r>
+      <w:bookmarkStart w:id="613" w:name="troubleshooting-failed-workflows"/>
+      <w:bookmarkEnd w:id="613"/>
+      <w:r>
+        <w:t xml:space="preserve"> </w:t>
+      </w:r>
+      <w:bookmarkStart w:id="614" w:name="common-use-cases"/>
+      <w:bookmarkEnd w:id="614"/>
+      <w:r>
+        <w:t xml:space="preserve"> </w:t>
+      </w:r>
+      <w:bookmarkStart w:id="615" w:name="comparison-of-popular-actions"/>
+      <w:bookmarkEnd w:id="615"/>
+      <w:r>
+        <w:t xml:space="preserve"> </w:t>
+      </w:r>
+      <w:bookmarkStart w:id="616" w:name="tbl-pr-comment-features"/>
+      <w:bookmarkEnd w:id="616"/>
+      <w:r>
+        <w:t xml:space="preserve"> </w:t>
+      </w:r>
+      <w:bookmarkStart w:id="617" w:name="choosing-the-right-action"/>
+      <w:bookmarkEnd w:id="617"/>
+      <w:r>
+        <w:t xml:space="preserve"> </w:t>
+      </w:r>
+      <w:bookmarkStart w:id="618" w:name="security-considerations"/>
+      <w:bookmarkEnd w:id="618"/>
+      <w:r>
+        <w:t xml:space="preserve"> </w:t>
+      </w:r>
+      <w:bookmarkStart w:id="619" w:name="fast-package-installation-with-r2u"/>
+      <w:bookmarkEnd w:id="619"/>
+      <w:r>
+        <w:t xml:space="preserve"> </w:t>
+      </w:r>
+      <w:bookmarkStart w:id="620" w:name="additional-resources"/>
+      <w:bookmarkEnd w:id="620"/>
     </w:p>
     <w:p>
       <w:pPr>
@@ -9885,7 +9925,7 @@
           <w:numId w:val="1039"/>
         </w:numPr>
       </w:pPr>
-      <w:hyperlink r:id="rId613">
+      <w:hyperlink r:id="rId621">
         <w:r>
           <w:rPr>
             <w:rStyle w:val="Hyperlink"/>
@@ -9902,7 +9942,7 @@
           <w:numId w:val="1039"/>
         </w:numPr>
       </w:pPr>
-      <w:hyperlink r:id="rId614">
+      <w:hyperlink r:id="rId622">
         <w:r>
           <w:rPr>
             <w:rStyle w:val="Hyperlink"/>
@@ -9919,7 +9959,7 @@
           <w:numId w:val="1039"/>
         </w:numPr>
       </w:pPr>
-      <w:hyperlink r:id="rId615">
+      <w:hyperlink r:id="rId623">
         <w:r>
           <w:rPr>
             <w:rStyle w:val="Hyperlink"/>
@@ -9936,7 +9976,7 @@
           <w:numId w:val="1039"/>
         </w:numPr>
       </w:pPr>
-      <w:hyperlink r:id="rId616">
+      <w:hyperlink r:id="rId624">
         <w:r>
           <w:rPr>
             <w:rStyle w:val="Hyperlink"/>
@@ -9953,7 +9993,7 @@
           <w:numId w:val="1039"/>
         </w:numPr>
       </w:pPr>
-      <w:hyperlink r:id="rId617">
+      <w:hyperlink r:id="rId625">
         <w:r>
           <w:rPr>
             <w:rStyle w:val="Hyperlink"/>
@@ -9970,7 +10010,7 @@
           <w:numId w:val="1039"/>
         </w:numPr>
       </w:pPr>
-      <w:hyperlink r:id="rId618">
+      <w:hyperlink r:id="rId626">
         <w:r>
           <w:rPr>
             <w:rStyle w:val="Hyperlink"/>
@@ -9987,7 +10027,7 @@
           <w:numId w:val="1039"/>
         </w:numPr>
       </w:pPr>
-      <w:hyperlink r:id="rId619">
+      <w:hyperlink r:id="rId627">
         <w:r>
           <w:rPr>
             <w:rStyle w:val="Hyperlink"/>
@@ -10004,7 +10044,7 @@
           <w:numId w:val="1039"/>
         </w:numPr>
       </w:pPr>
-      <w:hyperlink r:id="rId620">
+      <w:hyperlink r:id="rId628">
         <w:r>
           <w:rPr>
             <w:rStyle w:val="Hyperlink"/>
@@ -10021,7 +10061,7 @@
           <w:numId w:val="1039"/>
         </w:numPr>
       </w:pPr>
-      <w:hyperlink r:id="rId621">
+      <w:hyperlink r:id="rId629">
         <w:r>
           <w:rPr>
             <w:rStyle w:val="Hyperlink"/>
@@ -10038,7 +10078,7 @@
           <w:numId w:val="1039"/>
         </w:numPr>
       </w:pPr>
-      <w:hyperlink r:id="rId622">
+      <w:hyperlink r:id="rId630">
         <w:r>
           <w:rPr>
             <w:rStyle w:val="Hyperlink"/>
@@ -10088,12 +10128,12 @@
                 <wp:inline>
                   <wp:extent cx="152400" cy="152400"/>
                   <wp:effectExtent b="0" l="0" r="0" t="0"/>
-                  <wp:docPr descr="" title="" id="623" name="Picture"/>
+                  <wp:docPr descr="" title="" id="631" name="Picture"/>
                   <a:graphic>
                     <a:graphicData uri="http://schemas.openxmlformats.org/drawingml/2006/picture">
                       <pic:pic>
                         <pic:nvPicPr>
-                          <pic:cNvPr descr="/opt/quarto/share/formats/docx/note.png" id="624" name="Picture"/>
+                          <pic:cNvPr descr="/opt/quarto/share/formats/docx/note.png" id="632" name="Picture"/>
                           <pic:cNvPicPr>
                             <a:picLocks noChangeArrowheads="1" noChangeAspect="1"/>
                           </pic:cNvPicPr>
@@ -10222,8 +10262,8 @@
         <w:br w:type="page"/>
       </w:r>
     </w:p>
-    <w:bookmarkEnd w:id="625"/>
-    <w:bookmarkStart w:id="681" w:name="sec-unix"/>
+    <w:bookmarkEnd w:id="633"/>
+    <w:bookmarkStart w:id="697" w:name="sec-unix"/>
     <w:p>
       <w:pPr>
         <w:pStyle w:val="Heading1"/>
@@ -10264,7 +10304,7 @@
       <w:r>
         <w:t xml:space="preserve"> </w:t>
       </w:r>
-      <w:hyperlink r:id="rId626">
+      <w:hyperlink r:id="rId634">
         <w:r>
           <w:rPr>
             <w:rStyle w:val="Hyperlink"/>
@@ -10299,208 +10339,248 @@
       <w:pPr>
         <w:pStyle w:val="BodyText"/>
       </w:pPr>
-      <w:bookmarkStart w:id="627" w:name="sec-cli-tui-gui"/>
-      <w:bookmarkEnd w:id="627"/>
-      <w:r>
-        <w:t xml:space="preserve"> </w:t>
-      </w:r>
-      <w:bookmarkStart w:id="628" w:name="sec-shell-style"/>
-      <w:bookmarkEnd w:id="628"/>
-      <w:r>
-        <w:t xml:space="preserve"> </w:t>
-      </w:r>
-      <w:bookmarkStart w:id="629" w:name="sec-terminal-emulators"/>
-      <w:bookmarkEnd w:id="629"/>
-      <w:r>
-        <w:t xml:space="preserve"> </w:t>
-      </w:r>
-      <w:bookmarkStart w:id="630" w:name="sec-zsh"/>
-      <w:bookmarkEnd w:id="630"/>
-      <w:r>
-        <w:t xml:space="preserve"> </w:t>
-      </w:r>
-      <w:bookmarkStart w:id="631" w:name="command-line-interfaces-cli"/>
-      <w:bookmarkEnd w:id="631"/>
-      <w:r>
-        <w:t xml:space="preserve"> </w:t>
-      </w:r>
-      <w:bookmarkStart w:id="632" w:name="terminal-user-interfaces-tui"/>
-      <w:bookmarkEnd w:id="632"/>
-      <w:r>
-        <w:t xml:space="preserve"> </w:t>
-      </w:r>
-      <w:bookmarkStart w:id="633" w:name="graphical-user-interfaces-gui"/>
-      <w:bookmarkEnd w:id="633"/>
-      <w:r>
-        <w:t xml:space="preserve"> </w:t>
-      </w:r>
-      <w:bookmarkStart w:id="634" w:name="summary-and-trade-offs"/>
-      <w:bookmarkEnd w:id="634"/>
-      <w:r>
-        <w:t xml:space="preserve"> </w:t>
-      </w:r>
-      <w:bookmarkStart w:id="635" w:name="basics"/>
+      <w:bookmarkStart w:id="635" w:name="sec-cli-tui-gui"/>
       <w:bookmarkEnd w:id="635"/>
       <w:r>
         <w:t xml:space="preserve"> </w:t>
       </w:r>
-      <w:bookmarkStart w:id="636" w:name="recommended-options"/>
+      <w:bookmarkStart w:id="636" w:name="sec-shell-style"/>
       <w:bookmarkEnd w:id="636"/>
       <w:r>
         <w:t xml:space="preserve"> </w:t>
       </w:r>
-      <w:bookmarkStart w:id="637" w:name="ghostty"/>
+      <w:bookmarkStart w:id="637" w:name="sec-terminal-emulators"/>
       <w:bookmarkEnd w:id="637"/>
       <w:r>
         <w:t xml:space="preserve"> </w:t>
       </w:r>
-      <w:bookmarkStart w:id="638" w:name="wezterm"/>
+      <w:bookmarkStart w:id="638" w:name="sec-zsh"/>
       <w:bookmarkEnd w:id="638"/>
       <w:r>
         <w:t xml:space="preserve"> </w:t>
       </w:r>
-      <w:bookmarkStart w:id="639" w:name="alacritty"/>
+      <w:bookmarkStart w:id="639" w:name="command-line-interfaces-cli"/>
       <w:bookmarkEnd w:id="639"/>
       <w:r>
         <w:t xml:space="preserve"> </w:t>
       </w:r>
-      <w:bookmarkStart w:id="640" w:name="kitty"/>
+      <w:bookmarkStart w:id="640" w:name="terminal-user-interfaces-tui"/>
       <w:bookmarkEnd w:id="640"/>
       <w:r>
         <w:t xml:space="preserve"> </w:t>
       </w:r>
-      <w:bookmarkStart w:id="641" w:name="iterm2"/>
+      <w:bookmarkStart w:id="641" w:name="graphical-user-interfaces-gui"/>
       <w:bookmarkEnd w:id="641"/>
       <w:r>
         <w:t xml:space="preserve"> </w:t>
       </w:r>
-      <w:bookmarkStart w:id="642" w:name="windows-terminal"/>
+      <w:bookmarkStart w:id="642" w:name="summary-and-trade-offs"/>
       <w:bookmarkEnd w:id="642"/>
       <w:r>
         <w:t xml:space="preserve"> </w:t>
       </w:r>
-      <w:bookmarkStart w:id="643" w:name="comparison-summary"/>
+      <w:bookmarkStart w:id="643" w:name="basics"/>
       <w:bookmarkEnd w:id="643"/>
       <w:r>
         <w:t xml:space="preserve"> </w:t>
       </w:r>
-      <w:bookmarkStart w:id="644" w:name="syntax-for-both-macwindows"/>
+      <w:bookmarkStart w:id="644" w:name="recommended-options"/>
       <w:bookmarkEnd w:id="644"/>
       <w:r>
         <w:t xml:space="preserve"> </w:t>
       </w:r>
-      <w:bookmarkStart w:id="645" w:name="installing-zsh"/>
+      <w:bookmarkStart w:id="645" w:name="ghostty"/>
       <w:bookmarkEnd w:id="645"/>
       <w:r>
         <w:t xml:space="preserve"> </w:t>
       </w:r>
-      <w:bookmarkStart w:id="646" w:name="installing-oh-my-zsh"/>
+      <w:bookmarkStart w:id="646" w:name="wezterm"/>
       <w:bookmarkEnd w:id="646"/>
       <w:r>
         <w:t xml:space="preserve"> </w:t>
       </w:r>
-      <w:bookmarkStart w:id="647" w:name="the-two-plugins-we-use"/>
+      <w:bookmarkStart w:id="647" w:name="alacritty"/>
       <w:bookmarkEnd w:id="647"/>
       <w:r>
         <w:t xml:space="preserve"> </w:t>
       </w:r>
-      <w:bookmarkStart w:id="648" w:name="more-plugins-at-no-install-cost"/>
+      <w:bookmarkStart w:id="648" w:name="kitty"/>
       <w:bookmarkEnd w:id="648"/>
       <w:r>
         <w:t xml:space="preserve"> </w:t>
       </w:r>
-      <w:bookmarkStart w:id="649" w:name="prompt-themes"/>
+      <w:bookmarkStart w:id="649" w:name="iterm2"/>
       <w:bookmarkEnd w:id="649"/>
       <w:r>
         <w:t xml:space="preserve"> </w:t>
       </w:r>
-      <w:bookmarkStart w:id="650" w:name="X011670ee6c6000a8cba5cb4c9eb89f7822efe26"/>
+      <w:bookmarkStart w:id="650" w:name="windows-terminal"/>
       <w:bookmarkEnd w:id="650"/>
       <w:r>
         <w:t xml:space="preserve"> </w:t>
       </w:r>
-      <w:bookmarkStart w:id="651" w:name="X78be3aeb742b1d2b9c7bd71a18d58f3a9503c9f"/>
+      <w:bookmarkStart w:id="651" w:name="comparison-summary"/>
       <w:bookmarkEnd w:id="651"/>
       <w:r>
         <w:t xml:space="preserve"> </w:t>
       </w:r>
-      <w:bookmarkStart w:id="652" w:name="running-bash-scripts"/>
+      <w:bookmarkStart w:id="652" w:name="syntax-for-both-macwindows"/>
       <w:bookmarkEnd w:id="652"/>
       <w:r>
         <w:t xml:space="preserve"> </w:t>
       </w:r>
-      <w:bookmarkStart w:id="653" w:name="error-handling"/>
+      <w:bookmarkStart w:id="653" w:name="installing-zsh"/>
       <w:bookmarkEnd w:id="653"/>
       <w:r>
         <w:t xml:space="preserve"> </w:t>
       </w:r>
-      <w:bookmarkStart w:id="654" w:name="functions-and-naming"/>
+      <w:bookmarkStart w:id="654" w:name="installing-oh-my-zsh"/>
       <w:bookmarkEnd w:id="654"/>
       <w:r>
         <w:t xml:space="preserve"> </w:t>
       </w:r>
-      <w:bookmarkStart w:id="655" w:name="comments"/>
+      <w:bookmarkStart w:id="655" w:name="the-two-plugins-we-use"/>
       <w:bookmarkEnd w:id="655"/>
       <w:r>
         <w:t xml:space="preserve"> </w:t>
       </w:r>
-      <w:bookmarkStart w:id="656" w:name="logging"/>
+      <w:bookmarkStart w:id="656" w:name="more-plugins-at-no-install-cost"/>
       <w:bookmarkEnd w:id="656"/>
       <w:r>
         <w:t xml:space="preserve"> </w:t>
       </w:r>
-      <w:bookmarkStart w:id="657" w:name="security"/>
+      <w:bookmarkStart w:id="657" w:name="prompt-themes"/>
       <w:bookmarkEnd w:id="657"/>
       <w:r>
         <w:t xml:space="preserve"> </w:t>
       </w:r>
-      <w:bookmarkStart w:id="658" w:name="linting"/>
+      <w:bookmarkStart w:id="658" w:name="X011670ee6c6000a8cba5cb4c9eb89f7822efe26"/>
       <w:bookmarkEnd w:id="658"/>
       <w:r>
         <w:t xml:space="preserve"> </w:t>
       </w:r>
-      <w:bookmarkStart w:id="659" w:name="portability"/>
+      <w:bookmarkStart w:id="659" w:name="X78be3aeb742b1d2b9c7bd71a18d58f3a9503c9f"/>
       <w:bookmarkEnd w:id="659"/>
       <w:r>
         <w:t xml:space="preserve"> </w:t>
       </w:r>
-      <w:bookmarkStart w:id="660" w:name="formatting"/>
+      <w:bookmarkStart w:id="660" w:name="running-bash-scripts"/>
       <w:bookmarkEnd w:id="660"/>
       <w:r>
         <w:t xml:space="preserve"> </w:t>
       </w:r>
-      <w:bookmarkStart w:id="661" w:name="running-rscripts-in-windows"/>
+      <w:bookmarkStart w:id="661" w:name="error-handling"/>
       <w:bookmarkEnd w:id="661"/>
       <w:r>
         <w:t xml:space="preserve"> </w:t>
       </w:r>
-      <w:bookmarkStart w:id="662" w:name="common-mistakes"/>
+      <w:bookmarkStart w:id="662" w:name="functions-and-naming"/>
       <w:bookmarkEnd w:id="662"/>
       <w:r>
         <w:t xml:space="preserve"> </w:t>
       </w:r>
-      <w:bookmarkStart w:id="663" w:name="checking-tasks-and-killing-jobs"/>
+      <w:bookmarkStart w:id="663" w:name="comments"/>
       <w:bookmarkEnd w:id="663"/>
       <w:r>
         <w:t xml:space="preserve"> </w:t>
       </w:r>
-      <w:bookmarkStart w:id="664" w:name="running-big-jobs"/>
+      <w:bookmarkStart w:id="664" w:name="logging"/>
       <w:bookmarkEnd w:id="664"/>
       <w:r>
         <w:t xml:space="preserve"> </w:t>
       </w:r>
-      <w:bookmarkStart w:id="665" w:name="example-code-for-runfilesavelogs"/>
+      <w:bookmarkStart w:id="665" w:name="security"/>
       <w:bookmarkEnd w:id="665"/>
       <w:r>
         <w:t xml:space="preserve"> </w:t>
       </w:r>
-      <w:bookmarkStart w:id="666" w:name="example-usage-for-runfilesavelogs"/>
+      <w:bookmarkStart w:id="666" w:name="linting"/>
       <w:bookmarkEnd w:id="666"/>
       <w:r>
         <w:t xml:space="preserve"> </w:t>
       </w:r>
-      <w:bookmarkStart w:id="667" w:name="external-resources"/>
+      <w:bookmarkStart w:id="667" w:name="portability"/>
       <w:bookmarkEnd w:id="667"/>
+      <w:r>
+        <w:t xml:space="preserve"> </w:t>
+      </w:r>
+      <w:bookmarkStart w:id="668" w:name="formatting"/>
+      <w:bookmarkEnd w:id="668"/>
+      <w:r>
+        <w:t xml:space="preserve"> </w:t>
+      </w:r>
+      <w:bookmarkStart w:id="669" w:name="running-rscripts-in-windows"/>
+      <w:bookmarkEnd w:id="669"/>
+      <w:r>
+        <w:t xml:space="preserve"> </w:t>
+      </w:r>
+      <w:bookmarkStart w:id="670" w:name="common-mistakes"/>
+      <w:bookmarkEnd w:id="670"/>
+      <w:r>
+        <w:t xml:space="preserve"> </w:t>
+      </w:r>
+      <w:bookmarkStart w:id="671" w:name="checking-tasks-and-killing-jobs"/>
+      <w:bookmarkEnd w:id="671"/>
+      <w:r>
+        <w:t xml:space="preserve"> </w:t>
+      </w:r>
+      <w:bookmarkStart w:id="672" w:name="running-big-jobs"/>
+      <w:bookmarkEnd w:id="672"/>
+      <w:r>
+        <w:t xml:space="preserve"> </w:t>
+      </w:r>
+      <w:bookmarkStart w:id="673" w:name="example-code-for-runfilesavelogs"/>
+      <w:bookmarkEnd w:id="673"/>
+      <w:r>
+        <w:t xml:space="preserve"> </w:t>
+      </w:r>
+      <w:bookmarkStart w:id="674" w:name="example-usage-for-runfilesavelogs"/>
+      <w:bookmarkEnd w:id="674"/>
+      <w:r>
+        <w:t xml:space="preserve"> </w:t>
+      </w:r>
+      <w:bookmarkStart w:id="675" w:name="external-resources"/>
+      <w:bookmarkEnd w:id="675"/>
+      <w:r>
+        <w:t xml:space="preserve"> </w:t>
+      </w:r>
+      <w:bookmarkStart w:id="676" w:name="tbl-cli-tui-gui"/>
+      <w:bookmarkEnd w:id="676"/>
+      <w:r>
+        <w:t xml:space="preserve"> </w:t>
+      </w:r>
+      <w:bookmarkStart w:id="677" w:name="fig-unix-desktop"/>
+      <w:bookmarkEnd w:id="677"/>
+      <w:r>
+        <w:t xml:space="preserve"> </w:t>
+      </w:r>
+      <w:bookmarkStart w:id="678" w:name="tbl-terminal-emulators"/>
+      <w:bookmarkEnd w:id="678"/>
+      <w:r>
+        <w:t xml:space="preserve"> </w:t>
+      </w:r>
+      <w:bookmarkStart w:id="679" w:name="tbl-unix-basic-commands"/>
+      <w:bookmarkEnd w:id="679"/>
+      <w:r>
+        <w:t xml:space="preserve"> </w:t>
+      </w:r>
+      <w:bookmarkStart w:id="680" w:name="fig-unix-terminal"/>
+      <w:bookmarkEnd w:id="680"/>
+      <w:r>
+        <w:t xml:space="preserve"> </w:t>
+      </w:r>
+      <w:bookmarkStart w:id="681" w:name="tbl-unix-omz-plugins"/>
+      <w:bookmarkEnd w:id="681"/>
+      <w:r>
+        <w:t xml:space="preserve"> </w:t>
+      </w:r>
+      <w:bookmarkStart w:id="682" w:name="tbl-unix-cli-tools"/>
+      <w:bookmarkEnd w:id="682"/>
+      <w:r>
+        <w:t xml:space="preserve"> </w:t>
+      </w:r>
+      <w:bookmarkStart w:id="683" w:name="tbl-unix-bash-scripts"/>
+      <w:bookmarkEnd w:id="683"/>
     </w:p>
     <w:p>
       <w:pPr>
@@ -10518,7 +10598,7 @@
           <w:numId w:val="1040"/>
         </w:numPr>
       </w:pPr>
-      <w:hyperlink r:id="rId668">
+      <w:hyperlink r:id="rId684">
         <w:r>
           <w:rPr>
             <w:rStyle w:val="Hyperlink"/>
@@ -10535,7 +10615,7 @@
           <w:numId w:val="1040"/>
         </w:numPr>
       </w:pPr>
-      <w:hyperlink r:id="rId669">
+      <w:hyperlink r:id="rId685">
         <w:r>
           <w:rPr>
             <w:rStyle w:val="Hyperlink"/>
@@ -10552,7 +10632,7 @@
           <w:numId w:val="1040"/>
         </w:numPr>
       </w:pPr>
-      <w:hyperlink r:id="rId670">
+      <w:hyperlink r:id="rId686">
         <w:r>
           <w:rPr>
             <w:rStyle w:val="Hyperlink"/>
@@ -10569,7 +10649,7 @@
           <w:numId w:val="1040"/>
         </w:numPr>
       </w:pPr>
-      <w:hyperlink r:id="rId671">
+      <w:hyperlink r:id="rId687">
         <w:r>
           <w:rPr>
             <w:rStyle w:val="Hyperlink"/>
@@ -10586,7 +10666,7 @@
           <w:numId w:val="1040"/>
         </w:numPr>
       </w:pPr>
-      <w:hyperlink r:id="rId672">
+      <w:hyperlink r:id="rId688">
         <w:r>
           <w:rPr>
             <w:rStyle w:val="Hyperlink"/>
@@ -10603,7 +10683,7 @@
           <w:numId w:val="1040"/>
         </w:numPr>
       </w:pPr>
-      <w:hyperlink r:id="rId673">
+      <w:hyperlink r:id="rId689">
         <w:r>
           <w:rPr>
             <w:rStyle w:val="Hyperlink"/>
@@ -10620,7 +10700,7 @@
           <w:numId w:val="1040"/>
         </w:numPr>
       </w:pPr>
-      <w:hyperlink r:id="rId674">
+      <w:hyperlink r:id="rId690">
         <w:r>
           <w:rPr>
             <w:rStyle w:val="Hyperlink"/>
@@ -10637,7 +10717,7 @@
           <w:numId w:val="1040"/>
         </w:numPr>
       </w:pPr>
-      <w:hyperlink r:id="rId675">
+      <w:hyperlink r:id="rId691">
         <w:r>
           <w:rPr>
             <w:rStyle w:val="Hyperlink"/>
@@ -10654,7 +10734,7 @@
           <w:numId w:val="1040"/>
         </w:numPr>
       </w:pPr>
-      <w:hyperlink r:id="rId676">
+      <w:hyperlink r:id="rId692">
         <w:r>
           <w:rPr>
             <w:rStyle w:val="Hyperlink"/>
@@ -10671,7 +10751,7 @@
           <w:numId w:val="1040"/>
         </w:numPr>
       </w:pPr>
-      <w:hyperlink r:id="rId677">
+      <w:hyperlink r:id="rId693">
         <w:r>
           <w:rPr>
             <w:rStyle w:val="Hyperlink"/>
@@ -10688,7 +10768,7 @@
           <w:numId w:val="1040"/>
         </w:numPr>
       </w:pPr>
-      <w:hyperlink r:id="rId678">
+      <w:hyperlink r:id="rId694">
         <w:r>
           <w:rPr>
             <w:rStyle w:val="Hyperlink"/>
@@ -10738,12 +10818,12 @@
                 <wp:inline>
                   <wp:extent cx="152400" cy="152400"/>
                   <wp:effectExtent b="0" l="0" r="0" t="0"/>
-                  <wp:docPr descr="" title="" id="679" name="Picture"/>
+                  <wp:docPr descr="" title="" id="695" name="Picture"/>
                   <a:graphic>
                     <a:graphicData uri="http://schemas.openxmlformats.org/drawingml/2006/picture">
                       <pic:pic>
                         <pic:nvPicPr>
-                          <pic:cNvPr descr="/opt/quarto/share/formats/docx/note.png" id="680" name="Picture"/>
+                          <pic:cNvPr descr="/opt/quarto/share/formats/docx/note.png" id="696" name="Picture"/>
                           <pic:cNvPicPr>
                             <a:picLocks noChangeArrowheads="1" noChangeAspect="1"/>
                           </pic:cNvPicPr>
@@ -10872,8 +10952,8 @@
         <w:br w:type="page"/>
       </w:r>
     </w:p>
-    <w:bookmarkEnd w:id="681"/>
-    <w:bookmarkStart w:id="696" w:name="sec-reproducible-environments"/>
+    <w:bookmarkEnd w:id="697"/>
+    <w:bookmarkStart w:id="712" w:name="sec-reproducible-environments"/>
     <w:p>
       <w:pPr>
         <w:pStyle w:val="Heading1"/>
@@ -10914,7 +10994,7 @@
       <w:r>
         <w:t xml:space="preserve"> </w:t>
       </w:r>
-      <w:hyperlink r:id="rId682">
+      <w:hyperlink r:id="rId698">
         <w:r>
           <w:rPr>
             <w:rStyle w:val="Hyperlink"/>
@@ -10949,48 +11029,48 @@
       <w:pPr>
         <w:pStyle w:val="BodyText"/>
       </w:pPr>
-      <w:bookmarkStart w:id="683" w:name="package-version-control-with-renv"/>
-      <w:bookmarkEnd w:id="683"/>
-      <w:r>
-        <w:t xml:space="preserve"> </w:t>
-      </w:r>
-      <w:bookmarkStart w:id="684" w:name="introduction"/>
-      <w:bookmarkEnd w:id="684"/>
-      <w:r>
-        <w:t xml:space="preserve"> </w:t>
-      </w:r>
-      <w:bookmarkStart w:id="685" w:name="implementing-renv-in-projects"/>
-      <w:bookmarkEnd w:id="685"/>
-      <w:r>
-        <w:t xml:space="preserve"> </w:t>
-      </w:r>
-      <w:bookmarkStart w:id="686" w:name="configuring-renv-settings"/>
-      <w:bookmarkEnd w:id="686"/>
-      <w:r>
-        <w:t xml:space="preserve"> </w:t>
-      </w:r>
-      <w:bookmarkStart w:id="687" w:name="reducing-startup-messages"/>
-      <w:bookmarkEnd w:id="687"/>
-      <w:r>
-        <w:t xml:space="preserve"> </w:t>
-      </w:r>
-      <w:bookmarkStart w:id="688" w:name="using-projects-with-renv"/>
-      <w:bookmarkEnd w:id="688"/>
-      <w:r>
-        <w:t xml:space="preserve"> </w:t>
-      </w:r>
-      <w:bookmarkStart w:id="689" w:name="X95323e1d396258fce1ce82f3a573e34bd494b0b"/>
-      <w:bookmarkEnd w:id="689"/>
-      <w:r>
-        <w:t xml:space="preserve"> </w:t>
-      </w:r>
-      <w:bookmarkStart w:id="690" w:name="managing-r-versions-with-rig"/>
-      <w:bookmarkEnd w:id="690"/>
-      <w:r>
-        <w:t xml:space="preserve"> </w:t>
-      </w:r>
-      <w:bookmarkStart w:id="691" w:name="clearing-docker-cache"/>
-      <w:bookmarkEnd w:id="691"/>
+      <w:bookmarkStart w:id="699" w:name="package-version-control-with-renv"/>
+      <w:bookmarkEnd w:id="699"/>
+      <w:r>
+        <w:t xml:space="preserve"> </w:t>
+      </w:r>
+      <w:bookmarkStart w:id="700" w:name="introduction"/>
+      <w:bookmarkEnd w:id="700"/>
+      <w:r>
+        <w:t xml:space="preserve"> </w:t>
+      </w:r>
+      <w:bookmarkStart w:id="701" w:name="implementing-renv-in-projects"/>
+      <w:bookmarkEnd w:id="701"/>
+      <w:r>
+        <w:t xml:space="preserve"> </w:t>
+      </w:r>
+      <w:bookmarkStart w:id="702" w:name="configuring-renv-settings"/>
+      <w:bookmarkEnd w:id="702"/>
+      <w:r>
+        <w:t xml:space="preserve"> </w:t>
+      </w:r>
+      <w:bookmarkStart w:id="703" w:name="reducing-startup-messages"/>
+      <w:bookmarkEnd w:id="703"/>
+      <w:r>
+        <w:t xml:space="preserve"> </w:t>
+      </w:r>
+      <w:bookmarkStart w:id="704" w:name="using-projects-with-renv"/>
+      <w:bookmarkEnd w:id="704"/>
+      <w:r>
+        <w:t xml:space="preserve"> </w:t>
+      </w:r>
+      <w:bookmarkStart w:id="705" w:name="X95323e1d396258fce1ce82f3a573e34bd494b0b"/>
+      <w:bookmarkEnd w:id="705"/>
+      <w:r>
+        <w:t xml:space="preserve"> </w:t>
+      </w:r>
+      <w:bookmarkStart w:id="706" w:name="managing-r-versions-with-rig"/>
+      <w:bookmarkEnd w:id="706"/>
+      <w:r>
+        <w:t xml:space="preserve"> </w:t>
+      </w:r>
+      <w:bookmarkStart w:id="707" w:name="clearing-docker-cache"/>
+      <w:bookmarkEnd w:id="707"/>
     </w:p>
     <w:p>
       <w:pPr>
@@ -11008,7 +11088,7 @@
           <w:numId w:val="1041"/>
         </w:numPr>
       </w:pPr>
-      <w:hyperlink r:id="rId692">
+      <w:hyperlink r:id="rId708">
         <w:r>
           <w:rPr>
             <w:rStyle w:val="Hyperlink"/>
@@ -11025,7 +11105,7 @@
           <w:numId w:val="1041"/>
         </w:numPr>
       </w:pPr>
-      <w:hyperlink r:id="rId693">
+      <w:hyperlink r:id="rId709">
         <w:r>
           <w:rPr>
             <w:rStyle w:val="Hyperlink"/>
@@ -11042,7 +11122,7 @@
           <w:numId w:val="1041"/>
         </w:numPr>
       </w:pPr>
-      <w:hyperlink r:id="rId694">
+      <w:hyperlink r:id="rId710">
         <w:r>
           <w:rPr>
             <w:rStyle w:val="Hyperlink"/>
@@ -11059,7 +11139,7 @@
           <w:numId w:val="1041"/>
         </w:numPr>
       </w:pPr>
-      <w:hyperlink r:id="rId695">
+      <w:hyperlink r:id="rId711">
         <w:r>
           <w:rPr>
             <w:rStyle w:val="Hyperlink"/>
@@ -11073,8 +11153,8 @@
         <w:br w:type="page"/>
       </w:r>
     </w:p>
-    <w:bookmarkEnd w:id="696"/>
-    <w:bookmarkStart w:id="724" w:name="code-publication"/>
+    <w:bookmarkEnd w:id="712"/>
+    <w:bookmarkStart w:id="740" w:name="code-publication"/>
     <w:p>
       <w:pPr>
         <w:pStyle w:val="Heading1"/>
@@ -11115,7 +11195,7 @@
       <w:r>
         <w:t xml:space="preserve"> </w:t>
       </w:r>
-      <w:hyperlink r:id="rId697">
+      <w:hyperlink r:id="rId713">
         <w:r>
           <w:rPr>
             <w:rStyle w:val="Hyperlink"/>
@@ -11150,73 +11230,73 @@
       <w:pPr>
         <w:pStyle w:val="BodyText"/>
       </w:pPr>
-      <w:bookmarkStart w:id="698" w:name="sec-cran-release"/>
-      <w:bookmarkEnd w:id="698"/>
-      <w:r>
-        <w:t xml:space="preserve"> </w:t>
-      </w:r>
-      <w:bookmarkStart w:id="699" w:name="sec-create-github-release"/>
-      <w:bookmarkEnd w:id="699"/>
-      <w:r>
-        <w:t xml:space="preserve"> </w:t>
-      </w:r>
-      <w:bookmarkStart w:id="700" w:name="checklist-overview"/>
-      <w:bookmarkEnd w:id="700"/>
-      <w:r>
-        <w:t xml:space="preserve"> </w:t>
-      </w:r>
-      <w:bookmarkStart w:id="701" w:name="fill-out-file-headers"/>
-      <w:bookmarkEnd w:id="701"/>
-      <w:r>
-        <w:t xml:space="preserve"> </w:t>
-      </w:r>
-      <w:bookmarkStart w:id="702" w:name="clean-up-comments"/>
-      <w:bookmarkEnd w:id="702"/>
-      <w:r>
-        <w:t xml:space="preserve"> </w:t>
-      </w:r>
-      <w:bookmarkStart w:id="703" w:name="document-functions"/>
-      <w:bookmarkEnd w:id="703"/>
-      <w:r>
-        <w:t xml:space="preserve"> </w:t>
-      </w:r>
-      <w:bookmarkStart w:id="704" w:name="remove-deprecated-filepaths"/>
-      <w:bookmarkEnd w:id="704"/>
-      <w:r>
-        <w:t xml:space="preserve"> </w:t>
-      </w:r>
-      <w:bookmarkStart w:id="705" w:name="ensure-project-runs-via-bash"/>
-      <w:bookmarkEnd w:id="705"/>
-      <w:r>
-        <w:t xml:space="preserve"> </w:t>
-      </w:r>
-      <w:bookmarkStart w:id="706" w:name="complete-the-readme"/>
-      <w:bookmarkEnd w:id="706"/>
-      <w:r>
-        <w:t xml:space="preserve"> </w:t>
-      </w:r>
-      <w:bookmarkStart w:id="707" w:name="clean-up-feature-branches"/>
-      <w:bookmarkEnd w:id="707"/>
-      <w:r>
-        <w:t xml:space="preserve"> </w:t>
-      </w:r>
-      <w:bookmarkStart w:id="708" w:name="versioning"/>
-      <w:bookmarkEnd w:id="708"/>
-      <w:r>
-        <w:t xml:space="preserve"> </w:t>
-      </w:r>
-      <w:bookmarkStart w:id="709" w:name="pre-release-checklist"/>
-      <w:bookmarkEnd w:id="709"/>
-      <w:r>
-        <w:t xml:space="preserve"> </w:t>
-      </w:r>
-      <w:bookmarkStart w:id="710" w:name="submitting-to-cran"/>
-      <w:bookmarkEnd w:id="710"/>
-      <w:r>
-        <w:t xml:space="preserve"> </w:t>
-      </w:r>
-      <w:bookmarkStart w:id="711" w:name="after-cran-acceptance"/>
-      <w:bookmarkEnd w:id="711"/>
+      <w:bookmarkStart w:id="714" w:name="sec-cran-release"/>
+      <w:bookmarkEnd w:id="714"/>
+      <w:r>
+        <w:t xml:space="preserve"> </w:t>
+      </w:r>
+      <w:bookmarkStart w:id="715" w:name="sec-create-github-release"/>
+      <w:bookmarkEnd w:id="715"/>
+      <w:r>
+        <w:t xml:space="preserve"> </w:t>
+      </w:r>
+      <w:bookmarkStart w:id="716" w:name="checklist-overview"/>
+      <w:bookmarkEnd w:id="716"/>
+      <w:r>
+        <w:t xml:space="preserve"> </w:t>
+      </w:r>
+      <w:bookmarkStart w:id="717" w:name="fill-out-file-headers"/>
+      <w:bookmarkEnd w:id="717"/>
+      <w:r>
+        <w:t xml:space="preserve"> </w:t>
+      </w:r>
+      <w:bookmarkStart w:id="718" w:name="clean-up-comments"/>
+      <w:bookmarkEnd w:id="718"/>
+      <w:r>
+        <w:t xml:space="preserve"> </w:t>
+      </w:r>
+      <w:bookmarkStart w:id="719" w:name="document-functions"/>
+      <w:bookmarkEnd w:id="719"/>
+      <w:r>
+        <w:t xml:space="preserve"> </w:t>
+      </w:r>
+      <w:bookmarkStart w:id="720" w:name="remove-deprecated-filepaths"/>
+      <w:bookmarkEnd w:id="720"/>
+      <w:r>
+        <w:t xml:space="preserve"> </w:t>
+      </w:r>
+      <w:bookmarkStart w:id="721" w:name="ensure-project-runs-via-bash"/>
+      <w:bookmarkEnd w:id="721"/>
+      <w:r>
+        <w:t xml:space="preserve"> </w:t>
+      </w:r>
+      <w:bookmarkStart w:id="722" w:name="complete-the-readme"/>
+      <w:bookmarkEnd w:id="722"/>
+      <w:r>
+        <w:t xml:space="preserve"> </w:t>
+      </w:r>
+      <w:bookmarkStart w:id="723" w:name="clean-up-feature-branches"/>
+      <w:bookmarkEnd w:id="723"/>
+      <w:r>
+        <w:t xml:space="preserve"> </w:t>
+      </w:r>
+      <w:bookmarkStart w:id="724" w:name="versioning"/>
+      <w:bookmarkEnd w:id="724"/>
+      <w:r>
+        <w:t xml:space="preserve"> </w:t>
+      </w:r>
+      <w:bookmarkStart w:id="725" w:name="pre-release-checklist"/>
+      <w:bookmarkEnd w:id="725"/>
+      <w:r>
+        <w:t xml:space="preserve"> </w:t>
+      </w:r>
+      <w:bookmarkStart w:id="726" w:name="submitting-to-cran"/>
+      <w:bookmarkEnd w:id="726"/>
+      <w:r>
+        <w:t xml:space="preserve"> </w:t>
+      </w:r>
+      <w:bookmarkStart w:id="727" w:name="after-cran-acceptance"/>
+      <w:bookmarkEnd w:id="727"/>
     </w:p>
     <w:p>
       <w:pPr>
@@ -11234,7 +11314,7 @@
           <w:numId w:val="1042"/>
         </w:numPr>
       </w:pPr>
-      <w:hyperlink r:id="rId712">
+      <w:hyperlink r:id="rId728">
         <w:r>
           <w:rPr>
             <w:rStyle w:val="Hyperlink"/>
@@ -11251,7 +11331,7 @@
           <w:numId w:val="1042"/>
         </w:numPr>
       </w:pPr>
-      <w:hyperlink r:id="rId713">
+      <w:hyperlink r:id="rId729">
         <w:r>
           <w:rPr>
             <w:rStyle w:val="Hyperlink"/>
@@ -11268,7 +11348,7 @@
           <w:numId w:val="1042"/>
         </w:numPr>
       </w:pPr>
-      <w:hyperlink r:id="rId714">
+      <w:hyperlink r:id="rId730">
         <w:r>
           <w:rPr>
             <w:rStyle w:val="Hyperlink"/>
@@ -11285,7 +11365,7 @@
           <w:numId w:val="1042"/>
         </w:numPr>
       </w:pPr>
-      <w:hyperlink r:id="rId715">
+      <w:hyperlink r:id="rId731">
         <w:r>
           <w:rPr>
             <w:rStyle w:val="Hyperlink"/>
@@ -11302,7 +11382,7 @@
           <w:numId w:val="1042"/>
         </w:numPr>
       </w:pPr>
-      <w:hyperlink r:id="rId716">
+      <w:hyperlink r:id="rId732">
         <w:r>
           <w:rPr>
             <w:rStyle w:val="Hyperlink"/>
@@ -11319,7 +11399,7 @@
           <w:numId w:val="1042"/>
         </w:numPr>
       </w:pPr>
-      <w:hyperlink r:id="rId717">
+      <w:hyperlink r:id="rId733">
         <w:r>
           <w:rPr>
             <w:rStyle w:val="Hyperlink"/>
@@ -11336,7 +11416,7 @@
           <w:numId w:val="1042"/>
         </w:numPr>
       </w:pPr>
-      <w:hyperlink r:id="rId718">
+      <w:hyperlink r:id="rId734">
         <w:r>
           <w:rPr>
             <w:rStyle w:val="Hyperlink"/>
@@ -11353,7 +11433,7 @@
           <w:numId w:val="1042"/>
         </w:numPr>
       </w:pPr>
-      <w:hyperlink r:id="rId719">
+      <w:hyperlink r:id="rId735">
         <w:r>
           <w:rPr>
             <w:rStyle w:val="Hyperlink"/>
@@ -11370,7 +11450,7 @@
           <w:numId w:val="1042"/>
         </w:numPr>
       </w:pPr>
-      <w:hyperlink r:id="rId720">
+      <w:hyperlink r:id="rId736">
         <w:r>
           <w:rPr>
             <w:rStyle w:val="Hyperlink"/>
@@ -11387,7 +11467,7 @@
           <w:numId w:val="1042"/>
         </w:numPr>
       </w:pPr>
-      <w:hyperlink r:id="rId721">
+      <w:hyperlink r:id="rId737">
         <w:r>
           <w:rPr>
             <w:rStyle w:val="Hyperlink"/>
@@ -11437,12 +11517,12 @@
                 <wp:inline>
                   <wp:extent cx="152400" cy="152400"/>
                   <wp:effectExtent b="0" l="0" r="0" t="0"/>
-                  <wp:docPr descr="" title="" id="722" name="Picture"/>
+                  <wp:docPr descr="" title="" id="738" name="Picture"/>
                   <a:graphic>
                     <a:graphicData uri="http://schemas.openxmlformats.org/drawingml/2006/picture">
                       <pic:pic>
                         <pic:nvPicPr>
-                          <pic:cNvPr descr="/opt/quarto/share/formats/docx/note.png" id="723" name="Picture"/>
+                          <pic:cNvPr descr="/opt/quarto/share/formats/docx/note.png" id="739" name="Picture"/>
                           <pic:cNvPicPr>
                             <a:picLocks noChangeArrowheads="1" noChangeAspect="1"/>
                           </pic:cNvPicPr>
@@ -11571,8 +11651,8 @@
         <w:br w:type="page"/>
       </w:r>
     </w:p>
-    <w:bookmarkEnd w:id="724"/>
-    <w:bookmarkStart w:id="744" w:name="sec-data-publication"/>
+    <w:bookmarkEnd w:id="740"/>
+    <w:bookmarkStart w:id="760" w:name="sec-data-publication"/>
     <w:p>
       <w:pPr>
         <w:pStyle w:val="Heading1"/>
@@ -11581,7 +11661,7 @@
         <w:t xml:space="preserve">17. Data Publication</w:t>
       </w:r>
     </w:p>
-    <w:bookmarkStart w:id="725" w:name="overview"/>
+    <w:bookmarkStart w:id="741" w:name="overview"/>
     <w:p>
       <w:pPr>
         <w:pStyle w:val="Heading2"/>
@@ -11899,8 +11979,8 @@
         <w:t xml:space="preserve">6. Go live</w:t>
       </w:r>
     </w:p>
-    <w:bookmarkEnd w:id="725"/>
-    <w:bookmarkStart w:id="730" w:name="removing-phi"/>
+    <w:bookmarkEnd w:id="741"/>
+    <w:bookmarkStart w:id="746" w:name="removing-phi"/>
     <w:p>
       <w:pPr>
         <w:pStyle w:val="Heading2"/>
@@ -11917,7 +11997,7 @@
         <w:t xml:space="preserve">Once the data is finalized for analysis, the first step is to strip it of Protected Health Information (PHI), or any other data that could be used to link back to specific participants, such as names, birth dates, or GPS coordinates at the village/neighborhood level or below. PHI includes, but is not limited to:</w:t>
       </w:r>
     </w:p>
-    <w:bookmarkStart w:id="726" w:name="personal-information"/>
+    <w:bookmarkStart w:id="742" w:name="personal-information"/>
     <w:p>
       <w:pPr>
         <w:pStyle w:val="Heading3"/>
@@ -11946,8 +12026,8 @@
         <w:t xml:space="preserve">- A combination of age, sex, and geographic location (below population 20,000) is considered identifiable</w:t>
       </w:r>
     </w:p>
-    <w:bookmarkEnd w:id="726"/>
-    <w:bookmarkStart w:id="727" w:name="dates"/>
+    <w:bookmarkEnd w:id="742"/>
+    <w:bookmarkStart w:id="743" w:name="dates"/>
     <w:p>
       <w:pPr>
         <w:pStyle w:val="Heading3"/>
@@ -12025,8 +12105,8 @@
         </w:pict>
       </w:r>
     </w:p>
-    <w:bookmarkEnd w:id="727"/>
-    <w:bookmarkStart w:id="729" w:name="geographic-information"/>
+    <w:bookmarkEnd w:id="743"/>
+    <w:bookmarkStart w:id="745" w:name="geographic-information"/>
     <w:p>
       <w:pPr>
         <w:pStyle w:val="Heading3"/>
@@ -12093,7 +12173,7 @@
       <w:r>
         <w:t xml:space="preserve"> </w:t>
       </w:r>
-      <w:hyperlink r:id="rId728">
+      <w:hyperlink r:id="rId744">
         <w:r>
           <w:rPr>
             <w:rStyle w:val="Hyperlink"/>
@@ -12105,9 +12185,9 @@
         <w:t xml:space="preserve">, including resources on QGIS and spatial SQL.</w:t>
       </w:r>
     </w:p>
-    <w:bookmarkEnd w:id="729"/>
-    <w:bookmarkEnd w:id="730"/>
-    <w:bookmarkStart w:id="734" w:name="create-public-ids"/>
+    <w:bookmarkEnd w:id="745"/>
+    <w:bookmarkEnd w:id="746"/>
+    <w:bookmarkStart w:id="750" w:name="create-public-ids"/>
     <w:p>
       <w:pPr>
         <w:pStyle w:val="Heading2"/>
@@ -12116,7 +12196,7 @@
         <w:t xml:space="preserve">17.3 Create public IDs</w:t>
       </w:r>
     </w:p>
-    <w:bookmarkStart w:id="731" w:name="rationale"/>
+    <w:bookmarkStart w:id="747" w:name="rationale"/>
     <w:p>
       <w:pPr>
         <w:pStyle w:val="Heading3"/>
@@ -12133,8 +12213,8 @@
         <w:t xml:space="preserve">The UC Davis IRB requires that public datasets not include the original study IDs to identify participants or other units in the study. The reason is that those IDs are linked in our private datasets to PHI. By creating a new set of public IDs, the public dataset is one step further removed from the potential to link to PHI.</w:t>
       </w:r>
     </w:p>
-    <w:bookmarkEnd w:id="731"/>
-    <w:bookmarkStart w:id="732" w:name="X91487d910db01b024f2469582e46c6c56caa238"/>
+    <w:bookmarkEnd w:id="747"/>
+    <w:bookmarkStart w:id="748" w:name="X91487d910db01b024f2469582e46c6c56caa238"/>
     <w:p>
       <w:pPr>
         <w:pStyle w:val="Heading3"/>
@@ -12286,8 +12366,8 @@
         </w:pict>
       </w:r>
     </w:p>
-    <w:bookmarkEnd w:id="732"/>
-    <w:bookmarkStart w:id="733" w:name="example-scripts"/>
+    <w:bookmarkEnd w:id="748"/>
+    <w:bookmarkStart w:id="749" w:name="example-scripts"/>
     <w:p>
       <w:pPr>
         <w:pStyle w:val="Heading3"/>
@@ -12434,9 +12514,9 @@
         <w:t xml:space="preserve">The example workflow is accessible via GitHub: https://github.com/proctor-ucsf/dcc-handbook/tree/master/templates/making-data-public</w:t>
       </w:r>
     </w:p>
-    <w:bookmarkEnd w:id="733"/>
-    <w:bookmarkEnd w:id="734"/>
-    <w:bookmarkStart w:id="740" w:name="create-a-data-repository"/>
+    <w:bookmarkEnd w:id="749"/>
+    <w:bookmarkEnd w:id="750"/>
+    <w:bookmarkStart w:id="756" w:name="create-a-data-repository"/>
     <w:p>
       <w:pPr>
         <w:pStyle w:val="Heading2"/>
@@ -12458,7 +12538,7 @@
       <w:r>
         <w:t xml:space="preserve">(</w:t>
       </w:r>
-      <w:hyperlink r:id="rId735">
+      <w:hyperlink r:id="rId751">
         <w:r>
           <w:rPr>
             <w:rStyle w:val="Hyperlink"/>
@@ -12570,7 +12650,7 @@
       <w:r>
         <w:t xml:space="preserve"> </w:t>
       </w:r>
-      <w:hyperlink r:id="rId736">
+      <w:hyperlink r:id="rId752">
         <w:r>
           <w:rPr>
             <w:rStyle w:val="Hyperlink"/>
@@ -12703,7 +12783,7 @@
       <w:r>
         <w:t xml:space="preserve"> </w:t>
       </w:r>
-      <w:hyperlink r:id="rId737">
+      <w:hyperlink r:id="rId753">
         <w:r>
           <w:rPr>
             <w:rStyle w:val="Hyperlink"/>
@@ -12715,7 +12795,7 @@
         <w:t xml:space="preserve">.</w:t>
       </w:r>
     </w:p>
-    <w:bookmarkStart w:id="739" w:name="X659912a983e12070198566d6758f84b7c139c71"/>
+    <w:bookmarkStart w:id="755" w:name="X659912a983e12070198566d6758f84b7c139c71"/>
     <w:p>
       <w:pPr>
         <w:pStyle w:val="Heading3"/>
@@ -12786,7 +12866,7 @@
       <w:r>
         <w:t xml:space="preserve"> </w:t>
       </w:r>
-      <w:hyperlink r:id="rId738">
+      <w:hyperlink r:id="rId754">
         <w:r>
           <w:rPr>
             <w:rStyle w:val="Hyperlink"/>
@@ -12807,9 +12887,9 @@
         <w:t xml:space="preserve">Optional: Complete the software checklist and system requirement guide for the analysis to guide others. Include it on the GitHub README for the project: https://github.com/proctor-ucsf/mordor-antibody</w:t>
       </w:r>
     </w:p>
-    <w:bookmarkEnd w:id="739"/>
-    <w:bookmarkEnd w:id="740"/>
-    <w:bookmarkStart w:id="741" w:name="edit-and-test-analysis-scripts"/>
+    <w:bookmarkEnd w:id="755"/>
+    <w:bookmarkEnd w:id="756"/>
+    <w:bookmarkStart w:id="757" w:name="edit-and-test-analysis-scripts"/>
     <w:p>
       <w:pPr>
         <w:pStyle w:val="Heading2"/>
@@ -12844,8 +12924,8 @@
         <w:t xml:space="preserve">, when reading in the public data. Re-run all the analysis scripts to ensure that they still work with the public version of the dataset.</w:t>
       </w:r>
     </w:p>
-    <w:bookmarkEnd w:id="741"/>
-    <w:bookmarkStart w:id="742" w:name="X9e5a2e412be73507d832915a5b2807bcc43a531"/>
+    <w:bookmarkEnd w:id="757"/>
+    <w:bookmarkStart w:id="758" w:name="X9e5a2e412be73507d832915a5b2807bcc43a531"/>
     <w:p>
       <w:pPr>
         <w:pStyle w:val="Heading2"/>
@@ -12892,7 +12972,7 @@
       <w:r>
         <w:t xml:space="preserve"> </w:t>
       </w:r>
-      <w:hyperlink r:id="rId682">
+      <w:hyperlink r:id="rId698">
         <w:r>
           <w:rPr>
             <w:rStyle w:val="Hyperlink"/>
@@ -12981,8 +13061,8 @@
         <w:t xml:space="preserve">Once a public GitHub page exists, you can create a new component on an OSF project (step 3, above) and link it to the public version of the GitHub repo.</w:t>
       </w:r>
     </w:p>
-    <w:bookmarkEnd w:id="742"/>
-    <w:bookmarkStart w:id="743" w:name="go-live"/>
+    <w:bookmarkEnd w:id="758"/>
+    <w:bookmarkStart w:id="759" w:name="go-live"/>
     <w:p>
       <w:pPr>
         <w:pStyle w:val="Heading2"/>
@@ -13093,9 +13173,9 @@
         <w:br w:type="page"/>
       </w:r>
     </w:p>
-    <w:bookmarkEnd w:id="743"/>
-    <w:bookmarkEnd w:id="744"/>
-    <w:bookmarkStart w:id="792" w:name="sec-slurm"/>
+    <w:bookmarkEnd w:id="759"/>
+    <w:bookmarkEnd w:id="760"/>
+    <w:bookmarkStart w:id="808" w:name="sec-slurm"/>
     <w:p>
       <w:pPr>
         <w:pStyle w:val="Heading1"/>
@@ -13112,7 +13192,7 @@
         <w:t xml:space="preserve">When you need to run a script that requires a large amount of RAM, large files, or that uses parallelization, UC Davis provides several high-performance computing (HPC) resources.</w:t>
       </w:r>
     </w:p>
-    <w:bookmarkStart w:id="748" w:name="uc-davis-computing-resources"/>
+    <w:bookmarkStart w:id="764" w:name="uc-davis-computing-resources"/>
     <w:p>
       <w:pPr>
         <w:pStyle w:val="Heading2"/>
@@ -13121,7 +13201,7 @@
         <w:t xml:space="preserve">18.1 UC Davis Computing Resources</w:t>
       </w:r>
     </w:p>
-    <w:bookmarkStart w:id="747" w:name="available-resources"/>
+    <w:bookmarkStart w:id="763" w:name="available-resources"/>
     <w:p>
       <w:pPr>
         <w:pStyle w:val="Heading3"/>
@@ -13163,7 +13243,7 @@
       <w:r>
         <w:t xml:space="preserve">(</w:t>
       </w:r>
-      <w:hyperlink r:id="rId745">
+      <w:hyperlink r:id="rId761">
         <w:r>
           <w:rPr>
             <w:rStyle w:val="Hyperlink"/>
@@ -13247,7 +13327,7 @@
       <w:r>
         <w:t xml:space="preserve"> </w:t>
       </w:r>
-      <w:hyperlink r:id="rId746">
+      <w:hyperlink r:id="rId762">
         <w:r>
           <w:rPr>
             <w:rStyle w:val="Hyperlink"/>
@@ -13285,9 +13365,9 @@
         <w:t xml:space="preserve">- Setting up your computing environment</w:t>
       </w:r>
     </w:p>
-    <w:bookmarkEnd w:id="747"/>
-    <w:bookmarkEnd w:id="748"/>
-    <w:bookmarkStart w:id="750" w:name="getting-started-with-slurm-clusters"/>
+    <w:bookmarkEnd w:id="763"/>
+    <w:bookmarkEnd w:id="764"/>
+    <w:bookmarkStart w:id="766" w:name="getting-started-with-slurm-clusters"/>
     <w:p>
       <w:pPr>
         <w:pStyle w:val="Heading2"/>
@@ -13429,7 +13509,7 @@
         <w:t xml:space="preserve"> clone https://github.com/jadebc/covid19-infections.git</w:t>
       </w:r>
     </w:p>
-    <w:bookmarkStart w:id="749" w:name="one-time-system-set-up"/>
+    <w:bookmarkStart w:id="765" w:name="one-time-system-set-up"/>
     <w:p>
       <w:pPr>
         <w:pStyle w:val="Heading3"/>
@@ -14346,9 +14426,9 @@
         <w:t xml:space="preserve">)</w:t>
       </w:r>
     </w:p>
-    <w:bookmarkEnd w:id="749"/>
-    <w:bookmarkEnd w:id="750"/>
-    <w:bookmarkStart w:id="751" w:name="moving-files-to-the-cluster"/>
+    <w:bookmarkEnd w:id="765"/>
+    <w:bookmarkEnd w:id="766"/>
+    <w:bookmarkStart w:id="767" w:name="moving-files-to-the-cluster"/>
     <w:p>
       <w:pPr>
         <w:pStyle w:val="Heading2"/>
@@ -14397,7 +14477,7 @@
       <w:r>
         <w:t xml:space="preserve"> </w:t>
       </w:r>
-      <w:hyperlink r:id="rId745">
+      <w:hyperlink r:id="rId761">
         <w:r>
           <w:rPr>
             <w:rStyle w:val="Hyperlink"/>
@@ -14594,8 +14674,8 @@
         <w:t xml:space="preserve"> USERNAME@shiva.ucdavis.edu:/scratch/group/GROUPNAME/</w:t>
       </w:r>
     </w:p>
-    <w:bookmarkEnd w:id="751"/>
-    <w:bookmarkStart w:id="752" w:name="installing-packages-on-the-cluster"/>
+    <w:bookmarkEnd w:id="767"/>
+    <w:bookmarkStart w:id="768" w:name="installing-packages-on-the-cluster"/>
     <w:p>
       <w:pPr>
         <w:pStyle w:val="Heading2"/>
@@ -15089,7 +15169,7 @@
       <w:r>
         <w:t xml:space="preserve"> </w:t>
       </w:r>
-      <w:hyperlink r:id="rId745">
+      <w:hyperlink r:id="rId761">
         <w:r>
           <w:rPr>
             <w:rStyle w:val="Hyperlink"/>
@@ -15104,8 +15184,8 @@
         <w:t xml:space="preserve">for support information.</w:t>
       </w:r>
     </w:p>
-    <w:bookmarkEnd w:id="752"/>
-    <w:bookmarkStart w:id="756" w:name="testing-your-code"/>
+    <w:bookmarkEnd w:id="768"/>
+    <w:bookmarkStart w:id="772" w:name="testing-your-code"/>
     <w:p>
       <w:pPr>
         <w:pStyle w:val="Heading2"/>
@@ -15122,7 +15202,7 @@
         <w:t xml:space="preserve">Both of the following ways to test code on a cluster are recommended for making small changes, such as editing file paths and making sure the packages and source files load. You should write and test the functionality of your script locally, only testing on the cluster once major bugs are out.</w:t>
       </w:r>
     </w:p>
-    <w:bookmarkStart w:id="753" w:name="the-command-line"/>
+    <w:bookmarkStart w:id="769" w:name="the-command-line"/>
     <w:p>
       <w:pPr>
         <w:pStyle w:val="Heading3"/>
@@ -15262,8 +15342,8 @@
         <w:t xml:space="preserve">*Note: for collaboration purposes, it’s best for everyone to work with one version of R. Check what version is being used for the project you are working on. Some packages only work with some versions of R, so it’s best to keep it consistent.</w:t>
       </w:r>
     </w:p>
-    <w:bookmarkEnd w:id="753"/>
-    <w:bookmarkStart w:id="754" w:name="rstudio-server"/>
+    <w:bookmarkEnd w:id="769"/>
+    <w:bookmarkStart w:id="770" w:name="rstudio-server"/>
     <w:p>
       <w:pPr>
         <w:pStyle w:val="Heading3"/>
@@ -15296,8 +15376,8 @@
         <w:t xml:space="preserve">When using RStudio Server, you can test your code interactively. However, do NOT use the RStudio Server’s Terminal to install packages and configure your environment for SLURM-based clusters, as you will likely need to re-do it for every session/project. For SLURM clusters, use the command line approach described earlier.</w:t>
       </w:r>
     </w:p>
-    <w:bookmarkEnd w:id="754"/>
-    <w:bookmarkStart w:id="755" w:name="filepaths-configuration-on-the-cluster"/>
+    <w:bookmarkEnd w:id="770"/>
+    <w:bookmarkStart w:id="771" w:name="filepaths-configuration-on-the-cluster"/>
     <w:p>
       <w:pPr>
         <w:pStyle w:val="Heading3"/>
@@ -15586,9 +15666,9 @@
         <w:t xml:space="preserve">}</w:t>
       </w:r>
     </w:p>
-    <w:bookmarkEnd w:id="755"/>
-    <w:bookmarkEnd w:id="756"/>
-    <w:bookmarkStart w:id="775" w:name="sec-x11-forwarding"/>
+    <w:bookmarkEnd w:id="771"/>
+    <w:bookmarkEnd w:id="772"/>
+    <w:bookmarkStart w:id="791" w:name="sec-x11-forwarding"/>
     <w:p>
       <w:pPr>
         <w:pStyle w:val="Heading2"/>
@@ -15651,7 +15731,7 @@
       <w:r>
         <w:t xml:space="preserve"> </w:t>
       </w:r>
-      <w:hyperlink r:id="rId757">
+      <w:hyperlink r:id="rId773">
         <w:r>
           <w:rPr>
             <w:rStyle w:val="Hyperlink"/>
@@ -15751,7 +15831,7 @@
         <w:t xml:space="preserve">because only the page data crosses the network rather than every repainted pixel.</w:t>
       </w:r>
     </w:p>
-    <w:bookmarkStart w:id="764" w:name="install-an-x-server-on-your-own-computer"/>
+    <w:bookmarkStart w:id="780" w:name="install-an-x-server-on-your-own-computer"/>
     <w:p>
       <w:pPr>
         <w:pStyle w:val="Heading3"/>
@@ -15816,7 +15896,7 @@
       <w:tr>
         <w:tc>
           <w:tcPr/>
-          <w:bookmarkStart w:id="763" w:name="tbl-x11-servers"/>
+          <w:bookmarkStart w:id="779" w:name="tbl-x11-servers"/>
           <w:p>
             <w:pPr>
               <w:jc w:val="center"/>
@@ -15890,7 +15970,7 @@
                     <w:pStyle w:val="Compact"/>
                     <w:jc w:val="center"/>
                   </w:pPr>
-                  <w:hyperlink r:id="rId758">
+                  <w:hyperlink r:id="rId774">
                     <w:r>
                       <w:rPr>
                         <w:rStyle w:val="Hyperlink"/>
@@ -15939,7 +16019,7 @@
                     <w:pStyle w:val="Compact"/>
                     <w:jc w:val="center"/>
                   </w:pPr>
-                  <w:hyperlink r:id="rId759">
+                  <w:hyperlink r:id="rId775">
                     <w:r>
                       <w:rPr>
                         <w:rStyle w:val="Hyperlink"/>
@@ -15953,7 +16033,7 @@
                   <w:r>
                     <w:t xml:space="preserve"> </w:t>
                   </w:r>
-                  <w:hyperlink r:id="rId760">
+                  <w:hyperlink r:id="rId776">
                     <w:r>
                       <w:rPr>
                         <w:rStyle w:val="Hyperlink"/>
@@ -15993,7 +16073,7 @@
                   <w:r>
                     <w:t xml:space="preserve"> </w:t>
                   </w:r>
-                  <w:hyperlink r:id="rId761">
+                  <w:hyperlink r:id="rId777">
                     <w:r>
                       <w:rPr>
                         <w:rStyle w:val="Hyperlink"/>
@@ -16036,7 +16116,7 @@
                   <w:r>
                     <w:t xml:space="preserve"> </w:t>
                   </w:r>
-                  <w:hyperlink r:id="rId762">
+                  <w:hyperlink r:id="rId778">
                     <w:r>
                       <w:rPr>
                         <w:rStyle w:val="Hyperlink"/>
@@ -16069,13 +16149,13 @@
               </w:tc>
             </w:tr>
           </w:tbl>
-          <w:bookmarkEnd w:id="763"/>
+          <w:bookmarkEnd w:id="779"/>
           <w:p/>
         </w:tc>
       </w:tr>
     </w:tbl>
-    <w:bookmarkEnd w:id="764"/>
-    <w:bookmarkStart w:id="765" w:name="connect-with-x11-forwarding-enabled"/>
+    <w:bookmarkEnd w:id="780"/>
+    <w:bookmarkStart w:id="781" w:name="connect-with-x11-forwarding-enabled"/>
     <w:p>
       <w:pPr>
         <w:pStyle w:val="Heading3"/>
@@ -16548,8 +16628,8 @@
         <w:t xml:space="preserve">is worth setting because X11 traffic compresses well over a slow link.</w:t>
       </w:r>
     </w:p>
-    <w:bookmarkEnd w:id="765"/>
-    <w:bookmarkStart w:id="766" w:name="check-that-the-forward-is-working"/>
+    <w:bookmarkEnd w:id="781"/>
+    <w:bookmarkStart w:id="782" w:name="check-that-the-forward-is-working"/>
     <w:p>
       <w:pPr>
         <w:pStyle w:val="Heading3"/>
@@ -16819,8 +16899,8 @@
         <w:t xml:space="preserve">(checked August 2026).</w:t>
       </w:r>
     </w:p>
-    <w:bookmarkEnd w:id="766"/>
-    <w:bookmarkStart w:id="769" w:name="install-graphical-programs-without-sudo"/>
+    <w:bookmarkEnd w:id="782"/>
+    <w:bookmarkStart w:id="785" w:name="install-graphical-programs-without-sudo"/>
     <w:p>
       <w:pPr>
         <w:pStyle w:val="Heading3"/>
@@ -17008,7 +17088,7 @@
       <w:r>
         <w:t xml:space="preserve"> </w:t>
       </w:r>
-      <w:hyperlink r:id="rId767">
+      <w:hyperlink r:id="rId783">
         <w:r>
           <w:rPr>
             <w:rStyle w:val="Hyperlink"/>
@@ -17040,7 +17120,7 @@
       <w:r>
         <w:t xml:space="preserve"> </w:t>
       </w:r>
-      <w:hyperlink r:id="rId768">
+      <w:hyperlink r:id="rId784">
         <w:r>
           <w:rPr>
             <w:rStyle w:val="Hyperlink"/>
@@ -17375,8 +17455,8 @@
         <w:t xml:space="preserve">saves typing the full path each time.</w:t>
       </w:r>
     </w:p>
-    <w:bookmarkEnd w:id="769"/>
-    <w:bookmarkStart w:id="774" w:name="limitations"/>
+    <w:bookmarkEnd w:id="785"/>
+    <w:bookmarkStart w:id="790" w:name="limitations"/>
     <w:p>
       <w:pPr>
         <w:pStyle w:val="Heading3"/>
@@ -17441,7 +17521,7 @@
       <w:r>
         <w:t xml:space="preserve"> </w:t>
       </w:r>
-      <w:hyperlink r:id="rId770">
+      <w:hyperlink r:id="rId786">
         <w:r>
           <w:rPr>
             <w:rStyle w:val="VerbatimChar"/>
@@ -17491,7 +17571,7 @@
       <w:r>
         <w:t xml:space="preserve"> </w:t>
       </w:r>
-      <w:hyperlink r:id="rId771">
+      <w:hyperlink r:id="rId787">
         <w:r>
           <w:rPr>
             <w:rStyle w:val="VerbatimChar"/>
@@ -17517,7 +17597,7 @@
       <w:r>
         <w:t xml:space="preserve"> </w:t>
       </w:r>
-      <w:hyperlink r:id="rId772">
+      <w:hyperlink r:id="rId788">
         <w:r>
           <w:rPr>
             <w:rStyle w:val="Hyperlink"/>
@@ -17531,7 +17611,7 @@
       <w:r>
         <w:t xml:space="preserve"> </w:t>
       </w:r>
-      <w:hyperlink r:id="rId773">
+      <w:hyperlink r:id="rId789">
         <w:r>
           <w:rPr>
             <w:rStyle w:val="Hyperlink"/>
@@ -17570,9 +17650,9 @@
         <w:t xml:space="preserve">Contact the cluster administrators if the performance of plain forwarding is blocking your work.</w:t>
       </w:r>
     </w:p>
-    <w:bookmarkEnd w:id="774"/>
-    <w:bookmarkEnd w:id="775"/>
-    <w:bookmarkStart w:id="785" w:name="X7880cdf8bb636dad42e7d655b4e5f617c2acb85"/>
+    <w:bookmarkEnd w:id="790"/>
+    <w:bookmarkEnd w:id="791"/>
+    <w:bookmarkStart w:id="801" w:name="X7880cdf8bb636dad42e7d655b4e5f617c2acb85"/>
     <w:p>
       <w:pPr>
         <w:pStyle w:val="Heading2"/>
@@ -17774,7 +17854,7 @@
         <w:t xml:space="preserve">shell inside it.</w:t>
       </w:r>
     </w:p>
-    <w:bookmarkStart w:id="778" w:name="X2976c747b22dda872c0e3492a1d308b95af7e0f"/>
+    <w:bookmarkStart w:id="794" w:name="X2976c747b22dda872c0e3492a1d308b95af7e0f"/>
     <w:p>
       <w:pPr>
         <w:pStyle w:val="Heading3"/>
@@ -17793,7 +17873,7 @@
       <w:r>
         <w:t xml:space="preserve"> </w:t>
       </w:r>
-      <w:hyperlink r:id="rId776">
+      <w:hyperlink r:id="rId792">
         <w:r>
           <w:rPr>
             <w:rStyle w:val="VerbatimChar"/>
@@ -17810,7 +17890,7 @@
       <w:r>
         <w:t xml:space="preserve"> </w:t>
       </w:r>
-      <w:hyperlink r:id="rId777">
+      <w:hyperlink r:id="rId793">
         <w:r>
           <w:rPr>
             <w:rStyle w:val="VerbatimChar"/>
@@ -18003,8 +18083,8 @@
         <w:t xml:space="preserve"># reattach to the most recent session</w:t>
       </w:r>
     </w:p>
-    <w:bookmarkEnd w:id="778"/>
-    <w:bookmarkStart w:id="784" w:name="reconnect-to-a-surviving-allocation"/>
+    <w:bookmarkEnd w:id="794"/>
+    <w:bookmarkStart w:id="800" w:name="reconnect-to-a-surviving-allocation"/>
     <w:p>
       <w:pPr>
         <w:pStyle w:val="Heading3"/>
@@ -18306,18 +18386,18 @@
                 <wp:inline>
                   <wp:extent cx="152400" cy="152400"/>
                   <wp:effectExtent b="0" l="0" r="0" t="0"/>
-                  <wp:docPr descr="" title="" id="780" name="Picture"/>
+                  <wp:docPr descr="" title="" id="796" name="Picture"/>
                   <a:graphic>
                     <a:graphicData uri="http://schemas.openxmlformats.org/drawingml/2006/picture">
                       <pic:pic>
                         <pic:nvPicPr>
-                          <pic:cNvPr descr="/opt/quarto/share/formats/docx/important.png" id="781" name="Picture"/>
+                          <pic:cNvPr descr="/opt/quarto/share/formats/docx/important.png" id="797" name="Picture"/>
                           <pic:cNvPicPr>
                             <a:picLocks noChangeArrowheads="1" noChangeAspect="1"/>
                           </pic:cNvPicPr>
                         </pic:nvPicPr>
                         <pic:blipFill>
-                          <a:blip r:embed="rId779"/>
+                          <a:blip r:embed="rId795"/>
                           <a:stretch>
                             <a:fillRect/>
                           </a:stretch>
@@ -18547,12 +18627,12 @@
                 <wp:inline>
                   <wp:extent cx="152400" cy="152400"/>
                   <wp:effectExtent b="0" l="0" r="0" t="0"/>
-                  <wp:docPr descr="" title="" id="782" name="Picture"/>
+                  <wp:docPr descr="" title="" id="798" name="Picture"/>
                   <a:graphic>
                     <a:graphicData uri="http://schemas.openxmlformats.org/drawingml/2006/picture">
                       <pic:pic>
                         <pic:nvPicPr>
-                          <pic:cNvPr descr="/opt/quarto/share/formats/docx/note.png" id="783" name="Picture"/>
+                          <pic:cNvPr descr="/opt/quarto/share/formats/docx/note.png" id="799" name="Picture"/>
                           <pic:cNvPicPr>
                             <a:picLocks noChangeArrowheads="1" noChangeAspect="1"/>
                           </pic:cNvPicPr>
@@ -18653,7 +18733,7 @@
             <w:r>
               <w:t xml:space="preserve"> </w:t>
             </w:r>
-            <w:hyperlink r:id="rId745">
+            <w:hyperlink r:id="rId761">
               <w:r>
                 <w:rPr>
                   <w:rStyle w:val="Hyperlink"/>
@@ -18672,9 +18752,9 @@
         </w:tc>
       </w:tr>
     </w:tbl>
-    <w:bookmarkEnd w:id="784"/>
-    <w:bookmarkEnd w:id="785"/>
-    <w:bookmarkStart w:id="790" w:name="storage-group-storage-access"/>
+    <w:bookmarkEnd w:id="800"/>
+    <w:bookmarkEnd w:id="801"/>
+    <w:bookmarkStart w:id="806" w:name="storage-group-storage-access"/>
     <w:p>
       <w:pPr>
         <w:pStyle w:val="Heading2"/>
@@ -18683,7 +18763,7 @@
         <w:t xml:space="preserve">18.8 Storage &amp; group storage access</w:t>
       </w:r>
     </w:p>
-    <w:bookmarkStart w:id="786" w:name="individual-storage"/>
+    <w:bookmarkStart w:id="802" w:name="individual-storage"/>
     <w:p>
       <w:pPr>
         <w:pStyle w:val="Heading3"/>
@@ -18905,7 +18985,7 @@
       <w:r>
         <w:t xml:space="preserve"> </w:t>
       </w:r>
-      <w:hyperlink r:id="rId745">
+      <w:hyperlink r:id="rId761">
         <w:r>
           <w:rPr>
             <w:rStyle w:val="Hyperlink"/>
@@ -18920,8 +19000,8 @@
         <w:t xml:space="preserve">for specific storage options and quotas.</w:t>
       </w:r>
     </w:p>
-    <w:bookmarkEnd w:id="786"/>
-    <w:bookmarkStart w:id="787" w:name="group-storage"/>
+    <w:bookmarkEnd w:id="802"/>
+    <w:bookmarkStart w:id="803" w:name="group-storage"/>
     <w:p>
       <w:pPr>
         <w:pStyle w:val="Heading3"/>
@@ -19065,8 +19145,8 @@
         <w:t xml:space="preserve">to see if you have permission to add files to group directories. Read the next section to ensure any directories you create have the right permissions.</w:t>
       </w:r>
     </w:p>
-    <w:bookmarkEnd w:id="787"/>
-    <w:bookmarkStart w:id="789" w:name="folder-permissions"/>
+    <w:bookmarkEnd w:id="803"/>
+    <w:bookmarkStart w:id="805" w:name="folder-permissions"/>
     <w:p>
       <w:pPr>
         <w:pStyle w:val="Heading3"/>
@@ -19226,7 +19306,7 @@
       <w:r>
         <w:t xml:space="preserve"> </w:t>
       </w:r>
-      <w:hyperlink r:id="rId788">
+      <w:hyperlink r:id="rId804">
         <w:r>
           <w:rPr>
             <w:rStyle w:val="Hyperlink"/>
@@ -19238,9 +19318,9 @@
         <w:t xml:space="preserve">.</w:t>
       </w:r>
     </w:p>
-    <w:bookmarkEnd w:id="789"/>
-    <w:bookmarkEnd w:id="790"/>
-    <w:bookmarkStart w:id="791" w:name="running-big-jobs"/>
+    <w:bookmarkEnd w:id="805"/>
+    <w:bookmarkEnd w:id="806"/>
+    <w:bookmarkStart w:id="807" w:name="running-big-jobs"/>
     <w:p>
       <w:pPr>
         <w:pStyle w:val="Heading2"/>
@@ -19841,9 +19921,9 @@
         <w:br w:type="page"/>
       </w:r>
     </w:p>
-    <w:bookmarkEnd w:id="791"/>
-    <w:bookmarkEnd w:id="792"/>
-    <w:bookmarkStart w:id="824" w:name="working-with-ai"/>
+    <w:bookmarkEnd w:id="807"/>
+    <w:bookmarkEnd w:id="808"/>
+    <w:bookmarkStart w:id="840" w:name="working-with-ai"/>
     <w:p>
       <w:pPr>
         <w:pStyle w:val="Heading1"/>
@@ -19868,7 +19948,7 @@
       <w:r>
         <w:t xml:space="preserve"> </w:t>
       </w:r>
-      <w:hyperlink r:id="rId793">
+      <w:hyperlink r:id="rId809">
         <w:r>
           <w:rPr>
             <w:rStyle w:val="Hyperlink"/>
@@ -19887,7 +19967,7 @@
       <w:r>
         <w:t xml:space="preserve"> </w:t>
       </w:r>
-      <w:hyperlink r:id="rId794">
+      <w:hyperlink r:id="rId810">
         <w:r>
           <w:rPr>
             <w:rStyle w:val="Hyperlink"/>
@@ -19909,60 +19989,60 @@
       <w:r>
         <w:t xml:space="preserve"> </w:t>
       </w:r>
-      <w:bookmarkStart w:id="795" w:name="sec-ai-disclosure"/>
-      <w:bookmarkEnd w:id="795"/>
-      <w:bookmarkStart w:id="796" w:name="sec-ai-journal-articles"/>
-      <w:bookmarkEnd w:id="796"/>
-      <w:r>
-        <w:t xml:space="preserve"> </w:t>
-      </w:r>
-      <w:bookmarkStart w:id="797" w:name="sec-ai-language-model"/>
-      <w:bookmarkEnd w:id="797"/>
-      <w:bookmarkStart w:id="798" w:name="sec-ai-harnesses"/>
-      <w:bookmarkEnd w:id="798"/>
-      <w:bookmarkStart w:id="799" w:name="sec-ai-agent-implementation"/>
-      <w:bookmarkEnd w:id="799"/>
-      <w:r>
-        <w:t xml:space="preserve"> </w:t>
-      </w:r>
-      <w:bookmarkStart w:id="800" w:name="sec-ai-harness-construction"/>
-      <w:bookmarkEnd w:id="800"/>
-      <w:bookmarkStart w:id="801" w:name="sec-ai-agent-program-kind"/>
-      <w:bookmarkEnd w:id="801"/>
-      <w:r>
-        <w:t xml:space="preserve"> </w:t>
-      </w:r>
-      <w:bookmarkStart w:id="802" w:name="sec-ai-harness-agent-relationship"/>
-      <w:bookmarkEnd w:id="802"/>
-      <w:bookmarkStart w:id="803" w:name="sec-ai-addressing-failing-workflows"/>
-      <w:bookmarkEnd w:id="803"/>
-      <w:r>
-        <w:t xml:space="preserve"> </w:t>
-      </w:r>
-      <w:bookmarkStart w:id="804" w:name="sec-ai-benefits-hazards"/>
-      <w:bookmarkEnd w:id="804"/>
-      <w:bookmarkStart w:id="805" w:name="sec-ai-best-practices"/>
-      <w:bookmarkEnd w:id="805"/>
-      <w:bookmarkStart w:id="806" w:name="sec-ai-offline"/>
-      <w:bookmarkEnd w:id="806"/>
-      <w:r>
-        <w:t xml:space="preserve"> </w:t>
-      </w:r>
-      <w:bookmarkStart w:id="807" w:name="sec-ai-copilot-settings"/>
-      <w:bookmarkEnd w:id="807"/>
-      <w:bookmarkStart w:id="808" w:name="sec-ai-agent-skills"/>
-      <w:bookmarkEnd w:id="808"/>
-      <w:bookmarkStart w:id="809" w:name="sec-ai-claude-cloud-env"/>
-      <w:bookmarkEnd w:id="809"/>
-      <w:r>
-        <w:t xml:space="preserve"> </w:t>
-      </w:r>
-      <w:bookmarkStart w:id="810" w:name="sec-ai-when-to-use"/>
-      <w:bookmarkEnd w:id="810"/>
-      <w:bookmarkStart w:id="811" w:name="sec-ai-claude-code-windows"/>
+      <w:bookmarkStart w:id="811" w:name="sec-ai-disclosure"/>
       <w:bookmarkEnd w:id="811"/>
-      <w:bookmarkStart w:id="812" w:name="sec-fully-clean"/>
+      <w:bookmarkStart w:id="812" w:name="sec-ai-journal-articles"/>
       <w:bookmarkEnd w:id="812"/>
+      <w:r>
+        <w:t xml:space="preserve"> </w:t>
+      </w:r>
+      <w:bookmarkStart w:id="813" w:name="sec-ai-language-model"/>
+      <w:bookmarkEnd w:id="813"/>
+      <w:bookmarkStart w:id="814" w:name="sec-ai-harnesses"/>
+      <w:bookmarkEnd w:id="814"/>
+      <w:bookmarkStart w:id="815" w:name="sec-ai-agent-implementation"/>
+      <w:bookmarkEnd w:id="815"/>
+      <w:r>
+        <w:t xml:space="preserve"> </w:t>
+      </w:r>
+      <w:bookmarkStart w:id="816" w:name="sec-ai-harness-construction"/>
+      <w:bookmarkEnd w:id="816"/>
+      <w:bookmarkStart w:id="817" w:name="sec-ai-agent-program-kind"/>
+      <w:bookmarkEnd w:id="817"/>
+      <w:r>
+        <w:t xml:space="preserve"> </w:t>
+      </w:r>
+      <w:bookmarkStart w:id="818" w:name="sec-ai-harness-agent-relationship"/>
+      <w:bookmarkEnd w:id="818"/>
+      <w:bookmarkStart w:id="819" w:name="sec-ai-addressing-failing-workflows"/>
+      <w:bookmarkEnd w:id="819"/>
+      <w:r>
+        <w:t xml:space="preserve"> </w:t>
+      </w:r>
+      <w:bookmarkStart w:id="820" w:name="sec-ai-benefits-hazards"/>
+      <w:bookmarkEnd w:id="820"/>
+      <w:bookmarkStart w:id="821" w:name="sec-ai-best-practices"/>
+      <w:bookmarkEnd w:id="821"/>
+      <w:bookmarkStart w:id="822" w:name="sec-ai-offline"/>
+      <w:bookmarkEnd w:id="822"/>
+      <w:r>
+        <w:t xml:space="preserve"> </w:t>
+      </w:r>
+      <w:bookmarkStart w:id="823" w:name="sec-ai-copilot-settings"/>
+      <w:bookmarkEnd w:id="823"/>
+      <w:bookmarkStart w:id="824" w:name="sec-ai-agent-skills"/>
+      <w:bookmarkEnd w:id="824"/>
+      <w:bookmarkStart w:id="825" w:name="sec-ai-claude-cloud-env"/>
+      <w:bookmarkEnd w:id="825"/>
+      <w:r>
+        <w:t xml:space="preserve"> </w:t>
+      </w:r>
+      <w:bookmarkStart w:id="826" w:name="sec-ai-when-to-use"/>
+      <w:bookmarkEnd w:id="826"/>
+      <w:bookmarkStart w:id="827" w:name="sec-ai-claude-code-windows"/>
+      <w:bookmarkEnd w:id="827"/>
+      <w:bookmarkStart w:id="828" w:name="sec-fully-clean"/>
+      <w:bookmarkEnd w:id="828"/>
     </w:p>
     <w:p>
       <w:pPr>
@@ -19971,7 +20051,7 @@
           <w:numId w:val="1048"/>
         </w:numPr>
       </w:pPr>
-      <w:hyperlink r:id="rId813">
+      <w:hyperlink r:id="rId829">
         <w:r>
           <w:rPr>
             <w:rStyle w:val="Hyperlink"/>
@@ -20004,7 +20084,7 @@
           <w:numId w:val="1048"/>
         </w:numPr>
       </w:pPr>
-      <w:hyperlink r:id="rId814">
+      <w:hyperlink r:id="rId830">
         <w:r>
           <w:rPr>
             <w:rStyle w:val="Hyperlink"/>
@@ -20043,7 +20123,7 @@
           <w:numId w:val="1048"/>
         </w:numPr>
       </w:pPr>
-      <w:hyperlink r:id="rId815">
+      <w:hyperlink r:id="rId831">
         <w:r>
           <w:rPr>
             <w:rStyle w:val="Hyperlink"/>
@@ -20124,12 +20204,12 @@
                 <wp:inline>
                   <wp:extent cx="152400" cy="152400"/>
                   <wp:effectExtent b="0" l="0" r="0" t="0"/>
-                  <wp:docPr descr="" title="" id="816" name="Picture"/>
+                  <wp:docPr descr="" title="" id="832" name="Picture"/>
                   <a:graphic>
                     <a:graphicData uri="http://schemas.openxmlformats.org/drawingml/2006/picture">
                       <pic:pic>
                         <pic:nvPicPr>
-                          <pic:cNvPr descr="/opt/quarto/share/formats/docx/note.png" id="817" name="Picture"/>
+                          <pic:cNvPr descr="/opt/quarto/share/formats/docx/note.png" id="833" name="Picture"/>
                           <pic:cNvPicPr>
                             <a:picLocks noChangeArrowheads="1" noChangeAspect="1"/>
                           </pic:cNvPicPr>
@@ -20241,7 +20321,7 @@
         </w:tc>
       </w:tr>
     </w:tbl>
-    <w:bookmarkStart w:id="823" w:name="sec-institutional-ai-access"/>
+    <w:bookmarkStart w:id="839" w:name="sec-institutional-ai-access"/>
     <w:p>
       <w:pPr>
         <w:pStyle w:val="Heading2"/>
@@ -20250,7 +20330,7 @@
         <w:t xml:space="preserve">19.1 Institutional AI account access</w:t>
       </w:r>
     </w:p>
-    <w:bookmarkStart w:id="819" w:name="uc-davis-health-openai-access"/>
+    <w:bookmarkStart w:id="835" w:name="uc-davis-health-openai-access"/>
     <w:p>
       <w:pPr>
         <w:pStyle w:val="Heading3"/>
@@ -20307,7 +20387,7 @@
       <w:r>
         <w:t xml:space="preserve"> </w:t>
       </w:r>
-      <w:hyperlink r:id="rId818">
+      <w:hyperlink r:id="rId834">
         <w:r>
           <w:rPr>
             <w:rStyle w:val="Hyperlink"/>
@@ -20367,8 +20447,8 @@
         <w:t xml:space="preserve">Once approved, follow the instructions in the confirmation email to join the UC Davis Health OpenAI workspace.</w:t>
       </w:r>
     </w:p>
-    <w:bookmarkEnd w:id="819"/>
-    <w:bookmarkStart w:id="821" w:name="uc-davis-campus-openai-access"/>
+    <w:bookmarkEnd w:id="835"/>
+    <w:bookmarkStart w:id="837" w:name="uc-davis-campus-openai-access"/>
     <w:p>
       <w:pPr>
         <w:pStyle w:val="Heading3"/>
@@ -20399,7 +20479,7 @@
       <w:r>
         <w:t xml:space="preserve"> </w:t>
       </w:r>
-      <w:hyperlink r:id="rId820">
+      <w:hyperlink r:id="rId836">
         <w:r>
           <w:rPr>
             <w:rStyle w:val="Hyperlink"/>
@@ -20414,8 +20494,8 @@
         <w:t xml:space="preserve">for setup instructions and eligibility details.</w:t>
       </w:r>
     </w:p>
-    <w:bookmarkEnd w:id="821"/>
-    <w:bookmarkStart w:id="822" w:name="data-security-and-compliance"/>
+    <w:bookmarkEnd w:id="837"/>
+    <w:bookmarkStart w:id="838" w:name="data-security-and-compliance"/>
     <w:p>
       <w:pPr>
         <w:pStyle w:val="Heading3"/>
@@ -20458,7 +20538,7 @@
       <w:r>
         <w:t xml:space="preserve"> </w:t>
       </w:r>
-      <w:hyperlink r:id="rId813">
+      <w:hyperlink r:id="rId829">
         <w:r>
           <w:rPr>
             <w:rStyle w:val="Hyperlink"/>
@@ -20475,10 +20555,10 @@
         <w:br w:type="page"/>
       </w:r>
     </w:p>
-    <w:bookmarkEnd w:id="822"/>
-    <w:bookmarkEnd w:id="823"/>
-    <w:bookmarkEnd w:id="824"/>
-    <w:bookmarkStart w:id="834" w:name="checklists"/>
+    <w:bookmarkEnd w:id="838"/>
+    <w:bookmarkEnd w:id="839"/>
+    <w:bookmarkEnd w:id="840"/>
+    <w:bookmarkStart w:id="850" w:name="checklists"/>
     <w:p>
       <w:pPr>
         <w:pStyle w:val="Heading1"/>
@@ -20487,7 +20567,7 @@
         <w:t xml:space="preserve">20. Checklists</w:t>
       </w:r>
     </w:p>
-    <w:bookmarkStart w:id="825" w:name="sec-onboarding-checklist"/>
+    <w:bookmarkStart w:id="841" w:name="sec-onboarding-checklist"/>
     <w:p>
       <w:pPr>
         <w:pStyle w:val="Heading2"/>
@@ -20621,7 +20701,7 @@
       <w:r>
         <w:t xml:space="preserve"> </w:t>
       </w:r>
-      <w:hyperlink r:id="rId310">
+      <w:hyperlink r:id="rId312">
         <w:r>
           <w:rPr>
             <w:rStyle w:val="Hyperlink"/>
@@ -20809,8 +20889,8 @@
         <w:t xml:space="preserve">to align on project objectives, onboarding timeline, and initial milestones.</w:t>
       </w:r>
     </w:p>
-    <w:bookmarkEnd w:id="825"/>
-    <w:bookmarkStart w:id="826" w:name="pre-analysis-plan-checklist"/>
+    <w:bookmarkEnd w:id="841"/>
+    <w:bookmarkStart w:id="842" w:name="pre-analysis-plan-checklist"/>
     <w:p>
       <w:pPr>
         <w:pStyle w:val="Heading2"/>
@@ -20999,8 +21079,8 @@
         <w:t xml:space="preserve">Negative control analyses</w:t>
       </w:r>
     </w:p>
-    <w:bookmarkEnd w:id="826"/>
-    <w:bookmarkStart w:id="827" w:name="code-checklist"/>
+    <w:bookmarkEnd w:id="842"/>
+    <w:bookmarkStart w:id="843" w:name="code-checklist"/>
     <w:p>
       <w:pPr>
         <w:pStyle w:val="Heading2"/>
@@ -21083,7 +21163,7 @@
       <w:r>
         <w:t xml:space="preserve"> </w:t>
       </w:r>
-      <w:hyperlink r:id="rId310">
+      <w:hyperlink r:id="rId312">
         <w:r>
           <w:rPr>
             <w:rStyle w:val="Hyperlink"/>
@@ -21107,8 +21187,8 @@
         <w:t xml:space="preserve">Are all warnings ignorable? Should any warnings be intentionally suppressed or addressed?</w:t>
       </w:r>
     </w:p>
-    <w:bookmarkEnd w:id="827"/>
-    <w:bookmarkStart w:id="829" w:name="manuscript-checklist"/>
+    <w:bookmarkEnd w:id="843"/>
+    <w:bookmarkStart w:id="845" w:name="manuscript-checklist"/>
     <w:p>
       <w:pPr>
         <w:pStyle w:val="Heading2"/>
@@ -21437,7 +21517,7 @@
       <w:r>
         <w:t xml:space="preserve"> </w:t>
       </w:r>
-      <w:hyperlink r:id="rId828">
+      <w:hyperlink r:id="rId844">
         <w:r>
           <w:rPr>
             <w:rStyle w:val="Hyperlink"/>
@@ -21482,8 +21562,8 @@
         <w:t xml:space="preserve">for author contributions?</w:t>
       </w:r>
     </w:p>
-    <w:bookmarkEnd w:id="829"/>
-    <w:bookmarkStart w:id="832" w:name="figure-checklist"/>
+    <w:bookmarkEnd w:id="845"/>
+    <w:bookmarkStart w:id="848" w:name="figure-checklist"/>
     <w:p>
       <w:pPr>
         <w:pStyle w:val="Heading2"/>
@@ -21554,7 +21634,7 @@
       <w:r>
         <w:t xml:space="preserve"> </w:t>
       </w:r>
-      <w:hyperlink r:id="rId830">
+      <w:hyperlink r:id="rId846">
         <w:r>
           <w:rPr>
             <w:rStyle w:val="Hyperlink"/>
@@ -21568,7 +21648,7 @@
       <w:r>
         <w:t xml:space="preserve"> </w:t>
       </w:r>
-      <w:hyperlink r:id="rId831">
+      <w:hyperlink r:id="rId847">
         <w:r>
           <w:rPr>
             <w:rStyle w:val="Hyperlink"/>
@@ -21634,8 +21714,8 @@
         <w:t xml:space="preserve">Are 95% confidence intervals or other measures of precision shown, if applicable?</w:t>
       </w:r>
     </w:p>
-    <w:bookmarkEnd w:id="832"/>
-    <w:bookmarkStart w:id="833" w:name="sec-offboarding-checklist"/>
+    <w:bookmarkEnd w:id="848"/>
+    <w:bookmarkStart w:id="849" w:name="sec-offboarding-checklist"/>
     <w:p>
       <w:pPr>
         <w:pStyle w:val="Heading2"/>
@@ -21925,9 +22005,9 @@
         <w:br w:type="page"/>
       </w:r>
     </w:p>
-    <w:bookmarkEnd w:id="833"/>
-    <w:bookmarkEnd w:id="834"/>
-    <w:bookmarkStart w:id="926" w:name="resources"/>
+    <w:bookmarkEnd w:id="849"/>
+    <w:bookmarkEnd w:id="850"/>
+    <w:bookmarkStart w:id="942" w:name="resources"/>
     <w:p>
       <w:pPr>
         <w:pStyle w:val="Heading1"/>
@@ -21936,7 +22016,7 @@
         <w:t xml:space="preserve">21. Resources</w:t>
       </w:r>
     </w:p>
-    <w:bookmarkStart w:id="865" w:name="resources-for-r"/>
+    <w:bookmarkStart w:id="881" w:name="resources-for-r"/>
     <w:p>
       <w:pPr>
         <w:pStyle w:val="Heading2"/>
@@ -21945,7 +22025,7 @@
         <w:t xml:space="preserve">21.1 Resources for R</w:t>
       </w:r>
     </w:p>
-    <w:bookmarkStart w:id="839" w:name="books-and-comprehensive-guides"/>
+    <w:bookmarkStart w:id="855" w:name="books-and-comprehensive-guides"/>
     <w:p>
       <w:pPr>
         <w:pStyle w:val="Heading3"/>
@@ -22010,7 +22090,7 @@
           <w:numId w:val="1113"/>
         </w:numPr>
       </w:pPr>
-      <w:hyperlink r:id="rId835">
+      <w:hyperlink r:id="rId851">
         <w:r>
           <w:rPr>
             <w:rStyle w:val="Hyperlink"/>
@@ -22129,7 +22209,7 @@
           <w:numId w:val="1113"/>
         </w:numPr>
       </w:pPr>
-      <w:hyperlink r:id="rId836">
+      <w:hyperlink r:id="rId852">
         <w:r>
           <w:rPr>
             <w:rStyle w:val="Hyperlink"/>
@@ -22146,7 +22226,7 @@
       <w:r>
         <w:t xml:space="preserve"> </w:t>
       </w:r>
-      <w:hyperlink r:id="rId837">
+      <w:hyperlink r:id="rId853">
         <w:r>
           <w:rPr>
             <w:rStyle w:val="VerbatimChar"/>
@@ -22166,7 +22246,7 @@
           <w:numId w:val="1113"/>
         </w:numPr>
       </w:pPr>
-      <w:hyperlink r:id="rId838">
+      <w:hyperlink r:id="rId854">
         <w:r>
           <w:rPr>
             <w:rStyle w:val="Hyperlink"/>
@@ -22181,8 +22261,8 @@
         <w:t xml:space="preserve">- email Kristen for access</w:t>
       </w:r>
     </w:p>
-    <w:bookmarkEnd w:id="839"/>
-    <w:bookmarkStart w:id="844" w:name="uc-davis-datalab-workshops-and-tutorials"/>
+    <w:bookmarkEnd w:id="855"/>
+    <w:bookmarkStart w:id="860" w:name="uc-davis-datalab-workshops-and-tutorials"/>
     <w:p>
       <w:pPr>
         <w:pStyle w:val="Heading3"/>
@@ -22201,7 +22281,7 @@
       <w:r>
         <w:t xml:space="preserve"> </w:t>
       </w:r>
-      <w:hyperlink r:id="rId728">
+      <w:hyperlink r:id="rId744">
         <w:r>
           <w:rPr>
             <w:rStyle w:val="Hyperlink"/>
@@ -22224,7 +22304,7 @@
           <w:numId w:val="1114"/>
         </w:numPr>
       </w:pPr>
-      <w:hyperlink r:id="rId840">
+      <w:hyperlink r:id="rId856">
         <w:r>
           <w:rPr>
             <w:rStyle w:val="Hyperlink"/>
@@ -22247,7 +22327,7 @@
           <w:numId w:val="1114"/>
         </w:numPr>
       </w:pPr>
-      <w:hyperlink r:id="rId841">
+      <w:hyperlink r:id="rId857">
         <w:r>
           <w:rPr>
             <w:rStyle w:val="Hyperlink"/>
@@ -22270,7 +22350,7 @@
           <w:numId w:val="1114"/>
         </w:numPr>
       </w:pPr>
-      <w:hyperlink r:id="rId842">
+      <w:hyperlink r:id="rId858">
         <w:r>
           <w:rPr>
             <w:rStyle w:val="Hyperlink"/>
@@ -22293,7 +22373,7 @@
           <w:numId w:val="1114"/>
         </w:numPr>
       </w:pPr>
-      <w:hyperlink r:id="rId843">
+      <w:hyperlink r:id="rId859">
         <w:r>
           <w:rPr>
             <w:rStyle w:val="Hyperlink"/>
@@ -22308,8 +22388,8 @@
         <w:t xml:space="preserve">- setup instructions for data science software</w:t>
       </w:r>
     </w:p>
-    <w:bookmarkEnd w:id="844"/>
-    <w:bookmarkStart w:id="850" w:name="cheat-sheets"/>
+    <w:bookmarkEnd w:id="860"/>
+    <w:bookmarkStart w:id="866" w:name="cheat-sheets"/>
     <w:p>
       <w:pPr>
         <w:pStyle w:val="Heading3"/>
@@ -22326,7 +22406,7 @@
           <w:numId w:val="1115"/>
         </w:numPr>
       </w:pPr>
-      <w:hyperlink r:id="rId845">
+      <w:hyperlink r:id="rId861">
         <w:r>
           <w:rPr>
             <w:rStyle w:val="Hyperlink"/>
@@ -22343,7 +22423,7 @@
           <w:numId w:val="1115"/>
         </w:numPr>
       </w:pPr>
-      <w:hyperlink r:id="rId846">
+      <w:hyperlink r:id="rId862">
         <w:r>
           <w:rPr>
             <w:rStyle w:val="Hyperlink"/>
@@ -22360,7 +22440,7 @@
           <w:numId w:val="1115"/>
         </w:numPr>
       </w:pPr>
-      <w:hyperlink r:id="rId847">
+      <w:hyperlink r:id="rId863">
         <w:r>
           <w:rPr>
             <w:rStyle w:val="Hyperlink"/>
@@ -22377,7 +22457,7 @@
           <w:numId w:val="1115"/>
         </w:numPr>
       </w:pPr>
-      <w:hyperlink r:id="rId848">
+      <w:hyperlink r:id="rId864">
         <w:r>
           <w:rPr>
             <w:rStyle w:val="Hyperlink"/>
@@ -22394,7 +22474,7 @@
           <w:numId w:val="1115"/>
         </w:numPr>
       </w:pPr>
-      <w:hyperlink r:id="rId849">
+      <w:hyperlink r:id="rId865">
         <w:r>
           <w:rPr>
             <w:rStyle w:val="Hyperlink"/>
@@ -22403,8 +22483,8 @@
         </w:r>
       </w:hyperlink>
     </w:p>
-    <w:bookmarkEnd w:id="850"/>
-    <w:bookmarkStart w:id="852" w:name="style-and-best-practices"/>
+    <w:bookmarkEnd w:id="866"/>
+    <w:bookmarkStart w:id="868" w:name="style-and-best-practices"/>
     <w:p>
       <w:pPr>
         <w:pStyle w:val="Heading3"/>
@@ -22421,7 +22501,7 @@
           <w:numId w:val="1116"/>
         </w:numPr>
       </w:pPr>
-      <w:hyperlink r:id="rId851">
+      <w:hyperlink r:id="rId867">
         <w:r>
           <w:rPr>
             <w:rStyle w:val="Hyperlink"/>
@@ -22430,8 +22510,8 @@
         </w:r>
       </w:hyperlink>
     </w:p>
-    <w:bookmarkEnd w:id="852"/>
-    <w:bookmarkStart w:id="853" w:name="data-documentation-and-dictionaries"/>
+    <w:bookmarkEnd w:id="868"/>
+    <w:bookmarkStart w:id="869" w:name="data-documentation-and-dictionaries"/>
     <w:p>
       <w:pPr>
         <w:pStyle w:val="Heading3"/>
@@ -22448,7 +22528,7 @@
           <w:numId w:val="1117"/>
         </w:numPr>
       </w:pPr>
-      <w:hyperlink r:id="rId736">
+      <w:hyperlink r:id="rId752">
         <w:r>
           <w:rPr>
             <w:rStyle w:val="Hyperlink"/>
@@ -22463,8 +22543,8 @@
         <w:t xml:space="preserve">- open specification and CLI tool for creating, validating, and documenting data dictionaries in YAML format</w:t>
       </w:r>
     </w:p>
-    <w:bookmarkEnd w:id="853"/>
-    <w:bookmarkStart w:id="858" w:name="tidy-evaluation-resources"/>
+    <w:bookmarkEnd w:id="869"/>
+    <w:bookmarkStart w:id="874" w:name="tidy-evaluation-resources"/>
     <w:p>
       <w:pPr>
         <w:pStyle w:val="Heading3"/>
@@ -22481,7 +22561,7 @@
           <w:numId w:val="1118"/>
         </w:numPr>
       </w:pPr>
-      <w:hyperlink r:id="rId854">
+      <w:hyperlink r:id="rId870">
         <w:r>
           <w:rPr>
             <w:rStyle w:val="Hyperlink"/>
@@ -22504,7 +22584,7 @@
           <w:numId w:val="1118"/>
         </w:numPr>
       </w:pPr>
-      <w:hyperlink r:id="rId855">
+      <w:hyperlink r:id="rId871">
         <w:r>
           <w:rPr>
             <w:rStyle w:val="Hyperlink"/>
@@ -22527,7 +22607,7 @@
           <w:numId w:val="1118"/>
         </w:numPr>
       </w:pPr>
-      <w:hyperlink r:id="rId856">
+      <w:hyperlink r:id="rId872">
         <w:r>
           <w:rPr>
             <w:rStyle w:val="Hyperlink"/>
@@ -22550,7 +22630,7 @@
           <w:numId w:val="1118"/>
         </w:numPr>
       </w:pPr>
-      <w:hyperlink r:id="rId857">
+      <w:hyperlink r:id="rId873">
         <w:r>
           <w:rPr>
             <w:rStyle w:val="Hyperlink"/>
@@ -22573,7 +22653,7 @@
           <w:numId w:val="1118"/>
         </w:numPr>
       </w:pPr>
-      <w:hyperlink r:id="rId855">
+      <w:hyperlink r:id="rId871">
         <w:r>
           <w:rPr>
             <w:rStyle w:val="Hyperlink"/>
@@ -22588,8 +22668,8 @@
         <w:t xml:space="preserve">(package vignette)</w:t>
       </w:r>
     </w:p>
-    <w:bookmarkEnd w:id="858"/>
-    <w:bookmarkStart w:id="864" w:name="continuous-integration-for-r"/>
+    <w:bookmarkEnd w:id="874"/>
+    <w:bookmarkStart w:id="880" w:name="continuous-integration-for-r"/>
     <w:p>
       <w:pPr>
         <w:pStyle w:val="Heading3"/>
@@ -22606,7 +22686,7 @@
           <w:numId w:val="1119"/>
         </w:numPr>
       </w:pPr>
-      <w:hyperlink r:id="rId859">
+      <w:hyperlink r:id="rId875">
         <w:r>
           <w:rPr>
             <w:rStyle w:val="Hyperlink"/>
@@ -22641,7 +22721,7 @@
           <w:numId w:val="1119"/>
         </w:numPr>
       </w:pPr>
-      <w:hyperlink r:id="rId860">
+      <w:hyperlink r:id="rId876">
         <w:r>
           <w:rPr>
             <w:rStyle w:val="Hyperlink"/>
@@ -22670,7 +22750,7 @@
       <w:r>
         <w:t xml:space="preserve"> </w:t>
       </w:r>
-      <w:hyperlink r:id="rId861">
+      <w:hyperlink r:id="rId877">
         <w:r>
           <w:rPr>
             <w:rStyle w:val="Hyperlink"/>
@@ -22693,7 +22773,7 @@
           <w:numId w:val="1119"/>
         </w:numPr>
       </w:pPr>
-      <w:hyperlink r:id="rId862">
+      <w:hyperlink r:id="rId878">
         <w:r>
           <w:rPr>
             <w:rStyle w:val="Hyperlink"/>
@@ -22734,7 +22814,7 @@
           <w:numId w:val="1119"/>
         </w:numPr>
       </w:pPr>
-      <w:hyperlink r:id="rId863">
+      <w:hyperlink r:id="rId879">
         <w:r>
           <w:rPr>
             <w:rStyle w:val="Hyperlink"/>
@@ -22761,9 +22841,9 @@
         <w:t xml:space="preserve">for testing the Shiny ecosystem across GitHub Actions runner environments</w:t>
       </w:r>
     </w:p>
-    <w:bookmarkEnd w:id="864"/>
-    <w:bookmarkEnd w:id="865"/>
-    <w:bookmarkStart w:id="877" w:name="resources-for-git-github"/>
+    <w:bookmarkEnd w:id="880"/>
+    <w:bookmarkEnd w:id="881"/>
+    <w:bookmarkStart w:id="893" w:name="resources-for-git-github"/>
     <w:p>
       <w:pPr>
         <w:pStyle w:val="Heading2"/>
@@ -22804,7 +22884,7 @@
           <w:numId w:val="1120"/>
         </w:numPr>
       </w:pPr>
-      <w:hyperlink r:id="rId866">
+      <w:hyperlink r:id="rId882">
         <w:r>
           <w:rPr>
             <w:rStyle w:val="Hyperlink"/>
@@ -22833,7 +22913,7 @@
           <w:numId w:val="1120"/>
         </w:numPr>
       </w:pPr>
-      <w:hyperlink r:id="rId867">
+      <w:hyperlink r:id="rId883">
         <w:r>
           <w:rPr>
             <w:rStyle w:val="Hyperlink"/>
@@ -22850,7 +22930,7 @@
           <w:numId w:val="1120"/>
         </w:numPr>
       </w:pPr>
-      <w:hyperlink r:id="rId868">
+      <w:hyperlink r:id="rId884">
         <w:r>
           <w:rPr>
             <w:rStyle w:val="Hyperlink"/>
@@ -22873,7 +22953,7 @@
           <w:numId w:val="1120"/>
         </w:numPr>
       </w:pPr>
-      <w:hyperlink r:id="rId869">
+      <w:hyperlink r:id="rId885">
         <w:r>
           <w:rPr>
             <w:rStyle w:val="Hyperlink"/>
@@ -22890,7 +22970,7 @@
       <w:r>
         <w:t xml:space="preserve"> </w:t>
       </w:r>
-      <w:hyperlink r:id="rId870">
+      <w:hyperlink r:id="rId886">
         <w:r>
           <w:rPr>
             <w:rStyle w:val="Hyperlink"/>
@@ -22913,7 +22993,7 @@
           <w:numId w:val="1120"/>
         </w:numPr>
       </w:pPr>
-      <w:hyperlink r:id="rId871">
+      <w:hyperlink r:id="rId887">
         <w:r>
           <w:rPr>
             <w:rStyle w:val="Hyperlink"/>
@@ -22936,7 +23016,7 @@
           <w:numId w:val="1120"/>
         </w:numPr>
       </w:pPr>
-      <w:hyperlink r:id="rId872">
+      <w:hyperlink r:id="rId888">
         <w:r>
           <w:rPr>
             <w:rStyle w:val="Hyperlink"/>
@@ -22965,7 +23045,7 @@
           <w:numId w:val="1120"/>
         </w:numPr>
       </w:pPr>
-      <w:hyperlink r:id="rId873">
+      <w:hyperlink r:id="rId889">
         <w:r>
           <w:rPr>
             <w:rStyle w:val="Hyperlink"/>
@@ -22994,7 +23074,7 @@
           <w:numId w:val="1120"/>
         </w:numPr>
       </w:pPr>
-      <w:hyperlink r:id="rId874">
+      <w:hyperlink r:id="rId890">
         <w:r>
           <w:rPr>
             <w:rStyle w:val="Hyperlink"/>
@@ -23023,7 +23103,7 @@
       <w:r>
         <w:t xml:space="preserve"> </w:t>
       </w:r>
-      <w:hyperlink r:id="rId875">
+      <w:hyperlink r:id="rId891">
         <w:r>
           <w:rPr>
             <w:rStyle w:val="Hyperlink"/>
@@ -23040,7 +23120,7 @@
       <w:r>
         <w:t xml:space="preserve"> </w:t>
       </w:r>
-      <w:hyperlink r:id="rId876">
+      <w:hyperlink r:id="rId892">
         <w:r>
           <w:rPr>
             <w:rStyle w:val="Hyperlink"/>
@@ -23052,8 +23132,8 @@
         <w:t xml:space="preserve">)</w:t>
       </w:r>
     </w:p>
-    <w:bookmarkEnd w:id="877"/>
-    <w:bookmarkStart w:id="880" w:name="practical-computing-and-command-line"/>
+    <w:bookmarkEnd w:id="893"/>
+    <w:bookmarkStart w:id="896" w:name="practical-computing-and-command-line"/>
     <w:p>
       <w:pPr>
         <w:pStyle w:val="Heading2"/>
@@ -23070,7 +23150,7 @@
           <w:numId w:val="1121"/>
         </w:numPr>
       </w:pPr>
-      <w:hyperlink r:id="rId878">
+      <w:hyperlink r:id="rId894">
         <w:r>
           <w:rPr>
             <w:rStyle w:val="Hyperlink"/>
@@ -23108,7 +23188,7 @@
       <w:r>
         <w:t xml:space="preserve">(</w:t>
       </w:r>
-      <w:hyperlink r:id="rId879">
+      <w:hyperlink r:id="rId895">
         <w:r>
           <w:rPr>
             <w:rStyle w:val="Hyperlink"/>
@@ -23120,8 +23200,8 @@
         <w:t xml:space="preserve">)</w:t>
       </w:r>
     </w:p>
-    <w:bookmarkEnd w:id="880"/>
-    <w:bookmarkStart w:id="884" w:name="resources-for-python"/>
+    <w:bookmarkEnd w:id="896"/>
+    <w:bookmarkStart w:id="900" w:name="resources-for-python"/>
     <w:p>
       <w:pPr>
         <w:pStyle w:val="Heading2"/>
@@ -23138,7 +23218,7 @@
           <w:numId w:val="1122"/>
         </w:numPr>
       </w:pPr>
-      <w:hyperlink r:id="rId881">
+      <w:hyperlink r:id="rId897">
         <w:r>
           <w:rPr>
             <w:rStyle w:val="Hyperlink"/>
@@ -23161,7 +23241,7 @@
           <w:numId w:val="1122"/>
         </w:numPr>
       </w:pPr>
-      <w:hyperlink r:id="rId882">
+      <w:hyperlink r:id="rId898">
         <w:r>
           <w:rPr>
             <w:rStyle w:val="Hyperlink"/>
@@ -23184,7 +23264,7 @@
           <w:numId w:val="1122"/>
         </w:numPr>
       </w:pPr>
-      <w:hyperlink r:id="rId883">
+      <w:hyperlink r:id="rId899">
         <w:r>
           <w:rPr>
             <w:rStyle w:val="Hyperlink"/>
@@ -23217,8 +23297,8 @@
         <w:t xml:space="preserve">and strategies for sharing executed notebooks</w:t>
       </w:r>
     </w:p>
-    <w:bookmarkEnd w:id="884"/>
-    <w:bookmarkStart w:id="886" w:name="resources-for-julia"/>
+    <w:bookmarkEnd w:id="900"/>
+    <w:bookmarkStart w:id="902" w:name="resources-for-julia"/>
     <w:p>
       <w:pPr>
         <w:pStyle w:val="Heading2"/>
@@ -23235,7 +23315,7 @@
           <w:numId w:val="1123"/>
         </w:numPr>
       </w:pPr>
-      <w:hyperlink r:id="rId885">
+      <w:hyperlink r:id="rId901">
         <w:r>
           <w:rPr>
             <w:rStyle w:val="Hyperlink"/>
@@ -23250,8 +23330,8 @@
         <w:t xml:space="preserve">- foundational Julia programming</w:t>
       </w:r>
     </w:p>
-    <w:bookmarkEnd w:id="886"/>
-    <w:bookmarkStart w:id="889" w:name="artificial-intelligence-coding-agents"/>
+    <w:bookmarkEnd w:id="902"/>
+    <w:bookmarkStart w:id="905" w:name="artificial-intelligence-coding-agents"/>
     <w:p>
       <w:pPr>
         <w:pStyle w:val="Heading2"/>
@@ -23268,7 +23348,7 @@
           <w:numId w:val="1124"/>
         </w:numPr>
       </w:pPr>
-      <w:hyperlink r:id="rId793">
+      <w:hyperlink r:id="rId809">
         <w:r>
           <w:rPr>
             <w:rStyle w:val="Hyperlink"/>
@@ -23297,7 +23377,7 @@
           <w:numId w:val="1124"/>
         </w:numPr>
       </w:pPr>
-      <w:hyperlink r:id="rId887">
+      <w:hyperlink r:id="rId903">
         <w:r>
           <w:rPr>
             <w:rStyle w:val="Hyperlink"/>
@@ -23326,7 +23406,7 @@
           <w:numId w:val="1124"/>
         </w:numPr>
       </w:pPr>
-      <w:hyperlink r:id="rId888">
+      <w:hyperlink r:id="rId904">
         <w:r>
           <w:rPr>
             <w:rStyle w:val="VerbatimChar"/>
@@ -23347,8 +23427,8 @@
         <w:t xml:space="preserve">providing a unified LLM API, interactive TUI, and terminal coding agent CLI</w:t>
       </w:r>
     </w:p>
-    <w:bookmarkEnd w:id="889"/>
-    <w:bookmarkStart w:id="891" w:name="scientific-figures"/>
+    <w:bookmarkEnd w:id="905"/>
+    <w:bookmarkStart w:id="907" w:name="scientific-figures"/>
     <w:p>
       <w:pPr>
         <w:pStyle w:val="Heading2"/>
@@ -23383,7 +23463,7 @@
           <w:numId w:val="1125"/>
         </w:numPr>
       </w:pPr>
-      <w:hyperlink r:id="rId890">
+      <w:hyperlink r:id="rId906">
         <w:r>
           <w:rPr>
             <w:rStyle w:val="Hyperlink"/>
@@ -23404,8 +23484,8 @@
         <w:t xml:space="preserve">with sidenotes, typography, and tight integration of graphics with text</w:t>
       </w:r>
     </w:p>
-    <w:bookmarkEnd w:id="891"/>
-    <w:bookmarkStart w:id="895" w:name="writing"/>
+    <w:bookmarkEnd w:id="907"/>
+    <w:bookmarkStart w:id="911" w:name="writing"/>
     <w:p>
       <w:pPr>
         <w:pStyle w:val="Heading2"/>
@@ -23476,7 +23556,7 @@
           <w:numId w:val="1126"/>
         </w:numPr>
       </w:pPr>
-      <w:hyperlink r:id="rId892">
+      <w:hyperlink r:id="rId908">
         <w:r>
           <w:rPr>
             <w:rStyle w:val="Hyperlink"/>
@@ -23493,7 +23573,7 @@
           <w:numId w:val="1126"/>
         </w:numPr>
       </w:pPr>
-      <w:hyperlink r:id="rId893">
+      <w:hyperlink r:id="rId909">
         <w:r>
           <w:rPr>
             <w:rStyle w:val="Hyperlink"/>
@@ -23516,7 +23596,7 @@
           <w:numId w:val="1126"/>
         </w:numPr>
       </w:pPr>
-      <w:hyperlink r:id="rId894">
+      <w:hyperlink r:id="rId910">
         <w:r>
           <w:rPr>
             <w:rStyle w:val="Hyperlink"/>
@@ -23525,8 +23605,8 @@
         </w:r>
       </w:hyperlink>
     </w:p>
-    <w:bookmarkEnd w:id="895"/>
-    <w:bookmarkStart w:id="899" w:name="presentations"/>
+    <w:bookmarkEnd w:id="911"/>
+    <w:bookmarkStart w:id="915" w:name="presentations"/>
     <w:p>
       <w:pPr>
         <w:pStyle w:val="Heading2"/>
@@ -23561,7 +23641,7 @@
           <w:numId w:val="1127"/>
         </w:numPr>
       </w:pPr>
-      <w:hyperlink r:id="rId896">
+      <w:hyperlink r:id="rId912">
         <w:r>
           <w:rPr>
             <w:rStyle w:val="Hyperlink"/>
@@ -23578,7 +23658,7 @@
           <w:numId w:val="1127"/>
         </w:numPr>
       </w:pPr>
-      <w:hyperlink r:id="rId897">
+      <w:hyperlink r:id="rId913">
         <w:r>
           <w:rPr>
             <w:rStyle w:val="Hyperlink"/>
@@ -23595,7 +23675,7 @@
           <w:numId w:val="1127"/>
         </w:numPr>
       </w:pPr>
-      <w:hyperlink r:id="rId898">
+      <w:hyperlink r:id="rId914">
         <w:r>
           <w:rPr>
             <w:rStyle w:val="Hyperlink"/>
@@ -23604,8 +23684,8 @@
         </w:r>
       </w:hyperlink>
     </w:p>
-    <w:bookmarkEnd w:id="899"/>
-    <w:bookmarkStart w:id="902" w:name="professional-advice"/>
+    <w:bookmarkEnd w:id="915"/>
+    <w:bookmarkStart w:id="918" w:name="professional-advice"/>
     <w:p>
       <w:pPr>
         <w:pStyle w:val="Heading2"/>
@@ -23622,7 +23702,7 @@
           <w:numId w:val="1128"/>
         </w:numPr>
       </w:pPr>
-      <w:hyperlink r:id="rId900">
+      <w:hyperlink r:id="rId916">
         <w:r>
           <w:rPr>
             <w:rStyle w:val="Hyperlink"/>
@@ -23639,7 +23719,7 @@
           <w:numId w:val="1128"/>
         </w:numPr>
       </w:pPr>
-      <w:hyperlink r:id="rId901">
+      <w:hyperlink r:id="rId917">
         <w:r>
           <w:rPr>
             <w:rStyle w:val="Hyperlink"/>
@@ -23648,8 +23728,8 @@
         </w:r>
       </w:hyperlink>
     </w:p>
-    <w:bookmarkEnd w:id="902"/>
-    <w:bookmarkStart w:id="905" w:name="funding"/>
+    <w:bookmarkEnd w:id="918"/>
+    <w:bookmarkStart w:id="921" w:name="funding"/>
     <w:p>
       <w:pPr>
         <w:pStyle w:val="Heading2"/>
@@ -23666,7 +23746,7 @@
           <w:numId w:val="1129"/>
         </w:numPr>
       </w:pPr>
-      <w:hyperlink r:id="rId903">
+      <w:hyperlink r:id="rId919">
         <w:r>
           <w:rPr>
             <w:rStyle w:val="Hyperlink"/>
@@ -23683,7 +23763,7 @@
           <w:numId w:val="1129"/>
         </w:numPr>
       </w:pPr>
-      <w:hyperlink r:id="rId904">
+      <w:hyperlink r:id="rId920">
         <w:r>
           <w:rPr>
             <w:rStyle w:val="Hyperlink"/>
@@ -23692,8 +23772,8 @@
         </w:r>
       </w:hyperlink>
     </w:p>
-    <w:bookmarkEnd w:id="905"/>
-    <w:bookmarkStart w:id="908" w:name="ethics-and-global-health-research"/>
+    <w:bookmarkEnd w:id="921"/>
+    <w:bookmarkStart w:id="924" w:name="ethics-and-global-health-research"/>
     <w:p>
       <w:pPr>
         <w:pStyle w:val="Heading2"/>
@@ -23710,7 +23790,7 @@
           <w:numId w:val="1130"/>
         </w:numPr>
       </w:pPr>
-      <w:hyperlink r:id="rId906">
+      <w:hyperlink r:id="rId922">
         <w:r>
           <w:rPr>
             <w:rStyle w:val="Hyperlink"/>
@@ -23754,7 +23834,7 @@
           <w:numId w:val="1130"/>
         </w:numPr>
       </w:pPr>
-      <w:hyperlink r:id="rId907">
+      <w:hyperlink r:id="rId923">
         <w:r>
           <w:rPr>
             <w:rStyle w:val="Hyperlink"/>
@@ -23763,8 +23843,8 @@
         </w:r>
       </w:hyperlink>
     </w:p>
-    <w:bookmarkEnd w:id="908"/>
-    <w:bookmarkStart w:id="912" w:name="X951a5c013bfaeeb3379a0aa152a80b856716558"/>
+    <w:bookmarkEnd w:id="924"/>
+    <w:bookmarkStart w:id="928" w:name="X951a5c013bfaeeb3379a0aa152a80b856716558"/>
     <w:p>
       <w:pPr>
         <w:pStyle w:val="Heading2"/>
@@ -23781,7 +23861,7 @@
           <w:numId w:val="1131"/>
         </w:numPr>
       </w:pPr>
-      <w:hyperlink r:id="rId909">
+      <w:hyperlink r:id="rId925">
         <w:r>
           <w:rPr>
             <w:rStyle w:val="Hyperlink"/>
@@ -23804,7 +23884,7 @@
       <w:r>
         <w:t xml:space="preserve"> </w:t>
       </w:r>
-      <w:hyperlink r:id="rId910">
+      <w:hyperlink r:id="rId926">
         <w:r>
           <w:rPr>
             <w:rStyle w:val="Hyperlink"/>
@@ -23845,7 +23925,7 @@
           <w:numId w:val="1131"/>
         </w:numPr>
       </w:pPr>
-      <w:hyperlink r:id="rId911">
+      <w:hyperlink r:id="rId927">
         <w:r>
           <w:rPr>
             <w:rStyle w:val="Hyperlink"/>
@@ -23884,8 +23964,8 @@
         <w:t xml:space="preserve">and shared open tooling.</w:t>
       </w:r>
     </w:p>
-    <w:bookmarkEnd w:id="912"/>
-    <w:bookmarkStart w:id="923" w:name="comparable-lab-manuals"/>
+    <w:bookmarkEnd w:id="928"/>
+    <w:bookmarkStart w:id="939" w:name="comparable-lab-manuals"/>
     <w:p>
       <w:pPr>
         <w:pStyle w:val="Heading2"/>
@@ -23922,7 +24002,7 @@
           <w:numId w:val="1132"/>
         </w:numPr>
       </w:pPr>
-      <w:hyperlink r:id="rId913">
+      <w:hyperlink r:id="rId929">
         <w:r>
           <w:rPr>
             <w:rStyle w:val="Hyperlink"/>
@@ -23936,7 +24016,7 @@
       <w:r>
         <w:t xml:space="preserve">(</w:t>
       </w:r>
-      <w:hyperlink r:id="rId914">
+      <w:hyperlink r:id="rId930">
         <w:r>
           <w:rPr>
             <w:rStyle w:val="Hyperlink"/>
@@ -23980,7 +24060,7 @@
           <w:numId w:val="1132"/>
         </w:numPr>
       </w:pPr>
-      <w:hyperlink r:id="rId915">
+      <w:hyperlink r:id="rId931">
         <w:r>
           <w:rPr>
             <w:rStyle w:val="Hyperlink"/>
@@ -23994,7 +24074,7 @@
       <w:r>
         <w:t xml:space="preserve">(</w:t>
       </w:r>
-      <w:hyperlink r:id="rId916">
+      <w:hyperlink r:id="rId932">
         <w:r>
           <w:rPr>
             <w:rStyle w:val="Hyperlink"/>
@@ -24038,7 +24118,7 @@
           <w:numId w:val="1132"/>
         </w:numPr>
       </w:pPr>
-      <w:hyperlink r:id="rId917">
+      <w:hyperlink r:id="rId933">
         <w:r>
           <w:rPr>
             <w:rStyle w:val="Hyperlink"/>
@@ -24052,7 +24132,7 @@
       <w:r>
         <w:t xml:space="preserve">(</w:t>
       </w:r>
-      <w:hyperlink r:id="rId918">
+      <w:hyperlink r:id="rId934">
         <w:r>
           <w:rPr>
             <w:rStyle w:val="Hyperlink"/>
@@ -24090,7 +24170,7 @@
           <w:numId w:val="1132"/>
         </w:numPr>
       </w:pPr>
-      <w:hyperlink r:id="rId919">
+      <w:hyperlink r:id="rId935">
         <w:r>
           <w:rPr>
             <w:rStyle w:val="Hyperlink"/>
@@ -24104,7 +24184,7 @@
       <w:r>
         <w:t xml:space="preserve">(</w:t>
       </w:r>
-      <w:hyperlink r:id="rId920">
+      <w:hyperlink r:id="rId936">
         <w:r>
           <w:rPr>
             <w:rStyle w:val="Hyperlink"/>
@@ -24154,7 +24234,7 @@
           <w:numId w:val="1132"/>
         </w:numPr>
       </w:pPr>
-      <w:hyperlink r:id="rId921">
+      <w:hyperlink r:id="rId937">
         <w:r>
           <w:rPr>
             <w:rStyle w:val="Hyperlink"/>
@@ -24168,7 +24248,7 @@
       <w:r>
         <w:t xml:space="preserve">(</w:t>
       </w:r>
-      <w:hyperlink r:id="rId922">
+      <w:hyperlink r:id="rId938">
         <w:r>
           <w:rPr>
             <w:rStyle w:val="Hyperlink"/>
@@ -24198,8 +24278,8 @@
         <w:t xml:space="preserve">and curated reading lists organized by career stage.</w:t>
       </w:r>
     </w:p>
-    <w:bookmarkEnd w:id="923"/>
-    <w:bookmarkStart w:id="925" w:name="sec-reading-watching-list"/>
+    <w:bookmarkEnd w:id="939"/>
+    <w:bookmarkStart w:id="941" w:name="sec-reading-watching-list"/>
     <w:p>
       <w:pPr>
         <w:pStyle w:val="Heading2"/>
@@ -24216,7 +24296,7 @@
           <w:numId w:val="1133"/>
         </w:numPr>
       </w:pPr>
-      <w:hyperlink r:id="rId924">
+      <w:hyperlink r:id="rId940">
         <w:r>
           <w:rPr>
             <w:rStyle w:val="Hyperlink"/>
@@ -24256,9 +24336,9 @@
         <w:br w:type="page"/>
       </w:r>
     </w:p>
-    <w:bookmarkEnd w:id="925"/>
-    <w:bookmarkEnd w:id="926"/>
-    <w:bookmarkStart w:id="961" w:name="professional-development"/>
+    <w:bookmarkEnd w:id="941"/>
+    <w:bookmarkEnd w:id="942"/>
+    <w:bookmarkStart w:id="977" w:name="professional-development"/>
     <w:p>
       <w:pPr>
         <w:pStyle w:val="Heading1"/>
@@ -24267,7 +24347,7 @@
         <w:t xml:space="preserve">22. Professional Development</w:t>
       </w:r>
     </w:p>
-    <w:bookmarkStart w:id="927" w:name="mentoring-philosophy"/>
+    <w:bookmarkStart w:id="943" w:name="mentoring-philosophy"/>
     <w:p>
       <w:pPr>
         <w:pStyle w:val="Heading2"/>
@@ -24344,8 +24424,8 @@
         <w:t xml:space="preserve">Support for both research and career development</w:t>
       </w:r>
     </w:p>
-    <w:bookmarkEnd w:id="927"/>
-    <w:bookmarkStart w:id="930" w:name="individual-development-plans"/>
+    <w:bookmarkEnd w:id="943"/>
+    <w:bookmarkStart w:id="946" w:name="individual-development-plans"/>
     <w:p>
       <w:pPr>
         <w:pStyle w:val="Heading2"/>
@@ -24438,7 +24518,7 @@
           <w:numId w:val="1136"/>
         </w:numPr>
       </w:pPr>
-      <w:hyperlink r:id="rId928">
+      <w:hyperlink r:id="rId944">
         <w:r>
           <w:rPr>
             <w:rStyle w:val="Hyperlink"/>
@@ -24455,7 +24535,7 @@
           <w:numId w:val="1136"/>
         </w:numPr>
       </w:pPr>
-      <w:hyperlink r:id="rId929">
+      <w:hyperlink r:id="rId945">
         <w:r>
           <w:rPr>
             <w:rStyle w:val="Hyperlink"/>
@@ -24464,8 +24544,8 @@
         </w:r>
       </w:hyperlink>
     </w:p>
-    <w:bookmarkEnd w:id="930"/>
-    <w:bookmarkStart w:id="935" w:name="sec-hidden-curriculum"/>
+    <w:bookmarkEnd w:id="946"/>
+    <w:bookmarkStart w:id="951" w:name="sec-hidden-curriculum"/>
     <w:p>
       <w:pPr>
         <w:pStyle w:val="Heading2"/>
@@ -24530,7 +24610,7 @@
         <w:t xml:space="preserve">to academic opportunities for scholars from all backgrounds.</w:t>
       </w:r>
     </w:p>
-    <w:bookmarkStart w:id="931" w:name="sec-managing-up"/>
+    <w:bookmarkStart w:id="947" w:name="sec-managing-up"/>
     <w:p>
       <w:pPr>
         <w:pStyle w:val="Heading3"/>
@@ -24646,8 +24726,8 @@
         <w:t xml:space="preserve">No single mentor can meet all training, professional, and personal needs.</w:t>
       </w:r>
     </w:p>
-    <w:bookmarkEnd w:id="931"/>
-    <w:bookmarkStart w:id="932" w:name="sec-imposter-feelings"/>
+    <w:bookmarkEnd w:id="947"/>
+    <w:bookmarkStart w:id="948" w:name="sec-imposter-feelings"/>
     <w:p>
       <w:pPr>
         <w:pStyle w:val="Heading3"/>
@@ -24775,8 +24855,8 @@
         <w:t xml:space="preserve">Seek out campus health and counseling resources when facing persistent stress.</w:t>
       </w:r>
     </w:p>
-    <w:bookmarkEnd w:id="932"/>
-    <w:bookmarkStart w:id="933" w:name="sec-demystifying-publishing"/>
+    <w:bookmarkEnd w:id="948"/>
+    <w:bookmarkStart w:id="949" w:name="sec-demystifying-publishing"/>
     <w:p>
       <w:pPr>
         <w:pStyle w:val="Heading3"/>
@@ -24906,8 +24986,8 @@
         <w:t xml:space="preserve">and contribution roles early in every project and revisit them regularly.</w:t>
       </w:r>
     </w:p>
-    <w:bookmarkEnd w:id="933"/>
-    <w:bookmarkStart w:id="934" w:name="sec-strategic-networking"/>
+    <w:bookmarkEnd w:id="949"/>
+    <w:bookmarkStart w:id="950" w:name="sec-strategic-networking"/>
     <w:p>
       <w:pPr>
         <w:pStyle w:val="Heading3"/>
@@ -25005,9 +25085,9 @@
         <w:t xml:space="preserve">reviewers, and lifelong allies.</w:t>
       </w:r>
     </w:p>
-    <w:bookmarkEnd w:id="934"/>
-    <w:bookmarkEnd w:id="935"/>
-    <w:bookmarkStart w:id="941" w:name="presentations-and-conferences"/>
+    <w:bookmarkEnd w:id="950"/>
+    <w:bookmarkEnd w:id="951"/>
+    <w:bookmarkStart w:id="957" w:name="presentations-and-conferences"/>
     <w:p>
       <w:pPr>
         <w:pStyle w:val="Heading2"/>
@@ -25074,7 +25154,7 @@
       <w:r>
         <w:t xml:space="preserve"> </w:t>
       </w:r>
-      <w:hyperlink r:id="rId936">
+      <w:hyperlink r:id="rId952">
         <w:r>
           <w:rPr>
             <w:rStyle w:val="Hyperlink"/>
@@ -25101,7 +25181,7 @@
         <w:t xml:space="preserve">Funding for conferences depends on availability and should be discussed in advance</w:t>
       </w:r>
     </w:p>
-    <w:bookmarkStart w:id="937" w:name="sec-slide-deck-guidelines"/>
+    <w:bookmarkStart w:id="953" w:name="sec-slide-deck-guidelines"/>
     <w:p>
       <w:pPr>
         <w:pStyle w:val="Heading3"/>
@@ -25360,8 +25440,8 @@
         <w:t xml:space="preserve">from the back of a large room or on low-resolution projector displays.</w:t>
       </w:r>
     </w:p>
-    <w:bookmarkEnd w:id="937"/>
-    <w:bookmarkStart w:id="940" w:name="sec-presentation-resources"/>
+    <w:bookmarkEnd w:id="953"/>
+    <w:bookmarkStart w:id="956" w:name="sec-presentation-resources"/>
     <w:p>
       <w:pPr>
         <w:pStyle w:val="Heading3"/>
@@ -25378,7 +25458,7 @@
           <w:numId w:val="1143"/>
         </w:numPr>
       </w:pPr>
-      <w:hyperlink r:id="rId938">
+      <w:hyperlink r:id="rId954">
         <w:r>
           <w:rPr>
             <w:rStyle w:val="Hyperlink"/>
@@ -25395,7 +25475,7 @@
           <w:numId w:val="1143"/>
         </w:numPr>
       </w:pPr>
-      <w:hyperlink r:id="rId896">
+      <w:hyperlink r:id="rId912">
         <w:r>
           <w:rPr>
             <w:rStyle w:val="Hyperlink"/>
@@ -25412,7 +25492,7 @@
           <w:numId w:val="1143"/>
         </w:numPr>
       </w:pPr>
-      <w:hyperlink r:id="rId939">
+      <w:hyperlink r:id="rId955">
         <w:r>
           <w:rPr>
             <w:rStyle w:val="Hyperlink"/>
@@ -25429,7 +25509,7 @@
           <w:numId w:val="1143"/>
         </w:numPr>
       </w:pPr>
-      <w:hyperlink r:id="rId898">
+      <w:hyperlink r:id="rId914">
         <w:r>
           <w:rPr>
             <w:rStyle w:val="Hyperlink"/>
@@ -25438,9 +25518,9 @@
         </w:r>
       </w:hyperlink>
     </w:p>
-    <w:bookmarkEnd w:id="940"/>
-    <w:bookmarkEnd w:id="941"/>
-    <w:bookmarkStart w:id="945" w:name="scientific-figures-1"/>
+    <w:bookmarkEnd w:id="956"/>
+    <w:bookmarkEnd w:id="957"/>
+    <w:bookmarkStart w:id="961" w:name="scientific-figures-1"/>
     <w:p>
       <w:pPr>
         <w:pStyle w:val="Heading2"/>
@@ -25519,7 +25599,7 @@
       <w:r>
         <w:t xml:space="preserve"> </w:t>
       </w:r>
-      <w:hyperlink r:id="rId942">
+      <w:hyperlink r:id="rId958">
         <w:r>
           <w:rPr>
             <w:rStyle w:val="Hyperlink"/>
@@ -25536,7 +25616,7 @@
       <w:r>
         <w:t xml:space="preserve"> </w:t>
       </w:r>
-      <w:hyperlink r:id="rId943">
+      <w:hyperlink r:id="rId959">
         <w:r>
           <w:rPr>
             <w:rStyle w:val="Hyperlink"/>
@@ -25616,7 +25696,7 @@
           <w:numId w:val="1145"/>
         </w:numPr>
       </w:pPr>
-      <w:hyperlink r:id="rId944">
+      <w:hyperlink r:id="rId960">
         <w:r>
           <w:rPr>
             <w:rStyle w:val="Hyperlink"/>
@@ -25625,8 +25705,8 @@
         </w:r>
       </w:hyperlink>
     </w:p>
-    <w:bookmarkEnd w:id="945"/>
-    <w:bookmarkStart w:id="947" w:name="grant-writing"/>
+    <w:bookmarkEnd w:id="961"/>
+    <w:bookmarkStart w:id="963" w:name="grant-writing"/>
     <w:p>
       <w:pPr>
         <w:pStyle w:val="Heading2"/>
@@ -25703,7 +25783,7 @@
           <w:numId w:val="1147"/>
         </w:numPr>
       </w:pPr>
-      <w:hyperlink r:id="rId903">
+      <w:hyperlink r:id="rId919">
         <w:r>
           <w:rPr>
             <w:rStyle w:val="Hyperlink"/>
@@ -25720,7 +25800,7 @@
           <w:numId w:val="1147"/>
         </w:numPr>
       </w:pPr>
-      <w:hyperlink r:id="rId946">
+      <w:hyperlink r:id="rId962">
         <w:r>
           <w:rPr>
             <w:rStyle w:val="Hyperlink"/>
@@ -25737,7 +25817,7 @@
           <w:numId w:val="1147"/>
         </w:numPr>
       </w:pPr>
-      <w:hyperlink r:id="rId904">
+      <w:hyperlink r:id="rId920">
         <w:r>
           <w:rPr>
             <w:rStyle w:val="Hyperlink"/>
@@ -25746,8 +25826,8 @@
         </w:r>
       </w:hyperlink>
     </w:p>
-    <w:bookmarkEnd w:id="947"/>
-    <w:bookmarkStart w:id="958" w:name="sec-dissertation-requirements"/>
+    <w:bookmarkEnd w:id="963"/>
+    <w:bookmarkStart w:id="974" w:name="sec-dissertation-requirements"/>
     <w:p>
       <w:pPr>
         <w:pStyle w:val="Heading2"/>
@@ -25776,7 +25856,7 @@
         <w:t xml:space="preserve">but it doesn’t need to be your magnum opus.</w:t>
       </w:r>
     </w:p>
-    <w:bookmarkStart w:id="948" w:name="review-previous-dissertations"/>
+    <w:bookmarkStart w:id="964" w:name="review-previous-dissertations"/>
     <w:p>
       <w:pPr>
         <w:pStyle w:val="Heading3"/>
@@ -25867,8 +25947,8 @@
         <w:t xml:space="preserve">making it easy to access recent examples from your program.</w:t>
       </w:r>
     </w:p>
-    <w:bookmarkEnd w:id="948"/>
-    <w:bookmarkStart w:id="949" w:name="publication-requirements"/>
+    <w:bookmarkEnd w:id="964"/>
+    <w:bookmarkStart w:id="965" w:name="publication-requirements"/>
     <w:p>
       <w:pPr>
         <w:pStyle w:val="Heading3"/>
@@ -25971,8 +26051,8 @@
         <w:t xml:space="preserve">Readiness for an academic or research career</w:t>
       </w:r>
     </w:p>
-    <w:bookmarkEnd w:id="949"/>
-    <w:bookmarkStart w:id="950" w:name="external-validation-and-fast-tracking"/>
+    <w:bookmarkEnd w:id="965"/>
+    <w:bookmarkStart w:id="966" w:name="external-validation-and-fast-tracking"/>
     <w:p>
       <w:pPr>
         <w:pStyle w:val="Heading3"/>
@@ -26051,8 +26131,8 @@
         <w:t xml:space="preserve">or nonprofit sectors.</w:t>
       </w:r>
     </w:p>
-    <w:bookmarkEnd w:id="950"/>
-    <w:bookmarkStart w:id="954" w:name="Xf7e5f1b0b64a3c55df6fef626e920eee1335225"/>
+    <w:bookmarkEnd w:id="966"/>
+    <w:bookmarkStart w:id="970" w:name="Xf7e5f1b0b64a3c55df6fef626e920eee1335225"/>
     <w:p>
       <w:pPr>
         <w:pStyle w:val="Heading3"/>
@@ -26071,7 +26151,7 @@
       <w:r>
         <w:t xml:space="preserve"> </w:t>
       </w:r>
-      <w:hyperlink r:id="rId951">
+      <w:hyperlink r:id="rId967">
         <w:r>
           <w:rPr>
             <w:rStyle w:val="Hyperlink"/>
@@ -26094,7 +26174,7 @@
       <w:r>
         <w:t xml:space="preserve"> </w:t>
       </w:r>
-      <w:hyperlink r:id="rId952">
+      <w:hyperlink r:id="rId968">
         <w:r>
           <w:rPr>
             <w:rStyle w:val="Hyperlink"/>
@@ -26114,7 +26194,7 @@
       <w:r>
         <w:t xml:space="preserve"> </w:t>
       </w:r>
-      <w:hyperlink r:id="rId953">
+      <w:hyperlink r:id="rId969">
         <w:r>
           <w:rPr>
             <w:rStyle w:val="Hyperlink"/>
@@ -26239,8 +26319,8 @@
         <w:t xml:space="preserve">It just needs to constitute incremental progress in your field</w:t>
       </w:r>
     </w:p>
-    <w:bookmarkEnd w:id="954"/>
-    <w:bookmarkStart w:id="955" w:name="setting-realistic-expectations"/>
+    <w:bookmarkEnd w:id="970"/>
+    <w:bookmarkStart w:id="971" w:name="setting-realistic-expectations"/>
     <w:p>
       <w:pPr>
         <w:pStyle w:val="Heading3"/>
@@ -26355,8 +26435,8 @@
         <w:t xml:space="preserve">no less.</w:t>
       </w:r>
     </w:p>
-    <w:bookmarkEnd w:id="955"/>
-    <w:bookmarkStart w:id="957" w:name="resources-1"/>
+    <w:bookmarkEnd w:id="971"/>
+    <w:bookmarkStart w:id="973" w:name="resources-1"/>
     <w:p>
       <w:pPr>
         <w:pStyle w:val="Heading3"/>
@@ -26385,7 +26465,7 @@
           <w:numId w:val="1152"/>
         </w:numPr>
       </w:pPr>
-      <w:hyperlink r:id="rId956">
+      <w:hyperlink r:id="rId972">
         <w:r>
           <w:rPr>
             <w:rStyle w:val="Hyperlink"/>
@@ -26400,9 +26480,9 @@
         <w:t xml:space="preserve">- Quarto extension for creating masters or PhD theses with professional LaTeX formatting</w:t>
       </w:r>
     </w:p>
-    <w:bookmarkEnd w:id="957"/>
-    <w:bookmarkEnd w:id="958"/>
-    <w:bookmarkStart w:id="959" w:name="teaching-and-outreach"/>
+    <w:bookmarkEnd w:id="973"/>
+    <w:bookmarkEnd w:id="974"/>
+    <w:bookmarkStart w:id="975" w:name="teaching-and-outreach"/>
     <w:p>
       <w:pPr>
         <w:pStyle w:val="Heading2"/>
@@ -26465,7 +26545,7 @@
       <w:r>
         <w:t xml:space="preserve"> </w:t>
       </w:r>
-      <w:hyperlink r:id="rId728">
+      <w:hyperlink r:id="rId744">
         <w:r>
           <w:rPr>
             <w:rStyle w:val="Hyperlink"/>
@@ -26482,7 +26562,7 @@
       <w:r>
         <w:t xml:space="preserve"> </w:t>
       </w:r>
-      <w:hyperlink r:id="rId840">
+      <w:hyperlink r:id="rId856">
         <w:r>
           <w:rPr>
             <w:rStyle w:val="Hyperlink"/>
@@ -26497,8 +26577,8 @@
         <w:t xml:space="preserve">provides a comprehensive catalog of available resources.</w:t>
       </w:r>
     </w:p>
-    <w:bookmarkEnd w:id="959"/>
-    <w:bookmarkStart w:id="960" w:name="networking"/>
+    <w:bookmarkEnd w:id="975"/>
+    <w:bookmarkStart w:id="976" w:name="networking"/>
     <w:p>
       <w:pPr>
         <w:pStyle w:val="Heading2"/>
@@ -26568,9 +26648,9 @@
         <w:br w:type="page"/>
       </w:r>
     </w:p>
-    <w:bookmarkEnd w:id="960"/>
-    <w:bookmarkEnd w:id="961"/>
-    <w:bookmarkStart w:id="969" w:name="sec-writing"/>
+    <w:bookmarkEnd w:id="976"/>
+    <w:bookmarkEnd w:id="977"/>
+    <w:bookmarkStart w:id="985" w:name="sec-writing"/>
     <w:p>
       <w:pPr>
         <w:pStyle w:val="Heading1"/>
@@ -26579,7 +26659,7 @@
         <w:t xml:space="preserve">23. Writing</w:t>
       </w:r>
     </w:p>
-    <w:bookmarkStart w:id="962" w:name="writing-to-clarify-your-thinking"/>
+    <w:bookmarkStart w:id="978" w:name="writing-to-clarify-your-thinking"/>
     <w:p>
       <w:pPr>
         <w:pStyle w:val="Heading2"/>
@@ -26697,8 +26777,8 @@
         <w:t xml:space="preserve">.</w:t>
       </w:r>
     </w:p>
-    <w:bookmarkEnd w:id="962"/>
-    <w:bookmarkStart w:id="964" w:name="sec-plain-prose"/>
+    <w:bookmarkEnd w:id="978"/>
+    <w:bookmarkStart w:id="980" w:name="sec-plain-prose"/>
     <w:p>
       <w:pPr>
         <w:pStyle w:val="Heading2"/>
@@ -26750,7 +26830,7 @@
       <w:r>
         <w:t xml:space="preserve"> </w:t>
       </w:r>
-      <w:hyperlink r:id="rId963">
+      <w:hyperlink r:id="rId979">
         <w:r>
           <w:rPr>
             <w:rStyle w:val="Hyperlink"/>
@@ -27069,8 +27149,8 @@
         <w:t xml:space="preserve">Never trade an honest hedge for false confidence.</w:t>
       </w:r>
     </w:p>
-    <w:bookmarkEnd w:id="964"/>
-    <w:bookmarkStart w:id="965" w:name="sec-ai-tells"/>
+    <w:bookmarkEnd w:id="980"/>
+    <w:bookmarkStart w:id="981" w:name="sec-ai-tells"/>
     <w:p>
       <w:pPr>
         <w:pStyle w:val="Heading2"/>
@@ -27374,8 +27454,8 @@
         <w:t xml:space="preserve">Code, terse status lines, and short conversational replies are exempt.</w:t>
       </w:r>
     </w:p>
-    <w:bookmarkEnd w:id="965"/>
-    <w:bookmarkStart w:id="968" w:name="sec-show-dont-tell"/>
+    <w:bookmarkEnd w:id="981"/>
+    <w:bookmarkStart w:id="984" w:name="sec-show-dont-tell"/>
     <w:p>
       <w:pPr>
         <w:pStyle w:val="Heading2"/>
@@ -27463,7 +27543,7 @@
         <w:t xml:space="preserve">favor concrete visual evidence and direct demonstration over dense verbal exposition.</w:t>
       </w:r>
     </w:p>
-    <w:bookmarkStart w:id="966" w:name="in-scientific-manuscripts-and-reports"/>
+    <w:bookmarkStart w:id="982" w:name="in-scientific-manuscripts-and-reports"/>
     <w:p>
       <w:pPr>
         <w:pStyle w:val="Heading3"/>
@@ -27562,8 +27642,8 @@
         <w:t xml:space="preserve">and workflow schematics clarify methodological structures much faster than textual descriptions alone.</w:t>
       </w:r>
     </w:p>
-    <w:bookmarkEnd w:id="966"/>
-    <w:bookmarkStart w:id="967" w:name="in-conference-and-lab-presentations"/>
+    <w:bookmarkEnd w:id="982"/>
+    <w:bookmarkStart w:id="983" w:name="in-conference-and-lab-presentations"/>
     <w:p>
       <w:pPr>
         <w:pStyle w:val="Heading3"/>
@@ -27691,10 +27771,10 @@
         <w:br w:type="page"/>
       </w:r>
     </w:p>
-    <w:bookmarkEnd w:id="967"/>
-    <w:bookmarkEnd w:id="968"/>
-    <w:bookmarkEnd w:id="969"/>
-    <w:bookmarkStart w:id="985" w:name="manuscript-preparation-and-publication"/>
+    <w:bookmarkEnd w:id="983"/>
+    <w:bookmarkEnd w:id="984"/>
+    <w:bookmarkEnd w:id="985"/>
+    <w:bookmarkStart w:id="1001" w:name="manuscript-preparation-and-publication"/>
     <w:p>
       <w:pPr>
         <w:pStyle w:val="Heading1"/>
@@ -27703,7 +27783,7 @@
         <w:t xml:space="preserve">24. Manuscript Preparation and Publication</w:t>
       </w:r>
     </w:p>
-    <w:bookmarkStart w:id="970" w:name="publication-process"/>
+    <w:bookmarkStart w:id="986" w:name="publication-process"/>
     <w:p>
       <w:pPr>
         <w:pStyle w:val="Heading2"/>
@@ -27872,8 +27952,8 @@
         <w:t xml:space="preserve">: Celebrate and share!</w:t>
       </w:r>
     </w:p>
-    <w:bookmarkEnd w:id="970"/>
-    <w:bookmarkStart w:id="973" w:name="sec-responding-to-peer-review"/>
+    <w:bookmarkEnd w:id="986"/>
+    <w:bookmarkStart w:id="989" w:name="sec-responding-to-peer-review"/>
     <w:p>
       <w:pPr>
         <w:pStyle w:val="Heading2"/>
@@ -27904,7 +27984,7 @@
       <w:r>
         <w:t xml:space="preserve"> </w:t>
       </w:r>
-      <w:hyperlink r:id="rId971">
+      <w:hyperlink r:id="rId987">
         <w:r>
           <w:rPr>
             <w:rStyle w:val="Hyperlink"/>
@@ -28147,7 +28227,7 @@
       <w:r>
         <w:t xml:space="preserve"> </w:t>
       </w:r>
-      <w:hyperlink r:id="rId972">
+      <w:hyperlink r:id="rId988">
         <w:r>
           <w:rPr>
             <w:rStyle w:val="Hyperlink"/>
@@ -28231,8 +28311,8 @@
         <w:t xml:space="preserve">If you make changes beyond what the reviewer requested, mention them briefly</w:t>
       </w:r>
     </w:p>
-    <w:bookmarkEnd w:id="973"/>
-    <w:bookmarkStart w:id="976" w:name="preprints-and-open-access"/>
+    <w:bookmarkEnd w:id="989"/>
+    <w:bookmarkStart w:id="992" w:name="preprints-and-open-access"/>
     <w:p>
       <w:pPr>
         <w:pStyle w:val="Heading2"/>
@@ -28255,7 +28335,7 @@
       <w:r>
         <w:t xml:space="preserve"> </w:t>
       </w:r>
-      <w:hyperlink r:id="rId974">
+      <w:hyperlink r:id="rId990">
         <w:r>
           <w:rPr>
             <w:rStyle w:val="Hyperlink"/>
@@ -28272,7 +28352,7 @@
       <w:r>
         <w:t xml:space="preserve"> </w:t>
       </w:r>
-      <w:hyperlink r:id="rId975">
+      <w:hyperlink r:id="rId991">
         <w:r>
           <w:rPr>
             <w:rStyle w:val="Hyperlink"/>
@@ -28327,7 +28407,7 @@
       <w:r>
         <w:t xml:space="preserve"> </w:t>
       </w:r>
-      <w:hyperlink r:id="rId974">
+      <w:hyperlink r:id="rId990">
         <w:r>
           <w:rPr>
             <w:rStyle w:val="Hyperlink"/>
@@ -28339,8 +28419,8 @@
         <w:t xml:space="preserve">.</w:t>
       </w:r>
     </w:p>
-    <w:bookmarkEnd w:id="976"/>
-    <w:bookmarkStart w:id="977" w:name="reporting-checklists"/>
+    <w:bookmarkEnd w:id="992"/>
+    <w:bookmarkStart w:id="993" w:name="reporting-checklists"/>
     <w:p>
       <w:pPr>
         <w:pStyle w:val="Heading2"/>
@@ -28419,8 +28499,8 @@
         <w:t xml:space="preserve">)</w:t>
       </w:r>
     </w:p>
-    <w:bookmarkEnd w:id="977"/>
-    <w:bookmarkStart w:id="978" w:name="manuscript-checklist-1"/>
+    <w:bookmarkEnd w:id="993"/>
+    <w:bookmarkStart w:id="994" w:name="manuscript-checklist-1"/>
     <w:p>
       <w:pPr>
         <w:pStyle w:val="Heading2"/>
@@ -28659,8 +28739,8 @@
         <w:t xml:space="preserve">Author contributions drafted using CRediT Taxonomy</w:t>
       </w:r>
     </w:p>
-    <w:bookmarkEnd w:id="978"/>
-    <w:bookmarkStart w:id="982" w:name="X601c277811850b6b996e665d440b29e734b34e7"/>
+    <w:bookmarkEnd w:id="994"/>
+    <w:bookmarkStart w:id="998" w:name="X601c277811850b6b996e665d440b29e734b34e7"/>
     <w:p>
       <w:pPr>
         <w:pStyle w:val="Heading2"/>
@@ -28718,7 +28798,7 @@
       <w:r>
         <w:t xml:space="preserve"> </w:t>
       </w:r>
-      <w:hyperlink r:id="rId979">
+      <w:hyperlink r:id="rId995">
         <w:r>
           <w:rPr>
             <w:rStyle w:val="VerbatimChar"/>
@@ -28741,7 +28821,7 @@
       <w:r>
         <w:t xml:space="preserve"> </w:t>
       </w:r>
-      <w:hyperlink r:id="rId980">
+      <w:hyperlink r:id="rId996">
         <w:r>
           <w:rPr>
             <w:rStyle w:val="VerbatimChar"/>
@@ -28764,7 +28844,7 @@
       <w:r>
         <w:t xml:space="preserve"> </w:t>
       </w:r>
-      <w:hyperlink r:id="rId981">
+      <w:hyperlink r:id="rId997">
         <w:r>
           <w:rPr>
             <w:rStyle w:val="VerbatimChar"/>
@@ -29137,8 +29217,8 @@
         <w:t xml:space="preserve">while preserving your R workflow.</w:t>
       </w:r>
     </w:p>
-    <w:bookmarkEnd w:id="982"/>
-    <w:bookmarkStart w:id="984" w:name="scientific-writing-claims-and-evidence"/>
+    <w:bookmarkEnd w:id="998"/>
+    <w:bookmarkStart w:id="1000" w:name="scientific-writing-claims-and-evidence"/>
     <w:p>
       <w:pPr>
         <w:pStyle w:val="Heading2"/>
@@ -29440,7 +29520,7 @@
       <w:r>
         <w:t xml:space="preserve"> </w:t>
       </w:r>
-      <w:hyperlink r:id="rId983">
+      <w:hyperlink r:id="rId999">
         <w:r>
           <w:rPr>
             <w:rStyle w:val="Hyperlink"/>
@@ -29496,9 +29576,9 @@
         <w:br w:type="page"/>
       </w:r>
     </w:p>
-    <w:bookmarkEnd w:id="984"/>
-    <w:bookmarkEnd w:id="985"/>
-    <w:bookmarkStart w:id="1049" w:name="references"/>
+    <w:bookmarkEnd w:id="1000"/>
+    <w:bookmarkEnd w:id="1001"/>
+    <w:bookmarkStart w:id="1065" w:name="references"/>
     <w:p>
       <w:pPr>
         <w:pStyle w:val="Heading1"/>
@@ -29507,8 +29587,8 @@
         <w:t xml:space="preserve">References</w:t>
       </w:r>
     </w:p>
-    <w:bookmarkStart w:id="1048" w:name="refs"/>
-    <w:bookmarkStart w:id="987" w:name="ref-abimbola2022"/>
+    <w:bookmarkStart w:id="1064" w:name="refs"/>
+    <w:bookmarkStart w:id="1003" w:name="ref-abimbola2022"/>
     <w:p>
       <w:pPr>
         <w:pStyle w:val="Bibliography"/>
@@ -29544,7 +29624,7 @@
       <w:r>
         <w:t xml:space="preserve"> </w:t>
       </w:r>
-      <w:hyperlink r:id="rId986">
+      <w:hyperlink r:id="rId1002">
         <w:r>
           <w:rPr>
             <w:rStyle w:val="Hyperlink"/>
@@ -29556,8 +29636,8 @@
         <w:t xml:space="preserve">.</w:t>
       </w:r>
     </w:p>
-    <w:bookmarkEnd w:id="987"/>
-    <w:bookmarkStart w:id="989" w:name="ref-baker2019"/>
+    <w:bookmarkEnd w:id="1003"/>
+    <w:bookmarkStart w:id="1005" w:name="ref-baker2019"/>
     <w:p>
       <w:pPr>
         <w:pStyle w:val="Bibliography"/>
@@ -29587,7 +29667,7 @@
       <w:r>
         <w:t xml:space="preserve"> </w:t>
       </w:r>
-      <w:hyperlink r:id="rId988">
+      <w:hyperlink r:id="rId1004">
         <w:r>
           <w:rPr>
             <w:rStyle w:val="Hyperlink"/>
@@ -29599,8 +29679,8 @@
         <w:t xml:space="preserve">.</w:t>
       </w:r>
     </w:p>
-    <w:bookmarkEnd w:id="989"/>
-    <w:bookmarkStart w:id="990" w:name="ref-benjaminchunglab"/>
+    <w:bookmarkEnd w:id="1005"/>
+    <w:bookmarkStart w:id="1006" w:name="ref-benjaminchunglab"/>
     <w:p>
       <w:pPr>
         <w:pStyle w:val="Bibliography"/>
@@ -29624,7 +29704,7 @@
       <w:r>
         <w:t xml:space="preserve"> </w:t>
       </w:r>
-      <w:hyperlink r:id="rId913">
+      <w:hyperlink r:id="rId929">
         <w:r>
           <w:rPr>
             <w:rStyle w:val="Hyperlink"/>
@@ -29636,8 +29716,8 @@
         <w:t xml:space="preserve">.</w:t>
       </w:r>
     </w:p>
-    <w:bookmarkEnd w:id="990"/>
-    <w:bookmarkStart w:id="992" w:name="ref-bryan2023happygit"/>
+    <w:bookmarkEnd w:id="1006"/>
+    <w:bookmarkStart w:id="1008" w:name="ref-bryan2023happygit"/>
     <w:p>
       <w:pPr>
         <w:pStyle w:val="Bibliography"/>
@@ -29661,7 +29741,7 @@
       <w:r>
         <w:t xml:space="preserve"> </w:t>
       </w:r>
-      <w:hyperlink r:id="rId991">
+      <w:hyperlink r:id="rId1007">
         <w:r>
           <w:rPr>
             <w:rStyle w:val="Hyperlink"/>
@@ -29673,8 +29753,8 @@
         <w:t xml:space="preserve">.</w:t>
       </w:r>
     </w:p>
-    <w:bookmarkEnd w:id="992"/>
-    <w:bookmarkStart w:id="994" w:name="ref-crameri2020"/>
+    <w:bookmarkEnd w:id="1008"/>
+    <w:bookmarkStart w:id="1010" w:name="ref-crameri2020"/>
     <w:p>
       <w:pPr>
         <w:pStyle w:val="Bibliography"/>
@@ -29707,7 +29787,7 @@
       <w:r>
         <w:t xml:space="preserve"> </w:t>
       </w:r>
-      <w:hyperlink r:id="rId993">
+      <w:hyperlink r:id="rId1009">
         <w:r>
           <w:rPr>
             <w:rStyle w:val="Hyperlink"/>
@@ -29719,8 +29799,8 @@
         <w:t xml:space="preserve">.</w:t>
       </w:r>
     </w:p>
-    <w:bookmarkEnd w:id="994"/>
-    <w:bookmarkStart w:id="996" w:name="ref-creativecommons"/>
+    <w:bookmarkEnd w:id="1010"/>
+    <w:bookmarkStart w:id="1012" w:name="ref-creativecommons"/>
     <w:p>
       <w:pPr>
         <w:pStyle w:val="Bibliography"/>
@@ -29737,7 +29817,7 @@
       <w:r>
         <w:t xml:space="preserve"> </w:t>
       </w:r>
-      <w:hyperlink r:id="rId995">
+      <w:hyperlink r:id="rId1011">
         <w:r>
           <w:rPr>
             <w:rStyle w:val="Hyperlink"/>
@@ -29749,8 +29829,8 @@
         <w:t xml:space="preserve">.</w:t>
       </w:r>
     </w:p>
-    <w:bookmarkEnd w:id="996"/>
-    <w:bookmarkStart w:id="998" w:name="ref-credit"/>
+    <w:bookmarkEnd w:id="1012"/>
+    <w:bookmarkStart w:id="1014" w:name="ref-credit"/>
     <w:p>
       <w:pPr>
         <w:pStyle w:val="Bibliography"/>
@@ -29767,7 +29847,7 @@
       <w:r>
         <w:t xml:space="preserve"> </w:t>
       </w:r>
-      <w:hyperlink r:id="rId997">
+      <w:hyperlink r:id="rId1013">
         <w:r>
           <w:rPr>
             <w:rStyle w:val="Hyperlink"/>
@@ -29779,8 +29859,8 @@
         <w:t xml:space="preserve">.</w:t>
       </w:r>
     </w:p>
-    <w:bookmarkEnd w:id="998"/>
-    <w:bookmarkStart w:id="1000" w:name="ref-dryad"/>
+    <w:bookmarkEnd w:id="1014"/>
+    <w:bookmarkStart w:id="1016" w:name="ref-dryad"/>
     <w:p>
       <w:pPr>
         <w:pStyle w:val="Bibliography"/>
@@ -29797,7 +29877,7 @@
       <w:r>
         <w:t xml:space="preserve"> </w:t>
       </w:r>
-      <w:hyperlink r:id="rId999">
+      <w:hyperlink r:id="rId1015">
         <w:r>
           <w:rPr>
             <w:rStyle w:val="Hyperlink"/>
@@ -29809,8 +29889,8 @@
         <w:t xml:space="preserve">.</w:t>
       </w:r>
     </w:p>
-    <w:bookmarkEnd w:id="1000"/>
-    <w:bookmarkStart w:id="1001" w:name="ref-equatornetwork"/>
+    <w:bookmarkEnd w:id="1016"/>
+    <w:bookmarkStart w:id="1017" w:name="ref-equatornetwork"/>
     <w:p>
       <w:pPr>
         <w:pStyle w:val="Bibliography"/>
@@ -29839,8 +29919,8 @@
         <w:t xml:space="preserve">.</w:t>
       </w:r>
     </w:p>
-    <w:bookmarkEnd w:id="1001"/>
-    <w:bookmarkStart w:id="1003" w:name="ref-fay2021engineering"/>
+    <w:bookmarkEnd w:id="1017"/>
+    <w:bookmarkStart w:id="1019" w:name="ref-fay2021engineering"/>
     <w:p>
       <w:pPr>
         <w:pStyle w:val="Bibliography"/>
@@ -29864,7 +29944,7 @@
       <w:r>
         <w:t xml:space="preserve"> </w:t>
       </w:r>
-      <w:hyperlink r:id="rId1002">
+      <w:hyperlink r:id="rId1018">
         <w:r>
           <w:rPr>
             <w:rStyle w:val="Hyperlink"/>
@@ -29876,8 +29956,8 @@
         <w:t xml:space="preserve">.</w:t>
       </w:r>
     </w:p>
-    <w:bookmarkEnd w:id="1003"/>
-    <w:bookmarkStart w:id="1005" w:name="ref-plos_data"/>
+    <w:bookmarkEnd w:id="1019"/>
+    <w:bookmarkStart w:id="1021" w:name="ref-plos_data"/>
     <w:p>
       <w:pPr>
         <w:pStyle w:val="Bibliography"/>
@@ -29894,7 +29974,7 @@
       <w:r>
         <w:t xml:space="preserve"> </w:t>
       </w:r>
-      <w:hyperlink r:id="rId1004">
+      <w:hyperlink r:id="rId1020">
         <w:r>
           <w:rPr>
             <w:rStyle w:val="Hyperlink"/>
@@ -29906,8 +29986,8 @@
         <w:t xml:space="preserve">.</w:t>
       </w:r>
     </w:p>
-    <w:bookmarkEnd w:id="1005"/>
-    <w:bookmarkStart w:id="1006" w:name="ref-icmje"/>
+    <w:bookmarkEnd w:id="1021"/>
+    <w:bookmarkStart w:id="1022" w:name="ref-icmje"/>
     <w:p>
       <w:pPr>
         <w:pStyle w:val="Bibliography"/>
@@ -29942,8 +30022,8 @@
         <w:t xml:space="preserve">.</w:t>
       </w:r>
     </w:p>
-    <w:bookmarkEnd w:id="1006"/>
-    <w:bookmarkStart w:id="1008" w:name="ref-lamport2019think"/>
+    <w:bookmarkEnd w:id="1022"/>
+    <w:bookmarkStart w:id="1024" w:name="ref-lamport2019think"/>
     <w:p>
       <w:pPr>
         <w:pStyle w:val="Bibliography"/>
@@ -29967,7 +30047,7 @@
       <w:r>
         <w:t xml:space="preserve"> </w:t>
       </w:r>
-      <w:hyperlink r:id="rId1007">
+      <w:hyperlink r:id="rId1023">
         <w:r>
           <w:rPr>
             <w:rStyle w:val="Hyperlink"/>
@@ -29979,8 +30059,8 @@
         <w:t xml:space="preserve">.</w:t>
       </w:r>
     </w:p>
-    <w:bookmarkEnd w:id="1008"/>
-    <w:bookmarkStart w:id="1009" w:name="ref-medRxiv"/>
+    <w:bookmarkEnd w:id="1024"/>
+    <w:bookmarkStart w:id="1025" w:name="ref-medRxiv"/>
     <w:p>
       <w:pPr>
         <w:pStyle w:val="Bibliography"/>
@@ -29997,7 +30077,7 @@
       <w:r>
         <w:t xml:space="preserve"> </w:t>
       </w:r>
-      <w:hyperlink r:id="rId974">
+      <w:hyperlink r:id="rId990">
         <w:r>
           <w:rPr>
             <w:rStyle w:val="Hyperlink"/>
@@ -30009,8 +30089,8 @@
         <w:t xml:space="preserve">.</w:t>
       </w:r>
     </w:p>
-    <w:bookmarkEnd w:id="1009"/>
-    <w:bookmarkStart w:id="1011" w:name="ref-merali2010"/>
+    <w:bookmarkEnd w:id="1025"/>
+    <w:bookmarkStart w:id="1027" w:name="ref-merali2010"/>
     <w:p>
       <w:pPr>
         <w:pStyle w:val="Bibliography"/>
@@ -30043,7 +30123,7 @@
       <w:r>
         <w:t xml:space="preserve"> </w:t>
       </w:r>
-      <w:hyperlink r:id="rId1010">
+      <w:hyperlink r:id="rId1026">
         <w:r>
           <w:rPr>
             <w:rStyle w:val="Hyperlink"/>
@@ -30055,8 +30135,8 @@
         <w:t xml:space="preserve">.</w:t>
       </w:r>
     </w:p>
-    <w:bookmarkEnd w:id="1011"/>
-    <w:bookmarkStart w:id="1013" w:name="ref-munafo2017"/>
+    <w:bookmarkEnd w:id="1027"/>
+    <w:bookmarkStart w:id="1029" w:name="ref-munafo2017"/>
     <w:p>
       <w:pPr>
         <w:pStyle w:val="Bibliography"/>
@@ -30089,7 +30169,7 @@
       <w:r>
         <w:t xml:space="preserve"> </w:t>
       </w:r>
-      <w:hyperlink r:id="rId1012">
+      <w:hyperlink r:id="rId1028">
         <w:r>
           <w:rPr>
             <w:rStyle w:val="Hyperlink"/>
@@ -30101,8 +30181,8 @@
         <w:t xml:space="preserve">.</w:t>
       </w:r>
     </w:p>
-    <w:bookmarkEnd w:id="1013"/>
-    <w:bookmarkStart w:id="1015" w:name="ref-nuzzo2015"/>
+    <w:bookmarkEnd w:id="1029"/>
+    <w:bookmarkStart w:id="1031" w:name="ref-nuzzo2015"/>
     <w:p>
       <w:pPr>
         <w:pStyle w:val="Bibliography"/>
@@ -30135,7 +30215,7 @@
       <w:r>
         <w:t xml:space="preserve"> </w:t>
       </w:r>
-      <w:hyperlink r:id="rId1014">
+      <w:hyperlink r:id="rId1030">
         <w:r>
           <w:rPr>
             <w:rStyle w:val="Hyperlink"/>
@@ -30147,8 +30227,8 @@
         <w:t xml:space="preserve">.</w:t>
       </w:r>
     </w:p>
-    <w:bookmarkEnd w:id="1015"/>
-    <w:bookmarkStart w:id="1017" w:name="ref-osf"/>
+    <w:bookmarkEnd w:id="1031"/>
+    <w:bookmarkStart w:id="1033" w:name="ref-osf"/>
     <w:p>
       <w:pPr>
         <w:pStyle w:val="Bibliography"/>
@@ -30165,7 +30245,7 @@
       <w:r>
         <w:t xml:space="preserve"> </w:t>
       </w:r>
-      <w:hyperlink r:id="rId1016">
+      <w:hyperlink r:id="rId1032">
         <w:r>
           <w:rPr>
             <w:rStyle w:val="Hyperlink"/>
@@ -30177,8 +30257,8 @@
         <w:t xml:space="preserve">.</w:t>
       </w:r>
     </w:p>
-    <w:bookmarkEnd w:id="1017"/>
-    <w:bookmarkStart w:id="1019" w:name="ref-rougier2014"/>
+    <w:bookmarkEnd w:id="1033"/>
+    <w:bookmarkStart w:id="1035" w:name="ref-rougier2014"/>
     <w:p>
       <w:pPr>
         <w:pStyle w:val="Bibliography"/>
@@ -30211,7 +30291,7 @@
       <w:r>
         <w:t xml:space="preserve"> </w:t>
       </w:r>
-      <w:hyperlink r:id="rId1018">
+      <w:hyperlink r:id="rId1034">
         <w:r>
           <w:rPr>
             <w:rStyle w:val="Hyperlink"/>
@@ -30223,8 +30303,8 @@
         <w:t xml:space="preserve">.</w:t>
       </w:r>
     </w:p>
-    <w:bookmarkEnd w:id="1019"/>
-    <w:bookmarkStart w:id="1021" w:name="ref-silbiger2019"/>
+    <w:bookmarkEnd w:id="1035"/>
+    <w:bookmarkStart w:id="1037" w:name="ref-silbiger2019"/>
     <w:p>
       <w:pPr>
         <w:pStyle w:val="Bibliography"/>
@@ -30254,7 +30334,7 @@
       <w:r>
         <w:t xml:space="preserve"> </w:t>
       </w:r>
-      <w:hyperlink r:id="rId1020">
+      <w:hyperlink r:id="rId1036">
         <w:r>
           <w:rPr>
             <w:rStyle w:val="Hyperlink"/>
@@ -30266,8 +30346,8 @@
         <w:t xml:space="preserve">.</w:t>
       </w:r>
     </w:p>
-    <w:bookmarkEnd w:id="1021"/>
-    <w:bookmarkStart w:id="1023" w:name="ref-slurm-salloc"/>
+    <w:bookmarkEnd w:id="1037"/>
+    <w:bookmarkStart w:id="1039" w:name="ref-slurm-salloc"/>
     <w:p>
       <w:pPr>
         <w:pStyle w:val="Bibliography"/>
@@ -30284,7 +30364,7 @@
       <w:r>
         <w:t xml:space="preserve"> </w:t>
       </w:r>
-      <w:hyperlink r:id="rId1022">
+      <w:hyperlink r:id="rId1038">
         <w:r>
           <w:rPr>
             <w:rStyle w:val="Hyperlink"/>
@@ -30296,8 +30376,8 @@
         <w:t xml:space="preserve">.</w:t>
       </w:r>
     </w:p>
-    <w:bookmarkEnd w:id="1023"/>
-    <w:bookmarkStart w:id="1025" w:name="ref-slurm-sattach"/>
+    <w:bookmarkEnd w:id="1039"/>
+    <w:bookmarkStart w:id="1041" w:name="ref-slurm-sattach"/>
     <w:p>
       <w:pPr>
         <w:pStyle w:val="Bibliography"/>
@@ -30314,7 +30394,7 @@
       <w:r>
         <w:t xml:space="preserve"> </w:t>
       </w:r>
-      <w:hyperlink r:id="rId1024">
+      <w:hyperlink r:id="rId1040">
         <w:r>
           <w:rPr>
             <w:rStyle w:val="Hyperlink"/>
@@ -30326,8 +30406,8 @@
         <w:t xml:space="preserve">.</w:t>
       </w:r>
     </w:p>
-    <w:bookmarkEnd w:id="1025"/>
-    <w:bookmarkStart w:id="1027" w:name="ref-slurm"/>
+    <w:bookmarkEnd w:id="1041"/>
+    <w:bookmarkStart w:id="1043" w:name="ref-slurm"/>
     <w:p>
       <w:pPr>
         <w:pStyle w:val="Bibliography"/>
@@ -30344,7 +30424,7 @@
       <w:r>
         <w:t xml:space="preserve"> </w:t>
       </w:r>
-      <w:hyperlink r:id="rId1026">
+      <w:hyperlink r:id="rId1042">
         <w:r>
           <w:rPr>
             <w:rStyle w:val="Hyperlink"/>
@@ -30356,8 +30436,8 @@
         <w:t xml:space="preserve">.</w:t>
       </w:r>
     </w:p>
-    <w:bookmarkEnd w:id="1027"/>
-    <w:bookmarkStart w:id="1029" w:name="ref-slurm-squeue"/>
+    <w:bookmarkEnd w:id="1043"/>
+    <w:bookmarkStart w:id="1045" w:name="ref-slurm-squeue"/>
     <w:p>
       <w:pPr>
         <w:pStyle w:val="Bibliography"/>
@@ -30374,7 +30454,7 @@
       <w:r>
         <w:t xml:space="preserve"> </w:t>
       </w:r>
-      <w:hyperlink r:id="rId1028">
+      <w:hyperlink r:id="rId1044">
         <w:r>
           <w:rPr>
             <w:rStyle w:val="Hyperlink"/>
@@ -30386,8 +30466,8 @@
         <w:t xml:space="preserve">.</w:t>
       </w:r>
     </w:p>
-    <w:bookmarkEnd w:id="1029"/>
-    <w:bookmarkStart w:id="1031" w:name="ref-slurm-srun"/>
+    <w:bookmarkEnd w:id="1045"/>
+    <w:bookmarkStart w:id="1047" w:name="ref-slurm-srun"/>
     <w:p>
       <w:pPr>
         <w:pStyle w:val="Bibliography"/>
@@ -30404,7 +30484,7 @@
       <w:r>
         <w:t xml:space="preserve"> </w:t>
       </w:r>
-      <w:hyperlink r:id="rId1030">
+      <w:hyperlink r:id="rId1046">
         <w:r>
           <w:rPr>
             <w:rStyle w:val="Hyperlink"/>
@@ -30416,8 +30496,8 @@
         <w:t xml:space="preserve">.</w:t>
       </w:r>
     </w:p>
-    <w:bookmarkEnd w:id="1031"/>
-    <w:bookmarkStart w:id="1033" w:name="ref-openssh-ssh-config"/>
+    <w:bookmarkEnd w:id="1047"/>
+    <w:bookmarkStart w:id="1049" w:name="ref-openssh-ssh-config"/>
     <w:p>
       <w:pPr>
         <w:pStyle w:val="Bibliography"/>
@@ -30434,7 +30514,7 @@
       <w:r>
         <w:t xml:space="preserve"> </w:t>
       </w:r>
-      <w:hyperlink r:id="rId1032">
+      <w:hyperlink r:id="rId1048">
         <w:r>
           <w:rPr>
             <w:rStyle w:val="Hyperlink"/>
@@ -30446,8 +30526,8 @@
         <w:t xml:space="preserve">.</w:t>
       </w:r>
     </w:p>
-    <w:bookmarkEnd w:id="1033"/>
-    <w:bookmarkStart w:id="1035" w:name="ref-openssh-ssh-config-debian"/>
+    <w:bookmarkEnd w:id="1049"/>
+    <w:bookmarkStart w:id="1051" w:name="ref-openssh-ssh-config-debian"/>
     <w:p>
       <w:pPr>
         <w:pStyle w:val="Bibliography"/>
@@ -30464,7 +30544,7 @@
       <w:r>
         <w:t xml:space="preserve"> </w:t>
       </w:r>
-      <w:hyperlink r:id="rId1034">
+      <w:hyperlink r:id="rId1050">
         <w:r>
           <w:rPr>
             <w:rStyle w:val="Hyperlink"/>
@@ -30476,8 +30556,8 @@
         <w:t xml:space="preserve">.</w:t>
       </w:r>
     </w:p>
-    <w:bookmarkEnd w:id="1035"/>
-    <w:bookmarkStart w:id="1037" w:name="ref-stoddart2019"/>
+    <w:bookmarkEnd w:id="1051"/>
+    <w:bookmarkStart w:id="1053" w:name="ref-stoddart2019"/>
     <w:p>
       <w:pPr>
         <w:pStyle w:val="Bibliography"/>
@@ -30507,7 +30587,7 @@
       <w:r>
         <w:t xml:space="preserve"> </w:t>
       </w:r>
-      <w:hyperlink r:id="rId1036">
+      <w:hyperlink r:id="rId1052">
         <w:r>
           <w:rPr>
             <w:rStyle w:val="Hyperlink"/>
@@ -30519,8 +30599,8 @@
         <w:t xml:space="preserve">.</w:t>
       </w:r>
     </w:p>
-    <w:bookmarkEnd w:id="1037"/>
-    <w:bookmarkStart w:id="1039" w:name="ref-vannoorden2021"/>
+    <w:bookmarkEnd w:id="1053"/>
+    <w:bookmarkStart w:id="1055" w:name="ref-vannoorden2021"/>
     <w:p>
       <w:pPr>
         <w:pStyle w:val="Bibliography"/>
@@ -30550,7 +30630,7 @@
       <w:r>
         <w:t xml:space="preserve"> </w:t>
       </w:r>
-      <w:hyperlink r:id="rId1038">
+      <w:hyperlink r:id="rId1054">
         <w:r>
           <w:rPr>
             <w:rStyle w:val="Hyperlink"/>
@@ -30562,8 +30642,8 @@
         <w:t xml:space="preserve">.</w:t>
       </w:r>
     </w:p>
-    <w:bookmarkEnd w:id="1039"/>
-    <w:bookmarkStart w:id="1041" w:name="ref-wickham2019advr"/>
+    <w:bookmarkEnd w:id="1055"/>
+    <w:bookmarkStart w:id="1057" w:name="ref-wickham2019advr"/>
     <w:p>
       <w:pPr>
         <w:pStyle w:val="Bibliography"/>
@@ -30587,7 +30667,7 @@
       <w:r>
         <w:t xml:space="preserve"> </w:t>
       </w:r>
-      <w:hyperlink r:id="rId1040">
+      <w:hyperlink r:id="rId1056">
         <w:r>
           <w:rPr>
             <w:rStyle w:val="Hyperlink"/>
@@ -30599,8 +30679,8 @@
         <w:t xml:space="preserve">.</w:t>
       </w:r>
     </w:p>
-    <w:bookmarkEnd w:id="1041"/>
-    <w:bookmarkStart w:id="1043" w:name="ref-wickham2021shiny"/>
+    <w:bookmarkEnd w:id="1057"/>
+    <w:bookmarkStart w:id="1059" w:name="ref-wickham2021shiny"/>
     <w:p>
       <w:pPr>
         <w:pStyle w:val="Bibliography"/>
@@ -30624,7 +30704,7 @@
       <w:r>
         <w:t xml:space="preserve"> </w:t>
       </w:r>
-      <w:hyperlink r:id="rId1042">
+      <w:hyperlink r:id="rId1058">
         <w:r>
           <w:rPr>
             <w:rStyle w:val="Hyperlink"/>
@@ -30636,8 +30716,8 @@
         <w:t xml:space="preserve">.</w:t>
       </w:r>
     </w:p>
-    <w:bookmarkEnd w:id="1043"/>
-    <w:bookmarkStart w:id="1045" w:name="ref-wickham2023rpkgs"/>
+    <w:bookmarkEnd w:id="1059"/>
+    <w:bookmarkStart w:id="1061" w:name="ref-wickham2023rpkgs"/>
     <w:p>
       <w:pPr>
         <w:pStyle w:val="Bibliography"/>
@@ -30661,7 +30741,7 @@
       <w:r>
         <w:t xml:space="preserve"> </w:t>
       </w:r>
-      <w:hyperlink r:id="rId1044">
+      <w:hyperlink r:id="rId1060">
         <w:r>
           <w:rPr>
             <w:rStyle w:val="Hyperlink"/>
@@ -30673,8 +30753,8 @@
         <w:t xml:space="preserve">.</w:t>
       </w:r>
     </w:p>
-    <w:bookmarkEnd w:id="1045"/>
-    <w:bookmarkStart w:id="1047" w:name="ref-wickham2023r4ds"/>
+    <w:bookmarkEnd w:id="1061"/>
+    <w:bookmarkStart w:id="1063" w:name="ref-wickham2023r4ds"/>
     <w:p>
       <w:pPr>
         <w:pStyle w:val="Bibliography"/>
@@ -30698,7 +30778,7 @@
       <w:r>
         <w:t xml:space="preserve"> </w:t>
       </w:r>
-      <w:hyperlink r:id="rId1046">
+      <w:hyperlink r:id="rId1062">
         <w:r>
           <w:rPr>
             <w:rStyle w:val="Hyperlink"/>
@@ -30710,15 +30790,15 @@
         <w:t xml:space="preserve">.</w:t>
       </w:r>
     </w:p>
-    <w:bookmarkEnd w:id="1047"/>
-    <w:bookmarkEnd w:id="1048"/>
+    <w:bookmarkEnd w:id="1063"/>
+    <w:bookmarkEnd w:id="1064"/>
     <w:p>
       <w:r>
         <w:br w:type="page"/>
       </w:r>
     </w:p>
-    <w:bookmarkEnd w:id="1049"/>
-    <w:bookmarkStart w:id="1051" w:name="sec-appendix-copilot-instructions"/>
+    <w:bookmarkEnd w:id="1065"/>
+    <w:bookmarkStart w:id="1067" w:name="sec-appendix-copilot-instructions"/>
     <w:p>
       <w:pPr>
         <w:pStyle w:val="Heading1"/>
@@ -30758,7 +30838,7 @@
       <w:r>
         <w:t xml:space="preserve"> </w:t>
       </w:r>
-      <w:hyperlink r:id="rId1050">
+      <w:hyperlink r:id="rId1066">
         <w:r>
           <w:rPr>
             <w:rStyle w:val="Hyperlink"/>
@@ -30772,8 +30852,8 @@
         <w:br w:type="page"/>
       </w:r>
     </w:p>
-    <w:bookmarkEnd w:id="1051"/>
-    <w:bookmarkStart w:id="1053" w:name="sec-appendix-copilot-setup-steps"/>
+    <w:bookmarkEnd w:id="1067"/>
+    <w:bookmarkStart w:id="1069" w:name="sec-appendix-copilot-setup-steps"/>
     <w:p>
       <w:pPr>
         <w:pStyle w:val="Heading1"/>
@@ -30813,7 +30893,7 @@
       <w:r>
         <w:t xml:space="preserve"> </w:t>
       </w:r>
-      <w:hyperlink r:id="rId1052">
+      <w:hyperlink r:id="rId1068">
         <w:r>
           <w:rPr>
             <w:rStyle w:val="Hyperlink"/>
@@ -30827,8 +30907,8 @@
         <w:br w:type="page"/>
       </w:r>
     </w:p>
-    <w:bookmarkEnd w:id="1053"/>
-    <w:bookmarkStart w:id="1054" w:name="document-generation-metadata"/>
+    <w:bookmarkEnd w:id="1069"/>
+    <w:bookmarkStart w:id="1070" w:name="document-generation-metadata"/>
     <w:p>
       <w:pPr>
         <w:pStyle w:val="Heading1"/>
@@ -30886,7 +30966,7 @@
         <w:t xml:space="preserve"> </w:t>
       </w:r>
       <w:r>
-        <w:t xml:space="preserve">eed3f0d</w:t>
+        <w:t xml:space="preserve">de33cbe</w:t>
       </w:r>
     </w:p>
     <w:p>
@@ -30908,7 +30988,7 @@
         <w:t xml:space="preserve"> </w:t>
       </w:r>
       <w:r>
-        <w:t xml:space="preserve">eed3f0dcd22587724462b1cb9f9c75c328e5e7d1</w:t>
+        <w:t xml:space="preserve">de33cbe0ccf22472f9f0d8a07f378e2d2eb21acb</w:t>
       </w:r>
     </w:p>
     <w:p>
@@ -30930,7 +31010,7 @@
         <w:t xml:space="preserve"> </w:t>
       </w:r>
       <w:r>
-        <w:t xml:space="preserve">2026-10-10 08:50:44 +0000</w:t>
+        <w:t xml:space="preserve">2026-10-10 09:15:22 +0000</w:t>
       </w:r>
     </w:p>
     <w:p>
@@ -30947,7 +31027,7 @@
         <w:t xml:space="preserve">use this commit information to set up the PR correctly and account for any commits that have been added since this document was generated.</w:t>
       </w:r>
     </w:p>
-    <w:bookmarkEnd w:id="1054"/>
+    <w:bookmarkEnd w:id="1070"/>
     <w:sectPr>
       <w:footnotePr>
         <w:numRestart w:val="eachSect"/>

--- a/pr-preview/pr-551/UCD-SeRG-Lab-Manual.docx
+++ b/pr-preview/pr-551/UCD-SeRG-Lab-Manual.docx
@@ -30966,7 +30966,7 @@
         <w:t xml:space="preserve"> </w:t>
       </w:r>
       <w:r>
-        <w:t xml:space="preserve">de33cbe</w:t>
+        <w:t xml:space="preserve">54907b8</w:t>
       </w:r>
     </w:p>
     <w:p>
@@ -30988,7 +30988,7 @@
         <w:t xml:space="preserve"> </w:t>
       </w:r>
       <w:r>
-        <w:t xml:space="preserve">de33cbe0ccf22472f9f0d8a07f378e2d2eb21acb</w:t>
+        <w:t xml:space="preserve">54907b802e28c125ef72e3ed5aa98aefa82c227f</w:t>
       </w:r>
     </w:p>
     <w:p>
@@ -31010,7 +31010,7 @@
         <w:t xml:space="preserve"> </w:t>
       </w:r>
       <w:r>
-        <w:t xml:space="preserve">2026-10-10 09:15:22 +0000</w:t>
+        <w:t xml:space="preserve">2026-10-10 18:57:36 +0000</w:t>
       </w:r>
     </w:p>
     <w:p>
